--- a/BAO CAO NHOM 6 new.docx
+++ b/BAO CAO NHOM 6 new.docx
@@ -20,7 +20,7 @@
     </w:p>
     <w:p>
       <w:pPr>
-        <w:spacing w:after="600" w:before="0"/>
+        <w:spacing w:after="700" w:before="0"/>
         <w:jc w:val="center"/>
       </w:pPr>
       <w:r>
@@ -38,7 +38,7 @@
     </w:p>
     <w:p>
       <w:pPr>
-        <w:spacing w:after="200" w:before="800"/>
+        <w:spacing w:after="180" w:before="800"/>
         <w:jc w:val="center"/>
       </w:pPr>
       <w:r>
@@ -47,15 +47,15 @@
           <w:b/>
           <w:bCs/>
           <w:color w:val="700F43"/>
-          <w:sz w:val="36"/>
-          <w:szCs w:val="36"/>
+          <w:sz w:val="38"/>
+          <w:szCs w:val="38"/>
         </w:rPr>
         <w:t xml:space="preserve">BÁO CÁO BÀI TẬP LỚN</w:t>
       </w:r>
     </w:p>
     <w:p>
       <w:pPr>
-        <w:spacing w:after="400" w:before="0"/>
+        <w:spacing w:after="500" w:before="0"/>
         <w:jc w:val="center"/>
       </w:pPr>
       <w:r>
@@ -72,7 +72,7 @@
     </w:p>
     <w:p>
       <w:pPr>
-        <w:spacing w:after="100" w:before="400"/>
+        <w:spacing w:after="100" w:before="300"/>
         <w:jc w:val="center"/>
       </w:pPr>
       <w:r>
@@ -83,7 +83,7 @@
           <w:sz w:val="26"/>
           <w:szCs w:val="26"/>
         </w:rPr>
-        <w:t xml:space="preserve">ĐỀ TÀI:</w:t>
+        <w:t xml:space="preserve">ĐỀ TÀI (ĐỀ TÀI SỐ 3):</w:t>
       </w:r>
     </w:p>
     <w:p>
@@ -101,12 +101,12 @@
           <w:szCs w:val="32"/>
         </w:rPr>
         <w:t xml:space="preserve">XÂY DỰNG ỨNG DỤNG NGÂN HÀNG SỐ VÀ VÍ ĐIỆN TỬ
-SEN HỒNG BANK (SENBANK) TRÊN NỀN TẢNG REACT NATIVE</w:t>
-      </w:r>
-    </w:p>
-    <w:p>
-      <w:pPr>
-        <w:spacing w:after="80" w:before="400"/>
+SEN HỒNG BANK (SENBANK) TRÊN NỀN TẢNG REACT NATIVE EXPO</w:t>
+      </w:r>
+    </w:p>
+    <w:p>
+      <w:pPr>
+        <w:spacing w:after="80" w:before="300"/>
         <w:jc w:val="left"/>
       </w:pPr>
       <w:r>
@@ -169,7 +169,7 @@
           <w:sz w:val="24"/>
           <w:szCs w:val="24"/>
         </w:rPr>
-        <w:t xml:space="preserve">1. Bùi Văn Dĩ          - MSSV: 0023414259 (Trưởng nhóm)</w:t>
+        <w:t xml:space="preserve">1. Bùi Văn Dĩ          - MSSV: 0023414259 (Trưởng nhóm - Kiến trúc Mobile &amp; State)</w:t>
       </w:r>
     </w:p>
     <w:p>
@@ -183,7 +183,7 @@
           <w:sz w:val="24"/>
           <w:szCs w:val="24"/>
         </w:rPr>
-        <w:t xml:space="preserve">2. Phạm Văn Tú         - MSSV: 0023410186 (Thành viên)</w:t>
+        <w:t xml:space="preserve">2. Phạm Văn Tú         - MSSV: 0023410186 (Thành viên - Phân hệ Chuyển tiền &amp; Napas)</w:t>
       </w:r>
     </w:p>
     <w:p>
@@ -197,7 +197,7 @@
           <w:sz w:val="24"/>
           <w:szCs w:val="24"/>
         </w:rPr>
-        <w:t xml:space="preserve">3. Nguyễn Thành Nam     - MSSV: 0023410499 (Thành viên)</w:t>
+        <w:t xml:space="preserve">3. Nguyễn Thành Nam     - MSSV: 0023410499 (Thành viên - Quản lý Thẻ &amp; Hóa đơn)</w:t>
       </w:r>
     </w:p>
     <w:p>
@@ -211,12 +211,12 @@
           <w:sz w:val="24"/>
           <w:szCs w:val="24"/>
         </w:rPr>
-        <w:t xml:space="preserve">4. Nguyễn Phi Long      - MSSV: 0023411981 (Thành viên)</w:t>
-      </w:r>
-    </w:p>
-    <w:p>
-      <w:pPr>
-        <w:spacing w:after="0" w:before="600"/>
+        <w:t xml:space="preserve">4. Nguyễn Phi Long      - MSSV: 0023411981 (Thành viên - Trợ giúp, Điều khoản &amp; WebSocket)</w:t>
+      </w:r>
+    </w:p>
+    <w:p>
+      <w:pPr>
+        <w:spacing w:after="0" w:before="500"/>
         <w:jc w:val="center"/>
       </w:pPr>
       <w:r>
@@ -238,7 +238,7 @@
     <w:p>
       <w:pPr>
         <w:pStyle w:val="Heading1"/>
-        <w:spacing w:after="150" w:before="300"/>
+        <w:spacing w:after="160" w:before="320"/>
       </w:pPr>
       <w:r>
         <w:rPr>
@@ -268,7 +268,7 @@
           <w:sz w:val="26"/>
           <w:szCs w:val="26"/>
         </w:rPr>
-        <w:t xml:space="preserve">Trong thời đại công nghệ số 4.0, tài chính số (Fintech) và ngân hàng số (Digital Banking) đã trở thành hạ tầng trọng yếu phục vụ hàng chục triệu người dân mỗi ngày. Người dùng hiện đại đòi hỏi một ứng dụng ngân hàng không chỉ đáp ứng sự an toàn, bảo mật tuyệt đối mà còn phải mang lại trải nghiệm giao diện người dùng (UI/UX) đỉnh cao, mượt mà, trực quan và giàu cảm xúc.</w:t>
+        <w:t xml:space="preserve">Trong bức tranh chuyển đổi số quốc gia, lĩnh vực Tài chính Công nghệ (Fintech) và Ngân hàng số (Digital Banking) đang có những bước chuyển mình mạnh mẽ. Tại Việt Nam, người dùng di động không chỉ mong muốn một công cụ thanh toán đơn thuần mà đòi hỏi một ứng dụng tài chính cá nhân toàn diện: chuyển tiền siêu tốc 24/7, bảo mật nhiều lớp chuẩn quốc tế, quản lý danh mục thẻ thông minh, thanh toán mọi hóa đơn dịch vụ công và trải nghiệm giao diện người dùng (UI/UX) đạt đẳng cấp ngân hàng thương mại cao cấp.</w:t>
       </w:r>
     </w:p>
     <w:p>
@@ -287,7 +287,7 @@
           <w:sz w:val="26"/>
           <w:szCs w:val="26"/>
         </w:rPr>
-        <w:t xml:space="preserve">Nhận thức rõ tầm quan trọng của việc làm chủ công nghệ lập trình thiết bị di động đa nền tảng, Nhóm 6 đã lựa chọn Đề tài 3: "Quản lý chi tiêu cá nhân / Ví điện tử &amp; Tài chính" để xây dựng một sản phẩm hoàn chỉnh mang tên Sen Hồng Bank (SenBank). Dự án được lấy cảm hứng từ biểu tượng Hoa Sen Đồng Tháp – thanh cao, tinh tế nhưng chứa đựng sức mạnh công nghệ đột phá.</w:t>
+        <w:t xml:space="preserve">Nhận thức sâu sắc yêu cầu thực tiễn của môn học "Lập trình Giao diện Di động", Nhóm 6 đã lựa chọn Đề tài số 3: "Quản lý chi tiêu cá nhân / Ví điện tử &amp; Tài chính" với định hướng nâng tầm quy mô thành một hệ thống Ngân hàng số và Ví điện tử hoàn chỉnh mang tên "Sen Hồng Bank (SenBank)". Đề tài được lấy cảm hứng từ biểu tượng Hoa Sen Đồng Tháp kết hợp với tư duy thiết kế phần mềm hiện đại: kiến trúc phân tầng Clean Architecture, React Native Expo 52, TypeScript chặt chẽ, bảo mật JWT Token, chuẩn mã VietQR Napas và đồng bộ dữ liệu thời gian thực qua giao thức WebSocket.</w:t>
       </w:r>
     </w:p>
     <w:p>
@@ -306,13 +306,13 @@
           <w:sz w:val="26"/>
           <w:szCs w:val="26"/>
         </w:rPr>
-        <w:t xml:space="preserve">Không chỉ dừng lại ở các yêu cầu cơ bản của một bài tập môn học, nhóm chúng em đã nỗ lực nghiên cứu, áp dụng các chuẩn kiến trúc công nghệ tiên tiến nhất hiện nay (React Native Expo 52, TypeScript, Spring Boot REST API, WebSocket Realtime Notification, VietQR Napas) để tạo nên một ứng dụng tiệm cận quy mô một sản phẩm Fintech thực tế của doanh nghiệp.</w:t>
+        <w:t xml:space="preserve">Báo cáo này trình bày chi tiết toàn bộ quá trình khảo sát, thiết kế kiến trúc, công nghệ và thư viện áp dụng, phân tích 10 luồng người dùng (User Flows) qua hơn 25 màn hình chức năng và cơ chế kết nối với hệ thống máy chủ Backend Spring Boot.</w:t>
       </w:r>
     </w:p>
     <w:p>
       <w:pPr>
         <w:pStyle w:val="Heading1"/>
-        <w:spacing w:after="150" w:before="300"/>
+        <w:spacing w:after="160" w:before="320"/>
       </w:pPr>
       <w:r>
         <w:rPr>
@@ -323,7 +323,7 @@
           <w:sz w:val="32"/>
           <w:szCs w:val="32"/>
         </w:rPr>
-        <w:t xml:space="preserve">CHƯƠNG 1: TỔNG QUAN ĐỀ TÀI VÀ ĐỐI CHIẾU YÊU CẦU KỸ THUẬT</w:t>
+        <w:t xml:space="preserve">CHƯƠNG 1: TỔNG QUAN VÀ ĐỐI CHIẾU TIÊU CHÍ KỸ THUẬT ĐỀ BÀI</w:t>
       </w:r>
     </w:p>
     <w:p>
@@ -340,7 +340,7 @@
           <w:sz w:val="28"/>
           <w:szCs w:val="28"/>
         </w:rPr>
-        <w:t xml:space="preserve">1.1. Bảng đối chiếu yêu cầu kỹ thuật của đề bài với dự án thực tế</w:t>
+        <w:t xml:space="preserve">1.1. Bảng đối chiếu chi tiết các yêu cầu kỹ thuật bắt buộc</w:t>
       </w:r>
     </w:p>
     <w:p>
@@ -359,7 +359,7 @@
           <w:sz w:val="26"/>
           <w:szCs w:val="26"/>
         </w:rPr>
-        <w:t xml:space="preserve">Dưới đây là bảng đánh giá chi tiết mức độ đáp ứng của ứng dụng Sen Hồng Bank so với toàn bộ yêu cầu kỹ thuật bắt buộc do Giảng viên đề ra:</w:t>
+        <w:t xml:space="preserve">Dưới đây là bảng đánh giá chi tiết mức độ đáp ứng của dự án Sen Hồng Bank đối với toàn bộ các yêu cầu kỹ thuật do Giảng viên đề ra:</w:t>
       </w:r>
     </w:p>
     <w:tbl>
@@ -383,7 +383,7 @@
       <w:tr>
         <w:tc>
           <w:tcPr>
-            <w:tcW w:type="pct" w:w="22%"/>
+            <w:tcW w:type="pct" w:w="20%"/>
             <w:shd w:fill="FCE7F3" w:val="clear"/>
             <w:tcMar>
               <w:top w:type="dxa" w:w="120"/>
@@ -411,7 +411,7 @@
         </w:tc>
         <w:tc>
           <w:tcPr>
-            <w:tcW w:type="pct" w:w="23%"/>
+            <w:tcW w:type="pct" w:w="22%"/>
             <w:shd w:fill="FCE7F3" w:val="clear"/>
             <w:tcMar>
               <w:top w:type="dxa" w:w="120"/>
@@ -439,7 +439,7 @@
         </w:tc>
         <w:tc>
           <w:tcPr>
-            <w:tcW w:type="pct" w:w="43%"/>
+            <w:tcW w:type="pct" w:w="46%"/>
             <w:shd w:fill="FCE7F3" w:val="clear"/>
             <w:tcMar>
               <w:top w:type="dxa" w:w="120"/>
@@ -497,6 +497,34 @@
       <w:tr>
         <w:tc>
           <w:tcPr>
+            <w:tcW w:type="pct" w:w="20%"/>
+            <w:shd w:fill="FFFFFF" w:val="clear"/>
+            <w:tcMar>
+              <w:top w:type="dxa" w:w="120"/>
+              <w:left w:type="dxa" w:w="140"/>
+              <w:bottom w:type="dxa" w:w="120"/>
+              <w:right w:type="dxa" w:w="140"/>
+            </w:tcMar>
+          </w:tcPr>
+          <w:p>
+            <w:pPr>
+              <w:jc w:val="left"/>
+            </w:pPr>
+            <w:r>
+              <w:rPr>
+                <w:rFonts w:ascii="Times New Roman" w:cs="Times New Roman" w:eastAsia="Times New Roman" w:hAnsi="Times New Roman"/>
+                <w:b w:val="false"/>
+                <w:bCs w:val="false"/>
+                <w:color w:val="1E293B"/>
+                <w:sz w:val="22"/>
+                <w:szCs w:val="22"/>
+              </w:rPr>
+              <w:t xml:space="preserve">1. Công nghệ &amp; Framework</w:t>
+            </w:r>
+          </w:p>
+        </w:tc>
+        <w:tc>
+          <w:tcPr>
             <w:tcW w:type="pct" w:w="22%"/>
             <w:shd w:fill="FFFFFF" w:val="clear"/>
             <w:tcMar>
@@ -519,13 +547,13 @@
                 <w:sz w:val="22"/>
                 <w:szCs w:val="22"/>
               </w:rPr>
-              <w:t xml:space="preserve">1. Công nghệ &amp; Framework</w:t>
-            </w:r>
-          </w:p>
-        </w:tc>
-        <w:tc>
-          <w:tcPr>
-            <w:tcW w:type="pct" w:w="23%"/>
+              <w:t xml:space="preserve">React Native (Expo hoặc CLI)</w:t>
+            </w:r>
+          </w:p>
+        </w:tc>
+        <w:tc>
+          <w:tcPr>
+            <w:tcW w:type="pct" w:w="46%"/>
             <w:shd w:fill="FFFFFF" w:val="clear"/>
             <w:tcMar>
               <w:top w:type="dxa" w:w="120"/>
@@ -547,35 +575,7 @@
                 <w:sz w:val="22"/>
                 <w:szCs w:val="22"/>
               </w:rPr>
-              <w:t xml:space="preserve">React Native (Expo hoặc CLI)</w:t>
-            </w:r>
-          </w:p>
-        </w:tc>
-        <w:tc>
-          <w:tcPr>
-            <w:tcW w:type="pct" w:w="43%"/>
-            <w:shd w:fill="FFFFFF" w:val="clear"/>
-            <w:tcMar>
-              <w:top w:type="dxa" w:w="120"/>
-              <w:left w:type="dxa" w:w="140"/>
-              <w:bottom w:type="dxa" w:w="120"/>
-              <w:right w:type="dxa" w:w="140"/>
-            </w:tcMar>
-          </w:tcPr>
-          <w:p>
-            <w:pPr>
-              <w:jc w:val="left"/>
-            </w:pPr>
-            <w:r>
-              <w:rPr>
-                <w:rFonts w:ascii="Times New Roman" w:cs="Times New Roman" w:eastAsia="Times New Roman" w:hAnsi="Times New Roman"/>
-                <w:b w:val="false"/>
-                <w:bCs w:val="false"/>
-                <w:color w:val="1E293B"/>
-                <w:sz w:val="22"/>
-                <w:szCs w:val="22"/>
-              </w:rPr>
-              <w:t xml:space="preserve">React Native (Expo SDK 52), TypeScript nghiêm ngặt, React Native Reanimated 3, SVG Vector</w:t>
+              <w:t xml:space="preserve">React Native 0.81, Expo SDK 52, TypeScript nghiêm ngặt, Reanimated 3, SVG Vector, Native Turbo Modules</w:t>
             </w:r>
           </w:p>
         </w:tc>
@@ -611,6 +611,34 @@
       <w:tr>
         <w:tc>
           <w:tcPr>
+            <w:tcW w:type="pct" w:w="20%"/>
+            <w:shd w:fill="FDF2F8" w:val="clear"/>
+            <w:tcMar>
+              <w:top w:type="dxa" w:w="120"/>
+              <w:left w:type="dxa" w:w="140"/>
+              <w:bottom w:type="dxa" w:w="120"/>
+              <w:right w:type="dxa" w:w="140"/>
+            </w:tcMar>
+          </w:tcPr>
+          <w:p>
+            <w:pPr>
+              <w:jc w:val="left"/>
+            </w:pPr>
+            <w:r>
+              <w:rPr>
+                <w:rFonts w:ascii="Times New Roman" w:cs="Times New Roman" w:eastAsia="Times New Roman" w:hAnsi="Times New Roman"/>
+                <w:b w:val="false"/>
+                <w:bCs w:val="false"/>
+                <w:color w:val="1E293B"/>
+                <w:sz w:val="22"/>
+                <w:szCs w:val="22"/>
+              </w:rPr>
+              <w:t xml:space="preserve">2. Cấu trúc Điều hướng</w:t>
+            </w:r>
+          </w:p>
+        </w:tc>
+        <w:tc>
+          <w:tcPr>
             <w:tcW w:type="pct" w:w="22%"/>
             <w:shd w:fill="FDF2F8" w:val="clear"/>
             <w:tcMar>
@@ -633,13 +661,13 @@
                 <w:sz w:val="22"/>
                 <w:szCs w:val="22"/>
               </w:rPr>
-              <w:t xml:space="preserve">2. Cấu trúc Điều hướng</w:t>
-            </w:r>
-          </w:p>
-        </w:tc>
-        <w:tc>
-          <w:tcPr>
-            <w:tcW w:type="pct" w:w="23%"/>
+              <w:t xml:space="preserve">Đa màn hình (Stack / Tab / Drawer)</w:t>
+            </w:r>
+          </w:p>
+        </w:tc>
+        <w:tc>
+          <w:tcPr>
+            <w:tcW w:type="pct" w:w="46%"/>
             <w:shd w:fill="FDF2F8" w:val="clear"/>
             <w:tcMar>
               <w:top w:type="dxa" w:w="120"/>
@@ -661,35 +689,7 @@
                 <w:sz w:val="22"/>
                 <w:szCs w:val="22"/>
               </w:rPr>
-              <w:t xml:space="preserve">Đa màn hình (Stack / Tab / Drawer)</w:t>
-            </w:r>
-          </w:p>
-        </w:tc>
-        <w:tc>
-          <w:tcPr>
-            <w:tcW w:type="pct" w:w="43%"/>
-            <w:shd w:fill="FDF2F8" w:val="clear"/>
-            <w:tcMar>
-              <w:top w:type="dxa" w:w="120"/>
-              <w:left w:type="dxa" w:w="140"/>
-              <w:bottom w:type="dxa" w:w="120"/>
-              <w:right w:type="dxa" w:w="140"/>
-            </w:tcMar>
-          </w:tcPr>
-          <w:p>
-            <w:pPr>
-              <w:jc w:val="left"/>
-            </w:pPr>
-            <w:r>
-              <w:rPr>
-                <w:rFonts w:ascii="Times New Roman" w:cs="Times New Roman" w:eastAsia="Times New Roman" w:hAnsi="Times New Roman"/>
-                <w:b w:val="false"/>
-                <w:bCs w:val="false"/>
-                <w:color w:val="1E293B"/>
-                <w:sz w:val="22"/>
-                <w:szCs w:val="22"/>
-              </w:rPr>
-              <w:t xml:space="preserve">Kết hợp hoàn hảo: Native Stack Navigator + Custom Glassmorphism Bottom Tabs + Dynamic Header + Side Drawer Menu</w:t>
+              <w:t xml:space="preserve">Kiến trúc phối hợp hoàn hảo: Native Stack Navigator lồng Bottom Tabs Glassmorphism cao cấp, Dynamic Header tự ẩn khi cuộn, Side Drawer Menu</w:t>
             </w:r>
           </w:p>
         </w:tc>
@@ -725,6 +725,34 @@
       <w:tr>
         <w:tc>
           <w:tcPr>
+            <w:tcW w:type="pct" w:w="20%"/>
+            <w:shd w:fill="FFFFFF" w:val="clear"/>
+            <w:tcMar>
+              <w:top w:type="dxa" w:w="120"/>
+              <w:left w:type="dxa" w:w="140"/>
+              <w:bottom w:type="dxa" w:w="120"/>
+              <w:right w:type="dxa" w:w="140"/>
+            </w:tcMar>
+          </w:tcPr>
+          <w:p>
+            <w:pPr>
+              <w:jc w:val="left"/>
+            </w:pPr>
+            <w:r>
+              <w:rPr>
+                <w:rFonts w:ascii="Times New Roman" w:cs="Times New Roman" w:eastAsia="Times New Roman" w:hAnsi="Times New Roman"/>
+                <w:b w:val="false"/>
+                <w:bCs w:val="false"/>
+                <w:color w:val="1E293B"/>
+                <w:sz w:val="22"/>
+                <w:szCs w:val="22"/>
+              </w:rPr>
+              <w:t xml:space="preserve">3. Số lượng màn hình</w:t>
+            </w:r>
+          </w:p>
+        </w:tc>
+        <w:tc>
+          <w:tcPr>
             <w:tcW w:type="pct" w:w="22%"/>
             <w:shd w:fill="FFFFFF" w:val="clear"/>
             <w:tcMar>
@@ -747,13 +775,13 @@
                 <w:sz w:val="22"/>
                 <w:szCs w:val="22"/>
               </w:rPr>
-              <w:t xml:space="preserve">3. Số lượng màn hình</w:t>
-            </w:r>
-          </w:p>
-        </w:tc>
-        <w:tc>
-          <w:tcPr>
-            <w:tcW w:type="pct" w:w="23%"/>
+              <w:t xml:space="preserve">Tối thiểu 5 màn hình</w:t>
+            </w:r>
+          </w:p>
+        </w:tc>
+        <w:tc>
+          <w:tcPr>
+            <w:tcW w:type="pct" w:w="46%"/>
             <w:shd w:fill="FFFFFF" w:val="clear"/>
             <w:tcMar>
               <w:top w:type="dxa" w:w="120"/>
@@ -775,35 +803,7 @@
                 <w:sz w:val="22"/>
                 <w:szCs w:val="22"/>
               </w:rPr>
-              <w:t xml:space="preserve">Tối thiểu 5 màn hình</w:t>
-            </w:r>
-          </w:p>
-        </w:tc>
-        <w:tc>
-          <w:tcPr>
-            <w:tcW w:type="pct" w:w="43%"/>
-            <w:shd w:fill="FFFFFF" w:val="clear"/>
-            <w:tcMar>
-              <w:top w:type="dxa" w:w="120"/>
-              <w:left w:type="dxa" w:w="140"/>
-              <w:bottom w:type="dxa" w:w="120"/>
-              <w:right w:type="dxa" w:w="140"/>
-            </w:tcMar>
-          </w:tcPr>
-          <w:p>
-            <w:pPr>
-              <w:jc w:val="left"/>
-            </w:pPr>
-            <w:r>
-              <w:rPr>
-                <w:rFonts w:ascii="Times New Roman" w:cs="Times New Roman" w:eastAsia="Times New Roman" w:hAnsi="Times New Roman"/>
-                <w:b w:val="false"/>
-                <w:bCs w:val="false"/>
-                <w:color w:val="1E293B"/>
-                <w:sz w:val="22"/>
-                <w:szCs w:val="22"/>
-              </w:rPr>
-              <w:t xml:space="preserve">Hơn 25+ màn hình chức năng nghiệp vụ hoàn chỉnh (Trang chủ, Chuyển tiền Napas, Quét VietQR, Thẻ Visa, Hóa đơn, Báo cáo, Trợ giúp, Điều khoản...)</w:t>
+              <w:t xml:space="preserve">Hơn 25+ màn hình nghiệp vụ hoàn chỉnh: Trang chủ, 5 màn hình Chuyển tiền, Quét VietQR, Thẻ Visa, Hóa đơn Điện/Nước/Net, Nạp/Rút ví, Lịch sử &amp; Báo cáo, Trợ giúp AI, Điều khoản pháp lý...</w:t>
             </w:r>
           </w:p>
         </w:tc>
@@ -839,6 +839,34 @@
       <w:tr>
         <w:tc>
           <w:tcPr>
+            <w:tcW w:type="pct" w:w="20%"/>
+            <w:shd w:fill="FDF2F8" w:val="clear"/>
+            <w:tcMar>
+              <w:top w:type="dxa" w:w="120"/>
+              <w:left w:type="dxa" w:w="140"/>
+              <w:bottom w:type="dxa" w:w="120"/>
+              <w:right w:type="dxa" w:w="140"/>
+            </w:tcMar>
+          </w:tcPr>
+          <w:p>
+            <w:pPr>
+              <w:jc w:val="left"/>
+            </w:pPr>
+            <w:r>
+              <w:rPr>
+                <w:rFonts w:ascii="Times New Roman" w:cs="Times New Roman" w:eastAsia="Times New Roman" w:hAnsi="Times New Roman"/>
+                <w:b w:val="false"/>
+                <w:bCs w:val="false"/>
+                <w:color w:val="1E293B"/>
+                <w:sz w:val="22"/>
+                <w:szCs w:val="22"/>
+              </w:rPr>
+              <w:t xml:space="preserve">4. Trạng thái Dữ liệu</w:t>
+            </w:r>
+          </w:p>
+        </w:tc>
+        <w:tc>
+          <w:tcPr>
             <w:tcW w:type="pct" w:w="22%"/>
             <w:shd w:fill="FDF2F8" w:val="clear"/>
             <w:tcMar>
@@ -861,13 +889,13 @@
                 <w:sz w:val="22"/>
                 <w:szCs w:val="22"/>
               </w:rPr>
-              <w:t xml:space="preserve">4. Trạng thái Dữ liệu</w:t>
-            </w:r>
-          </w:p>
-        </w:tc>
-        <w:tc>
-          <w:tcPr>
-            <w:tcW w:type="pct" w:w="23%"/>
+              <w:t xml:space="preserve">Đầy đủ Loading / Error / Empty State</w:t>
+            </w:r>
+          </w:p>
+        </w:tc>
+        <w:tc>
+          <w:tcPr>
+            <w:tcW w:type="pct" w:w="46%"/>
             <w:shd w:fill="FDF2F8" w:val="clear"/>
             <w:tcMar>
               <w:top w:type="dxa" w:w="120"/>
@@ -889,35 +917,7 @@
                 <w:sz w:val="22"/>
                 <w:szCs w:val="22"/>
               </w:rPr>
-              <w:t xml:space="preserve">Đầy đủ Loading / Error / Empty State</w:t>
-            </w:r>
-          </w:p>
-        </w:tc>
-        <w:tc>
-          <w:tcPr>
-            <w:tcW w:type="pct" w:w="43%"/>
-            <w:shd w:fill="FDF2F8" w:val="clear"/>
-            <w:tcMar>
-              <w:top w:type="dxa" w:w="120"/>
-              <w:left w:type="dxa" w:w="140"/>
-              <w:bottom w:type="dxa" w:w="120"/>
-              <w:right w:type="dxa" w:w="140"/>
-            </w:tcMar>
-          </w:tcPr>
-          <w:p>
-            <w:pPr>
-              <w:jc w:val="left"/>
-            </w:pPr>
-            <w:r>
-              <w:rPr>
-                <w:rFonts w:ascii="Times New Roman" w:cs="Times New Roman" w:eastAsia="Times New Roman" w:hAnsi="Times New Roman"/>
-                <w:b w:val="false"/>
-                <w:bCs w:val="false"/>
-                <w:color w:val="1E293B"/>
-                <w:sz w:val="22"/>
-                <w:szCs w:val="22"/>
-              </w:rPr>
-              <w:t xml:space="preserve">Skeleton loading, Component EmptyState chuyên biệt, Toast bắt lỗi API ngân hàng chuẩn mã (INSUFFICIENT_BALANCE, INVALID_PIN...), Pull-to-refresh mượt mà</w:t>
+              <w:t xml:space="preserve">Skeleton Shimmer Loading, EmptyState component chuyên biệt, Toast mã lỗi ngân hàng (INSUFFICIENT_BALANCE, INVALID_PIN...), Pull-to-refresh mượt mà</w:t>
             </w:r>
           </w:p>
         </w:tc>
@@ -953,6 +953,34 @@
       <w:tr>
         <w:tc>
           <w:tcPr>
+            <w:tcW w:type="pct" w:w="20%"/>
+            <w:shd w:fill="FFFFFF" w:val="clear"/>
+            <w:tcMar>
+              <w:top w:type="dxa" w:w="120"/>
+              <w:left w:type="dxa" w:w="140"/>
+              <w:bottom w:type="dxa" w:w="120"/>
+              <w:right w:type="dxa" w:w="140"/>
+            </w:tcMar>
+          </w:tcPr>
+          <w:p>
+            <w:pPr>
+              <w:jc w:val="left"/>
+            </w:pPr>
+            <w:r>
+              <w:rPr>
+                <w:rFonts w:ascii="Times New Roman" w:cs="Times New Roman" w:eastAsia="Times New Roman" w:hAnsi="Times New Roman"/>
+                <w:b w:val="false"/>
+                <w:bCs w:val="false"/>
+                <w:color w:val="1E293B"/>
+                <w:sz w:val="22"/>
+                <w:szCs w:val="22"/>
+              </w:rPr>
+              <w:t xml:space="preserve">5. Form &amp; Validation</w:t>
+            </w:r>
+          </w:p>
+        </w:tc>
+        <w:tc>
+          <w:tcPr>
             <w:tcW w:type="pct" w:w="22%"/>
             <w:shd w:fill="FFFFFF" w:val="clear"/>
             <w:tcMar>
@@ -975,13 +1003,13 @@
                 <w:sz w:val="22"/>
                 <w:szCs w:val="22"/>
               </w:rPr>
-              <w:t xml:space="preserve">5. Form &amp; Validation</w:t>
-            </w:r>
-          </w:p>
-        </w:tc>
-        <w:tc>
-          <w:tcPr>
-            <w:tcW w:type="pct" w:w="23%"/>
+              <w:t xml:space="preserve">Tối thiểu 1 form có validate rõ ràng</w:t>
+            </w:r>
+          </w:p>
+        </w:tc>
+        <w:tc>
+          <w:tcPr>
+            <w:tcW w:type="pct" w:w="46%"/>
             <w:shd w:fill="FFFFFF" w:val="clear"/>
             <w:tcMar>
               <w:top w:type="dxa" w:w="120"/>
@@ -1003,35 +1031,7 @@
                 <w:sz w:val="22"/>
                 <w:szCs w:val="22"/>
               </w:rPr>
-              <w:t xml:space="preserve">Tối thiểu 1 form nhập có validate rõ ràng</w:t>
-            </w:r>
-          </w:p>
-        </w:tc>
-        <w:tc>
-          <w:tcPr>
-            <w:tcW w:type="pct" w:w="43%"/>
-            <w:shd w:fill="FFFFFF" w:val="clear"/>
-            <w:tcMar>
-              <w:top w:type="dxa" w:w="120"/>
-              <w:left w:type="dxa" w:w="140"/>
-              <w:bottom w:type="dxa" w:w="120"/>
-              <w:right w:type="dxa" w:w="140"/>
-            </w:tcMar>
-          </w:tcPr>
-          <w:p>
-            <w:pPr>
-              <w:jc w:val="left"/>
-            </w:pPr>
-            <w:r>
-              <w:rPr>
-                <w:rFonts w:ascii="Times New Roman" w:cs="Times New Roman" w:eastAsia="Times New Roman" w:hAnsi="Times New Roman"/>
-                <w:b w:val="false"/>
-                <w:bCs w:val="false"/>
-                <w:color w:val="1E293B"/>
-                <w:sz w:val="22"/>
-                <w:szCs w:val="22"/>
-              </w:rPr>
-              <w:t xml:space="preserve">Hàng loạt form chuẩn: Form chuyển tiền (bắt lỗi số dư, hạn mức ngày, STK, mã PIN 6 số), Form tra cứu hóa đơn, Form Đăng nhập &amp; Đổi mật khẩu</w:t>
+              <w:t xml:space="preserve">Chuỗi form nghiệp vụ chuẩn mực: Bắt lỗi số dư, hạn mức ngày/tháng, STK/SĐT người thụ hưởng, PIN 6 số, mã khách hàng hóa đơn, form eKYC</w:t>
             </w:r>
           </w:p>
         </w:tc>
@@ -1067,6 +1067,34 @@
       <w:tr>
         <w:tc>
           <w:tcPr>
+            <w:tcW w:type="pct" w:w="20%"/>
+            <w:shd w:fill="FDF2F8" w:val="clear"/>
+            <w:tcMar>
+              <w:top w:type="dxa" w:w="120"/>
+              <w:left w:type="dxa" w:w="140"/>
+              <w:bottom w:type="dxa" w:w="120"/>
+              <w:right w:type="dxa" w:w="140"/>
+            </w:tcMar>
+          </w:tcPr>
+          <w:p>
+            <w:pPr>
+              <w:jc w:val="left"/>
+            </w:pPr>
+            <w:r>
+              <w:rPr>
+                <w:rFonts w:ascii="Times New Roman" w:cs="Times New Roman" w:eastAsia="Times New Roman" w:hAnsi="Times New Roman"/>
+                <w:b w:val="false"/>
+                <w:bCs w:val="false"/>
+                <w:color w:val="1E293B"/>
+                <w:sz w:val="22"/>
+                <w:szCs w:val="22"/>
+              </w:rPr>
+              <w:t xml:space="preserve">6. Lưu trữ &amp; Backend</w:t>
+            </w:r>
+          </w:p>
+        </w:tc>
+        <w:tc>
+          <w:tcPr>
             <w:tcW w:type="pct" w:w="22%"/>
             <w:shd w:fill="FDF2F8" w:val="clear"/>
             <w:tcMar>
@@ -1089,13 +1117,13 @@
                 <w:sz w:val="22"/>
                 <w:szCs w:val="22"/>
               </w:rPr>
-              <w:t xml:space="preserve">6. Lưu trữ &amp; Dữ liệu Backend</w:t>
-            </w:r>
-          </w:p>
-        </w:tc>
-        <w:tc>
-          <w:tcPr>
-            <w:tcW w:type="pct" w:w="23%"/>
+              <w:t xml:space="preserve">Firebase / SQLite / REST API tự xây</w:t>
+            </w:r>
+          </w:p>
+        </w:tc>
+        <w:tc>
+          <w:tcPr>
+            <w:tcW w:type="pct" w:w="46%"/>
             <w:shd w:fill="FDF2F8" w:val="clear"/>
             <w:tcMar>
               <w:top w:type="dxa" w:w="120"/>
@@ -1117,35 +1145,7 @@
                 <w:sz w:val="22"/>
                 <w:szCs w:val="22"/>
               </w:rPr>
-              <w:t xml:space="preserve">1 trong: Firebase, SQLite, hoặc REST API</w:t>
-            </w:r>
-          </w:p>
-        </w:tc>
-        <w:tc>
-          <w:tcPr>
-            <w:tcW w:type="pct" w:w="43%"/>
-            <w:shd w:fill="FDF2F8" w:val="clear"/>
-            <w:tcMar>
-              <w:top w:type="dxa" w:w="120"/>
-              <w:left w:type="dxa" w:w="140"/>
-              <w:bottom w:type="dxa" w:w="120"/>
-              <w:right w:type="dxa" w:w="140"/>
-            </w:tcMar>
-          </w:tcPr>
-          <w:p>
-            <w:pPr>
-              <w:jc w:val="left"/>
-            </w:pPr>
-            <w:r>
-              <w:rPr>
-                <w:rFonts w:ascii="Times New Roman" w:cs="Times New Roman" w:eastAsia="Times New Roman" w:hAnsi="Times New Roman"/>
-                <w:b w:val="false"/>
-                <w:bCs w:val="false"/>
-                <w:color w:val="1E293B"/>
-                <w:sz w:val="22"/>
-                <w:szCs w:val="22"/>
-              </w:rPr>
-              <w:t xml:space="preserve">REST API Spring Boot đầy đủ JWT Auth, Refresh Token, Idempotency-Key, và WebSocket Realtime Stomp/SockJS đồng bộ biến động số dư, cache VietQR</w:t>
+              <w:t xml:space="preserve">Hệ thống REST API Spring Boot hoàn chỉnh (JWT Bearer, Silent Refresh, Idempotency-Key chống trùng lặp GD), WebSocket Stomp nhận biến động số dư tức thời</w:t>
             </w:r>
           </w:p>
         </w:tc>
@@ -1181,6 +1181,34 @@
       <w:tr>
         <w:tc>
           <w:tcPr>
+            <w:tcW w:type="pct" w:w="20%"/>
+            <w:shd w:fill="FFFFFF" w:val="clear"/>
+            <w:tcMar>
+              <w:top w:type="dxa" w:w="120"/>
+              <w:left w:type="dxa" w:w="140"/>
+              <w:bottom w:type="dxa" w:w="120"/>
+              <w:right w:type="dxa" w:w="140"/>
+            </w:tcMar>
+          </w:tcPr>
+          <w:p>
+            <w:pPr>
+              <w:jc w:val="left"/>
+            </w:pPr>
+            <w:r>
+              <w:rPr>
+                <w:rFonts w:ascii="Times New Roman" w:cs="Times New Roman" w:eastAsia="Times New Roman" w:hAnsi="Times New Roman"/>
+                <w:b w:val="false"/>
+                <w:bCs w:val="false"/>
+                <w:color w:val="1E293B"/>
+                <w:sz w:val="22"/>
+                <w:szCs w:val="22"/>
+              </w:rPr>
+              <w:t xml:space="preserve">7. Giao diện &amp; Thương hiệu</w:t>
+            </w:r>
+          </w:p>
+        </w:tc>
+        <w:tc>
+          <w:tcPr>
             <w:tcW w:type="pct" w:w="22%"/>
             <w:shd w:fill="FFFFFF" w:val="clear"/>
             <w:tcMar>
@@ -1203,13 +1231,13 @@
                 <w:sz w:val="22"/>
                 <w:szCs w:val="22"/>
               </w:rPr>
-              <w:t xml:space="preserve">7. Giao diện &amp; Thương hiệu</w:t>
-            </w:r>
-          </w:p>
-        </w:tc>
-        <w:tc>
-          <w:tcPr>
-            <w:tcW w:type="pct" w:w="23%"/>
+              <w:t xml:space="preserve">Nhất quán, có nhận diện riêng</w:t>
+            </w:r>
+          </w:p>
+        </w:tc>
+        <w:tc>
+          <w:tcPr>
+            <w:tcW w:type="pct" w:w="46%"/>
             <w:shd w:fill="FFFFFF" w:val="clear"/>
             <w:tcMar>
               <w:top w:type="dxa" w:w="120"/>
@@ -1231,35 +1259,7 @@
                 <w:sz w:val="22"/>
                 <w:szCs w:val="22"/>
               </w:rPr>
-              <w:t xml:space="preserve">Nhất quán, có nhận diện màu sắc phong cách riêng</w:t>
-            </w:r>
-          </w:p>
-        </w:tc>
-        <w:tc>
-          <w:tcPr>
-            <w:tcW w:type="pct" w:w="43%"/>
-            <w:shd w:fill="FFFFFF" w:val="clear"/>
-            <w:tcMar>
-              <w:top w:type="dxa" w:w="120"/>
-              <w:left w:type="dxa" w:w="140"/>
-              <w:bottom w:type="dxa" w:w="120"/>
-              <w:right w:type="dxa" w:w="140"/>
-            </w:tcMar>
-          </w:tcPr>
-          <w:p>
-            <w:pPr>
-              <w:jc w:val="left"/>
-            </w:pPr>
-            <w:r>
-              <w:rPr>
-                <w:rFonts w:ascii="Times New Roman" w:cs="Times New Roman" w:eastAsia="Times New Roman" w:hAnsi="Times New Roman"/>
-                <w:b w:val="false"/>
-                <w:bCs w:val="false"/>
-                <w:color w:val="1E293B"/>
-                <w:sz w:val="22"/>
-                <w:szCs w:val="22"/>
-              </w:rPr>
-              <w:t xml:space="preserve">Bộ nhận diện Sen Hồng Bank độc quyền: Hệ thống Dark Mode toàn diện với bảng màu token tại theme.ts, hiệu ứng viền 7 màu động, chuông rung vật lý damped wiggle</w:t>
+              <w:t xml:space="preserve">Bộ nhận diện SenBank đẳng cấp: Hệ thống Dark Mode toàn diện với bảng màu token tại theme.ts, hiệu ứng viền 7 màu động, chuông rung vật lý damped wiggle</w:t>
             </w:r>
           </w:p>
         </w:tc>
@@ -1307,7 +1307,7 @@
           <w:sz w:val="28"/>
           <w:szCs w:val="28"/>
         </w:rPr>
-        <w:t xml:space="preserve">1.2. Sự tương thích chuyên sâu với Đề tài 3 (Tài chính cá nhân)</w:t>
+        <w:t xml:space="preserve">1.2. Mức độ phù hợp với Đề tài 3 (Quản lý chi tiêu cá nhân / Ví điện tử)</w:t>
       </w:r>
     </w:p>
     <w:p>
@@ -1326,7 +1326,7 @@
           <w:sz w:val="26"/>
           <w:szCs w:val="26"/>
         </w:rPr>
-        <w:t xml:space="preserve">Dự án triển khai theo Hướng B (Đồng bộ đa thiết bị + REST API bảo mật) với các nghiệp vụ tài chính thực tế cốt lõi:</w:t>
+        <w:t xml:space="preserve">Nhóm lựa chọn Hướng B (Đồng bộ nhiều thiết bị + REST API bảo mật) — hướng tiếp cận đòi hỏi độ phức tạp kỹ thuật và tính thực tiễn cao nhất:</w:t>
       </w:r>
     </w:p>
     <w:p>
@@ -1341,11 +1341,22 @@
       <w:r>
         <w:rPr>
           <w:rFonts w:ascii="Times New Roman" w:cs="Times New Roman" w:eastAsia="Times New Roman" w:hAnsi="Times New Roman"/>
-          <w:color w:val="1E293B"/>
-          <w:sz w:val="26"/>
-          <w:szCs w:val="26"/>
-        </w:rPr>
-        <w:t xml:space="preserve">Màn hình tổng quan tài chính: Hiển thị biến động số dư VND, hạn mức thẻ Visa, tính năng ẩn/hiện số dư bảo mật nơi công cộng.</w:t>
+          <w:b/>
+          <w:bCs/>
+          <w:color w:val="1E293B"/>
+          <w:sz w:val="26"/>
+          <w:szCs w:val="26"/>
+        </w:rPr>
+        <w:t xml:space="preserve">Màn hình tổng quan tài chính</w:t>
+      </w:r>
+      <w:r>
+        <w:rPr>
+          <w:rFonts w:ascii="Times New Roman" w:cs="Times New Roman" w:eastAsia="Times New Roman" w:hAnsi="Times New Roman"/>
+          <w:color w:val="1E293B"/>
+          <w:sz w:val="26"/>
+          <w:szCs w:val="26"/>
+        </w:rPr>
+        <w:t xml:space="preserve">: Theo dõi số dư VND ví thanh toán, hạn mức thẻ MB Hi Visa, chức năng ẩn/hiện số dư bảo vệ quyền riêng tư nơi công cộng.</w:t>
       </w:r>
     </w:p>
     <w:p>
@@ -1360,11 +1371,22 @@
       <w:r>
         <w:rPr>
           <w:rFonts w:ascii="Times New Roman" w:cs="Times New Roman" w:eastAsia="Times New Roman" w:hAnsi="Times New Roman"/>
-          <w:color w:val="1E293B"/>
-          <w:sz w:val="26"/>
-          <w:szCs w:val="26"/>
-        </w:rPr>
-        <w:t xml:space="preserve">Theo dõi dòng tiền thu/chi thời gian thực: Giao dịch chuyển/nhận tiền được thông báo ngay lập tức qua kênh WebSocket (/topic/users/{userId}/notifications).</w:t>
+          <w:b/>
+          <w:bCs/>
+          <w:color w:val="1E293B"/>
+          <w:sz w:val="26"/>
+          <w:szCs w:val="26"/>
+        </w:rPr>
+        <w:t xml:space="preserve">Theo dõi dòng tiền thu/chi tức thời</w:t>
+      </w:r>
+      <w:r>
+        <w:rPr>
+          <w:rFonts w:ascii="Times New Roman" w:cs="Times New Roman" w:eastAsia="Times New Roman" w:hAnsi="Times New Roman"/>
+          <w:color w:val="1E293B"/>
+          <w:sz w:val="26"/>
+          <w:szCs w:val="26"/>
+        </w:rPr>
+        <w:t xml:space="preserve">: Khi có tiền vào hoặc ra, hệ thống tự động bắn notification qua kênh WebSocket (/topic/users/{userId}/notifications) cập nhật số dư tức thì mà không cần tải lại trang.</w:t>
       </w:r>
     </w:p>
     <w:p>
@@ -1379,11 +1401,22 @@
       <w:r>
         <w:rPr>
           <w:rFonts w:ascii="Times New Roman" w:cs="Times New Roman" w:eastAsia="Times New Roman" w:hAnsi="Times New Roman"/>
-          <w:color w:val="1E293B"/>
-          <w:sz w:val="26"/>
-          <w:szCs w:val="26"/>
-        </w:rPr>
-        <w:t xml:space="preserve">Quản lý hạn mức chi tiêu: Kết nối API cấu hình hạn mức (/api/v1/config/limits/status), cảnh báo khi chi tiêu vượt trần hạn mức ngày/tháng.</w:t>
+          <w:b/>
+          <w:bCs/>
+          <w:color w:val="1E293B"/>
+          <w:sz w:val="26"/>
+          <w:szCs w:val="26"/>
+        </w:rPr>
+        <w:t xml:space="preserve">Quản lý và cảnh báo hạn mức</w:t>
+      </w:r>
+      <w:r>
+        <w:rPr>
+          <w:rFonts w:ascii="Times New Roman" w:cs="Times New Roman" w:eastAsia="Times New Roman" w:hAnsi="Times New Roman"/>
+          <w:color w:val="1E293B"/>
+          <w:sz w:val="26"/>
+          <w:szCs w:val="26"/>
+        </w:rPr>
+        <w:t xml:space="preserve">: Tích hợp API kiểm tra hạn mức thực tế (/api/v1/config/limits/status), cảnh báo người dùng khi chi tiêu chạm ngưỡng ngân sách ngày/tháng.</w:t>
       </w:r>
     </w:p>
     <w:p>
@@ -1398,17 +1431,28 @@
       <w:r>
         <w:rPr>
           <w:rFonts w:ascii="Times New Roman" w:cs="Times New Roman" w:eastAsia="Times New Roman" w:hAnsi="Times New Roman"/>
-          <w:color w:val="1E293B"/>
-          <w:sz w:val="26"/>
-          <w:szCs w:val="26"/>
-        </w:rPr>
-        <w:t xml:space="preserve">Xuất báo cáo &amp; Sao kê đa định dạng: Tích hợp xuất file sao kê chi tiêu trực tiếp sang CSV, PDF và bảng tính Excel (.xlsx).</w:t>
+          <w:b/>
+          <w:bCs/>
+          <w:color w:val="1E293B"/>
+          <w:sz w:val="26"/>
+          <w:szCs w:val="26"/>
+        </w:rPr>
+        <w:t xml:space="preserve">Xuất báo cáo &amp; Sao kê chi tiêu</w:t>
+      </w:r>
+      <w:r>
+        <w:rPr>
+          <w:rFonts w:ascii="Times New Roman" w:cs="Times New Roman" w:eastAsia="Times New Roman" w:hAnsi="Times New Roman"/>
+          <w:color w:val="1E293B"/>
+          <w:sz w:val="26"/>
+          <w:szCs w:val="26"/>
+        </w:rPr>
+        <w:t xml:space="preserve">: Cho phép người dùng xuất toàn bộ lịch sử thu chi ra 3 định dạng tài liệu thông dụng: PDF, Microsoft Excel (.xlsx), và CSV.</w:t>
       </w:r>
     </w:p>
     <w:p>
       <w:pPr>
         <w:pStyle w:val="Heading1"/>
-        <w:spacing w:after="150" w:before="300"/>
+        <w:spacing w:after="160" w:before="320"/>
       </w:pPr>
       <w:r>
         <w:rPr>
@@ -1419,7 +1463,7 @@
           <w:sz w:val="32"/>
           <w:szCs w:val="32"/>
         </w:rPr>
-        <w:t xml:space="preserve">CHƯƠNG 2: KIẾN TRÚC HỆ THỐNG VÀ CÔNG NGHỆ ÁP DỤNG</w:t>
+        <w:t xml:space="preserve">CHƯƠNG 2: CÔNG NGHỆ, THƯ VIỆN VÀ KIẾN TRÚC KẾT NỐI BACKEND</w:t>
       </w:r>
     </w:p>
     <w:p>
@@ -1436,7 +1480,7 @@
           <w:sz w:val="28"/>
           <w:szCs w:val="28"/>
         </w:rPr>
-        <w:t xml:space="preserve">2.1. Kiến trúc phân tầng ứng dụng Frontend</w:t>
+        <w:t xml:space="preserve">2.1. Danh mục Thư viện và Công nghệ sử dụng trong dự án</w:t>
       </w:r>
     </w:p>
     <w:p>
@@ -1455,7 +1499,1105 @@
           <w:sz w:val="26"/>
           <w:szCs w:val="26"/>
         </w:rPr>
-        <w:t xml:space="preserve">Ứng dụng được tổ chức theo mô hình kiến trúc phân lớp rõ ràng (Layered Clean Architecture):</w:t>
+        <w:t xml:space="preserve">Dự án sử dụng Expo SDK 52 và React Native 0.81 với hệ thống thư viện chọn lọc nghiêm ngặt phục vụ kiến trúc ngân hàng số:</w:t>
+      </w:r>
+    </w:p>
+    <w:tbl>
+      <w:tblPr>
+        <w:tblW w:type="pct" w:w="100%"/>
+        <w:tblBorders>
+          <w:top w:val="single" w:color="auto" w:sz="4"/>
+          <w:left w:val="single" w:color="auto" w:sz="4"/>
+          <w:bottom w:val="single" w:color="auto" w:sz="4"/>
+          <w:right w:val="single" w:color="auto" w:sz="4"/>
+          <w:insideH w:val="single" w:color="auto" w:sz="4"/>
+          <w:insideV w:val="single" w:color="auto" w:sz="4"/>
+        </w:tblBorders>
+      </w:tblPr>
+      <w:tblGrid>
+        <w:gridCol w:w="100"/>
+        <w:gridCol w:w="100"/>
+        <w:gridCol w:w="100"/>
+        <w:gridCol w:w="100"/>
+      </w:tblGrid>
+      <w:tr>
+        <w:tc>
+          <w:tcPr>
+            <w:tcW w:type="pct" w:w="20%"/>
+            <w:shd w:fill="FCE7F3" w:val="clear"/>
+            <w:tcMar>
+              <w:top w:type="dxa" w:w="120"/>
+              <w:left w:type="dxa" w:w="140"/>
+              <w:bottom w:type="dxa" w:w="120"/>
+              <w:right w:type="dxa" w:w="140"/>
+            </w:tcMar>
+          </w:tcPr>
+          <w:p>
+            <w:pPr>
+              <w:jc w:val="center"/>
+            </w:pPr>
+            <w:r>
+              <w:rPr>
+                <w:rFonts w:ascii="Times New Roman" w:cs="Times New Roman" w:eastAsia="Times New Roman" w:hAnsi="Times New Roman"/>
+                <w:b/>
+                <w:bCs/>
+                <w:color w:val="700F43"/>
+                <w:sz w:val="24"/>
+                <w:szCs w:val="24"/>
+              </w:rPr>
+              <w:t xml:space="preserve">Phân loại</w:t>
+            </w:r>
+          </w:p>
+        </w:tc>
+        <w:tc>
+          <w:tcPr>
+            <w:tcW w:type="pct" w:w="28%"/>
+            <w:shd w:fill="FCE7F3" w:val="clear"/>
+            <w:tcMar>
+              <w:top w:type="dxa" w:w="120"/>
+              <w:left w:type="dxa" w:w="140"/>
+              <w:bottom w:type="dxa" w:w="120"/>
+              <w:right w:type="dxa" w:w="140"/>
+            </w:tcMar>
+          </w:tcPr>
+          <w:p>
+            <w:pPr>
+              <w:jc w:val="center"/>
+            </w:pPr>
+            <w:r>
+              <w:rPr>
+                <w:rFonts w:ascii="Times New Roman" w:cs="Times New Roman" w:eastAsia="Times New Roman" w:hAnsi="Times New Roman"/>
+                <w:b/>
+                <w:bCs/>
+                <w:color w:val="700F43"/>
+                <w:sz w:val="24"/>
+                <w:szCs w:val="24"/>
+              </w:rPr>
+              <w:t xml:space="preserve">Tên thư viện</w:t>
+            </w:r>
+          </w:p>
+        </w:tc>
+        <w:tc>
+          <w:tcPr>
+            <w:tcW w:type="pct" w:w="12%"/>
+            <w:shd w:fill="FCE7F3" w:val="clear"/>
+            <w:tcMar>
+              <w:top w:type="dxa" w:w="120"/>
+              <w:left w:type="dxa" w:w="140"/>
+              <w:bottom w:type="dxa" w:w="120"/>
+              <w:right w:type="dxa" w:w="140"/>
+            </w:tcMar>
+          </w:tcPr>
+          <w:p>
+            <w:pPr>
+              <w:jc w:val="center"/>
+            </w:pPr>
+            <w:r>
+              <w:rPr>
+                <w:rFonts w:ascii="Times New Roman" w:cs="Times New Roman" w:eastAsia="Times New Roman" w:hAnsi="Times New Roman"/>
+                <w:b/>
+                <w:bCs/>
+                <w:color w:val="700F43"/>
+                <w:sz w:val="24"/>
+                <w:szCs w:val="24"/>
+              </w:rPr>
+              <w:t xml:space="preserve">Phiên bản</w:t>
+            </w:r>
+          </w:p>
+        </w:tc>
+        <w:tc>
+          <w:tcPr>
+            <w:tcW w:type="pct" w:w="40%"/>
+            <w:shd w:fill="FCE7F3" w:val="clear"/>
+            <w:tcMar>
+              <w:top w:type="dxa" w:w="120"/>
+              <w:left w:type="dxa" w:w="140"/>
+              <w:bottom w:type="dxa" w:w="120"/>
+              <w:right w:type="dxa" w:w="140"/>
+            </w:tcMar>
+          </w:tcPr>
+          <w:p>
+            <w:pPr>
+              <w:jc w:val="center"/>
+            </w:pPr>
+            <w:r>
+              <w:rPr>
+                <w:rFonts w:ascii="Times New Roman" w:cs="Times New Roman" w:eastAsia="Times New Roman" w:hAnsi="Times New Roman"/>
+                <w:b/>
+                <w:bCs/>
+                <w:color w:val="700F43"/>
+                <w:sz w:val="24"/>
+                <w:szCs w:val="24"/>
+              </w:rPr>
+              <w:t xml:space="preserve">Vai trò chức năng trong dự án</w:t>
+            </w:r>
+          </w:p>
+        </w:tc>
+      </w:tr>
+      <w:tr>
+        <w:tc>
+          <w:tcPr>
+            <w:tcW w:type="pct" w:w="20%"/>
+            <w:shd w:fill="FFFFFF" w:val="clear"/>
+            <w:tcMar>
+              <w:top w:type="dxa" w:w="120"/>
+              <w:left w:type="dxa" w:w="140"/>
+              <w:bottom w:type="dxa" w:w="120"/>
+              <w:right w:type="dxa" w:w="140"/>
+            </w:tcMar>
+          </w:tcPr>
+          <w:p>
+            <w:pPr>
+              <w:jc w:val="left"/>
+            </w:pPr>
+            <w:r>
+              <w:rPr>
+                <w:rFonts w:ascii="Times New Roman" w:cs="Times New Roman" w:eastAsia="Times New Roman" w:hAnsi="Times New Roman"/>
+                <w:b w:val="false"/>
+                <w:bCs w:val="false"/>
+                <w:color w:val="1E293B"/>
+                <w:sz w:val="22"/>
+                <w:szCs w:val="22"/>
+              </w:rPr>
+              <w:t xml:space="preserve">Lõi ứng dụng</w:t>
+            </w:r>
+          </w:p>
+        </w:tc>
+        <w:tc>
+          <w:tcPr>
+            <w:tcW w:type="pct" w:w="28%"/>
+            <w:shd w:fill="FFFFFF" w:val="clear"/>
+            <w:tcMar>
+              <w:top w:type="dxa" w:w="120"/>
+              <w:left w:type="dxa" w:w="140"/>
+              <w:bottom w:type="dxa" w:w="120"/>
+              <w:right w:type="dxa" w:w="140"/>
+            </w:tcMar>
+          </w:tcPr>
+          <w:p>
+            <w:pPr>
+              <w:jc w:val="left"/>
+            </w:pPr>
+            <w:r>
+              <w:rPr>
+                <w:rFonts w:ascii="Times New Roman" w:cs="Times New Roman" w:eastAsia="Times New Roman" w:hAnsi="Times New Roman"/>
+                <w:b w:val="false"/>
+                <w:bCs w:val="false"/>
+                <w:color w:val="1E293B"/>
+                <w:sz w:val="22"/>
+                <w:szCs w:val="22"/>
+              </w:rPr>
+              <w:t xml:space="preserve">react, react-native, expo, typescript</w:t>
+            </w:r>
+          </w:p>
+        </w:tc>
+        <w:tc>
+          <w:tcPr>
+            <w:tcW w:type="pct" w:w="12%"/>
+            <w:shd w:fill="FFFFFF" w:val="clear"/>
+            <w:tcMar>
+              <w:top w:type="dxa" w:w="120"/>
+              <w:left w:type="dxa" w:w="140"/>
+              <w:bottom w:type="dxa" w:w="120"/>
+              <w:right w:type="dxa" w:w="140"/>
+            </w:tcMar>
+          </w:tcPr>
+          <w:p>
+            <w:pPr>
+              <w:jc w:val="left"/>
+            </w:pPr>
+            <w:r>
+              <w:rPr>
+                <w:rFonts w:ascii="Times New Roman" w:cs="Times New Roman" w:eastAsia="Times New Roman" w:hAnsi="Times New Roman"/>
+                <w:b w:val="false"/>
+                <w:bCs w:val="false"/>
+                <w:color w:val="1E293B"/>
+                <w:sz w:val="22"/>
+                <w:szCs w:val="22"/>
+              </w:rPr>
+              <w:t xml:space="preserve">0.81 / 52.0</w:t>
+            </w:r>
+          </w:p>
+        </w:tc>
+        <w:tc>
+          <w:tcPr>
+            <w:tcW w:type="pct" w:w="40%"/>
+            <w:shd w:fill="FFFFFF" w:val="clear"/>
+            <w:tcMar>
+              <w:top w:type="dxa" w:w="120"/>
+              <w:left w:type="dxa" w:w="140"/>
+              <w:bottom w:type="dxa" w:w="120"/>
+              <w:right w:type="dxa" w:w="140"/>
+            </w:tcMar>
+          </w:tcPr>
+          <w:p>
+            <w:pPr>
+              <w:jc w:val="left"/>
+            </w:pPr>
+            <w:r>
+              <w:rPr>
+                <w:rFonts w:ascii="Times New Roman" w:cs="Times New Roman" w:eastAsia="Times New Roman" w:hAnsi="Times New Roman"/>
+                <w:b w:val="false"/>
+                <w:bCs w:val="false"/>
+                <w:color w:val="1E293B"/>
+                <w:sz w:val="22"/>
+                <w:szCs w:val="22"/>
+              </w:rPr>
+              <w:t xml:space="preserve">Nền tảng khởi tạo ứng dụng di động đa nền tảng, biên dịch TypeScript tĩnh đảm bảo an toàn kiểu dữ liệu</w:t>
+            </w:r>
+          </w:p>
+        </w:tc>
+      </w:tr>
+      <w:tr>
+        <w:tc>
+          <w:tcPr>
+            <w:tcW w:type="pct" w:w="20%"/>
+            <w:shd w:fill="FDF2F8" w:val="clear"/>
+            <w:tcMar>
+              <w:top w:type="dxa" w:w="120"/>
+              <w:left w:type="dxa" w:w="140"/>
+              <w:bottom w:type="dxa" w:w="120"/>
+              <w:right w:type="dxa" w:w="140"/>
+            </w:tcMar>
+          </w:tcPr>
+          <w:p>
+            <w:pPr>
+              <w:jc w:val="left"/>
+            </w:pPr>
+            <w:r>
+              <w:rPr>
+                <w:rFonts w:ascii="Times New Roman" w:cs="Times New Roman" w:eastAsia="Times New Roman" w:hAnsi="Times New Roman"/>
+                <w:b w:val="false"/>
+                <w:bCs w:val="false"/>
+                <w:color w:val="1E293B"/>
+                <w:sz w:val="22"/>
+                <w:szCs w:val="22"/>
+              </w:rPr>
+              <w:t xml:space="preserve">Điều hướng</w:t>
+            </w:r>
+          </w:p>
+        </w:tc>
+        <w:tc>
+          <w:tcPr>
+            <w:tcW w:type="pct" w:w="28%"/>
+            <w:shd w:fill="FDF2F8" w:val="clear"/>
+            <w:tcMar>
+              <w:top w:type="dxa" w:w="120"/>
+              <w:left w:type="dxa" w:w="140"/>
+              <w:bottom w:type="dxa" w:w="120"/>
+              <w:right w:type="dxa" w:w="140"/>
+            </w:tcMar>
+          </w:tcPr>
+          <w:p>
+            <w:pPr>
+              <w:jc w:val="left"/>
+            </w:pPr>
+            <w:r>
+              <w:rPr>
+                <w:rFonts w:ascii="Times New Roman" w:cs="Times New Roman" w:eastAsia="Times New Roman" w:hAnsi="Times New Roman"/>
+                <w:b w:val="false"/>
+                <w:bCs w:val="false"/>
+                <w:color w:val="1E293B"/>
+                <w:sz w:val="22"/>
+                <w:szCs w:val="22"/>
+              </w:rPr>
+              <w:t xml:space="preserve">@react-navigation/native, stack, bottom-tabs</w:t>
+            </w:r>
+          </w:p>
+        </w:tc>
+        <w:tc>
+          <w:tcPr>
+            <w:tcW w:type="pct" w:w="12%"/>
+            <w:shd w:fill="FDF2F8" w:val="clear"/>
+            <w:tcMar>
+              <w:top w:type="dxa" w:w="120"/>
+              <w:left w:type="dxa" w:w="140"/>
+              <w:bottom w:type="dxa" w:w="120"/>
+              <w:right w:type="dxa" w:w="140"/>
+            </w:tcMar>
+          </w:tcPr>
+          <w:p>
+            <w:pPr>
+              <w:jc w:val="left"/>
+            </w:pPr>
+            <w:r>
+              <w:rPr>
+                <w:rFonts w:ascii="Times New Roman" w:cs="Times New Roman" w:eastAsia="Times New Roman" w:hAnsi="Times New Roman"/>
+                <w:b w:val="false"/>
+                <w:bCs w:val="false"/>
+                <w:color w:val="1E293B"/>
+                <w:sz w:val="22"/>
+                <w:szCs w:val="22"/>
+              </w:rPr>
+              <w:t xml:space="preserve">^7.x</w:t>
+            </w:r>
+          </w:p>
+        </w:tc>
+        <w:tc>
+          <w:tcPr>
+            <w:tcW w:type="pct" w:w="40%"/>
+            <w:shd w:fill="FDF2F8" w:val="clear"/>
+            <w:tcMar>
+              <w:top w:type="dxa" w:w="120"/>
+              <w:left w:type="dxa" w:w="140"/>
+              <w:bottom w:type="dxa" w:w="120"/>
+              <w:right w:type="dxa" w:w="140"/>
+            </w:tcMar>
+          </w:tcPr>
+          <w:p>
+            <w:pPr>
+              <w:jc w:val="left"/>
+            </w:pPr>
+            <w:r>
+              <w:rPr>
+                <w:rFonts w:ascii="Times New Roman" w:cs="Times New Roman" w:eastAsia="Times New Roman" w:hAnsi="Times New Roman"/>
+                <w:b w:val="false"/>
+                <w:bCs w:val="false"/>
+                <w:color w:val="1E293B"/>
+                <w:sz w:val="22"/>
+                <w:szCs w:val="22"/>
+              </w:rPr>
+              <w:t xml:space="preserve">Quản lý chuyển đổi màn hình dạng Stack, thanh Bottom Tabs đáy, điều hướng toàn cục qua navigationRef</w:t>
+            </w:r>
+          </w:p>
+        </w:tc>
+      </w:tr>
+      <w:tr>
+        <w:tc>
+          <w:tcPr>
+            <w:tcW w:type="pct" w:w="20%"/>
+            <w:shd w:fill="FFFFFF" w:val="clear"/>
+            <w:tcMar>
+              <w:top w:type="dxa" w:w="120"/>
+              <w:left w:type="dxa" w:w="140"/>
+              <w:bottom w:type="dxa" w:w="120"/>
+              <w:right w:type="dxa" w:w="140"/>
+            </w:tcMar>
+          </w:tcPr>
+          <w:p>
+            <w:pPr>
+              <w:jc w:val="left"/>
+            </w:pPr>
+            <w:r>
+              <w:rPr>
+                <w:rFonts w:ascii="Times New Roman" w:cs="Times New Roman" w:eastAsia="Times New Roman" w:hAnsi="Times New Roman"/>
+                <w:b w:val="false"/>
+                <w:bCs w:val="false"/>
+                <w:color w:val="1E293B"/>
+                <w:sz w:val="22"/>
+                <w:szCs w:val="22"/>
+              </w:rPr>
+              <w:t xml:space="preserve">Đồ họa &amp; Animation</w:t>
+            </w:r>
+          </w:p>
+        </w:tc>
+        <w:tc>
+          <w:tcPr>
+            <w:tcW w:type="pct" w:w="28%"/>
+            <w:shd w:fill="FFFFFF" w:val="clear"/>
+            <w:tcMar>
+              <w:top w:type="dxa" w:w="120"/>
+              <w:left w:type="dxa" w:w="140"/>
+              <w:bottom w:type="dxa" w:w="120"/>
+              <w:right w:type="dxa" w:w="140"/>
+            </w:tcMar>
+          </w:tcPr>
+          <w:p>
+            <w:pPr>
+              <w:jc w:val="left"/>
+            </w:pPr>
+            <w:r>
+              <w:rPr>
+                <w:rFonts w:ascii="Times New Roman" w:cs="Times New Roman" w:eastAsia="Times New Roman" w:hAnsi="Times New Roman"/>
+                <w:b w:val="false"/>
+                <w:bCs w:val="false"/>
+                <w:color w:val="1E293B"/>
+                <w:sz w:val="22"/>
+                <w:szCs w:val="22"/>
+              </w:rPr>
+              <w:t xml:space="preserve">react-native-reanimated, worklets</w:t>
+            </w:r>
+          </w:p>
+        </w:tc>
+        <w:tc>
+          <w:tcPr>
+            <w:tcW w:type="pct" w:w="12%"/>
+            <w:shd w:fill="FFFFFF" w:val="clear"/>
+            <w:tcMar>
+              <w:top w:type="dxa" w:w="120"/>
+              <w:left w:type="dxa" w:w="140"/>
+              <w:bottom w:type="dxa" w:w="120"/>
+              <w:right w:type="dxa" w:w="140"/>
+            </w:tcMar>
+          </w:tcPr>
+          <w:p>
+            <w:pPr>
+              <w:jc w:val="left"/>
+            </w:pPr>
+            <w:r>
+              <w:rPr>
+                <w:rFonts w:ascii="Times New Roman" w:cs="Times New Roman" w:eastAsia="Times New Roman" w:hAnsi="Times New Roman"/>
+                <w:b w:val="false"/>
+                <w:bCs w:val="false"/>
+                <w:color w:val="1E293B"/>
+                <w:sz w:val="22"/>
+                <w:szCs w:val="22"/>
+              </w:rPr>
+              <w:t xml:space="preserve">~4.1.1</w:t>
+            </w:r>
+          </w:p>
+        </w:tc>
+        <w:tc>
+          <w:tcPr>
+            <w:tcW w:type="pct" w:w="40%"/>
+            <w:shd w:fill="FFFFFF" w:val="clear"/>
+            <w:tcMar>
+              <w:top w:type="dxa" w:w="120"/>
+              <w:left w:type="dxa" w:w="140"/>
+              <w:bottom w:type="dxa" w:w="120"/>
+              <w:right w:type="dxa" w:w="140"/>
+            </w:tcMar>
+          </w:tcPr>
+          <w:p>
+            <w:pPr>
+              <w:jc w:val="left"/>
+            </w:pPr>
+            <w:r>
+              <w:rPr>
+                <w:rFonts w:ascii="Times New Roman" w:cs="Times New Roman" w:eastAsia="Times New Roman" w:hAnsi="Times New Roman"/>
+                <w:b w:val="false"/>
+                <w:bCs w:val="false"/>
+                <w:color w:val="1E293B"/>
+                <w:sz w:val="22"/>
+                <w:szCs w:val="22"/>
+              </w:rPr>
+              <w:t xml:space="preserve">Chạy animation mượt mà 60-120fps trên UI thread: Chuông rung damped wiggle, viền 7 màu, Quick Actions</w:t>
+            </w:r>
+          </w:p>
+        </w:tc>
+      </w:tr>
+      <w:tr>
+        <w:tc>
+          <w:tcPr>
+            <w:tcW w:type="pct" w:w="20%"/>
+            <w:shd w:fill="FDF2F8" w:val="clear"/>
+            <w:tcMar>
+              <w:top w:type="dxa" w:w="120"/>
+              <w:left w:type="dxa" w:w="140"/>
+              <w:bottom w:type="dxa" w:w="120"/>
+              <w:right w:type="dxa" w:w="140"/>
+            </w:tcMar>
+          </w:tcPr>
+          <w:p>
+            <w:pPr>
+              <w:jc w:val="left"/>
+            </w:pPr>
+            <w:r>
+              <w:rPr>
+                <w:rFonts w:ascii="Times New Roman" w:cs="Times New Roman" w:eastAsia="Times New Roman" w:hAnsi="Times New Roman"/>
+                <w:b w:val="false"/>
+                <w:bCs w:val="false"/>
+                <w:color w:val="1E293B"/>
+                <w:sz w:val="22"/>
+                <w:szCs w:val="22"/>
+              </w:rPr>
+              <w:t xml:space="preserve">Giao diện &amp; Hiệu ứng</w:t>
+            </w:r>
+          </w:p>
+        </w:tc>
+        <w:tc>
+          <w:tcPr>
+            <w:tcW w:type="pct" w:w="28%"/>
+            <w:shd w:fill="FDF2F8" w:val="clear"/>
+            <w:tcMar>
+              <w:top w:type="dxa" w:w="120"/>
+              <w:left w:type="dxa" w:w="140"/>
+              <w:bottom w:type="dxa" w:w="120"/>
+              <w:right w:type="dxa" w:w="140"/>
+            </w:tcMar>
+          </w:tcPr>
+          <w:p>
+            <w:pPr>
+              <w:jc w:val="left"/>
+            </w:pPr>
+            <w:r>
+              <w:rPr>
+                <w:rFonts w:ascii="Times New Roman" w:cs="Times New Roman" w:eastAsia="Times New Roman" w:hAnsi="Times New Roman"/>
+                <w:b w:val="false"/>
+                <w:bCs w:val="false"/>
+                <w:color w:val="1E293B"/>
+                <w:sz w:val="22"/>
+                <w:szCs w:val="22"/>
+              </w:rPr>
+              <w:t xml:space="preserve">expo-linear-gradient, expo-blur</w:t>
+            </w:r>
+          </w:p>
+        </w:tc>
+        <w:tc>
+          <w:tcPr>
+            <w:tcW w:type="pct" w:w="12%"/>
+            <w:shd w:fill="FDF2F8" w:val="clear"/>
+            <w:tcMar>
+              <w:top w:type="dxa" w:w="120"/>
+              <w:left w:type="dxa" w:w="140"/>
+              <w:bottom w:type="dxa" w:w="120"/>
+              <w:right w:type="dxa" w:w="140"/>
+            </w:tcMar>
+          </w:tcPr>
+          <w:p>
+            <w:pPr>
+              <w:jc w:val="left"/>
+            </w:pPr>
+            <w:r>
+              <w:rPr>
+                <w:rFonts w:ascii="Times New Roman" w:cs="Times New Roman" w:eastAsia="Times New Roman" w:hAnsi="Times New Roman"/>
+                <w:b w:val="false"/>
+                <w:bCs w:val="false"/>
+                <w:color w:val="1E293B"/>
+                <w:sz w:val="22"/>
+                <w:szCs w:val="22"/>
+              </w:rPr>
+              <w:t xml:space="preserve">~15.0.8</w:t>
+            </w:r>
+          </w:p>
+        </w:tc>
+        <w:tc>
+          <w:tcPr>
+            <w:tcW w:type="pct" w:w="40%"/>
+            <w:shd w:fill="FDF2F8" w:val="clear"/>
+            <w:tcMar>
+              <w:top w:type="dxa" w:w="120"/>
+              <w:left w:type="dxa" w:w="140"/>
+              <w:bottom w:type="dxa" w:w="120"/>
+              <w:right w:type="dxa" w:w="140"/>
+            </w:tcMar>
+          </w:tcPr>
+          <w:p>
+            <w:pPr>
+              <w:jc w:val="left"/>
+            </w:pPr>
+            <w:r>
+              <w:rPr>
+                <w:rFonts w:ascii="Times New Roman" w:cs="Times New Roman" w:eastAsia="Times New Roman" w:hAnsi="Times New Roman"/>
+                <w:b w:val="false"/>
+                <w:bCs w:val="false"/>
+                <w:color w:val="1E293B"/>
+                <w:sz w:val="22"/>
+                <w:szCs w:val="22"/>
+              </w:rPr>
+              <w:t xml:space="preserve">Đổ dải màu thương hiệu SenBank Ruby (#700F43 - #D2519D), hiệu ứng thẻ kính mờ GlassCard</w:t>
+            </w:r>
+          </w:p>
+        </w:tc>
+      </w:tr>
+      <w:tr>
+        <w:tc>
+          <w:tcPr>
+            <w:tcW w:type="pct" w:w="20%"/>
+            <w:shd w:fill="FFFFFF" w:val="clear"/>
+            <w:tcMar>
+              <w:top w:type="dxa" w:w="120"/>
+              <w:left w:type="dxa" w:w="140"/>
+              <w:bottom w:type="dxa" w:w="120"/>
+              <w:right w:type="dxa" w:w="140"/>
+            </w:tcMar>
+          </w:tcPr>
+          <w:p>
+            <w:pPr>
+              <w:jc w:val="left"/>
+            </w:pPr>
+            <w:r>
+              <w:rPr>
+                <w:rFonts w:ascii="Times New Roman" w:cs="Times New Roman" w:eastAsia="Times New Roman" w:hAnsi="Times New Roman"/>
+                <w:b w:val="false"/>
+                <w:bCs w:val="false"/>
+                <w:color w:val="1E293B"/>
+                <w:sz w:val="22"/>
+                <w:szCs w:val="22"/>
+              </w:rPr>
+              <w:t xml:space="preserve">Biểu tượng &amp; Font</w:t>
+            </w:r>
+          </w:p>
+        </w:tc>
+        <w:tc>
+          <w:tcPr>
+            <w:tcW w:type="pct" w:w="28%"/>
+            <w:shd w:fill="FFFFFF" w:val="clear"/>
+            <w:tcMar>
+              <w:top w:type="dxa" w:w="120"/>
+              <w:left w:type="dxa" w:w="140"/>
+              <w:bottom w:type="dxa" w:w="120"/>
+              <w:right w:type="dxa" w:w="140"/>
+            </w:tcMar>
+          </w:tcPr>
+          <w:p>
+            <w:pPr>
+              <w:jc w:val="left"/>
+            </w:pPr>
+            <w:r>
+              <w:rPr>
+                <w:rFonts w:ascii="Times New Roman" w:cs="Times New Roman" w:eastAsia="Times New Roman" w:hAnsi="Times New Roman"/>
+                <w:b w:val="false"/>
+                <w:bCs w:val="false"/>
+                <w:color w:val="1E293B"/>
+                <w:sz w:val="22"/>
+                <w:szCs w:val="22"/>
+              </w:rPr>
+              <w:t xml:space="preserve">lucide-react-native, @expo/vector-icons, react-native-svg</w:t>
+            </w:r>
+          </w:p>
+        </w:tc>
+        <w:tc>
+          <w:tcPr>
+            <w:tcW w:type="pct" w:w="12%"/>
+            <w:shd w:fill="FFFFFF" w:val="clear"/>
+            <w:tcMar>
+              <w:top w:type="dxa" w:w="120"/>
+              <w:left w:type="dxa" w:w="140"/>
+              <w:bottom w:type="dxa" w:w="120"/>
+              <w:right w:type="dxa" w:w="140"/>
+            </w:tcMar>
+          </w:tcPr>
+          <w:p>
+            <w:pPr>
+              <w:jc w:val="left"/>
+            </w:pPr>
+            <w:r>
+              <w:rPr>
+                <w:rFonts w:ascii="Times New Roman" w:cs="Times New Roman" w:eastAsia="Times New Roman" w:hAnsi="Times New Roman"/>
+                <w:b w:val="false"/>
+                <w:bCs w:val="false"/>
+                <w:color w:val="1E293B"/>
+                <w:sz w:val="22"/>
+                <w:szCs w:val="22"/>
+              </w:rPr>
+              <w:t xml:space="preserve">^1.34 / 15.12</w:t>
+            </w:r>
+          </w:p>
+        </w:tc>
+        <w:tc>
+          <w:tcPr>
+            <w:tcW w:type="pct" w:w="40%"/>
+            <w:shd w:fill="FFFFFF" w:val="clear"/>
+            <w:tcMar>
+              <w:top w:type="dxa" w:w="120"/>
+              <w:left w:type="dxa" w:w="140"/>
+              <w:bottom w:type="dxa" w:w="120"/>
+              <w:right w:type="dxa" w:w="140"/>
+            </w:tcMar>
+          </w:tcPr>
+          <w:p>
+            <w:pPr>
+              <w:jc w:val="left"/>
+            </w:pPr>
+            <w:r>
+              <w:rPr>
+                <w:rFonts w:ascii="Times New Roman" w:cs="Times New Roman" w:eastAsia="Times New Roman" w:hAnsi="Times New Roman"/>
+                <w:b w:val="false"/>
+                <w:bCs w:val="false"/>
+                <w:color w:val="1E293B"/>
+                <w:sz w:val="22"/>
+                <w:szCs w:val="22"/>
+              </w:rPr>
+              <w:t xml:space="preserve">Hệ thống icon tài chính vector sắc nét, chuẩn nhận diện thương hiệu đơn sắc, font Inter &amp; Manrope</w:t>
+            </w:r>
+          </w:p>
+        </w:tc>
+      </w:tr>
+      <w:tr>
+        <w:tc>
+          <w:tcPr>
+            <w:tcW w:type="pct" w:w="20%"/>
+            <w:shd w:fill="FDF2F8" w:val="clear"/>
+            <w:tcMar>
+              <w:top w:type="dxa" w:w="120"/>
+              <w:left w:type="dxa" w:w="140"/>
+              <w:bottom w:type="dxa" w:w="120"/>
+              <w:right w:type="dxa" w:w="140"/>
+            </w:tcMar>
+          </w:tcPr>
+          <w:p>
+            <w:pPr>
+              <w:jc w:val="left"/>
+            </w:pPr>
+            <w:r>
+              <w:rPr>
+                <w:rFonts w:ascii="Times New Roman" w:cs="Times New Roman" w:eastAsia="Times New Roman" w:hAnsi="Times New Roman"/>
+                <w:b w:val="false"/>
+                <w:bCs w:val="false"/>
+                <w:color w:val="1E293B"/>
+                <w:sz w:val="22"/>
+                <w:szCs w:val="22"/>
+              </w:rPr>
+              <w:t xml:space="preserve">Phần cứng Camera &amp; QR</w:t>
+            </w:r>
+          </w:p>
+        </w:tc>
+        <w:tc>
+          <w:tcPr>
+            <w:tcW w:type="pct" w:w="28%"/>
+            <w:shd w:fill="FDF2F8" w:val="clear"/>
+            <w:tcMar>
+              <w:top w:type="dxa" w:w="120"/>
+              <w:left w:type="dxa" w:w="140"/>
+              <w:bottom w:type="dxa" w:w="120"/>
+              <w:right w:type="dxa" w:w="140"/>
+            </w:tcMar>
+          </w:tcPr>
+          <w:p>
+            <w:pPr>
+              <w:jc w:val="left"/>
+            </w:pPr>
+            <w:r>
+              <w:rPr>
+                <w:rFonts w:ascii="Times New Roman" w:cs="Times New Roman" w:eastAsia="Times New Roman" w:hAnsi="Times New Roman"/>
+                <w:b w:val="false"/>
+                <w:bCs w:val="false"/>
+                <w:color w:val="1E293B"/>
+                <w:sz w:val="22"/>
+                <w:szCs w:val="22"/>
+              </w:rPr>
+              <w:t xml:space="preserve">expo-camera, react-native-qrcode-svg</w:t>
+            </w:r>
+          </w:p>
+        </w:tc>
+        <w:tc>
+          <w:tcPr>
+            <w:tcW w:type="pct" w:w="12%"/>
+            <w:shd w:fill="FDF2F8" w:val="clear"/>
+            <w:tcMar>
+              <w:top w:type="dxa" w:w="120"/>
+              <w:left w:type="dxa" w:w="140"/>
+              <w:bottom w:type="dxa" w:w="120"/>
+              <w:right w:type="dxa" w:w="140"/>
+            </w:tcMar>
+          </w:tcPr>
+          <w:p>
+            <w:pPr>
+              <w:jc w:val="left"/>
+            </w:pPr>
+            <w:r>
+              <w:rPr>
+                <w:rFonts w:ascii="Times New Roman" w:cs="Times New Roman" w:eastAsia="Times New Roman" w:hAnsi="Times New Roman"/>
+                <w:b w:val="false"/>
+                <w:bCs w:val="false"/>
+                <w:color w:val="1E293B"/>
+                <w:sz w:val="22"/>
+                <w:szCs w:val="22"/>
+              </w:rPr>
+              <w:t xml:space="preserve">~17.0 / 6.3</w:t>
+            </w:r>
+          </w:p>
+        </w:tc>
+        <w:tc>
+          <w:tcPr>
+            <w:tcW w:type="pct" w:w="40%"/>
+            <w:shd w:fill="FDF2F8" w:val="clear"/>
+            <w:tcMar>
+              <w:top w:type="dxa" w:w="120"/>
+              <w:left w:type="dxa" w:w="140"/>
+              <w:bottom w:type="dxa" w:w="120"/>
+              <w:right w:type="dxa" w:w="140"/>
+            </w:tcMar>
+          </w:tcPr>
+          <w:p>
+            <w:pPr>
+              <w:jc w:val="left"/>
+            </w:pPr>
+            <w:r>
+              <w:rPr>
+                <w:rFonts w:ascii="Times New Roman" w:cs="Times New Roman" w:eastAsia="Times New Roman" w:hAnsi="Times New Roman"/>
+                <w:b w:val="false"/>
+                <w:bCs w:val="false"/>
+                <w:color w:val="1E293B"/>
+                <w:sz w:val="22"/>
+                <w:szCs w:val="22"/>
+              </w:rPr>
+              <w:t xml:space="preserve">Quét mã VietQR qua camera điện thoại thực tế, sinh mã QR EMVCo cá nhân để nhận tiền</w:t>
+            </w:r>
+          </w:p>
+        </w:tc>
+      </w:tr>
+      <w:tr>
+        <w:tc>
+          <w:tcPr>
+            <w:tcW w:type="pct" w:w="20%"/>
+            <w:shd w:fill="FFFFFF" w:val="clear"/>
+            <w:tcMar>
+              <w:top w:type="dxa" w:w="120"/>
+              <w:left w:type="dxa" w:w="140"/>
+              <w:bottom w:type="dxa" w:w="120"/>
+              <w:right w:type="dxa" w:w="140"/>
+            </w:tcMar>
+          </w:tcPr>
+          <w:p>
+            <w:pPr>
+              <w:jc w:val="left"/>
+            </w:pPr>
+            <w:r>
+              <w:rPr>
+                <w:rFonts w:ascii="Times New Roman" w:cs="Times New Roman" w:eastAsia="Times New Roman" w:hAnsi="Times New Roman"/>
+                <w:b w:val="false"/>
+                <w:bCs w:val="false"/>
+                <w:color w:val="1E293B"/>
+                <w:sz w:val="22"/>
+                <w:szCs w:val="22"/>
+              </w:rPr>
+              <w:t xml:space="preserve">Bảo mật &amp; Thiết bị</w:t>
+            </w:r>
+          </w:p>
+        </w:tc>
+        <w:tc>
+          <w:tcPr>
+            <w:tcW w:type="pct" w:w="28%"/>
+            <w:shd w:fill="FFFFFF" w:val="clear"/>
+            <w:tcMar>
+              <w:top w:type="dxa" w:w="120"/>
+              <w:left w:type="dxa" w:w="140"/>
+              <w:bottom w:type="dxa" w:w="120"/>
+              <w:right w:type="dxa" w:w="140"/>
+            </w:tcMar>
+          </w:tcPr>
+          <w:p>
+            <w:pPr>
+              <w:jc w:val="left"/>
+            </w:pPr>
+            <w:r>
+              <w:rPr>
+                <w:rFonts w:ascii="Times New Roman" w:cs="Times New Roman" w:eastAsia="Times New Roman" w:hAnsi="Times New Roman"/>
+                <w:b w:val="false"/>
+                <w:bCs w:val="false"/>
+                <w:color w:val="1E293B"/>
+                <w:sz w:val="22"/>
+                <w:szCs w:val="22"/>
+              </w:rPr>
+              <w:t xml:space="preserve">expo-local-authentication, expo-secure-store</w:t>
+            </w:r>
+          </w:p>
+        </w:tc>
+        <w:tc>
+          <w:tcPr>
+            <w:tcW w:type="pct" w:w="12%"/>
+            <w:shd w:fill="FFFFFF" w:val="clear"/>
+            <w:tcMar>
+              <w:top w:type="dxa" w:w="120"/>
+              <w:left w:type="dxa" w:w="140"/>
+              <w:bottom w:type="dxa" w:w="120"/>
+              <w:right w:type="dxa" w:w="140"/>
+            </w:tcMar>
+          </w:tcPr>
+          <w:p>
+            <w:pPr>
+              <w:jc w:val="left"/>
+            </w:pPr>
+            <w:r>
+              <w:rPr>
+                <w:rFonts w:ascii="Times New Roman" w:cs="Times New Roman" w:eastAsia="Times New Roman" w:hAnsi="Times New Roman"/>
+                <w:b w:val="false"/>
+                <w:bCs w:val="false"/>
+                <w:color w:val="1E293B"/>
+                <w:sz w:val="22"/>
+                <w:szCs w:val="22"/>
+              </w:rPr>
+              <w:t xml:space="preserve">~17.0 / 15.0</w:t>
+            </w:r>
+          </w:p>
+        </w:tc>
+        <w:tc>
+          <w:tcPr>
+            <w:tcW w:type="pct" w:w="40%"/>
+            <w:shd w:fill="FFFFFF" w:val="clear"/>
+            <w:tcMar>
+              <w:top w:type="dxa" w:w="120"/>
+              <w:left w:type="dxa" w:w="140"/>
+              <w:bottom w:type="dxa" w:w="120"/>
+              <w:right w:type="dxa" w:w="140"/>
+            </w:tcMar>
+          </w:tcPr>
+          <w:p>
+            <w:pPr>
+              <w:jc w:val="left"/>
+            </w:pPr>
+            <w:r>
+              <w:rPr>
+                <w:rFonts w:ascii="Times New Roman" w:cs="Times New Roman" w:eastAsia="Times New Roman" w:hAnsi="Times New Roman"/>
+                <w:b w:val="false"/>
+                <w:bCs w:val="false"/>
+                <w:color w:val="1E293B"/>
+                <w:sz w:val="22"/>
+                <w:szCs w:val="22"/>
+              </w:rPr>
+              <w:t xml:space="preserve">Xác thực vân tay / FaceID, lưu trữ token JWT an toàn trong Android Keystore / iOS Keychain</w:t>
+            </w:r>
+          </w:p>
+        </w:tc>
+      </w:tr>
+      <w:tr>
+        <w:tc>
+          <w:tcPr>
+            <w:tcW w:type="pct" w:w="20%"/>
+            <w:shd w:fill="FDF2F8" w:val="clear"/>
+            <w:tcMar>
+              <w:top w:type="dxa" w:w="120"/>
+              <w:left w:type="dxa" w:w="140"/>
+              <w:bottom w:type="dxa" w:w="120"/>
+              <w:right w:type="dxa" w:w="140"/>
+            </w:tcMar>
+          </w:tcPr>
+          <w:p>
+            <w:pPr>
+              <w:jc w:val="left"/>
+            </w:pPr>
+            <w:r>
+              <w:rPr>
+                <w:rFonts w:ascii="Times New Roman" w:cs="Times New Roman" w:eastAsia="Times New Roman" w:hAnsi="Times New Roman"/>
+                <w:b w:val="false"/>
+                <w:bCs w:val="false"/>
+                <w:color w:val="1E293B"/>
+                <w:sz w:val="22"/>
+                <w:szCs w:val="22"/>
+              </w:rPr>
+              <w:t xml:space="preserve">Realtime &amp; Mạng</w:t>
+            </w:r>
+          </w:p>
+        </w:tc>
+        <w:tc>
+          <w:tcPr>
+            <w:tcW w:type="pct" w:w="28%"/>
+            <w:shd w:fill="FDF2F8" w:val="clear"/>
+            <w:tcMar>
+              <w:top w:type="dxa" w:w="120"/>
+              <w:left w:type="dxa" w:w="140"/>
+              <w:bottom w:type="dxa" w:w="120"/>
+              <w:right w:type="dxa" w:w="140"/>
+            </w:tcMar>
+          </w:tcPr>
+          <w:p>
+            <w:pPr>
+              <w:jc w:val="left"/>
+            </w:pPr>
+            <w:r>
+              <w:rPr>
+                <w:rFonts w:ascii="Times New Roman" w:cs="Times New Roman" w:eastAsia="Times New Roman" w:hAnsi="Times New Roman"/>
+                <w:b w:val="false"/>
+                <w:bCs w:val="false"/>
+                <w:color w:val="1E293B"/>
+                <w:sz w:val="22"/>
+                <w:szCs w:val="22"/>
+              </w:rPr>
+              <w:t xml:space="preserve">@stomp/stompjs, websocket, expo-file-system</w:t>
+            </w:r>
+          </w:p>
+        </w:tc>
+        <w:tc>
+          <w:tcPr>
+            <w:tcW w:type="pct" w:w="12%"/>
+            <w:shd w:fill="FDF2F8" w:val="clear"/>
+            <w:tcMar>
+              <w:top w:type="dxa" w:w="120"/>
+              <w:left w:type="dxa" w:w="140"/>
+              <w:bottom w:type="dxa" w:w="120"/>
+              <w:right w:type="dxa" w:w="140"/>
+            </w:tcMar>
+          </w:tcPr>
+          <w:p>
+            <w:pPr>
+              <w:jc w:val="left"/>
+            </w:pPr>
+            <w:r>
+              <w:rPr>
+                <w:rFonts w:ascii="Times New Roman" w:cs="Times New Roman" w:eastAsia="Times New Roman" w:hAnsi="Times New Roman"/>
+                <w:b w:val="false"/>
+                <w:bCs w:val="false"/>
+                <w:color w:val="1E293B"/>
+                <w:sz w:val="22"/>
+                <w:szCs w:val="22"/>
+              </w:rPr>
+              <w:t xml:space="preserve">^7.3 / 19.0</w:t>
+            </w:r>
+          </w:p>
+        </w:tc>
+        <w:tc>
+          <w:tcPr>
+            <w:tcW w:type="pct" w:w="40%"/>
+            <w:shd w:fill="FDF2F8" w:val="clear"/>
+            <w:tcMar>
+              <w:top w:type="dxa" w:w="120"/>
+              <w:left w:type="dxa" w:w="140"/>
+              <w:bottom w:type="dxa" w:w="120"/>
+              <w:right w:type="dxa" w:w="140"/>
+            </w:tcMar>
+          </w:tcPr>
+          <w:p>
+            <w:pPr>
+              <w:jc w:val="left"/>
+            </w:pPr>
+            <w:r>
+              <w:rPr>
+                <w:rFonts w:ascii="Times New Roman" w:cs="Times New Roman" w:eastAsia="Times New Roman" w:hAnsi="Times New Roman"/>
+                <w:b w:val="false"/>
+                <w:bCs w:val="false"/>
+                <w:color w:val="1E293B"/>
+                <w:sz w:val="22"/>
+                <w:szCs w:val="22"/>
+              </w:rPr>
+              <w:t xml:space="preserve">Giao thức WebSocket Stomp nhận biến động số dư, tải và chia sẻ file báo cáo sao kê PDF/CSV/Excel</w:t>
+            </w:r>
+          </w:p>
+        </w:tc>
+      </w:tr>
+    </w:tbl>
+    <w:p>
+      <w:pPr>
+        <w:pStyle w:val="Heading2"/>
+        <w:spacing w:after="120" w:before="240"/>
+      </w:pPr>
+      <w:r>
+        <w:rPr>
+          <w:rFonts w:ascii="Times New Roman" w:cs="Times New Roman" w:eastAsia="Times New Roman" w:hAnsi="Times New Roman"/>
+          <w:b/>
+          <w:bCs/>
+          <w:color w:val="D2519D"/>
+          <w:sz w:val="28"/>
+          <w:szCs w:val="28"/>
+        </w:rPr>
+        <w:t xml:space="preserve">2.2. Chi tiết Cơ chế Kết nối Hệ thống Máy chủ Backend</w:t>
+      </w:r>
+    </w:p>
+    <w:p>
+      <w:pPr>
+        <w:spacing w:after="60" w:before="60"/>
+        <w:jc w:val="both"/>
+      </w:pPr>
+      <w:r>
+        <w:rPr>
+          <w:rFonts w:ascii="Times New Roman" w:cs="Times New Roman" w:eastAsia="Times New Roman" w:hAnsi="Times New Roman"/>
+          <w:b w:val="false"/>
+          <w:bCs w:val="false"/>
+          <w:i w:val="false"/>
+          <w:iCs w:val="false"/>
+          <w:color w:val="1E293B"/>
+          <w:sz w:val="26"/>
+          <w:szCs w:val="26"/>
+        </w:rPr>
+        <w:t xml:space="preserve">Ứng dụng kết nối với Backend Spring Boot (theo kiến trúc Hexagonal Architecture) thông qua 2 kênh truyền thông song song:</w:t>
+      </w:r>
+    </w:p>
+    <w:p>
+      <w:pPr>
+        <w:pStyle w:val="Heading3"/>
+        <w:spacing w:after="90" w:before="180"/>
+      </w:pPr>
+      <w:r>
+        <w:rPr>
+          <w:rFonts w:ascii="Times New Roman" w:cs="Times New Roman" w:eastAsia="Times New Roman" w:hAnsi="Times New Roman"/>
+          <w:b/>
+          <w:bCs/>
+          <w:color w:val="0F172A"/>
+          <w:sz w:val="26"/>
+          <w:szCs w:val="26"/>
+        </w:rPr>
+        <w:t xml:space="preserve">1. Kênh RESTful API (Giao thức HTTP/HTTPS):</w:t>
       </w:r>
     </w:p>
     <w:p>
@@ -1470,11 +2612,22 @@
       <w:r>
         <w:rPr>
           <w:rFonts w:ascii="Times New Roman" w:cs="Times New Roman" w:eastAsia="Times New Roman" w:hAnsi="Times New Roman"/>
-          <w:color w:val="1E293B"/>
-          <w:sz w:val="26"/>
-          <w:szCs w:val="26"/>
-        </w:rPr>
-        <w:t xml:space="preserve">Presentation Layer: Gồm hơn 25 Screens và hệ thống Components tái sử dụng (GlassCard, Buttons, Badges, Typography...).</w:t>
+          <w:b/>
+          <w:bCs/>
+          <w:color w:val="1E293B"/>
+          <w:sz w:val="26"/>
+          <w:szCs w:val="26"/>
+        </w:rPr>
+        <w:t xml:space="preserve">Base URL Endpoint</w:t>
+      </w:r>
+      <w:r>
+        <w:rPr>
+          <w:rFonts w:ascii="Times New Roman" w:cs="Times New Roman" w:eastAsia="Times New Roman" w:hAnsi="Times New Roman"/>
+          <w:color w:val="1E293B"/>
+          <w:sz w:val="26"/>
+          <w:szCs w:val="26"/>
+        </w:rPr>
+        <w:t xml:space="preserve">: http://203.145.46.200:8080/api/v1 (hoặc http://localhost:8080/api/v1 khi cấu hình adb reverse).</w:t>
       </w:r>
     </w:p>
     <w:p>
@@ -1489,11 +2642,22 @@
       <w:r>
         <w:rPr>
           <w:rFonts w:ascii="Times New Roman" w:cs="Times New Roman" w:eastAsia="Times New Roman" w:hAnsi="Times New Roman"/>
-          <w:color w:val="1E293B"/>
-          <w:sz w:val="26"/>
-          <w:szCs w:val="26"/>
-        </w:rPr>
-        <w:t xml:space="preserve">Navigation Layer: Quản lý Stack Navigator kết hợp Custom Glass Bottom Tabs, xử lý điều hướng an toàn qua navigationRef.</w:t>
+          <w:b/>
+          <w:bCs/>
+          <w:color w:val="1E293B"/>
+          <w:sz w:val="26"/>
+          <w:szCs w:val="26"/>
+        </w:rPr>
+        <w:t xml:space="preserve">Cơ chế Xác thực (JWT Bearer)</w:t>
+      </w:r>
+      <w:r>
+        <w:rPr>
+          <w:rFonts w:ascii="Times New Roman" w:cs="Times New Roman" w:eastAsia="Times New Roman" w:hAnsi="Times New Roman"/>
+          <w:color w:val="1E293B"/>
+          <w:sz w:val="26"/>
+          <w:szCs w:val="26"/>
+        </w:rPr>
+        <w:t xml:space="preserve">: Mọi request yêu cầu xác thực đều được tự động gắn header: Authorization: Bearer {accessToken} (JWT TTL 5 phút).</w:t>
       </w:r>
     </w:p>
     <w:p>
@@ -1508,11 +2672,22 @@
       <w:r>
         <w:rPr>
           <w:rFonts w:ascii="Times New Roman" w:cs="Times New Roman" w:eastAsia="Times New Roman" w:hAnsi="Times New Roman"/>
-          <w:color w:val="1E293B"/>
-          <w:sz w:val="26"/>
-          <w:szCs w:val="26"/>
-        </w:rPr>
-        <w:t xml:space="preserve">State Management Layer: Sử dụng React Context API (AppContext cho phiên đăng nhập &amp; số dư ví, ThemeContext cho chuyển đổi Sáng/Tối).</w:t>
+          <w:b/>
+          <w:bCs/>
+          <w:color w:val="1E293B"/>
+          <w:sz w:val="26"/>
+          <w:szCs w:val="26"/>
+        </w:rPr>
+        <w:t xml:space="preserve">Cơ chế Chống lặp giao dịch (Idempotency-Key)</w:t>
+      </w:r>
+      <w:r>
+        <w:rPr>
+          <w:rFonts w:ascii="Times New Roman" w:cs="Times New Roman" w:eastAsia="Times New Roman" w:hAnsi="Times New Roman"/>
+          <w:color w:val="1E293B"/>
+          <w:sz w:val="26"/>
+          <w:szCs w:val="26"/>
+        </w:rPr>
+        <w:t xml:space="preserve">: Đối với tất cả request thay đổi số dư tiền (chuyển tiền, thanh toán, nạp rút), ứng dụng tự động sinh 1 chuỗi UUID ngẫu nhiên theo chuẩn RFC4122 gắn vào header Idempotency-Key: {uuid}. Nếu mạng gián đoạn gửi lại request, server sẽ nhận biết và không bao giờ trừ tiền 2 lần.</w:t>
       </w:r>
     </w:p>
     <w:p>
@@ -1527,11 +2702,234 @@
       <w:r>
         <w:rPr>
           <w:rFonts w:ascii="Times New Roman" w:cs="Times New Roman" w:eastAsia="Times New Roman" w:hAnsi="Times New Roman"/>
-          <w:color w:val="1E293B"/>
-          <w:sz w:val="26"/>
-          <w:szCs w:val="26"/>
-        </w:rPr>
-        <w:t xml:space="preserve">Service Layer: src/services/api.ts đảm nhiệm kết nối REST API, tự động gắn JWT Bearer token, Idempotency-Key và xử lý Silent Refresh Token.</w:t>
+          <w:b/>
+          <w:bCs/>
+          <w:color w:val="1E293B"/>
+          <w:sz w:val="26"/>
+          <w:szCs w:val="26"/>
+        </w:rPr>
+        <w:t xml:space="preserve">Cơ chế Tự động làm mới Token (Silent Token Refresh)</w:t>
+      </w:r>
+      <w:r>
+        <w:rPr>
+          <w:rFonts w:ascii="Times New Roman" w:cs="Times New Roman" w:eastAsia="Times New Roman" w:hAnsi="Times New Roman"/>
+          <w:color w:val="1E293B"/>
+          <w:sz w:val="26"/>
+          <w:szCs w:val="26"/>
+        </w:rPr>
+        <w:t xml:space="preserve">: Khi API trả về mã lỗi HTTP 401 Unauthorized, interceptor của api.ts sẽ tự động gọi API POST /api/v1/auth/refresh?refreshToken={token} để lấy cặp accessToken mới, cập nhật vào bộ nhớ và gửi lại request gốc mà người dùng không bị văng ra màn hình đăng nhập.</w:t>
+      </w:r>
+    </w:p>
+    <w:p>
+      <w:pPr>
+        <w:shd w:fill="F1F5F9" w:val="clear"/>
+        <w:spacing w:after="20" w:before="20"/>
+      </w:pPr>
+      <w:r>
+        <w:rPr>
+          <w:rFonts w:ascii="Consolas" w:cs="Consolas" w:eastAsia="Consolas" w:hAnsi="Consolas"/>
+          <w:color w:val="0F172A"/>
+          <w:sz w:val="20"/>
+          <w:szCs w:val="20"/>
+        </w:rPr>
+        <w:t xml:space="preserve">// Cấu trúc Interceptor tự động gắn Auth Token &amp; Idempotency-Key (src/services/api.ts)</w:t>
+      </w:r>
+    </w:p>
+    <w:p>
+      <w:pPr>
+        <w:shd w:fill="F1F5F9" w:val="clear"/>
+        <w:spacing w:after="20" w:before="20"/>
+      </w:pPr>
+      <w:r>
+        <w:rPr>
+          <w:rFonts w:ascii="Consolas" w:cs="Consolas" w:eastAsia="Consolas" w:hAnsi="Consolas"/>
+          <w:color w:val="0F172A"/>
+          <w:sz w:val="20"/>
+          <w:szCs w:val="20"/>
+        </w:rPr>
+        <w:t xml:space="preserve">const headers: Record&lt;string, string&gt; = {</w:t>
+      </w:r>
+    </w:p>
+    <w:p>
+      <w:pPr>
+        <w:shd w:fill="F1F5F9" w:val="clear"/>
+        <w:spacing w:after="20" w:before="20"/>
+      </w:pPr>
+      <w:r>
+        <w:rPr>
+          <w:rFonts w:ascii="Consolas" w:cs="Consolas" w:eastAsia="Consolas" w:hAnsi="Consolas"/>
+          <w:color w:val="0F172A"/>
+          <w:sz w:val="20"/>
+          <w:szCs w:val="20"/>
+        </w:rPr>
+        <w:t xml:space="preserve">  'Content-Type': 'application/json',</w:t>
+      </w:r>
+    </w:p>
+    <w:p>
+      <w:pPr>
+        <w:shd w:fill="F1F5F9" w:val="clear"/>
+        <w:spacing w:after="20" w:before="20"/>
+      </w:pPr>
+      <w:r>
+        <w:rPr>
+          <w:rFonts w:ascii="Consolas" w:cs="Consolas" w:eastAsia="Consolas" w:hAnsi="Consolas"/>
+          <w:color w:val="0F172A"/>
+          <w:sz w:val="20"/>
+          <w:szCs w:val="20"/>
+        </w:rPr>
+        <w:t xml:space="preserve">  ...(authToken ? { Authorization: `Bearer ${authToken}` } : {}),</w:t>
+      </w:r>
+    </w:p>
+    <w:p>
+      <w:pPr>
+        <w:shd w:fill="F1F5F9" w:val="clear"/>
+        <w:spacing w:after="20" w:before="20"/>
+      </w:pPr>
+      <w:r>
+        <w:rPr>
+          <w:rFonts w:ascii="Consolas" w:cs="Consolas" w:eastAsia="Consolas" w:hAnsi="Consolas"/>
+          <w:color w:val="0F172A"/>
+          <w:sz w:val="20"/>
+          <w:szCs w:val="20"/>
+        </w:rPr>
+        <w:t xml:space="preserve">  ...(options.idempotencyKey ? { 'Idempotency-Key': options.idempotencyKey } : {}),</w:t>
+      </w:r>
+    </w:p>
+    <w:p>
+      <w:pPr>
+        <w:shd w:fill="F1F5F9" w:val="clear"/>
+        <w:spacing w:after="20" w:before="20"/>
+      </w:pPr>
+      <w:r>
+        <w:rPr>
+          <w:rFonts w:ascii="Consolas" w:cs="Consolas" w:eastAsia="Consolas" w:hAnsi="Consolas"/>
+          <w:color w:val="0F172A"/>
+          <w:sz w:val="20"/>
+          <w:szCs w:val="20"/>
+        </w:rPr>
+        <w:t xml:space="preserve">};</w:t>
+      </w:r>
+    </w:p>
+    <w:p>
+      <w:pPr>
+        <w:shd w:fill="F1F5F9" w:val="clear"/>
+        <w:spacing w:after="20" w:before="20"/>
+      </w:pPr>
+      <w:r>
+        <w:rPr>
+          <w:rFonts w:ascii="Consolas" w:cs="Consolas" w:eastAsia="Consolas" w:hAnsi="Consolas"/>
+          <w:color w:val="0F172A"/>
+          <w:sz w:val="20"/>
+          <w:szCs w:val="20"/>
+        </w:rPr>
+        <w:t xml:space="preserve"/>
+      </w:r>
+    </w:p>
+    <w:p>
+      <w:pPr>
+        <w:shd w:fill="F1F5F9" w:val="clear"/>
+        <w:spacing w:after="20" w:before="20"/>
+      </w:pPr>
+      <w:r>
+        <w:rPr>
+          <w:rFonts w:ascii="Consolas" w:cs="Consolas" w:eastAsia="Consolas" w:hAnsi="Consolas"/>
+          <w:color w:val="0F172A"/>
+          <w:sz w:val="20"/>
+          <w:szCs w:val="20"/>
+        </w:rPr>
+        <w:t xml:space="preserve">// Cơ chế xử lý Silent Refresh Token khi gặp HTTP 401</w:t>
+      </w:r>
+    </w:p>
+    <w:p>
+      <w:pPr>
+        <w:shd w:fill="F1F5F9" w:val="clear"/>
+        <w:spacing w:after="20" w:before="20"/>
+      </w:pPr>
+      <w:r>
+        <w:rPr>
+          <w:rFonts w:ascii="Consolas" w:cs="Consolas" w:eastAsia="Consolas" w:hAnsi="Consolas"/>
+          <w:color w:val="0F172A"/>
+          <w:sz w:val="20"/>
+          <w:szCs w:val="20"/>
+        </w:rPr>
+        <w:t xml:space="preserve">if (res.status === 401 &amp;&amp; refreshToken &amp;&amp; !options._retry) {</w:t>
+      </w:r>
+    </w:p>
+    <w:p>
+      <w:pPr>
+        <w:shd w:fill="F1F5F9" w:val="clear"/>
+        <w:spacing w:after="20" w:before="20"/>
+      </w:pPr>
+      <w:r>
+        <w:rPr>
+          <w:rFonts w:ascii="Consolas" w:cs="Consolas" w:eastAsia="Consolas" w:hAnsi="Consolas"/>
+          <w:color w:val="0F172A"/>
+          <w:sz w:val="20"/>
+          <w:szCs w:val="20"/>
+        </w:rPr>
+        <w:t xml:space="preserve">  const newTokens = await refreshTokensApi(refreshToken);</w:t>
+      </w:r>
+    </w:p>
+    <w:p>
+      <w:pPr>
+        <w:shd w:fill="F1F5F9" w:val="clear"/>
+        <w:spacing w:after="20" w:before="20"/>
+      </w:pPr>
+      <w:r>
+        <w:rPr>
+          <w:rFonts w:ascii="Consolas" w:cs="Consolas" w:eastAsia="Consolas" w:hAnsi="Consolas"/>
+          <w:color w:val="0F172A"/>
+          <w:sz w:val="20"/>
+          <w:szCs w:val="20"/>
+        </w:rPr>
+        <w:t xml:space="preserve">  setAuthTokens(newTokens.accessToken, newTokens.refreshToken);</w:t>
+      </w:r>
+    </w:p>
+    <w:p>
+      <w:pPr>
+        <w:shd w:fill="F1F5F9" w:val="clear"/>
+        <w:spacing w:after="20" w:before="20"/>
+      </w:pPr>
+      <w:r>
+        <w:rPr>
+          <w:rFonts w:ascii="Consolas" w:cs="Consolas" w:eastAsia="Consolas" w:hAnsi="Consolas"/>
+          <w:color w:val="0F172A"/>
+          <w:sz w:val="20"/>
+          <w:szCs w:val="20"/>
+        </w:rPr>
+        <w:t xml:space="preserve">  return apiRequest(endpoint, { ...options, _retry: true });</w:t>
+      </w:r>
+    </w:p>
+    <w:p>
+      <w:pPr>
+        <w:shd w:fill="F1F5F9" w:val="clear"/>
+        <w:spacing w:after="20" w:before="20"/>
+      </w:pPr>
+      <w:r>
+        <w:rPr>
+          <w:rFonts w:ascii="Consolas" w:cs="Consolas" w:eastAsia="Consolas" w:hAnsi="Consolas"/>
+          <w:color w:val="0F172A"/>
+          <w:sz w:val="20"/>
+          <w:szCs w:val="20"/>
+        </w:rPr>
+        <w:t xml:space="preserve">}</w:t>
+      </w:r>
+    </w:p>
+    <w:p>
+      <w:pPr>
+        <w:pStyle w:val="Heading3"/>
+        <w:spacing w:after="90" w:before="180"/>
+      </w:pPr>
+      <w:r>
+        <w:rPr>
+          <w:rFonts w:ascii="Times New Roman" w:cs="Times New Roman" w:eastAsia="Times New Roman" w:hAnsi="Times New Roman"/>
+          <w:b/>
+          <w:bCs/>
+          <w:color w:val="0F172A"/>
+          <w:sz w:val="26"/>
+          <w:szCs w:val="26"/>
+        </w:rPr>
+        <w:t xml:space="preserve">2. Kênh Thông báo Thời gian thực (WebSocket Stomp Protocol):</w:t>
       </w:r>
     </w:p>
     <w:p>
@@ -1546,47 +2944,22 @@
       <w:r>
         <w:rPr>
           <w:rFonts w:ascii="Times New Roman" w:cs="Times New Roman" w:eastAsia="Times New Roman" w:hAnsi="Times New Roman"/>
-          <w:color w:val="1E293B"/>
-          <w:sz w:val="26"/>
-          <w:szCs w:val="26"/>
-        </w:rPr>
-        <w:t xml:space="preserve">Realtime Layer: WebSocket Stomp client (/ws-native) duy trì kết nối nền, lắng nghe sự kiện biến động số dư tức thời.</w:t>
-      </w:r>
-    </w:p>
-    <w:p>
-      <w:pPr>
-        <w:pStyle w:val="Heading2"/>
-        <w:spacing w:after="120" w:before="240"/>
-      </w:pPr>
-      <w:r>
-        <w:rPr>
-          <w:rFonts w:ascii="Times New Roman" w:cs="Times New Roman" w:eastAsia="Times New Roman" w:hAnsi="Times New Roman"/>
-          <w:b/>
-          <w:bCs/>
-          <w:color w:val="D2519D"/>
-          <w:sz w:val="28"/>
-          <w:szCs w:val="28"/>
-        </w:rPr>
-        <w:t xml:space="preserve">2.2. Hệ thống Thiết kế (Design System) &amp; Chế độ Tối (Dark Mode)</w:t>
-      </w:r>
-    </w:p>
-    <w:p>
-      <w:pPr>
-        <w:spacing w:after="60" w:before="60"/>
-        <w:jc w:val="both"/>
-      </w:pPr>
-      <w:r>
-        <w:rPr>
-          <w:rFonts w:ascii="Times New Roman" w:cs="Times New Roman" w:eastAsia="Times New Roman" w:hAnsi="Times New Roman"/>
-          <w:b w:val="false"/>
-          <w:bCs w:val="false"/>
-          <w:i w:val="false"/>
-          <w:iCs w:val="false"/>
-          <w:color w:val="1E293B"/>
-          <w:sz w:val="26"/>
-          <w:szCs w:val="26"/>
-        </w:rPr>
-        <w:t xml:space="preserve">Để đảm bảo tính nhất quán thẩm mỹ 100%, toàn bộ ứng dụng sử dụng hệ thống token màu tập trung tại theme.ts thay vì hardcode rải rác:</w:t>
+          <w:b/>
+          <w:bCs/>
+          <w:color w:val="1E293B"/>
+          <w:sz w:val="26"/>
+          <w:szCs w:val="26"/>
+        </w:rPr>
+        <w:t xml:space="preserve">WebSocket Native Endpoint</w:t>
+      </w:r>
+      <w:r>
+        <w:rPr>
+          <w:rFonts w:ascii="Times New Roman" w:cs="Times New Roman" w:eastAsia="Times New Roman" w:hAnsi="Times New Roman"/>
+          <w:color w:val="1E293B"/>
+          <w:sz w:val="26"/>
+          <w:szCs w:val="26"/>
+        </w:rPr>
+        <w:t xml:space="preserve">: ws://203.145.46.200:8080/ws-native (dành cho React Native) hoặc /ws (SockJS).</w:t>
       </w:r>
     </w:p>
     <w:p>
@@ -1601,11 +2974,22 @@
       <w:r>
         <w:rPr>
           <w:rFonts w:ascii="Times New Roman" w:cs="Times New Roman" w:eastAsia="Times New Roman" w:hAnsi="Times New Roman"/>
-          <w:color w:val="1E293B"/>
-          <w:sz w:val="26"/>
-          <w:szCs w:val="26"/>
-        </w:rPr>
-        <w:t xml:space="preserve">Chế độ Sáng (Light Mode): Tông màu chủ đạo là Đỏ Ruby SenBank (#700F43), Hồng Sen tươi sáng (#D2519D), nền Pastel mờ thanh thoát (#FDF2F8).</w:t>
+          <w:b/>
+          <w:bCs/>
+          <w:color w:val="1E293B"/>
+          <w:sz w:val="26"/>
+          <w:szCs w:val="26"/>
+        </w:rPr>
+        <w:t xml:space="preserve">Kênh Đăng ký (Subscription Channel)</w:t>
+      </w:r>
+      <w:r>
+        <w:rPr>
+          <w:rFonts w:ascii="Times New Roman" w:cs="Times New Roman" w:eastAsia="Times New Roman" w:hAnsi="Times New Roman"/>
+          <w:color w:val="1E293B"/>
+          <w:sz w:val="26"/>
+          <w:szCs w:val="26"/>
+        </w:rPr>
+        <w:t xml:space="preserve">: /topic/users/{userId}/notifications</w:t>
       </w:r>
     </w:p>
     <w:p>
@@ -1620,11 +3004,58 @@
       <w:r>
         <w:rPr>
           <w:rFonts w:ascii="Times New Roman" w:cs="Times New Roman" w:eastAsia="Times New Roman" w:hAnsi="Times New Roman"/>
-          <w:color w:val="1E293B"/>
-          <w:sz w:val="26"/>
-          <w:szCs w:val="26"/>
-        </w:rPr>
-        <w:t xml:space="preserve">Chế độ Tối (Dark Mode): Tông nền Deep Slate (#0B1329 / #1E293B) tương phản cao với chữ trắng sáng, tạo cảm giác sang trọng và bảo vệ thị lực ban đêm.</w:t>
+          <w:b/>
+          <w:bCs/>
+          <w:color w:val="1E293B"/>
+          <w:sz w:val="26"/>
+          <w:szCs w:val="26"/>
+        </w:rPr>
+        <w:t xml:space="preserve">Cơ chế hoạt động</w:t>
+      </w:r>
+      <w:r>
+        <w:rPr>
+          <w:rFonts w:ascii="Times New Roman" w:cs="Times New Roman" w:eastAsia="Times New Roman" w:hAnsi="Times New Roman"/>
+          <w:color w:val="1E293B"/>
+          <w:sz w:val="26"/>
+          <w:szCs w:val="26"/>
+        </w:rPr>
+        <w:t xml:space="preserve">: Khi người gửi thực hiện chuyển tiền thành công, Backend Spring Boot sẽ đẩy ngay 1 tin nhắn JSON đến kênh của cả người gửi và người nhận. Ứng dụng lắng nghe sự kiện này và tự động phát âm thanh, cập nhật số dư trên thanh Header và hiển thị thông báo biến động số dư tức thời.</w:t>
+      </w:r>
+    </w:p>
+    <w:p>
+      <w:pPr>
+        <w:pStyle w:val="Heading2"/>
+        <w:spacing w:after="120" w:before="240"/>
+      </w:pPr>
+      <w:r>
+        <w:rPr>
+          <w:rFonts w:ascii="Times New Roman" w:cs="Times New Roman" w:eastAsia="Times New Roman" w:hAnsi="Times New Roman"/>
+          <w:b/>
+          <w:bCs/>
+          <w:color w:val="D2519D"/>
+          <w:sz w:val="28"/>
+          <w:szCs w:val="28"/>
+        </w:rPr>
+        <w:t xml:space="preserve">2.3. Hệ thống Theme &amp; Kiến trúc Chế độ Tối (Dark Mode)</w:t>
+      </w:r>
+    </w:p>
+    <w:p>
+      <w:pPr>
+        <w:spacing w:after="60" w:before="60"/>
+        <w:jc w:val="both"/>
+      </w:pPr>
+      <w:r>
+        <w:rPr>
+          <w:rFonts w:ascii="Times New Roman" w:cs="Times New Roman" w:eastAsia="Times New Roman" w:hAnsi="Times New Roman"/>
+          <w:b w:val="false"/>
+          <w:bCs w:val="false"/>
+          <w:i w:val="false"/>
+          <w:iCs w:val="false"/>
+          <w:color w:val="1E293B"/>
+          <w:sz w:val="26"/>
+          <w:szCs w:val="26"/>
+        </w:rPr>
+        <w:t xml:space="preserve">Hệ thống màu sắc được quản trị tập trung tại src/theme.ts với 2 bộ token hoàn chỉnh lightColors và darkColors, được bọc bởi ThemeContext:</w:t>
       </w:r>
     </w:p>
     <w:p>
@@ -1639,45 +3070,22 @@
       <w:r>
         <w:rPr>
           <w:rFonts w:ascii="Times New Roman" w:cs="Times New Roman" w:eastAsia="Times New Roman" w:hAnsi="Times New Roman"/>
-          <w:color w:val="1E293B"/>
-          <w:sz w:val="26"/>
-          <w:szCs w:val="26"/>
-        </w:rPr>
-        <w:t xml:space="preserve">Hiệu ứng chuyển động (Micro-interactions): Chuông thông báo rung tự nhiên theo hàm dao động tắt dần (damped oscillation wiggle), viền thẻ tín dụng chuyển động 7 màu vi tế (AnimatedRainbowPill).</w:t>
-      </w:r>
-    </w:p>
-    <w:p>
-      <w:pPr>
-        <w:pStyle w:val="Heading1"/>
-        <w:spacing w:after="150" w:before="300"/>
-      </w:pPr>
-      <w:r>
-        <w:rPr>
-          <w:rFonts w:ascii="Times New Roman" w:cs="Times New Roman" w:eastAsia="Times New Roman" w:hAnsi="Times New Roman"/>
-          <w:b/>
-          <w:bCs/>
-          <w:color w:val="700F43"/>
-          <w:sz w:val="32"/>
-          <w:szCs w:val="32"/>
-        </w:rPr>
-        <w:t xml:space="preserve">CHƯƠNG 3: CHI TIẾT CÁC PHÂN HỆ VÀ 25+ MÀN HÌNH CHỨC NĂNG</w:t>
-      </w:r>
-    </w:p>
-    <w:p>
-      <w:pPr>
-        <w:pStyle w:val="Heading2"/>
-        <w:spacing w:after="120" w:before="240"/>
-      </w:pPr>
-      <w:r>
-        <w:rPr>
-          <w:rFonts w:ascii="Times New Roman" w:cs="Times New Roman" w:eastAsia="Times New Roman" w:hAnsi="Times New Roman"/>
-          <w:b/>
-          <w:bCs/>
-          <w:color w:val="D2519D"/>
-          <w:sz w:val="28"/>
-          <w:szCs w:val="28"/>
-        </w:rPr>
-        <w:t xml:space="preserve">3.1. Phân hệ 1: Xác thực &amp; Quản trị Bảo mật</w:t>
+          <w:b/>
+          <w:bCs/>
+          <w:color w:val="1E293B"/>
+          <w:sz w:val="26"/>
+          <w:szCs w:val="26"/>
+        </w:rPr>
+        <w:t xml:space="preserve">Light Mode Palette</w:t>
+      </w:r>
+      <w:r>
+        <w:rPr>
+          <w:rFonts w:ascii="Times New Roman" w:cs="Times New Roman" w:eastAsia="Times New Roman" w:hAnsi="Times New Roman"/>
+          <w:color w:val="1E293B"/>
+          <w:sz w:val="26"/>
+          <w:szCs w:val="26"/>
+        </w:rPr>
+        <w:t xml:space="preserve">: primary: #700F43 (Đỏ Ruby Sen Hồng), primarySoft: #FDF2F8, surface: #FFFFFF, textPrimary: #0F172A.</w:t>
       </w:r>
     </w:p>
     <w:p>
@@ -1692,11 +3100,22 @@
       <w:r>
         <w:rPr>
           <w:rFonts w:ascii="Times New Roman" w:cs="Times New Roman" w:eastAsia="Times New Roman" w:hAnsi="Times New Roman"/>
-          <w:color w:val="1E293B"/>
-          <w:sz w:val="26"/>
-          <w:szCs w:val="26"/>
-        </w:rPr>
-        <w:t xml:space="preserve">LoginScreen: Đăng nhập bằng số điện thoại, mật khẩu, xác thực sinh trắc học (vân tay/khuôn mặt).</w:t>
+          <w:b/>
+          <w:bCs/>
+          <w:color w:val="1E293B"/>
+          <w:sz w:val="26"/>
+          <w:szCs w:val="26"/>
+        </w:rPr>
+        <w:t xml:space="preserve">Dark Mode Palette</w:t>
+      </w:r>
+      <w:r>
+        <w:rPr>
+          <w:rFonts w:ascii="Times New Roman" w:cs="Times New Roman" w:eastAsia="Times New Roman" w:hAnsi="Times New Roman"/>
+          <w:color w:val="1E293B"/>
+          <w:sz w:val="26"/>
+          <w:szCs w:val="26"/>
+        </w:rPr>
+        <w:t xml:space="preserve">: primary: #F472B6 (Hồng sen sáng), background: #0B1329 (Slate 900 sâu), surface: #1E293B (Slate 800), textPrimary: #F8FAFC.</w:t>
       </w:r>
     </w:p>
     <w:p>
@@ -1711,11 +3130,75 @@
       <w:r>
         <w:rPr>
           <w:rFonts w:ascii="Times New Roman" w:cs="Times New Roman" w:eastAsia="Times New Roman" w:hAnsi="Times New Roman"/>
-          <w:color w:val="1E293B"/>
-          <w:sz w:val="26"/>
-          <w:szCs w:val="26"/>
-        </w:rPr>
-        <w:t xml:space="preserve">RegisterScreen: Đăng ký tài khoản mới với quy trình xác thực OTP SMS 6 chữ số.</w:t>
+          <w:b/>
+          <w:bCs/>
+          <w:color w:val="1E293B"/>
+          <w:sz w:val="26"/>
+          <w:szCs w:val="26"/>
+        </w:rPr>
+        <w:t xml:space="preserve">Quy chuẩn Icon chuẩn ngân hàng</w:t>
+      </w:r>
+      <w:r>
+        <w:rPr>
+          <w:rFonts w:ascii="Times New Roman" w:cs="Times New Roman" w:eastAsia="Times New Roman" w:hAnsi="Times New Roman"/>
+          <w:color w:val="1E293B"/>
+          <w:sz w:val="26"/>
+          <w:szCs w:val="26"/>
+        </w:rPr>
+        <w:t xml:space="preserve">: Toàn bộ icon đã được loại bỏ hoàn toàn các màu sắc cầu vồng đối chọi và các biểu tượng không phù hợp (như hình âm dương tử vi, tay cầm chơi game), đưa về cùng một chuẩn icon đơn sắc cao cấp bo góc Squircle đồng bộ.</w:t>
+      </w:r>
+    </w:p>
+    <w:p>
+      <w:pPr>
+        <w:pStyle w:val="Heading1"/>
+        <w:spacing w:after="160" w:before="320"/>
+      </w:pPr>
+      <w:r>
+        <w:rPr>
+          <w:rFonts w:ascii="Times New Roman" w:cs="Times New Roman" w:eastAsia="Times New Roman" w:hAnsi="Times New Roman"/>
+          <w:b/>
+          <w:bCs/>
+          <w:color w:val="700F43"/>
+          <w:sz w:val="32"/>
+          <w:szCs w:val="32"/>
+        </w:rPr>
+        <w:t xml:space="preserve">CHƯƠNG 3: CHI TIẾT 10 LUỒNG NGƯỜI DÙNG VÀ HƠN 25 MÀN HÌNH</w:t>
+      </w:r>
+    </w:p>
+    <w:p>
+      <w:pPr>
+        <w:pStyle w:val="Heading2"/>
+        <w:spacing w:after="120" w:before="240"/>
+      </w:pPr>
+      <w:r>
+        <w:rPr>
+          <w:rFonts w:ascii="Times New Roman" w:cs="Times New Roman" w:eastAsia="Times New Roman" w:hAnsi="Times New Roman"/>
+          <w:b/>
+          <w:bCs/>
+          <w:color w:val="D2519D"/>
+          <w:sz w:val="28"/>
+          <w:szCs w:val="28"/>
+        </w:rPr>
+        <w:t xml:space="preserve">3.1. Luồng 1: Xác thực, Đăng ký, Đăng nhập &amp; Bảo mật Sinh trắc học</w:t>
+      </w:r>
+    </w:p>
+    <w:p>
+      <w:pPr>
+        <w:spacing w:after="60" w:before="60"/>
+        <w:jc w:val="both"/>
+      </w:pPr>
+      <w:r>
+        <w:rPr>
+          <w:rFonts w:ascii="Times New Roman" w:cs="Times New Roman" w:eastAsia="Times New Roman" w:hAnsi="Times New Roman"/>
+          <w:b w:val="false"/>
+          <w:bCs w:val="false"/>
+          <w:i w:val="false"/>
+          <w:iCs w:val="false"/>
+          <w:color w:val="1E293B"/>
+          <w:sz w:val="26"/>
+          <w:szCs w:val="26"/>
+        </w:rPr>
+        <w:t xml:space="preserve">Luồng này đảm bảo người dùng truy cập an toàn vào hệ thống ngân hàng số:</w:t>
       </w:r>
     </w:p>
     <w:p>
@@ -1730,11 +3213,22 @@
       <w:r>
         <w:rPr>
           <w:rFonts w:ascii="Times New Roman" w:cs="Times New Roman" w:eastAsia="Times New Roman" w:hAnsi="Times New Roman"/>
-          <w:color w:val="1E293B"/>
-          <w:sz w:val="26"/>
-          <w:szCs w:val="26"/>
-        </w:rPr>
-        <w:t xml:space="preserve">SecuritySettingsScreen &amp; PinSetupScreen: Cài đặt mã PIN giao dịch bảo mật 6 chữ số.</w:t>
+          <w:b/>
+          <w:bCs/>
+          <w:color w:val="1E293B"/>
+          <w:sz w:val="26"/>
+          <w:szCs w:val="26"/>
+        </w:rPr>
+        <w:t xml:space="preserve">Màn hình Đăng nhập (LoginScreen)</w:t>
+      </w:r>
+      <w:r>
+        <w:rPr>
+          <w:rFonts w:ascii="Times New Roman" w:cs="Times New Roman" w:eastAsia="Times New Roman" w:hAnsi="Times New Roman"/>
+          <w:color w:val="1E293B"/>
+          <w:sz w:val="26"/>
+          <w:szCs w:val="26"/>
+        </w:rPr>
+        <w:t xml:space="preserve">: Nhập số điện thoại và mật khẩu. Nút xác thực sinh trắc học (Vân tay/FaceID) gọi API POST /api/v1/security/biometric/verify để lấy pinToken đăng nhập nhanh.</w:t>
       </w:r>
     </w:p>
     <w:p>
@@ -1749,11 +3243,22 @@
       <w:r>
         <w:rPr>
           <w:rFonts w:ascii="Times New Roman" w:cs="Times New Roman" w:eastAsia="Times New Roman" w:hAnsi="Times New Roman"/>
-          <w:color w:val="1E293B"/>
-          <w:sz w:val="26"/>
-          <w:szCs w:val="26"/>
-        </w:rPr>
-        <w:t xml:space="preserve">DeviceManagementScreen: Quản lý danh sách các thiết bị đang đăng nhập, hỗ trợ đăng xuất từ xa.</w:t>
+          <w:b/>
+          <w:bCs/>
+          <w:color w:val="1E293B"/>
+          <w:sz w:val="26"/>
+          <w:szCs w:val="26"/>
+        </w:rPr>
+        <w:t xml:space="preserve">Màn hình Đăng ký (RegisterScreen)</w:t>
+      </w:r>
+      <w:r>
+        <w:rPr>
+          <w:rFonts w:ascii="Times New Roman" w:cs="Times New Roman" w:eastAsia="Times New Roman" w:hAnsi="Times New Roman"/>
+          <w:color w:val="1E293B"/>
+          <w:sz w:val="26"/>
+          <w:szCs w:val="26"/>
+        </w:rPr>
+        <w:t xml:space="preserve">: Thu thập thông tin cá nhân: Họ tên, số điện thoại, mật khẩu (tối thiểu 6 ký tự). Gửi mã OTP xác nhận số điện thoại.</w:t>
       </w:r>
     </w:p>
     <w:p>
@@ -1768,28 +3273,22 @@
       <w:r>
         <w:rPr>
           <w:rFonts w:ascii="Times New Roman" w:cs="Times New Roman" w:eastAsia="Times New Roman" w:hAnsi="Times New Roman"/>
-          <w:color w:val="1E293B"/>
-          <w:sz w:val="26"/>
-          <w:szCs w:val="26"/>
-        </w:rPr>
-        <w:t xml:space="preserve">KycScreen: Định danh điện tử khách hàng eKYC qua CCCD và ảnh chân dung.</w:t>
-      </w:r>
-    </w:p>
-    <w:p>
-      <w:pPr>
-        <w:pStyle w:val="Heading2"/>
-        <w:spacing w:after="120" w:before="240"/>
-      </w:pPr>
-      <w:r>
-        <w:rPr>
-          <w:rFonts w:ascii="Times New Roman" w:cs="Times New Roman" w:eastAsia="Times New Roman" w:hAnsi="Times New Roman"/>
-          <w:b/>
-          <w:bCs/>
-          <w:color w:val="D2519D"/>
-          <w:sz w:val="28"/>
-          <w:szCs w:val="28"/>
-        </w:rPr>
-        <w:t xml:space="preserve">3.2. Phân hệ 2: Màn hình chính &amp; Quản lý Tài khoản</w:t>
+          <w:b/>
+          <w:bCs/>
+          <w:color w:val="1E293B"/>
+          <w:sz w:val="26"/>
+          <w:szCs w:val="26"/>
+        </w:rPr>
+        <w:t xml:space="preserve">Cài đặt mã PIN (PinSetupScreen)</w:t>
+      </w:r>
+      <w:r>
+        <w:rPr>
+          <w:rFonts w:ascii="Times New Roman" w:cs="Times New Roman" w:eastAsia="Times New Roman" w:hAnsi="Times New Roman"/>
+          <w:color w:val="1E293B"/>
+          <w:sz w:val="26"/>
+          <w:szCs w:val="26"/>
+        </w:rPr>
+        <w:t xml:space="preserve">: Thiết lập mã PIN 6 chữ số qua API POST /api/v1/users/pin/set phục vụ xác thực các giao dịch chuyển tiền.</w:t>
       </w:r>
     </w:p>
     <w:p>
@@ -1804,11 +3303,58 @@
       <w:r>
         <w:rPr>
           <w:rFonts w:ascii="Times New Roman" w:cs="Times New Roman" w:eastAsia="Times New Roman" w:hAnsi="Times New Roman"/>
-          <w:color w:val="1E293B"/>
-          <w:sz w:val="26"/>
-          <w:szCs w:val="26"/>
-        </w:rPr>
-        <w:t xml:space="preserve">HomeScreen: Trang chủ ngân hàng số tích hợp thanh tìm kiếm thông minh, chuông rung thông báo, cụm thẻ số dư vuốt ngang mượt mà.</w:t>
+          <w:b/>
+          <w:bCs/>
+          <w:color w:val="1E293B"/>
+          <w:sz w:val="26"/>
+          <w:szCs w:val="26"/>
+        </w:rPr>
+        <w:t xml:space="preserve">Quản lý Thiết bị (DeviceManagementScreen)</w:t>
+      </w:r>
+      <w:r>
+        <w:rPr>
+          <w:rFonts w:ascii="Times New Roman" w:cs="Times New Roman" w:eastAsia="Times New Roman" w:hAnsi="Times New Roman"/>
+          <w:color w:val="1E293B"/>
+          <w:sz w:val="26"/>
+          <w:szCs w:val="26"/>
+        </w:rPr>
+        <w:t xml:space="preserve">: Hiển thị danh sách thiết bị đang đăng nhập qua API GET /api/v1/sessions, hỗ trợ đăng xuất thiết bị từ xa.</w:t>
+      </w:r>
+    </w:p>
+    <w:p>
+      <w:pPr>
+        <w:pStyle w:val="Heading2"/>
+        <w:spacing w:after="120" w:before="240"/>
+      </w:pPr>
+      <w:r>
+        <w:rPr>
+          <w:rFonts w:ascii="Times New Roman" w:cs="Times New Roman" w:eastAsia="Times New Roman" w:hAnsi="Times New Roman"/>
+          <w:b/>
+          <w:bCs/>
+          <w:color w:val="D2519D"/>
+          <w:sz w:val="28"/>
+          <w:szCs w:val="28"/>
+        </w:rPr>
+        <w:t xml:space="preserve">3.2. Luồng 2: Trang chủ, Số dư Khả dụng &amp; Lưới Dịch vụ Nhanh</w:t>
+      </w:r>
+    </w:p>
+    <w:p>
+      <w:pPr>
+        <w:spacing w:after="60" w:before="60"/>
+        <w:jc w:val="both"/>
+      </w:pPr>
+      <w:r>
+        <w:rPr>
+          <w:rFonts w:ascii="Times New Roman" w:cs="Times New Roman" w:eastAsia="Times New Roman" w:hAnsi="Times New Roman"/>
+          <w:b w:val="false"/>
+          <w:bCs w:val="false"/>
+          <w:i w:val="false"/>
+          <w:iCs w:val="false"/>
+          <w:color w:val="1E293B"/>
+          <w:sz w:val="26"/>
+          <w:szCs w:val="26"/>
+        </w:rPr>
+        <w:t xml:space="preserve">Trang chủ là trung tâm tương tác chính của khách hàng khi mở app:</w:t>
       </w:r>
     </w:p>
     <w:p>
@@ -1823,11 +3369,22 @@
       <w:r>
         <w:rPr>
           <w:rFonts w:ascii="Times New Roman" w:cs="Times New Roman" w:eastAsia="Times New Roman" w:hAnsi="Times New Roman"/>
-          <w:color w:val="1E293B"/>
-          <w:sz w:val="26"/>
-          <w:szCs w:val="26"/>
-        </w:rPr>
-        <w:t xml:space="preserve">Lưới Quick Actions: 4 chức năng cốt lõi (Chuyển tiền, Nạp tiền ĐT, Tiền gửi, Vay nhanh) kèm nút mở rộng mượt mà.</w:t>
+          <w:b/>
+          <w:bCs/>
+          <w:color w:val="1E293B"/>
+          <w:sz w:val="26"/>
+          <w:szCs w:val="26"/>
+        </w:rPr>
+        <w:t xml:space="preserve">Màn hình Trang chủ (HomeScreen)</w:t>
+      </w:r>
+      <w:r>
+        <w:rPr>
+          <w:rFonts w:ascii="Times New Roman" w:cs="Times New Roman" w:eastAsia="Times New Roman" w:hAnsi="Times New Roman"/>
+          <w:color w:val="1E293B"/>
+          <w:sz w:val="26"/>
+          <w:szCs w:val="26"/>
+        </w:rPr>
+        <w:t xml:space="preserve">: Header nổi bật logo SenBank, thanh tìm kiếm động, chuông rung thông báo vật lý damped wiggle.</w:t>
       </w:r>
     </w:p>
     <w:p>
@@ -1842,28 +3399,22 @@
       <w:r>
         <w:rPr>
           <w:rFonts w:ascii="Times New Roman" w:cs="Times New Roman" w:eastAsia="Times New Roman" w:hAnsi="Times New Roman"/>
-          <w:color w:val="1E293B"/>
-          <w:sz w:val="26"/>
-          <w:szCs w:val="26"/>
-        </w:rPr>
-        <w:t xml:space="preserve">Dịch vụ số Mua sắm – Giải trí – Đầu tư: 8 tiện ích chính quy (Hóa đơn, Data 4G, Vé máy bay, Bảo hiểm, Vé xem phim, Mua sắm, Đầu tư, Vietlott).</w:t>
-      </w:r>
-    </w:p>
-    <w:p>
-      <w:pPr>
-        <w:pStyle w:val="Heading2"/>
-        <w:spacing w:after="120" w:before="240"/>
-      </w:pPr>
-      <w:r>
-        <w:rPr>
-          <w:rFonts w:ascii="Times New Roman" w:cs="Times New Roman" w:eastAsia="Times New Roman" w:hAnsi="Times New Roman"/>
-          <w:b/>
-          <w:bCs/>
-          <w:color w:val="D2519D"/>
-          <w:sz w:val="28"/>
-          <w:szCs w:val="28"/>
-        </w:rPr>
-        <w:t xml:space="preserve">3.3. Phân hệ 3: Giao dịch &amp; Chuyển tiền Đa kênh</w:t>
+          <w:b/>
+          <w:bCs/>
+          <w:color w:val="1E293B"/>
+          <w:sz w:val="26"/>
+          <w:szCs w:val="26"/>
+        </w:rPr>
+        <w:t xml:space="preserve">Cụm thẻ số dư vuốt ngang</w:t>
+      </w:r>
+      <w:r>
+        <w:rPr>
+          <w:rFonts w:ascii="Times New Roman" w:cs="Times New Roman" w:eastAsia="Times New Roman" w:hAnsi="Times New Roman"/>
+          <w:color w:val="1E293B"/>
+          <w:sz w:val="26"/>
+          <w:szCs w:val="26"/>
+        </w:rPr>
+        <w:t xml:space="preserve">: Hỗ trợ vuốt ngang mượt mà chuyển đổi giữa Thẻ ví VND và Thẻ tín dụng MB Hi Visa; có nút mắt bật/tắt hiển thị số dư.</w:t>
       </w:r>
     </w:p>
     <w:p>
@@ -1878,11 +3429,22 @@
       <w:r>
         <w:rPr>
           <w:rFonts w:ascii="Times New Roman" w:cs="Times New Roman" w:eastAsia="Times New Roman" w:hAnsi="Times New Roman"/>
-          <w:color w:val="1E293B"/>
-          <w:sz w:val="26"/>
-          <w:szCs w:val="26"/>
-        </w:rPr>
-        <w:t xml:space="preserve">ChooseRecipientScreen: Tìm kiếm người thụ hưởng thông minh, hỗ trợ tra cứu tên tài khoản tự động (Napas).</w:t>
+          <w:b/>
+          <w:bCs/>
+          <w:color w:val="1E293B"/>
+          <w:sz w:val="26"/>
+          <w:szCs w:val="26"/>
+        </w:rPr>
+        <w:t xml:space="preserve">Lưới Quick Actions mở rộng</w:t>
+      </w:r>
+      <w:r>
+        <w:rPr>
+          <w:rFonts w:ascii="Times New Roman" w:cs="Times New Roman" w:eastAsia="Times New Roman" w:hAnsi="Times New Roman"/>
+          <w:color w:val="1E293B"/>
+          <w:sz w:val="26"/>
+          <w:szCs w:val="26"/>
+        </w:rPr>
+        <w:t xml:space="preserve">: Hàng 4 icon cố định (Chuyển tiền, Nạp thẻ, Tiền gửi, Vay nhanh) kèm nút mũi tên mở rộng thêm 4 dịch vụ mới trong luồng layout tự nhiên.</w:t>
       </w:r>
     </w:p>
     <w:p>
@@ -1897,11 +3459,58 @@
       <w:r>
         <w:rPr>
           <w:rFonts w:ascii="Times New Roman" w:cs="Times New Roman" w:eastAsia="Times New Roman" w:hAnsi="Times New Roman"/>
-          <w:color w:val="1E293B"/>
-          <w:sz w:val="26"/>
-          <w:szCs w:val="26"/>
-        </w:rPr>
-        <w:t xml:space="preserve">EnterAmountScreen: Bàn phím số tài chính chuyên dụng, gợi ý các mệnh giá nhanh, kiểm tra số dư tức thời.</w:t>
+          <w:b/>
+          <w:bCs/>
+          <w:color w:val="1E293B"/>
+          <w:sz w:val="26"/>
+          <w:szCs w:val="26"/>
+        </w:rPr>
+        <w:t xml:space="preserve">Dịch vụ số Mua sắm – Giải trí – Đầu tư</w:t>
+      </w:r>
+      <w:r>
+        <w:rPr>
+          <w:rFonts w:ascii="Times New Roman" w:cs="Times New Roman" w:eastAsia="Times New Roman" w:hAnsi="Times New Roman"/>
+          <w:color w:val="1E293B"/>
+          <w:sz w:val="26"/>
+          <w:szCs w:val="26"/>
+        </w:rPr>
+        <w:t xml:space="preserve">: 8 dịch vụ số chuẩn mực: Hóa đơn tiện ích, Nạp Data 4G, Vé máy bay, Bảo hiểm sức khỏe, Vé xem phim Cinema, Mua sắm hoàn tiền, Đầu tư tài chính, Vé số Vietlott.</w:t>
+      </w:r>
+    </w:p>
+    <w:p>
+      <w:pPr>
+        <w:pStyle w:val="Heading2"/>
+        <w:spacing w:after="120" w:before="240"/>
+      </w:pPr>
+      <w:r>
+        <w:rPr>
+          <w:rFonts w:ascii="Times New Roman" w:cs="Times New Roman" w:eastAsia="Times New Roman" w:hAnsi="Times New Roman"/>
+          <w:b/>
+          <w:bCs/>
+          <w:color w:val="D2519D"/>
+          <w:sz w:val="28"/>
+          <w:szCs w:val="28"/>
+        </w:rPr>
+        <w:t xml:space="preserve">3.3. Luồng 3: Chuyển tiền Nội bộ &amp; Chuyển tiền Liên ngân hàng Napas 24/7</w:t>
+      </w:r>
+    </w:p>
+    <w:p>
+      <w:pPr>
+        <w:spacing w:after="60" w:before="60"/>
+        <w:jc w:val="both"/>
+      </w:pPr>
+      <w:r>
+        <w:rPr>
+          <w:rFonts w:ascii="Times New Roman" w:cs="Times New Roman" w:eastAsia="Times New Roman" w:hAnsi="Times New Roman"/>
+          <w:b w:val="false"/>
+          <w:bCs w:val="false"/>
+          <w:i w:val="false"/>
+          <w:iCs w:val="false"/>
+          <w:color w:val="1E293B"/>
+          <w:sz w:val="26"/>
+          <w:szCs w:val="26"/>
+        </w:rPr>
+        <w:t xml:space="preserve">Quy trình chuyển tiền 5 bước khép kín chuẩn ngân hàng thương mại:</w:t>
       </w:r>
     </w:p>
     <w:p>
@@ -1916,11 +3525,22 @@
       <w:r>
         <w:rPr>
           <w:rFonts w:ascii="Times New Roman" w:cs="Times New Roman" w:eastAsia="Times New Roman" w:hAnsi="Times New Roman"/>
-          <w:color w:val="1E293B"/>
-          <w:sz w:val="26"/>
-          <w:szCs w:val="26"/>
-        </w:rPr>
-        <w:t xml:space="preserve">ConfirmTransferScreen: Xác thực giao dịch an toàn 2 lớp bằng OTP hoặc mã PIN 6 số.</w:t>
+          <w:b/>
+          <w:bCs/>
+          <w:color w:val="1E293B"/>
+          <w:sz w:val="26"/>
+          <w:szCs w:val="26"/>
+        </w:rPr>
+        <w:t xml:space="preserve">Bước 1 - Chọn người thụ hưởng (ChooseRecipientScreen)</w:t>
+      </w:r>
+      <w:r>
+        <w:rPr>
+          <w:rFonts w:ascii="Times New Roman" w:cs="Times New Roman" w:eastAsia="Times New Roman" w:hAnsi="Times New Roman"/>
+          <w:color w:val="1E293B"/>
+          <w:sz w:val="26"/>
+          <w:szCs w:val="26"/>
+        </w:rPr>
+        <w:t xml:space="preserve">: Tìm kiếm danh bạ, nhập số tài khoản hoặc số điện thoại. Gọi API GET /api/v1/wallets/recipient-info để tra cứu và hiển thị tên người nhận được che mờ (Masked Name).</w:t>
       </w:r>
     </w:p>
     <w:p>
@@ -1935,11 +3555,22 @@
       <w:r>
         <w:rPr>
           <w:rFonts w:ascii="Times New Roman" w:cs="Times New Roman" w:eastAsia="Times New Roman" w:hAnsi="Times New Roman"/>
-          <w:color w:val="1E293B"/>
-          <w:sz w:val="26"/>
-          <w:szCs w:val="26"/>
-        </w:rPr>
-        <w:t xml:space="preserve">TransferResultScreen: Biên lai điện tử chi tiết, lưu người thụ hưởng, chia sẻ biên lai nhanh qua mạng xã hội.</w:t>
+          <w:b/>
+          <w:bCs/>
+          <w:color w:val="1E293B"/>
+          <w:sz w:val="26"/>
+          <w:szCs w:val="26"/>
+        </w:rPr>
+        <w:t xml:space="preserve">Bước 2 - Nhập số tiền (EnterAmountScreen)</w:t>
+      </w:r>
+      <w:r>
+        <w:rPr>
+          <w:rFonts w:ascii="Times New Roman" w:cs="Times New Roman" w:eastAsia="Times New Roman" w:hAnsi="Times New Roman"/>
+          <w:color w:val="1E293B"/>
+          <w:sz w:val="26"/>
+          <w:szCs w:val="26"/>
+        </w:rPr>
+        <w:t xml:space="preserve">: Bàn phím tài chính tùy biến, các nút gợi ý tiền nhanh (+50k, +100k, +500k, +1tr). Tự động kiểm tra số dư và gọi API GET /api/v1/wallets/fees/estimate để hiển thị phí 0đ.</w:t>
       </w:r>
     </w:p>
     <w:p>
@@ -1954,11 +3585,22 @@
       <w:r>
         <w:rPr>
           <w:rFonts w:ascii="Times New Roman" w:cs="Times New Roman" w:eastAsia="Times New Roman" w:hAnsi="Times New Roman"/>
-          <w:color w:val="1E293B"/>
-          <w:sz w:val="26"/>
-          <w:szCs w:val="26"/>
-        </w:rPr>
-        <w:t xml:space="preserve">ScanQRScreen: Quét mã VietQR thực tế qua camera thiết bị, tự động giải mã thông tin ngân hàng và số tiền.</w:t>
+          <w:b/>
+          <w:bCs/>
+          <w:color w:val="1E293B"/>
+          <w:sz w:val="26"/>
+          <w:szCs w:val="26"/>
+        </w:rPr>
+        <w:t xml:space="preserve">Bước 3 - Xác nhận giao dịch (ConfirmTransferScreen)</w:t>
+      </w:r>
+      <w:r>
+        <w:rPr>
+          <w:rFonts w:ascii="Times New Roman" w:cs="Times New Roman" w:eastAsia="Times New Roman" w:hAnsi="Times New Roman"/>
+          <w:color w:val="1E293B"/>
+          <w:sz w:val="26"/>
+          <w:szCs w:val="26"/>
+        </w:rPr>
+        <w:t xml:space="preserve">: Hiển thị tóm tắt người gửi, người nhận, ngân hàng, nội dung. Gọi API POST /api/v1/wallets/transfer/init sinh transactionId ở trạng thái PENDING_CONFIRMATION.</w:t>
       </w:r>
     </w:p>
     <w:p>
@@ -1973,28 +3615,22 @@
       <w:r>
         <w:rPr>
           <w:rFonts w:ascii="Times New Roman" w:cs="Times New Roman" w:eastAsia="Times New Roman" w:hAnsi="Times New Roman"/>
-          <w:color w:val="1E293B"/>
-          <w:sz w:val="26"/>
-          <w:szCs w:val="26"/>
-        </w:rPr>
-        <w:t xml:space="preserve">QRMyScreen: Tạo mã VietQR cá nhân theo chuẩn EMVCo quốc tế để nhận tiền nhanh.</w:t>
-      </w:r>
-    </w:p>
-    <w:p>
-      <w:pPr>
-        <w:pStyle w:val="Heading2"/>
-        <w:spacing w:after="120" w:before="240"/>
-      </w:pPr>
-      <w:r>
-        <w:rPr>
-          <w:rFonts w:ascii="Times New Roman" w:cs="Times New Roman" w:eastAsia="Times New Roman" w:hAnsi="Times New Roman"/>
-          <w:b/>
-          <w:bCs/>
-          <w:color w:val="D2519D"/>
-          <w:sz w:val="28"/>
-          <w:szCs w:val="28"/>
-        </w:rPr>
-        <w:t xml:space="preserve">3.4. Phân hệ 4: Quản lý Thẻ &amp; Hóa đơn Dịch vụ</w:t>
+          <w:b/>
+          <w:bCs/>
+          <w:color w:val="1E293B"/>
+          <w:sz w:val="26"/>
+          <w:szCs w:val="26"/>
+        </w:rPr>
+        <w:t xml:space="preserve">Bước 4 - Xác thực PIN/OTP</w:t>
+      </w:r>
+      <w:r>
+        <w:rPr>
+          <w:rFonts w:ascii="Times New Roman" w:cs="Times New Roman" w:eastAsia="Times New Roman" w:hAnsi="Times New Roman"/>
+          <w:color w:val="1E293B"/>
+          <w:sz w:val="26"/>
+          <w:szCs w:val="26"/>
+        </w:rPr>
+        <w:t xml:space="preserve">: Nhập mã PIN 6 số hoặc quét vân tay gọi API POST /api/v1/wallets/transfer/{transactionId}/confirm.</w:t>
       </w:r>
     </w:p>
     <w:p>
@@ -2009,11 +3645,58 @@
       <w:r>
         <w:rPr>
           <w:rFonts w:ascii="Times New Roman" w:cs="Times New Roman" w:eastAsia="Times New Roman" w:hAnsi="Times New Roman"/>
-          <w:color w:val="1E293B"/>
-          <w:sz w:val="26"/>
-          <w:szCs w:val="26"/>
-        </w:rPr>
-        <w:t xml:space="preserve">CardsScreen: Quản lý bộ 3 thẻ quốc tế MB Hi Visa, MB Platinum, JCB Sakura; hỗ trợ khóa/mở thẻ và đổi hạn mức.</w:t>
+          <w:b/>
+          <w:bCs/>
+          <w:color w:val="1E293B"/>
+          <w:sz w:val="26"/>
+          <w:szCs w:val="26"/>
+        </w:rPr>
+        <w:t xml:space="preserve">Bước 5 - Biên lai điện tử (TransferResultScreen)</w:t>
+      </w:r>
+      <w:r>
+        <w:rPr>
+          <w:rFonts w:ascii="Times New Roman" w:cs="Times New Roman" w:eastAsia="Times New Roman" w:hAnsi="Times New Roman"/>
+          <w:color w:val="1E293B"/>
+          <w:sz w:val="26"/>
+          <w:szCs w:val="26"/>
+        </w:rPr>
+        <w:t xml:space="preserve">: Hiển thị biên lai giao dịch thành công xanh mát, số tiền, mã giao dịch, số dư mới snapshot và nút chia sẻ biên lai.</w:t>
+      </w:r>
+    </w:p>
+    <w:p>
+      <w:pPr>
+        <w:pStyle w:val="Heading2"/>
+        <w:spacing w:after="120" w:before="240"/>
+      </w:pPr>
+      <w:r>
+        <w:rPr>
+          <w:rFonts w:ascii="Times New Roman" w:cs="Times New Roman" w:eastAsia="Times New Roman" w:hAnsi="Times New Roman"/>
+          <w:b/>
+          <w:bCs/>
+          <w:color w:val="D2519D"/>
+          <w:sz w:val="28"/>
+          <w:szCs w:val="28"/>
+        </w:rPr>
+        <w:t xml:space="preserve">3.4. Luồng 4: Quét mã VietQR và Tạo mã QR cá nhân</w:t>
+      </w:r>
+    </w:p>
+    <w:p>
+      <w:pPr>
+        <w:spacing w:after="60" w:before="60"/>
+        <w:jc w:val="both"/>
+      </w:pPr>
+      <w:r>
+        <w:rPr>
+          <w:rFonts w:ascii="Times New Roman" w:cs="Times New Roman" w:eastAsia="Times New Roman" w:hAnsi="Times New Roman"/>
+          <w:b w:val="false"/>
+          <w:bCs w:val="false"/>
+          <w:i w:val="false"/>
+          <w:iCs w:val="false"/>
+          <w:color w:val="1E293B"/>
+          <w:sz w:val="26"/>
+          <w:szCs w:val="26"/>
+        </w:rPr>
+        <w:t xml:space="preserve">Hỗ trợ thanh toán không dùng tiền mặt 1 chạm chuẩn quốc gia VietQR:</w:t>
       </w:r>
     </w:p>
     <w:p>
@@ -2028,11 +3711,22 @@
       <w:r>
         <w:rPr>
           <w:rFonts w:ascii="Times New Roman" w:cs="Times New Roman" w:eastAsia="Times New Roman" w:hAnsi="Times New Roman"/>
-          <w:color w:val="1E293B"/>
-          <w:sz w:val="26"/>
-          <w:szCs w:val="26"/>
-        </w:rPr>
-        <w:t xml:space="preserve">BillPaymentScreen &amp; BillInputScreen: Thanh toán hóa đơn 8 nhóm dịch vụ (Điện lực, Nước sạch, Cước Internet, Di động, Truyền hình, Học phí, Bảo hiểm, Chung cư).</w:t>
+          <w:b/>
+          <w:bCs/>
+          <w:color w:val="1E293B"/>
+          <w:sz w:val="26"/>
+          <w:szCs w:val="26"/>
+        </w:rPr>
+        <w:t xml:space="preserve">Quét mã QR (ScanQRScreen)</w:t>
+      </w:r>
+      <w:r>
+        <w:rPr>
+          <w:rFonts w:ascii="Times New Roman" w:cs="Times New Roman" w:eastAsia="Times New Roman" w:hAnsi="Times New Roman"/>
+          <w:color w:val="1E293B"/>
+          <w:sz w:val="26"/>
+          <w:szCs w:val="26"/>
+        </w:rPr>
+        <w:t xml:space="preserve">: Tích hợp camera góc rộng nhận diện mã QR tự động. Giải mã thông tin ngân hàng thụ hưởng qua API POST /api/v1/payments/vietqr/decode và tự động chuyển đến màn hình nhập số tiền.</w:t>
       </w:r>
     </w:p>
     <w:p>
@@ -2047,11 +3741,22 @@
       <w:r>
         <w:rPr>
           <w:rFonts w:ascii="Times New Roman" w:cs="Times New Roman" w:eastAsia="Times New Roman" w:hAnsi="Times New Roman"/>
-          <w:color w:val="1E293B"/>
-          <w:sz w:val="26"/>
-          <w:szCs w:val="26"/>
-        </w:rPr>
-        <w:t xml:space="preserve">DepositScreen &amp; WithdrawScreen: Nạp tiền vào ví và rút tiền về tài khoản ngân hàng liên kết.</w:t>
+          <w:b/>
+          <w:bCs/>
+          <w:color w:val="1E293B"/>
+          <w:sz w:val="26"/>
+          <w:szCs w:val="26"/>
+        </w:rPr>
+        <w:t xml:space="preserve">Mã QR cá nhân (QRMyScreen)</w:t>
+      </w:r>
+      <w:r>
+        <w:rPr>
+          <w:rFonts w:ascii="Times New Roman" w:cs="Times New Roman" w:eastAsia="Times New Roman" w:hAnsi="Times New Roman"/>
+          <w:color w:val="1E293B"/>
+          <w:sz w:val="26"/>
+          <w:szCs w:val="26"/>
+        </w:rPr>
+        <w:t xml:space="preserve">: Sinh mã QR EMVCo cá nhân có gắn logo hoa sen SenBank, người gửi chỉ cần quét là chuyển tiền tức thì.</w:t>
       </w:r>
     </w:p>
     <w:p>
@@ -2068,7 +3773,26 @@
           <w:sz w:val="28"/>
           <w:szCs w:val="28"/>
         </w:rPr>
-        <w:t xml:space="preserve">3.5. Phân hệ 5: Báo cáo, Trợ giúp &amp; Pháp lý</w:t>
+        <w:t xml:space="preserve">3.5. Luồng 5: Quản lý Thẻ ngân hàng &amp; Hạn mức Chi tiêu</w:t>
+      </w:r>
+    </w:p>
+    <w:p>
+      <w:pPr>
+        <w:spacing w:after="60" w:before="60"/>
+        <w:jc w:val="both"/>
+      </w:pPr>
+      <w:r>
+        <w:rPr>
+          <w:rFonts w:ascii="Times New Roman" w:cs="Times New Roman" w:eastAsia="Times New Roman" w:hAnsi="Times New Roman"/>
+          <w:b w:val="false"/>
+          <w:bCs w:val="false"/>
+          <w:i w:val="false"/>
+          <w:iCs w:val="false"/>
+          <w:color w:val="1E293B"/>
+          <w:sz w:val="26"/>
+          <w:szCs w:val="26"/>
+        </w:rPr>
+        <w:t xml:space="preserve">Quản trị danh mục thẻ tín dụng và thẻ ghi nợ quốc tế:</w:t>
       </w:r>
     </w:p>
     <w:p>
@@ -2083,11 +3807,22 @@
       <w:r>
         <w:rPr>
           <w:rFonts w:ascii="Times New Roman" w:cs="Times New Roman" w:eastAsia="Times New Roman" w:hAnsi="Times New Roman"/>
-          <w:color w:val="1E293B"/>
-          <w:sz w:val="26"/>
-          <w:szCs w:val="26"/>
-        </w:rPr>
-        <w:t xml:space="preserve">TransactionHistoryScreen: Tra cứu lịch sử biến động số dư, bộ lọc chi tiết, xuất sao kê định dạng PDF/CSV/Excel.</w:t>
+          <w:b/>
+          <w:bCs/>
+          <w:color w:val="1E293B"/>
+          <w:sz w:val="26"/>
+          <w:szCs w:val="26"/>
+        </w:rPr>
+        <w:t xml:space="preserve">Màn hình Thẻ (CardsScreen)</w:t>
+      </w:r>
+      <w:r>
+        <w:rPr>
+          <w:rFonts w:ascii="Times New Roman" w:cs="Times New Roman" w:eastAsia="Times New Roman" w:hAnsi="Times New Roman"/>
+          <w:color w:val="1E293B"/>
+          <w:sz w:val="26"/>
+          <w:szCs w:val="26"/>
+        </w:rPr>
+        <w:t xml:space="preserve">: Hiển thị thẻ 3D mô phỏng thẻ MB Hi Visa, MB Platinum, JCB Sakura. Tính năng khóa thẻ tức thì, xem số thẻ ảo, ngày hết hạn và mã CVV.</w:t>
       </w:r>
     </w:p>
     <w:p>
@@ -2102,11 +3837,22 @@
       <w:r>
         <w:rPr>
           <w:rFonts w:ascii="Times New Roman" w:cs="Times New Roman" w:eastAsia="Times New Roman" w:hAnsi="Times New Roman"/>
-          <w:color w:val="1E293B"/>
-          <w:sz w:val="26"/>
-          <w:szCs w:val="26"/>
-        </w:rPr>
-        <w:t xml:space="preserve">HelpCenterScreen: Trung tâm hỗ trợ chuẩn ngân hàng VN gồm Hotline 24/7, FAQ tương tác, Live Chat Trợ lý ảo SenBot, tra cứu mạng lưới chi nhánh &amp; SmartBank.</w:t>
+          <w:b/>
+          <w:bCs/>
+          <w:color w:val="1E293B"/>
+          <w:sz w:val="26"/>
+          <w:szCs w:val="26"/>
+        </w:rPr>
+        <w:t xml:space="preserve">Tiện ích &amp; Hạn mức thẻ</w:t>
+      </w:r>
+      <w:r>
+        <w:rPr>
+          <w:rFonts w:ascii="Times New Roman" w:cs="Times New Roman" w:eastAsia="Times New Roman" w:hAnsi="Times New Roman"/>
+          <w:color w:val="1E293B"/>
+          <w:sz w:val="26"/>
+          <w:szCs w:val="26"/>
+        </w:rPr>
+        <w:t xml:space="preserve">: 8 tiện ích thẻ đơn sắc cao cấp: Khóa thẻ, Xem số thẻ, Đổi hạn mức, Tra cứu giao dịch, Trả góp 0%, Cài đặt bảo mật, Mở thẻ phụ, Trợ giúp thẻ.</w:t>
       </w:r>
     </w:p>
     <w:p>
@@ -2121,11 +3867,58 @@
       <w:r>
         <w:rPr>
           <w:rFonts w:ascii="Times New Roman" w:cs="Times New Roman" w:eastAsia="Times New Roman" w:hAnsi="Times New Roman"/>
-          <w:color w:val="1E293B"/>
-          <w:sz w:val="26"/>
-          <w:szCs w:val="26"/>
-        </w:rPr>
-        <w:t xml:space="preserve">TermsOfServiceScreen: Bộ điều khoản dịch vụ 8 Chương 18 Điều chuẩn mực pháp chế ngân hàng, hỗ trợ tìm kiếm trực tiếp và nút cam kết số.</w:t>
+          <w:b/>
+          <w:bCs/>
+          <w:color w:val="1E293B"/>
+          <w:sz w:val="26"/>
+          <w:szCs w:val="26"/>
+        </w:rPr>
+        <w:t xml:space="preserve">Ưu đãi đặc quyền</w:t>
+      </w:r>
+      <w:r>
+        <w:rPr>
+          <w:rFonts w:ascii="Times New Roman" w:cs="Times New Roman" w:eastAsia="Times New Roman" w:hAnsi="Times New Roman"/>
+          <w:color w:val="1E293B"/>
+          <w:sz w:val="26"/>
+          <w:szCs w:val="26"/>
+        </w:rPr>
+        <w:t xml:space="preserve">: Hiển thị các chương trình hoàn tiền 10% Shopee, giảm 30% ẩm thực, phòng chờ sân bay hạng thương gia.</w:t>
+      </w:r>
+    </w:p>
+    <w:p>
+      <w:pPr>
+        <w:pStyle w:val="Heading2"/>
+        <w:spacing w:after="120" w:before="240"/>
+      </w:pPr>
+      <w:r>
+        <w:rPr>
+          <w:rFonts w:ascii="Times New Roman" w:cs="Times New Roman" w:eastAsia="Times New Roman" w:hAnsi="Times New Roman"/>
+          <w:b/>
+          <w:bCs/>
+          <w:color w:val="D2519D"/>
+          <w:sz w:val="28"/>
+          <w:szCs w:val="28"/>
+        </w:rPr>
+        <w:t xml:space="preserve">3.6. Luồng 6: Thanh toán Hóa đơn &amp; Nạp tiền Dịch vụ</w:t>
+      </w:r>
+    </w:p>
+    <w:p>
+      <w:pPr>
+        <w:spacing w:after="60" w:before="60"/>
+        <w:jc w:val="both"/>
+      </w:pPr>
+      <w:r>
+        <w:rPr>
+          <w:rFonts w:ascii="Times New Roman" w:cs="Times New Roman" w:eastAsia="Times New Roman" w:hAnsi="Times New Roman"/>
+          <w:b w:val="false"/>
+          <w:bCs w:val="false"/>
+          <w:i w:val="false"/>
+          <w:iCs w:val="false"/>
+          <w:color w:val="1E293B"/>
+          <w:sz w:val="26"/>
+          <w:szCs w:val="26"/>
+        </w:rPr>
+        <w:t xml:space="preserve">Giải pháp thanh toán mọi nhu cầu sinh hoạt gia đình:</w:t>
       </w:r>
     </w:p>
     <w:p>
@@ -2140,322 +3933,22 @@
       <w:r>
         <w:rPr>
           <w:rFonts w:ascii="Times New Roman" w:cs="Times New Roman" w:eastAsia="Times New Roman" w:hAnsi="Times New Roman"/>
-          <w:color w:val="1E293B"/>
-          <w:sz w:val="26"/>
-          <w:szCs w:val="26"/>
-        </w:rPr>
-        <w:t xml:space="preserve">SettingsScreen: Trung tâm cài đặt hệ thống, bật/tắt chế độ Dark Mode, tùy chỉnh thông báo và thông tin cá nhân.</w:t>
-      </w:r>
-    </w:p>
-    <w:p>
-      <w:pPr>
-        <w:pStyle w:val="Heading1"/>
-        <w:spacing w:after="150" w:before="300"/>
-      </w:pPr>
-      <w:r>
-        <w:rPr>
-          <w:rFonts w:ascii="Times New Roman" w:cs="Times New Roman" w:eastAsia="Times New Roman" w:hAnsi="Times New Roman"/>
-          <w:b/>
-          <w:bCs/>
-          <w:color w:val="700F43"/>
-          <w:sz w:val="32"/>
-          <w:szCs w:val="32"/>
-        </w:rPr>
-        <w:t xml:space="preserve">CHƯƠNG 4: HƯỚNG DẪN CÀI ĐẶT, KHỞI CHẠY VÀ BUILD APK</w:t>
-      </w:r>
-    </w:p>
-    <w:p>
-      <w:pPr>
-        <w:pStyle w:val="Heading2"/>
-        <w:spacing w:after="120" w:before="240"/>
-      </w:pPr>
-      <w:r>
-        <w:rPr>
-          <w:rFonts w:ascii="Times New Roman" w:cs="Times New Roman" w:eastAsia="Times New Roman" w:hAnsi="Times New Roman"/>
-          <w:b/>
-          <w:bCs/>
-          <w:color w:val="D2519D"/>
-          <w:sz w:val="28"/>
-          <w:szCs w:val="28"/>
-        </w:rPr>
-        <w:t xml:space="preserve">4.1. Hướng dẫn khởi chạy mã nguồn Frontend</w:t>
-      </w:r>
-    </w:p>
-    <w:p>
-      <w:pPr>
-        <w:spacing w:after="60" w:before="60"/>
-        <w:jc w:val="both"/>
-      </w:pPr>
-      <w:r>
-        <w:rPr>
-          <w:rFonts w:ascii="Times New Roman" w:cs="Times New Roman" w:eastAsia="Times New Roman" w:hAnsi="Times New Roman"/>
-          <w:b w:val="false"/>
-          <w:bCs w:val="false"/>
-          <w:i w:val="false"/>
-          <w:iCs w:val="false"/>
-          <w:color w:val="1E293B"/>
-          <w:sz w:val="26"/>
-          <w:szCs w:val="26"/>
-        </w:rPr>
-        <w:t xml:space="preserve">1. Cài đặt các thư viện phụ thuộc:</w:t>
-      </w:r>
-    </w:p>
-    <w:p>
-      <w:pPr>
-        <w:spacing w:after="60" w:before="60"/>
-        <w:jc w:val="both"/>
-      </w:pPr>
-      <w:r>
-        <w:rPr>
-          <w:rFonts w:ascii="Times New Roman" w:cs="Times New Roman" w:eastAsia="Times New Roman" w:hAnsi="Times New Roman"/>
-          <w:b/>
-          <w:bCs/>
-          <w:i w:val="false"/>
-          <w:iCs w:val="false"/>
-          <w:color w:val="1E293B"/>
-          <w:sz w:val="26"/>
-          <w:szCs w:val="26"/>
-        </w:rPr>
-        <w:t xml:space="preserve">   npm install (hoặc npm install --legacy-peer-deps)</w:t>
-      </w:r>
-    </w:p>
-    <w:p>
-      <w:pPr>
-        <w:spacing w:after="60" w:before="60"/>
-        <w:jc w:val="both"/>
-      </w:pPr>
-      <w:r>
-        <w:rPr>
-          <w:rFonts w:ascii="Times New Roman" w:cs="Times New Roman" w:eastAsia="Times New Roman" w:hAnsi="Times New Roman"/>
-          <w:b w:val="false"/>
-          <w:bCs w:val="false"/>
-          <w:i w:val="false"/>
-          <w:iCs w:val="false"/>
-          <w:color w:val="1E293B"/>
-          <w:sz w:val="26"/>
-          <w:szCs w:val="26"/>
-        </w:rPr>
-        <w:t xml:space="preserve">2. Kết nối điện thoại thật với máy tính qua cáp USB và mở cổng kết nối API:</w:t>
-      </w:r>
-    </w:p>
-    <w:p>
-      <w:pPr>
-        <w:spacing w:after="60" w:before="60"/>
-        <w:jc w:val="both"/>
-      </w:pPr>
-      <w:r>
-        <w:rPr>
-          <w:rFonts w:ascii="Times New Roman" w:cs="Times New Roman" w:eastAsia="Times New Roman" w:hAnsi="Times New Roman"/>
-          <w:b/>
-          <w:bCs/>
-          <w:i w:val="false"/>
-          <w:iCs w:val="false"/>
-          <w:color w:val="1E293B"/>
-          <w:sz w:val="26"/>
-          <w:szCs w:val="26"/>
-        </w:rPr>
-        <w:t xml:space="preserve">   adb reverse tcp:8080 tcp:8080</w:t>
-      </w:r>
-    </w:p>
-    <w:p>
-      <w:pPr>
-        <w:spacing w:after="60" w:before="60"/>
-        <w:jc w:val="both"/>
-      </w:pPr>
-      <w:r>
-        <w:rPr>
-          <w:rFonts w:ascii="Times New Roman" w:cs="Times New Roman" w:eastAsia="Times New Roman" w:hAnsi="Times New Roman"/>
-          <w:b w:val="false"/>
-          <w:bCs w:val="false"/>
-          <w:i w:val="false"/>
-          <w:iCs w:val="false"/>
-          <w:color w:val="1E293B"/>
-          <w:sz w:val="26"/>
-          <w:szCs w:val="26"/>
-        </w:rPr>
-        <w:t xml:space="preserve">3. Khởi chạy ứng dụng lên thiết bị Android:</w:t>
-      </w:r>
-    </w:p>
-    <w:p>
-      <w:pPr>
-        <w:spacing w:after="60" w:before="60"/>
-        <w:jc w:val="both"/>
-      </w:pPr>
-      <w:r>
-        <w:rPr>
-          <w:rFonts w:ascii="Times New Roman" w:cs="Times New Roman" w:eastAsia="Times New Roman" w:hAnsi="Times New Roman"/>
-          <w:b/>
-          <w:bCs/>
-          <w:i w:val="false"/>
-          <w:iCs w:val="false"/>
-          <w:color w:val="1E293B"/>
-          <w:sz w:val="26"/>
-          <w:szCs w:val="26"/>
-        </w:rPr>
-        <w:t xml:space="preserve">   npx expo run:android</w:t>
-      </w:r>
-    </w:p>
-    <w:p>
-      <w:pPr>
-        <w:pStyle w:val="Heading2"/>
-        <w:spacing w:after="120" w:before="240"/>
-      </w:pPr>
-      <w:r>
-        <w:rPr>
-          <w:rFonts w:ascii="Times New Roman" w:cs="Times New Roman" w:eastAsia="Times New Roman" w:hAnsi="Times New Roman"/>
-          <w:b/>
-          <w:bCs/>
-          <w:color w:val="D2519D"/>
-          <w:sz w:val="28"/>
-          <w:szCs w:val="28"/>
-        </w:rPr>
-        <w:t xml:space="preserve">4.2. Hướng dẫn đóng gói file cài đặt Release APK độc lập</w:t>
-      </w:r>
-    </w:p>
-    <w:p>
-      <w:pPr>
-        <w:spacing w:after="60" w:before="60"/>
-        <w:jc w:val="both"/>
-      </w:pPr>
-      <w:r>
-        <w:rPr>
-          <w:rFonts w:ascii="Times New Roman" w:cs="Times New Roman" w:eastAsia="Times New Roman" w:hAnsi="Times New Roman"/>
-          <w:b w:val="false"/>
-          <w:bCs w:val="false"/>
-          <w:i w:val="false"/>
-          <w:iCs w:val="false"/>
-          <w:color w:val="1E293B"/>
-          <w:sz w:val="26"/>
-          <w:szCs w:val="26"/>
-        </w:rPr>
-        <w:t xml:space="preserve">Dự án đã được cấu hình sẵn chữ ký số để xuất file APK chạy độc lập mà không cần kết nối máy tính:</w:t>
-      </w:r>
-    </w:p>
-    <w:p>
-      <w:pPr>
-        <w:spacing w:after="60" w:before="60"/>
-        <w:jc w:val="both"/>
-      </w:pPr>
-      <w:r>
-        <w:rPr>
-          <w:rFonts w:ascii="Times New Roman" w:cs="Times New Roman" w:eastAsia="Times New Roman" w:hAnsi="Times New Roman"/>
-          <w:b/>
-          <w:bCs/>
-          <w:i w:val="false"/>
-          <w:iCs w:val="false"/>
-          <w:color w:val="1E293B"/>
-          <w:sz w:val="26"/>
-          <w:szCs w:val="26"/>
-        </w:rPr>
-        <w:t xml:space="preserve">   cd android</w:t>
-      </w:r>
-    </w:p>
-    <w:p>
-      <w:pPr>
-        <w:spacing w:after="60" w:before="60"/>
-        <w:jc w:val="both"/>
-      </w:pPr>
-      <w:r>
-        <w:rPr>
-          <w:rFonts w:ascii="Times New Roman" w:cs="Times New Roman" w:eastAsia="Times New Roman" w:hAnsi="Times New Roman"/>
-          <w:b/>
-          <w:bCs/>
-          <w:i w:val="false"/>
-          <w:iCs w:val="false"/>
-          <w:color w:val="1E293B"/>
-          <w:sz w:val="26"/>
-          <w:szCs w:val="26"/>
-        </w:rPr>
-        <w:t xml:space="preserve">   .\gradlew assembleRelease</w:t>
-      </w:r>
-    </w:p>
-    <w:p>
-      <w:pPr>
-        <w:spacing w:after="60" w:before="60"/>
-        <w:jc w:val="both"/>
-      </w:pPr>
-      <w:r>
-        <w:rPr>
-          <w:rFonts w:ascii="Times New Roman" w:cs="Times New Roman" w:eastAsia="Times New Roman" w:hAnsi="Times New Roman"/>
-          <w:b w:val="false"/>
-          <w:bCs w:val="false"/>
-          <w:i w:val="false"/>
-          <w:iCs w:val="false"/>
-          <w:color w:val="1E293B"/>
-          <w:sz w:val="26"/>
-          <w:szCs w:val="26"/>
-        </w:rPr>
-        <w:t xml:space="preserve">File APK thành phẩm xuất ra tại: android/app/build/outputs/apk/release/app-release.apk, sẵn sàng để cài đặt trực tiếp trên mọi điện thoại Android.</w:t>
-      </w:r>
-    </w:p>
-    <w:p>
-      <w:pPr>
-        <w:pStyle w:val="Heading1"/>
-        <w:spacing w:after="150" w:before="300"/>
-      </w:pPr>
-      <w:r>
-        <w:rPr>
-          <w:rFonts w:ascii="Times New Roman" w:cs="Times New Roman" w:eastAsia="Times New Roman" w:hAnsi="Times New Roman"/>
-          <w:b/>
-          <w:bCs/>
-          <w:color w:val="700F43"/>
-          <w:sz w:val="32"/>
-          <w:szCs w:val="32"/>
-        </w:rPr>
-        <w:t xml:space="preserve">CHƯƠNG 5: KẾT LUẬN VÀ TỰ ĐÁNH GIÁ KẾT QUẢ</w:t>
-      </w:r>
-    </w:p>
-    <w:p>
-      <w:pPr>
-        <w:pStyle w:val="Heading2"/>
-        <w:spacing w:after="120" w:before="240"/>
-      </w:pPr>
-      <w:r>
-        <w:rPr>
-          <w:rFonts w:ascii="Times New Roman" w:cs="Times New Roman" w:eastAsia="Times New Roman" w:hAnsi="Times New Roman"/>
-          <w:b/>
-          <w:bCs/>
-          <w:color w:val="D2519D"/>
-          <w:sz w:val="28"/>
-          <w:szCs w:val="28"/>
-        </w:rPr>
-        <w:t xml:space="preserve">5.1. Kết luận</w:t>
-      </w:r>
-    </w:p>
-    <w:p>
-      <w:pPr>
-        <w:spacing w:after="60" w:before="60"/>
-        <w:jc w:val="both"/>
-      </w:pPr>
-      <w:r>
-        <w:rPr>
-          <w:rFonts w:ascii="Times New Roman" w:cs="Times New Roman" w:eastAsia="Times New Roman" w:hAnsi="Times New Roman"/>
-          <w:b w:val="false"/>
-          <w:bCs w:val="false"/>
-          <w:i w:val="false"/>
-          <w:iCs w:val="false"/>
-          <w:color w:val="1E293B"/>
-          <w:sz w:val="26"/>
-          <w:szCs w:val="26"/>
-        </w:rPr>
-        <w:t xml:space="preserve">Dự án "Sen Hồng Bank (SenBank)" đã hoàn thành xuất sắc toàn bộ mục tiêu đề ra ban đầu. Nhóm 6 đã xây dựng thành công một ứng dụng ngân hàng số hoàn chỉnh, kết hợp mượt mà giữa tính thẩm mỹ cao cấp của React Native và tính bảo mật, ổn định của hệ thống Backend Spring Boot.</w:t>
-      </w:r>
-    </w:p>
-    <w:p>
-      <w:pPr>
-        <w:pStyle w:val="Heading2"/>
-        <w:spacing w:after="120" w:before="240"/>
-      </w:pPr>
-      <w:r>
-        <w:rPr>
-          <w:rFonts w:ascii="Times New Roman" w:cs="Times New Roman" w:eastAsia="Times New Roman" w:hAnsi="Times New Roman"/>
-          <w:b/>
-          <w:bCs/>
-          <w:color w:val="D2519D"/>
-          <w:sz w:val="28"/>
-          <w:szCs w:val="28"/>
-        </w:rPr>
-        <w:t xml:space="preserve">5.2. Bảng tự đánh giá mức độ hoàn thiện đề tài</w:t>
+          <w:b/>
+          <w:bCs/>
+          <w:color w:val="1E293B"/>
+          <w:sz w:val="26"/>
+          <w:szCs w:val="26"/>
+        </w:rPr>
+        <w:t xml:space="preserve">Danh mục dịch vụ (BillPaymentScreen)</w:t>
+      </w:r>
+      <w:r>
+        <w:rPr>
+          <w:rFonts w:ascii="Times New Roman" w:cs="Times New Roman" w:eastAsia="Times New Roman" w:hAnsi="Times New Roman"/>
+          <w:color w:val="1E293B"/>
+          <w:sz w:val="26"/>
+          <w:szCs w:val="26"/>
+        </w:rPr>
+        <w:t xml:space="preserve">: 8 nhóm nhà cung cấp chính: Điện lực EVN, Nước sạch, Internet FPT/VNPT/Viettel, Cước di động trả sau, Truyền hình, Học phí, Bảo hiểm, Phí chung cư.</w:t>
       </w:r>
     </w:p>
     <w:p>
@@ -2470,11 +3963,22 @@
       <w:r>
         <w:rPr>
           <w:rFonts w:ascii="Times New Roman" w:cs="Times New Roman" w:eastAsia="Times New Roman" w:hAnsi="Times New Roman"/>
-          <w:color w:val="1E293B"/>
-          <w:sz w:val="26"/>
-          <w:szCs w:val="26"/>
-        </w:rPr>
-        <w:t xml:space="preserve">Đáp ứng 100% các tiêu chí kỹ thuật chung của Giảng viên hướng dẫn: Xuất sắc.</w:t>
+          <w:b/>
+          <w:bCs/>
+          <w:color w:val="1E293B"/>
+          <w:sz w:val="26"/>
+          <w:szCs w:val="26"/>
+        </w:rPr>
+        <w:t xml:space="preserve">Tra cứu &amp; Thanh toán (BillInputScreen)</w:t>
+      </w:r>
+      <w:r>
+        <w:rPr>
+          <w:rFonts w:ascii="Times New Roman" w:cs="Times New Roman" w:eastAsia="Times New Roman" w:hAnsi="Times New Roman"/>
+          <w:color w:val="1E293B"/>
+          <w:sz w:val="26"/>
+          <w:szCs w:val="26"/>
+        </w:rPr>
+        <w:t xml:space="preserve">: Nhập mã khách hàng gọi API GET /api/v1/bills/lookup tra nợ cước thực tế. Nút "Thanh toán ngay" gọi API POST /api/v1/bills/pay để gạch nợ tự động.</w:t>
       </w:r>
     </w:p>
     <w:p>
@@ -2489,11 +3993,58 @@
       <w:r>
         <w:rPr>
           <w:rFonts w:ascii="Times New Roman" w:cs="Times New Roman" w:eastAsia="Times New Roman" w:hAnsi="Times New Roman"/>
-          <w:color w:val="1E293B"/>
-          <w:sz w:val="26"/>
-          <w:szCs w:val="26"/>
-        </w:rPr>
-        <w:t xml:space="preserve">Quy mô màn hình và tính năng: Vượt 500% so với yêu cầu tối thiểu (25+ màn hình so với 5 màn hình).</w:t>
+          <w:b/>
+          <w:bCs/>
+          <w:color w:val="1E293B"/>
+          <w:sz w:val="26"/>
+          <w:szCs w:val="26"/>
+        </w:rPr>
+        <w:t xml:space="preserve">Nạp tiền &amp; Rút tiền (DepositScreen &amp; WithdrawScreen)</w:t>
+      </w:r>
+      <w:r>
+        <w:rPr>
+          <w:rFonts w:ascii="Times New Roman" w:cs="Times New Roman" w:eastAsia="Times New Roman" w:hAnsi="Times New Roman"/>
+          <w:color w:val="1E293B"/>
+          <w:sz w:val="26"/>
+          <w:szCs w:val="26"/>
+        </w:rPr>
+        <w:t xml:space="preserve">: Nạp tiền tức thì từ ngân hàng liên kết vào ví hoặc rút tiền về tài khoản ngân hàng sau khi xác thực mã PIN bảo mật.</w:t>
+      </w:r>
+    </w:p>
+    <w:p>
+      <w:pPr>
+        <w:pStyle w:val="Heading2"/>
+        <w:spacing w:after="120" w:before="240"/>
+      </w:pPr>
+      <w:r>
+        <w:rPr>
+          <w:rFonts w:ascii="Times New Roman" w:cs="Times New Roman" w:eastAsia="Times New Roman" w:hAnsi="Times New Roman"/>
+          <w:b/>
+          <w:bCs/>
+          <w:color w:val="D2519D"/>
+          <w:sz w:val="28"/>
+          <w:szCs w:val="28"/>
+        </w:rPr>
+        <w:t xml:space="preserve">3.7. Luồng 7: Lịch sử Giao dịch &amp; Xuất Báo cáo Sao kê</w:t>
+      </w:r>
+    </w:p>
+    <w:p>
+      <w:pPr>
+        <w:spacing w:after="60" w:before="60"/>
+        <w:jc w:val="both"/>
+      </w:pPr>
+      <w:r>
+        <w:rPr>
+          <w:rFonts w:ascii="Times New Roman" w:cs="Times New Roman" w:eastAsia="Times New Roman" w:hAnsi="Times New Roman"/>
+          <w:b w:val="false"/>
+          <w:bCs w:val="false"/>
+          <w:i w:val="false"/>
+          <w:iCs w:val="false"/>
+          <w:color w:val="1E293B"/>
+          <w:sz w:val="26"/>
+          <w:szCs w:val="26"/>
+        </w:rPr>
+        <w:t xml:space="preserve">Minh bạch dòng tiền và quản lý tài chính cá nhân:</w:t>
       </w:r>
     </w:p>
     <w:p>
@@ -2508,11 +4059,22 @@
       <w:r>
         <w:rPr>
           <w:rFonts w:ascii="Times New Roman" w:cs="Times New Roman" w:eastAsia="Times New Roman" w:hAnsi="Times New Roman"/>
-          <w:color w:val="1E293B"/>
-          <w:sz w:val="26"/>
-          <w:szCs w:val="26"/>
-        </w:rPr>
-        <w:t xml:space="preserve">Tính ứng dụng thực tế: Đạt chuẩn Fintech thương mại, hỗ trợ đầy đủ VietQR Napas và WebSocket realtime.</w:t>
+          <w:b/>
+          <w:bCs/>
+          <w:color w:val="1E293B"/>
+          <w:sz w:val="26"/>
+          <w:szCs w:val="26"/>
+        </w:rPr>
+        <w:t xml:space="preserve">Lịch sử giao dịch (TransactionHistoryScreen)</w:t>
+      </w:r>
+      <w:r>
+        <w:rPr>
+          <w:rFonts w:ascii="Times New Roman" w:cs="Times New Roman" w:eastAsia="Times New Roman" w:hAnsi="Times New Roman"/>
+          <w:color w:val="1E293B"/>
+          <w:sz w:val="26"/>
+          <w:szCs w:val="26"/>
+        </w:rPr>
+        <w:t xml:space="preserve">: Danh sách giao dịch phân trang (page=0&amp;size=20), hiển thị rõ giao dịch tiền vào (màu xanh lá) và tiền ra (màu đỏ).</w:t>
       </w:r>
     </w:p>
     <w:p>
@@ -2527,11 +4089,801 @@
       <w:r>
         <w:rPr>
           <w:rFonts w:ascii="Times New Roman" w:cs="Times New Roman" w:eastAsia="Times New Roman" w:hAnsi="Times New Roman"/>
-          <w:color w:val="1E293B"/>
-          <w:sz w:val="26"/>
-          <w:szCs w:val="26"/>
-        </w:rPr>
-        <w:t xml:space="preserve">Tự đánh giá điểm số đề xuất: 10 / 10 (Điểm tối đa).</w:t>
+          <w:b/>
+          <w:bCs/>
+          <w:color w:val="1E293B"/>
+          <w:sz w:val="26"/>
+          <w:szCs w:val="26"/>
+        </w:rPr>
+        <w:t xml:space="preserve">Bộ lọc thông minh</w:t>
+      </w:r>
+      <w:r>
+        <w:rPr>
+          <w:rFonts w:ascii="Times New Roman" w:cs="Times New Roman" w:eastAsia="Times New Roman" w:hAnsi="Times New Roman"/>
+          <w:color w:val="1E293B"/>
+          <w:sz w:val="26"/>
+          <w:szCs w:val="26"/>
+        </w:rPr>
+        <w:t xml:space="preserve">: Lọc theo khoảng thời gian (hôm nay, tuần này, tháng này) và phân loại thu/chi/hóa đơn.</w:t>
+      </w:r>
+    </w:p>
+    <w:p>
+      <w:pPr>
+        <w:pStyle w:val="ListParagraph"/>
+        <w:numPr>
+          <w:ilvl w:val="0"/>
+          <w:numId w:val="1"/>
+        </w:numPr>
+        <w:spacing w:after="40" w:before="40"/>
+      </w:pPr>
+      <w:r>
+        <w:rPr>
+          <w:rFonts w:ascii="Times New Roman" w:cs="Times New Roman" w:eastAsia="Times New Roman" w:hAnsi="Times New Roman"/>
+          <w:b/>
+          <w:bCs/>
+          <w:color w:val="1E293B"/>
+          <w:sz w:val="26"/>
+          <w:szCs w:val="26"/>
+        </w:rPr>
+        <w:t xml:space="preserve">Xuất sao kê đa định dạng</w:t>
+      </w:r>
+      <w:r>
+        <w:rPr>
+          <w:rFonts w:ascii="Times New Roman" w:cs="Times New Roman" w:eastAsia="Times New Roman" w:hAnsi="Times New Roman"/>
+          <w:color w:val="1E293B"/>
+          <w:sz w:val="26"/>
+          <w:szCs w:val="26"/>
+        </w:rPr>
+        <w:t xml:space="preserve">: Kết nối các endpoint GET /api/v1/transactions/export/pdf, /excel, /csv; tự động lưu file vào bộ nhớ máy và mở menu chia sẻ hệ thống.</w:t>
+      </w:r>
+    </w:p>
+    <w:p>
+      <w:pPr>
+        <w:pStyle w:val="Heading2"/>
+        <w:spacing w:after="120" w:before="240"/>
+      </w:pPr>
+      <w:r>
+        <w:rPr>
+          <w:rFonts w:ascii="Times New Roman" w:cs="Times New Roman" w:eastAsia="Times New Roman" w:hAnsi="Times New Roman"/>
+          <w:b/>
+          <w:bCs/>
+          <w:color w:val="D2519D"/>
+          <w:sz w:val="28"/>
+          <w:szCs w:val="28"/>
+        </w:rPr>
+        <w:t xml:space="preserve">3.8. Luồng 8: Trung tâm Trợ giúp Chuẩn Ngân Hàng Việt Nam</w:t>
+      </w:r>
+    </w:p>
+    <w:p>
+      <w:pPr>
+        <w:spacing w:after="60" w:before="60"/>
+        <w:jc w:val="both"/>
+      </w:pPr>
+      <w:r>
+        <w:rPr>
+          <w:rFonts w:ascii="Times New Roman" w:cs="Times New Roman" w:eastAsia="Times New Roman" w:hAnsi="Times New Roman"/>
+          <w:b w:val="false"/>
+          <w:bCs w:val="false"/>
+          <w:i w:val="false"/>
+          <w:iCs w:val="false"/>
+          <w:color w:val="1E293B"/>
+          <w:sz w:val="26"/>
+          <w:szCs w:val="26"/>
+        </w:rPr>
+        <w:t xml:space="preserve">Hệ thống chăm sóc khách hàng đa kênh chuẩn mực:</w:t>
+      </w:r>
+    </w:p>
+    <w:p>
+      <w:pPr>
+        <w:pStyle w:val="ListParagraph"/>
+        <w:numPr>
+          <w:ilvl w:val="0"/>
+          <w:numId w:val="1"/>
+        </w:numPr>
+        <w:spacing w:after="40" w:before="40"/>
+      </w:pPr>
+      <w:r>
+        <w:rPr>
+          <w:rFonts w:ascii="Times New Roman" w:cs="Times New Roman" w:eastAsia="Times New Roman" w:hAnsi="Times New Roman"/>
+          <w:b/>
+          <w:bCs/>
+          <w:color w:val="1E293B"/>
+          <w:sz w:val="26"/>
+          <w:szCs w:val="26"/>
+        </w:rPr>
+        <w:t xml:space="preserve">Màn hình Trợ giúp (HelpCenterScreen)</w:t>
+      </w:r>
+      <w:r>
+        <w:rPr>
+          <w:rFonts w:ascii="Times New Roman" w:cs="Times New Roman" w:eastAsia="Times New Roman" w:hAnsi="Times New Roman"/>
+          <w:color w:val="1E293B"/>
+          <w:sz w:val="26"/>
+          <w:szCs w:val="26"/>
+        </w:rPr>
+        <w:t xml:space="preserve">: Tổng đài Hotline 24/7 (1800 5858 / 1900 8888), 4 tiện ích khẩn cấp (Khóa thẻ, Tra soát khiếu nại, Quên mã PIN, Quản lý thiết bị).</w:t>
+      </w:r>
+    </w:p>
+    <w:p>
+      <w:pPr>
+        <w:pStyle w:val="ListParagraph"/>
+        <w:numPr>
+          <w:ilvl w:val="0"/>
+          <w:numId w:val="1"/>
+        </w:numPr>
+        <w:spacing w:after="40" w:before="40"/>
+      </w:pPr>
+      <w:r>
+        <w:rPr>
+          <w:rFonts w:ascii="Times New Roman" w:cs="Times New Roman" w:eastAsia="Times New Roman" w:hAnsi="Times New Roman"/>
+          <w:b/>
+          <w:bCs/>
+          <w:color w:val="1E293B"/>
+          <w:sz w:val="26"/>
+          <w:szCs w:val="26"/>
+        </w:rPr>
+        <w:t xml:space="preserve">FAQ tương tác &amp; Tra cứu mạng lưới</w:t>
+      </w:r>
+      <w:r>
+        <w:rPr>
+          <w:rFonts w:ascii="Times New Roman" w:cs="Times New Roman" w:eastAsia="Times New Roman" w:hAnsi="Times New Roman"/>
+          <w:color w:val="1E293B"/>
+          <w:sz w:val="26"/>
+          <w:szCs w:val="26"/>
+        </w:rPr>
+        <w:t xml:space="preserve">: 15 câu hỏi thường gặp phân loại 5 chủ đề, danh sách mạng lưới chi nhánh và SmartBank 24/7 toàn quốc.</w:t>
+      </w:r>
+    </w:p>
+    <w:p>
+      <w:pPr>
+        <w:pStyle w:val="ListParagraph"/>
+        <w:numPr>
+          <w:ilvl w:val="0"/>
+          <w:numId w:val="1"/>
+        </w:numPr>
+        <w:spacing w:after="40" w:before="40"/>
+      </w:pPr>
+      <w:r>
+        <w:rPr>
+          <w:rFonts w:ascii="Times New Roman" w:cs="Times New Roman" w:eastAsia="Times New Roman" w:hAnsi="Times New Roman"/>
+          <w:b/>
+          <w:bCs/>
+          <w:color w:val="1E293B"/>
+          <w:sz w:val="26"/>
+          <w:szCs w:val="26"/>
+        </w:rPr>
+        <w:t xml:space="preserve">Live Chat AI SenBot</w:t>
+      </w:r>
+      <w:r>
+        <w:rPr>
+          <w:rFonts w:ascii="Times New Roman" w:cs="Times New Roman" w:eastAsia="Times New Roman" w:hAnsi="Times New Roman"/>
+          <w:color w:val="1E293B"/>
+          <w:sz w:val="26"/>
+          <w:szCs w:val="26"/>
+        </w:rPr>
+        <w:t xml:space="preserve">: Cửa sổ chat trực tuyến hỗ trợ giải đáp tự động các thắc mắc nghiệp vụ tài chính.</w:t>
+      </w:r>
+    </w:p>
+    <w:p>
+      <w:pPr>
+        <w:pStyle w:val="Heading2"/>
+        <w:spacing w:after="120" w:before="240"/>
+      </w:pPr>
+      <w:r>
+        <w:rPr>
+          <w:rFonts w:ascii="Times New Roman" w:cs="Times New Roman" w:eastAsia="Times New Roman" w:hAnsi="Times New Roman"/>
+          <w:b/>
+          <w:bCs/>
+          <w:color w:val="D2519D"/>
+          <w:sz w:val="28"/>
+          <w:szCs w:val="28"/>
+        </w:rPr>
+        <w:t xml:space="preserve">3.9. Luồng 9: Điều khoản Dịch vụ Pháp chế Ngân hàng</w:t>
+      </w:r>
+    </w:p>
+    <w:p>
+      <w:pPr>
+        <w:spacing w:after="60" w:before="60"/>
+        <w:jc w:val="both"/>
+      </w:pPr>
+      <w:r>
+        <w:rPr>
+          <w:rFonts w:ascii="Times New Roman" w:cs="Times New Roman" w:eastAsia="Times New Roman" w:hAnsi="Times New Roman"/>
+          <w:b w:val="false"/>
+          <w:bCs w:val="false"/>
+          <w:i w:val="false"/>
+          <w:iCs w:val="false"/>
+          <w:color w:val="1E293B"/>
+          <w:sz w:val="26"/>
+          <w:szCs w:val="26"/>
+        </w:rPr>
+        <w:t xml:space="preserve">Đảm bảo tính pháp lý minh bạch theo quy định của Ngân hàng Nhà nước:</w:t>
+      </w:r>
+    </w:p>
+    <w:p>
+      <w:pPr>
+        <w:pStyle w:val="ListParagraph"/>
+        <w:numPr>
+          <w:ilvl w:val="0"/>
+          <w:numId w:val="1"/>
+        </w:numPr>
+        <w:spacing w:after="40" w:before="40"/>
+      </w:pPr>
+      <w:r>
+        <w:rPr>
+          <w:rFonts w:ascii="Times New Roman" w:cs="Times New Roman" w:eastAsia="Times New Roman" w:hAnsi="Times New Roman"/>
+          <w:b/>
+          <w:bCs/>
+          <w:color w:val="1E293B"/>
+          <w:sz w:val="26"/>
+          <w:szCs w:val="26"/>
+        </w:rPr>
+        <w:t xml:space="preserve">Màn hình Điều khoản (TermsOfServiceScreen)</w:t>
+      </w:r>
+      <w:r>
+        <w:rPr>
+          <w:rFonts w:ascii="Times New Roman" w:cs="Times New Roman" w:eastAsia="Times New Roman" w:hAnsi="Times New Roman"/>
+          <w:color w:val="1E293B"/>
+          <w:sz w:val="26"/>
+          <w:szCs w:val="26"/>
+        </w:rPr>
+        <w:t xml:space="preserve">: Toàn văn 8 Chương 18 Điều khoản dịch vụ chuẩn pháp chế ngân hàng số.</w:t>
+      </w:r>
+    </w:p>
+    <w:p>
+      <w:pPr>
+        <w:pStyle w:val="ListParagraph"/>
+        <w:numPr>
+          <w:ilvl w:val="0"/>
+          <w:numId w:val="1"/>
+        </w:numPr>
+        <w:spacing w:after="40" w:before="40"/>
+      </w:pPr>
+      <w:r>
+        <w:rPr>
+          <w:rFonts w:ascii="Times New Roman" w:cs="Times New Roman" w:eastAsia="Times New Roman" w:hAnsi="Times New Roman"/>
+          <w:b/>
+          <w:bCs/>
+          <w:color w:val="1E293B"/>
+          <w:sz w:val="26"/>
+          <w:szCs w:val="26"/>
+        </w:rPr>
+        <w:t xml:space="preserve">Live Search &amp; Accordion</w:t>
+      </w:r>
+      <w:r>
+        <w:rPr>
+          <w:rFonts w:ascii="Times New Roman" w:cs="Times New Roman" w:eastAsia="Times New Roman" w:hAnsi="Times New Roman"/>
+          <w:color w:val="1E293B"/>
+          <w:sz w:val="26"/>
+          <w:szCs w:val="26"/>
+        </w:rPr>
+        <w:t xml:space="preserve">: Tìm kiếm từ khóa điều khoản tức thời, đóng/mở nội dung mượt mà, nút cam kết số gọi API POST /api/v1/legal/consent.</w:t>
+      </w:r>
+    </w:p>
+    <w:p>
+      <w:pPr>
+        <w:pStyle w:val="Heading2"/>
+        <w:spacing w:after="120" w:before="240"/>
+      </w:pPr>
+      <w:r>
+        <w:rPr>
+          <w:rFonts w:ascii="Times New Roman" w:cs="Times New Roman" w:eastAsia="Times New Roman" w:hAnsi="Times New Roman"/>
+          <w:b/>
+          <w:bCs/>
+          <w:color w:val="D2519D"/>
+          <w:sz w:val="28"/>
+          <w:szCs w:val="28"/>
+        </w:rPr>
+        <w:t xml:space="preserve">3.10. Luồng 10: Cài đặt Hệ thống &amp; Quản lý Tài khoản</w:t>
+      </w:r>
+    </w:p>
+    <w:p>
+      <w:pPr>
+        <w:spacing w:after="60" w:before="60"/>
+        <w:jc w:val="both"/>
+      </w:pPr>
+      <w:r>
+        <w:rPr>
+          <w:rFonts w:ascii="Times New Roman" w:cs="Times New Roman" w:eastAsia="Times New Roman" w:hAnsi="Times New Roman"/>
+          <w:b w:val="false"/>
+          <w:bCs w:val="false"/>
+          <w:i w:val="false"/>
+          <w:iCs w:val="false"/>
+          <w:color w:val="1E293B"/>
+          <w:sz w:val="26"/>
+          <w:szCs w:val="26"/>
+        </w:rPr>
+        <w:t xml:space="preserve">Tùy biến ứng dụng theo nhu cầu cá nhân:</w:t>
+      </w:r>
+    </w:p>
+    <w:p>
+      <w:pPr>
+        <w:pStyle w:val="ListParagraph"/>
+        <w:numPr>
+          <w:ilvl w:val="0"/>
+          <w:numId w:val="1"/>
+        </w:numPr>
+        <w:spacing w:after="40" w:before="40"/>
+      </w:pPr>
+      <w:r>
+        <w:rPr>
+          <w:rFonts w:ascii="Times New Roman" w:cs="Times New Roman" w:eastAsia="Times New Roman" w:hAnsi="Times New Roman"/>
+          <w:b/>
+          <w:bCs/>
+          <w:color w:val="1E293B"/>
+          <w:sz w:val="26"/>
+          <w:szCs w:val="26"/>
+        </w:rPr>
+        <w:t xml:space="preserve">Màn hình Cài đặt (SettingsScreen)</w:t>
+      </w:r>
+      <w:r>
+        <w:rPr>
+          <w:rFonts w:ascii="Times New Roman" w:cs="Times New Roman" w:eastAsia="Times New Roman" w:hAnsi="Times New Roman"/>
+          <w:color w:val="1E293B"/>
+          <w:sz w:val="26"/>
+          <w:szCs w:val="26"/>
+        </w:rPr>
+        <w:t xml:space="preserve">: Công tắc bật/tắt chế độ Dark Mode chuyển đổi giao diện toàn app trong 0.1 giây, cấu hình thông báo giao dịch/khuyến mãi, đổi mật khẩu và quản lý thông tin cá nhân.</w:t>
+      </w:r>
+    </w:p>
+    <w:p>
+      <w:pPr>
+        <w:pStyle w:val="Heading1"/>
+        <w:spacing w:after="160" w:before="320"/>
+      </w:pPr>
+      <w:r>
+        <w:rPr>
+          <w:rFonts w:ascii="Times New Roman" w:cs="Times New Roman" w:eastAsia="Times New Roman" w:hAnsi="Times New Roman"/>
+          <w:b/>
+          <w:bCs/>
+          <w:color w:val="700F43"/>
+          <w:sz w:val="32"/>
+          <w:szCs w:val="32"/>
+        </w:rPr>
+        <w:t xml:space="preserve">CHƯƠNG 4: HƯỚNG DẪN CÀI ĐẶT, KHỞI CHẠY VÀ BUILD APK</w:t>
+      </w:r>
+    </w:p>
+    <w:p>
+      <w:pPr>
+        <w:pStyle w:val="Heading2"/>
+        <w:spacing w:after="120" w:before="240"/>
+      </w:pPr>
+      <w:r>
+        <w:rPr>
+          <w:rFonts w:ascii="Times New Roman" w:cs="Times New Roman" w:eastAsia="Times New Roman" w:hAnsi="Times New Roman"/>
+          <w:b/>
+          <w:bCs/>
+          <w:color w:val="D2519D"/>
+          <w:sz w:val="28"/>
+          <w:szCs w:val="28"/>
+        </w:rPr>
+        <w:t xml:space="preserve">4.1. Hướng dẫn khởi chạy ứng dụng Frontend</w:t>
+      </w:r>
+    </w:p>
+    <w:p>
+      <w:pPr>
+        <w:spacing w:after="60" w:before="60"/>
+        <w:jc w:val="both"/>
+      </w:pPr>
+      <w:r>
+        <w:rPr>
+          <w:rFonts w:ascii="Times New Roman" w:cs="Times New Roman" w:eastAsia="Times New Roman" w:hAnsi="Times New Roman"/>
+          <w:b w:val="false"/>
+          <w:bCs w:val="false"/>
+          <w:i w:val="false"/>
+          <w:iCs w:val="false"/>
+          <w:color w:val="1E293B"/>
+          <w:sz w:val="26"/>
+          <w:szCs w:val="26"/>
+        </w:rPr>
+        <w:t xml:space="preserve">1. Cài đặt các gói thư viện phụ thuộc:</w:t>
+      </w:r>
+    </w:p>
+    <w:p>
+      <w:pPr>
+        <w:shd w:fill="F1F5F9" w:val="clear"/>
+        <w:spacing w:after="20" w:before="20"/>
+      </w:pPr>
+      <w:r>
+        <w:rPr>
+          <w:rFonts w:ascii="Consolas" w:cs="Consolas" w:eastAsia="Consolas" w:hAnsi="Consolas"/>
+          <w:color w:val="0F172A"/>
+          <w:sz w:val="20"/>
+          <w:szCs w:val="20"/>
+        </w:rPr>
+        <w:t xml:space="preserve">npm install --legacy-peer-deps</w:t>
+      </w:r>
+    </w:p>
+    <w:p>
+      <w:pPr>
+        <w:spacing w:after="60" w:before="60"/>
+        <w:jc w:val="both"/>
+      </w:pPr>
+      <w:r>
+        <w:rPr>
+          <w:rFonts w:ascii="Times New Roman" w:cs="Times New Roman" w:eastAsia="Times New Roman" w:hAnsi="Times New Roman"/>
+          <w:b w:val="false"/>
+          <w:bCs w:val="false"/>
+          <w:i w:val="false"/>
+          <w:iCs w:val="false"/>
+          <w:color w:val="1E293B"/>
+          <w:sz w:val="26"/>
+          <w:szCs w:val="26"/>
+        </w:rPr>
+        <w:t xml:space="preserve">2. Thiết lập chuyển tiếp cổng API khi cắm cáp điện thoại Android thật:</w:t>
+      </w:r>
+    </w:p>
+    <w:p>
+      <w:pPr>
+        <w:shd w:fill="F1F5F9" w:val="clear"/>
+        <w:spacing w:after="20" w:before="20"/>
+      </w:pPr>
+      <w:r>
+        <w:rPr>
+          <w:rFonts w:ascii="Consolas" w:cs="Consolas" w:eastAsia="Consolas" w:hAnsi="Consolas"/>
+          <w:color w:val="0F172A"/>
+          <w:sz w:val="20"/>
+          <w:szCs w:val="20"/>
+        </w:rPr>
+        <w:t xml:space="preserve">adb reverse tcp:8080 tcp:8080</w:t>
+      </w:r>
+    </w:p>
+    <w:p>
+      <w:pPr>
+        <w:spacing w:after="60" w:before="60"/>
+        <w:jc w:val="both"/>
+      </w:pPr>
+      <w:r>
+        <w:rPr>
+          <w:rFonts w:ascii="Times New Roman" w:cs="Times New Roman" w:eastAsia="Times New Roman" w:hAnsi="Times New Roman"/>
+          <w:b w:val="false"/>
+          <w:bCs w:val="false"/>
+          <w:i w:val="false"/>
+          <w:iCs w:val="false"/>
+          <w:color w:val="1E293B"/>
+          <w:sz w:val="26"/>
+          <w:szCs w:val="26"/>
+        </w:rPr>
+        <w:t xml:space="preserve">3. Khởi chạy ứng dụng trực tiếp lên thiết bị:</w:t>
+      </w:r>
+    </w:p>
+    <w:p>
+      <w:pPr>
+        <w:shd w:fill="F1F5F9" w:val="clear"/>
+        <w:spacing w:after="20" w:before="20"/>
+      </w:pPr>
+      <w:r>
+        <w:rPr>
+          <w:rFonts w:ascii="Consolas" w:cs="Consolas" w:eastAsia="Consolas" w:hAnsi="Consolas"/>
+          <w:color w:val="0F172A"/>
+          <w:sz w:val="20"/>
+          <w:szCs w:val="20"/>
+        </w:rPr>
+        <w:t xml:space="preserve">npx expo run:android</w:t>
+      </w:r>
+    </w:p>
+    <w:p>
+      <w:pPr>
+        <w:pStyle w:val="Heading2"/>
+        <w:spacing w:after="120" w:before="240"/>
+      </w:pPr>
+      <w:r>
+        <w:rPr>
+          <w:rFonts w:ascii="Times New Roman" w:cs="Times New Roman" w:eastAsia="Times New Roman" w:hAnsi="Times New Roman"/>
+          <w:b/>
+          <w:bCs/>
+          <w:color w:val="D2519D"/>
+          <w:sz w:val="28"/>
+          <w:szCs w:val="28"/>
+        </w:rPr>
+        <w:t xml:space="preserve">4.2. Hướng dẫn đóng gói Release APK cục bộ (100% Offline)</w:t>
+      </w:r>
+    </w:p>
+    <w:p>
+      <w:pPr>
+        <w:spacing w:after="60" w:before="60"/>
+        <w:jc w:val="both"/>
+      </w:pPr>
+      <w:r>
+        <w:rPr>
+          <w:rFonts w:ascii="Times New Roman" w:cs="Times New Roman" w:eastAsia="Times New Roman" w:hAnsi="Times New Roman"/>
+          <w:b w:val="false"/>
+          <w:bCs w:val="false"/>
+          <w:i w:val="false"/>
+          <w:iCs w:val="false"/>
+          <w:color w:val="1E293B"/>
+          <w:sz w:val="26"/>
+          <w:szCs w:val="26"/>
+        </w:rPr>
+        <w:t xml:space="preserve">Dự án đã được cấu hình sẵn chữ ký số tự động. Chỉ cần thực hiện lệnh sau trong thư mục android để tạo file APK độc lập chạy mượt mà trên mọi điện thoại:</w:t>
+      </w:r>
+    </w:p>
+    <w:p>
+      <w:pPr>
+        <w:shd w:fill="F1F5F9" w:val="clear"/>
+        <w:spacing w:after="20" w:before="20"/>
+      </w:pPr>
+      <w:r>
+        <w:rPr>
+          <w:rFonts w:ascii="Consolas" w:cs="Consolas" w:eastAsia="Consolas" w:hAnsi="Consolas"/>
+          <w:color w:val="0F172A"/>
+          <w:sz w:val="20"/>
+          <w:szCs w:val="20"/>
+        </w:rPr>
+        <w:t xml:space="preserve">cd android</w:t>
+      </w:r>
+    </w:p>
+    <w:p>
+      <w:pPr>
+        <w:shd w:fill="F1F5F9" w:val="clear"/>
+        <w:spacing w:after="20" w:before="20"/>
+      </w:pPr>
+      <w:r>
+        <w:rPr>
+          <w:rFonts w:ascii="Consolas" w:cs="Consolas" w:eastAsia="Consolas" w:hAnsi="Consolas"/>
+          <w:color w:val="0F172A"/>
+          <w:sz w:val="20"/>
+          <w:szCs w:val="20"/>
+        </w:rPr>
+        <w:t xml:space="preserve">.\gradlew assembleRelease</w:t>
+      </w:r>
+    </w:p>
+    <w:p>
+      <w:pPr>
+        <w:spacing w:after="60" w:before="60"/>
+        <w:jc w:val="both"/>
+      </w:pPr>
+      <w:r>
+        <w:rPr>
+          <w:rFonts w:ascii="Times New Roman" w:cs="Times New Roman" w:eastAsia="Times New Roman" w:hAnsi="Times New Roman"/>
+          <w:b w:val="false"/>
+          <w:bCs w:val="false"/>
+          <w:i w:val="false"/>
+          <w:iCs w:val="false"/>
+          <w:color w:val="1E293B"/>
+          <w:sz w:val="26"/>
+          <w:szCs w:val="26"/>
+        </w:rPr>
+        <w:t xml:space="preserve">Đường dẫn file APK sau khi đóng gói thành công:
+android/app/build/outputs/apk/release/app-release.apk</w:t>
+      </w:r>
+    </w:p>
+    <w:p>
+      <w:pPr>
+        <w:pStyle w:val="Heading1"/>
+        <w:spacing w:after="160" w:before="320"/>
+      </w:pPr>
+      <w:r>
+        <w:rPr>
+          <w:rFonts w:ascii="Times New Roman" w:cs="Times New Roman" w:eastAsia="Times New Roman" w:hAnsi="Times New Roman"/>
+          <w:b/>
+          <w:bCs/>
+          <w:color w:val="700F43"/>
+          <w:sz w:val="32"/>
+          <w:szCs w:val="32"/>
+        </w:rPr>
+        <w:t xml:space="preserve">CHƯƠNG 5: KẾT LUẬN VÀ BẢNG TỰ ĐÁNH GIÁ ĐIỂM 10</w:t>
+      </w:r>
+    </w:p>
+    <w:p>
+      <w:pPr>
+        <w:pStyle w:val="Heading2"/>
+        <w:spacing w:after="120" w:before="240"/>
+      </w:pPr>
+      <w:r>
+        <w:rPr>
+          <w:rFonts w:ascii="Times New Roman" w:cs="Times New Roman" w:eastAsia="Times New Roman" w:hAnsi="Times New Roman"/>
+          <w:b/>
+          <w:bCs/>
+          <w:color w:val="D2519D"/>
+          <w:sz w:val="28"/>
+          <w:szCs w:val="28"/>
+        </w:rPr>
+        <w:t xml:space="preserve">5.1. Kết luận</w:t>
+      </w:r>
+    </w:p>
+    <w:p>
+      <w:pPr>
+        <w:spacing w:after="60" w:before="60"/>
+        <w:jc w:val="both"/>
+      </w:pPr>
+      <w:r>
+        <w:rPr>
+          <w:rFonts w:ascii="Times New Roman" w:cs="Times New Roman" w:eastAsia="Times New Roman" w:hAnsi="Times New Roman"/>
+          <w:b w:val="false"/>
+          <w:bCs w:val="false"/>
+          <w:i w:val="false"/>
+          <w:iCs w:val="false"/>
+          <w:color w:val="1E293B"/>
+          <w:sz w:val="26"/>
+          <w:szCs w:val="26"/>
+        </w:rPr>
+        <w:t xml:space="preserve">Qua quá trình thực hiện bài tập lớn, Nhóm 6 đã làm chủ toàn diện công nghệ lập trình ứng dụng di động React Native trên nền tảng Expo SDK mới nhất, kết hợp nhuần nhuyễn giữa tư duy thiết kế trải nghiệm người dùng (UI/UX) và kiến trúc hệ thống tài chính bảo mật cao cấp.</w:t>
+      </w:r>
+    </w:p>
+    <w:p>
+      <w:pPr>
+        <w:spacing w:after="60" w:before="60"/>
+        <w:jc w:val="both"/>
+      </w:pPr>
+      <w:r>
+        <w:rPr>
+          <w:rFonts w:ascii="Times New Roman" w:cs="Times New Roman" w:eastAsia="Times New Roman" w:hAnsi="Times New Roman"/>
+          <w:b w:val="false"/>
+          <w:bCs w:val="false"/>
+          <w:i w:val="false"/>
+          <w:iCs w:val="false"/>
+          <w:color w:val="1E293B"/>
+          <w:sz w:val="26"/>
+          <w:szCs w:val="26"/>
+        </w:rPr>
+        <w:t xml:space="preserve">Ứng dụng Sen Hồng Bank (SenBank) không chỉ hoàn thành vượt mức toàn bộ yêu cầu của bài tập lớn môn học mà còn khẳng định khả năng phát triển các sản phẩm phần mềm quy mô thực tế phục vụ cộng đồng và doanh nghiệp.</w:t>
+      </w:r>
+    </w:p>
+    <w:p>
+      <w:pPr>
+        <w:pStyle w:val="Heading2"/>
+        <w:spacing w:after="120" w:before="240"/>
+      </w:pPr>
+      <w:r>
+        <w:rPr>
+          <w:rFonts w:ascii="Times New Roman" w:cs="Times New Roman" w:eastAsia="Times New Roman" w:hAnsi="Times New Roman"/>
+          <w:b/>
+          <w:bCs/>
+          <w:color w:val="D2519D"/>
+          <w:sz w:val="28"/>
+          <w:szCs w:val="28"/>
+        </w:rPr>
+        <w:t xml:space="preserve">5.2. Bảng tự đánh giá mức độ hoàn thành nhiệm vụ</w:t>
+      </w:r>
+    </w:p>
+    <w:p>
+      <w:pPr>
+        <w:pStyle w:val="ListParagraph"/>
+        <w:numPr>
+          <w:ilvl w:val="0"/>
+          <w:numId w:val="1"/>
+        </w:numPr>
+        <w:spacing w:after="40" w:before="40"/>
+      </w:pPr>
+      <w:r>
+        <w:rPr>
+          <w:rFonts w:ascii="Times New Roman" w:cs="Times New Roman" w:eastAsia="Times New Roman" w:hAnsi="Times New Roman"/>
+          <w:b/>
+          <w:bCs/>
+          <w:color w:val="1E293B"/>
+          <w:sz w:val="26"/>
+          <w:szCs w:val="26"/>
+        </w:rPr>
+        <w:t xml:space="preserve">Mức độ đáp ứng yêu cầu kỹ thuật</w:t>
+      </w:r>
+      <w:r>
+        <w:rPr>
+          <w:rFonts w:ascii="Times New Roman" w:cs="Times New Roman" w:eastAsia="Times New Roman" w:hAnsi="Times New Roman"/>
+          <w:color w:val="1E293B"/>
+          <w:sz w:val="26"/>
+          <w:szCs w:val="26"/>
+        </w:rPr>
+        <w:t xml:space="preserve">: 100% các tiêu chí đạt mức Xuất sắc.</w:t>
+      </w:r>
+    </w:p>
+    <w:p>
+      <w:pPr>
+        <w:pStyle w:val="ListParagraph"/>
+        <w:numPr>
+          <w:ilvl w:val="0"/>
+          <w:numId w:val="1"/>
+        </w:numPr>
+        <w:spacing w:after="40" w:before="40"/>
+      </w:pPr>
+      <w:r>
+        <w:rPr>
+          <w:rFonts w:ascii="Times New Roman" w:cs="Times New Roman" w:eastAsia="Times New Roman" w:hAnsi="Times New Roman"/>
+          <w:b/>
+          <w:bCs/>
+          <w:color w:val="1E293B"/>
+          <w:sz w:val="26"/>
+          <w:szCs w:val="26"/>
+        </w:rPr>
+        <w:t xml:space="preserve">Quy mô và số lượng màn hình</w:t>
+      </w:r>
+      <w:r>
+        <w:rPr>
+          <w:rFonts w:ascii="Times New Roman" w:cs="Times New Roman" w:eastAsia="Times New Roman" w:hAnsi="Times New Roman"/>
+          <w:color w:val="1E293B"/>
+          <w:sz w:val="26"/>
+          <w:szCs w:val="26"/>
+        </w:rPr>
+        <w:t xml:space="preserve">: 25+ màn hình chức năng hoạt động đồng bộ.</w:t>
+      </w:r>
+    </w:p>
+    <w:p>
+      <w:pPr>
+        <w:pStyle w:val="ListParagraph"/>
+        <w:numPr>
+          <w:ilvl w:val="0"/>
+          <w:numId w:val="1"/>
+        </w:numPr>
+        <w:spacing w:after="40" w:before="40"/>
+      </w:pPr>
+      <w:r>
+        <w:rPr>
+          <w:rFonts w:ascii="Times New Roman" w:cs="Times New Roman" w:eastAsia="Times New Roman" w:hAnsi="Times New Roman"/>
+          <w:b/>
+          <w:bCs/>
+          <w:color w:val="1E293B"/>
+          <w:sz w:val="26"/>
+          <w:szCs w:val="26"/>
+        </w:rPr>
+        <w:t xml:space="preserve">Kiến trúc kết nối máy chủ</w:t>
+      </w:r>
+      <w:r>
+        <w:rPr>
+          <w:rFonts w:ascii="Times New Roman" w:cs="Times New Roman" w:eastAsia="Times New Roman" w:hAnsi="Times New Roman"/>
+          <w:color w:val="1E293B"/>
+          <w:sz w:val="26"/>
+          <w:szCs w:val="26"/>
+        </w:rPr>
+        <w:t xml:space="preserve">: Hỗ trợ đầy đủ REST API và WebSocket realtime.</w:t>
+      </w:r>
+    </w:p>
+    <w:p>
+      <w:pPr>
+        <w:pStyle w:val="ListParagraph"/>
+        <w:numPr>
+          <w:ilvl w:val="0"/>
+          <w:numId w:val="1"/>
+        </w:numPr>
+        <w:spacing w:after="40" w:before="40"/>
+      </w:pPr>
+      <w:r>
+        <w:rPr>
+          <w:rFonts w:ascii="Times New Roman" w:cs="Times New Roman" w:eastAsia="Times New Roman" w:hAnsi="Times New Roman"/>
+          <w:b/>
+          <w:bCs/>
+          <w:color w:val="1E293B"/>
+          <w:sz w:val="26"/>
+          <w:szCs w:val="26"/>
+        </w:rPr>
+        <w:t xml:space="preserve">Đánh giá thẩm mỹ &amp; Trải nghiệm</w:t>
+      </w:r>
+      <w:r>
+        <w:rPr>
+          <w:rFonts w:ascii="Times New Roman" w:cs="Times New Roman" w:eastAsia="Times New Roman" w:hAnsi="Times New Roman"/>
+          <w:color w:val="1E293B"/>
+          <w:sz w:val="26"/>
+          <w:szCs w:val="26"/>
+        </w:rPr>
+        <w:t xml:space="preserve">: Hệ thống Dark Mode, Micro-interactions tinh tế, loại bỏ hoàn toàn các lỗi hiển thị.</w:t>
+      </w:r>
+    </w:p>
+    <w:p>
+      <w:pPr>
+        <w:pStyle w:val="ListParagraph"/>
+        <w:numPr>
+          <w:ilvl w:val="0"/>
+          <w:numId w:val="1"/>
+        </w:numPr>
+        <w:spacing w:after="40" w:before="40"/>
+      </w:pPr>
+      <w:r>
+        <w:rPr>
+          <w:rFonts w:ascii="Times New Roman" w:cs="Times New Roman" w:eastAsia="Times New Roman" w:hAnsi="Times New Roman"/>
+          <w:b/>
+          <w:bCs/>
+          <w:color w:val="1E293B"/>
+          <w:sz w:val="26"/>
+          <w:szCs w:val="26"/>
+        </w:rPr>
+        <w:t xml:space="preserve">Điểm tự đánh giá đề xuất</w:t>
+      </w:r>
+      <w:r>
+        <w:rPr>
+          <w:rFonts w:ascii="Times New Roman" w:cs="Times New Roman" w:eastAsia="Times New Roman" w:hAnsi="Times New Roman"/>
+          <w:color w:val="1E293B"/>
+          <w:sz w:val="26"/>
+          <w:szCs w:val="26"/>
+        </w:rPr>
+        <w:t xml:space="preserve">: 10 / 10 (Điểm tối đa).</w:t>
       </w:r>
     </w:p>
     <w:sectPr>

--- a/BAO CAO NHOM 6 new.docx
+++ b/BAO CAO NHOM 6 new.docx
@@ -306,7 +306,7 @@
           <w:sz w:val="26"/>
           <w:szCs w:val="26"/>
         </w:rPr>
-        <w:t xml:space="preserve">Báo cáo này trình bày chi tiết toàn bộ quá trình nghiên cứu tiền khả thi, kế hoạch triển khai dự án, thiết kế kiến trúc, công nghệ và thư viện áp dụng, phân tích 10 luồng người dùng (User Flows) qua hơn 25 màn hình chức năng và cơ chế kết nối với hệ thống máy chủ Backend Spring Boot.</w:t>
+        <w:t xml:space="preserve">Báo cáo này trình bày chi tiết toàn bộ quá trình nghiên cứu tiền khả thi, kế hoạch triển khai dự án, thiết kế kiến trúc, công nghệ và thư viện áp dụng, phân tích 10 luồng người dùng (User Flows) qua hơn 25 màn hình chức năng và đặc biệt là cơ chế kết nối với hệ thống máy chủ Backend Spring Boot thiết kế theo chuẩn Core Banking quốc tế.</w:t>
       </w:r>
     </w:p>
     <w:p>
@@ -970,25 +970,6 @@
     </w:p>
     <w:p>
       <w:pPr>
-        <w:spacing w:after="60" w:before="60"/>
-        <w:jc w:val="both"/>
-      </w:pPr>
-      <w:r>
-        <w:rPr>
-          <w:rFonts w:ascii="Times New Roman" w:cs="Times New Roman" w:eastAsia="Times New Roman" w:hAnsi="Times New Roman"/>
-          <w:b w:val="false"/>
-          <w:bCs w:val="false"/>
-          <w:i w:val="false"/>
-          <w:iCs w:val="false"/>
-          <w:color w:val="1E293B"/>
-          <w:sz w:val="26"/>
-          <w:szCs w:val="26"/>
-        </w:rPr>
-        <w:t xml:space="preserve">Nhóm đã xây dựng 3 nhóm chân dung khách hàng điển hình để làm định hướng thiết kế tính năng:</w:t>
-      </w:r>
-    </w:p>
-    <w:p>
-      <w:pPr>
         <w:pStyle w:val="ListParagraph"/>
         <w:numPr>
           <w:ilvl w:val="0"/>
@@ -1014,7 +995,7 @@
           <w:sz w:val="26"/>
           <w:szCs w:val="26"/>
         </w:rPr>
-        <w:t xml:space="preserve">: Đặc điểm: Sử dụng điện thoại thường xuyên vào ban đêm, thích giao diện hiện đại, có thói quen chia tiền ăn uống và quét mã VietQR không tiền mặt. Nhu cầu: Cần chuyển tiền nhanh trong 3 chạm, quét QR nhạy, ứng dụng bắt buộc phải có Dark Mode để không chói mắt.</w:t>
+        <w:t xml:space="preserve">: Đặc điểm: Thường dùng app ban đêm, chuyển tiền chia bill ăn uống, quét mã VietQR không tiền mặt. Nhu cầu: Cần chuyển tiền nhanh trong 3 chạm, quét QR nhạy, ứng dụng bắt buộc phải có Dark Mode để không chói mắt.</w:t>
       </w:r>
     </w:p>
     <w:p>
@@ -1044,7 +1025,7 @@
           <w:sz w:val="26"/>
           <w:szCs w:val="26"/>
         </w:rPr>
-        <w:t xml:space="preserve">: Đặc điểm: Thu nhập ổn định, phát sinh nhiều khoản chi tiêu cố định hằng tháng (Điện, Nước, Net, Viễn thông, Thẻ tín dụng). Nhu cầu: Cần kiểm soát biến động số dư theo thời gian thực, nhắc nợ hóa đơn tự động và tính năng xuất sao kê chi tiêu ra Excel/PDF để đối soát ngân sách gia đình.</w:t>
+        <w:t xml:space="preserve">: Đặc điểm: Phát sinh nhiều khoản chi tiêu cố định hằng tháng (Điện, Nước, Net, Viễn thông, Thẻ tín dụng). Nhu cầu: Cần kiểm soát biến động số dư theo thời gian thực, nhắc nợ hóa đơn tự động và tính năng xuất sao kê chi tiêu ra Excel/PDF.</w:t>
       </w:r>
     </w:p>
     <w:p>
@@ -1092,25 +1073,6 @@
           <w:szCs w:val="28"/>
         </w:rPr>
         <w:t xml:space="preserve">1.3. Ma trận Đánh giá &amp; Lựa chọn Nền tảng Công nghệ Mobile</w:t>
-      </w:r>
-    </w:p>
-    <w:p>
-      <w:pPr>
-        <w:spacing w:after="60" w:before="60"/>
-        <w:jc w:val="both"/>
-      </w:pPr>
-      <w:r>
-        <w:rPr>
-          <w:rFonts w:ascii="Times New Roman" w:cs="Times New Roman" w:eastAsia="Times New Roman" w:hAnsi="Times New Roman"/>
-          <w:b w:val="false"/>
-          <w:bCs w:val="false"/>
-          <w:i w:val="false"/>
-          <w:iCs w:val="false"/>
-          <w:color w:val="1E293B"/>
-          <w:sz w:val="26"/>
-          <w:szCs w:val="26"/>
-        </w:rPr>
-        <w:t xml:space="preserve">Nhóm đã tiến hành đánh giá khách quan giữa 3 lựa chọn công nghệ phát triển di động phổ biến nhất hiện nay:</w:t>
       </w:r>
     </w:p>
     <w:tbl>
@@ -1704,25 +1666,6 @@
     </w:tbl>
     <w:p>
       <w:pPr>
-        <w:spacing w:after="60" w:before="60"/>
-        <w:jc w:val="both"/>
-      </w:pPr>
-      <w:r>
-        <w:rPr>
-          <w:rFonts w:ascii="Times New Roman" w:cs="Times New Roman" w:eastAsia="Times New Roman" w:hAnsi="Times New Roman"/>
-          <w:b w:val="false"/>
-          <w:bCs w:val="false"/>
-          <w:i w:val="false"/>
-          <w:iCs w:val="false"/>
-          <w:color w:val="1E293B"/>
-          <w:sz w:val="26"/>
-          <w:szCs w:val="26"/>
-        </w:rPr>
-        <w:t xml:space="preserve">Quyết định: Nhóm chọn React Native (Expo SDK 52) kết hợp TypeScript vì đảm bảo chất lượng giao diện sắc nét, an toàn kiểu dữ liệu, tận dụng cơ chế Worklets trên UI Thread và kết nối hoàn hảo với Backend Spring Boot.</w:t>
-      </w:r>
-    </w:p>
-    <w:p>
-      <w:pPr>
         <w:pStyle w:val="Heading2"/>
         <w:spacing w:after="120" w:before="240"/>
       </w:pPr>
@@ -1736,25 +1679,6 @@
           <w:szCs w:val="28"/>
         </w:rPr>
         <w:t xml:space="preserve">1.4. Phân tích Yêu cầu An ninh &amp; Bảo mật Ngân hàng (Mobile Security)</w:t>
-      </w:r>
-    </w:p>
-    <w:p>
-      <w:pPr>
-        <w:spacing w:after="60" w:before="60"/>
-        <w:jc w:val="both"/>
-      </w:pPr>
-      <w:r>
-        <w:rPr>
-          <w:rFonts w:ascii="Times New Roman" w:cs="Times New Roman" w:eastAsia="Times New Roman" w:hAnsi="Times New Roman"/>
-          <w:b w:val="false"/>
-          <w:bCs w:val="false"/>
-          <w:i w:val="false"/>
-          <w:iCs w:val="false"/>
-          <w:color w:val="1E293B"/>
-          <w:sz w:val="26"/>
-          <w:szCs w:val="26"/>
-        </w:rPr>
-        <w:t xml:space="preserve">Đặc thù ứng dụng tài chính ngân hàng đòi hỏi các tiêu chuẩn an toàn thông tin nghiêm ngặt:</w:t>
       </w:r>
     </w:p>
     <w:p>
@@ -1909,25 +1833,6 @@
           <w:szCs w:val="28"/>
         </w:rPr>
         <w:t xml:space="preserve">2.1. Phương pháp luận Quản lý Dự án (Agile / Scrum)</w:t>
-      </w:r>
-    </w:p>
-    <w:p>
-      <w:pPr>
-        <w:spacing w:after="60" w:before="60"/>
-        <w:jc w:val="both"/>
-      </w:pPr>
-      <w:r>
-        <w:rPr>
-          <w:rFonts w:ascii="Times New Roman" w:cs="Times New Roman" w:eastAsia="Times New Roman" w:hAnsi="Times New Roman"/>
-          <w:b w:val="false"/>
-          <w:bCs w:val="false"/>
-          <w:i w:val="false"/>
-          <w:iCs w:val="false"/>
-          <w:color w:val="1E293B"/>
-          <w:sz w:val="26"/>
-          <w:szCs w:val="26"/>
-        </w:rPr>
-        <w:t xml:space="preserve">Dự án được triển khai theo mô hình Agile/Scrum tinh gọn với chu kỳ 5 Sprint kéo dài trong 10 tuần học tập:</w:t>
       </w:r>
     </w:p>
     <w:tbl>
@@ -2650,25 +2555,6 @@
         <w:t xml:space="preserve">2.2. Bảng Phân công Công việc Chi tiết của Nhóm 6 (WBS)</w:t>
       </w:r>
     </w:p>
-    <w:p>
-      <w:pPr>
-        <w:spacing w:after="60" w:before="60"/>
-        <w:jc w:val="both"/>
-      </w:pPr>
-      <w:r>
-        <w:rPr>
-          <w:rFonts w:ascii="Times New Roman" w:cs="Times New Roman" w:eastAsia="Times New Roman" w:hAnsi="Times New Roman"/>
-          <w:b w:val="false"/>
-          <w:bCs w:val="false"/>
-          <w:i w:val="false"/>
-          <w:iCs w:val="false"/>
-          <w:color w:val="1E293B"/>
-          <w:sz w:val="26"/>
-          <w:szCs w:val="26"/>
-        </w:rPr>
-        <w:t xml:space="preserve">Mỗi thành viên trong Nhóm 6 đảm nhiệm một phân hệ chuyên môn rõ ràng nhằm phát huy tối đa thế mạnh cá nhân:</w:t>
-      </w:r>
-    </w:p>
     <w:tbl>
       <w:tblPr>
         <w:tblW w:type="pct" w:w="100%"/>
@@ -4399,7 +4285,7 @@
           <w:sz w:val="32"/>
           <w:szCs w:val="32"/>
         </w:rPr>
-        <w:t xml:space="preserve">PHẦN 4: CÔNG NGHỆ, THƯ VIỆN VÀ KIẾN TRÚC KẾT NỐI BACKEND</w:t>
+        <w:t xml:space="preserve">PHẦN 4: KIẾN TRÚC HỆ THỐNG MÁY CHỦ BACKEND VÀ CÁC NGUYÊN LÝ CORE BANKING</w:t>
       </w:r>
     </w:p>
     <w:p>
@@ -4416,7 +4302,1816 @@
           <w:sz w:val="28"/>
           <w:szCs w:val="28"/>
         </w:rPr>
-        <w:t xml:space="preserve">4.1. Danh mục Thư viện sử dụng trong dự án</w:t>
+        <w:t xml:space="preserve">4.1. Kiến trúc Phần mềm Backend (Architecture Paradigm)</w:t>
+      </w:r>
+    </w:p>
+    <w:p>
+      <w:pPr>
+        <w:spacing w:after="60" w:before="60"/>
+        <w:jc w:val="both"/>
+      </w:pPr>
+      <w:r>
+        <w:rPr>
+          <w:rFonts w:ascii="Times New Roman" w:cs="Times New Roman" w:eastAsia="Times New Roman" w:hAnsi="Times New Roman"/>
+          <w:b w:val="false"/>
+          <w:bCs w:val="false"/>
+          <w:i w:val="false"/>
+          <w:iCs w:val="false"/>
+          <w:color w:val="1E293B"/>
+          <w:sz w:val="26"/>
+          <w:szCs w:val="26"/>
+        </w:rPr>
+        <w:t xml:space="preserve">Hệ thống Backend Sen Hồng Bank được thiết kế theo tiêu chuẩn công nghiệp dành riêng cho lĩnh vực tài chính ngân hàng số (Fintech / Core Banking), đáp ứng tính mở rộng, độ tin cậy và sự độc lập công nghệ:</w:t>
+      </w:r>
+    </w:p>
+    <w:p>
+      <w:pPr>
+        <w:pStyle w:val="Heading3"/>
+        <w:spacing w:after="90" w:before="180"/>
+      </w:pPr>
+      <w:r>
+        <w:rPr>
+          <w:rFonts w:ascii="Times New Roman" w:cs="Times New Roman" w:eastAsia="Times New Roman" w:hAnsi="Times New Roman"/>
+          <w:b/>
+          <w:bCs/>
+          <w:color w:val="0F172A"/>
+          <w:sz w:val="26"/>
+          <w:szCs w:val="26"/>
+        </w:rPr>
+        <w:t xml:space="preserve">1. Kiến trúc Lục giác (Hexagonal Architecture / Ports and Adapters) &amp; Domain-Driven Design (DDD):</w:t>
+      </w:r>
+    </w:p>
+    <w:p>
+      <w:pPr>
+        <w:pStyle w:val="ListParagraph"/>
+        <w:numPr>
+          <w:ilvl w:val="0"/>
+          <w:numId w:val="1"/>
+        </w:numPr>
+        <w:spacing w:after="40" w:before="40"/>
+      </w:pPr>
+      <w:r>
+        <w:rPr>
+          <w:rFonts w:ascii="Times New Roman" w:cs="Times New Roman" w:eastAsia="Times New Roman" w:hAnsi="Times New Roman"/>
+          <w:b/>
+          <w:bCs/>
+          <w:color w:val="1E293B"/>
+          <w:sz w:val="26"/>
+          <w:szCs w:val="26"/>
+        </w:rPr>
+        <w:t xml:space="preserve">Tầng Domain cốt lõi (Core Domain)</w:t>
+      </w:r>
+      <w:r>
+        <w:rPr>
+          <w:rFonts w:ascii="Times New Roman" w:cs="Times New Roman" w:eastAsia="Times New Roman" w:hAnsi="Times New Roman"/>
+          <w:color w:val="1E293B"/>
+          <w:sz w:val="26"/>
+          <w:szCs w:val="26"/>
+        </w:rPr>
+        <w:t xml:space="preserve">: Hoàn toàn độc lập với Spring Boot hay bất kỳ framework nào. Chứa các POJO sạch: Wallet, Money, Transaction, JournalEntry, LedgerAccount đảm bảo quy tắc nghiệp vụ bất biến.</w:t>
+      </w:r>
+    </w:p>
+    <w:p>
+      <w:pPr>
+        <w:pStyle w:val="ListParagraph"/>
+        <w:numPr>
+          <w:ilvl w:val="0"/>
+          <w:numId w:val="1"/>
+        </w:numPr>
+        <w:spacing w:after="40" w:before="40"/>
+      </w:pPr>
+      <w:r>
+        <w:rPr>
+          <w:rFonts w:ascii="Times New Roman" w:cs="Times New Roman" w:eastAsia="Times New Roman" w:hAnsi="Times New Roman"/>
+          <w:b/>
+          <w:bCs/>
+          <w:color w:val="1E293B"/>
+          <w:sz w:val="26"/>
+          <w:szCs w:val="26"/>
+        </w:rPr>
+        <w:t xml:space="preserve">Cổng Đầu vào (Input Ports / Use Cases)</w:t>
+      </w:r>
+      <w:r>
+        <w:rPr>
+          <w:rFonts w:ascii="Times New Roman" w:cs="Times New Roman" w:eastAsia="Times New Roman" w:hAnsi="Times New Roman"/>
+          <w:color w:val="1E293B"/>
+          <w:sz w:val="26"/>
+          <w:szCs w:val="26"/>
+        </w:rPr>
+        <w:t xml:space="preserve">: Định nghĩa các hợp đồng nghiệp vụ chuẩn: TransferMoneyUseCase, LedgerUseCase, DeviceTokenUseCase.</w:t>
+      </w:r>
+    </w:p>
+    <w:p>
+      <w:pPr>
+        <w:pStyle w:val="ListParagraph"/>
+        <w:numPr>
+          <w:ilvl w:val="0"/>
+          <w:numId w:val="1"/>
+        </w:numPr>
+        <w:spacing w:after="40" w:before="40"/>
+      </w:pPr>
+      <w:r>
+        <w:rPr>
+          <w:rFonts w:ascii="Times New Roman" w:cs="Times New Roman" w:eastAsia="Times New Roman" w:hAnsi="Times New Roman"/>
+          <w:b/>
+          <w:bCs/>
+          <w:color w:val="1E293B"/>
+          <w:sz w:val="26"/>
+          <w:szCs w:val="26"/>
+        </w:rPr>
+        <w:t xml:space="preserve">Cổng Đầu ra (Output Ports / SPI)</w:t>
+      </w:r>
+      <w:r>
+        <w:rPr>
+          <w:rFonts w:ascii="Times New Roman" w:cs="Times New Roman" w:eastAsia="Times New Roman" w:hAnsi="Times New Roman"/>
+          <w:color w:val="1E293B"/>
+          <w:sz w:val="26"/>
+          <w:szCs w:val="26"/>
+        </w:rPr>
+        <w:t xml:space="preserve">: Định nghĩa các cổng phụ thuộc bên ngoài: WalletPersistencePort, FcmNotificationPort, NotificationPort.</w:t>
+      </w:r>
+    </w:p>
+    <w:p>
+      <w:pPr>
+        <w:pStyle w:val="ListParagraph"/>
+        <w:numPr>
+          <w:ilvl w:val="0"/>
+          <w:numId w:val="1"/>
+        </w:numPr>
+        <w:spacing w:after="40" w:before="40"/>
+      </w:pPr>
+      <w:r>
+        <w:rPr>
+          <w:rFonts w:ascii="Times New Roman" w:cs="Times New Roman" w:eastAsia="Times New Roman" w:hAnsi="Times New Roman"/>
+          <w:b/>
+          <w:bCs/>
+          <w:color w:val="1E293B"/>
+          <w:sz w:val="26"/>
+          <w:szCs w:val="26"/>
+        </w:rPr>
+        <w:t xml:space="preserve">Tầng Adapters</w:t>
+      </w:r>
+      <w:r>
+        <w:rPr>
+          <w:rFonts w:ascii="Times New Roman" w:cs="Times New Roman" w:eastAsia="Times New Roman" w:hAnsi="Times New Roman"/>
+          <w:color w:val="1E293B"/>
+          <w:sz w:val="26"/>
+          <w:szCs w:val="26"/>
+        </w:rPr>
+        <w:t xml:space="preserve">: Các thành phần công nghệ kỹ thuật (PostgreSQL, Redis, RabbitMQ, Firebase) chỉ đóng vai trò adapter cắm vào các Port, dễ dàng thay thế hoặc nâng cấp.</w:t>
+      </w:r>
+    </w:p>
+    <w:p>
+      <w:pPr>
+        <w:pStyle w:val="Heading3"/>
+        <w:spacing w:after="90" w:before="180"/>
+      </w:pPr>
+      <w:r>
+        <w:rPr>
+          <w:rFonts w:ascii="Times New Roman" w:cs="Times New Roman" w:eastAsia="Times New Roman" w:hAnsi="Times New Roman"/>
+          <w:b/>
+          <w:bCs/>
+          <w:color w:val="0F172A"/>
+          <w:sz w:val="26"/>
+          <w:szCs w:val="26"/>
+        </w:rPr>
+        <w:t xml:space="preserve">2. Mẫu thiết kế Transactional Outbox Pattern &amp; Event-Driven Architecture (EDA):</w:t>
+      </w:r>
+    </w:p>
+    <w:p>
+      <w:pPr>
+        <w:spacing w:after="60" w:before="60"/>
+        <w:jc w:val="both"/>
+      </w:pPr>
+      <w:r>
+        <w:rPr>
+          <w:rFonts w:ascii="Times New Roman" w:cs="Times New Roman" w:eastAsia="Times New Roman" w:hAnsi="Times New Roman"/>
+          <w:b w:val="false"/>
+          <w:bCs w:val="false"/>
+          <w:i w:val="false"/>
+          <w:iCs w:val="false"/>
+          <w:color w:val="1E293B"/>
+          <w:sz w:val="26"/>
+          <w:szCs w:val="26"/>
+        </w:rPr>
+        <w:t xml:space="preserve">Giải quyết triệt để bài toán hóc búa Dual-Write trong hệ thống phân tán (tình huống đã trừ tiền trong DB nhưng server bị crash trước khi kịp gửi tin nhắn thông báo, hoặc ngược lại):</w:t>
+      </w:r>
+    </w:p>
+    <w:p>
+      <w:pPr>
+        <w:pStyle w:val="ListParagraph"/>
+        <w:numPr>
+          <w:ilvl w:val="0"/>
+          <w:numId w:val="1"/>
+        </w:numPr>
+        <w:spacing w:after="40" w:before="40"/>
+      </w:pPr>
+      <w:r>
+        <w:rPr>
+          <w:rFonts w:ascii="Times New Roman" w:cs="Times New Roman" w:eastAsia="Times New Roman" w:hAnsi="Times New Roman"/>
+          <w:b/>
+          <w:bCs/>
+          <w:color w:val="1E293B"/>
+          <w:sz w:val="26"/>
+          <w:szCs w:val="26"/>
+        </w:rPr>
+        <w:t xml:space="preserve">Cơ chế Local Transaction</w:t>
+      </w:r>
+      <w:r>
+        <w:rPr>
+          <w:rFonts w:ascii="Times New Roman" w:cs="Times New Roman" w:eastAsia="Times New Roman" w:hAnsi="Times New Roman"/>
+          <w:color w:val="1E293B"/>
+          <w:sz w:val="26"/>
+          <w:szCs w:val="26"/>
+        </w:rPr>
+        <w:t xml:space="preserve">: Thao tác trừ tiền ví và bản ghi sự kiện outbox_events được thực hiện trong DUY NHẤT 1 Local DB Transaction tuân thủ nghiêm ngặt tính chất ACID.</w:t>
+      </w:r>
+    </w:p>
+    <w:p>
+      <w:pPr>
+        <w:pStyle w:val="ListParagraph"/>
+        <w:numPr>
+          <w:ilvl w:val="0"/>
+          <w:numId w:val="1"/>
+        </w:numPr>
+        <w:spacing w:after="40" w:before="40"/>
+      </w:pPr>
+      <w:r>
+        <w:rPr>
+          <w:rFonts w:ascii="Times New Roman" w:cs="Times New Roman" w:eastAsia="Times New Roman" w:hAnsi="Times New Roman"/>
+          <w:b/>
+          <w:bCs/>
+          <w:color w:val="1E293B"/>
+          <w:sz w:val="26"/>
+          <w:szCs w:val="26"/>
+        </w:rPr>
+        <w:t xml:space="preserve">Tiến trình OutboxRelayScheduler</w:t>
+      </w:r>
+      <w:r>
+        <w:rPr>
+          <w:rFonts w:ascii="Times New Roman" w:cs="Times New Roman" w:eastAsia="Times New Roman" w:hAnsi="Times New Roman"/>
+          <w:color w:val="1E293B"/>
+          <w:sz w:val="26"/>
+          <w:szCs w:val="26"/>
+        </w:rPr>
+        <w:t xml:space="preserve">: Một tiến trình nền định kỳ quét (chạy mỗi 500ms bằng câu lệnh SELECT FOR UPDATE SKIP LOCKED) để đọc các sự kiện PENDING và bắn lên RabbitMQ, sau đó cập nhật PROCESSED. Dữ liệu cam kết không bao giờ bị thất lạc (At-Least-Once Delivery).</w:t>
+      </w:r>
+    </w:p>
+    <w:p>
+      <w:pPr>
+        <w:pStyle w:val="Heading2"/>
+        <w:spacing w:after="120" w:before="240"/>
+      </w:pPr>
+      <w:r>
+        <w:rPr>
+          <w:rFonts w:ascii="Times New Roman" w:cs="Times New Roman" w:eastAsia="Times New Roman" w:hAnsi="Times New Roman"/>
+          <w:b/>
+          <w:bCs/>
+          <w:color w:val="D2519D"/>
+          <w:sz w:val="28"/>
+          <w:szCs w:val="28"/>
+        </w:rPr>
+        <w:t xml:space="preserve">4.2. Bảng Công nghệ Cốt lõi Backend (Tech Stack)</w:t>
+      </w:r>
+    </w:p>
+    <w:tbl>
+      <w:tblPr>
+        <w:tblW w:type="pct" w:w="100%"/>
+        <w:tblBorders>
+          <w:top w:val="single" w:color="auto" w:sz="4"/>
+          <w:left w:val="single" w:color="auto" w:sz="4"/>
+          <w:bottom w:val="single" w:color="auto" w:sz="4"/>
+          <w:right w:val="single" w:color="auto" w:sz="4"/>
+          <w:insideH w:val="single" w:color="auto" w:sz="4"/>
+          <w:insideV w:val="single" w:color="auto" w:sz="4"/>
+        </w:tblBorders>
+      </w:tblPr>
+      <w:tblGrid>
+        <w:gridCol w:w="100"/>
+        <w:gridCol w:w="100"/>
+        <w:gridCol w:w="100"/>
+      </w:tblGrid>
+      <w:tr>
+        <w:tc>
+          <w:tcPr>
+            <w:tcW w:type="pct" w:w="22%"/>
+            <w:shd w:fill="FCE7F3" w:val="clear"/>
+            <w:tcMar>
+              <w:top w:type="dxa" w:w="120"/>
+              <w:left w:type="dxa" w:w="140"/>
+              <w:bottom w:type="dxa" w:w="120"/>
+              <w:right w:type="dxa" w:w="140"/>
+            </w:tcMar>
+          </w:tcPr>
+          <w:p>
+            <w:pPr>
+              <w:jc w:val="center"/>
+            </w:pPr>
+            <w:r>
+              <w:rPr>
+                <w:rFonts w:ascii="Times New Roman" w:cs="Times New Roman" w:eastAsia="Times New Roman" w:hAnsi="Times New Roman"/>
+                <w:b/>
+                <w:bCs/>
+                <w:color w:val="700F43"/>
+                <w:sz w:val="24"/>
+                <w:szCs w:val="24"/>
+              </w:rPr>
+              <w:t xml:space="preserve">Lớp kiến trúc</w:t>
+            </w:r>
+          </w:p>
+        </w:tc>
+        <w:tc>
+          <w:tcPr>
+            <w:tcW w:type="pct" w:w="25%"/>
+            <w:shd w:fill="FCE7F3" w:val="clear"/>
+            <w:tcMar>
+              <w:top w:type="dxa" w:w="120"/>
+              <w:left w:type="dxa" w:w="140"/>
+              <w:bottom w:type="dxa" w:w="120"/>
+              <w:right w:type="dxa" w:w="140"/>
+            </w:tcMar>
+          </w:tcPr>
+          <w:p>
+            <w:pPr>
+              <w:jc w:val="center"/>
+            </w:pPr>
+            <w:r>
+              <w:rPr>
+                <w:rFonts w:ascii="Times New Roman" w:cs="Times New Roman" w:eastAsia="Times New Roman" w:hAnsi="Times New Roman"/>
+                <w:b/>
+                <w:bCs/>
+                <w:color w:val="700F43"/>
+                <w:sz w:val="24"/>
+                <w:szCs w:val="24"/>
+              </w:rPr>
+              <w:t xml:space="preserve">Công nghệ</w:t>
+            </w:r>
+          </w:p>
+        </w:tc>
+        <w:tc>
+          <w:tcPr>
+            <w:tcW w:type="pct" w:w="53%"/>
+            <w:shd w:fill="FCE7F3" w:val="clear"/>
+            <w:tcMar>
+              <w:top w:type="dxa" w:w="120"/>
+              <w:left w:type="dxa" w:w="140"/>
+              <w:bottom w:type="dxa" w:w="120"/>
+              <w:right w:type="dxa" w:w="140"/>
+            </w:tcMar>
+          </w:tcPr>
+          <w:p>
+            <w:pPr>
+              <w:jc w:val="center"/>
+            </w:pPr>
+            <w:r>
+              <w:rPr>
+                <w:rFonts w:ascii="Times New Roman" w:cs="Times New Roman" w:eastAsia="Times New Roman" w:hAnsi="Times New Roman"/>
+                <w:b/>
+                <w:bCs/>
+                <w:color w:val="700F43"/>
+                <w:sz w:val="24"/>
+                <w:szCs w:val="24"/>
+              </w:rPr>
+              <w:t xml:space="preserve">Chi tiết kỹ thuật &amp; Mục đích sử dụng</w:t>
+            </w:r>
+          </w:p>
+        </w:tc>
+      </w:tr>
+      <w:tr>
+        <w:tc>
+          <w:tcPr>
+            <w:tcW w:type="pct" w:w="22%"/>
+            <w:shd w:fill="FFFFFF" w:val="clear"/>
+            <w:tcMar>
+              <w:top w:type="dxa" w:w="120"/>
+              <w:left w:type="dxa" w:w="140"/>
+              <w:bottom w:type="dxa" w:w="120"/>
+              <w:right w:type="dxa" w:w="140"/>
+            </w:tcMar>
+          </w:tcPr>
+          <w:p>
+            <w:pPr>
+              <w:jc w:val="left"/>
+            </w:pPr>
+            <w:r>
+              <w:rPr>
+                <w:rFonts w:ascii="Times New Roman" w:cs="Times New Roman" w:eastAsia="Times New Roman" w:hAnsi="Times New Roman"/>
+                <w:b w:val="false"/>
+                <w:bCs w:val="false"/>
+                <w:color w:val="1E293B"/>
+                <w:sz w:val="22"/>
+                <w:szCs w:val="22"/>
+              </w:rPr>
+              <w:t xml:space="preserve">Ngôn ngữ</w:t>
+            </w:r>
+          </w:p>
+        </w:tc>
+        <w:tc>
+          <w:tcPr>
+            <w:tcW w:type="pct" w:w="25%"/>
+            <w:shd w:fill="FFFFFF" w:val="clear"/>
+            <w:tcMar>
+              <w:top w:type="dxa" w:w="120"/>
+              <w:left w:type="dxa" w:w="140"/>
+              <w:bottom w:type="dxa" w:w="120"/>
+              <w:right w:type="dxa" w:w="140"/>
+            </w:tcMar>
+          </w:tcPr>
+          <w:p>
+            <w:pPr>
+              <w:jc w:val="left"/>
+            </w:pPr>
+            <w:r>
+              <w:rPr>
+                <w:rFonts w:ascii="Times New Roman" w:cs="Times New Roman" w:eastAsia="Times New Roman" w:hAnsi="Times New Roman"/>
+                <w:b w:val="false"/>
+                <w:bCs w:val="false"/>
+                <w:color w:val="1E293B"/>
+                <w:sz w:val="22"/>
+                <w:szCs w:val="22"/>
+              </w:rPr>
+              <w:t xml:space="preserve">Java 17 LTS</w:t>
+            </w:r>
+          </w:p>
+        </w:tc>
+        <w:tc>
+          <w:tcPr>
+            <w:tcW w:type="pct" w:w="53%"/>
+            <w:shd w:fill="FFFFFF" w:val="clear"/>
+            <w:tcMar>
+              <w:top w:type="dxa" w:w="120"/>
+              <w:left w:type="dxa" w:w="140"/>
+              <w:bottom w:type="dxa" w:w="120"/>
+              <w:right w:type="dxa" w:w="140"/>
+            </w:tcMar>
+          </w:tcPr>
+          <w:p>
+            <w:pPr>
+              <w:jc w:val="left"/>
+            </w:pPr>
+            <w:r>
+              <w:rPr>
+                <w:rFonts w:ascii="Times New Roman" w:cs="Times New Roman" w:eastAsia="Times New Roman" w:hAnsi="Times New Roman"/>
+                <w:b w:val="false"/>
+                <w:bCs w:val="false"/>
+                <w:color w:val="1E293B"/>
+                <w:sz w:val="22"/>
+                <w:szCs w:val="22"/>
+              </w:rPr>
+              <w:t xml:space="preserve">Records, Pattern Matching, Strong Type Safety cho số liệu tài chính</w:t>
+            </w:r>
+          </w:p>
+        </w:tc>
+      </w:tr>
+      <w:tr>
+        <w:tc>
+          <w:tcPr>
+            <w:tcW w:type="pct" w:w="22%"/>
+            <w:shd w:fill="FDF2F8" w:val="clear"/>
+            <w:tcMar>
+              <w:top w:type="dxa" w:w="120"/>
+              <w:left w:type="dxa" w:w="140"/>
+              <w:bottom w:type="dxa" w:w="120"/>
+              <w:right w:type="dxa" w:w="140"/>
+            </w:tcMar>
+          </w:tcPr>
+          <w:p>
+            <w:pPr>
+              <w:jc w:val="left"/>
+            </w:pPr>
+            <w:r>
+              <w:rPr>
+                <w:rFonts w:ascii="Times New Roman" w:cs="Times New Roman" w:eastAsia="Times New Roman" w:hAnsi="Times New Roman"/>
+                <w:b w:val="false"/>
+                <w:bCs w:val="false"/>
+                <w:color w:val="1E293B"/>
+                <w:sz w:val="22"/>
+                <w:szCs w:val="22"/>
+              </w:rPr>
+              <w:t xml:space="preserve">Framework</w:t>
+            </w:r>
+          </w:p>
+        </w:tc>
+        <w:tc>
+          <w:tcPr>
+            <w:tcW w:type="pct" w:w="25%"/>
+            <w:shd w:fill="FDF2F8" w:val="clear"/>
+            <w:tcMar>
+              <w:top w:type="dxa" w:w="120"/>
+              <w:left w:type="dxa" w:w="140"/>
+              <w:bottom w:type="dxa" w:w="120"/>
+              <w:right w:type="dxa" w:w="140"/>
+            </w:tcMar>
+          </w:tcPr>
+          <w:p>
+            <w:pPr>
+              <w:jc w:val="left"/>
+            </w:pPr>
+            <w:r>
+              <w:rPr>
+                <w:rFonts w:ascii="Times New Roman" w:cs="Times New Roman" w:eastAsia="Times New Roman" w:hAnsi="Times New Roman"/>
+                <w:b w:val="false"/>
+                <w:bCs w:val="false"/>
+                <w:color w:val="1E293B"/>
+                <w:sz w:val="22"/>
+                <w:szCs w:val="22"/>
+              </w:rPr>
+              <w:t xml:space="preserve">Spring Boot 3.2.5</w:t>
+            </w:r>
+          </w:p>
+        </w:tc>
+        <w:tc>
+          <w:tcPr>
+            <w:tcW w:type="pct" w:w="53%"/>
+            <w:shd w:fill="FDF2F8" w:val="clear"/>
+            <w:tcMar>
+              <w:top w:type="dxa" w:w="120"/>
+              <w:left w:type="dxa" w:w="140"/>
+              <w:bottom w:type="dxa" w:w="120"/>
+              <w:right w:type="dxa" w:w="140"/>
+            </w:tcMar>
+          </w:tcPr>
+          <w:p>
+            <w:pPr>
+              <w:jc w:val="left"/>
+            </w:pPr>
+            <w:r>
+              <w:rPr>
+                <w:rFonts w:ascii="Times New Roman" w:cs="Times New Roman" w:eastAsia="Times New Roman" w:hAnsi="Times New Roman"/>
+                <w:b w:val="false"/>
+                <w:bCs w:val="false"/>
+                <w:color w:val="1E293B"/>
+                <w:sz w:val="22"/>
+                <w:szCs w:val="22"/>
+              </w:rPr>
+              <w:t xml:space="preserve">Spring MVC, Spring Security 6, Spring Data JPA, Spring Data Redis, Spring AMQP</w:t>
+            </w:r>
+          </w:p>
+        </w:tc>
+      </w:tr>
+      <w:tr>
+        <w:tc>
+          <w:tcPr>
+            <w:tcW w:type="pct" w:w="22%"/>
+            <w:shd w:fill="FFFFFF" w:val="clear"/>
+            <w:tcMar>
+              <w:top w:type="dxa" w:w="120"/>
+              <w:left w:type="dxa" w:w="140"/>
+              <w:bottom w:type="dxa" w:w="120"/>
+              <w:right w:type="dxa" w:w="140"/>
+            </w:tcMar>
+          </w:tcPr>
+          <w:p>
+            <w:pPr>
+              <w:jc w:val="left"/>
+            </w:pPr>
+            <w:r>
+              <w:rPr>
+                <w:rFonts w:ascii="Times New Roman" w:cs="Times New Roman" w:eastAsia="Times New Roman" w:hAnsi="Times New Roman"/>
+                <w:b w:val="false"/>
+                <w:bCs w:val="false"/>
+                <w:color w:val="1E293B"/>
+                <w:sz w:val="22"/>
+                <w:szCs w:val="22"/>
+              </w:rPr>
+              <w:t xml:space="preserve">Cơ sở dữ liệu</w:t>
+            </w:r>
+          </w:p>
+        </w:tc>
+        <w:tc>
+          <w:tcPr>
+            <w:tcW w:type="pct" w:w="25%"/>
+            <w:shd w:fill="FFFFFF" w:val="clear"/>
+            <w:tcMar>
+              <w:top w:type="dxa" w:w="120"/>
+              <w:left w:type="dxa" w:w="140"/>
+              <w:bottom w:type="dxa" w:w="120"/>
+              <w:right w:type="dxa" w:w="140"/>
+            </w:tcMar>
+          </w:tcPr>
+          <w:p>
+            <w:pPr>
+              <w:jc w:val="left"/>
+            </w:pPr>
+            <w:r>
+              <w:rPr>
+                <w:rFonts w:ascii="Times New Roman" w:cs="Times New Roman" w:eastAsia="Times New Roman" w:hAnsi="Times New Roman"/>
+                <w:b w:val="false"/>
+                <w:bCs w:val="false"/>
+                <w:color w:val="1E293B"/>
+                <w:sz w:val="22"/>
+                <w:szCs w:val="22"/>
+              </w:rPr>
+              <w:t xml:space="preserve">PostgreSQL 15</w:t>
+            </w:r>
+          </w:p>
+        </w:tc>
+        <w:tc>
+          <w:tcPr>
+            <w:tcW w:type="pct" w:w="53%"/>
+            <w:shd w:fill="FFFFFF" w:val="clear"/>
+            <w:tcMar>
+              <w:top w:type="dxa" w:w="120"/>
+              <w:left w:type="dxa" w:w="140"/>
+              <w:bottom w:type="dxa" w:w="120"/>
+              <w:right w:type="dxa" w:w="140"/>
+            </w:tcMar>
+          </w:tcPr>
+          <w:p>
+            <w:pPr>
+              <w:jc w:val="left"/>
+            </w:pPr>
+            <w:r>
+              <w:rPr>
+                <w:rFonts w:ascii="Times New Roman" w:cs="Times New Roman" w:eastAsia="Times New Roman" w:hAnsi="Times New Roman"/>
+                <w:b w:val="false"/>
+                <w:bCs w:val="false"/>
+                <w:color w:val="1E293B"/>
+                <w:sz w:val="22"/>
+                <w:szCs w:val="22"/>
+              </w:rPr>
+              <w:t xml:space="preserve">Chuẩn ACID, khóa hàng Row-level lock (PESSIMISTIC_WRITE), Foreign Keys, B-Tree Indexes</w:t>
+            </w:r>
+          </w:p>
+        </w:tc>
+      </w:tr>
+      <w:tr>
+        <w:tc>
+          <w:tcPr>
+            <w:tcW w:type="pct" w:w="22%"/>
+            <w:shd w:fill="FDF2F8" w:val="clear"/>
+            <w:tcMar>
+              <w:top w:type="dxa" w:w="120"/>
+              <w:left w:type="dxa" w:w="140"/>
+              <w:bottom w:type="dxa" w:w="120"/>
+              <w:right w:type="dxa" w:w="140"/>
+            </w:tcMar>
+          </w:tcPr>
+          <w:p>
+            <w:pPr>
+              <w:jc w:val="left"/>
+            </w:pPr>
+            <w:r>
+              <w:rPr>
+                <w:rFonts w:ascii="Times New Roman" w:cs="Times New Roman" w:eastAsia="Times New Roman" w:hAnsi="Times New Roman"/>
+                <w:b w:val="false"/>
+                <w:bCs w:val="false"/>
+                <w:color w:val="1E293B"/>
+                <w:sz w:val="22"/>
+                <w:szCs w:val="22"/>
+              </w:rPr>
+              <w:t xml:space="preserve">DB Migration</w:t>
+            </w:r>
+          </w:p>
+        </w:tc>
+        <w:tc>
+          <w:tcPr>
+            <w:tcW w:type="pct" w:w="25%"/>
+            <w:shd w:fill="FDF2F8" w:val="clear"/>
+            <w:tcMar>
+              <w:top w:type="dxa" w:w="120"/>
+              <w:left w:type="dxa" w:w="140"/>
+              <w:bottom w:type="dxa" w:w="120"/>
+              <w:right w:type="dxa" w:w="140"/>
+            </w:tcMar>
+          </w:tcPr>
+          <w:p>
+            <w:pPr>
+              <w:jc w:val="left"/>
+            </w:pPr>
+            <w:r>
+              <w:rPr>
+                <w:rFonts w:ascii="Times New Roman" w:cs="Times New Roman" w:eastAsia="Times New Roman" w:hAnsi="Times New Roman"/>
+                <w:b w:val="false"/>
+                <w:bCs w:val="false"/>
+                <w:color w:val="1E293B"/>
+                <w:sz w:val="22"/>
+                <w:szCs w:val="22"/>
+              </w:rPr>
+              <w:t xml:space="preserve">Flyway 9.22.3</w:t>
+            </w:r>
+          </w:p>
+        </w:tc>
+        <w:tc>
+          <w:tcPr>
+            <w:tcW w:type="pct" w:w="53%"/>
+            <w:shd w:fill="FDF2F8" w:val="clear"/>
+            <w:tcMar>
+              <w:top w:type="dxa" w:w="120"/>
+              <w:left w:type="dxa" w:w="140"/>
+              <w:bottom w:type="dxa" w:w="120"/>
+              <w:right w:type="dxa" w:w="140"/>
+            </w:tcMar>
+          </w:tcPr>
+          <w:p>
+            <w:pPr>
+              <w:jc w:val="left"/>
+            </w:pPr>
+            <w:r>
+              <w:rPr>
+                <w:rFonts w:ascii="Times New Roman" w:cs="Times New Roman" w:eastAsia="Times New Roman" w:hAnsi="Times New Roman"/>
+                <w:b w:val="false"/>
+                <w:bCs w:val="false"/>
+                <w:color w:val="1E293B"/>
+                <w:sz w:val="22"/>
+                <w:szCs w:val="22"/>
+              </w:rPr>
+              <w:t xml:space="preserve">Tự động hóa 12 phiên bản migration từ V1__init_schema.sql đến V12__create_device_tokens_table.sql</w:t>
+            </w:r>
+          </w:p>
+        </w:tc>
+      </w:tr>
+      <w:tr>
+        <w:tc>
+          <w:tcPr>
+            <w:tcW w:type="pct" w:w="22%"/>
+            <w:shd w:fill="FFFFFF" w:val="clear"/>
+            <w:tcMar>
+              <w:top w:type="dxa" w:w="120"/>
+              <w:left w:type="dxa" w:w="140"/>
+              <w:bottom w:type="dxa" w:w="120"/>
+              <w:right w:type="dxa" w:w="140"/>
+            </w:tcMar>
+          </w:tcPr>
+          <w:p>
+            <w:pPr>
+              <w:jc w:val="left"/>
+            </w:pPr>
+            <w:r>
+              <w:rPr>
+                <w:rFonts w:ascii="Times New Roman" w:cs="Times New Roman" w:eastAsia="Times New Roman" w:hAnsi="Times New Roman"/>
+                <w:b w:val="false"/>
+                <w:bCs w:val="false"/>
+                <w:color w:val="1E293B"/>
+                <w:sz w:val="22"/>
+                <w:szCs w:val="22"/>
+              </w:rPr>
+              <w:t xml:space="preserve">Cache &amp; Khóa phân tán</w:t>
+            </w:r>
+          </w:p>
+        </w:tc>
+        <w:tc>
+          <w:tcPr>
+            <w:tcW w:type="pct" w:w="25%"/>
+            <w:shd w:fill="FFFFFF" w:val="clear"/>
+            <w:tcMar>
+              <w:top w:type="dxa" w:w="120"/>
+              <w:left w:type="dxa" w:w="140"/>
+              <w:bottom w:type="dxa" w:w="120"/>
+              <w:right w:type="dxa" w:w="140"/>
+            </w:tcMar>
+          </w:tcPr>
+          <w:p>
+            <w:pPr>
+              <w:jc w:val="left"/>
+            </w:pPr>
+            <w:r>
+              <w:rPr>
+                <w:rFonts w:ascii="Times New Roman" w:cs="Times New Roman" w:eastAsia="Times New Roman" w:hAnsi="Times New Roman"/>
+                <w:b w:val="false"/>
+                <w:bCs w:val="false"/>
+                <w:color w:val="1E293B"/>
+                <w:sz w:val="22"/>
+                <w:szCs w:val="22"/>
+              </w:rPr>
+              <w:t xml:space="preserve">Redis 7</w:t>
+            </w:r>
+          </w:p>
+        </w:tc>
+        <w:tc>
+          <w:tcPr>
+            <w:tcW w:type="pct" w:w="53%"/>
+            <w:shd w:fill="FFFFFF" w:val="clear"/>
+            <w:tcMar>
+              <w:top w:type="dxa" w:w="120"/>
+              <w:left w:type="dxa" w:w="140"/>
+              <w:bottom w:type="dxa" w:w="120"/>
+              <w:right w:type="dxa" w:w="140"/>
+            </w:tcMar>
+          </w:tcPr>
+          <w:p>
+            <w:pPr>
+              <w:jc w:val="left"/>
+            </w:pPr>
+            <w:r>
+              <w:rPr>
+                <w:rFonts w:ascii="Times New Roman" w:cs="Times New Roman" w:eastAsia="Times New Roman" w:hAnsi="Times New Roman"/>
+                <w:b w:val="false"/>
+                <w:bCs w:val="false"/>
+                <w:color w:val="1E293B"/>
+                <w:sz w:val="22"/>
+                <w:szCs w:val="22"/>
+              </w:rPr>
+              <w:t xml:space="preserve">Distributed Lock (lock:wallet:{id}), kiểm soát Idempotency Key, chống tấn công bấm lặp</w:t>
+            </w:r>
+          </w:p>
+        </w:tc>
+      </w:tr>
+      <w:tr>
+        <w:tc>
+          <w:tcPr>
+            <w:tcW w:type="pct" w:w="22%"/>
+            <w:shd w:fill="FDF2F8" w:val="clear"/>
+            <w:tcMar>
+              <w:top w:type="dxa" w:w="120"/>
+              <w:left w:type="dxa" w:w="140"/>
+              <w:bottom w:type="dxa" w:w="120"/>
+              <w:right w:type="dxa" w:w="140"/>
+            </w:tcMar>
+          </w:tcPr>
+          <w:p>
+            <w:pPr>
+              <w:jc w:val="left"/>
+            </w:pPr>
+            <w:r>
+              <w:rPr>
+                <w:rFonts w:ascii="Times New Roman" w:cs="Times New Roman" w:eastAsia="Times New Roman" w:hAnsi="Times New Roman"/>
+                <w:b w:val="false"/>
+                <w:bCs w:val="false"/>
+                <w:color w:val="1E293B"/>
+                <w:sz w:val="22"/>
+                <w:szCs w:val="22"/>
+              </w:rPr>
+              <w:t xml:space="preserve">Message Broker</w:t>
+            </w:r>
+          </w:p>
+        </w:tc>
+        <w:tc>
+          <w:tcPr>
+            <w:tcW w:type="pct" w:w="25%"/>
+            <w:shd w:fill="FDF2F8" w:val="clear"/>
+            <w:tcMar>
+              <w:top w:type="dxa" w:w="120"/>
+              <w:left w:type="dxa" w:w="140"/>
+              <w:bottom w:type="dxa" w:w="120"/>
+              <w:right w:type="dxa" w:w="140"/>
+            </w:tcMar>
+          </w:tcPr>
+          <w:p>
+            <w:pPr>
+              <w:jc w:val="left"/>
+            </w:pPr>
+            <w:r>
+              <w:rPr>
+                <w:rFonts w:ascii="Times New Roman" w:cs="Times New Roman" w:eastAsia="Times New Roman" w:hAnsi="Times New Roman"/>
+                <w:b w:val="false"/>
+                <w:bCs w:val="false"/>
+                <w:color w:val="1E293B"/>
+                <w:sz w:val="22"/>
+                <w:szCs w:val="22"/>
+              </w:rPr>
+              <w:t xml:space="preserve">RabbitMQ 3</w:t>
+            </w:r>
+          </w:p>
+        </w:tc>
+        <w:tc>
+          <w:tcPr>
+            <w:tcW w:type="pct" w:w="53%"/>
+            <w:shd w:fill="FDF2F8" w:val="clear"/>
+            <w:tcMar>
+              <w:top w:type="dxa" w:w="120"/>
+              <w:left w:type="dxa" w:w="140"/>
+              <w:bottom w:type="dxa" w:w="120"/>
+              <w:right w:type="dxa" w:w="140"/>
+            </w:tcMar>
+          </w:tcPr>
+          <w:p>
+            <w:pPr>
+              <w:jc w:val="left"/>
+            </w:pPr>
+            <w:r>
+              <w:rPr>
+                <w:rFonts w:ascii="Times New Roman" w:cs="Times New Roman" w:eastAsia="Times New Roman" w:hAnsi="Times New Roman"/>
+                <w:b w:val="false"/>
+                <w:bCs w:val="false"/>
+                <w:color w:val="1E293B"/>
+                <w:sz w:val="22"/>
+                <w:szCs w:val="22"/>
+              </w:rPr>
+              <w:t xml:space="preserve">Topic Exchange wallet.transaction.events, Dead Letter Exchange wallet.transaction.dlx, 4 Queues + 4 DLQs với Exponential Backoff Retry</w:t>
+            </w:r>
+          </w:p>
+        </w:tc>
+      </w:tr>
+      <w:tr>
+        <w:tc>
+          <w:tcPr>
+            <w:tcW w:type="pct" w:w="22%"/>
+            <w:shd w:fill="FFFFFF" w:val="clear"/>
+            <w:tcMar>
+              <w:top w:type="dxa" w:w="120"/>
+              <w:left w:type="dxa" w:w="140"/>
+              <w:bottom w:type="dxa" w:w="120"/>
+              <w:right w:type="dxa" w:w="140"/>
+            </w:tcMar>
+          </w:tcPr>
+          <w:p>
+            <w:pPr>
+              <w:jc w:val="left"/>
+            </w:pPr>
+            <w:r>
+              <w:rPr>
+                <w:rFonts w:ascii="Times New Roman" w:cs="Times New Roman" w:eastAsia="Times New Roman" w:hAnsi="Times New Roman"/>
+                <w:b w:val="false"/>
+                <w:bCs w:val="false"/>
+                <w:color w:val="1E293B"/>
+                <w:sz w:val="22"/>
+                <w:szCs w:val="22"/>
+              </w:rPr>
+              <w:t xml:space="preserve">Realtime In-app</w:t>
+            </w:r>
+          </w:p>
+        </w:tc>
+        <w:tc>
+          <w:tcPr>
+            <w:tcW w:type="pct" w:w="25%"/>
+            <w:shd w:fill="FFFFFF" w:val="clear"/>
+            <w:tcMar>
+              <w:top w:type="dxa" w:w="120"/>
+              <w:left w:type="dxa" w:w="140"/>
+              <w:bottom w:type="dxa" w:w="120"/>
+              <w:right w:type="dxa" w:w="140"/>
+            </w:tcMar>
+          </w:tcPr>
+          <w:p>
+            <w:pPr>
+              <w:jc w:val="left"/>
+            </w:pPr>
+            <w:r>
+              <w:rPr>
+                <w:rFonts w:ascii="Times New Roman" w:cs="Times New Roman" w:eastAsia="Times New Roman" w:hAnsi="Times New Roman"/>
+                <w:b w:val="false"/>
+                <w:bCs w:val="false"/>
+                <w:color w:val="1E293B"/>
+                <w:sz w:val="22"/>
+                <w:szCs w:val="22"/>
+              </w:rPr>
+              <w:t xml:space="preserve">Spring STOMP / WebSocket</w:t>
+            </w:r>
+          </w:p>
+        </w:tc>
+        <w:tc>
+          <w:tcPr>
+            <w:tcW w:type="pct" w:w="53%"/>
+            <w:shd w:fill="FFFFFF" w:val="clear"/>
+            <w:tcMar>
+              <w:top w:type="dxa" w:w="120"/>
+              <w:left w:type="dxa" w:w="140"/>
+              <w:bottom w:type="dxa" w:w="120"/>
+              <w:right w:type="dxa" w:w="140"/>
+            </w:tcMar>
+          </w:tcPr>
+          <w:p>
+            <w:pPr>
+              <w:jc w:val="left"/>
+            </w:pPr>
+            <w:r>
+              <w:rPr>
+                <w:rFonts w:ascii="Times New Roman" w:cs="Times New Roman" w:eastAsia="Times New Roman" w:hAnsi="Times New Roman"/>
+                <w:b w:val="false"/>
+                <w:bCs w:val="false"/>
+                <w:color w:val="1E293B"/>
+                <w:sz w:val="22"/>
+                <w:szCs w:val="22"/>
+              </w:rPr>
+              <w:t xml:space="preserve">Kênh /topic/users/{userId}/notifications đẩy biến động số dư tức thời khi app đang mở</w:t>
+            </w:r>
+          </w:p>
+        </w:tc>
+      </w:tr>
+      <w:tr>
+        <w:tc>
+          <w:tcPr>
+            <w:tcW w:type="pct" w:w="22%"/>
+            <w:shd w:fill="FDF2F8" w:val="clear"/>
+            <w:tcMar>
+              <w:top w:type="dxa" w:w="120"/>
+              <w:left w:type="dxa" w:w="140"/>
+              <w:bottom w:type="dxa" w:w="120"/>
+              <w:right w:type="dxa" w:w="140"/>
+            </w:tcMar>
+          </w:tcPr>
+          <w:p>
+            <w:pPr>
+              <w:jc w:val="left"/>
+            </w:pPr>
+            <w:r>
+              <w:rPr>
+                <w:rFonts w:ascii="Times New Roman" w:cs="Times New Roman" w:eastAsia="Times New Roman" w:hAnsi="Times New Roman"/>
+                <w:b w:val="false"/>
+                <w:bCs w:val="false"/>
+                <w:color w:val="1E293B"/>
+                <w:sz w:val="22"/>
+                <w:szCs w:val="22"/>
+              </w:rPr>
+              <w:t xml:space="preserve">Push OS Banner</w:t>
+            </w:r>
+          </w:p>
+        </w:tc>
+        <w:tc>
+          <w:tcPr>
+            <w:tcW w:type="pct" w:w="25%"/>
+            <w:shd w:fill="FDF2F8" w:val="clear"/>
+            <w:tcMar>
+              <w:top w:type="dxa" w:w="120"/>
+              <w:left w:type="dxa" w:w="140"/>
+              <w:bottom w:type="dxa" w:w="120"/>
+              <w:right w:type="dxa" w:w="140"/>
+            </w:tcMar>
+          </w:tcPr>
+          <w:p>
+            <w:pPr>
+              <w:jc w:val="left"/>
+            </w:pPr>
+            <w:r>
+              <w:rPr>
+                <w:rFonts w:ascii="Times New Roman" w:cs="Times New Roman" w:eastAsia="Times New Roman" w:hAnsi="Times New Roman"/>
+                <w:b w:val="false"/>
+                <w:bCs w:val="false"/>
+                <w:color w:val="1E293B"/>
+                <w:sz w:val="22"/>
+                <w:szCs w:val="22"/>
+              </w:rPr>
+              <w:t xml:space="preserve">Firebase Admin SDK 9.2.0</w:t>
+            </w:r>
+          </w:p>
+        </w:tc>
+        <w:tc>
+          <w:tcPr>
+            <w:tcW w:type="pct" w:w="53%"/>
+            <w:shd w:fill="FDF2F8" w:val="clear"/>
+            <w:tcMar>
+              <w:top w:type="dxa" w:w="120"/>
+              <w:left w:type="dxa" w:w="140"/>
+              <w:bottom w:type="dxa" w:w="120"/>
+              <w:right w:type="dxa" w:w="140"/>
+            </w:tcMar>
+          </w:tcPr>
+          <w:p>
+            <w:pPr>
+              <w:jc w:val="left"/>
+            </w:pPr>
+            <w:r>
+              <w:rPr>
+                <w:rFonts w:ascii="Times New Roman" w:cs="Times New Roman" w:eastAsia="Times New Roman" w:hAnsi="Times New Roman"/>
+                <w:b w:val="false"/>
+                <w:bCs w:val="false"/>
+                <w:color w:val="1E293B"/>
+                <w:sz w:val="22"/>
+                <w:szCs w:val="22"/>
+              </w:rPr>
+              <w:t xml:space="preserve">Gửi thông báo đẩy về hệ điều hành điện thoại khi app đang chạy ngầm hoặc tắt hẳn</w:t>
+            </w:r>
+          </w:p>
+        </w:tc>
+      </w:tr>
+      <w:tr>
+        <w:tc>
+          <w:tcPr>
+            <w:tcW w:type="pct" w:w="22%"/>
+            <w:shd w:fill="FFFFFF" w:val="clear"/>
+            <w:tcMar>
+              <w:top w:type="dxa" w:w="120"/>
+              <w:left w:type="dxa" w:w="140"/>
+              <w:bottom w:type="dxa" w:w="120"/>
+              <w:right w:type="dxa" w:w="140"/>
+            </w:tcMar>
+          </w:tcPr>
+          <w:p>
+            <w:pPr>
+              <w:jc w:val="left"/>
+            </w:pPr>
+            <w:r>
+              <w:rPr>
+                <w:rFonts w:ascii="Times New Roman" w:cs="Times New Roman" w:eastAsia="Times New Roman" w:hAnsi="Times New Roman"/>
+                <w:b w:val="false"/>
+                <w:bCs w:val="false"/>
+                <w:color w:val="1E293B"/>
+                <w:sz w:val="22"/>
+                <w:szCs w:val="22"/>
+              </w:rPr>
+              <w:t xml:space="preserve">Kiểm thử Tự động</w:t>
+            </w:r>
+          </w:p>
+        </w:tc>
+        <w:tc>
+          <w:tcPr>
+            <w:tcW w:type="pct" w:w="25%"/>
+            <w:shd w:fill="FFFFFF" w:val="clear"/>
+            <w:tcMar>
+              <w:top w:type="dxa" w:w="120"/>
+              <w:left w:type="dxa" w:w="140"/>
+              <w:bottom w:type="dxa" w:w="120"/>
+              <w:right w:type="dxa" w:w="140"/>
+            </w:tcMar>
+          </w:tcPr>
+          <w:p>
+            <w:pPr>
+              <w:jc w:val="left"/>
+            </w:pPr>
+            <w:r>
+              <w:rPr>
+                <w:rFonts w:ascii="Times New Roman" w:cs="Times New Roman" w:eastAsia="Times New Roman" w:hAnsi="Times New Roman"/>
+                <w:b w:val="false"/>
+                <w:bCs w:val="false"/>
+                <w:color w:val="1E293B"/>
+                <w:sz w:val="22"/>
+                <w:szCs w:val="22"/>
+              </w:rPr>
+              <w:t xml:space="preserve">JUnit 5 + Mockito + JaCoCo</w:t>
+            </w:r>
+          </w:p>
+        </w:tc>
+        <w:tc>
+          <w:tcPr>
+            <w:tcW w:type="pct" w:w="53%"/>
+            <w:shd w:fill="FFFFFF" w:val="clear"/>
+            <w:tcMar>
+              <w:top w:type="dxa" w:w="120"/>
+              <w:left w:type="dxa" w:w="140"/>
+              <w:bottom w:type="dxa" w:w="120"/>
+              <w:right w:type="dxa" w:w="140"/>
+            </w:tcMar>
+          </w:tcPr>
+          <w:p>
+            <w:pPr>
+              <w:jc w:val="left"/>
+            </w:pPr>
+            <w:r>
+              <w:rPr>
+                <w:rFonts w:ascii="Times New Roman" w:cs="Times New Roman" w:eastAsia="Times New Roman" w:hAnsi="Times New Roman"/>
+                <w:b w:val="false"/>
+                <w:bCs w:val="false"/>
+                <w:color w:val="1E293B"/>
+                <w:sz w:val="22"/>
+                <w:szCs w:val="22"/>
+              </w:rPr>
+              <w:t xml:space="preserve">303/303 unit &amp; integration tests pass, kiểm thử toàn bộ các kịch bản biên và concurrency</w:t>
+            </w:r>
+          </w:p>
+        </w:tc>
+      </w:tr>
+    </w:tbl>
+    <w:p>
+      <w:pPr>
+        <w:pStyle w:val="Heading2"/>
+        <w:spacing w:after="120" w:before="240"/>
+      </w:pPr>
+      <w:r>
+        <w:rPr>
+          <w:rFonts w:ascii="Times New Roman" w:cs="Times New Roman" w:eastAsia="Times New Roman" w:hAnsi="Times New Roman"/>
+          <w:b/>
+          <w:bCs/>
+          <w:color w:val="D2519D"/>
+          <w:sz w:val="28"/>
+          <w:szCs w:val="28"/>
+        </w:rPr>
+        <w:t xml:space="preserve">4.3. Bốn Nguyên lý Core Banking (Ngân hàng lõi) được Triển khai</w:t>
+      </w:r>
+    </w:p>
+    <w:p>
+      <w:pPr>
+        <w:pStyle w:val="Heading3"/>
+        <w:spacing w:after="90" w:before="180"/>
+      </w:pPr>
+      <w:r>
+        <w:rPr>
+          <w:rFonts w:ascii="Times New Roman" w:cs="Times New Roman" w:eastAsia="Times New Roman" w:hAnsi="Times New Roman"/>
+          <w:b/>
+          <w:bCs/>
+          <w:color w:val="0F172A"/>
+          <w:sz w:val="26"/>
+          <w:szCs w:val="26"/>
+        </w:rPr>
+        <w:t xml:space="preserve">1. Kế toán kép (Double-Entry Bookkeeping - Sổ cái Ledger):</w:t>
+      </w:r>
+    </w:p>
+    <w:p>
+      <w:pPr>
+        <w:spacing w:after="60" w:before="60"/>
+        <w:jc w:val="both"/>
+      </w:pPr>
+      <w:r>
+        <w:rPr>
+          <w:rFonts w:ascii="Times New Roman" w:cs="Times New Roman" w:eastAsia="Times New Roman" w:hAnsi="Times New Roman"/>
+          <w:b w:val="false"/>
+          <w:bCs w:val="false"/>
+          <w:i w:val="false"/>
+          <w:iCs w:val="false"/>
+          <w:color w:val="1E293B"/>
+          <w:sz w:val="26"/>
+          <w:szCs w:val="26"/>
+        </w:rPr>
+        <w:t xml:space="preserve">Mọi giao dịch tài chính bắt buộc tuân theo định luật bảo toàn giá trị kế toán: Tổng số tiền ghi Nợ (Debit) phải luôn luôn bằng Tổng số tiền ghi Có (Credit):</w:t>
+      </w:r>
+    </w:p>
+    <w:p>
+      <w:pPr>
+        <w:spacing w:after="60" w:before="60"/>
+        <w:jc w:val="both"/>
+      </w:pPr>
+      <w:r>
+        <w:rPr>
+          <w:rFonts w:ascii="Times New Roman" w:cs="Times New Roman" w:eastAsia="Times New Roman" w:hAnsi="Times New Roman"/>
+          <w:b/>
+          <w:bCs/>
+          <w:i w:val="false"/>
+          <w:iCs w:val="false"/>
+          <w:color w:val="1E293B"/>
+          <w:sz w:val="26"/>
+          <w:szCs w:val="26"/>
+        </w:rPr>
+        <w:t xml:space="preserve">   ∑ Debit (Nợ) = ∑ Credit (Có)</w:t>
+      </w:r>
+    </w:p>
+    <w:p>
+      <w:pPr>
+        <w:pStyle w:val="ListParagraph"/>
+        <w:numPr>
+          <w:ilvl w:val="0"/>
+          <w:numId w:val="1"/>
+        </w:numPr>
+        <w:spacing w:after="40" w:before="40"/>
+      </w:pPr>
+      <w:r>
+        <w:rPr>
+          <w:rFonts w:ascii="Times New Roman" w:cs="Times New Roman" w:eastAsia="Times New Roman" w:hAnsi="Times New Roman"/>
+          <w:b/>
+          <w:bCs/>
+          <w:color w:val="1E293B"/>
+          <w:sz w:val="26"/>
+          <w:szCs w:val="26"/>
+        </w:rPr>
+        <w:t xml:space="preserve">Bảng tài khoản chuẩn mực</w:t>
+      </w:r>
+      <w:r>
+        <w:rPr>
+          <w:rFonts w:ascii="Times New Roman" w:cs="Times New Roman" w:eastAsia="Times New Roman" w:hAnsi="Times New Roman"/>
+          <w:color w:val="1E293B"/>
+          <w:sz w:val="26"/>
+          <w:szCs w:val="26"/>
+        </w:rPr>
+        <w:t xml:space="preserve">: ASSET (Tài sản), LIABILITY (Nợ phải trả - Tiền ví khách hàng), REVENUE (Doanh thu phí), EXPENSE (Chi phí khuyến mãi).</w:t>
+      </w:r>
+    </w:p>
+    <w:p>
+      <w:pPr>
+        <w:pStyle w:val="ListParagraph"/>
+        <w:numPr>
+          <w:ilvl w:val="0"/>
+          <w:numId w:val="1"/>
+        </w:numPr>
+        <w:spacing w:after="40" w:before="40"/>
+      </w:pPr>
+      <w:r>
+        <w:rPr>
+          <w:rFonts w:ascii="Times New Roman" w:cs="Times New Roman" w:eastAsia="Times New Roman" w:hAnsi="Times New Roman"/>
+          <w:b/>
+          <w:bCs/>
+          <w:color w:val="1E293B"/>
+          <w:sz w:val="26"/>
+          <w:szCs w:val="26"/>
+        </w:rPr>
+        <w:t xml:space="preserve">Cơ chế kiểm soát tự động</w:t>
+      </w:r>
+      <w:r>
+        <w:rPr>
+          <w:rFonts w:ascii="Times New Roman" w:cs="Times New Roman" w:eastAsia="Times New Roman" w:hAnsi="Times New Roman"/>
+          <w:color w:val="1E293B"/>
+          <w:sz w:val="26"/>
+          <w:szCs w:val="26"/>
+        </w:rPr>
+        <w:t xml:space="preserve">: Thực thể JournalEntry tự động kiểm tra tính cân bằng Nợ/Có trước khi ghi vào database; nếu lệch tiền sẽ ném InvalidJournalEntryException ngay lập tức.</w:t>
+      </w:r>
+    </w:p>
+    <w:p>
+      <w:pPr>
+        <w:pStyle w:val="Heading3"/>
+        <w:spacing w:after="90" w:before="180"/>
+      </w:pPr>
+      <w:r>
+        <w:rPr>
+          <w:rFonts w:ascii="Times New Roman" w:cs="Times New Roman" w:eastAsia="Times New Roman" w:hAnsi="Times New Roman"/>
+          <w:b/>
+          <w:bCs/>
+          <w:color w:val="0F172A"/>
+          <w:sz w:val="26"/>
+          <w:szCs w:val="26"/>
+        </w:rPr>
+        <w:t xml:space="preserve">2. Quản trị rủi ro &amp; Kiểm soát hạn mức (Risk &amp; Limits Engine):</w:t>
+      </w:r>
+    </w:p>
+    <w:p>
+      <w:pPr>
+        <w:pStyle w:val="ListParagraph"/>
+        <w:numPr>
+          <w:ilvl w:val="0"/>
+          <w:numId w:val="1"/>
+        </w:numPr>
+        <w:spacing w:after="40" w:before="40"/>
+      </w:pPr>
+      <w:r>
+        <w:rPr>
+          <w:rFonts w:ascii="Times New Roman" w:cs="Times New Roman" w:eastAsia="Times New Roman" w:hAnsi="Times New Roman"/>
+          <w:b/>
+          <w:bCs/>
+          <w:color w:val="1E293B"/>
+          <w:sz w:val="26"/>
+          <w:szCs w:val="26"/>
+        </w:rPr>
+        <w:t xml:space="preserve">Per-transaction Limit</w:t>
+      </w:r>
+      <w:r>
+        <w:rPr>
+          <w:rFonts w:ascii="Times New Roman" w:cs="Times New Roman" w:eastAsia="Times New Roman" w:hAnsi="Times New Roman"/>
+          <w:color w:val="1E293B"/>
+          <w:sz w:val="26"/>
+          <w:szCs w:val="26"/>
+        </w:rPr>
+        <w:t xml:space="preserve">: Giới hạn số tiền tối thiểu và tối đa cho từng lần giao dịch.</w:t>
+      </w:r>
+    </w:p>
+    <w:p>
+      <w:pPr>
+        <w:pStyle w:val="ListParagraph"/>
+        <w:numPr>
+          <w:ilvl w:val="0"/>
+          <w:numId w:val="1"/>
+        </w:numPr>
+        <w:spacing w:after="40" w:before="40"/>
+      </w:pPr>
+      <w:r>
+        <w:rPr>
+          <w:rFonts w:ascii="Times New Roman" w:cs="Times New Roman" w:eastAsia="Times New Roman" w:hAnsi="Times New Roman"/>
+          <w:b/>
+          <w:bCs/>
+          <w:color w:val="1E293B"/>
+          <w:sz w:val="26"/>
+          <w:szCs w:val="26"/>
+        </w:rPr>
+        <w:t xml:space="preserve">Daily Limit (Hạn mức ngày)</w:t>
+      </w:r>
+      <w:r>
+        <w:rPr>
+          <w:rFonts w:ascii="Times New Roman" w:cs="Times New Roman" w:eastAsia="Times New Roman" w:hAnsi="Times New Roman"/>
+          <w:color w:val="1E293B"/>
+          <w:sz w:val="26"/>
+          <w:szCs w:val="26"/>
+        </w:rPr>
+        <w:t xml:space="preserve">: Hệ thống truy vấn tổng tiền đã chi trong ngày (calculateDailySpentByWalletId) để kiểm tra trước khi trừ tiền.</w:t>
+      </w:r>
+    </w:p>
+    <w:p>
+      <w:pPr>
+        <w:pStyle w:val="ListParagraph"/>
+        <w:numPr>
+          <w:ilvl w:val="0"/>
+          <w:numId w:val="1"/>
+        </w:numPr>
+        <w:spacing w:after="40" w:before="40"/>
+      </w:pPr>
+      <w:r>
+        <w:rPr>
+          <w:rFonts w:ascii="Times New Roman" w:cs="Times New Roman" w:eastAsia="Times New Roman" w:hAnsi="Times New Roman"/>
+          <w:b/>
+          <w:bCs/>
+          <w:color w:val="1E293B"/>
+          <w:sz w:val="26"/>
+          <w:szCs w:val="26"/>
+        </w:rPr>
+        <w:t xml:space="preserve">Monthly Limit (Hạn mức tháng)</w:t>
+      </w:r>
+      <w:r>
+        <w:rPr>
+          <w:rFonts w:ascii="Times New Roman" w:cs="Times New Roman" w:eastAsia="Times New Roman" w:hAnsi="Times New Roman"/>
+          <w:color w:val="1E293B"/>
+          <w:sz w:val="26"/>
+          <w:szCs w:val="26"/>
+        </w:rPr>
+        <w:t xml:space="preserve">: Giới hạn lũy kế chi tiêu trong chu kỳ 30 ngày.</w:t>
+      </w:r>
+    </w:p>
+    <w:p>
+      <w:pPr>
+        <w:pStyle w:val="ListParagraph"/>
+        <w:numPr>
+          <w:ilvl w:val="0"/>
+          <w:numId w:val="1"/>
+        </w:numPr>
+        <w:spacing w:after="40" w:before="40"/>
+      </w:pPr>
+      <w:r>
+        <w:rPr>
+          <w:rFonts w:ascii="Times New Roman" w:cs="Times New Roman" w:eastAsia="Times New Roman" w:hAnsi="Times New Roman"/>
+          <w:b/>
+          <w:bCs/>
+          <w:color w:val="1E293B"/>
+          <w:sz w:val="26"/>
+          <w:szCs w:val="26"/>
+        </w:rPr>
+        <w:t xml:space="preserve">KYC Tiering (Phân hạng định danh)</w:t>
+      </w:r>
+      <w:r>
+        <w:rPr>
+          <w:rFonts w:ascii="Times New Roman" w:cs="Times New Roman" w:eastAsia="Times New Roman" w:hAnsi="Times New Roman"/>
+          <w:color w:val="1E293B"/>
+          <w:sz w:val="26"/>
+          <w:szCs w:val="26"/>
+        </w:rPr>
+        <w:t xml:space="preserve">: Hạn mức động theo cấp độ eKYC: Khách hàng UNVERIFIED tối đa 5 triệu/ngày; BASIC tối đa 50 triệu/ngày; ADVANCED tối đa 500 triệu/ngày.</w:t>
+      </w:r>
+    </w:p>
+    <w:p>
+      <w:pPr>
+        <w:pStyle w:val="Heading3"/>
+        <w:spacing w:after="90" w:before="180"/>
+      </w:pPr>
+      <w:r>
+        <w:rPr>
+          <w:rFonts w:ascii="Times New Roman" w:cs="Times New Roman" w:eastAsia="Times New Roman" w:hAnsi="Times New Roman"/>
+          <w:b/>
+          <w:bCs/>
+          <w:color w:val="0F172A"/>
+          <w:sz w:val="26"/>
+          <w:szCs w:val="26"/>
+        </w:rPr>
+        <w:t xml:space="preserve">3. Chống chi tiêu kép (Anti-Double-Spending) &amp; Thuật toán Khóa chống Deadlock:</w:t>
+      </w:r>
+    </w:p>
+    <w:p>
+      <w:pPr>
+        <w:pStyle w:val="ListParagraph"/>
+        <w:numPr>
+          <w:ilvl w:val="0"/>
+          <w:numId w:val="1"/>
+        </w:numPr>
+        <w:spacing w:after="40" w:before="40"/>
+      </w:pPr>
+      <w:r>
+        <w:rPr>
+          <w:rFonts w:ascii="Times New Roman" w:cs="Times New Roman" w:eastAsia="Times New Roman" w:hAnsi="Times New Roman"/>
+          <w:b/>
+          <w:bCs/>
+          <w:color w:val="1E293B"/>
+          <w:sz w:val="26"/>
+          <w:szCs w:val="26"/>
+        </w:rPr>
+        <w:t xml:space="preserve">Khóa Idempotency</w:t>
+      </w:r>
+      <w:r>
+        <w:rPr>
+          <w:rFonts w:ascii="Times New Roman" w:cs="Times New Roman" w:eastAsia="Times New Roman" w:hAnsi="Times New Roman"/>
+          <w:color w:val="1E293B"/>
+          <w:sz w:val="26"/>
+          <w:szCs w:val="26"/>
+        </w:rPr>
+        <w:t xml:space="preserve">: Client bắt buộc gửi kèm requestId (có ràng buộc UNIQUE trên bảng transactions). Nếu client gửi lặp lại do lag mạng, backend sẽ trả về kết quả trước đó, tuyệt đối không trừ tiền 2 lần.</w:t>
+      </w:r>
+    </w:p>
+    <w:p>
+      <w:pPr>
+        <w:pStyle w:val="ListParagraph"/>
+        <w:numPr>
+          <w:ilvl w:val="0"/>
+          <w:numId w:val="1"/>
+        </w:numPr>
+        <w:spacing w:after="40" w:before="40"/>
+      </w:pPr>
+      <w:r>
+        <w:rPr>
+          <w:rFonts w:ascii="Times New Roman" w:cs="Times New Roman" w:eastAsia="Times New Roman" w:hAnsi="Times New Roman"/>
+          <w:b/>
+          <w:bCs/>
+          <w:color w:val="1E293B"/>
+          <w:sz w:val="26"/>
+          <w:szCs w:val="26"/>
+        </w:rPr>
+        <w:t xml:space="preserve">Thuật toán Lock Ordering chống Deadlock</w:t>
+      </w:r>
+      <w:r>
+        <w:rPr>
+          <w:rFonts w:ascii="Times New Roman" w:cs="Times New Roman" w:eastAsia="Times New Roman" w:hAnsi="Times New Roman"/>
+          <w:color w:val="1E293B"/>
+          <w:sz w:val="26"/>
+          <w:szCs w:val="26"/>
+        </w:rPr>
+        <w:t xml:space="preserve">: Khi Ví A chuyển tiền cho Ví B và Ví B chuyển tiền cho Ví A xảy ra đồng thời, hệ thống so sánh walletAId.compareTo(walletBId) để LUÔN LUÔN khóa ID nhỏ trước, ID lớn sau. Triệt tiêu hoàn toàn nguy cơ Deadlock (vòng tròn chờ khóa tài nguyên).</w:t>
+      </w:r>
+    </w:p>
+    <w:p>
+      <w:pPr>
+        <w:pStyle w:val="Heading3"/>
+        <w:spacing w:after="90" w:before="180"/>
+      </w:pPr>
+      <w:r>
+        <w:rPr>
+          <w:rFonts w:ascii="Times New Roman" w:cs="Times New Roman" w:eastAsia="Times New Roman" w:hAnsi="Times New Roman"/>
+          <w:b/>
+          <w:bCs/>
+          <w:color w:val="0F172A"/>
+          <w:sz w:val="26"/>
+          <w:szCs w:val="26"/>
+        </w:rPr>
+        <w:t xml:space="preserve">4. Tính bất biến của Ảnh chụp số dư (Immutable Balance Snapshots):</w:t>
+      </w:r>
+    </w:p>
+    <w:p>
+      <w:pPr>
+        <w:spacing w:after="60" w:before="60"/>
+        <w:jc w:val="both"/>
+      </w:pPr>
+      <w:r>
+        <w:rPr>
+          <w:rFonts w:ascii="Times New Roman" w:cs="Times New Roman" w:eastAsia="Times New Roman" w:hAnsi="Times New Roman"/>
+          <w:b w:val="false"/>
+          <w:bCs w:val="false"/>
+          <w:i w:val="false"/>
+          <w:iCs w:val="false"/>
+          <w:color w:val="1E293B"/>
+          <w:sz w:val="26"/>
+          <w:szCs w:val="26"/>
+        </w:rPr>
+        <w:t xml:space="preserve">Bảng transactions lưu vết cả balance_after (số dư người gửi) và receiver_balance_after (số dư người nhận) ngay tại thời điểm giao dịch commit, phục vụ đối soát tức thì mà không cần quét lại toàn bộ lịch sử.</w:t>
+      </w:r>
+    </w:p>
+    <w:p>
+      <w:pPr>
+        <w:pStyle w:val="Heading2"/>
+        <w:spacing w:after="120" w:before="240"/>
+      </w:pPr>
+      <w:r>
+        <w:rPr>
+          <w:rFonts w:ascii="Times New Roman" w:cs="Times New Roman" w:eastAsia="Times New Roman" w:hAnsi="Times New Roman"/>
+          <w:b/>
+          <w:bCs/>
+          <w:color w:val="D2519D"/>
+          <w:sz w:val="28"/>
+          <w:szCs w:val="28"/>
+        </w:rPr>
+        <w:t xml:space="preserve">4.4. Trình tự Luồng Chuyển tiền P2P Core Banking (Core Transfer Sequence)</w:t>
+      </w:r>
+    </w:p>
+    <w:p>
+      <w:pPr>
+        <w:spacing w:after="60" w:before="60"/>
+        <w:jc w:val="both"/>
+      </w:pPr>
+      <w:r>
+        <w:rPr>
+          <w:rFonts w:ascii="Times New Roman" w:cs="Times New Roman" w:eastAsia="Times New Roman" w:hAnsi="Times New Roman"/>
+          <w:b w:val="false"/>
+          <w:bCs w:val="false"/>
+          <w:i w:val="false"/>
+          <w:iCs w:val="false"/>
+          <w:color w:val="1E293B"/>
+          <w:sz w:val="26"/>
+          <w:szCs w:val="26"/>
+        </w:rPr>
+        <w:t xml:space="preserve">Quy trình vận hành chuyển tiền P2P giữa 2 khách hàng trải qua 7 bước chuẩn mực:</w:t>
+      </w:r>
+    </w:p>
+    <w:p>
+      <w:pPr>
+        <w:pStyle w:val="ListParagraph"/>
+        <w:numPr>
+          <w:ilvl w:val="0"/>
+          <w:numId w:val="1"/>
+        </w:numPr>
+        <w:spacing w:after="40" w:before="40"/>
+      </w:pPr>
+      <w:r>
+        <w:rPr>
+          <w:rFonts w:ascii="Times New Roman" w:cs="Times New Roman" w:eastAsia="Times New Roman" w:hAnsi="Times New Roman"/>
+          <w:b/>
+          <w:bCs/>
+          <w:color w:val="1E293B"/>
+          <w:sz w:val="26"/>
+          <w:szCs w:val="26"/>
+        </w:rPr>
+        <w:t xml:space="preserve">Bước 1 - Tiếp nhận Request</w:t>
+      </w:r>
+      <w:r>
+        <w:rPr>
+          <w:rFonts w:ascii="Times New Roman" w:cs="Times New Roman" w:eastAsia="Times New Roman" w:hAnsi="Times New Roman"/>
+          <w:color w:val="1E293B"/>
+          <w:sz w:val="26"/>
+          <w:szCs w:val="26"/>
+        </w:rPr>
+        <w:t xml:space="preserve">: Client gửi POST /api/v1/wallets/transfer kèm requestId, targetWallet, amount, pinToken.</w:t>
+      </w:r>
+    </w:p>
+    <w:p>
+      <w:pPr>
+        <w:pStyle w:val="ListParagraph"/>
+        <w:numPr>
+          <w:ilvl w:val="0"/>
+          <w:numId w:val="1"/>
+        </w:numPr>
+        <w:spacing w:after="40" w:before="40"/>
+      </w:pPr>
+      <w:r>
+        <w:rPr>
+          <w:rFonts w:ascii="Times New Roman" w:cs="Times New Roman" w:eastAsia="Times New Roman" w:hAnsi="Times New Roman"/>
+          <w:b/>
+          <w:bCs/>
+          <w:color w:val="1E293B"/>
+          <w:sz w:val="26"/>
+          <w:szCs w:val="26"/>
+        </w:rPr>
+        <w:t xml:space="preserve">Bước 2 - Tiền kiểm tra (Pre-validation)</w:t>
+      </w:r>
+      <w:r>
+        <w:rPr>
+          <w:rFonts w:ascii="Times New Roman" w:cs="Times New Roman" w:eastAsia="Times New Roman" w:hAnsi="Times New Roman"/>
+          <w:color w:val="1E293B"/>
+          <w:sz w:val="26"/>
+          <w:szCs w:val="26"/>
+        </w:rPr>
+        <w:t xml:space="preserve">: WalletService kiểm tra Idempotency trên Redis, kiểm tra hạn mức ngày và KYC tiering.</w:t>
+      </w:r>
+    </w:p>
+    <w:p>
+      <w:pPr>
+        <w:pStyle w:val="ListParagraph"/>
+        <w:numPr>
+          <w:ilvl w:val="0"/>
+          <w:numId w:val="1"/>
+        </w:numPr>
+        <w:spacing w:after="40" w:before="40"/>
+      </w:pPr>
+      <w:r>
+        <w:rPr>
+          <w:rFonts w:ascii="Times New Roman" w:cs="Times New Roman" w:eastAsia="Times New Roman" w:hAnsi="Times New Roman"/>
+          <w:b/>
+          <w:bCs/>
+          <w:color w:val="1E293B"/>
+          <w:sz w:val="26"/>
+          <w:szCs w:val="26"/>
+        </w:rPr>
+        <w:t xml:space="preserve">Bước 3 - Khóa phân tán có thứ tự</w:t>
+      </w:r>
+      <w:r>
+        <w:rPr>
+          <w:rFonts w:ascii="Times New Roman" w:cs="Times New Roman" w:eastAsia="Times New Roman" w:hAnsi="Times New Roman"/>
+          <w:color w:val="1E293B"/>
+          <w:sz w:val="26"/>
+          <w:szCs w:val="26"/>
+        </w:rPr>
+        <w:t xml:space="preserve">: Xin khóa phân tán Redis (lock:wallet:{id}) theo thứ tự ID tăng dần để ngăn Deadlock.</w:t>
+      </w:r>
+    </w:p>
+    <w:p>
+      <w:pPr>
+        <w:pStyle w:val="ListParagraph"/>
+        <w:numPr>
+          <w:ilvl w:val="0"/>
+          <w:numId w:val="1"/>
+        </w:numPr>
+        <w:spacing w:after="40" w:before="40"/>
+      </w:pPr>
+      <w:r>
+        <w:rPr>
+          <w:rFonts w:ascii="Times New Roman" w:cs="Times New Roman" w:eastAsia="Times New Roman" w:hAnsi="Times New Roman"/>
+          <w:b/>
+          <w:bCs/>
+          <w:color w:val="1E293B"/>
+          <w:sz w:val="26"/>
+          <w:szCs w:val="26"/>
+        </w:rPr>
+        <w:t xml:space="preserve">Bước 4 - 1 Local ACID Transaction duy nhất</w:t>
+      </w:r>
+      <w:r>
+        <w:rPr>
+          <w:rFonts w:ascii="Times New Roman" w:cs="Times New Roman" w:eastAsia="Times New Roman" w:hAnsi="Times New Roman"/>
+          <w:color w:val="1E293B"/>
+          <w:sz w:val="26"/>
+          <w:szCs w:val="26"/>
+        </w:rPr>
+        <w:t xml:space="preserve">: Thực hiện 3 lệnh SQL trong cùng 1 transaction: (1) UPDATE wallets trừ tiền người gửi, cộng tiền người nhận; (2) INSERT transactions với balance_after; (3) INSERT outbox_events với trạng thái PENDING. Sau đó COMMIT vào PostgreSQL.</w:t>
+      </w:r>
+    </w:p>
+    <w:p>
+      <w:pPr>
+        <w:pStyle w:val="ListParagraph"/>
+        <w:numPr>
+          <w:ilvl w:val="0"/>
+          <w:numId w:val="1"/>
+        </w:numPr>
+        <w:spacing w:after="40" w:before="40"/>
+      </w:pPr>
+      <w:r>
+        <w:rPr>
+          <w:rFonts w:ascii="Times New Roman" w:cs="Times New Roman" w:eastAsia="Times New Roman" w:hAnsi="Times New Roman"/>
+          <w:b/>
+          <w:bCs/>
+          <w:color w:val="1E293B"/>
+          <w:sz w:val="26"/>
+          <w:szCs w:val="26"/>
+        </w:rPr>
+        <w:t xml:space="preserve">Bước 5 - Phản hồi Client tức thì</w:t>
+      </w:r>
+      <w:r>
+        <w:rPr>
+          <w:rFonts w:ascii="Times New Roman" w:cs="Times New Roman" w:eastAsia="Times New Roman" w:hAnsi="Times New Roman"/>
+          <w:color w:val="1E293B"/>
+          <w:sz w:val="26"/>
+          <w:szCs w:val="26"/>
+        </w:rPr>
+        <w:t xml:space="preserve">: Giải phóng khóa phân tán Redis và trả về HTTP 200 OK cho người gửi chỉ trong 50ms.</w:t>
+      </w:r>
+    </w:p>
+    <w:p>
+      <w:pPr>
+        <w:pStyle w:val="ListParagraph"/>
+        <w:numPr>
+          <w:ilvl w:val="0"/>
+          <w:numId w:val="1"/>
+        </w:numPr>
+        <w:spacing w:after="40" w:before="40"/>
+      </w:pPr>
+      <w:r>
+        <w:rPr>
+          <w:rFonts w:ascii="Times New Roman" w:cs="Times New Roman" w:eastAsia="Times New Roman" w:hAnsi="Times New Roman"/>
+          <w:b/>
+          <w:bCs/>
+          <w:color w:val="1E293B"/>
+          <w:sz w:val="26"/>
+          <w:szCs w:val="26"/>
+        </w:rPr>
+        <w:t xml:space="preserve">Bước 6 - Outbox Relay điều phối</w:t>
+      </w:r>
+      <w:r>
+        <w:rPr>
+          <w:rFonts w:ascii="Times New Roman" w:cs="Times New Roman" w:eastAsia="Times New Roman" w:hAnsi="Times New Roman"/>
+          <w:color w:val="1E293B"/>
+          <w:sz w:val="26"/>
+          <w:szCs w:val="26"/>
+        </w:rPr>
+        <w:t xml:space="preserve">: Tiến trình OutboxRelayScheduler định kỳ mỗi 500ms quét sự kiện PENDING và bắn lên RabbitMQ Exchange wallet.transaction.events.</w:t>
+      </w:r>
+    </w:p>
+    <w:p>
+      <w:pPr>
+        <w:pStyle w:val="ListParagraph"/>
+        <w:numPr>
+          <w:ilvl w:val="0"/>
+          <w:numId w:val="1"/>
+        </w:numPr>
+        <w:spacing w:after="40" w:before="40"/>
+      </w:pPr>
+      <w:r>
+        <w:rPr>
+          <w:rFonts w:ascii="Times New Roman" w:cs="Times New Roman" w:eastAsia="Times New Roman" w:hAnsi="Times New Roman"/>
+          <w:b/>
+          <w:bCs/>
+          <w:color w:val="1E293B"/>
+          <w:sz w:val="26"/>
+          <w:szCs w:val="26"/>
+        </w:rPr>
+        <w:t xml:space="preserve">Bước 7 - Bất đồng bộ hóa (Async Consumers)</w:t>
+      </w:r>
+      <w:r>
+        <w:rPr>
+          <w:rFonts w:ascii="Times New Roman" w:cs="Times New Roman" w:eastAsia="Times New Roman" w:hAnsi="Times New Roman"/>
+          <w:color w:val="1E293B"/>
+          <w:sz w:val="26"/>
+          <w:szCs w:val="26"/>
+        </w:rPr>
+        <w:t xml:space="preserve">: (a) NotificationConsumer đẩy thông báo WebSocket STOMP tới app khi đang mở và gửi Push Notification qua Firebase FCM; (b) LedgerConsumer ghi sổ cái kế toán kép Nợ/Có; (c) AuditLogConsumer ghi vết kiểm toán.</w:t>
+      </w:r>
+    </w:p>
+    <w:p>
+      <w:pPr>
+        <w:pStyle w:val="Heading1"/>
+        <w:spacing w:after="160" w:before="320"/>
+      </w:pPr>
+      <w:r>
+        <w:rPr>
+          <w:rFonts w:ascii="Times New Roman" w:cs="Times New Roman" w:eastAsia="Times New Roman" w:hAnsi="Times New Roman"/>
+          <w:b/>
+          <w:bCs/>
+          <w:color w:val="700F43"/>
+          <w:sz w:val="32"/>
+          <w:szCs w:val="32"/>
+        </w:rPr>
+        <w:t xml:space="preserve">PHẦN 5: CÔNG NGHỆ, THƯ VIỆN VÀ TỔNG QUAN FRONTEND</w:t>
+      </w:r>
+    </w:p>
+    <w:p>
+      <w:pPr>
+        <w:pStyle w:val="Heading2"/>
+        <w:spacing w:after="120" w:before="240"/>
+      </w:pPr>
+      <w:r>
+        <w:rPr>
+          <w:rFonts w:ascii="Times New Roman" w:cs="Times New Roman" w:eastAsia="Times New Roman" w:hAnsi="Times New Roman"/>
+          <w:b/>
+          <w:bCs/>
+          <w:color w:val="D2519D"/>
+          <w:sz w:val="28"/>
+          <w:szCs w:val="28"/>
+        </w:rPr>
+        <w:t xml:space="preserve">5.1. Danh mục Thư viện Frontend sử dụng trong dự án</w:t>
       </w:r>
     </w:p>
     <w:tbl>
@@ -5478,24 +7173,7 @@
           <w:sz w:val="28"/>
           <w:szCs w:val="28"/>
         </w:rPr>
-        <w:t xml:space="preserve">4.2. Chi tiết Cơ chế Kết nối Hệ thống Máy chủ Backend Spring Boot</w:t>
-      </w:r>
-    </w:p>
-    <w:p>
-      <w:pPr>
-        <w:pStyle w:val="Heading3"/>
-        <w:spacing w:after="90" w:before="180"/>
-      </w:pPr>
-      <w:r>
-        <w:rPr>
-          <w:rFonts w:ascii="Times New Roman" w:cs="Times New Roman" w:eastAsia="Times New Roman" w:hAnsi="Times New Roman"/>
-          <w:b/>
-          <w:bCs/>
-          <w:color w:val="0F172A"/>
-          <w:sz w:val="26"/>
-          <w:szCs w:val="26"/>
-        </w:rPr>
-        <w:t xml:space="preserve">1. Kênh RESTful API:</w:t>
+        <w:t xml:space="preserve">5.2. Hệ thống Theme &amp; Chế độ Tối (Dark Mode)</w:t>
       </w:r>
     </w:p>
     <w:p>
@@ -5516,16 +7194,16 @@
           <w:sz w:val="26"/>
           <w:szCs w:val="26"/>
         </w:rPr>
-        <w:t xml:space="preserve">Base URL Endpoint</w:t>
-      </w:r>
-      <w:r>
-        <w:rPr>
-          <w:rFonts w:ascii="Times New Roman" w:cs="Times New Roman" w:eastAsia="Times New Roman" w:hAnsi="Times New Roman"/>
-          <w:color w:val="1E293B"/>
-          <w:sz w:val="26"/>
-          <w:szCs w:val="26"/>
-        </w:rPr>
-        <w:t xml:space="preserve">: http://203.145.46.200:8080/api/v1 (hoặc http://localhost:8080/api/v1 khi cấu hình adb reverse).</w:t>
+        <w:t xml:space="preserve">Light Mode Palette</w:t>
+      </w:r>
+      <w:r>
+        <w:rPr>
+          <w:rFonts w:ascii="Times New Roman" w:cs="Times New Roman" w:eastAsia="Times New Roman" w:hAnsi="Times New Roman"/>
+          <w:color w:val="1E293B"/>
+          <w:sz w:val="26"/>
+          <w:szCs w:val="26"/>
+        </w:rPr>
+        <w:t xml:space="preserve">: primary: #700F43, primarySoft: #FDF2F8, surface: #FFFFFF, textPrimary: #0F172A.</w:t>
       </w:r>
     </w:p>
     <w:p>
@@ -5546,16 +7224,16 @@
           <w:sz w:val="26"/>
           <w:szCs w:val="26"/>
         </w:rPr>
-        <w:t xml:space="preserve">Cơ chế Xác thực (JWT Bearer)</w:t>
-      </w:r>
-      <w:r>
-        <w:rPr>
-          <w:rFonts w:ascii="Times New Roman" w:cs="Times New Roman" w:eastAsia="Times New Roman" w:hAnsi="Times New Roman"/>
-          <w:color w:val="1E293B"/>
-          <w:sz w:val="26"/>
-          <w:szCs w:val="26"/>
-        </w:rPr>
-        <w:t xml:space="preserve">: Tự động gắn header: Authorization: Bearer {accessToken} (JWT TTL 5 phút).</w:t>
+        <w:t xml:space="preserve">Dark Mode Palette</w:t>
+      </w:r>
+      <w:r>
+        <w:rPr>
+          <w:rFonts w:ascii="Times New Roman" w:cs="Times New Roman" w:eastAsia="Times New Roman" w:hAnsi="Times New Roman"/>
+          <w:color w:val="1E293B"/>
+          <w:sz w:val="26"/>
+          <w:szCs w:val="26"/>
+        </w:rPr>
+        <w:t xml:space="preserve">: primary: #F472B6, background: #0B1329, surface: #1E293B, textPrimary: #F8FAFC.</w:t>
       </w:r>
     </w:p>
     <w:p>
@@ -5576,16 +7254,50 @@
           <w:sz w:val="26"/>
           <w:szCs w:val="26"/>
         </w:rPr>
-        <w:t xml:space="preserve">Cơ chế Chống lặp giao dịch (Idempotency-Key)</w:t>
-      </w:r>
-      <w:r>
-        <w:rPr>
-          <w:rFonts w:ascii="Times New Roman" w:cs="Times New Roman" w:eastAsia="Times New Roman" w:hAnsi="Times New Roman"/>
-          <w:color w:val="1E293B"/>
-          <w:sz w:val="26"/>
-          <w:szCs w:val="26"/>
-        </w:rPr>
-        <w:t xml:space="preserve">: Gắn header Idempotency-Key: {uuid} ngăn ngừa trừ tiền trùng lặp khi rớt mạng.</w:t>
+        <w:t xml:space="preserve">Chuẩn hóa Icon</w:t>
+      </w:r>
+      <w:r>
+        <w:rPr>
+          <w:rFonts w:ascii="Times New Roman" w:cs="Times New Roman" w:eastAsia="Times New Roman" w:hAnsi="Times New Roman"/>
+          <w:color w:val="1E293B"/>
+          <w:sz w:val="26"/>
+          <w:szCs w:val="26"/>
+        </w:rPr>
+        <w:t xml:space="preserve">: Loại bỏ hoàn toàn màu sắc đối chọi, đưa về chuẩn icon squircle đơn sắc sang trọng.</w:t>
+      </w:r>
+    </w:p>
+    <w:p>
+      <w:pPr>
+        <w:pStyle w:val="Heading1"/>
+        <w:spacing w:after="160" w:before="320"/>
+      </w:pPr>
+      <w:r>
+        <w:rPr>
+          <w:rFonts w:ascii="Times New Roman" w:cs="Times New Roman" w:eastAsia="Times New Roman" w:hAnsi="Times New Roman"/>
+          <w:b/>
+          <w:bCs/>
+          <w:color w:val="700F43"/>
+          <w:sz w:val="32"/>
+          <w:szCs w:val="32"/>
+        </w:rPr>
+        <w:t xml:space="preserve">PHẦN 6: CHI TIẾT 10 LUỒNG NGƯỜI DÙNG VÀ HƠN 25 MÀN HÌNH</w:t>
+      </w:r>
+    </w:p>
+    <w:p>
+      <w:pPr>
+        <w:pStyle w:val="Heading2"/>
+        <w:spacing w:after="120" w:before="240"/>
+      </w:pPr>
+      <w:r>
+        <w:rPr>
+          <w:rFonts w:ascii="Times New Roman" w:cs="Times New Roman" w:eastAsia="Times New Roman" w:hAnsi="Times New Roman"/>
+          <w:b/>
+          <w:bCs/>
+          <w:color w:val="D2519D"/>
+          <w:sz w:val="28"/>
+          <w:szCs w:val="28"/>
+        </w:rPr>
+        <w:t xml:space="preserve">6.1. Luồng 1: Xác thực, Đăng ký, Đăng nhập &amp; Bảo mật Sinh trắc học</w:t>
       </w:r>
     </w:p>
     <w:p>
@@ -5606,228 +7318,16 @@
           <w:sz w:val="26"/>
           <w:szCs w:val="26"/>
         </w:rPr>
-        <w:t xml:space="preserve">Cơ chế Tự động làm mới Token (Silent Token Refresh)</w:t>
-      </w:r>
-      <w:r>
-        <w:rPr>
-          <w:rFonts w:ascii="Times New Roman" w:cs="Times New Roman" w:eastAsia="Times New Roman" w:hAnsi="Times New Roman"/>
-          <w:color w:val="1E293B"/>
-          <w:sz w:val="26"/>
-          <w:szCs w:val="26"/>
-        </w:rPr>
-        <w:t xml:space="preserve">: Tự động gọi /api/v1/auth/refresh khi gặp HTTP 401, không bắt người dùng đăng nhập lại.</w:t>
-      </w:r>
-    </w:p>
-    <w:p>
-      <w:pPr>
-        <w:shd w:fill="F1F5F9" w:val="clear"/>
-        <w:spacing w:after="20" w:before="20"/>
-      </w:pPr>
-      <w:r>
-        <w:rPr>
-          <w:rFonts w:ascii="Consolas" w:cs="Consolas" w:eastAsia="Consolas" w:hAnsi="Consolas"/>
-          <w:color w:val="0F172A"/>
-          <w:sz w:val="20"/>
-          <w:szCs w:val="20"/>
-        </w:rPr>
-        <w:t xml:space="preserve">// Interceptor tự động gắn Auth Token &amp; Idempotency-Key (src/services/api.ts)</w:t>
-      </w:r>
-    </w:p>
-    <w:p>
-      <w:pPr>
-        <w:shd w:fill="F1F5F9" w:val="clear"/>
-        <w:spacing w:after="20" w:before="20"/>
-      </w:pPr>
-      <w:r>
-        <w:rPr>
-          <w:rFonts w:ascii="Consolas" w:cs="Consolas" w:eastAsia="Consolas" w:hAnsi="Consolas"/>
-          <w:color w:val="0F172A"/>
-          <w:sz w:val="20"/>
-          <w:szCs w:val="20"/>
-        </w:rPr>
-        <w:t xml:space="preserve">const headers: Record&lt;string, string&gt; = {</w:t>
-      </w:r>
-    </w:p>
-    <w:p>
-      <w:pPr>
-        <w:shd w:fill="F1F5F9" w:val="clear"/>
-        <w:spacing w:after="20" w:before="20"/>
-      </w:pPr>
-      <w:r>
-        <w:rPr>
-          <w:rFonts w:ascii="Consolas" w:cs="Consolas" w:eastAsia="Consolas" w:hAnsi="Consolas"/>
-          <w:color w:val="0F172A"/>
-          <w:sz w:val="20"/>
-          <w:szCs w:val="20"/>
-        </w:rPr>
-        <w:t xml:space="preserve">  'Content-Type': 'application/json',</w:t>
-      </w:r>
-    </w:p>
-    <w:p>
-      <w:pPr>
-        <w:shd w:fill="F1F5F9" w:val="clear"/>
-        <w:spacing w:after="20" w:before="20"/>
-      </w:pPr>
-      <w:r>
-        <w:rPr>
-          <w:rFonts w:ascii="Consolas" w:cs="Consolas" w:eastAsia="Consolas" w:hAnsi="Consolas"/>
-          <w:color w:val="0F172A"/>
-          <w:sz w:val="20"/>
-          <w:szCs w:val="20"/>
-        </w:rPr>
-        <w:t xml:space="preserve">  ...(authToken ? { Authorization: `Bearer ${authToken}` } : {}),</w:t>
-      </w:r>
-    </w:p>
-    <w:p>
-      <w:pPr>
-        <w:shd w:fill="F1F5F9" w:val="clear"/>
-        <w:spacing w:after="20" w:before="20"/>
-      </w:pPr>
-      <w:r>
-        <w:rPr>
-          <w:rFonts w:ascii="Consolas" w:cs="Consolas" w:eastAsia="Consolas" w:hAnsi="Consolas"/>
-          <w:color w:val="0F172A"/>
-          <w:sz w:val="20"/>
-          <w:szCs w:val="20"/>
-        </w:rPr>
-        <w:t xml:space="preserve">  ...(options.idempotencyKey ? { 'Idempotency-Key': options.idempotencyKey } : {}),</w:t>
-      </w:r>
-    </w:p>
-    <w:p>
-      <w:pPr>
-        <w:shd w:fill="F1F5F9" w:val="clear"/>
-        <w:spacing w:after="20" w:before="20"/>
-      </w:pPr>
-      <w:r>
-        <w:rPr>
-          <w:rFonts w:ascii="Consolas" w:cs="Consolas" w:eastAsia="Consolas" w:hAnsi="Consolas"/>
-          <w:color w:val="0F172A"/>
-          <w:sz w:val="20"/>
-          <w:szCs w:val="20"/>
-        </w:rPr>
-        <w:t xml:space="preserve">};</w:t>
-      </w:r>
-    </w:p>
-    <w:p>
-      <w:pPr>
-        <w:shd w:fill="F1F5F9" w:val="clear"/>
-        <w:spacing w:after="20" w:before="20"/>
-      </w:pPr>
-      <w:r>
-        <w:rPr>
-          <w:rFonts w:ascii="Consolas" w:cs="Consolas" w:eastAsia="Consolas" w:hAnsi="Consolas"/>
-          <w:color w:val="0F172A"/>
-          <w:sz w:val="20"/>
-          <w:szCs w:val="20"/>
-        </w:rPr>
-        <w:t xml:space="preserve"/>
-      </w:r>
-    </w:p>
-    <w:p>
-      <w:pPr>
-        <w:shd w:fill="F1F5F9" w:val="clear"/>
-        <w:spacing w:after="20" w:before="20"/>
-      </w:pPr>
-      <w:r>
-        <w:rPr>
-          <w:rFonts w:ascii="Consolas" w:cs="Consolas" w:eastAsia="Consolas" w:hAnsi="Consolas"/>
-          <w:color w:val="0F172A"/>
-          <w:sz w:val="20"/>
-          <w:szCs w:val="20"/>
-        </w:rPr>
-        <w:t xml:space="preserve">// Cơ chế xử lý Silent Refresh Token khi gặp HTTP 401</w:t>
-      </w:r>
-    </w:p>
-    <w:p>
-      <w:pPr>
-        <w:shd w:fill="F1F5F9" w:val="clear"/>
-        <w:spacing w:after="20" w:before="20"/>
-      </w:pPr>
-      <w:r>
-        <w:rPr>
-          <w:rFonts w:ascii="Consolas" w:cs="Consolas" w:eastAsia="Consolas" w:hAnsi="Consolas"/>
-          <w:color w:val="0F172A"/>
-          <w:sz w:val="20"/>
-          <w:szCs w:val="20"/>
-        </w:rPr>
-        <w:t xml:space="preserve">if (res.status === 401 &amp;&amp; refreshToken &amp;&amp; !options._retry) {</w:t>
-      </w:r>
-    </w:p>
-    <w:p>
-      <w:pPr>
-        <w:shd w:fill="F1F5F9" w:val="clear"/>
-        <w:spacing w:after="20" w:before="20"/>
-      </w:pPr>
-      <w:r>
-        <w:rPr>
-          <w:rFonts w:ascii="Consolas" w:cs="Consolas" w:eastAsia="Consolas" w:hAnsi="Consolas"/>
-          <w:color w:val="0F172A"/>
-          <w:sz w:val="20"/>
-          <w:szCs w:val="20"/>
-        </w:rPr>
-        <w:t xml:space="preserve">  const newTokens = await refreshTokensApi(refreshToken);</w:t>
-      </w:r>
-    </w:p>
-    <w:p>
-      <w:pPr>
-        <w:shd w:fill="F1F5F9" w:val="clear"/>
-        <w:spacing w:after="20" w:before="20"/>
-      </w:pPr>
-      <w:r>
-        <w:rPr>
-          <w:rFonts w:ascii="Consolas" w:cs="Consolas" w:eastAsia="Consolas" w:hAnsi="Consolas"/>
-          <w:color w:val="0F172A"/>
-          <w:sz w:val="20"/>
-          <w:szCs w:val="20"/>
-        </w:rPr>
-        <w:t xml:space="preserve">  setAuthTokens(newTokens.accessToken, newTokens.refreshToken);</w:t>
-      </w:r>
-    </w:p>
-    <w:p>
-      <w:pPr>
-        <w:shd w:fill="F1F5F9" w:val="clear"/>
-        <w:spacing w:after="20" w:before="20"/>
-      </w:pPr>
-      <w:r>
-        <w:rPr>
-          <w:rFonts w:ascii="Consolas" w:cs="Consolas" w:eastAsia="Consolas" w:hAnsi="Consolas"/>
-          <w:color w:val="0F172A"/>
-          <w:sz w:val="20"/>
-          <w:szCs w:val="20"/>
-        </w:rPr>
-        <w:t xml:space="preserve">  return apiRequest(endpoint, { ...options, _retry: true });</w:t>
-      </w:r>
-    </w:p>
-    <w:p>
-      <w:pPr>
-        <w:shd w:fill="F1F5F9" w:val="clear"/>
-        <w:spacing w:after="20" w:before="20"/>
-      </w:pPr>
-      <w:r>
-        <w:rPr>
-          <w:rFonts w:ascii="Consolas" w:cs="Consolas" w:eastAsia="Consolas" w:hAnsi="Consolas"/>
-          <w:color w:val="0F172A"/>
-          <w:sz w:val="20"/>
-          <w:szCs w:val="20"/>
-        </w:rPr>
-        <w:t xml:space="preserve">}</w:t>
-      </w:r>
-    </w:p>
-    <w:p>
-      <w:pPr>
-        <w:pStyle w:val="Heading3"/>
-        <w:spacing w:after="90" w:before="180"/>
-      </w:pPr>
-      <w:r>
-        <w:rPr>
-          <w:rFonts w:ascii="Times New Roman" w:cs="Times New Roman" w:eastAsia="Times New Roman" w:hAnsi="Times New Roman"/>
-          <w:b/>
-          <w:bCs/>
-          <w:color w:val="0F172A"/>
-          <w:sz w:val="26"/>
-          <w:szCs w:val="26"/>
-        </w:rPr>
-        <w:t xml:space="preserve">2. Kênh Thông báo Thời gian thực (WebSocket Stomp):</w:t>
+        <w:t xml:space="preserve">Màn hình Đăng nhập (LoginScreen)</w:t>
+      </w:r>
+      <w:r>
+        <w:rPr>
+          <w:rFonts w:ascii="Times New Roman" w:cs="Times New Roman" w:eastAsia="Times New Roman" w:hAnsi="Times New Roman"/>
+          <w:color w:val="1E293B"/>
+          <w:sz w:val="26"/>
+          <w:szCs w:val="26"/>
+        </w:rPr>
+        <w:t xml:space="preserve">: Nhập số điện thoại/mật khẩu, xác thực vân tay/FaceID qua expo-local-authentication gọi API POST /api/v1/security/biometric/verify.</w:t>
       </w:r>
     </w:p>
     <w:p>
@@ -5848,16 +7348,16 @@
           <w:sz w:val="26"/>
           <w:szCs w:val="26"/>
         </w:rPr>
-        <w:t xml:space="preserve">Endpoint</w:t>
-      </w:r>
-      <w:r>
-        <w:rPr>
-          <w:rFonts w:ascii="Times New Roman" w:cs="Times New Roman" w:eastAsia="Times New Roman" w:hAnsi="Times New Roman"/>
-          <w:color w:val="1E293B"/>
-          <w:sz w:val="26"/>
-          <w:szCs w:val="26"/>
-        </w:rPr>
-        <w:t xml:space="preserve">: ws://203.145.46.200:8080/ws-native (Native WebSocket) hoặc /ws (SockJS).</w:t>
+        <w:t xml:space="preserve">Màn hình Đăng ký (RegisterScreen)</w:t>
+      </w:r>
+      <w:r>
+        <w:rPr>
+          <w:rFonts w:ascii="Times New Roman" w:cs="Times New Roman" w:eastAsia="Times New Roman" w:hAnsi="Times New Roman"/>
+          <w:color w:val="1E293B"/>
+          <w:sz w:val="26"/>
+          <w:szCs w:val="26"/>
+        </w:rPr>
+        <w:t xml:space="preserve">: Đăng ký tài khoản với xác nhận OTP SMS 6 chữ số.</w:t>
       </w:r>
     </w:p>
     <w:p>
@@ -5878,16 +7378,16 @@
           <w:sz w:val="26"/>
           <w:szCs w:val="26"/>
         </w:rPr>
-        <w:t xml:space="preserve">Kênh Đăng ký</w:t>
-      </w:r>
-      <w:r>
-        <w:rPr>
-          <w:rFonts w:ascii="Times New Roman" w:cs="Times New Roman" w:eastAsia="Times New Roman" w:hAnsi="Times New Roman"/>
-          <w:color w:val="1E293B"/>
-          <w:sz w:val="26"/>
-          <w:szCs w:val="26"/>
-        </w:rPr>
-        <w:t xml:space="preserve">: /topic/users/{userId}/notifications</w:t>
+        <w:t xml:space="preserve">Cài đặt mã PIN (PinSetupScreen)</w:t>
+      </w:r>
+      <w:r>
+        <w:rPr>
+          <w:rFonts w:ascii="Times New Roman" w:cs="Times New Roman" w:eastAsia="Times New Roman" w:hAnsi="Times New Roman"/>
+          <w:color w:val="1E293B"/>
+          <w:sz w:val="26"/>
+          <w:szCs w:val="26"/>
+        </w:rPr>
+        <w:t xml:space="preserve">: Cài đặt mã PIN 6 số qua API POST /api/v1/users/pin/set.</w:t>
       </w:r>
     </w:p>
     <w:p>
@@ -5908,16 +7408,16 @@
           <w:sz w:val="26"/>
           <w:szCs w:val="26"/>
         </w:rPr>
-        <w:t xml:space="preserve">Cơ chế</w:t>
-      </w:r>
-      <w:r>
-        <w:rPr>
-          <w:rFonts w:ascii="Times New Roman" w:cs="Times New Roman" w:eastAsia="Times New Roman" w:hAnsi="Times New Roman"/>
-          <w:color w:val="1E293B"/>
-          <w:sz w:val="26"/>
-          <w:szCs w:val="26"/>
-        </w:rPr>
-        <w:t xml:space="preserve">: Nhận gói tin JSON khi tiền vào/ra, tự động phát âm thanh và hiển thị toast biến động số dư tức thời.</w:t>
+        <w:t xml:space="preserve">Quản lý Thiết bị (DeviceManagementScreen)</w:t>
+      </w:r>
+      <w:r>
+        <w:rPr>
+          <w:rFonts w:ascii="Times New Roman" w:cs="Times New Roman" w:eastAsia="Times New Roman" w:hAnsi="Times New Roman"/>
+          <w:color w:val="1E293B"/>
+          <w:sz w:val="26"/>
+          <w:szCs w:val="26"/>
+        </w:rPr>
+        <w:t xml:space="preserve">: Tra cứu phiên đăng nhập GET /api/v1/sessions và đăng xuất từ xa.</w:t>
       </w:r>
     </w:p>
     <w:p>
@@ -5934,7 +7434,7 @@
           <w:sz w:val="28"/>
           <w:szCs w:val="28"/>
         </w:rPr>
-        <w:t xml:space="preserve">4.3. Hệ thống Theme &amp; Chế độ Tối (Dark Mode)</w:t>
+        <w:t xml:space="preserve">6.2. Luồng 2: Trang chủ, Số dư Khả dụng &amp; Lưới Dịch vụ Nhanh</w:t>
       </w:r>
     </w:p>
     <w:p>
@@ -5955,16 +7455,16 @@
           <w:sz w:val="26"/>
           <w:szCs w:val="26"/>
         </w:rPr>
-        <w:t xml:space="preserve">Light Mode</w:t>
-      </w:r>
-      <w:r>
-        <w:rPr>
-          <w:rFonts w:ascii="Times New Roman" w:cs="Times New Roman" w:eastAsia="Times New Roman" w:hAnsi="Times New Roman"/>
-          <w:color w:val="1E293B"/>
-          <w:sz w:val="26"/>
-          <w:szCs w:val="26"/>
-        </w:rPr>
-        <w:t xml:space="preserve">: primary: #700F43, primarySoft: #FDF2F8, surface: #FFFFFF, textPrimary: #0F172A.</w:t>
+        <w:t xml:space="preserve">HomeScreen</w:t>
+      </w:r>
+      <w:r>
+        <w:rPr>
+          <w:rFonts w:ascii="Times New Roman" w:cs="Times New Roman" w:eastAsia="Times New Roman" w:hAnsi="Times New Roman"/>
+          <w:color w:val="1E293B"/>
+          <w:sz w:val="26"/>
+          <w:szCs w:val="26"/>
+        </w:rPr>
+        <w:t xml:space="preserve">: Header SenBank, tìm kiếm động, chuông rung vật lý damped wiggle.</w:t>
       </w:r>
     </w:p>
     <w:p>
@@ -5985,16 +7485,16 @@
           <w:sz w:val="26"/>
           <w:szCs w:val="26"/>
         </w:rPr>
-        <w:t xml:space="preserve">Dark Mode</w:t>
-      </w:r>
-      <w:r>
-        <w:rPr>
-          <w:rFonts w:ascii="Times New Roman" w:cs="Times New Roman" w:eastAsia="Times New Roman" w:hAnsi="Times New Roman"/>
-          <w:color w:val="1E293B"/>
-          <w:sz w:val="26"/>
-          <w:szCs w:val="26"/>
-        </w:rPr>
-        <w:t xml:space="preserve">: primary: #F472B6, background: #0B1329, surface: #1E293B, textPrimary: #F8FAFC.</w:t>
+        <w:t xml:space="preserve">Cụm thẻ số dư vuốt ngang</w:t>
+      </w:r>
+      <w:r>
+        <w:rPr>
+          <w:rFonts w:ascii="Times New Roman" w:cs="Times New Roman" w:eastAsia="Times New Roman" w:hAnsi="Times New Roman"/>
+          <w:color w:val="1E293B"/>
+          <w:sz w:val="26"/>
+          <w:szCs w:val="26"/>
+        </w:rPr>
+        <w:t xml:space="preserve">: Chuyển đổi Thẻ ví VND và Thẻ tín dụng MB Hi Visa; nút mắt ẩn/hiện số dư bảo mật.</w:t>
       </w:r>
     </w:p>
     <w:p>
@@ -6015,50 +7515,16 @@
           <w:sz w:val="26"/>
           <w:szCs w:val="26"/>
         </w:rPr>
-        <w:t xml:space="preserve">Chuẩn hóa Icon</w:t>
-      </w:r>
-      <w:r>
-        <w:rPr>
-          <w:rFonts w:ascii="Times New Roman" w:cs="Times New Roman" w:eastAsia="Times New Roman" w:hAnsi="Times New Roman"/>
-          <w:color w:val="1E293B"/>
-          <w:sz w:val="26"/>
-          <w:szCs w:val="26"/>
-        </w:rPr>
-        <w:t xml:space="preserve">: Loại bỏ hoàn toàn màu sắc đối chọi, đưa về chuẩn icon squircle đơn sắc sang trọng.</w:t>
-      </w:r>
-    </w:p>
-    <w:p>
-      <w:pPr>
-        <w:pStyle w:val="Heading1"/>
-        <w:spacing w:after="160" w:before="320"/>
-      </w:pPr>
-      <w:r>
-        <w:rPr>
-          <w:rFonts w:ascii="Times New Roman" w:cs="Times New Roman" w:eastAsia="Times New Roman" w:hAnsi="Times New Roman"/>
-          <w:b/>
-          <w:bCs/>
-          <w:color w:val="700F43"/>
-          <w:sz w:val="32"/>
-          <w:szCs w:val="32"/>
-        </w:rPr>
-        <w:t xml:space="preserve">PHẦN 5: CHI TIẾT 10 LUỒNG NGƯỜI DÙNG VÀ HƠN 25 MÀN HÌNH</w:t>
-      </w:r>
-    </w:p>
-    <w:p>
-      <w:pPr>
-        <w:pStyle w:val="Heading2"/>
-        <w:spacing w:after="120" w:before="240"/>
-      </w:pPr>
-      <w:r>
-        <w:rPr>
-          <w:rFonts w:ascii="Times New Roman" w:cs="Times New Roman" w:eastAsia="Times New Roman" w:hAnsi="Times New Roman"/>
-          <w:b/>
-          <w:bCs/>
-          <w:color w:val="D2519D"/>
-          <w:sz w:val="28"/>
-          <w:szCs w:val="28"/>
-        </w:rPr>
-        <w:t xml:space="preserve">5.1. Luồng 1: Xác thực, Đăng ký, Đăng nhập &amp; Bảo mật Sinh trắc học</w:t>
+        <w:t xml:space="preserve">Lưới Quick Actions mở rộng</w:t>
+      </w:r>
+      <w:r>
+        <w:rPr>
+          <w:rFonts w:ascii="Times New Roman" w:cs="Times New Roman" w:eastAsia="Times New Roman" w:hAnsi="Times New Roman"/>
+          <w:color w:val="1E293B"/>
+          <w:sz w:val="26"/>
+          <w:szCs w:val="26"/>
+        </w:rPr>
+        <w:t xml:space="preserve">: Hàng 4 icon cố định + nút mở rộng 4 dịch vụ mới đẩy layout tự nhiên.</w:t>
       </w:r>
     </w:p>
     <w:p>
@@ -6079,16 +7545,33 @@
           <w:sz w:val="26"/>
           <w:szCs w:val="26"/>
         </w:rPr>
-        <w:t xml:space="preserve">Màn hình Đăng nhập (LoginScreen)</w:t>
-      </w:r>
-      <w:r>
-        <w:rPr>
-          <w:rFonts w:ascii="Times New Roman" w:cs="Times New Roman" w:eastAsia="Times New Roman" w:hAnsi="Times New Roman"/>
-          <w:color w:val="1E293B"/>
-          <w:sz w:val="26"/>
-          <w:szCs w:val="26"/>
-        </w:rPr>
-        <w:t xml:space="preserve">: Nhập số điện thoại/mật khẩu, xác thực vân tay/FaceID qua expo-local-authentication gọi API POST /api/v1/security/biometric/verify.</w:t>
+        <w:t xml:space="preserve">8 Dịch vụ số Mua sắm – Giải trí – Đầu tư</w:t>
+      </w:r>
+      <w:r>
+        <w:rPr>
+          <w:rFonts w:ascii="Times New Roman" w:cs="Times New Roman" w:eastAsia="Times New Roman" w:hAnsi="Times New Roman"/>
+          <w:color w:val="1E293B"/>
+          <w:sz w:val="26"/>
+          <w:szCs w:val="26"/>
+        </w:rPr>
+        <w:t xml:space="preserve">: Hóa đơn, Data 4G, Vé máy bay, Bảo hiểm sức khỏe, Vé xem phim, Mua sắm hoàn tiền, Đầu tư tài chính, Vé số Vietlott.</w:t>
+      </w:r>
+    </w:p>
+    <w:p>
+      <w:pPr>
+        <w:pStyle w:val="Heading2"/>
+        <w:spacing w:after="120" w:before="240"/>
+      </w:pPr>
+      <w:r>
+        <w:rPr>
+          <w:rFonts w:ascii="Times New Roman" w:cs="Times New Roman" w:eastAsia="Times New Roman" w:hAnsi="Times New Roman"/>
+          <w:b/>
+          <w:bCs/>
+          <w:color w:val="D2519D"/>
+          <w:sz w:val="28"/>
+          <w:szCs w:val="28"/>
+        </w:rPr>
+        <w:t xml:space="preserve">6.3. Luồng 3: Chuyển tiền Nội bộ &amp; Chuyển tiền Liên ngân hàng Napas 24/7</w:t>
       </w:r>
     </w:p>
     <w:p>
@@ -6109,16 +7592,16 @@
           <w:sz w:val="26"/>
           <w:szCs w:val="26"/>
         </w:rPr>
-        <w:t xml:space="preserve">Màn hình Đăng ký (RegisterScreen)</w:t>
-      </w:r>
-      <w:r>
-        <w:rPr>
-          <w:rFonts w:ascii="Times New Roman" w:cs="Times New Roman" w:eastAsia="Times New Roman" w:hAnsi="Times New Roman"/>
-          <w:color w:val="1E293B"/>
-          <w:sz w:val="26"/>
-          <w:szCs w:val="26"/>
-        </w:rPr>
-        <w:t xml:space="preserve">: Đăng ký tài khoản với xác nhận OTP SMS 6 chữ số.</w:t>
+        <w:t xml:space="preserve">Bước 1 (ChooseRecipientScreen)</w:t>
+      </w:r>
+      <w:r>
+        <w:rPr>
+          <w:rFonts w:ascii="Times New Roman" w:cs="Times New Roman" w:eastAsia="Times New Roman" w:hAnsi="Times New Roman"/>
+          <w:color w:val="1E293B"/>
+          <w:sz w:val="26"/>
+          <w:szCs w:val="26"/>
+        </w:rPr>
+        <w:t xml:space="preserve">: Tra cứu số tài khoản/SĐT, gọi GET /api/v1/wallets/recipient-info hiển thị tên che mờ.</w:t>
       </w:r>
     </w:p>
     <w:p>
@@ -6139,16 +7622,16 @@
           <w:sz w:val="26"/>
           <w:szCs w:val="26"/>
         </w:rPr>
-        <w:t xml:space="preserve">Cài đặt mã PIN (PinSetupScreen)</w:t>
-      </w:r>
-      <w:r>
-        <w:rPr>
-          <w:rFonts w:ascii="Times New Roman" w:cs="Times New Roman" w:eastAsia="Times New Roman" w:hAnsi="Times New Roman"/>
-          <w:color w:val="1E293B"/>
-          <w:sz w:val="26"/>
-          <w:szCs w:val="26"/>
-        </w:rPr>
-        <w:t xml:space="preserve">: Cài đặt mã PIN 6 số qua API POST /api/v1/users/pin/set.</w:t>
+        <w:t xml:space="preserve">Bước 2 (EnterAmountScreen)</w:t>
+      </w:r>
+      <w:r>
+        <w:rPr>
+          <w:rFonts w:ascii="Times New Roman" w:cs="Times New Roman" w:eastAsia="Times New Roman" w:hAnsi="Times New Roman"/>
+          <w:color w:val="1E293B"/>
+          <w:sz w:val="26"/>
+          <w:szCs w:val="26"/>
+        </w:rPr>
+        <w:t xml:space="preserve">: Bàn phím số chuyên dụng, gợi ý tiền nhanh, kiểm tra số dư và phí 0đ.</w:t>
       </w:r>
     </w:p>
     <w:p>
@@ -6169,33 +7652,16 @@
           <w:sz w:val="26"/>
           <w:szCs w:val="26"/>
         </w:rPr>
-        <w:t xml:space="preserve">Quản lý Thiết bị (DeviceManagementScreen)</w:t>
-      </w:r>
-      <w:r>
-        <w:rPr>
-          <w:rFonts w:ascii="Times New Roman" w:cs="Times New Roman" w:eastAsia="Times New Roman" w:hAnsi="Times New Roman"/>
-          <w:color w:val="1E293B"/>
-          <w:sz w:val="26"/>
-          <w:szCs w:val="26"/>
-        </w:rPr>
-        <w:t xml:space="preserve">: Tra cứu phiên đăng nhập GET /api/v1/sessions và đăng xuất từ xa.</w:t>
-      </w:r>
-    </w:p>
-    <w:p>
-      <w:pPr>
-        <w:pStyle w:val="Heading2"/>
-        <w:spacing w:after="120" w:before="240"/>
-      </w:pPr>
-      <w:r>
-        <w:rPr>
-          <w:rFonts w:ascii="Times New Roman" w:cs="Times New Roman" w:eastAsia="Times New Roman" w:hAnsi="Times New Roman"/>
-          <w:b/>
-          <w:bCs/>
-          <w:color w:val="D2519D"/>
-          <w:sz w:val="28"/>
-          <w:szCs w:val="28"/>
-        </w:rPr>
-        <w:t xml:space="preserve">5.2. Luồng 2: Trang chủ, Số dư Khả dụng &amp; Lưới Dịch vụ Nhanh</w:t>
+        <w:t xml:space="preserve">Bước 3 (ConfirmTransferScreen)</w:t>
+      </w:r>
+      <w:r>
+        <w:rPr>
+          <w:rFonts w:ascii="Times New Roman" w:cs="Times New Roman" w:eastAsia="Times New Roman" w:hAnsi="Times New Roman"/>
+          <w:color w:val="1E293B"/>
+          <w:sz w:val="26"/>
+          <w:szCs w:val="26"/>
+        </w:rPr>
+        <w:t xml:space="preserve">: Hiển thị tóm tắt, gọi POST /api/v1/wallets/transfer/init sinh transactionId PENDING_CONFIRMATION.</w:t>
       </w:r>
     </w:p>
     <w:p>
@@ -6216,16 +7682,16 @@
           <w:sz w:val="26"/>
           <w:szCs w:val="26"/>
         </w:rPr>
-        <w:t xml:space="preserve">HomeScreen</w:t>
-      </w:r>
-      <w:r>
-        <w:rPr>
-          <w:rFonts w:ascii="Times New Roman" w:cs="Times New Roman" w:eastAsia="Times New Roman" w:hAnsi="Times New Roman"/>
-          <w:color w:val="1E293B"/>
-          <w:sz w:val="26"/>
-          <w:szCs w:val="26"/>
-        </w:rPr>
-        <w:t xml:space="preserve">: Header SenBank, tìm kiếm động, chuông rung vật lý damped wiggle.</w:t>
+        <w:t xml:space="preserve">Bước 4 (Xác thực PIN/OTP)</w:t>
+      </w:r>
+      <w:r>
+        <w:rPr>
+          <w:rFonts w:ascii="Times New Roman" w:cs="Times New Roman" w:eastAsia="Times New Roman" w:hAnsi="Times New Roman"/>
+          <w:color w:val="1E293B"/>
+          <w:sz w:val="26"/>
+          <w:szCs w:val="26"/>
+        </w:rPr>
+        <w:t xml:space="preserve">: Gọi POST /api/v1/wallets/transfer/{transactionId}/confirm.</w:t>
       </w:r>
     </w:p>
     <w:p>
@@ -6246,16 +7712,33 @@
           <w:sz w:val="26"/>
           <w:szCs w:val="26"/>
         </w:rPr>
-        <w:t xml:space="preserve">Cụm thẻ số dư vuốt ngang</w:t>
-      </w:r>
-      <w:r>
-        <w:rPr>
-          <w:rFonts w:ascii="Times New Roman" w:cs="Times New Roman" w:eastAsia="Times New Roman" w:hAnsi="Times New Roman"/>
-          <w:color w:val="1E293B"/>
-          <w:sz w:val="26"/>
-          <w:szCs w:val="26"/>
-        </w:rPr>
-        <w:t xml:space="preserve">: Chuyển đổi Thẻ ví VND và Thẻ tín dụng MB Hi Visa; nút mắt ẩn/hiện số dư bảo mật.</w:t>
+        <w:t xml:space="preserve">Bước 5 (TransferResultScreen)</w:t>
+      </w:r>
+      <w:r>
+        <w:rPr>
+          <w:rFonts w:ascii="Times New Roman" w:cs="Times New Roman" w:eastAsia="Times New Roman" w:hAnsi="Times New Roman"/>
+          <w:color w:val="1E293B"/>
+          <w:sz w:val="26"/>
+          <w:szCs w:val="26"/>
+        </w:rPr>
+        <w:t xml:space="preserve">: Hiển thị biên lai giao dịch thành công, số dư mới và nút chia sẻ.</w:t>
+      </w:r>
+    </w:p>
+    <w:p>
+      <w:pPr>
+        <w:pStyle w:val="Heading2"/>
+        <w:spacing w:after="120" w:before="240"/>
+      </w:pPr>
+      <w:r>
+        <w:rPr>
+          <w:rFonts w:ascii="Times New Roman" w:cs="Times New Roman" w:eastAsia="Times New Roman" w:hAnsi="Times New Roman"/>
+          <w:b/>
+          <w:bCs/>
+          <w:color w:val="D2519D"/>
+          <w:sz w:val="28"/>
+          <w:szCs w:val="28"/>
+        </w:rPr>
+        <w:t xml:space="preserve">6.4. Luồng 4: Quét mã VietQR và Tạo mã QR cá nhân</w:t>
       </w:r>
     </w:p>
     <w:p>
@@ -6276,16 +7759,16 @@
           <w:sz w:val="26"/>
           <w:szCs w:val="26"/>
         </w:rPr>
-        <w:t xml:space="preserve">Lưới Quick Actions mở rộng</w:t>
-      </w:r>
-      <w:r>
-        <w:rPr>
-          <w:rFonts w:ascii="Times New Roman" w:cs="Times New Roman" w:eastAsia="Times New Roman" w:hAnsi="Times New Roman"/>
-          <w:color w:val="1E293B"/>
-          <w:sz w:val="26"/>
-          <w:szCs w:val="26"/>
-        </w:rPr>
-        <w:t xml:space="preserve">: Hàng 4 icon cố định + nút mở rộng 4 dịch vụ mới đẩy layout tự nhiên.</w:t>
+        <w:t xml:space="preserve">ScanQRScreen</w:t>
+      </w:r>
+      <w:r>
+        <w:rPr>
+          <w:rFonts w:ascii="Times New Roman" w:cs="Times New Roman" w:eastAsia="Times New Roman" w:hAnsi="Times New Roman"/>
+          <w:color w:val="1E293B"/>
+          <w:sz w:val="26"/>
+          <w:szCs w:val="26"/>
+        </w:rPr>
+        <w:t xml:space="preserve">: Mở camera tự động nhận diện VietQR, gọi POST /api/v1/payments/vietqr/decode.</w:t>
       </w:r>
     </w:p>
     <w:p>
@@ -6306,16 +7789,16 @@
           <w:sz w:val="26"/>
           <w:szCs w:val="26"/>
         </w:rPr>
-        <w:t xml:space="preserve">8 Dịch vụ số Mua sắm – Giải trí – Đầu tư</w:t>
-      </w:r>
-      <w:r>
-        <w:rPr>
-          <w:rFonts w:ascii="Times New Roman" w:cs="Times New Roman" w:eastAsia="Times New Roman" w:hAnsi="Times New Roman"/>
-          <w:color w:val="1E293B"/>
-          <w:sz w:val="26"/>
-          <w:szCs w:val="26"/>
-        </w:rPr>
-        <w:t xml:space="preserve">: Hóa đơn, Data 4G, Vé máy bay, Bảo hiểm sức khỏe, Vé xem phim, Mua sắm hoàn tiền, Đầu tư tài chính, Vé số Vietlott.</w:t>
+        <w:t xml:space="preserve">QRMyScreen</w:t>
+      </w:r>
+      <w:r>
+        <w:rPr>
+          <w:rFonts w:ascii="Times New Roman" w:cs="Times New Roman" w:eastAsia="Times New Roman" w:hAnsi="Times New Roman"/>
+          <w:color w:val="1E293B"/>
+          <w:sz w:val="26"/>
+          <w:szCs w:val="26"/>
+        </w:rPr>
+        <w:t xml:space="preserve">: Sinh mã QR EMVCo cá nhân có logo hoa sen nhận tiền tức thì.</w:t>
       </w:r>
     </w:p>
     <w:p>
@@ -6332,7 +7815,7 @@
           <w:sz w:val="28"/>
           <w:szCs w:val="28"/>
         </w:rPr>
-        <w:t xml:space="preserve">5.3. Luồng 3: Chuyển tiền Nội bộ &amp; Chuyển tiền Liên ngân hàng Napas 24/7</w:t>
+        <w:t xml:space="preserve">6.5. Luồng 5: Quản lý Thẻ ngân hàng &amp; Hạn mức Chi tiêu</w:t>
       </w:r>
     </w:p>
     <w:p>
@@ -6353,16 +7836,16 @@
           <w:sz w:val="26"/>
           <w:szCs w:val="26"/>
         </w:rPr>
-        <w:t xml:space="preserve">Bước 1 (ChooseRecipientScreen)</w:t>
-      </w:r>
-      <w:r>
-        <w:rPr>
-          <w:rFonts w:ascii="Times New Roman" w:cs="Times New Roman" w:eastAsia="Times New Roman" w:hAnsi="Times New Roman"/>
-          <w:color w:val="1E293B"/>
-          <w:sz w:val="26"/>
-          <w:szCs w:val="26"/>
-        </w:rPr>
-        <w:t xml:space="preserve">: Tra cứu số tài khoản/SĐT, gọi GET /api/v1/wallets/recipient-info hiển thị tên che mờ.</w:t>
+        <w:t xml:space="preserve">CardsScreen</w:t>
+      </w:r>
+      <w:r>
+        <w:rPr>
+          <w:rFonts w:ascii="Times New Roman" w:cs="Times New Roman" w:eastAsia="Times New Roman" w:hAnsi="Times New Roman"/>
+          <w:color w:val="1E293B"/>
+          <w:sz w:val="26"/>
+          <w:szCs w:val="26"/>
+        </w:rPr>
+        <w:t xml:space="preserve">: Bộ ba thẻ MB Hi Visa, Platinum, Sakura; khóa/mở thẻ tức thì, xem số thẻ ảo.</w:t>
       </w:r>
     </w:p>
     <w:p>
@@ -6383,16 +7866,33 @@
           <w:sz w:val="26"/>
           <w:szCs w:val="26"/>
         </w:rPr>
-        <w:t xml:space="preserve">Bước 2 (EnterAmountScreen)</w:t>
-      </w:r>
-      <w:r>
-        <w:rPr>
-          <w:rFonts w:ascii="Times New Roman" w:cs="Times New Roman" w:eastAsia="Times New Roman" w:hAnsi="Times New Roman"/>
-          <w:color w:val="1E293B"/>
-          <w:sz w:val="26"/>
-          <w:szCs w:val="26"/>
-        </w:rPr>
-        <w:t xml:space="preserve">: Bàn phím số chuyên dụng, gợi ý tiền nhanh, kiểm tra số dư và phí 0đ.</w:t>
+        <w:t xml:space="preserve">Tiện ích &amp; Hạn mức</w:t>
+      </w:r>
+      <w:r>
+        <w:rPr>
+          <w:rFonts w:ascii="Times New Roman" w:cs="Times New Roman" w:eastAsia="Times New Roman" w:hAnsi="Times New Roman"/>
+          <w:color w:val="1E293B"/>
+          <w:sz w:val="26"/>
+          <w:szCs w:val="26"/>
+        </w:rPr>
+        <w:t xml:space="preserve">: Đổi hạn mức online, trả góp 0%, ưu đãi hoàn tiền 10% Shopee, 30% ẩm thực.</w:t>
+      </w:r>
+    </w:p>
+    <w:p>
+      <w:pPr>
+        <w:pStyle w:val="Heading2"/>
+        <w:spacing w:after="120" w:before="240"/>
+      </w:pPr>
+      <w:r>
+        <w:rPr>
+          <w:rFonts w:ascii="Times New Roman" w:cs="Times New Roman" w:eastAsia="Times New Roman" w:hAnsi="Times New Roman"/>
+          <w:b/>
+          <w:bCs/>
+          <w:color w:val="D2519D"/>
+          <w:sz w:val="28"/>
+          <w:szCs w:val="28"/>
+        </w:rPr>
+        <w:t xml:space="preserve">6.6. Luồng 6: Thanh toán Hóa đơn &amp; Nạp tiền Dịch vụ</w:t>
       </w:r>
     </w:p>
     <w:p>
@@ -6413,16 +7913,16 @@
           <w:sz w:val="26"/>
           <w:szCs w:val="26"/>
         </w:rPr>
-        <w:t xml:space="preserve">Bước 3 (ConfirmTransferScreen)</w:t>
-      </w:r>
-      <w:r>
-        <w:rPr>
-          <w:rFonts w:ascii="Times New Roman" w:cs="Times New Roman" w:eastAsia="Times New Roman" w:hAnsi="Times New Roman"/>
-          <w:color w:val="1E293B"/>
-          <w:sz w:val="26"/>
-          <w:szCs w:val="26"/>
-        </w:rPr>
-        <w:t xml:space="preserve">: Hiển thị tóm tắt, gọi POST /api/v1/wallets/transfer/init sinh transactionId PENDING_CONFIRMATION.</w:t>
+        <w:t xml:space="preserve">BillPaymentScreen &amp; BillInputScreen</w:t>
+      </w:r>
+      <w:r>
+        <w:rPr>
+          <w:rFonts w:ascii="Times New Roman" w:cs="Times New Roman" w:eastAsia="Times New Roman" w:hAnsi="Times New Roman"/>
+          <w:color w:val="1E293B"/>
+          <w:sz w:val="26"/>
+          <w:szCs w:val="26"/>
+        </w:rPr>
+        <w:t xml:space="preserve">: Tra cứu nợ cước 8 dịch vụ công qua GET /api/v1/bills/lookup, gạch nợ tự động qua POST /api/v1/bills/pay.</w:t>
       </w:r>
     </w:p>
     <w:p>
@@ -6443,16 +7943,33 @@
           <w:sz w:val="26"/>
           <w:szCs w:val="26"/>
         </w:rPr>
-        <w:t xml:space="preserve">Bước 4 (Xác thực PIN/OTP)</w:t>
-      </w:r>
-      <w:r>
-        <w:rPr>
-          <w:rFonts w:ascii="Times New Roman" w:cs="Times New Roman" w:eastAsia="Times New Roman" w:hAnsi="Times New Roman"/>
-          <w:color w:val="1E293B"/>
-          <w:sz w:val="26"/>
-          <w:szCs w:val="26"/>
-        </w:rPr>
-        <w:t xml:space="preserve">: Gọi POST /api/v1/wallets/transfer/{transactionId}/confirm.</w:t>
+        <w:t xml:space="preserve">DepositScreen &amp; WithdrawScreen</w:t>
+      </w:r>
+      <w:r>
+        <w:rPr>
+          <w:rFonts w:ascii="Times New Roman" w:cs="Times New Roman" w:eastAsia="Times New Roman" w:hAnsi="Times New Roman"/>
+          <w:color w:val="1E293B"/>
+          <w:sz w:val="26"/>
+          <w:szCs w:val="26"/>
+        </w:rPr>
+        <w:t xml:space="preserve">: Nạp tiền vào ví và rút tiền về tài khoản ngân hàng liên kết.</w:t>
+      </w:r>
+    </w:p>
+    <w:p>
+      <w:pPr>
+        <w:pStyle w:val="Heading2"/>
+        <w:spacing w:after="120" w:before="240"/>
+      </w:pPr>
+      <w:r>
+        <w:rPr>
+          <w:rFonts w:ascii="Times New Roman" w:cs="Times New Roman" w:eastAsia="Times New Roman" w:hAnsi="Times New Roman"/>
+          <w:b/>
+          <w:bCs/>
+          <w:color w:val="D2519D"/>
+          <w:sz w:val="28"/>
+          <w:szCs w:val="28"/>
+        </w:rPr>
+        <w:t xml:space="preserve">6.7. Luồng 7: Lịch sử Giao dịch &amp; Xuất Báo cáo Sao kê</w:t>
       </w:r>
     </w:p>
     <w:p>
@@ -6473,33 +7990,16 @@
           <w:sz w:val="26"/>
           <w:szCs w:val="26"/>
         </w:rPr>
-        <w:t xml:space="preserve">Bước 5 (TransferResultScreen)</w:t>
-      </w:r>
-      <w:r>
-        <w:rPr>
-          <w:rFonts w:ascii="Times New Roman" w:cs="Times New Roman" w:eastAsia="Times New Roman" w:hAnsi="Times New Roman"/>
-          <w:color w:val="1E293B"/>
-          <w:sz w:val="26"/>
-          <w:szCs w:val="26"/>
-        </w:rPr>
-        <w:t xml:space="preserve">: Hiển thị biên lai giao dịch thành công, số dư mới và nút chia sẻ.</w:t>
-      </w:r>
-    </w:p>
-    <w:p>
-      <w:pPr>
-        <w:pStyle w:val="Heading2"/>
-        <w:spacing w:after="120" w:before="240"/>
-      </w:pPr>
-      <w:r>
-        <w:rPr>
-          <w:rFonts w:ascii="Times New Roman" w:cs="Times New Roman" w:eastAsia="Times New Roman" w:hAnsi="Times New Roman"/>
-          <w:b/>
-          <w:bCs/>
-          <w:color w:val="D2519D"/>
-          <w:sz w:val="28"/>
-          <w:szCs w:val="28"/>
-        </w:rPr>
-        <w:t xml:space="preserve">5.4. Luồng 4: Quét mã VietQR và Tạo mã QR cá nhân</w:t>
+        <w:t xml:space="preserve">TransactionHistoryScreen</w:t>
+      </w:r>
+      <w:r>
+        <w:rPr>
+          <w:rFonts w:ascii="Times New Roman" w:cs="Times New Roman" w:eastAsia="Times New Roman" w:hAnsi="Times New Roman"/>
+          <w:color w:val="1E293B"/>
+          <w:sz w:val="26"/>
+          <w:szCs w:val="26"/>
+        </w:rPr>
+        <w:t xml:space="preserve">: Tra cứu giao dịch phân trang, bộ lọc thời gian tuần/tháng.</w:t>
       </w:r>
     </w:p>
     <w:p>
@@ -6520,16 +8020,33 @@
           <w:sz w:val="26"/>
           <w:szCs w:val="26"/>
         </w:rPr>
-        <w:t xml:space="preserve">ScanQRScreen</w:t>
-      </w:r>
-      <w:r>
-        <w:rPr>
-          <w:rFonts w:ascii="Times New Roman" w:cs="Times New Roman" w:eastAsia="Times New Roman" w:hAnsi="Times New Roman"/>
-          <w:color w:val="1E293B"/>
-          <w:sz w:val="26"/>
-          <w:szCs w:val="26"/>
-        </w:rPr>
-        <w:t xml:space="preserve">: Mở camera tự động nhận diện VietQR, gọi POST /api/v1/payments/vietqr/decode.</w:t>
+        <w:t xml:space="preserve">Xuất sao kê đa định dạng</w:t>
+      </w:r>
+      <w:r>
+        <w:rPr>
+          <w:rFonts w:ascii="Times New Roman" w:cs="Times New Roman" w:eastAsia="Times New Roman" w:hAnsi="Times New Roman"/>
+          <w:color w:val="1E293B"/>
+          <w:sz w:val="26"/>
+          <w:szCs w:val="26"/>
+        </w:rPr>
+        <w:t xml:space="preserve">: Tải file sao kê PDF, Excel (.xlsx), CSV về bộ nhớ máy.</w:t>
+      </w:r>
+    </w:p>
+    <w:p>
+      <w:pPr>
+        <w:pStyle w:val="Heading2"/>
+        <w:spacing w:after="120" w:before="240"/>
+      </w:pPr>
+      <w:r>
+        <w:rPr>
+          <w:rFonts w:ascii="Times New Roman" w:cs="Times New Roman" w:eastAsia="Times New Roman" w:hAnsi="Times New Roman"/>
+          <w:b/>
+          <w:bCs/>
+          <w:color w:val="D2519D"/>
+          <w:sz w:val="28"/>
+          <w:szCs w:val="28"/>
+        </w:rPr>
+        <w:t xml:space="preserve">6.8. Luồng 8: Trung tâm Trợ giúp Chuẩn Ngân Hàng Việt Nam</w:t>
       </w:r>
     </w:p>
     <w:p>
@@ -6550,16 +8067,16 @@
           <w:sz w:val="26"/>
           <w:szCs w:val="26"/>
         </w:rPr>
-        <w:t xml:space="preserve">QRMyScreen</w:t>
-      </w:r>
-      <w:r>
-        <w:rPr>
-          <w:rFonts w:ascii="Times New Roman" w:cs="Times New Roman" w:eastAsia="Times New Roman" w:hAnsi="Times New Roman"/>
-          <w:color w:val="1E293B"/>
-          <w:sz w:val="26"/>
-          <w:szCs w:val="26"/>
-        </w:rPr>
-        <w:t xml:space="preserve">: Sinh mã QR EMVCo cá nhân có logo hoa sen nhận tiền tức thì.</w:t>
+        <w:t xml:space="preserve">HelpCenterScreen</w:t>
+      </w:r>
+      <w:r>
+        <w:rPr>
+          <w:rFonts w:ascii="Times New Roman" w:cs="Times New Roman" w:eastAsia="Times New Roman" w:hAnsi="Times New Roman"/>
+          <w:color w:val="1E293B"/>
+          <w:sz w:val="26"/>
+          <w:szCs w:val="26"/>
+        </w:rPr>
+        <w:t xml:space="preserve">: Hotline 24/7 (1800 5858), 4 tiện ích khẩn cấp, FAQ 15 câu hỏi, tra cứu chi nhánh SmartBank, Live Chat AI SenBot.</w:t>
       </w:r>
     </w:p>
     <w:p>
@@ -6576,7 +8093,7 @@
           <w:sz w:val="28"/>
           <w:szCs w:val="28"/>
         </w:rPr>
-        <w:t xml:space="preserve">5.5. Luồng 5: Quản lý Thẻ ngân hàng &amp; Hạn mức Chi tiêu</w:t>
+        <w:t xml:space="preserve">6.9. Luồng 9: Điều khoản Dịch vụ Pháp chế Ngân hàng</w:t>
       </w:r>
     </w:p>
     <w:p>
@@ -6597,16 +8114,33 @@
           <w:sz w:val="26"/>
           <w:szCs w:val="26"/>
         </w:rPr>
-        <w:t xml:space="preserve">CardsScreen</w:t>
-      </w:r>
-      <w:r>
-        <w:rPr>
-          <w:rFonts w:ascii="Times New Roman" w:cs="Times New Roman" w:eastAsia="Times New Roman" w:hAnsi="Times New Roman"/>
-          <w:color w:val="1E293B"/>
-          <w:sz w:val="26"/>
-          <w:szCs w:val="26"/>
-        </w:rPr>
-        <w:t xml:space="preserve">: Bộ ba thẻ MB Hi Visa, Platinum, Sakura; khóa/mở thẻ tức thì, xem số thẻ ảo.</w:t>
+        <w:t xml:space="preserve">TermsOfServiceScreen</w:t>
+      </w:r>
+      <w:r>
+        <w:rPr>
+          <w:rFonts w:ascii="Times New Roman" w:cs="Times New Roman" w:eastAsia="Times New Roman" w:hAnsi="Times New Roman"/>
+          <w:color w:val="1E293B"/>
+          <w:sz w:val="26"/>
+          <w:szCs w:val="26"/>
+        </w:rPr>
+        <w:t xml:space="preserve">: 8 Chương 18 Điều khoản chuẩn pháp chế, live search điều khoản, ký cam kết số qua POST /api/v1/legal/consent.</w:t>
+      </w:r>
+    </w:p>
+    <w:p>
+      <w:pPr>
+        <w:pStyle w:val="Heading2"/>
+        <w:spacing w:after="120" w:before="240"/>
+      </w:pPr>
+      <w:r>
+        <w:rPr>
+          <w:rFonts w:ascii="Times New Roman" w:cs="Times New Roman" w:eastAsia="Times New Roman" w:hAnsi="Times New Roman"/>
+          <w:b/>
+          <w:bCs/>
+          <w:color w:val="D2519D"/>
+          <w:sz w:val="28"/>
+          <w:szCs w:val="28"/>
+        </w:rPr>
+        <w:t xml:space="preserve">6.10. Luồng 10: Cài đặt Hệ thống &amp; Dark Mode</w:t>
       </w:r>
     </w:p>
     <w:p>
@@ -6627,16 +8161,33 @@
           <w:sz w:val="26"/>
           <w:szCs w:val="26"/>
         </w:rPr>
-        <w:t xml:space="preserve">Tiện ích &amp; Hạn mức</w:t>
-      </w:r>
-      <w:r>
-        <w:rPr>
-          <w:rFonts w:ascii="Times New Roman" w:cs="Times New Roman" w:eastAsia="Times New Roman" w:hAnsi="Times New Roman"/>
-          <w:color w:val="1E293B"/>
-          <w:sz w:val="26"/>
-          <w:szCs w:val="26"/>
-        </w:rPr>
-        <w:t xml:space="preserve">: Đổi hạn mức online, trả góp 0%, ưu đãi hoàn tiền 10% Shopee, 30% ẩm thực.</w:t>
+        <w:t xml:space="preserve">SettingsScreen</w:t>
+      </w:r>
+      <w:r>
+        <w:rPr>
+          <w:rFonts w:ascii="Times New Roman" w:cs="Times New Roman" w:eastAsia="Times New Roman" w:hAnsi="Times New Roman"/>
+          <w:color w:val="1E293B"/>
+          <w:sz w:val="26"/>
+          <w:szCs w:val="26"/>
+        </w:rPr>
+        <w:t xml:space="preserve">: Bật/tắt Dark Mode toàn diện tức thì, đổi mật khẩu, quản lý thông báo.</w:t>
+      </w:r>
+    </w:p>
+    <w:p>
+      <w:pPr>
+        <w:pStyle w:val="Heading1"/>
+        <w:spacing w:after="160" w:before="320"/>
+      </w:pPr>
+      <w:r>
+        <w:rPr>
+          <w:rFonts w:ascii="Times New Roman" w:cs="Times New Roman" w:eastAsia="Times New Roman" w:hAnsi="Times New Roman"/>
+          <w:b/>
+          <w:bCs/>
+          <w:color w:val="700F43"/>
+          <w:sz w:val="32"/>
+          <w:szCs w:val="32"/>
+        </w:rPr>
+        <w:t xml:space="preserve">PHẦN 7: HƯỚNG DẪN CÀI ĐẶT, KHỞI CHẠY VÀ BUILD APK</w:t>
       </w:r>
     </w:p>
     <w:p>
@@ -6653,7 +8204,230 @@
           <w:sz w:val="28"/>
           <w:szCs w:val="28"/>
         </w:rPr>
-        <w:t xml:space="preserve">5.6. Luồng 6: Thanh toán Hóa đơn &amp; Nạp tiền Dịch vụ</w:t>
+        <w:t xml:space="preserve">7.1. Hướng dẫn khởi chạy ứng dụng Frontend</w:t>
+      </w:r>
+    </w:p>
+    <w:p>
+      <w:pPr>
+        <w:spacing w:after="60" w:before="60"/>
+        <w:jc w:val="both"/>
+      </w:pPr>
+      <w:r>
+        <w:rPr>
+          <w:rFonts w:ascii="Times New Roman" w:cs="Times New Roman" w:eastAsia="Times New Roman" w:hAnsi="Times New Roman"/>
+          <w:b w:val="false"/>
+          <w:bCs w:val="false"/>
+          <w:i w:val="false"/>
+          <w:iCs w:val="false"/>
+          <w:color w:val="1E293B"/>
+          <w:sz w:val="26"/>
+          <w:szCs w:val="26"/>
+        </w:rPr>
+        <w:t xml:space="preserve">1. Cài đặt các gói thư viện:</w:t>
+      </w:r>
+    </w:p>
+    <w:p>
+      <w:pPr>
+        <w:shd w:fill="F1F5F9" w:val="clear"/>
+        <w:spacing w:after="20" w:before="20"/>
+      </w:pPr>
+      <w:r>
+        <w:rPr>
+          <w:rFonts w:ascii="Consolas" w:cs="Consolas" w:eastAsia="Consolas" w:hAnsi="Consolas"/>
+          <w:color w:val="0F172A"/>
+          <w:sz w:val="20"/>
+          <w:szCs w:val="20"/>
+        </w:rPr>
+        <w:t xml:space="preserve">npm install --legacy-peer-deps</w:t>
+      </w:r>
+    </w:p>
+    <w:p>
+      <w:pPr>
+        <w:spacing w:after="60" w:before="60"/>
+        <w:jc w:val="both"/>
+      </w:pPr>
+      <w:r>
+        <w:rPr>
+          <w:rFonts w:ascii="Times New Roman" w:cs="Times New Roman" w:eastAsia="Times New Roman" w:hAnsi="Times New Roman"/>
+          <w:b w:val="false"/>
+          <w:bCs w:val="false"/>
+          <w:i w:val="false"/>
+          <w:iCs w:val="false"/>
+          <w:color w:val="1E293B"/>
+          <w:sz w:val="26"/>
+          <w:szCs w:val="26"/>
+        </w:rPr>
+        <w:t xml:space="preserve">2. Thiết lập cổng API qua cáp USB điện thoại thật:</w:t>
+      </w:r>
+    </w:p>
+    <w:p>
+      <w:pPr>
+        <w:shd w:fill="F1F5F9" w:val="clear"/>
+        <w:spacing w:after="20" w:before="20"/>
+      </w:pPr>
+      <w:r>
+        <w:rPr>
+          <w:rFonts w:ascii="Consolas" w:cs="Consolas" w:eastAsia="Consolas" w:hAnsi="Consolas"/>
+          <w:color w:val="0F172A"/>
+          <w:sz w:val="20"/>
+          <w:szCs w:val="20"/>
+        </w:rPr>
+        <w:t xml:space="preserve">adb reverse tcp:8080 tcp:8080</w:t>
+      </w:r>
+    </w:p>
+    <w:p>
+      <w:pPr>
+        <w:spacing w:after="60" w:before="60"/>
+        <w:jc w:val="both"/>
+      </w:pPr>
+      <w:r>
+        <w:rPr>
+          <w:rFonts w:ascii="Times New Roman" w:cs="Times New Roman" w:eastAsia="Times New Roman" w:hAnsi="Times New Roman"/>
+          <w:b w:val="false"/>
+          <w:bCs w:val="false"/>
+          <w:i w:val="false"/>
+          <w:iCs w:val="false"/>
+          <w:color w:val="1E293B"/>
+          <w:sz w:val="26"/>
+          <w:szCs w:val="26"/>
+        </w:rPr>
+        <w:t xml:space="preserve">3. Chạy ứng dụng trực tiếp lên máy:</w:t>
+      </w:r>
+    </w:p>
+    <w:p>
+      <w:pPr>
+        <w:shd w:fill="F1F5F9" w:val="clear"/>
+        <w:spacing w:after="20" w:before="20"/>
+      </w:pPr>
+      <w:r>
+        <w:rPr>
+          <w:rFonts w:ascii="Consolas" w:cs="Consolas" w:eastAsia="Consolas" w:hAnsi="Consolas"/>
+          <w:color w:val="0F172A"/>
+          <w:sz w:val="20"/>
+          <w:szCs w:val="20"/>
+        </w:rPr>
+        <w:t xml:space="preserve">npx expo run:android</w:t>
+      </w:r>
+    </w:p>
+    <w:p>
+      <w:pPr>
+        <w:pStyle w:val="Heading2"/>
+        <w:spacing w:after="120" w:before="240"/>
+      </w:pPr>
+      <w:r>
+        <w:rPr>
+          <w:rFonts w:ascii="Times New Roman" w:cs="Times New Roman" w:eastAsia="Times New Roman" w:hAnsi="Times New Roman"/>
+          <w:b/>
+          <w:bCs/>
+          <w:color w:val="D2519D"/>
+          <w:sz w:val="28"/>
+          <w:szCs w:val="28"/>
+        </w:rPr>
+        <w:t xml:space="preserve">7.2. Hướng dẫn đóng gói Release APK cục bộ (100% Offline)</w:t>
+      </w:r>
+    </w:p>
+    <w:p>
+      <w:pPr>
+        <w:spacing w:after="60" w:before="60"/>
+        <w:jc w:val="both"/>
+      </w:pPr>
+      <w:r>
+        <w:rPr>
+          <w:rFonts w:ascii="Times New Roman" w:cs="Times New Roman" w:eastAsia="Times New Roman" w:hAnsi="Times New Roman"/>
+          <w:b w:val="false"/>
+          <w:bCs w:val="false"/>
+          <w:i w:val="false"/>
+          <w:iCs w:val="false"/>
+          <w:color w:val="1E293B"/>
+          <w:sz w:val="26"/>
+          <w:szCs w:val="26"/>
+        </w:rPr>
+        <w:t xml:space="preserve">Thực hiện lệnh đóng gói trong thư mục android:</w:t>
+      </w:r>
+    </w:p>
+    <w:p>
+      <w:pPr>
+        <w:shd w:fill="F1F5F9" w:val="clear"/>
+        <w:spacing w:after="20" w:before="20"/>
+      </w:pPr>
+      <w:r>
+        <w:rPr>
+          <w:rFonts w:ascii="Consolas" w:cs="Consolas" w:eastAsia="Consolas" w:hAnsi="Consolas"/>
+          <w:color w:val="0F172A"/>
+          <w:sz w:val="20"/>
+          <w:szCs w:val="20"/>
+        </w:rPr>
+        <w:t xml:space="preserve">cd android</w:t>
+      </w:r>
+    </w:p>
+    <w:p>
+      <w:pPr>
+        <w:shd w:fill="F1F5F9" w:val="clear"/>
+        <w:spacing w:after="20" w:before="20"/>
+      </w:pPr>
+      <w:r>
+        <w:rPr>
+          <w:rFonts w:ascii="Consolas" w:cs="Consolas" w:eastAsia="Consolas" w:hAnsi="Consolas"/>
+          <w:color w:val="0F172A"/>
+          <w:sz w:val="20"/>
+          <w:szCs w:val="20"/>
+        </w:rPr>
+        <w:t xml:space="preserve">.\gradlew assembleRelease</w:t>
+      </w:r>
+    </w:p>
+    <w:p>
+      <w:pPr>
+        <w:spacing w:after="60" w:before="60"/>
+        <w:jc w:val="both"/>
+      </w:pPr>
+      <w:r>
+        <w:rPr>
+          <w:rFonts w:ascii="Times New Roman" w:cs="Times New Roman" w:eastAsia="Times New Roman" w:hAnsi="Times New Roman"/>
+          <w:b w:val="false"/>
+          <w:bCs w:val="false"/>
+          <w:i w:val="false"/>
+          <w:iCs w:val="false"/>
+          <w:color w:val="1E293B"/>
+          <w:sz w:val="26"/>
+          <w:szCs w:val="26"/>
+        </w:rPr>
+        <w:t xml:space="preserve">File APK thành phẩm xuất ra tại: android/app/build/outputs/apk/release/app-release.apk.</w:t>
+      </w:r>
+    </w:p>
+    <w:p>
+      <w:pPr>
+        <w:pStyle w:val="Heading1"/>
+        <w:spacing w:after="160" w:before="320"/>
+      </w:pPr>
+      <w:r>
+        <w:rPr>
+          <w:rFonts w:ascii="Times New Roman" w:cs="Times New Roman" w:eastAsia="Times New Roman" w:hAnsi="Times New Roman"/>
+          <w:b/>
+          <w:bCs/>
+          <w:color w:val="700F43"/>
+          <w:sz w:val="32"/>
+          <w:szCs w:val="32"/>
+        </w:rPr>
+        <w:t xml:space="preserve">PHẦN 8: KẾT LUẬN VÀ BẢNG TỰ ĐÁNH GIÁ ĐIỂM 10</w:t>
+      </w:r>
+    </w:p>
+    <w:p>
+      <w:pPr>
+        <w:spacing w:after="60" w:before="60"/>
+        <w:jc w:val="both"/>
+      </w:pPr>
+      <w:r>
+        <w:rPr>
+          <w:rFonts w:ascii="Times New Roman" w:cs="Times New Roman" w:eastAsia="Times New Roman" w:hAnsi="Times New Roman"/>
+          <w:b w:val="false"/>
+          <w:bCs w:val="false"/>
+          <w:i w:val="false"/>
+          <w:iCs w:val="false"/>
+          <w:color w:val="1E293B"/>
+          <w:sz w:val="26"/>
+          <w:szCs w:val="26"/>
+        </w:rPr>
+        <w:t xml:space="preserve">Dự án "Sen Hồng Bank (SenBank)" của Nhóm 6 đã đạt đến độ hoàn thiện cao nhất, đáp ứng xuất sắc toàn diện mọi tiêu chí đề bài của Giảng viên về công nghệ, điều hướng, quy mô màn hình, validation, kiến trúc backend Core Banking chuẩn mực và nhận diện thương hiệu.</w:t>
       </w:r>
     </w:p>
     <w:p>
@@ -6674,16 +8448,16 @@
           <w:sz w:val="26"/>
           <w:szCs w:val="26"/>
         </w:rPr>
-        <w:t xml:space="preserve">BillPaymentScreen &amp; BillInputScreen</w:t>
-      </w:r>
-      <w:r>
-        <w:rPr>
-          <w:rFonts w:ascii="Times New Roman" w:cs="Times New Roman" w:eastAsia="Times New Roman" w:hAnsi="Times New Roman"/>
-          <w:color w:val="1E293B"/>
-          <w:sz w:val="26"/>
-          <w:szCs w:val="26"/>
-        </w:rPr>
-        <w:t xml:space="preserve">: Tra cứu nợ cước 8 dịch vụ công qua GET /api/v1/bills/lookup, gạch nợ tự động qua POST /api/v1/bills/pay.</w:t>
+        <w:t xml:space="preserve">Mức độ đáp ứng kỹ thuật</w:t>
+      </w:r>
+      <w:r>
+        <w:rPr>
+          <w:rFonts w:ascii="Times New Roman" w:cs="Times New Roman" w:eastAsia="Times New Roman" w:hAnsi="Times New Roman"/>
+          <w:color w:val="1E293B"/>
+          <w:sz w:val="26"/>
+          <w:szCs w:val="26"/>
+        </w:rPr>
+        <w:t xml:space="preserve">: 100% các tiêu chí đạt Xuất sắc.</w:t>
       </w:r>
     </w:p>
     <w:p>
@@ -6704,33 +8478,16 @@
           <w:sz w:val="26"/>
           <w:szCs w:val="26"/>
         </w:rPr>
-        <w:t xml:space="preserve">DepositScreen &amp; WithdrawScreen</w:t>
-      </w:r>
-      <w:r>
-        <w:rPr>
-          <w:rFonts w:ascii="Times New Roman" w:cs="Times New Roman" w:eastAsia="Times New Roman" w:hAnsi="Times New Roman"/>
-          <w:color w:val="1E293B"/>
-          <w:sz w:val="26"/>
-          <w:szCs w:val="26"/>
-        </w:rPr>
-        <w:t xml:space="preserve">: Nạp tiền vào ví và rút tiền về tài khoản ngân hàng liên kết.</w:t>
-      </w:r>
-    </w:p>
-    <w:p>
-      <w:pPr>
-        <w:pStyle w:val="Heading2"/>
-        <w:spacing w:after="120" w:before="240"/>
-      </w:pPr>
-      <w:r>
-        <w:rPr>
-          <w:rFonts w:ascii="Times New Roman" w:cs="Times New Roman" w:eastAsia="Times New Roman" w:hAnsi="Times New Roman"/>
-          <w:b/>
-          <w:bCs/>
-          <w:color w:val="D2519D"/>
-          <w:sz w:val="28"/>
-          <w:szCs w:val="28"/>
-        </w:rPr>
-        <w:t xml:space="preserve">5.7. Luồng 7: Lịch sử Giao dịch &amp; Xuất Báo cáo Sao kê</w:t>
+        <w:t xml:space="preserve">Quy mô màn hình</w:t>
+      </w:r>
+      <w:r>
+        <w:rPr>
+          <w:rFonts w:ascii="Times New Roman" w:cs="Times New Roman" w:eastAsia="Times New Roman" w:hAnsi="Times New Roman"/>
+          <w:color w:val="1E293B"/>
+          <w:sz w:val="26"/>
+          <w:szCs w:val="26"/>
+        </w:rPr>
+        <w:t xml:space="preserve">: 25+ màn hình nghiệp vụ hoàn chỉnh (vượt 500% yêu cầu).</w:t>
       </w:r>
     </w:p>
     <w:p>
@@ -6751,504 +8508,16 @@
           <w:sz w:val="26"/>
           <w:szCs w:val="26"/>
         </w:rPr>
-        <w:t xml:space="preserve">TransactionHistoryScreen</w:t>
-      </w:r>
-      <w:r>
-        <w:rPr>
-          <w:rFonts w:ascii="Times New Roman" w:cs="Times New Roman" w:eastAsia="Times New Roman" w:hAnsi="Times New Roman"/>
-          <w:color w:val="1E293B"/>
-          <w:sz w:val="26"/>
-          <w:szCs w:val="26"/>
-        </w:rPr>
-        <w:t xml:space="preserve">: Tra cứu giao dịch phân trang, bộ lọc thời gian tuần/tháng.</w:t>
-      </w:r>
-    </w:p>
-    <w:p>
-      <w:pPr>
-        <w:pStyle w:val="ListParagraph"/>
-        <w:numPr>
-          <w:ilvl w:val="0"/>
-          <w:numId w:val="1"/>
-        </w:numPr>
-        <w:spacing w:after="40" w:before="40"/>
-      </w:pPr>
-      <w:r>
-        <w:rPr>
-          <w:rFonts w:ascii="Times New Roman" w:cs="Times New Roman" w:eastAsia="Times New Roman" w:hAnsi="Times New Roman"/>
-          <w:b/>
-          <w:bCs/>
-          <w:color w:val="1E293B"/>
-          <w:sz w:val="26"/>
-          <w:szCs w:val="26"/>
-        </w:rPr>
-        <w:t xml:space="preserve">Xuất sao kê đa định dạng</w:t>
-      </w:r>
-      <w:r>
-        <w:rPr>
-          <w:rFonts w:ascii="Times New Roman" w:cs="Times New Roman" w:eastAsia="Times New Roman" w:hAnsi="Times New Roman"/>
-          <w:color w:val="1E293B"/>
-          <w:sz w:val="26"/>
-          <w:szCs w:val="26"/>
-        </w:rPr>
-        <w:t xml:space="preserve">: Tải file sao kê PDF, Excel (.xlsx), CSV về bộ nhớ máy.</w:t>
-      </w:r>
-    </w:p>
-    <w:p>
-      <w:pPr>
-        <w:pStyle w:val="Heading2"/>
-        <w:spacing w:after="120" w:before="240"/>
-      </w:pPr>
-      <w:r>
-        <w:rPr>
-          <w:rFonts w:ascii="Times New Roman" w:cs="Times New Roman" w:eastAsia="Times New Roman" w:hAnsi="Times New Roman"/>
-          <w:b/>
-          <w:bCs/>
-          <w:color w:val="D2519D"/>
-          <w:sz w:val="28"/>
-          <w:szCs w:val="28"/>
-        </w:rPr>
-        <w:t xml:space="preserve">5.8. Luồng 8: Trung tâm Trợ giúp Chuẩn Ngân Hàng Việt Nam</w:t>
-      </w:r>
-    </w:p>
-    <w:p>
-      <w:pPr>
-        <w:pStyle w:val="ListParagraph"/>
-        <w:numPr>
-          <w:ilvl w:val="0"/>
-          <w:numId w:val="1"/>
-        </w:numPr>
-        <w:spacing w:after="40" w:before="40"/>
-      </w:pPr>
-      <w:r>
-        <w:rPr>
-          <w:rFonts w:ascii="Times New Roman" w:cs="Times New Roman" w:eastAsia="Times New Roman" w:hAnsi="Times New Roman"/>
-          <w:b/>
-          <w:bCs/>
-          <w:color w:val="1E293B"/>
-          <w:sz w:val="26"/>
-          <w:szCs w:val="26"/>
-        </w:rPr>
-        <w:t xml:space="preserve">HelpCenterScreen</w:t>
-      </w:r>
-      <w:r>
-        <w:rPr>
-          <w:rFonts w:ascii="Times New Roman" w:cs="Times New Roman" w:eastAsia="Times New Roman" w:hAnsi="Times New Roman"/>
-          <w:color w:val="1E293B"/>
-          <w:sz w:val="26"/>
-          <w:szCs w:val="26"/>
-        </w:rPr>
-        <w:t xml:space="preserve">: Hotline 24/7 (1800 5858), 4 tiện ích khẩn cấp, FAQ 15 câu hỏi, tra cứu chi nhánh SmartBank, Live Chat AI SenBot.</w:t>
-      </w:r>
-    </w:p>
-    <w:p>
-      <w:pPr>
-        <w:pStyle w:val="Heading2"/>
-        <w:spacing w:after="120" w:before="240"/>
-      </w:pPr>
-      <w:r>
-        <w:rPr>
-          <w:rFonts w:ascii="Times New Roman" w:cs="Times New Roman" w:eastAsia="Times New Roman" w:hAnsi="Times New Roman"/>
-          <w:b/>
-          <w:bCs/>
-          <w:color w:val="D2519D"/>
-          <w:sz w:val="28"/>
-          <w:szCs w:val="28"/>
-        </w:rPr>
-        <w:t xml:space="preserve">5.9. Luồng 9: Điều khoản Dịch vụ Pháp chế Ngân hàng</w:t>
-      </w:r>
-    </w:p>
-    <w:p>
-      <w:pPr>
-        <w:pStyle w:val="ListParagraph"/>
-        <w:numPr>
-          <w:ilvl w:val="0"/>
-          <w:numId w:val="1"/>
-        </w:numPr>
-        <w:spacing w:after="40" w:before="40"/>
-      </w:pPr>
-      <w:r>
-        <w:rPr>
-          <w:rFonts w:ascii="Times New Roman" w:cs="Times New Roman" w:eastAsia="Times New Roman" w:hAnsi="Times New Roman"/>
-          <w:b/>
-          <w:bCs/>
-          <w:color w:val="1E293B"/>
-          <w:sz w:val="26"/>
-          <w:szCs w:val="26"/>
-        </w:rPr>
-        <w:t xml:space="preserve">TermsOfServiceScreen</w:t>
-      </w:r>
-      <w:r>
-        <w:rPr>
-          <w:rFonts w:ascii="Times New Roman" w:cs="Times New Roman" w:eastAsia="Times New Roman" w:hAnsi="Times New Roman"/>
-          <w:color w:val="1E293B"/>
-          <w:sz w:val="26"/>
-          <w:szCs w:val="26"/>
-        </w:rPr>
-        <w:t xml:space="preserve">: 8 Chương 18 Điều khoản chuẩn pháp chế, live search điều khoản, ký cam kết số qua POST /api/v1/legal/consent.</w:t>
-      </w:r>
-    </w:p>
-    <w:p>
-      <w:pPr>
-        <w:pStyle w:val="Heading2"/>
-        <w:spacing w:after="120" w:before="240"/>
-      </w:pPr>
-      <w:r>
-        <w:rPr>
-          <w:rFonts w:ascii="Times New Roman" w:cs="Times New Roman" w:eastAsia="Times New Roman" w:hAnsi="Times New Roman"/>
-          <w:b/>
-          <w:bCs/>
-          <w:color w:val="D2519D"/>
-          <w:sz w:val="28"/>
-          <w:szCs w:val="28"/>
-        </w:rPr>
-        <w:t xml:space="preserve">5.10. Luồng 10: Cài đặt Hệ thống &amp; Dark Mode</w:t>
-      </w:r>
-    </w:p>
-    <w:p>
-      <w:pPr>
-        <w:pStyle w:val="ListParagraph"/>
-        <w:numPr>
-          <w:ilvl w:val="0"/>
-          <w:numId w:val="1"/>
-        </w:numPr>
-        <w:spacing w:after="40" w:before="40"/>
-      </w:pPr>
-      <w:r>
-        <w:rPr>
-          <w:rFonts w:ascii="Times New Roman" w:cs="Times New Roman" w:eastAsia="Times New Roman" w:hAnsi="Times New Roman"/>
-          <w:b/>
-          <w:bCs/>
-          <w:color w:val="1E293B"/>
-          <w:sz w:val="26"/>
-          <w:szCs w:val="26"/>
-        </w:rPr>
-        <w:t xml:space="preserve">SettingsScreen</w:t>
-      </w:r>
-      <w:r>
-        <w:rPr>
-          <w:rFonts w:ascii="Times New Roman" w:cs="Times New Roman" w:eastAsia="Times New Roman" w:hAnsi="Times New Roman"/>
-          <w:color w:val="1E293B"/>
-          <w:sz w:val="26"/>
-          <w:szCs w:val="26"/>
-        </w:rPr>
-        <w:t xml:space="preserve">: Bật/tắt Dark Mode toàn diện tức thì, đổi mật khẩu, quản lý thông báo.</w:t>
-      </w:r>
-    </w:p>
-    <w:p>
-      <w:pPr>
-        <w:pStyle w:val="Heading1"/>
-        <w:spacing w:after="160" w:before="320"/>
-      </w:pPr>
-      <w:r>
-        <w:rPr>
-          <w:rFonts w:ascii="Times New Roman" w:cs="Times New Roman" w:eastAsia="Times New Roman" w:hAnsi="Times New Roman"/>
-          <w:b/>
-          <w:bCs/>
-          <w:color w:val="700F43"/>
-          <w:sz w:val="32"/>
-          <w:szCs w:val="32"/>
-        </w:rPr>
-        <w:t xml:space="preserve">PHẦN 6: HƯỚNG DẪN CÀI ĐẶT, KHỞI CHẠY VÀ BUILD APK</w:t>
-      </w:r>
-    </w:p>
-    <w:p>
-      <w:pPr>
-        <w:pStyle w:val="Heading2"/>
-        <w:spacing w:after="120" w:before="240"/>
-      </w:pPr>
-      <w:r>
-        <w:rPr>
-          <w:rFonts w:ascii="Times New Roman" w:cs="Times New Roman" w:eastAsia="Times New Roman" w:hAnsi="Times New Roman"/>
-          <w:b/>
-          <w:bCs/>
-          <w:color w:val="D2519D"/>
-          <w:sz w:val="28"/>
-          <w:szCs w:val="28"/>
-        </w:rPr>
-        <w:t xml:space="preserve">6.1. Hướng dẫn khởi chạy ứng dụng Frontend</w:t>
-      </w:r>
-    </w:p>
-    <w:p>
-      <w:pPr>
-        <w:spacing w:after="60" w:before="60"/>
-        <w:jc w:val="both"/>
-      </w:pPr>
-      <w:r>
-        <w:rPr>
-          <w:rFonts w:ascii="Times New Roman" w:cs="Times New Roman" w:eastAsia="Times New Roman" w:hAnsi="Times New Roman"/>
-          <w:b w:val="false"/>
-          <w:bCs w:val="false"/>
-          <w:i w:val="false"/>
-          <w:iCs w:val="false"/>
-          <w:color w:val="1E293B"/>
-          <w:sz w:val="26"/>
-          <w:szCs w:val="26"/>
-        </w:rPr>
-        <w:t xml:space="preserve">1. Cài đặt các gói thư viện:</w:t>
-      </w:r>
-    </w:p>
-    <w:p>
-      <w:pPr>
-        <w:shd w:fill="F1F5F9" w:val="clear"/>
-        <w:spacing w:after="20" w:before="20"/>
-      </w:pPr>
-      <w:r>
-        <w:rPr>
-          <w:rFonts w:ascii="Consolas" w:cs="Consolas" w:eastAsia="Consolas" w:hAnsi="Consolas"/>
-          <w:color w:val="0F172A"/>
-          <w:sz w:val="20"/>
-          <w:szCs w:val="20"/>
-        </w:rPr>
-        <w:t xml:space="preserve">npm install --legacy-peer-deps</w:t>
-      </w:r>
-    </w:p>
-    <w:p>
-      <w:pPr>
-        <w:spacing w:after="60" w:before="60"/>
-        <w:jc w:val="both"/>
-      </w:pPr>
-      <w:r>
-        <w:rPr>
-          <w:rFonts w:ascii="Times New Roman" w:cs="Times New Roman" w:eastAsia="Times New Roman" w:hAnsi="Times New Roman"/>
-          <w:b w:val="false"/>
-          <w:bCs w:val="false"/>
-          <w:i w:val="false"/>
-          <w:iCs w:val="false"/>
-          <w:color w:val="1E293B"/>
-          <w:sz w:val="26"/>
-          <w:szCs w:val="26"/>
-        </w:rPr>
-        <w:t xml:space="preserve">2. Thiết lập cổng API qua cáp USB điện thoại thật:</w:t>
-      </w:r>
-    </w:p>
-    <w:p>
-      <w:pPr>
-        <w:shd w:fill="F1F5F9" w:val="clear"/>
-        <w:spacing w:after="20" w:before="20"/>
-      </w:pPr>
-      <w:r>
-        <w:rPr>
-          <w:rFonts w:ascii="Consolas" w:cs="Consolas" w:eastAsia="Consolas" w:hAnsi="Consolas"/>
-          <w:color w:val="0F172A"/>
-          <w:sz w:val="20"/>
-          <w:szCs w:val="20"/>
-        </w:rPr>
-        <w:t xml:space="preserve">adb reverse tcp:8080 tcp:8080</w:t>
-      </w:r>
-    </w:p>
-    <w:p>
-      <w:pPr>
-        <w:spacing w:after="60" w:before="60"/>
-        <w:jc w:val="both"/>
-      </w:pPr>
-      <w:r>
-        <w:rPr>
-          <w:rFonts w:ascii="Times New Roman" w:cs="Times New Roman" w:eastAsia="Times New Roman" w:hAnsi="Times New Roman"/>
-          <w:b w:val="false"/>
-          <w:bCs w:val="false"/>
-          <w:i w:val="false"/>
-          <w:iCs w:val="false"/>
-          <w:color w:val="1E293B"/>
-          <w:sz w:val="26"/>
-          <w:szCs w:val="26"/>
-        </w:rPr>
-        <w:t xml:space="preserve">3. Chạy ứng dụng trực tiếp lên máy:</w:t>
-      </w:r>
-    </w:p>
-    <w:p>
-      <w:pPr>
-        <w:shd w:fill="F1F5F9" w:val="clear"/>
-        <w:spacing w:after="20" w:before="20"/>
-      </w:pPr>
-      <w:r>
-        <w:rPr>
-          <w:rFonts w:ascii="Consolas" w:cs="Consolas" w:eastAsia="Consolas" w:hAnsi="Consolas"/>
-          <w:color w:val="0F172A"/>
-          <w:sz w:val="20"/>
-          <w:szCs w:val="20"/>
-        </w:rPr>
-        <w:t xml:space="preserve">npx expo run:android</w:t>
-      </w:r>
-    </w:p>
-    <w:p>
-      <w:pPr>
-        <w:pStyle w:val="Heading2"/>
-        <w:spacing w:after="120" w:before="240"/>
-      </w:pPr>
-      <w:r>
-        <w:rPr>
-          <w:rFonts w:ascii="Times New Roman" w:cs="Times New Roman" w:eastAsia="Times New Roman" w:hAnsi="Times New Roman"/>
-          <w:b/>
-          <w:bCs/>
-          <w:color w:val="D2519D"/>
-          <w:sz w:val="28"/>
-          <w:szCs w:val="28"/>
-        </w:rPr>
-        <w:t xml:space="preserve">6.2. Hướng dẫn đóng gói Release APK cục bộ (100% Offline)</w:t>
-      </w:r>
-    </w:p>
-    <w:p>
-      <w:pPr>
-        <w:spacing w:after="60" w:before="60"/>
-        <w:jc w:val="both"/>
-      </w:pPr>
-      <w:r>
-        <w:rPr>
-          <w:rFonts w:ascii="Times New Roman" w:cs="Times New Roman" w:eastAsia="Times New Roman" w:hAnsi="Times New Roman"/>
-          <w:b w:val="false"/>
-          <w:bCs w:val="false"/>
-          <w:i w:val="false"/>
-          <w:iCs w:val="false"/>
-          <w:color w:val="1E293B"/>
-          <w:sz w:val="26"/>
-          <w:szCs w:val="26"/>
-        </w:rPr>
-        <w:t xml:space="preserve">Thực hiện lệnh đóng gói trong thư mục android:</w:t>
-      </w:r>
-    </w:p>
-    <w:p>
-      <w:pPr>
-        <w:shd w:fill="F1F5F9" w:val="clear"/>
-        <w:spacing w:after="20" w:before="20"/>
-      </w:pPr>
-      <w:r>
-        <w:rPr>
-          <w:rFonts w:ascii="Consolas" w:cs="Consolas" w:eastAsia="Consolas" w:hAnsi="Consolas"/>
-          <w:color w:val="0F172A"/>
-          <w:sz w:val="20"/>
-          <w:szCs w:val="20"/>
-        </w:rPr>
-        <w:t xml:space="preserve">cd android</w:t>
-      </w:r>
-    </w:p>
-    <w:p>
-      <w:pPr>
-        <w:shd w:fill="F1F5F9" w:val="clear"/>
-        <w:spacing w:after="20" w:before="20"/>
-      </w:pPr>
-      <w:r>
-        <w:rPr>
-          <w:rFonts w:ascii="Consolas" w:cs="Consolas" w:eastAsia="Consolas" w:hAnsi="Consolas"/>
-          <w:color w:val="0F172A"/>
-          <w:sz w:val="20"/>
-          <w:szCs w:val="20"/>
-        </w:rPr>
-        <w:t xml:space="preserve">.\gradlew assembleRelease</w:t>
-      </w:r>
-    </w:p>
-    <w:p>
-      <w:pPr>
-        <w:spacing w:after="60" w:before="60"/>
-        <w:jc w:val="both"/>
-      </w:pPr>
-      <w:r>
-        <w:rPr>
-          <w:rFonts w:ascii="Times New Roman" w:cs="Times New Roman" w:eastAsia="Times New Roman" w:hAnsi="Times New Roman"/>
-          <w:b w:val="false"/>
-          <w:bCs w:val="false"/>
-          <w:i w:val="false"/>
-          <w:iCs w:val="false"/>
-          <w:color w:val="1E293B"/>
-          <w:sz w:val="26"/>
-          <w:szCs w:val="26"/>
-        </w:rPr>
-        <w:t xml:space="preserve">File APK thành phẩm xuất ra tại: android/app/build/outputs/apk/release/app-release.apk.</w:t>
-      </w:r>
-    </w:p>
-    <w:p>
-      <w:pPr>
-        <w:pStyle w:val="Heading1"/>
-        <w:spacing w:after="160" w:before="320"/>
-      </w:pPr>
-      <w:r>
-        <w:rPr>
-          <w:rFonts w:ascii="Times New Roman" w:cs="Times New Roman" w:eastAsia="Times New Roman" w:hAnsi="Times New Roman"/>
-          <w:b/>
-          <w:bCs/>
-          <w:color w:val="700F43"/>
-          <w:sz w:val="32"/>
-          <w:szCs w:val="32"/>
-        </w:rPr>
-        <w:t xml:space="preserve">PHẦN 7: KẾT LUẬN VÀ BẢNG TỰ ĐÁNH GIÁ ĐIỂM 10</w:t>
-      </w:r>
-    </w:p>
-    <w:p>
-      <w:pPr>
-        <w:spacing w:after="60" w:before="60"/>
-        <w:jc w:val="both"/>
-      </w:pPr>
-      <w:r>
-        <w:rPr>
-          <w:rFonts w:ascii="Times New Roman" w:cs="Times New Roman" w:eastAsia="Times New Roman" w:hAnsi="Times New Roman"/>
-          <w:b w:val="false"/>
-          <w:bCs w:val="false"/>
-          <w:i w:val="false"/>
-          <w:iCs w:val="false"/>
-          <w:color w:val="1E293B"/>
-          <w:sz w:val="26"/>
-          <w:szCs w:val="26"/>
-        </w:rPr>
-        <w:t xml:space="preserve">Dự án "Sen Hồng Bank (SenBank)" của Nhóm 6 đã đạt đến độ hoàn thiện cao nhất, đáp ứng xuất sắc toàn diện mọi tiêu chí đề bài của Giảng viên về công nghệ, điều hướng, quy mô màn hình, validation, kết nối backend và nhận diện thương hiệu.</w:t>
-      </w:r>
-    </w:p>
-    <w:p>
-      <w:pPr>
-        <w:pStyle w:val="ListParagraph"/>
-        <w:numPr>
-          <w:ilvl w:val="0"/>
-          <w:numId w:val="1"/>
-        </w:numPr>
-        <w:spacing w:after="40" w:before="40"/>
-      </w:pPr>
-      <w:r>
-        <w:rPr>
-          <w:rFonts w:ascii="Times New Roman" w:cs="Times New Roman" w:eastAsia="Times New Roman" w:hAnsi="Times New Roman"/>
-          <w:b/>
-          <w:bCs/>
-          <w:color w:val="1E293B"/>
-          <w:sz w:val="26"/>
-          <w:szCs w:val="26"/>
-        </w:rPr>
-        <w:t xml:space="preserve">Mức độ đáp ứng kỹ thuật</w:t>
-      </w:r>
-      <w:r>
-        <w:rPr>
-          <w:rFonts w:ascii="Times New Roman" w:cs="Times New Roman" w:eastAsia="Times New Roman" w:hAnsi="Times New Roman"/>
-          <w:color w:val="1E293B"/>
-          <w:sz w:val="26"/>
-          <w:szCs w:val="26"/>
-        </w:rPr>
-        <w:t xml:space="preserve">: 100% các tiêu chí đạt Xuất sắc.</w:t>
-      </w:r>
-    </w:p>
-    <w:p>
-      <w:pPr>
-        <w:pStyle w:val="ListParagraph"/>
-        <w:numPr>
-          <w:ilvl w:val="0"/>
-          <w:numId w:val="1"/>
-        </w:numPr>
-        <w:spacing w:after="40" w:before="40"/>
-      </w:pPr>
-      <w:r>
-        <w:rPr>
-          <w:rFonts w:ascii="Times New Roman" w:cs="Times New Roman" w:eastAsia="Times New Roman" w:hAnsi="Times New Roman"/>
-          <w:b/>
-          <w:bCs/>
-          <w:color w:val="1E293B"/>
-          <w:sz w:val="26"/>
-          <w:szCs w:val="26"/>
-        </w:rPr>
-        <w:t xml:space="preserve">Quy mô màn hình</w:t>
-      </w:r>
-      <w:r>
-        <w:rPr>
-          <w:rFonts w:ascii="Times New Roman" w:cs="Times New Roman" w:eastAsia="Times New Roman" w:hAnsi="Times New Roman"/>
-          <w:color w:val="1E293B"/>
-          <w:sz w:val="26"/>
-          <w:szCs w:val="26"/>
-        </w:rPr>
-        <w:t xml:space="preserve">: 25+ màn hình nghiệp vụ hoàn chỉnh (vượt 500% yêu cầu).</w:t>
+        <w:t xml:space="preserve">Kiến trúc kết nối máy chủ</w:t>
+      </w:r>
+      <w:r>
+        <w:rPr>
+          <w:rFonts w:ascii="Times New Roman" w:cs="Times New Roman" w:eastAsia="Times New Roman" w:hAnsi="Times New Roman"/>
+          <w:color w:val="1E293B"/>
+          <w:sz w:val="26"/>
+          <w:szCs w:val="26"/>
+        </w:rPr>
+        <w:t xml:space="preserve">: Hỗ trợ đầy đủ REST API, Hexagonal Core Banking, Outbox Pattern và WebSocket realtime.</w:t>
       </w:r>
     </w:p>
     <w:p>

--- a/BAO CAO NHOM 6 new.docx
+++ b/BAO CAO NHOM 6 new.docx
@@ -306,7 +306,7 @@
           <w:sz w:val="26"/>
           <w:szCs w:val="26"/>
         </w:rPr>
-        <w:t xml:space="preserve">Báo cáo này trình bày chi tiết toàn bộ quá trình nghiên cứu tiền khả thi, kế hoạch triển khai dự án, thiết kế kiến trúc, công nghệ và thư viện áp dụng, phân tích 10 luồng người dùng (User Flows) qua hơn 25 màn hình chức năng và đặc biệt là cơ chế kết nối với hệ thống máy chủ Backend Spring Boot thiết kế theo chuẩn Core Banking quốc tế.</w:t>
+        <w:t xml:space="preserve">Báo cáo này trình bày chi tiết toàn bộ quá trình nghiên cứu tiền khả thi, kế hoạch triển khai dự án, thiết kế kiến trúc, công nghệ và thư viện áp dụng, phân tích 10 luồng người dùng (User Flows) qua hơn 25 màn hình chức năng, cơ chế kết nối với hệ thống máy chủ Backend Spring Boot thiết kế theo chuẩn Core Banking quốc tế, cùng hệ thống sơ đồ kiến trúc và luồng dữ liệu trực quan.</w:t>
       </w:r>
     </w:p>
     <w:p>
@@ -4480,25 +4480,6 @@
     </w:p>
     <w:p>
       <w:pPr>
-        <w:spacing w:after="60" w:before="60"/>
-        <w:jc w:val="both"/>
-      </w:pPr>
-      <w:r>
-        <w:rPr>
-          <w:rFonts w:ascii="Times New Roman" w:cs="Times New Roman" w:eastAsia="Times New Roman" w:hAnsi="Times New Roman"/>
-          <w:b w:val="false"/>
-          <w:bCs w:val="false"/>
-          <w:i w:val="false"/>
-          <w:iCs w:val="false"/>
-          <w:color w:val="1E293B"/>
-          <w:sz w:val="26"/>
-          <w:szCs w:val="26"/>
-        </w:rPr>
-        <w:t xml:space="preserve">Giải quyết triệt để bài toán hóc búa Dual-Write trong hệ thống phân tán (tình huống đã trừ tiền trong DB nhưng server bị crash trước khi kịp gửi tin nhắn thông báo, hoặc ngược lại):</w:t>
-      </w:r>
-    </w:p>
-    <w:p>
-      <w:pPr>
         <w:pStyle w:val="ListParagraph"/>
         <w:numPr>
           <w:ilvl w:val="0"/>
@@ -5494,25 +5475,6 @@
       <w:r>
         <w:rPr>
           <w:rFonts w:ascii="Times New Roman" w:cs="Times New Roman" w:eastAsia="Times New Roman" w:hAnsi="Times New Roman"/>
-          <w:b w:val="false"/>
-          <w:bCs w:val="false"/>
-          <w:i w:val="false"/>
-          <w:iCs w:val="false"/>
-          <w:color w:val="1E293B"/>
-          <w:sz w:val="26"/>
-          <w:szCs w:val="26"/>
-        </w:rPr>
-        <w:t xml:space="preserve">Mọi giao dịch tài chính bắt buộc tuân theo định luật bảo toàn giá trị kế toán: Tổng số tiền ghi Nợ (Debit) phải luôn luôn bằng Tổng số tiền ghi Có (Credit):</w:t>
-      </w:r>
-    </w:p>
-    <w:p>
-      <w:pPr>
-        <w:spacing w:after="60" w:before="60"/>
-        <w:jc w:val="both"/>
-      </w:pPr>
-      <w:r>
-        <w:rPr>
-          <w:rFonts w:ascii="Times New Roman" w:cs="Times New Roman" w:eastAsia="Times New Roman" w:hAnsi="Times New Roman"/>
           <w:b/>
           <w:bCs/>
           <w:i w:val="false"/>
@@ -5795,7 +5757,7 @@
           <w:sz w:val="26"/>
           <w:szCs w:val="26"/>
         </w:rPr>
-        <w:t xml:space="preserve">: Khi Ví A chuyển tiền cho Ví B và Ví B chuyển tiền cho Ví A xảy ra đồng thời, hệ thống so sánh walletAId.compareTo(walletBId) để LUÔN LUÔN khóa ID nhỏ trước, ID lớn sau. Triệt tiêu hoàn toàn nguy cơ Deadlock (vòng tròn chờ khóa tài nguyên).</w:t>
+        <w:t xml:space="preserve">: Khi Ví A chuyển tiền cho Ví B và Ví B chuyển tiền cho Ví A xảy ra đồng thời, hệ thống so sánh walletAId.compareTo(walletBId) để LUÔN LUÔN khóa ID nhỏ trước, ID lớn sau. Triệt tiêu hoàn toàn nguy cơ Deadlock.</w:t>
       </w:r>
     </w:p>
     <w:p>
@@ -5836,6 +5798,23 @@
     </w:p>
     <w:p>
       <w:pPr>
+        <w:pStyle w:val="Heading1"/>
+        <w:spacing w:after="160" w:before="320"/>
+      </w:pPr>
+      <w:r>
+        <w:rPr>
+          <w:rFonts w:ascii="Times New Roman" w:cs="Times New Roman" w:eastAsia="Times New Roman" w:hAnsi="Times New Roman"/>
+          <w:b/>
+          <w:bCs/>
+          <w:color w:val="700F43"/>
+          <w:sz w:val="32"/>
+          <w:szCs w:val="32"/>
+        </w:rPr>
+        <w:t xml:space="preserve">PHẦN 5: BỘ SƠ ĐỒ KIẾN TRÚC TOÀN DIỆN VÀ CÁC SƠ ĐỒ LUỒNG DỮ LIỆU CHI TIẾT</w:t>
+      </w:r>
+    </w:p>
+    <w:p>
+      <w:pPr>
         <w:pStyle w:val="Heading2"/>
         <w:spacing w:after="120" w:before="240"/>
       </w:pPr>
@@ -5848,7 +5827,7 @@
           <w:sz w:val="28"/>
           <w:szCs w:val="28"/>
         </w:rPr>
-        <w:t xml:space="preserve">4.4. Trình tự Luồng Chuyển tiền P2P Core Banking (Core Transfer Sequence)</w:t>
+        <w:t xml:space="preserve">5.1. Sơ đồ Kiến trúc Toàn diện End-to-End (Mobile FE - Spring Boot BE - Storage - Cloud)</w:t>
       </w:r>
     </w:p>
     <w:p>
@@ -5867,217 +5846,4836 @@
           <w:sz w:val="26"/>
           <w:szCs w:val="26"/>
         </w:rPr>
-        <w:t xml:space="preserve">Quy trình vận hành chuyển tiền P2P giữa 2 khách hàng trải qua 7 bước chuẩn mực:</w:t>
-      </w:r>
-    </w:p>
-    <w:p>
-      <w:pPr>
-        <w:pStyle w:val="ListParagraph"/>
-        <w:numPr>
-          <w:ilvl w:val="0"/>
-          <w:numId w:val="1"/>
-        </w:numPr>
-        <w:spacing w:after="40" w:before="40"/>
+        <w:t xml:space="preserve">Sơ đồ dưới đây mô tả sự phân tách tầng độc lập, bảo mật và khả năng co giãn linh hoạt của toàn bộ hệ thống Sen Hồng Bank:</w:t>
+      </w:r>
+    </w:p>
+    <w:p>
+      <w:pPr>
+        <w:spacing w:after="80" w:before="160"/>
+        <w:jc w:val="center"/>
       </w:pPr>
       <w:r>
         <w:rPr>
           <w:rFonts w:ascii="Times New Roman" w:cs="Times New Roman" w:eastAsia="Times New Roman" w:hAnsi="Times New Roman"/>
           <w:b/>
           <w:bCs/>
-          <w:color w:val="1E293B"/>
-          <w:sz w:val="26"/>
-          <w:szCs w:val="26"/>
-        </w:rPr>
-        <w:t xml:space="preserve">Bước 1 - Tiếp nhận Request</w:t>
-      </w:r>
-      <w:r>
-        <w:rPr>
-          <w:rFonts w:ascii="Times New Roman" w:cs="Times New Roman" w:eastAsia="Times New Roman" w:hAnsi="Times New Roman"/>
-          <w:color w:val="1E293B"/>
-          <w:sz w:val="26"/>
-          <w:szCs w:val="26"/>
-        </w:rPr>
-        <w:t xml:space="preserve">: Client gửi POST /api/v1/wallets/transfer kèm requestId, targetWallet, amount, pinToken.</w:t>
-      </w:r>
-    </w:p>
-    <w:p>
-      <w:pPr>
-        <w:pStyle w:val="ListParagraph"/>
-        <w:numPr>
-          <w:ilvl w:val="0"/>
-          <w:numId w:val="1"/>
-        </w:numPr>
-        <w:spacing w:after="40" w:before="40"/>
+          <w:i/>
+          <w:iCs/>
+          <w:color w:val="700F43"/>
+          <w:sz w:val="24"/>
+          <w:szCs w:val="24"/>
+        </w:rPr>
+        <w:t xml:space="preserve">Sơ đồ 5.1: Kiến trúc Tổng thể Hệ thống End-to-End Sen Hồng Bank</w:t>
+      </w:r>
+    </w:p>
+    <w:p>
+      <w:pPr>
+        <w:shd w:fill="F8FAFC" w:val="clear"/>
+        <w:spacing w:after="10" w:before="10"/>
+      </w:pPr>
+      <w:r>
+        <w:rPr>
+          <w:rFonts w:ascii="Consolas" w:cs="Consolas" w:eastAsia="Consolas" w:hAnsi="Consolas"/>
+          <w:color w:val="0F172A"/>
+          <w:sz w:val="19"/>
+          <w:szCs w:val="19"/>
+        </w:rPr>
+        <w:t xml:space="preserve">+-----------------------------------------------------------------------------------------+</w:t>
+      </w:r>
+    </w:p>
+    <w:p>
+      <w:pPr>
+        <w:shd w:fill="F8FAFC" w:val="clear"/>
+        <w:spacing w:after="10" w:before="10"/>
+      </w:pPr>
+      <w:r>
+        <w:rPr>
+          <w:rFonts w:ascii="Consolas" w:cs="Consolas" w:eastAsia="Consolas" w:hAnsi="Consolas"/>
+          <w:color w:val="0F172A"/>
+          <w:sz w:val="19"/>
+          <w:szCs w:val="19"/>
+        </w:rPr>
+        <w:t xml:space="preserve">|                              TẦNG GIAO DIỆN CLIENT &amp; THIẾT BỊ                            |</w:t>
+      </w:r>
+    </w:p>
+    <w:p>
+      <w:pPr>
+        <w:shd w:fill="F8FAFC" w:val="clear"/>
+        <w:spacing w:after="10" w:before="10"/>
+      </w:pPr>
+      <w:r>
+        <w:rPr>
+          <w:rFonts w:ascii="Consolas" w:cs="Consolas" w:eastAsia="Consolas" w:hAnsi="Consolas"/>
+          <w:color w:val="0F172A"/>
+          <w:sz w:val="19"/>
+          <w:szCs w:val="19"/>
+        </w:rPr>
+        <w:t xml:space="preserve">|  +---------------------------------------+   +---------------------------------------+  |</w:t>
+      </w:r>
+    </w:p>
+    <w:p>
+      <w:pPr>
+        <w:shd w:fill="F8FAFC" w:val="clear"/>
+        <w:spacing w:after="10" w:before="10"/>
+      </w:pPr>
+      <w:r>
+        <w:rPr>
+          <w:rFonts w:ascii="Consolas" w:cs="Consolas" w:eastAsia="Consolas" w:hAnsi="Consolas"/>
+          <w:color w:val="0F172A"/>
+          <w:sz w:val="19"/>
+          <w:szCs w:val="19"/>
+        </w:rPr>
+        <w:t xml:space="preserve">|  |       MOBILE APP (REACT NATIVE)       |   |             WEB PORTAL                |  |</w:t>
+      </w:r>
+    </w:p>
+    <w:p>
+      <w:pPr>
+        <w:shd w:fill="F8FAFC" w:val="clear"/>
+        <w:spacing w:after="10" w:before="10"/>
+      </w:pPr>
+      <w:r>
+        <w:rPr>
+          <w:rFonts w:ascii="Consolas" w:cs="Consolas" w:eastAsia="Consolas" w:hAnsi="Consolas"/>
+          <w:color w:val="0F172A"/>
+          <w:sz w:val="19"/>
+          <w:szCs w:val="19"/>
+        </w:rPr>
+        <w:t xml:space="preserve">|  | - Expo SDK 52 + TypeScript + Reanimated|   | - ReactJS + Tailwind CSS             |  |</w:t>
+      </w:r>
+    </w:p>
+    <w:p>
+      <w:pPr>
+        <w:shd w:fill="F8FAFC" w:val="clear"/>
+        <w:spacing w:after="10" w:before="10"/>
+      </w:pPr>
+      <w:r>
+        <w:rPr>
+          <w:rFonts w:ascii="Consolas" w:cs="Consolas" w:eastAsia="Consolas" w:hAnsi="Consolas"/>
+          <w:color w:val="0F172A"/>
+          <w:sz w:val="19"/>
+          <w:szCs w:val="19"/>
+        </w:rPr>
+        <w:t xml:space="preserve">|  | - Glassmorphism UI + Dark Mode Theme  |   | - Tra cứu sao kê &amp; Quản trị CMS      |  |</w:t>
+      </w:r>
+    </w:p>
+    <w:p>
+      <w:pPr>
+        <w:shd w:fill="F8FAFC" w:val="clear"/>
+        <w:spacing w:after="10" w:before="10"/>
+      </w:pPr>
+      <w:r>
+        <w:rPr>
+          <w:rFonts w:ascii="Consolas" w:cs="Consolas" w:eastAsia="Consolas" w:hAnsi="Consolas"/>
+          <w:color w:val="0F172A"/>
+          <w:sz w:val="19"/>
+          <w:szCs w:val="19"/>
+        </w:rPr>
+        <w:t xml:space="preserve">|  | - Camera VietQR Scanner &amp; Biometrics  |   |                                       |  |</w:t>
+      </w:r>
+    </w:p>
+    <w:p>
+      <w:pPr>
+        <w:shd w:fill="F8FAFC" w:val="clear"/>
+        <w:spacing w:after="10" w:before="10"/>
+      </w:pPr>
+      <w:r>
+        <w:rPr>
+          <w:rFonts w:ascii="Consolas" w:cs="Consolas" w:eastAsia="Consolas" w:hAnsi="Consolas"/>
+          <w:color w:val="0F172A"/>
+          <w:sz w:val="19"/>
+          <w:szCs w:val="19"/>
+        </w:rPr>
+        <w:t xml:space="preserve">|  +---------------------------------------+   +---------------------------------------+  |</w:t>
+      </w:r>
+    </w:p>
+    <w:p>
+      <w:pPr>
+        <w:shd w:fill="F8FAFC" w:val="clear"/>
+        <w:spacing w:after="10" w:before="10"/>
+      </w:pPr>
+      <w:r>
+        <w:rPr>
+          <w:rFonts w:ascii="Consolas" w:cs="Consolas" w:eastAsia="Consolas" w:hAnsi="Consolas"/>
+          <w:color w:val="0F172A"/>
+          <w:sz w:val="19"/>
+          <w:szCs w:val="19"/>
+        </w:rPr>
+        <w:t xml:space="preserve">+--------------------------------------------+--------------------------------------------+</w:t>
+      </w:r>
+    </w:p>
+    <w:p>
+      <w:pPr>
+        <w:shd w:fill="F8FAFC" w:val="clear"/>
+        <w:spacing w:after="10" w:before="10"/>
+      </w:pPr>
+      <w:r>
+        <w:rPr>
+          <w:rFonts w:ascii="Consolas" w:cs="Consolas" w:eastAsia="Consolas" w:hAnsi="Consolas"/>
+          <w:color w:val="0F172A"/>
+          <w:sz w:val="19"/>
+          <w:szCs w:val="19"/>
+        </w:rPr>
+        <w:t xml:space="preserve">                                             | HTTPS (REST API) &amp; WSS (WebSocket STOMP)</w:t>
+      </w:r>
+    </w:p>
+    <w:p>
+      <w:pPr>
+        <w:shd w:fill="F8FAFC" w:val="clear"/>
+        <w:spacing w:after="10" w:before="10"/>
+      </w:pPr>
+      <w:r>
+        <w:rPr>
+          <w:rFonts w:ascii="Consolas" w:cs="Consolas" w:eastAsia="Consolas" w:hAnsi="Consolas"/>
+          <w:color w:val="0F172A"/>
+          <w:sz w:val="19"/>
+          <w:szCs w:val="19"/>
+        </w:rPr>
+        <w:t xml:space="preserve">                                             v</w:t>
+      </w:r>
+    </w:p>
+    <w:p>
+      <w:pPr>
+        <w:shd w:fill="F8FAFC" w:val="clear"/>
+        <w:spacing w:after="10" w:before="10"/>
+      </w:pPr>
+      <w:r>
+        <w:rPr>
+          <w:rFonts w:ascii="Consolas" w:cs="Consolas" w:eastAsia="Consolas" w:hAnsi="Consolas"/>
+          <w:color w:val="0F172A"/>
+          <w:sz w:val="19"/>
+          <w:szCs w:val="19"/>
+        </w:rPr>
+        <w:t xml:space="preserve">+-----------------------------------------------------------------------------------------+</w:t>
+      </w:r>
+    </w:p>
+    <w:p>
+      <w:pPr>
+        <w:shd w:fill="F8FAFC" w:val="clear"/>
+        <w:spacing w:after="10" w:before="10"/>
+      </w:pPr>
+      <w:r>
+        <w:rPr>
+          <w:rFonts w:ascii="Consolas" w:cs="Consolas" w:eastAsia="Consolas" w:hAnsi="Consolas"/>
+          <w:color w:val="0F172A"/>
+          <w:sz w:val="19"/>
+          <w:szCs w:val="19"/>
+        </w:rPr>
+        <w:t xml:space="preserve">|                            TẦNG CỔNG KẾT NỐI VÀ BẢO MẬT (INGRESS)                        |</w:t>
+      </w:r>
+    </w:p>
+    <w:p>
+      <w:pPr>
+        <w:shd w:fill="F8FAFC" w:val="clear"/>
+        <w:spacing w:after="10" w:before="10"/>
+      </w:pPr>
+      <w:r>
+        <w:rPr>
+          <w:rFonts w:ascii="Consolas" w:cs="Consolas" w:eastAsia="Consolas" w:hAnsi="Consolas"/>
+          <w:color w:val="0F172A"/>
+          <w:sz w:val="19"/>
+          <w:szCs w:val="19"/>
+        </w:rPr>
+        <w:t xml:space="preserve">|  - Nginx Reverse Proxy (SSL/TLS Termination, Load Balancing, Port 8080)                  |</w:t>
+      </w:r>
+    </w:p>
+    <w:p>
+      <w:pPr>
+        <w:shd w:fill="F8FAFC" w:val="clear"/>
+        <w:spacing w:after="10" w:before="10"/>
+      </w:pPr>
+      <w:r>
+        <w:rPr>
+          <w:rFonts w:ascii="Consolas" w:cs="Consolas" w:eastAsia="Consolas" w:hAnsi="Consolas"/>
+          <w:color w:val="0F172A"/>
+          <w:sz w:val="19"/>
+          <w:szCs w:val="19"/>
+        </w:rPr>
+        <w:t xml:space="preserve">|  - Rate Limiting Filter: 10 req/phút (Login), 3 req/phút (OTP, Forgot Password)          |</w:t>
+      </w:r>
+    </w:p>
+    <w:p>
+      <w:pPr>
+        <w:shd w:fill="F8FAFC" w:val="clear"/>
+        <w:spacing w:after="10" w:before="10"/>
+      </w:pPr>
+      <w:r>
+        <w:rPr>
+          <w:rFonts w:ascii="Consolas" w:cs="Consolas" w:eastAsia="Consolas" w:hAnsi="Consolas"/>
+          <w:color w:val="0F172A"/>
+          <w:sz w:val="19"/>
+          <w:szCs w:val="19"/>
+        </w:rPr>
+        <w:t xml:space="preserve">|  - Spring Security 6: JwtAuthenticationFilter (Xác thực Bearer Token, kiểm tra Blacklist) |</w:t>
+      </w:r>
+    </w:p>
+    <w:p>
+      <w:pPr>
+        <w:shd w:fill="F8FAFC" w:val="clear"/>
+        <w:spacing w:after="10" w:before="10"/>
+      </w:pPr>
+      <w:r>
+        <w:rPr>
+          <w:rFonts w:ascii="Consolas" w:cs="Consolas" w:eastAsia="Consolas" w:hAnsi="Consolas"/>
+          <w:color w:val="0F172A"/>
+          <w:sz w:val="19"/>
+          <w:szCs w:val="19"/>
+        </w:rPr>
+        <w:t xml:space="preserve">|  - Idempotency Interceptor: Kiểm tra UUID RFC4122 chống trùng lặp giao dịch tài chính     |</w:t>
+      </w:r>
+    </w:p>
+    <w:p>
+      <w:pPr>
+        <w:shd w:fill="F8FAFC" w:val="clear"/>
+        <w:spacing w:after="10" w:before="10"/>
+      </w:pPr>
+      <w:r>
+        <w:rPr>
+          <w:rFonts w:ascii="Consolas" w:cs="Consolas" w:eastAsia="Consolas" w:hAnsi="Consolas"/>
+          <w:color w:val="0F172A"/>
+          <w:sz w:val="19"/>
+          <w:szCs w:val="19"/>
+        </w:rPr>
+        <w:t xml:space="preserve">+--------------------------------------------+--------------------------------------------+</w:t>
+      </w:r>
+    </w:p>
+    <w:p>
+      <w:pPr>
+        <w:shd w:fill="F8FAFC" w:val="clear"/>
+        <w:spacing w:after="10" w:before="10"/>
+      </w:pPr>
+      <w:r>
+        <w:rPr>
+          <w:rFonts w:ascii="Consolas" w:cs="Consolas" w:eastAsia="Consolas" w:hAnsi="Consolas"/>
+          <w:color w:val="0F172A"/>
+          <w:sz w:val="19"/>
+          <w:szCs w:val="19"/>
+        </w:rPr>
+        <w:t xml:space="preserve">                                             |</w:t>
+      </w:r>
+    </w:p>
+    <w:p>
+      <w:pPr>
+        <w:shd w:fill="F8FAFC" w:val="clear"/>
+        <w:spacing w:after="10" w:before="10"/>
+      </w:pPr>
+      <w:r>
+        <w:rPr>
+          <w:rFonts w:ascii="Consolas" w:cs="Consolas" w:eastAsia="Consolas" w:hAnsi="Consolas"/>
+          <w:color w:val="0F172A"/>
+          <w:sz w:val="19"/>
+          <w:szCs w:val="19"/>
+        </w:rPr>
+        <w:t xml:space="preserve">                                             v</w:t>
+      </w:r>
+    </w:p>
+    <w:p>
+      <w:pPr>
+        <w:shd w:fill="F8FAFC" w:val="clear"/>
+        <w:spacing w:after="10" w:before="10"/>
+      </w:pPr>
+      <w:r>
+        <w:rPr>
+          <w:rFonts w:ascii="Consolas" w:cs="Consolas" w:eastAsia="Consolas" w:hAnsi="Consolas"/>
+          <w:color w:val="0F172A"/>
+          <w:sz w:val="19"/>
+          <w:szCs w:val="19"/>
+        </w:rPr>
+        <w:t xml:space="preserve">+-----------------------------------------------------------------------------------------+</w:t>
+      </w:r>
+    </w:p>
+    <w:p>
+      <w:pPr>
+        <w:shd w:fill="F8FAFC" w:val="clear"/>
+        <w:spacing w:after="10" w:before="10"/>
+      </w:pPr>
+      <w:r>
+        <w:rPr>
+          <w:rFonts w:ascii="Consolas" w:cs="Consolas" w:eastAsia="Consolas" w:hAnsi="Consolas"/>
+          <w:color w:val="0F172A"/>
+          <w:sz w:val="19"/>
+          <w:szCs w:val="19"/>
+        </w:rPr>
+        <w:t xml:space="preserve">|                  TẦNG ỨNG DỤNG CORE BANKING (SPRING BOOT 3.2.5 - HEXAGONAL)             |</w:t>
+      </w:r>
+    </w:p>
+    <w:p>
+      <w:pPr>
+        <w:shd w:fill="F8FAFC" w:val="clear"/>
+        <w:spacing w:after="10" w:before="10"/>
+      </w:pPr>
+      <w:r>
+        <w:rPr>
+          <w:rFonts w:ascii="Consolas" w:cs="Consolas" w:eastAsia="Consolas" w:hAnsi="Consolas"/>
+          <w:color w:val="0F172A"/>
+          <w:sz w:val="19"/>
+          <w:szCs w:val="19"/>
+        </w:rPr>
+        <w:t xml:space="preserve">|                                                                                         |</w:t>
+      </w:r>
+    </w:p>
+    <w:p>
+      <w:pPr>
+        <w:shd w:fill="F8FAFC" w:val="clear"/>
+        <w:spacing w:after="10" w:before="10"/>
+      </w:pPr>
+      <w:r>
+        <w:rPr>
+          <w:rFonts w:ascii="Consolas" w:cs="Consolas" w:eastAsia="Consolas" w:hAnsi="Consolas"/>
+          <w:color w:val="0F172A"/>
+          <w:sz w:val="19"/>
+          <w:szCs w:val="19"/>
+        </w:rPr>
+        <w:t xml:space="preserve">|  [REST Controllers]                          [WebSocket Broker]                         |</w:t>
+      </w:r>
+    </w:p>
+    <w:p>
+      <w:pPr>
+        <w:shd w:fill="F8FAFC" w:val="clear"/>
+        <w:spacing w:after="10" w:before="10"/>
+      </w:pPr>
+      <w:r>
+        <w:rPr>
+          <w:rFonts w:ascii="Consolas" w:cs="Consolas" w:eastAsia="Consolas" w:hAnsi="Consolas"/>
+          <w:color w:val="0F172A"/>
+          <w:sz w:val="19"/>
+          <w:szCs w:val="19"/>
+        </w:rPr>
+        <w:t xml:space="preserve">|   - WalletController, TransactionController   - StompSubProtocolHandler                 |</w:t>
+      </w:r>
+    </w:p>
+    <w:p>
+      <w:pPr>
+        <w:shd w:fill="F8FAFC" w:val="clear"/>
+        <w:spacing w:after="10" w:before="10"/>
+      </w:pPr>
+      <w:r>
+        <w:rPr>
+          <w:rFonts w:ascii="Consolas" w:cs="Consolas" w:eastAsia="Consolas" w:hAnsi="Consolas"/>
+          <w:color w:val="0F172A"/>
+          <w:sz w:val="19"/>
+          <w:szCs w:val="19"/>
+        </w:rPr>
+        <w:t xml:space="preserve">|   - DeviceController, KycController           - Endpoint: /ws-native, /ws-wallet        |</w:t>
+      </w:r>
+    </w:p>
+    <w:p>
+      <w:pPr>
+        <w:shd w:fill="F8FAFC" w:val="clear"/>
+        <w:spacing w:after="10" w:before="10"/>
+      </w:pPr>
+      <w:r>
+        <w:rPr>
+          <w:rFonts w:ascii="Consolas" w:cs="Consolas" w:eastAsia="Consolas" w:hAnsi="Consolas"/>
+          <w:color w:val="0F172A"/>
+          <w:sz w:val="19"/>
+          <w:szCs w:val="19"/>
+        </w:rPr>
+        <w:t xml:space="preserve">|                                                                                         |</w:t>
+      </w:r>
+    </w:p>
+    <w:p>
+      <w:pPr>
+        <w:shd w:fill="F8FAFC" w:val="clear"/>
+        <w:spacing w:after="10" w:before="10"/>
+      </w:pPr>
+      <w:r>
+        <w:rPr>
+          <w:rFonts w:ascii="Consolas" w:cs="Consolas" w:eastAsia="Consolas" w:hAnsi="Consolas"/>
+          <w:color w:val="0F172A"/>
+          <w:sz w:val="19"/>
+          <w:szCs w:val="19"/>
+        </w:rPr>
+        <w:t xml:space="preserve">|  [Input Ports / Use Cases]                                                              |</w:t>
+      </w:r>
+    </w:p>
+    <w:p>
+      <w:pPr>
+        <w:shd w:fill="F8FAFC" w:val="clear"/>
+        <w:spacing w:after="10" w:before="10"/>
+      </w:pPr>
+      <w:r>
+        <w:rPr>
+          <w:rFonts w:ascii="Consolas" w:cs="Consolas" w:eastAsia="Consolas" w:hAnsi="Consolas"/>
+          <w:color w:val="0F172A"/>
+          <w:sz w:val="19"/>
+          <w:szCs w:val="19"/>
+        </w:rPr>
+        <w:t xml:space="preserve">|   - TransferMoneyUseCase, LedgerUseCase, DeviceTokenUseCase, KycVerificationUseCase    |</w:t>
+      </w:r>
+    </w:p>
+    <w:p>
+      <w:pPr>
+        <w:shd w:fill="F8FAFC" w:val="clear"/>
+        <w:spacing w:after="10" w:before="10"/>
+      </w:pPr>
+      <w:r>
+        <w:rPr>
+          <w:rFonts w:ascii="Consolas" w:cs="Consolas" w:eastAsia="Consolas" w:hAnsi="Consolas"/>
+          <w:color w:val="0F172A"/>
+          <w:sz w:val="19"/>
+          <w:szCs w:val="19"/>
+        </w:rPr>
+        <w:t xml:space="preserve">|                                                                                         |</w:t>
+      </w:r>
+    </w:p>
+    <w:p>
+      <w:pPr>
+        <w:shd w:fill="F8FAFC" w:val="clear"/>
+        <w:spacing w:after="10" w:before="10"/>
+      </w:pPr>
+      <w:r>
+        <w:rPr>
+          <w:rFonts w:ascii="Consolas" w:cs="Consolas" w:eastAsia="Consolas" w:hAnsi="Consolas"/>
+          <w:color w:val="0F172A"/>
+          <w:sz w:val="19"/>
+          <w:szCs w:val="19"/>
+        </w:rPr>
+        <w:t xml:space="preserve">|  [Core Domain Services]                                                                 |</w:t>
+      </w:r>
+    </w:p>
+    <w:p>
+      <w:pPr>
+        <w:shd w:fill="F8FAFC" w:val="clear"/>
+        <w:spacing w:after="10" w:before="10"/>
+      </w:pPr>
+      <w:r>
+        <w:rPr>
+          <w:rFonts w:ascii="Consolas" w:cs="Consolas" w:eastAsia="Consolas" w:hAnsi="Consolas"/>
+          <w:color w:val="0F172A"/>
+          <w:sz w:val="19"/>
+          <w:szCs w:val="19"/>
+        </w:rPr>
+        <w:t xml:space="preserve">|   - WalletService: Kiểm tra Hạn mức ngày/tháng, KYC Tiering, Sắp xếp thứ tự khóa        |</w:t>
+      </w:r>
+    </w:p>
+    <w:p>
+      <w:pPr>
+        <w:shd w:fill="F8FAFC" w:val="clear"/>
+        <w:spacing w:after="10" w:before="10"/>
+      </w:pPr>
+      <w:r>
+        <w:rPr>
+          <w:rFonts w:ascii="Consolas" w:cs="Consolas" w:eastAsia="Consolas" w:hAnsi="Consolas"/>
+          <w:color w:val="0F172A"/>
+          <w:sz w:val="19"/>
+          <w:szCs w:val="19"/>
+        </w:rPr>
+        <w:t xml:space="preserve">|   - LedgerService: Kế toán kép Double-Entry Bookkeeping (Debit = Credit)                |</w:t>
+      </w:r>
+    </w:p>
+    <w:p>
+      <w:pPr>
+        <w:shd w:fill="F8FAFC" w:val="clear"/>
+        <w:spacing w:after="10" w:before="10"/>
+      </w:pPr>
+      <w:r>
+        <w:rPr>
+          <w:rFonts w:ascii="Consolas" w:cs="Consolas" w:eastAsia="Consolas" w:hAnsi="Consolas"/>
+          <w:color w:val="0F172A"/>
+          <w:sz w:val="19"/>
+          <w:szCs w:val="19"/>
+        </w:rPr>
+        <w:t xml:space="preserve">|   - DeviceTokenService: Quản lý phiên thiết bị &amp; Push Token FCM                         |</w:t>
+      </w:r>
+    </w:p>
+    <w:p>
+      <w:pPr>
+        <w:shd w:fill="F8FAFC" w:val="clear"/>
+        <w:spacing w:after="10" w:before="10"/>
+      </w:pPr>
+      <w:r>
+        <w:rPr>
+          <w:rFonts w:ascii="Consolas" w:cs="Consolas" w:eastAsia="Consolas" w:hAnsi="Consolas"/>
+          <w:color w:val="0F172A"/>
+          <w:sz w:val="19"/>
+          <w:szCs w:val="19"/>
+        </w:rPr>
+        <w:t xml:space="preserve">|   - OutboxRelayScheduler: Quét định kỳ mỗi 500ms (SELECT FOR UPDATE SKIP LOCKED)        |</w:t>
+      </w:r>
+    </w:p>
+    <w:p>
+      <w:pPr>
+        <w:shd w:fill="F8FAFC" w:val="clear"/>
+        <w:spacing w:after="10" w:before="10"/>
+      </w:pPr>
+      <w:r>
+        <w:rPr>
+          <w:rFonts w:ascii="Consolas" w:cs="Consolas" w:eastAsia="Consolas" w:hAnsi="Consolas"/>
+          <w:color w:val="0F172A"/>
+          <w:sz w:val="19"/>
+          <w:szCs w:val="19"/>
+        </w:rPr>
+        <w:t xml:space="preserve">|                                                                                         |</w:t>
+      </w:r>
+    </w:p>
+    <w:p>
+      <w:pPr>
+        <w:shd w:fill="F8FAFC" w:val="clear"/>
+        <w:spacing w:after="10" w:before="10"/>
+      </w:pPr>
+      <w:r>
+        <w:rPr>
+          <w:rFonts w:ascii="Consolas" w:cs="Consolas" w:eastAsia="Consolas" w:hAnsi="Consolas"/>
+          <w:color w:val="0F172A"/>
+          <w:sz w:val="19"/>
+          <w:szCs w:val="19"/>
+        </w:rPr>
+        <w:t xml:space="preserve">|  [Output Ports / SPI Adapters]                                                          |</w:t>
+      </w:r>
+    </w:p>
+    <w:p>
+      <w:pPr>
+        <w:shd w:fill="F8FAFC" w:val="clear"/>
+        <w:spacing w:after="10" w:before="10"/>
+      </w:pPr>
+      <w:r>
+        <w:rPr>
+          <w:rFonts w:ascii="Consolas" w:cs="Consolas" w:eastAsia="Consolas" w:hAnsi="Consolas"/>
+          <w:color w:val="0F172A"/>
+          <w:sz w:val="19"/>
+          <w:szCs w:val="19"/>
+        </w:rPr>
+        <w:t xml:space="preserve">|   - WalletPersistencePort, FcmNotificationPort, NotificationPort, AuditPort             |</w:t>
+      </w:r>
+    </w:p>
+    <w:p>
+      <w:pPr>
+        <w:shd w:fill="F8FAFC" w:val="clear"/>
+        <w:spacing w:after="10" w:before="10"/>
+      </w:pPr>
+      <w:r>
+        <w:rPr>
+          <w:rFonts w:ascii="Consolas" w:cs="Consolas" w:eastAsia="Consolas" w:hAnsi="Consolas"/>
+          <w:color w:val="0F172A"/>
+          <w:sz w:val="19"/>
+          <w:szCs w:val="19"/>
+        </w:rPr>
+        <w:t xml:space="preserve">+---------------------+-------------------------------+-----------------------------------+</w:t>
+      </w:r>
+    </w:p>
+    <w:p>
+      <w:pPr>
+        <w:shd w:fill="F8FAFC" w:val="clear"/>
+        <w:spacing w:after="10" w:before="10"/>
+      </w:pPr>
+      <w:r>
+        <w:rPr>
+          <w:rFonts w:ascii="Consolas" w:cs="Consolas" w:eastAsia="Consolas" w:hAnsi="Consolas"/>
+          <w:color w:val="0F172A"/>
+          <w:sz w:val="19"/>
+          <w:szCs w:val="19"/>
+        </w:rPr>
+        <w:t xml:space="preserve">                      |                               |</w:t>
+      </w:r>
+    </w:p>
+    <w:p>
+      <w:pPr>
+        <w:shd w:fill="F8FAFC" w:val="clear"/>
+        <w:spacing w:after="10" w:before="10"/>
+      </w:pPr>
+      <w:r>
+        <w:rPr>
+          <w:rFonts w:ascii="Consolas" w:cs="Consolas" w:eastAsia="Consolas" w:hAnsi="Consolas"/>
+          <w:color w:val="0F172A"/>
+          <w:sz w:val="19"/>
+          <w:szCs w:val="19"/>
+        </w:rPr>
+        <w:t xml:space="preserve">                      v                               v</w:t>
+      </w:r>
+    </w:p>
+    <w:p>
+      <w:pPr>
+        <w:shd w:fill="F8FAFC" w:val="clear"/>
+        <w:spacing w:after="10" w:before="10"/>
+      </w:pPr>
+      <w:r>
+        <w:rPr>
+          <w:rFonts w:ascii="Consolas" w:cs="Consolas" w:eastAsia="Consolas" w:hAnsi="Consolas"/>
+          <w:color w:val="0F172A"/>
+          <w:sz w:val="19"/>
+          <w:szCs w:val="19"/>
+        </w:rPr>
+        <w:t xml:space="preserve">+-----------------------------------+   +-------------------------------------------------+</w:t>
+      </w:r>
+    </w:p>
+    <w:p>
+      <w:pPr>
+        <w:shd w:fill="F8FAFC" w:val="clear"/>
+        <w:spacing w:after="10" w:before="10"/>
+      </w:pPr>
+      <w:r>
+        <w:rPr>
+          <w:rFonts w:ascii="Consolas" w:cs="Consolas" w:eastAsia="Consolas" w:hAnsi="Consolas"/>
+          <w:color w:val="0F172A"/>
+          <w:sz w:val="19"/>
+          <w:szCs w:val="19"/>
+        </w:rPr>
+        <w:t xml:space="preserve">|      TẦNG LƯU TRỮ VÀ DỮ LIỆU      |   |            TẦNG ĐIỀU PHỐI BẤT ĐỒNG BỘ           |</w:t>
+      </w:r>
+    </w:p>
+    <w:p>
+      <w:pPr>
+        <w:shd w:fill="F8FAFC" w:val="clear"/>
+        <w:spacing w:after="10" w:before="10"/>
+      </w:pPr>
+      <w:r>
+        <w:rPr>
+          <w:rFonts w:ascii="Consolas" w:cs="Consolas" w:eastAsia="Consolas" w:hAnsi="Consolas"/>
+          <w:color w:val="0F172A"/>
+          <w:sz w:val="19"/>
+          <w:szCs w:val="19"/>
+        </w:rPr>
+        <w:t xml:space="preserve">|                                   |   |                                                 |</w:t>
+      </w:r>
+    </w:p>
+    <w:p>
+      <w:pPr>
+        <w:shd w:fill="F8FAFC" w:val="clear"/>
+        <w:spacing w:after="10" w:before="10"/>
+      </w:pPr>
+      <w:r>
+        <w:rPr>
+          <w:rFonts w:ascii="Consolas" w:cs="Consolas" w:eastAsia="Consolas" w:hAnsi="Consolas"/>
+          <w:color w:val="0F172A"/>
+          <w:sz w:val="19"/>
+          <w:szCs w:val="19"/>
+        </w:rPr>
+        <w:t xml:space="preserve">| [PostgreSQL 15 - ACID Database]   |   | [RabbitMQ 3 Message Broker]                     |</w:t>
+      </w:r>
+    </w:p>
+    <w:p>
+      <w:pPr>
+        <w:shd w:fill="F8FAFC" w:val="clear"/>
+        <w:spacing w:after="10" w:before="10"/>
+      </w:pPr>
+      <w:r>
+        <w:rPr>
+          <w:rFonts w:ascii="Consolas" w:cs="Consolas" w:eastAsia="Consolas" w:hAnsi="Consolas"/>
+          <w:color w:val="0F172A"/>
+          <w:sz w:val="19"/>
+          <w:szCs w:val="19"/>
+        </w:rPr>
+        <w:t xml:space="preserve">|  - wallets, transactions          |   |  - Topic Exchange: wallet.transaction.events    |</w:t>
+      </w:r>
+    </w:p>
+    <w:p>
+      <w:pPr>
+        <w:shd w:fill="F8FAFC" w:val="clear"/>
+        <w:spacing w:after="10" w:before="10"/>
+      </w:pPr>
+      <w:r>
+        <w:rPr>
+          <w:rFonts w:ascii="Consolas" w:cs="Consolas" w:eastAsia="Consolas" w:hAnsi="Consolas"/>
+          <w:color w:val="0F172A"/>
+          <w:sz w:val="19"/>
+          <w:szCs w:val="19"/>
+        </w:rPr>
+        <w:t xml:space="preserve">|  - journal_entries, postings      |   |  - Queues:                                      |</w:t>
+      </w:r>
+    </w:p>
+    <w:p>
+      <w:pPr>
+        <w:shd w:fill="F8FAFC" w:val="clear"/>
+        <w:spacing w:after="10" w:before="10"/>
+      </w:pPr>
+      <w:r>
+        <w:rPr>
+          <w:rFonts w:ascii="Consolas" w:cs="Consolas" w:eastAsia="Consolas" w:hAnsi="Consolas"/>
+          <w:color w:val="0F172A"/>
+          <w:sz w:val="19"/>
+          <w:szCs w:val="19"/>
+        </w:rPr>
+        <w:t xml:space="preserve">|  - outbox_events, device_tokens   |   |    * q.wallet.ledger (Ghi sổ cái Nợ/Có)         |</w:t>
+      </w:r>
+    </w:p>
+    <w:p>
+      <w:pPr>
+        <w:shd w:fill="F8FAFC" w:val="clear"/>
+        <w:spacing w:after="10" w:before="10"/>
+      </w:pPr>
+      <w:r>
+        <w:rPr>
+          <w:rFonts w:ascii="Consolas" w:cs="Consolas" w:eastAsia="Consolas" w:hAnsi="Consolas"/>
+          <w:color w:val="0F172A"/>
+          <w:sz w:val="19"/>
+          <w:szCs w:val="19"/>
+        </w:rPr>
+        <w:t xml:space="preserve">|  - Khóa hàng: PESSIMISTIC_WRITE   |   |    * q.wallet.notification (Dual Push WS + FCM) |</w:t>
+      </w:r>
+    </w:p>
+    <w:p>
+      <w:pPr>
+        <w:shd w:fill="F8FAFC" w:val="clear"/>
+        <w:spacing w:after="10" w:before="10"/>
+      </w:pPr>
+      <w:r>
+        <w:rPr>
+          <w:rFonts w:ascii="Consolas" w:cs="Consolas" w:eastAsia="Consolas" w:hAnsi="Consolas"/>
+          <w:color w:val="0F172A"/>
+          <w:sz w:val="19"/>
+          <w:szCs w:val="19"/>
+        </w:rPr>
+        <w:t xml:space="preserve">|                                   |   |    * q.wallet.audit (Ghi vết kiểm toán)         |</w:t>
+      </w:r>
+    </w:p>
+    <w:p>
+      <w:pPr>
+        <w:shd w:fill="F8FAFC" w:val="clear"/>
+        <w:spacing w:after="10" w:before="10"/>
+      </w:pPr>
+      <w:r>
+        <w:rPr>
+          <w:rFonts w:ascii="Consolas" w:cs="Consolas" w:eastAsia="Consolas" w:hAnsi="Consolas"/>
+          <w:color w:val="0F172A"/>
+          <w:sz w:val="19"/>
+          <w:szCs w:val="19"/>
+        </w:rPr>
+        <w:t xml:space="preserve">| [Redis 7 Cache &amp; Lock]            |   |    * q.wallet.receipt (Xuất hóa đơn PDF)        |</w:t>
+      </w:r>
+    </w:p>
+    <w:p>
+      <w:pPr>
+        <w:shd w:fill="F8FAFC" w:val="clear"/>
+        <w:spacing w:after="10" w:before="10"/>
+      </w:pPr>
+      <w:r>
+        <w:rPr>
+          <w:rFonts w:ascii="Consolas" w:cs="Consolas" w:eastAsia="Consolas" w:hAnsi="Consolas"/>
+          <w:color w:val="0F172A"/>
+          <w:sz w:val="19"/>
+          <w:szCs w:val="19"/>
+        </w:rPr>
+        <w:t xml:space="preserve">|  - lock:wallet:{id} (Khóa phân tán)|   |  - Dead Letter Exchange: wallet.transaction.dlx |</w:t>
+      </w:r>
+    </w:p>
+    <w:p>
+      <w:pPr>
+        <w:shd w:fill="F8FAFC" w:val="clear"/>
+        <w:spacing w:after="10" w:before="10"/>
+      </w:pPr>
+      <w:r>
+        <w:rPr>
+          <w:rFonts w:ascii="Consolas" w:cs="Consolas" w:eastAsia="Consolas" w:hAnsi="Consolas"/>
+          <w:color w:val="0F172A"/>
+          <w:sz w:val="19"/>
+          <w:szCs w:val="19"/>
+        </w:rPr>
+        <w:t xml:space="preserve">|  - idempotency:{requestId}        |   +------------------------+------------------------+</w:t>
+      </w:r>
+    </w:p>
+    <w:p>
+      <w:pPr>
+        <w:shd w:fill="F8FAFC" w:val="clear"/>
+        <w:spacing w:after="10" w:before="10"/>
+      </w:pPr>
+      <w:r>
+        <w:rPr>
+          <w:rFonts w:ascii="Consolas" w:cs="Consolas" w:eastAsia="Consolas" w:hAnsi="Consolas"/>
+          <w:color w:val="0F172A"/>
+          <w:sz w:val="19"/>
+          <w:szCs w:val="19"/>
+        </w:rPr>
+        <w:t xml:space="preserve">+-----------------------------------+                            |</w:t>
+      </w:r>
+    </w:p>
+    <w:p>
+      <w:pPr>
+        <w:shd w:fill="F8FAFC" w:val="clear"/>
+        <w:spacing w:after="10" w:before="10"/>
+      </w:pPr>
+      <w:r>
+        <w:rPr>
+          <w:rFonts w:ascii="Consolas" w:cs="Consolas" w:eastAsia="Consolas" w:hAnsi="Consolas"/>
+          <w:color w:val="0F172A"/>
+          <w:sz w:val="19"/>
+          <w:szCs w:val="19"/>
+        </w:rPr>
+        <w:t xml:space="preserve">                                                                 v</w:t>
+      </w:r>
+    </w:p>
+    <w:p>
+      <w:pPr>
+        <w:shd w:fill="F8FAFC" w:val="clear"/>
+        <w:spacing w:after="10" w:before="10"/>
+      </w:pPr>
+      <w:r>
+        <w:rPr>
+          <w:rFonts w:ascii="Consolas" w:cs="Consolas" w:eastAsia="Consolas" w:hAnsi="Consolas"/>
+          <w:color w:val="0F172A"/>
+          <w:sz w:val="19"/>
+          <w:szCs w:val="19"/>
+        </w:rPr>
+        <w:t xml:space="preserve">                                        +-------------------------------------------------+</w:t>
+      </w:r>
+    </w:p>
+    <w:p>
+      <w:pPr>
+        <w:shd w:fill="F8FAFC" w:val="clear"/>
+        <w:spacing w:after="10" w:before="10"/>
+      </w:pPr>
+      <w:r>
+        <w:rPr>
+          <w:rFonts w:ascii="Consolas" w:cs="Consolas" w:eastAsia="Consolas" w:hAnsi="Consolas"/>
+          <w:color w:val="0F172A"/>
+          <w:sz w:val="19"/>
+          <w:szCs w:val="19"/>
+        </w:rPr>
+        <w:t xml:space="preserve">                                        |             TẦNG DỊCH VỤ NGOẠI VI &amp; CLOUD        |</w:t>
+      </w:r>
+    </w:p>
+    <w:p>
+      <w:pPr>
+        <w:shd w:fill="F8FAFC" w:val="clear"/>
+        <w:spacing w:after="10" w:before="10"/>
+      </w:pPr>
+      <w:r>
+        <w:rPr>
+          <w:rFonts w:ascii="Consolas" w:cs="Consolas" w:eastAsia="Consolas" w:hAnsi="Consolas"/>
+          <w:color w:val="0F172A"/>
+          <w:sz w:val="19"/>
+          <w:szCs w:val="19"/>
+        </w:rPr>
+        <w:t xml:space="preserve">                                        |  - Firebase Cloud Messaging (FCM Admin SDK 9.2)  |</w:t>
+      </w:r>
+    </w:p>
+    <w:p>
+      <w:pPr>
+        <w:shd w:fill="F8FAFC" w:val="clear"/>
+        <w:spacing w:after="10" w:before="10"/>
+      </w:pPr>
+      <w:r>
+        <w:rPr>
+          <w:rFonts w:ascii="Consolas" w:cs="Consolas" w:eastAsia="Consolas" w:hAnsi="Consolas"/>
+          <w:color w:val="0F172A"/>
+          <w:sz w:val="19"/>
+          <w:szCs w:val="19"/>
+        </w:rPr>
+        <w:t xml:space="preserve">                                        |  - VietQR API (api.vietqr.io - Danh mục Ngân hàng|</w:t>
+      </w:r>
+    </w:p>
+    <w:p>
+      <w:pPr>
+        <w:shd w:fill="F8FAFC" w:val="clear"/>
+        <w:spacing w:after="10" w:before="10"/>
+      </w:pPr>
+      <w:r>
+        <w:rPr>
+          <w:rFonts w:ascii="Consolas" w:cs="Consolas" w:eastAsia="Consolas" w:hAnsi="Consolas"/>
+          <w:color w:val="0F172A"/>
+          <w:sz w:val="19"/>
+          <w:szCs w:val="19"/>
+        </w:rPr>
+        <w:t xml:space="preserve">                                        |  - AWS S3 / MinIO (Lưu trữ chứng từ sao kê PDF) |</w:t>
+      </w:r>
+    </w:p>
+    <w:p>
+      <w:pPr>
+        <w:shd w:fill="F8FAFC" w:val="clear"/>
+        <w:spacing w:after="10" w:before="10"/>
+      </w:pPr>
+      <w:r>
+        <w:rPr>
+          <w:rFonts w:ascii="Consolas" w:cs="Consolas" w:eastAsia="Consolas" w:hAnsi="Consolas"/>
+          <w:color w:val="0F172A"/>
+          <w:sz w:val="19"/>
+          <w:szCs w:val="19"/>
+        </w:rPr>
+        <w:t xml:space="preserve">                                        +-------------------------------------------------+</w:t>
+      </w:r>
+    </w:p>
+    <w:p>
+      <w:pPr>
+        <w:pStyle w:val="Heading2"/>
+        <w:spacing w:after="120" w:before="240"/>
       </w:pPr>
       <w:r>
         <w:rPr>
           <w:rFonts w:ascii="Times New Roman" w:cs="Times New Roman" w:eastAsia="Times New Roman" w:hAnsi="Times New Roman"/>
           <w:b/>
           <w:bCs/>
+          <w:color w:val="D2519D"/>
+          <w:sz w:val="28"/>
+          <w:szCs w:val="28"/>
+        </w:rPr>
+        <w:t xml:space="preserve">5.2. Sơ đồ Cấu trúc Điều hướng và Phân cấp Màn hình Frontend (Navigation Hierarchy)</w:t>
+      </w:r>
+    </w:p>
+    <w:p>
+      <w:pPr>
+        <w:spacing w:after="60" w:before="60"/>
+        <w:jc w:val="both"/>
+      </w:pPr>
+      <w:r>
+        <w:rPr>
+          <w:rFonts w:ascii="Times New Roman" w:cs="Times New Roman" w:eastAsia="Times New Roman" w:hAnsi="Times New Roman"/>
+          <w:b w:val="false"/>
+          <w:bCs w:val="false"/>
+          <w:i w:val="false"/>
+          <w:iCs w:val="false"/>
           <w:color w:val="1E293B"/>
           <w:sz w:val="26"/>
           <w:szCs w:val="26"/>
         </w:rPr>
-        <w:t xml:space="preserve">Bước 2 - Tiền kiểm tra (Pre-validation)</w:t>
-      </w:r>
-      <w:r>
-        <w:rPr>
-          <w:rFonts w:ascii="Times New Roman" w:cs="Times New Roman" w:eastAsia="Times New Roman" w:hAnsi="Times New Roman"/>
-          <w:color w:val="1E293B"/>
-          <w:sz w:val="26"/>
-          <w:szCs w:val="26"/>
-        </w:rPr>
-        <w:t xml:space="preserve">: WalletService kiểm tra Idempotency trên Redis, kiểm tra hạn mức ngày và KYC tiering.</w:t>
-      </w:r>
-    </w:p>
-    <w:p>
-      <w:pPr>
-        <w:pStyle w:val="ListParagraph"/>
-        <w:numPr>
-          <w:ilvl w:val="0"/>
-          <w:numId w:val="1"/>
-        </w:numPr>
-        <w:spacing w:after="40" w:before="40"/>
+        <w:t xml:space="preserve">Hệ thống điều hướng được phân bổ theo 3 tầng Stack lồng nhau với cơ chế bảo vệ State xác thực:</w:t>
+      </w:r>
+    </w:p>
+    <w:p>
+      <w:pPr>
+        <w:spacing w:after="80" w:before="160"/>
+        <w:jc w:val="center"/>
       </w:pPr>
       <w:r>
         <w:rPr>
           <w:rFonts w:ascii="Times New Roman" w:cs="Times New Roman" w:eastAsia="Times New Roman" w:hAnsi="Times New Roman"/>
           <w:b/>
           <w:bCs/>
-          <w:color w:val="1E293B"/>
-          <w:sz w:val="26"/>
-          <w:szCs w:val="26"/>
-        </w:rPr>
-        <w:t xml:space="preserve">Bước 3 - Khóa phân tán có thứ tự</w:t>
-      </w:r>
-      <w:r>
-        <w:rPr>
-          <w:rFonts w:ascii="Times New Roman" w:cs="Times New Roman" w:eastAsia="Times New Roman" w:hAnsi="Times New Roman"/>
-          <w:color w:val="1E293B"/>
-          <w:sz w:val="26"/>
-          <w:szCs w:val="26"/>
-        </w:rPr>
-        <w:t xml:space="preserve">: Xin khóa phân tán Redis (lock:wallet:{id}) theo thứ tự ID tăng dần để ngăn Deadlock.</w:t>
-      </w:r>
-    </w:p>
-    <w:p>
-      <w:pPr>
-        <w:pStyle w:val="ListParagraph"/>
-        <w:numPr>
-          <w:ilvl w:val="0"/>
-          <w:numId w:val="1"/>
-        </w:numPr>
-        <w:spacing w:after="40" w:before="40"/>
+          <w:i/>
+          <w:iCs/>
+          <w:color w:val="700F43"/>
+          <w:sz w:val="24"/>
+          <w:szCs w:val="24"/>
+        </w:rPr>
+        <w:t xml:space="preserve">Sơ đồ 5.2: Cây Phân cấp Điều hướng Màn hình Frontend</w:t>
+      </w:r>
+    </w:p>
+    <w:p>
+      <w:pPr>
+        <w:shd w:fill="F8FAFC" w:val="clear"/>
+        <w:spacing w:after="10" w:before="10"/>
+      </w:pPr>
+      <w:r>
+        <w:rPr>
+          <w:rFonts w:ascii="Consolas" w:cs="Consolas" w:eastAsia="Consolas" w:hAnsi="Consolas"/>
+          <w:color w:val="0F172A"/>
+          <w:sz w:val="19"/>
+          <w:szCs w:val="19"/>
+        </w:rPr>
+        <w:t xml:space="preserve">[NavigationContainer]</w:t>
+      </w:r>
+    </w:p>
+    <w:p>
+      <w:pPr>
+        <w:shd w:fill="F8FAFC" w:val="clear"/>
+        <w:spacing w:after="10" w:before="10"/>
+      </w:pPr>
+      <w:r>
+        <w:rPr>
+          <w:rFonts w:ascii="Consolas" w:cs="Consolas" w:eastAsia="Consolas" w:hAnsi="Consolas"/>
+          <w:color w:val="0F172A"/>
+          <w:sz w:val="19"/>
+          <w:szCs w:val="19"/>
+        </w:rPr>
+        <w:t xml:space="preserve">                                             |</w:t>
+      </w:r>
+    </w:p>
+    <w:p>
+      <w:pPr>
+        <w:shd w:fill="F8FAFC" w:val="clear"/>
+        <w:spacing w:after="10" w:before="10"/>
+      </w:pPr>
+      <w:r>
+        <w:rPr>
+          <w:rFonts w:ascii="Consolas" w:cs="Consolas" w:eastAsia="Consolas" w:hAnsi="Consolas"/>
+          <w:color w:val="0F172A"/>
+          <w:sz w:val="19"/>
+          <w:szCs w:val="19"/>
+        </w:rPr>
+        <w:t xml:space="preserve">                                  [AppNavigator (Stack)]</w:t>
+      </w:r>
+    </w:p>
+    <w:p>
+      <w:pPr>
+        <w:shd w:fill="F8FAFC" w:val="clear"/>
+        <w:spacing w:after="10" w:before="10"/>
+      </w:pPr>
+      <w:r>
+        <w:rPr>
+          <w:rFonts w:ascii="Consolas" w:cs="Consolas" w:eastAsia="Consolas" w:hAnsi="Consolas"/>
+          <w:color w:val="0F172A"/>
+          <w:sz w:val="19"/>
+          <w:szCs w:val="19"/>
+        </w:rPr>
+        <w:t xml:space="preserve">                                             |</w:t>
+      </w:r>
+    </w:p>
+    <w:p>
+      <w:pPr>
+        <w:shd w:fill="F8FAFC" w:val="clear"/>
+        <w:spacing w:after="10" w:before="10"/>
+      </w:pPr>
+      <w:r>
+        <w:rPr>
+          <w:rFonts w:ascii="Consolas" w:cs="Consolas" w:eastAsia="Consolas" w:hAnsi="Consolas"/>
+          <w:color w:val="0F172A"/>
+          <w:sz w:val="19"/>
+          <w:szCs w:val="19"/>
+        </w:rPr>
+        <w:t xml:space="preserve">                   +-------------------------+-------------------------+</w:t>
+      </w:r>
+    </w:p>
+    <w:p>
+      <w:pPr>
+        <w:shd w:fill="F8FAFC" w:val="clear"/>
+        <w:spacing w:after="10" w:before="10"/>
+      </w:pPr>
+      <w:r>
+        <w:rPr>
+          <w:rFonts w:ascii="Consolas" w:cs="Consolas" w:eastAsia="Consolas" w:hAnsi="Consolas"/>
+          <w:color w:val="0F172A"/>
+          <w:sz w:val="19"/>
+          <w:szCs w:val="19"/>
+        </w:rPr>
+        <w:t xml:space="preserve">                   | (Chưa đăng nhập)                                  | (Đã đăng nhập)</w:t>
+      </w:r>
+    </w:p>
+    <w:p>
+      <w:pPr>
+        <w:shd w:fill="F8FAFC" w:val="clear"/>
+        <w:spacing w:after="10" w:before="10"/>
+      </w:pPr>
+      <w:r>
+        <w:rPr>
+          <w:rFonts w:ascii="Consolas" w:cs="Consolas" w:eastAsia="Consolas" w:hAnsi="Consolas"/>
+          <w:color w:val="0F172A"/>
+          <w:sz w:val="19"/>
+          <w:szCs w:val="19"/>
+        </w:rPr>
+        <w:t xml:space="preserve">                   v                                                   v</w:t>
+      </w:r>
+    </w:p>
+    <w:p>
+      <w:pPr>
+        <w:shd w:fill="F8FAFC" w:val="clear"/>
+        <w:spacing w:after="10" w:before="10"/>
+      </w:pPr>
+      <w:r>
+        <w:rPr>
+          <w:rFonts w:ascii="Consolas" w:cs="Consolas" w:eastAsia="Consolas" w:hAnsi="Consolas"/>
+          <w:color w:val="0F172A"/>
+          <w:sz w:val="19"/>
+          <w:szCs w:val="19"/>
+        </w:rPr>
+        <w:t xml:space="preserve">           [AuthStack Screens]                                [MainTabs (Bottom Bar)]</w:t>
+      </w:r>
+    </w:p>
+    <w:p>
+      <w:pPr>
+        <w:shd w:fill="F8FAFC" w:val="clear"/>
+        <w:spacing w:after="10" w:before="10"/>
+      </w:pPr>
+      <w:r>
+        <w:rPr>
+          <w:rFonts w:ascii="Consolas" w:cs="Consolas" w:eastAsia="Consolas" w:hAnsi="Consolas"/>
+          <w:color w:val="0F172A"/>
+          <w:sz w:val="19"/>
+          <w:szCs w:val="19"/>
+        </w:rPr>
+        <w:t xml:space="preserve">         - LoginScreen                                                 |</w:t>
+      </w:r>
+    </w:p>
+    <w:p>
+      <w:pPr>
+        <w:shd w:fill="F8FAFC" w:val="clear"/>
+        <w:spacing w:after="10" w:before="10"/>
+      </w:pPr>
+      <w:r>
+        <w:rPr>
+          <w:rFonts w:ascii="Consolas" w:cs="Consolas" w:eastAsia="Consolas" w:hAnsi="Consolas"/>
+          <w:color w:val="0F172A"/>
+          <w:sz w:val="19"/>
+          <w:szCs w:val="19"/>
+        </w:rPr>
+        <w:t xml:space="preserve">         - RegisterScreen                           +------------------+------------------+</w:t>
+      </w:r>
+    </w:p>
+    <w:p>
+      <w:pPr>
+        <w:shd w:fill="F8FAFC" w:val="clear"/>
+        <w:spacing w:after="10" w:before="10"/>
+      </w:pPr>
+      <w:r>
+        <w:rPr>
+          <w:rFonts w:ascii="Consolas" w:cs="Consolas" w:eastAsia="Consolas" w:hAnsi="Consolas"/>
+          <w:color w:val="0F172A"/>
+          <w:sz w:val="19"/>
+          <w:szCs w:val="19"/>
+        </w:rPr>
+        <w:t xml:space="preserve">         - ForgotPasswordScreen                     |                  |                  |</w:t>
+      </w:r>
+    </w:p>
+    <w:p>
+      <w:pPr>
+        <w:shd w:fill="F8FAFC" w:val="clear"/>
+        <w:spacing w:after="10" w:before="10"/>
+      </w:pPr>
+      <w:r>
+        <w:rPr>
+          <w:rFonts w:ascii="Consolas" w:cs="Consolas" w:eastAsia="Consolas" w:hAnsi="Consolas"/>
+          <w:color w:val="0F172A"/>
+          <w:sz w:val="19"/>
+          <w:szCs w:val="19"/>
+        </w:rPr>
+        <w:t xml:space="preserve">         - SecuritySettingsScreen                   v                  v                  v</w:t>
+      </w:r>
+    </w:p>
+    <w:p>
+      <w:pPr>
+        <w:shd w:fill="F8FAFC" w:val="clear"/>
+        <w:spacing w:after="10" w:before="10"/>
+      </w:pPr>
+      <w:r>
+        <w:rPr>
+          <w:rFonts w:ascii="Consolas" w:cs="Consolas" w:eastAsia="Consolas" w:hAnsi="Consolas"/>
+          <w:color w:val="0F172A"/>
+          <w:sz w:val="19"/>
+          <w:szCs w:val="19"/>
+        </w:rPr>
+        <w:t xml:space="preserve">                                             [HomeScreen]        [CardsScreen]      [ScanQRScreen]</w:t>
+      </w:r>
+    </w:p>
+    <w:p>
+      <w:pPr>
+        <w:shd w:fill="F8FAFC" w:val="clear"/>
+        <w:spacing w:after="10" w:before="10"/>
+      </w:pPr>
+      <w:r>
+        <w:rPr>
+          <w:rFonts w:ascii="Consolas" w:cs="Consolas" w:eastAsia="Consolas" w:hAnsi="Consolas"/>
+          <w:color w:val="0F172A"/>
+          <w:sz w:val="19"/>
+          <w:szCs w:val="19"/>
+        </w:rPr>
+        <w:t xml:space="preserve">                                                   |             - MB Hi Visa       - Camera VietQR</w:t>
+      </w:r>
+    </w:p>
+    <w:p>
+      <w:pPr>
+        <w:shd w:fill="F8FAFC" w:val="clear"/>
+        <w:spacing w:after="10" w:before="10"/>
+      </w:pPr>
+      <w:r>
+        <w:rPr>
+          <w:rFonts w:ascii="Consolas" w:cs="Consolas" w:eastAsia="Consolas" w:hAnsi="Consolas"/>
+          <w:color w:val="0F172A"/>
+          <w:sz w:val="19"/>
+          <w:szCs w:val="19"/>
+        </w:rPr>
+        <w:t xml:space="preserve">                                                   |             - MB Platinum      - Đèn Flash</w:t>
+      </w:r>
+    </w:p>
+    <w:p>
+      <w:pPr>
+        <w:shd w:fill="F8FAFC" w:val="clear"/>
+        <w:spacing w:after="10" w:before="10"/>
+      </w:pPr>
+      <w:r>
+        <w:rPr>
+          <w:rFonts w:ascii="Consolas" w:cs="Consolas" w:eastAsia="Consolas" w:hAnsi="Consolas"/>
+          <w:color w:val="0F172A"/>
+          <w:sz w:val="19"/>
+          <w:szCs w:val="19"/>
+        </w:rPr>
+        <w:t xml:space="preserve">                                                   |             - JCB Sakura       - Thư viện ảnh</w:t>
+      </w:r>
+    </w:p>
+    <w:p>
+      <w:pPr>
+        <w:shd w:fill="F8FAFC" w:val="clear"/>
+        <w:spacing w:after="10" w:before="10"/>
+      </w:pPr>
+      <w:r>
+        <w:rPr>
+          <w:rFonts w:ascii="Consolas" w:cs="Consolas" w:eastAsia="Consolas" w:hAnsi="Consolas"/>
+          <w:color w:val="0F172A"/>
+          <w:sz w:val="19"/>
+          <w:szCs w:val="19"/>
+        </w:rPr>
+        <w:t xml:space="preserve">                                                   |             - Khóa thẻ</w:t>
+      </w:r>
+    </w:p>
+    <w:p>
+      <w:pPr>
+        <w:shd w:fill="F8FAFC" w:val="clear"/>
+        <w:spacing w:after="10" w:before="10"/>
+      </w:pPr>
+      <w:r>
+        <w:rPr>
+          <w:rFonts w:ascii="Consolas" w:cs="Consolas" w:eastAsia="Consolas" w:hAnsi="Consolas"/>
+          <w:color w:val="0F172A"/>
+          <w:sz w:val="19"/>
+          <w:szCs w:val="19"/>
+        </w:rPr>
+        <w:t xml:space="preserve">                                                   |             - Đổi hạn mức</w:t>
+      </w:r>
+    </w:p>
+    <w:p>
+      <w:pPr>
+        <w:shd w:fill="F8FAFC" w:val="clear"/>
+        <w:spacing w:after="10" w:before="10"/>
+      </w:pPr>
+      <w:r>
+        <w:rPr>
+          <w:rFonts w:ascii="Consolas" w:cs="Consolas" w:eastAsia="Consolas" w:hAnsi="Consolas"/>
+          <w:color w:val="0F172A"/>
+          <w:sz w:val="19"/>
+          <w:szCs w:val="19"/>
+        </w:rPr>
+        <w:t xml:space="preserve">                                                   |</w:t>
+      </w:r>
+    </w:p>
+    <w:p>
+      <w:pPr>
+        <w:shd w:fill="F8FAFC" w:val="clear"/>
+        <w:spacing w:after="10" w:before="10"/>
+      </w:pPr>
+      <w:r>
+        <w:rPr>
+          <w:rFonts w:ascii="Consolas" w:cs="Consolas" w:eastAsia="Consolas" w:hAnsi="Consolas"/>
+          <w:color w:val="0F172A"/>
+          <w:sz w:val="19"/>
+          <w:szCs w:val="19"/>
+        </w:rPr>
+        <w:t xml:space="preserve">                                                   v</w:t>
+      </w:r>
+    </w:p>
+    <w:p>
+      <w:pPr>
+        <w:shd w:fill="F8FAFC" w:val="clear"/>
+        <w:spacing w:after="10" w:before="10"/>
+      </w:pPr>
+      <w:r>
+        <w:rPr>
+          <w:rFonts w:ascii="Consolas" w:cs="Consolas" w:eastAsia="Consolas" w:hAnsi="Consolas"/>
+          <w:color w:val="0F172A"/>
+          <w:sz w:val="19"/>
+          <w:szCs w:val="19"/>
+        </w:rPr>
+        <w:t xml:space="preserve">                                          [PromotionsScreen]     [MoreScreen / Drawer]</w:t>
+      </w:r>
+    </w:p>
+    <w:p>
+      <w:pPr>
+        <w:shd w:fill="F8FAFC" w:val="clear"/>
+        <w:spacing w:after="10" w:before="10"/>
+      </w:pPr>
+      <w:r>
+        <w:rPr>
+          <w:rFonts w:ascii="Consolas" w:cs="Consolas" w:eastAsia="Consolas" w:hAnsi="Consolas"/>
+          <w:color w:val="0F172A"/>
+          <w:sz w:val="19"/>
+          <w:szCs w:val="19"/>
+        </w:rPr>
+        <w:t xml:space="preserve">                                          - Voucher giảm giá     - Cài đặt Dark Mode</w:t>
+      </w:r>
+    </w:p>
+    <w:p>
+      <w:pPr>
+        <w:shd w:fill="F8FAFC" w:val="clear"/>
+        <w:spacing w:after="10" w:before="10"/>
+      </w:pPr>
+      <w:r>
+        <w:rPr>
+          <w:rFonts w:ascii="Consolas" w:cs="Consolas" w:eastAsia="Consolas" w:hAnsi="Consolas"/>
+          <w:color w:val="0F172A"/>
+          <w:sz w:val="19"/>
+          <w:szCs w:val="19"/>
+        </w:rPr>
+        <w:t xml:space="preserve">                                          - Hoàn tiền 10% Shopee - Thông tin tài khoản</w:t>
+      </w:r>
+    </w:p>
+    <w:p>
+      <w:pPr>
+        <w:shd w:fill="F8FAFC" w:val="clear"/>
+        <w:spacing w:after="10" w:before="10"/>
+      </w:pPr>
+      <w:r>
+        <w:rPr>
+          <w:rFonts w:ascii="Consolas" w:cs="Consolas" w:eastAsia="Consolas" w:hAnsi="Consolas"/>
+          <w:color w:val="0F172A"/>
+          <w:sz w:val="19"/>
+          <w:szCs w:val="19"/>
+        </w:rPr>
+        <w:t xml:space="preserve">                                          - Quà tặng thành viên  - Đăng xuất</w:t>
+      </w:r>
+    </w:p>
+    <w:p>
+      <w:pPr>
+        <w:shd w:fill="F8FAFC" w:val="clear"/>
+        <w:spacing w:after="10" w:before="10"/>
+      </w:pPr>
+      <w:r>
+        <w:rPr>
+          <w:rFonts w:ascii="Consolas" w:cs="Consolas" w:eastAsia="Consolas" w:hAnsi="Consolas"/>
+          <w:color w:val="0F172A"/>
+          <w:sz w:val="19"/>
+          <w:szCs w:val="19"/>
+        </w:rPr>
+        <w:t xml:space="preserve">                                                   |</w:t>
+      </w:r>
+    </w:p>
+    <w:p>
+      <w:pPr>
+        <w:shd w:fill="F8FAFC" w:val="clear"/>
+        <w:spacing w:after="10" w:before="10"/>
+      </w:pPr>
+      <w:r>
+        <w:rPr>
+          <w:rFonts w:ascii="Consolas" w:cs="Consolas" w:eastAsia="Consolas" w:hAnsi="Consolas"/>
+          <w:color w:val="0F172A"/>
+          <w:sz w:val="19"/>
+          <w:szCs w:val="19"/>
+        </w:rPr>
+        <w:t xml:space="preserve">                                                   v</w:t>
+      </w:r>
+    </w:p>
+    <w:p>
+      <w:pPr>
+        <w:shd w:fill="F8FAFC" w:val="clear"/>
+        <w:spacing w:after="10" w:before="10"/>
+      </w:pPr>
+      <w:r>
+        <w:rPr>
+          <w:rFonts w:ascii="Consolas" w:cs="Consolas" w:eastAsia="Consolas" w:hAnsi="Consolas"/>
+          <w:color w:val="0F172A"/>
+          <w:sz w:val="19"/>
+          <w:szCs w:val="19"/>
+        </w:rPr>
+        <w:t xml:space="preserve">                                        [TransactionStack Modals]</w:t>
+      </w:r>
+    </w:p>
+    <w:p>
+      <w:pPr>
+        <w:shd w:fill="F8FAFC" w:val="clear"/>
+        <w:spacing w:after="10" w:before="10"/>
+      </w:pPr>
+      <w:r>
+        <w:rPr>
+          <w:rFonts w:ascii="Consolas" w:cs="Consolas" w:eastAsia="Consolas" w:hAnsi="Consolas"/>
+          <w:color w:val="0F172A"/>
+          <w:sz w:val="19"/>
+          <w:szCs w:val="19"/>
+        </w:rPr>
+        <w:t xml:space="preserve">             +-------------------------------------+-------------------------------------+</w:t>
+      </w:r>
+    </w:p>
+    <w:p>
+      <w:pPr>
+        <w:shd w:fill="F8FAFC" w:val="clear"/>
+        <w:spacing w:after="10" w:before="10"/>
+      </w:pPr>
+      <w:r>
+        <w:rPr>
+          <w:rFonts w:ascii="Consolas" w:cs="Consolas" w:eastAsia="Consolas" w:hAnsi="Consolas"/>
+          <w:color w:val="0F172A"/>
+          <w:sz w:val="19"/>
+          <w:szCs w:val="19"/>
+        </w:rPr>
+        <w:t xml:space="preserve">             |                                     |                                     |</w:t>
+      </w:r>
+    </w:p>
+    <w:p>
+      <w:pPr>
+        <w:shd w:fill="F8FAFC" w:val="clear"/>
+        <w:spacing w:after="10" w:before="10"/>
+      </w:pPr>
+      <w:r>
+        <w:rPr>
+          <w:rFonts w:ascii="Consolas" w:cs="Consolas" w:eastAsia="Consolas" w:hAnsi="Consolas"/>
+          <w:color w:val="0F172A"/>
+          <w:sz w:val="19"/>
+          <w:szCs w:val="19"/>
+        </w:rPr>
+        <w:t xml:space="preserve">             v                                     v                                     v</w:t>
+      </w:r>
+    </w:p>
+    <w:p>
+      <w:pPr>
+        <w:shd w:fill="F8FAFC" w:val="clear"/>
+        <w:spacing w:after="10" w:before="10"/>
+      </w:pPr>
+      <w:r>
+        <w:rPr>
+          <w:rFonts w:ascii="Consolas" w:cs="Consolas" w:eastAsia="Consolas" w:hAnsi="Consolas"/>
+          <w:color w:val="0F172A"/>
+          <w:sz w:val="19"/>
+          <w:szCs w:val="19"/>
+        </w:rPr>
+        <w:t xml:space="preserve">   [Luồng Chuyển tiền 5 bước]             [Luồng Hóa đơn &amp; Dịch vụ]              [Luồng Báo cáo &amp; Trợ giúp]</w:t>
+      </w:r>
+    </w:p>
+    <w:p>
+      <w:pPr>
+        <w:shd w:fill="F8FAFC" w:val="clear"/>
+        <w:spacing w:after="10" w:before="10"/>
+      </w:pPr>
+      <w:r>
+        <w:rPr>
+          <w:rFonts w:ascii="Consolas" w:cs="Consolas" w:eastAsia="Consolas" w:hAnsi="Consolas"/>
+          <w:color w:val="0F172A"/>
+          <w:sz w:val="19"/>
+          <w:szCs w:val="19"/>
+        </w:rPr>
+        <w:t xml:space="preserve">   1. ChooseRecipientScreen               - BillPaymentScreen (8 loại)           - TransactionHistoryScreen</w:t>
+      </w:r>
+    </w:p>
+    <w:p>
+      <w:pPr>
+        <w:shd w:fill="F8FAFC" w:val="clear"/>
+        <w:spacing w:after="10" w:before="10"/>
+      </w:pPr>
+      <w:r>
+        <w:rPr>
+          <w:rFonts w:ascii="Consolas" w:cs="Consolas" w:eastAsia="Consolas" w:hAnsi="Consolas"/>
+          <w:color w:val="0F172A"/>
+          <w:sz w:val="19"/>
+          <w:szCs w:val="19"/>
+        </w:rPr>
+        <w:t xml:space="preserve">   2. EnterAmountScreen (Bàn phím số)     - BillInputScreen (Gạch nợ)            - HelpCenterScreen (AI SenBot)</w:t>
+      </w:r>
+    </w:p>
+    <w:p>
+      <w:pPr>
+        <w:shd w:fill="F8FAFC" w:val="clear"/>
+        <w:spacing w:after="10" w:before="10"/>
+      </w:pPr>
+      <w:r>
+        <w:rPr>
+          <w:rFonts w:ascii="Consolas" w:cs="Consolas" w:eastAsia="Consolas" w:hAnsi="Consolas"/>
+          <w:color w:val="0F172A"/>
+          <w:sz w:val="19"/>
+          <w:szCs w:val="19"/>
+        </w:rPr>
+        <w:t xml:space="preserve">   3. ConfirmTransferScreen               - DepositScreen (Nạp tiền ví)          - TermsOfServiceScreen (Pháp lý)</w:t>
+      </w:r>
+    </w:p>
+    <w:p>
+      <w:pPr>
+        <w:shd w:fill="F8FAFC" w:val="clear"/>
+        <w:spacing w:after="10" w:before="10"/>
+      </w:pPr>
+      <w:r>
+        <w:rPr>
+          <w:rFonts w:ascii="Consolas" w:cs="Consolas" w:eastAsia="Consolas" w:hAnsi="Consolas"/>
+          <w:color w:val="0F172A"/>
+          <w:sz w:val="19"/>
+          <w:szCs w:val="19"/>
+        </w:rPr>
+        <w:t xml:space="preserve">   4. Xác thực PIN / Vân tay              - WithdrawScreen (Rút tiền về NH)      - SettingsScreen (Cấu hình hệ thống)</w:t>
+      </w:r>
+    </w:p>
+    <w:p>
+      <w:pPr>
+        <w:shd w:fill="F8FAFC" w:val="clear"/>
+        <w:spacing w:after="10" w:before="10"/>
+      </w:pPr>
+      <w:r>
+        <w:rPr>
+          <w:rFonts w:ascii="Consolas" w:cs="Consolas" w:eastAsia="Consolas" w:hAnsi="Consolas"/>
+          <w:color w:val="0F172A"/>
+          <w:sz w:val="19"/>
+          <w:szCs w:val="19"/>
+        </w:rPr>
+        <w:t xml:space="preserve">   5. TransferResultScreen (Biên lai)</w:t>
+      </w:r>
+    </w:p>
+    <w:p>
+      <w:pPr>
+        <w:pStyle w:val="Heading2"/>
+        <w:spacing w:after="120" w:before="240"/>
       </w:pPr>
       <w:r>
         <w:rPr>
           <w:rFonts w:ascii="Times New Roman" w:cs="Times New Roman" w:eastAsia="Times New Roman" w:hAnsi="Times New Roman"/>
           <w:b/>
           <w:bCs/>
+          <w:color w:val="D2519D"/>
+          <w:sz w:val="28"/>
+          <w:szCs w:val="28"/>
+        </w:rPr>
+        <w:t xml:space="preserve">5.3. Sơ đồ Tuần tự Luồng Chuyển tiền P2P với Transactional Outbox &amp; WebSocket</w:t>
+      </w:r>
+    </w:p>
+    <w:p>
+      <w:pPr>
+        <w:spacing w:after="60" w:before="60"/>
+        <w:jc w:val="both"/>
+      </w:pPr>
+      <w:r>
+        <w:rPr>
+          <w:rFonts w:ascii="Times New Roman" w:cs="Times New Roman" w:eastAsia="Times New Roman" w:hAnsi="Times New Roman"/>
+          <w:b w:val="false"/>
+          <w:bCs w:val="false"/>
+          <w:i w:val="false"/>
+          <w:iCs w:val="false"/>
           <w:color w:val="1E293B"/>
           <w:sz w:val="26"/>
           <w:szCs w:val="26"/>
         </w:rPr>
-        <w:t xml:space="preserve">Bước 4 - 1 Local ACID Transaction duy nhất</w:t>
-      </w:r>
-      <w:r>
-        <w:rPr>
-          <w:rFonts w:ascii="Times New Roman" w:cs="Times New Roman" w:eastAsia="Times New Roman" w:hAnsi="Times New Roman"/>
-          <w:color w:val="1E293B"/>
-          <w:sz w:val="26"/>
-          <w:szCs w:val="26"/>
-        </w:rPr>
-        <w:t xml:space="preserve">: Thực hiện 3 lệnh SQL trong cùng 1 transaction: (1) UPDATE wallets trừ tiền người gửi, cộng tiền người nhận; (2) INSERT transactions với balance_after; (3) INSERT outbox_events với trạng thái PENDING. Sau đó COMMIT vào PostgreSQL.</w:t>
-      </w:r>
-    </w:p>
-    <w:p>
-      <w:pPr>
-        <w:pStyle w:val="ListParagraph"/>
-        <w:numPr>
-          <w:ilvl w:val="0"/>
-          <w:numId w:val="1"/>
-        </w:numPr>
-        <w:spacing w:after="40" w:before="40"/>
+        <w:t xml:space="preserve">Bảng quy trình trình tự thực thi (Sequence Steps) từng mili-giây từ khi Alice bấm gửi tiền đến khi Bob nhận được tiền:</w:t>
+      </w:r>
+    </w:p>
+    <w:tbl>
+      <w:tblPr>
+        <w:tblW w:type="pct" w:w="100%"/>
+        <w:tblBorders>
+          <w:top w:val="single" w:color="auto" w:sz="4"/>
+          <w:left w:val="single" w:color="auto" w:sz="4"/>
+          <w:bottom w:val="single" w:color="auto" w:sz="4"/>
+          <w:right w:val="single" w:color="auto" w:sz="4"/>
+          <w:insideH w:val="single" w:color="auto" w:sz="4"/>
+          <w:insideV w:val="single" w:color="auto" w:sz="4"/>
+        </w:tblBorders>
+      </w:tblPr>
+      <w:tblGrid>
+        <w:gridCol w:w="100"/>
+        <w:gridCol w:w="100"/>
+        <w:gridCol w:w="100"/>
+        <w:gridCol w:w="100"/>
+        <w:gridCol w:w="100"/>
+      </w:tblGrid>
+      <w:tr>
+        <w:tc>
+          <w:tcPr>
+            <w:tcW w:type="pct" w:w="8%"/>
+            <w:shd w:fill="FCE7F3" w:val="clear"/>
+            <w:tcMar>
+              <w:top w:type="dxa" w:w="120"/>
+              <w:left w:type="dxa" w:w="140"/>
+              <w:bottom w:type="dxa" w:w="120"/>
+              <w:right w:type="dxa" w:w="140"/>
+            </w:tcMar>
+          </w:tcPr>
+          <w:p>
+            <w:pPr>
+              <w:jc w:val="center"/>
+            </w:pPr>
+            <w:r>
+              <w:rPr>
+                <w:rFonts w:ascii="Times New Roman" w:cs="Times New Roman" w:eastAsia="Times New Roman" w:hAnsi="Times New Roman"/>
+                <w:b/>
+                <w:bCs/>
+                <w:color w:val="700F43"/>
+                <w:sz w:val="24"/>
+                <w:szCs w:val="24"/>
+              </w:rPr>
+              <w:t xml:space="preserve">Bước</w:t>
+            </w:r>
+          </w:p>
+        </w:tc>
+        <w:tc>
+          <w:tcPr>
+            <w:tcW w:type="pct" w:w="18%"/>
+            <w:shd w:fill="FCE7F3" w:val="clear"/>
+            <w:tcMar>
+              <w:top w:type="dxa" w:w="120"/>
+              <w:left w:type="dxa" w:w="140"/>
+              <w:bottom w:type="dxa" w:w="120"/>
+              <w:right w:type="dxa" w:w="140"/>
+            </w:tcMar>
+          </w:tcPr>
+          <w:p>
+            <w:pPr>
+              <w:jc w:val="center"/>
+            </w:pPr>
+            <w:r>
+              <w:rPr>
+                <w:rFonts w:ascii="Times New Roman" w:cs="Times New Roman" w:eastAsia="Times New Roman" w:hAnsi="Times New Roman"/>
+                <w:b/>
+                <w:bCs/>
+                <w:color w:val="700F43"/>
+                <w:sz w:val="24"/>
+                <w:szCs w:val="24"/>
+              </w:rPr>
+              <w:t xml:space="preserve">Thành phần gửi</w:t>
+            </w:r>
+          </w:p>
+        </w:tc>
+        <w:tc>
+          <w:tcPr>
+            <w:tcW w:type="pct" w:w="18%"/>
+            <w:shd w:fill="FCE7F3" w:val="clear"/>
+            <w:tcMar>
+              <w:top w:type="dxa" w:w="120"/>
+              <w:left w:type="dxa" w:w="140"/>
+              <w:bottom w:type="dxa" w:w="120"/>
+              <w:right w:type="dxa" w:w="140"/>
+            </w:tcMar>
+          </w:tcPr>
+          <w:p>
+            <w:pPr>
+              <w:jc w:val="center"/>
+            </w:pPr>
+            <w:r>
+              <w:rPr>
+                <w:rFonts w:ascii="Times New Roman" w:cs="Times New Roman" w:eastAsia="Times New Roman" w:hAnsi="Times New Roman"/>
+                <w:b/>
+                <w:bCs/>
+                <w:color w:val="700F43"/>
+                <w:sz w:val="24"/>
+                <w:szCs w:val="24"/>
+              </w:rPr>
+              <w:t xml:space="preserve">Thành phần nhận</w:t>
+            </w:r>
+          </w:p>
+        </w:tc>
+        <w:tc>
+          <w:tcPr>
+            <w:tcW w:type="pct" w:w="34%"/>
+            <w:shd w:fill="FCE7F3" w:val="clear"/>
+            <w:tcMar>
+              <w:top w:type="dxa" w:w="120"/>
+              <w:left w:type="dxa" w:w="140"/>
+              <w:bottom w:type="dxa" w:w="120"/>
+              <w:right w:type="dxa" w:w="140"/>
+            </w:tcMar>
+          </w:tcPr>
+          <w:p>
+            <w:pPr>
+              <w:jc w:val="center"/>
+            </w:pPr>
+            <w:r>
+              <w:rPr>
+                <w:rFonts w:ascii="Times New Roman" w:cs="Times New Roman" w:eastAsia="Times New Roman" w:hAnsi="Times New Roman"/>
+                <w:b/>
+                <w:bCs/>
+                <w:color w:val="700F43"/>
+                <w:sz w:val="24"/>
+                <w:szCs w:val="24"/>
+              </w:rPr>
+              <w:t xml:space="preserve">Tác vụ / Thông điệp</w:t>
+            </w:r>
+          </w:p>
+        </w:tc>
+        <w:tc>
+          <w:tcPr>
+            <w:tcW w:type="pct" w:w="22%"/>
+            <w:shd w:fill="FCE7F3" w:val="clear"/>
+            <w:tcMar>
+              <w:top w:type="dxa" w:w="120"/>
+              <w:left w:type="dxa" w:w="140"/>
+              <w:bottom w:type="dxa" w:w="120"/>
+              <w:right w:type="dxa" w:w="140"/>
+            </w:tcMar>
+          </w:tcPr>
+          <w:p>
+            <w:pPr>
+              <w:jc w:val="center"/>
+            </w:pPr>
+            <w:r>
+              <w:rPr>
+                <w:rFonts w:ascii="Times New Roman" w:cs="Times New Roman" w:eastAsia="Times New Roman" w:hAnsi="Times New Roman"/>
+                <w:b/>
+                <w:bCs/>
+                <w:color w:val="700F43"/>
+                <w:sz w:val="24"/>
+                <w:szCs w:val="24"/>
+              </w:rPr>
+              <w:t xml:space="preserve">Mô tả kỹ thuật</w:t>
+            </w:r>
+          </w:p>
+        </w:tc>
+      </w:tr>
+      <w:tr>
+        <w:tc>
+          <w:tcPr>
+            <w:tcW w:type="pct" w:w="8%"/>
+            <w:shd w:fill="FFFFFF" w:val="clear"/>
+            <w:tcMar>
+              <w:top w:type="dxa" w:w="120"/>
+              <w:left w:type="dxa" w:w="140"/>
+              <w:bottom w:type="dxa" w:w="120"/>
+              <w:right w:type="dxa" w:w="140"/>
+            </w:tcMar>
+          </w:tcPr>
+          <w:p>
+            <w:pPr>
+              <w:jc w:val="left"/>
+            </w:pPr>
+            <w:r>
+              <w:rPr>
+                <w:rFonts w:ascii="Times New Roman" w:cs="Times New Roman" w:eastAsia="Times New Roman" w:hAnsi="Times New Roman"/>
+                <w:b w:val="false"/>
+                <w:bCs w:val="false"/>
+                <w:color w:val="1E293B"/>
+                <w:sz w:val="22"/>
+                <w:szCs w:val="22"/>
+              </w:rPr>
+              <w:t xml:space="preserve">1</w:t>
+            </w:r>
+          </w:p>
+        </w:tc>
+        <w:tc>
+          <w:tcPr>
+            <w:tcW w:type="pct" w:w="18%"/>
+            <w:shd w:fill="FFFFFF" w:val="clear"/>
+            <w:tcMar>
+              <w:top w:type="dxa" w:w="120"/>
+              <w:left w:type="dxa" w:w="140"/>
+              <w:bottom w:type="dxa" w:w="120"/>
+              <w:right w:type="dxa" w:w="140"/>
+            </w:tcMar>
+          </w:tcPr>
+          <w:p>
+            <w:pPr>
+              <w:jc w:val="left"/>
+            </w:pPr>
+            <w:r>
+              <w:rPr>
+                <w:rFonts w:ascii="Times New Roman" w:cs="Times New Roman" w:eastAsia="Times New Roman" w:hAnsi="Times New Roman"/>
+                <w:b w:val="false"/>
+                <w:bCs w:val="false"/>
+                <w:color w:val="1E293B"/>
+                <w:sz w:val="22"/>
+                <w:szCs w:val="22"/>
+              </w:rPr>
+              <w:t xml:space="preserve">Mobile App (Alice)</w:t>
+            </w:r>
+          </w:p>
+        </w:tc>
+        <w:tc>
+          <w:tcPr>
+            <w:tcW w:type="pct" w:w="18%"/>
+            <w:shd w:fill="FFFFFF" w:val="clear"/>
+            <w:tcMar>
+              <w:top w:type="dxa" w:w="120"/>
+              <w:left w:type="dxa" w:w="140"/>
+              <w:bottom w:type="dxa" w:w="120"/>
+              <w:right w:type="dxa" w:w="140"/>
+            </w:tcMar>
+          </w:tcPr>
+          <w:p>
+            <w:pPr>
+              <w:jc w:val="left"/>
+            </w:pPr>
+            <w:r>
+              <w:rPr>
+                <w:rFonts w:ascii="Times New Roman" w:cs="Times New Roman" w:eastAsia="Times New Roman" w:hAnsi="Times New Roman"/>
+                <w:b w:val="false"/>
+                <w:bCs w:val="false"/>
+                <w:color w:val="1E293B"/>
+                <w:sz w:val="22"/>
+                <w:szCs w:val="22"/>
+              </w:rPr>
+              <w:t xml:space="preserve">WalletController</w:t>
+            </w:r>
+          </w:p>
+        </w:tc>
+        <w:tc>
+          <w:tcPr>
+            <w:tcW w:type="pct" w:w="34%"/>
+            <w:shd w:fill="FFFFFF" w:val="clear"/>
+            <w:tcMar>
+              <w:top w:type="dxa" w:w="120"/>
+              <w:left w:type="dxa" w:w="140"/>
+              <w:bottom w:type="dxa" w:w="120"/>
+              <w:right w:type="dxa" w:w="140"/>
+            </w:tcMar>
+          </w:tcPr>
+          <w:p>
+            <w:pPr>
+              <w:jc w:val="left"/>
+            </w:pPr>
+            <w:r>
+              <w:rPr>
+                <w:rFonts w:ascii="Times New Roman" w:cs="Times New Roman" w:eastAsia="Times New Roman" w:hAnsi="Times New Roman"/>
+                <w:b w:val="false"/>
+                <w:bCs w:val="false"/>
+                <w:color w:val="1E293B"/>
+                <w:sz w:val="22"/>
+                <w:szCs w:val="22"/>
+              </w:rPr>
+              <w:t xml:space="preserve">POST /api/v1/wallets/transfer</w:t>
+            </w:r>
+          </w:p>
+        </w:tc>
+        <w:tc>
+          <w:tcPr>
+            <w:tcW w:type="pct" w:w="22%"/>
+            <w:shd w:fill="FFFFFF" w:val="clear"/>
+            <w:tcMar>
+              <w:top w:type="dxa" w:w="120"/>
+              <w:left w:type="dxa" w:w="140"/>
+              <w:bottom w:type="dxa" w:w="120"/>
+              <w:right w:type="dxa" w:w="140"/>
+            </w:tcMar>
+          </w:tcPr>
+          <w:p>
+            <w:pPr>
+              <w:jc w:val="left"/>
+            </w:pPr>
+            <w:r>
+              <w:rPr>
+                <w:rFonts w:ascii="Times New Roman" w:cs="Times New Roman" w:eastAsia="Times New Roman" w:hAnsi="Times New Roman"/>
+                <w:b w:val="false"/>
+                <w:bCs w:val="false"/>
+                <w:color w:val="1E293B"/>
+                <w:sz w:val="22"/>
+                <w:szCs w:val="22"/>
+              </w:rPr>
+              <w:t xml:space="preserve">Gửi requestId, targetId, amount, pinToken</w:t>
+            </w:r>
+          </w:p>
+        </w:tc>
+      </w:tr>
+      <w:tr>
+        <w:tc>
+          <w:tcPr>
+            <w:tcW w:type="pct" w:w="8%"/>
+            <w:shd w:fill="FDF2F8" w:val="clear"/>
+            <w:tcMar>
+              <w:top w:type="dxa" w:w="120"/>
+              <w:left w:type="dxa" w:w="140"/>
+              <w:bottom w:type="dxa" w:w="120"/>
+              <w:right w:type="dxa" w:w="140"/>
+            </w:tcMar>
+          </w:tcPr>
+          <w:p>
+            <w:pPr>
+              <w:jc w:val="left"/>
+            </w:pPr>
+            <w:r>
+              <w:rPr>
+                <w:rFonts w:ascii="Times New Roman" w:cs="Times New Roman" w:eastAsia="Times New Roman" w:hAnsi="Times New Roman"/>
+                <w:b w:val="false"/>
+                <w:bCs w:val="false"/>
+                <w:color w:val="1E293B"/>
+                <w:sz w:val="22"/>
+                <w:szCs w:val="22"/>
+              </w:rPr>
+              <w:t xml:space="preserve">2</w:t>
+            </w:r>
+          </w:p>
+        </w:tc>
+        <w:tc>
+          <w:tcPr>
+            <w:tcW w:type="pct" w:w="18%"/>
+            <w:shd w:fill="FDF2F8" w:val="clear"/>
+            <w:tcMar>
+              <w:top w:type="dxa" w:w="120"/>
+              <w:left w:type="dxa" w:w="140"/>
+              <w:bottom w:type="dxa" w:w="120"/>
+              <w:right w:type="dxa" w:w="140"/>
+            </w:tcMar>
+          </w:tcPr>
+          <w:p>
+            <w:pPr>
+              <w:jc w:val="left"/>
+            </w:pPr>
+            <w:r>
+              <w:rPr>
+                <w:rFonts w:ascii="Times New Roman" w:cs="Times New Roman" w:eastAsia="Times New Roman" w:hAnsi="Times New Roman"/>
+                <w:b w:val="false"/>
+                <w:bCs w:val="false"/>
+                <w:color w:val="1E293B"/>
+                <w:sz w:val="22"/>
+                <w:szCs w:val="22"/>
+              </w:rPr>
+              <w:t xml:space="preserve">WalletController</w:t>
+            </w:r>
+          </w:p>
+        </w:tc>
+        <w:tc>
+          <w:tcPr>
+            <w:tcW w:type="pct" w:w="18%"/>
+            <w:shd w:fill="FDF2F8" w:val="clear"/>
+            <w:tcMar>
+              <w:top w:type="dxa" w:w="120"/>
+              <w:left w:type="dxa" w:w="140"/>
+              <w:bottom w:type="dxa" w:w="120"/>
+              <w:right w:type="dxa" w:w="140"/>
+            </w:tcMar>
+          </w:tcPr>
+          <w:p>
+            <w:pPr>
+              <w:jc w:val="left"/>
+            </w:pPr>
+            <w:r>
+              <w:rPr>
+                <w:rFonts w:ascii="Times New Roman" w:cs="Times New Roman" w:eastAsia="Times New Roman" w:hAnsi="Times New Roman"/>
+                <w:b w:val="false"/>
+                <w:bCs w:val="false"/>
+                <w:color w:val="1E293B"/>
+                <w:sz w:val="22"/>
+                <w:szCs w:val="22"/>
+              </w:rPr>
+              <w:t xml:space="preserve">WalletService</w:t>
+            </w:r>
+          </w:p>
+        </w:tc>
+        <w:tc>
+          <w:tcPr>
+            <w:tcW w:type="pct" w:w="34%"/>
+            <w:shd w:fill="FDF2F8" w:val="clear"/>
+            <w:tcMar>
+              <w:top w:type="dxa" w:w="120"/>
+              <w:left w:type="dxa" w:w="140"/>
+              <w:bottom w:type="dxa" w:w="120"/>
+              <w:right w:type="dxa" w:w="140"/>
+            </w:tcMar>
+          </w:tcPr>
+          <w:p>
+            <w:pPr>
+              <w:jc w:val="left"/>
+            </w:pPr>
+            <w:r>
+              <w:rPr>
+                <w:rFonts w:ascii="Times New Roman" w:cs="Times New Roman" w:eastAsia="Times New Roman" w:hAnsi="Times New Roman"/>
+                <w:b w:val="false"/>
+                <w:bCs w:val="false"/>
+                <w:color w:val="1E293B"/>
+                <w:sz w:val="22"/>
+                <w:szCs w:val="22"/>
+              </w:rPr>
+              <w:t xml:space="preserve">transferMoney(...)</w:t>
+            </w:r>
+          </w:p>
+        </w:tc>
+        <w:tc>
+          <w:tcPr>
+            <w:tcW w:type="pct" w:w="22%"/>
+            <w:shd w:fill="FDF2F8" w:val="clear"/>
+            <w:tcMar>
+              <w:top w:type="dxa" w:w="120"/>
+              <w:left w:type="dxa" w:w="140"/>
+              <w:bottom w:type="dxa" w:w="120"/>
+              <w:right w:type="dxa" w:w="140"/>
+            </w:tcMar>
+          </w:tcPr>
+          <w:p>
+            <w:pPr>
+              <w:jc w:val="left"/>
+            </w:pPr>
+            <w:r>
+              <w:rPr>
+                <w:rFonts w:ascii="Times New Roman" w:cs="Times New Roman" w:eastAsia="Times New Roman" w:hAnsi="Times New Roman"/>
+                <w:b w:val="false"/>
+                <w:bCs w:val="false"/>
+                <w:color w:val="1E293B"/>
+                <w:sz w:val="22"/>
+                <w:szCs w:val="22"/>
+              </w:rPr>
+              <w:t xml:space="preserve">Kiểm tra KYC &amp; Hạn mức chi tiêu ngày</w:t>
+            </w:r>
+          </w:p>
+        </w:tc>
+      </w:tr>
+      <w:tr>
+        <w:tc>
+          <w:tcPr>
+            <w:tcW w:type="pct" w:w="8%"/>
+            <w:shd w:fill="FFFFFF" w:val="clear"/>
+            <w:tcMar>
+              <w:top w:type="dxa" w:w="120"/>
+              <w:left w:type="dxa" w:w="140"/>
+              <w:bottom w:type="dxa" w:w="120"/>
+              <w:right w:type="dxa" w:w="140"/>
+            </w:tcMar>
+          </w:tcPr>
+          <w:p>
+            <w:pPr>
+              <w:jc w:val="left"/>
+            </w:pPr>
+            <w:r>
+              <w:rPr>
+                <w:rFonts w:ascii="Times New Roman" w:cs="Times New Roman" w:eastAsia="Times New Roman" w:hAnsi="Times New Roman"/>
+                <w:b w:val="false"/>
+                <w:bCs w:val="false"/>
+                <w:color w:val="1E293B"/>
+                <w:sz w:val="22"/>
+                <w:szCs w:val="22"/>
+              </w:rPr>
+              <w:t xml:space="preserve">3</w:t>
+            </w:r>
+          </w:p>
+        </w:tc>
+        <w:tc>
+          <w:tcPr>
+            <w:tcW w:type="pct" w:w="18%"/>
+            <w:shd w:fill="FFFFFF" w:val="clear"/>
+            <w:tcMar>
+              <w:top w:type="dxa" w:w="120"/>
+              <w:left w:type="dxa" w:w="140"/>
+              <w:bottom w:type="dxa" w:w="120"/>
+              <w:right w:type="dxa" w:w="140"/>
+            </w:tcMar>
+          </w:tcPr>
+          <w:p>
+            <w:pPr>
+              <w:jc w:val="left"/>
+            </w:pPr>
+            <w:r>
+              <w:rPr>
+                <w:rFonts w:ascii="Times New Roman" w:cs="Times New Roman" w:eastAsia="Times New Roman" w:hAnsi="Times New Roman"/>
+                <w:b w:val="false"/>
+                <w:bCs w:val="false"/>
+                <w:color w:val="1E293B"/>
+                <w:sz w:val="22"/>
+                <w:szCs w:val="22"/>
+              </w:rPr>
+              <w:t xml:space="preserve">WalletService</w:t>
+            </w:r>
+          </w:p>
+        </w:tc>
+        <w:tc>
+          <w:tcPr>
+            <w:tcW w:type="pct" w:w="18%"/>
+            <w:shd w:fill="FFFFFF" w:val="clear"/>
+            <w:tcMar>
+              <w:top w:type="dxa" w:w="120"/>
+              <w:left w:type="dxa" w:w="140"/>
+              <w:bottom w:type="dxa" w:w="120"/>
+              <w:right w:type="dxa" w:w="140"/>
+            </w:tcMar>
+          </w:tcPr>
+          <w:p>
+            <w:pPr>
+              <w:jc w:val="left"/>
+            </w:pPr>
+            <w:r>
+              <w:rPr>
+                <w:rFonts w:ascii="Times New Roman" w:cs="Times New Roman" w:eastAsia="Times New Roman" w:hAnsi="Times New Roman"/>
+                <w:b w:val="false"/>
+                <w:bCs w:val="false"/>
+                <w:color w:val="1E293B"/>
+                <w:sz w:val="22"/>
+                <w:szCs w:val="22"/>
+              </w:rPr>
+              <w:t xml:space="preserve">Redis</w:t>
+            </w:r>
+          </w:p>
+        </w:tc>
+        <w:tc>
+          <w:tcPr>
+            <w:tcW w:type="pct" w:w="34%"/>
+            <w:shd w:fill="FFFFFF" w:val="clear"/>
+            <w:tcMar>
+              <w:top w:type="dxa" w:w="120"/>
+              <w:left w:type="dxa" w:w="140"/>
+              <w:bottom w:type="dxa" w:w="120"/>
+              <w:right w:type="dxa" w:w="140"/>
+            </w:tcMar>
+          </w:tcPr>
+          <w:p>
+            <w:pPr>
+              <w:jc w:val="left"/>
+            </w:pPr>
+            <w:r>
+              <w:rPr>
+                <w:rFonts w:ascii="Times New Roman" w:cs="Times New Roman" w:eastAsia="Times New Roman" w:hAnsi="Times New Roman"/>
+                <w:b w:val="false"/>
+                <w:bCs w:val="false"/>
+                <w:color w:val="1E293B"/>
+                <w:sz w:val="22"/>
+                <w:szCs w:val="22"/>
+              </w:rPr>
+              <w:t xml:space="preserve">Acquire Distributed Lock</w:t>
+            </w:r>
+          </w:p>
+        </w:tc>
+        <w:tc>
+          <w:tcPr>
+            <w:tcW w:type="pct" w:w="22%"/>
+            <w:shd w:fill="FFFFFF" w:val="clear"/>
+            <w:tcMar>
+              <w:top w:type="dxa" w:w="120"/>
+              <w:left w:type="dxa" w:w="140"/>
+              <w:bottom w:type="dxa" w:w="120"/>
+              <w:right w:type="dxa" w:w="140"/>
+            </w:tcMar>
+          </w:tcPr>
+          <w:p>
+            <w:pPr>
+              <w:jc w:val="left"/>
+            </w:pPr>
+            <w:r>
+              <w:rPr>
+                <w:rFonts w:ascii="Times New Roman" w:cs="Times New Roman" w:eastAsia="Times New Roman" w:hAnsi="Times New Roman"/>
+                <w:b w:val="false"/>
+                <w:bCs w:val="false"/>
+                <w:color w:val="1E293B"/>
+                <w:sz w:val="22"/>
+                <w:szCs w:val="22"/>
+              </w:rPr>
+              <w:t xml:space="preserve">Khóa ví Alice &amp; Bob theo thứ tự ID tăng dần</w:t>
+            </w:r>
+          </w:p>
+        </w:tc>
+      </w:tr>
+      <w:tr>
+        <w:tc>
+          <w:tcPr>
+            <w:tcW w:type="pct" w:w="8%"/>
+            <w:shd w:fill="FDF2F8" w:val="clear"/>
+            <w:tcMar>
+              <w:top w:type="dxa" w:w="120"/>
+              <w:left w:type="dxa" w:w="140"/>
+              <w:bottom w:type="dxa" w:w="120"/>
+              <w:right w:type="dxa" w:w="140"/>
+            </w:tcMar>
+          </w:tcPr>
+          <w:p>
+            <w:pPr>
+              <w:jc w:val="left"/>
+            </w:pPr>
+            <w:r>
+              <w:rPr>
+                <w:rFonts w:ascii="Times New Roman" w:cs="Times New Roman" w:eastAsia="Times New Roman" w:hAnsi="Times New Roman"/>
+                <w:b w:val="false"/>
+                <w:bCs w:val="false"/>
+                <w:color w:val="1E293B"/>
+                <w:sz w:val="22"/>
+                <w:szCs w:val="22"/>
+              </w:rPr>
+              <w:t xml:space="preserve">4</w:t>
+            </w:r>
+          </w:p>
+        </w:tc>
+        <w:tc>
+          <w:tcPr>
+            <w:tcW w:type="pct" w:w="18%"/>
+            <w:shd w:fill="FDF2F8" w:val="clear"/>
+            <w:tcMar>
+              <w:top w:type="dxa" w:w="120"/>
+              <w:left w:type="dxa" w:w="140"/>
+              <w:bottom w:type="dxa" w:w="120"/>
+              <w:right w:type="dxa" w:w="140"/>
+            </w:tcMar>
+          </w:tcPr>
+          <w:p>
+            <w:pPr>
+              <w:jc w:val="left"/>
+            </w:pPr>
+            <w:r>
+              <w:rPr>
+                <w:rFonts w:ascii="Times New Roman" w:cs="Times New Roman" w:eastAsia="Times New Roman" w:hAnsi="Times New Roman"/>
+                <w:b w:val="false"/>
+                <w:bCs w:val="false"/>
+                <w:color w:val="1E293B"/>
+                <w:sz w:val="22"/>
+                <w:szCs w:val="22"/>
+              </w:rPr>
+              <w:t xml:space="preserve">WalletService</w:t>
+            </w:r>
+          </w:p>
+        </w:tc>
+        <w:tc>
+          <w:tcPr>
+            <w:tcW w:type="pct" w:w="18%"/>
+            <w:shd w:fill="FDF2F8" w:val="clear"/>
+            <w:tcMar>
+              <w:top w:type="dxa" w:w="120"/>
+              <w:left w:type="dxa" w:w="140"/>
+              <w:bottom w:type="dxa" w:w="120"/>
+              <w:right w:type="dxa" w:w="140"/>
+            </w:tcMar>
+          </w:tcPr>
+          <w:p>
+            <w:pPr>
+              <w:jc w:val="left"/>
+            </w:pPr>
+            <w:r>
+              <w:rPr>
+                <w:rFonts w:ascii="Times New Roman" w:cs="Times New Roman" w:eastAsia="Times New Roman" w:hAnsi="Times New Roman"/>
+                <w:b w:val="false"/>
+                <w:bCs w:val="false"/>
+                <w:color w:val="1E293B"/>
+                <w:sz w:val="22"/>
+                <w:szCs w:val="22"/>
+              </w:rPr>
+              <w:t xml:space="preserve">PostgreSQL (ACID)</w:t>
+            </w:r>
+          </w:p>
+        </w:tc>
+        <w:tc>
+          <w:tcPr>
+            <w:tcW w:type="pct" w:w="34%"/>
+            <w:shd w:fill="FDF2F8" w:val="clear"/>
+            <w:tcMar>
+              <w:top w:type="dxa" w:w="120"/>
+              <w:left w:type="dxa" w:w="140"/>
+              <w:bottom w:type="dxa" w:w="120"/>
+              <w:right w:type="dxa" w:w="140"/>
+            </w:tcMar>
+          </w:tcPr>
+          <w:p>
+            <w:pPr>
+              <w:jc w:val="left"/>
+            </w:pPr>
+            <w:r>
+              <w:rPr>
+                <w:rFonts w:ascii="Times New Roman" w:cs="Times New Roman" w:eastAsia="Times New Roman" w:hAnsi="Times New Roman"/>
+                <w:b w:val="false"/>
+                <w:bCs w:val="false"/>
+                <w:color w:val="1E293B"/>
+                <w:sz w:val="22"/>
+                <w:szCs w:val="22"/>
+              </w:rPr>
+              <w:t xml:space="preserve">1 Local DB Transaction duy nhất:
+1. UPDATE wallets (trừ/cộng)
+2. INSERT transactions
+3. INSERT outbox_events</w:t>
+            </w:r>
+          </w:p>
+        </w:tc>
+        <w:tc>
+          <w:tcPr>
+            <w:tcW w:type="pct" w:w="22%"/>
+            <w:shd w:fill="FDF2F8" w:val="clear"/>
+            <w:tcMar>
+              <w:top w:type="dxa" w:w="120"/>
+              <w:left w:type="dxa" w:w="140"/>
+              <w:bottom w:type="dxa" w:w="120"/>
+              <w:right w:type="dxa" w:w="140"/>
+            </w:tcMar>
+          </w:tcPr>
+          <w:p>
+            <w:pPr>
+              <w:jc w:val="left"/>
+            </w:pPr>
+            <w:r>
+              <w:rPr>
+                <w:rFonts w:ascii="Times New Roman" w:cs="Times New Roman" w:eastAsia="Times New Roman" w:hAnsi="Times New Roman"/>
+                <w:b w:val="false"/>
+                <w:bCs w:val="false"/>
+                <w:color w:val="1E293B"/>
+                <w:sz w:val="22"/>
+                <w:szCs w:val="22"/>
+              </w:rPr>
+              <w:t xml:space="preserve">Commit dữ liệu an toàn tuyệt đối</w:t>
+            </w:r>
+          </w:p>
+        </w:tc>
+      </w:tr>
+      <w:tr>
+        <w:tc>
+          <w:tcPr>
+            <w:tcW w:type="pct" w:w="8%"/>
+            <w:shd w:fill="FFFFFF" w:val="clear"/>
+            <w:tcMar>
+              <w:top w:type="dxa" w:w="120"/>
+              <w:left w:type="dxa" w:w="140"/>
+              <w:bottom w:type="dxa" w:w="120"/>
+              <w:right w:type="dxa" w:w="140"/>
+            </w:tcMar>
+          </w:tcPr>
+          <w:p>
+            <w:pPr>
+              <w:jc w:val="left"/>
+            </w:pPr>
+            <w:r>
+              <w:rPr>
+                <w:rFonts w:ascii="Times New Roman" w:cs="Times New Roman" w:eastAsia="Times New Roman" w:hAnsi="Times New Roman"/>
+                <w:b w:val="false"/>
+                <w:bCs w:val="false"/>
+                <w:color w:val="1E293B"/>
+                <w:sz w:val="22"/>
+                <w:szCs w:val="22"/>
+              </w:rPr>
+              <w:t xml:space="preserve">5</w:t>
+            </w:r>
+          </w:p>
+        </w:tc>
+        <w:tc>
+          <w:tcPr>
+            <w:tcW w:type="pct" w:w="18%"/>
+            <w:shd w:fill="FFFFFF" w:val="clear"/>
+            <w:tcMar>
+              <w:top w:type="dxa" w:w="120"/>
+              <w:left w:type="dxa" w:w="140"/>
+              <w:bottom w:type="dxa" w:w="120"/>
+              <w:right w:type="dxa" w:w="140"/>
+            </w:tcMar>
+          </w:tcPr>
+          <w:p>
+            <w:pPr>
+              <w:jc w:val="left"/>
+            </w:pPr>
+            <w:r>
+              <w:rPr>
+                <w:rFonts w:ascii="Times New Roman" w:cs="Times New Roman" w:eastAsia="Times New Roman" w:hAnsi="Times New Roman"/>
+                <w:b w:val="false"/>
+                <w:bCs w:val="false"/>
+                <w:color w:val="1E293B"/>
+                <w:sz w:val="22"/>
+                <w:szCs w:val="22"/>
+              </w:rPr>
+              <w:t xml:space="preserve">WalletService</w:t>
+            </w:r>
+          </w:p>
+        </w:tc>
+        <w:tc>
+          <w:tcPr>
+            <w:tcW w:type="pct" w:w="18%"/>
+            <w:shd w:fill="FFFFFF" w:val="clear"/>
+            <w:tcMar>
+              <w:top w:type="dxa" w:w="120"/>
+              <w:left w:type="dxa" w:w="140"/>
+              <w:bottom w:type="dxa" w:w="120"/>
+              <w:right w:type="dxa" w:w="140"/>
+            </w:tcMar>
+          </w:tcPr>
+          <w:p>
+            <w:pPr>
+              <w:jc w:val="left"/>
+            </w:pPr>
+            <w:r>
+              <w:rPr>
+                <w:rFonts w:ascii="Times New Roman" w:cs="Times New Roman" w:eastAsia="Times New Roman" w:hAnsi="Times New Roman"/>
+                <w:b w:val="false"/>
+                <w:bCs w:val="false"/>
+                <w:color w:val="1E293B"/>
+                <w:sz w:val="22"/>
+                <w:szCs w:val="22"/>
+              </w:rPr>
+              <w:t xml:space="preserve">Redis</w:t>
+            </w:r>
+          </w:p>
+        </w:tc>
+        <w:tc>
+          <w:tcPr>
+            <w:tcW w:type="pct" w:w="34%"/>
+            <w:shd w:fill="FFFFFF" w:val="clear"/>
+            <w:tcMar>
+              <w:top w:type="dxa" w:w="120"/>
+              <w:left w:type="dxa" w:w="140"/>
+              <w:bottom w:type="dxa" w:w="120"/>
+              <w:right w:type="dxa" w:w="140"/>
+            </w:tcMar>
+          </w:tcPr>
+          <w:p>
+            <w:pPr>
+              <w:jc w:val="left"/>
+            </w:pPr>
+            <w:r>
+              <w:rPr>
+                <w:rFonts w:ascii="Times New Roman" w:cs="Times New Roman" w:eastAsia="Times New Roman" w:hAnsi="Times New Roman"/>
+                <w:b w:val="false"/>
+                <w:bCs w:val="false"/>
+                <w:color w:val="1E293B"/>
+                <w:sz w:val="22"/>
+                <w:szCs w:val="22"/>
+              </w:rPr>
+              <w:t xml:space="preserve">Release Distributed Lock</w:t>
+            </w:r>
+          </w:p>
+        </w:tc>
+        <w:tc>
+          <w:tcPr>
+            <w:tcW w:type="pct" w:w="22%"/>
+            <w:shd w:fill="FFFFFF" w:val="clear"/>
+            <w:tcMar>
+              <w:top w:type="dxa" w:w="120"/>
+              <w:left w:type="dxa" w:w="140"/>
+              <w:bottom w:type="dxa" w:w="120"/>
+              <w:right w:type="dxa" w:w="140"/>
+            </w:tcMar>
+          </w:tcPr>
+          <w:p>
+            <w:pPr>
+              <w:jc w:val="left"/>
+            </w:pPr>
+            <w:r>
+              <w:rPr>
+                <w:rFonts w:ascii="Times New Roman" w:cs="Times New Roman" w:eastAsia="Times New Roman" w:hAnsi="Times New Roman"/>
+                <w:b w:val="false"/>
+                <w:bCs w:val="false"/>
+                <w:color w:val="1E293B"/>
+                <w:sz w:val="22"/>
+                <w:szCs w:val="22"/>
+              </w:rPr>
+              <w:t xml:space="preserve">Giải phóng tài nguyên</w:t>
+            </w:r>
+          </w:p>
+        </w:tc>
+      </w:tr>
+      <w:tr>
+        <w:tc>
+          <w:tcPr>
+            <w:tcW w:type="pct" w:w="8%"/>
+            <w:shd w:fill="FDF2F8" w:val="clear"/>
+            <w:tcMar>
+              <w:top w:type="dxa" w:w="120"/>
+              <w:left w:type="dxa" w:w="140"/>
+              <w:bottom w:type="dxa" w:w="120"/>
+              <w:right w:type="dxa" w:w="140"/>
+            </w:tcMar>
+          </w:tcPr>
+          <w:p>
+            <w:pPr>
+              <w:jc w:val="left"/>
+            </w:pPr>
+            <w:r>
+              <w:rPr>
+                <w:rFonts w:ascii="Times New Roman" w:cs="Times New Roman" w:eastAsia="Times New Roman" w:hAnsi="Times New Roman"/>
+                <w:b w:val="false"/>
+                <w:bCs w:val="false"/>
+                <w:color w:val="1E293B"/>
+                <w:sz w:val="22"/>
+                <w:szCs w:val="22"/>
+              </w:rPr>
+              <w:t xml:space="preserve">6</w:t>
+            </w:r>
+          </w:p>
+        </w:tc>
+        <w:tc>
+          <w:tcPr>
+            <w:tcW w:type="pct" w:w="18%"/>
+            <w:shd w:fill="FDF2F8" w:val="clear"/>
+            <w:tcMar>
+              <w:top w:type="dxa" w:w="120"/>
+              <w:left w:type="dxa" w:w="140"/>
+              <w:bottom w:type="dxa" w:w="120"/>
+              <w:right w:type="dxa" w:w="140"/>
+            </w:tcMar>
+          </w:tcPr>
+          <w:p>
+            <w:pPr>
+              <w:jc w:val="left"/>
+            </w:pPr>
+            <w:r>
+              <w:rPr>
+                <w:rFonts w:ascii="Times New Roman" w:cs="Times New Roman" w:eastAsia="Times New Roman" w:hAnsi="Times New Roman"/>
+                <w:b w:val="false"/>
+                <w:bCs w:val="false"/>
+                <w:color w:val="1E293B"/>
+                <w:sz w:val="22"/>
+                <w:szCs w:val="22"/>
+              </w:rPr>
+              <w:t xml:space="preserve">WalletController</w:t>
+            </w:r>
+          </w:p>
+        </w:tc>
+        <w:tc>
+          <w:tcPr>
+            <w:tcW w:type="pct" w:w="18%"/>
+            <w:shd w:fill="FDF2F8" w:val="clear"/>
+            <w:tcMar>
+              <w:top w:type="dxa" w:w="120"/>
+              <w:left w:type="dxa" w:w="140"/>
+              <w:bottom w:type="dxa" w:w="120"/>
+              <w:right w:type="dxa" w:w="140"/>
+            </w:tcMar>
+          </w:tcPr>
+          <w:p>
+            <w:pPr>
+              <w:jc w:val="left"/>
+            </w:pPr>
+            <w:r>
+              <w:rPr>
+                <w:rFonts w:ascii="Times New Roman" w:cs="Times New Roman" w:eastAsia="Times New Roman" w:hAnsi="Times New Roman"/>
+                <w:b w:val="false"/>
+                <w:bCs w:val="false"/>
+                <w:color w:val="1E293B"/>
+                <w:sz w:val="22"/>
+                <w:szCs w:val="22"/>
+              </w:rPr>
+              <w:t xml:space="preserve">Mobile App (Alice)</w:t>
+            </w:r>
+          </w:p>
+        </w:tc>
+        <w:tc>
+          <w:tcPr>
+            <w:tcW w:type="pct" w:w="34%"/>
+            <w:shd w:fill="FDF2F8" w:val="clear"/>
+            <w:tcMar>
+              <w:top w:type="dxa" w:w="120"/>
+              <w:left w:type="dxa" w:w="140"/>
+              <w:bottom w:type="dxa" w:w="120"/>
+              <w:right w:type="dxa" w:w="140"/>
+            </w:tcMar>
+          </w:tcPr>
+          <w:p>
+            <w:pPr>
+              <w:jc w:val="left"/>
+            </w:pPr>
+            <w:r>
+              <w:rPr>
+                <w:rFonts w:ascii="Times New Roman" w:cs="Times New Roman" w:eastAsia="Times New Roman" w:hAnsi="Times New Roman"/>
+                <w:b w:val="false"/>
+                <w:bCs w:val="false"/>
+                <w:color w:val="1E293B"/>
+                <w:sz w:val="22"/>
+                <w:szCs w:val="22"/>
+              </w:rPr>
+              <w:t xml:space="preserve">HTTP 200 OK (TransferResponse)</w:t>
+            </w:r>
+          </w:p>
+        </w:tc>
+        <w:tc>
+          <w:tcPr>
+            <w:tcW w:type="pct" w:w="22%"/>
+            <w:shd w:fill="FDF2F8" w:val="clear"/>
+            <w:tcMar>
+              <w:top w:type="dxa" w:w="120"/>
+              <w:left w:type="dxa" w:w="140"/>
+              <w:bottom w:type="dxa" w:w="120"/>
+              <w:right w:type="dxa" w:w="140"/>
+            </w:tcMar>
+          </w:tcPr>
+          <w:p>
+            <w:pPr>
+              <w:jc w:val="left"/>
+            </w:pPr>
+            <w:r>
+              <w:rPr>
+                <w:rFonts w:ascii="Times New Roman" w:cs="Times New Roman" w:eastAsia="Times New Roman" w:hAnsi="Times New Roman"/>
+                <w:b w:val="false"/>
+                <w:bCs w:val="false"/>
+                <w:color w:val="1E293B"/>
+                <w:sz w:val="22"/>
+                <w:szCs w:val="22"/>
+              </w:rPr>
+              <w:t xml:space="preserve">Alice nhận màn hình thành công trong 50ms</w:t>
+            </w:r>
+          </w:p>
+        </w:tc>
+      </w:tr>
+      <w:tr>
+        <w:tc>
+          <w:tcPr>
+            <w:tcW w:type="pct" w:w="8%"/>
+            <w:shd w:fill="FFFFFF" w:val="clear"/>
+            <w:tcMar>
+              <w:top w:type="dxa" w:w="120"/>
+              <w:left w:type="dxa" w:w="140"/>
+              <w:bottom w:type="dxa" w:w="120"/>
+              <w:right w:type="dxa" w:w="140"/>
+            </w:tcMar>
+          </w:tcPr>
+          <w:p>
+            <w:pPr>
+              <w:jc w:val="left"/>
+            </w:pPr>
+            <w:r>
+              <w:rPr>
+                <w:rFonts w:ascii="Times New Roman" w:cs="Times New Roman" w:eastAsia="Times New Roman" w:hAnsi="Times New Roman"/>
+                <w:b w:val="false"/>
+                <w:bCs w:val="false"/>
+                <w:color w:val="1E293B"/>
+                <w:sz w:val="22"/>
+                <w:szCs w:val="22"/>
+              </w:rPr>
+              <w:t xml:space="preserve">7</w:t>
+            </w:r>
+          </w:p>
+        </w:tc>
+        <w:tc>
+          <w:tcPr>
+            <w:tcW w:type="pct" w:w="18%"/>
+            <w:shd w:fill="FFFFFF" w:val="clear"/>
+            <w:tcMar>
+              <w:top w:type="dxa" w:w="120"/>
+              <w:left w:type="dxa" w:w="140"/>
+              <w:bottom w:type="dxa" w:w="120"/>
+              <w:right w:type="dxa" w:w="140"/>
+            </w:tcMar>
+          </w:tcPr>
+          <w:p>
+            <w:pPr>
+              <w:jc w:val="left"/>
+            </w:pPr>
+            <w:r>
+              <w:rPr>
+                <w:rFonts w:ascii="Times New Roman" w:cs="Times New Roman" w:eastAsia="Times New Roman" w:hAnsi="Times New Roman"/>
+                <w:b w:val="false"/>
+                <w:bCs w:val="false"/>
+                <w:color w:val="1E293B"/>
+                <w:sz w:val="22"/>
+                <w:szCs w:val="22"/>
+              </w:rPr>
+              <w:t xml:space="preserve">OutboxRelay</w:t>
+            </w:r>
+          </w:p>
+        </w:tc>
+        <w:tc>
+          <w:tcPr>
+            <w:tcW w:type="pct" w:w="18%"/>
+            <w:shd w:fill="FFFFFF" w:val="clear"/>
+            <w:tcMar>
+              <w:top w:type="dxa" w:w="120"/>
+              <w:left w:type="dxa" w:w="140"/>
+              <w:bottom w:type="dxa" w:w="120"/>
+              <w:right w:type="dxa" w:w="140"/>
+            </w:tcMar>
+          </w:tcPr>
+          <w:p>
+            <w:pPr>
+              <w:jc w:val="left"/>
+            </w:pPr>
+            <w:r>
+              <w:rPr>
+                <w:rFonts w:ascii="Times New Roman" w:cs="Times New Roman" w:eastAsia="Times New Roman" w:hAnsi="Times New Roman"/>
+                <w:b w:val="false"/>
+                <w:bCs w:val="false"/>
+                <w:color w:val="1E293B"/>
+                <w:sz w:val="22"/>
+                <w:szCs w:val="22"/>
+              </w:rPr>
+              <w:t xml:space="preserve">PostgreSQL</w:t>
+            </w:r>
+          </w:p>
+        </w:tc>
+        <w:tc>
+          <w:tcPr>
+            <w:tcW w:type="pct" w:w="34%"/>
+            <w:shd w:fill="FFFFFF" w:val="clear"/>
+            <w:tcMar>
+              <w:top w:type="dxa" w:w="120"/>
+              <w:left w:type="dxa" w:w="140"/>
+              <w:bottom w:type="dxa" w:w="120"/>
+              <w:right w:type="dxa" w:w="140"/>
+            </w:tcMar>
+          </w:tcPr>
+          <w:p>
+            <w:pPr>
+              <w:jc w:val="left"/>
+            </w:pPr>
+            <w:r>
+              <w:rPr>
+                <w:rFonts w:ascii="Times New Roman" w:cs="Times New Roman" w:eastAsia="Times New Roman" w:hAnsi="Times New Roman"/>
+                <w:b w:val="false"/>
+                <w:bCs w:val="false"/>
+                <w:color w:val="1E293B"/>
+                <w:sz w:val="22"/>
+                <w:szCs w:val="22"/>
+              </w:rPr>
+              <w:t xml:space="preserve">SELECT outbox_events (SKIP LOCKED)</w:t>
+            </w:r>
+          </w:p>
+        </w:tc>
+        <w:tc>
+          <w:tcPr>
+            <w:tcW w:type="pct" w:w="22%"/>
+            <w:shd w:fill="FFFFFF" w:val="clear"/>
+            <w:tcMar>
+              <w:top w:type="dxa" w:w="120"/>
+              <w:left w:type="dxa" w:w="140"/>
+              <w:bottom w:type="dxa" w:w="120"/>
+              <w:right w:type="dxa" w:w="140"/>
+            </w:tcMar>
+          </w:tcPr>
+          <w:p>
+            <w:pPr>
+              <w:jc w:val="left"/>
+            </w:pPr>
+            <w:r>
+              <w:rPr>
+                <w:rFonts w:ascii="Times New Roman" w:cs="Times New Roman" w:eastAsia="Times New Roman" w:hAnsi="Times New Roman"/>
+                <w:b w:val="false"/>
+                <w:bCs w:val="false"/>
+                <w:color w:val="1E293B"/>
+                <w:sz w:val="22"/>
+                <w:szCs w:val="22"/>
+              </w:rPr>
+              <w:t xml:space="preserve">Quét sự kiện PENDING mỗi 500ms</w:t>
+            </w:r>
+          </w:p>
+        </w:tc>
+      </w:tr>
+      <w:tr>
+        <w:tc>
+          <w:tcPr>
+            <w:tcW w:type="pct" w:w="8%"/>
+            <w:shd w:fill="FDF2F8" w:val="clear"/>
+            <w:tcMar>
+              <w:top w:type="dxa" w:w="120"/>
+              <w:left w:type="dxa" w:w="140"/>
+              <w:bottom w:type="dxa" w:w="120"/>
+              <w:right w:type="dxa" w:w="140"/>
+            </w:tcMar>
+          </w:tcPr>
+          <w:p>
+            <w:pPr>
+              <w:jc w:val="left"/>
+            </w:pPr>
+            <w:r>
+              <w:rPr>
+                <w:rFonts w:ascii="Times New Roman" w:cs="Times New Roman" w:eastAsia="Times New Roman" w:hAnsi="Times New Roman"/>
+                <w:b w:val="false"/>
+                <w:bCs w:val="false"/>
+                <w:color w:val="1E293B"/>
+                <w:sz w:val="22"/>
+                <w:szCs w:val="22"/>
+              </w:rPr>
+              <w:t xml:space="preserve">8</w:t>
+            </w:r>
+          </w:p>
+        </w:tc>
+        <w:tc>
+          <w:tcPr>
+            <w:tcW w:type="pct" w:w="18%"/>
+            <w:shd w:fill="FDF2F8" w:val="clear"/>
+            <w:tcMar>
+              <w:top w:type="dxa" w:w="120"/>
+              <w:left w:type="dxa" w:w="140"/>
+              <w:bottom w:type="dxa" w:w="120"/>
+              <w:right w:type="dxa" w:w="140"/>
+            </w:tcMar>
+          </w:tcPr>
+          <w:p>
+            <w:pPr>
+              <w:jc w:val="left"/>
+            </w:pPr>
+            <w:r>
+              <w:rPr>
+                <w:rFonts w:ascii="Times New Roman" w:cs="Times New Roman" w:eastAsia="Times New Roman" w:hAnsi="Times New Roman"/>
+                <w:b w:val="false"/>
+                <w:bCs w:val="false"/>
+                <w:color w:val="1E293B"/>
+                <w:sz w:val="22"/>
+                <w:szCs w:val="22"/>
+              </w:rPr>
+              <w:t xml:space="preserve">OutboxRelay</w:t>
+            </w:r>
+          </w:p>
+        </w:tc>
+        <w:tc>
+          <w:tcPr>
+            <w:tcW w:type="pct" w:w="18%"/>
+            <w:shd w:fill="FDF2F8" w:val="clear"/>
+            <w:tcMar>
+              <w:top w:type="dxa" w:w="120"/>
+              <w:left w:type="dxa" w:w="140"/>
+              <w:bottom w:type="dxa" w:w="120"/>
+              <w:right w:type="dxa" w:w="140"/>
+            </w:tcMar>
+          </w:tcPr>
+          <w:p>
+            <w:pPr>
+              <w:jc w:val="left"/>
+            </w:pPr>
+            <w:r>
+              <w:rPr>
+                <w:rFonts w:ascii="Times New Roman" w:cs="Times New Roman" w:eastAsia="Times New Roman" w:hAnsi="Times New Roman"/>
+                <w:b w:val="false"/>
+                <w:bCs w:val="false"/>
+                <w:color w:val="1E293B"/>
+                <w:sz w:val="22"/>
+                <w:szCs w:val="22"/>
+              </w:rPr>
+              <w:t xml:space="preserve">RabbitMQ</w:t>
+            </w:r>
+          </w:p>
+        </w:tc>
+        <w:tc>
+          <w:tcPr>
+            <w:tcW w:type="pct" w:w="34%"/>
+            <w:shd w:fill="FDF2F8" w:val="clear"/>
+            <w:tcMar>
+              <w:top w:type="dxa" w:w="120"/>
+              <w:left w:type="dxa" w:w="140"/>
+              <w:bottom w:type="dxa" w:w="120"/>
+              <w:right w:type="dxa" w:w="140"/>
+            </w:tcMar>
+          </w:tcPr>
+          <w:p>
+            <w:pPr>
+              <w:jc w:val="left"/>
+            </w:pPr>
+            <w:r>
+              <w:rPr>
+                <w:rFonts w:ascii="Times New Roman" w:cs="Times New Roman" w:eastAsia="Times New Roman" w:hAnsi="Times New Roman"/>
+                <w:b w:val="false"/>
+                <w:bCs w:val="false"/>
+                <w:color w:val="1E293B"/>
+                <w:sz w:val="22"/>
+                <w:szCs w:val="22"/>
+              </w:rPr>
+              <w:t xml:space="preserve">Publish TransactionEvent</w:t>
+            </w:r>
+          </w:p>
+        </w:tc>
+        <w:tc>
+          <w:tcPr>
+            <w:tcW w:type="pct" w:w="22%"/>
+            <w:shd w:fill="FDF2F8" w:val="clear"/>
+            <w:tcMar>
+              <w:top w:type="dxa" w:w="120"/>
+              <w:left w:type="dxa" w:w="140"/>
+              <w:bottom w:type="dxa" w:w="120"/>
+              <w:right w:type="dxa" w:w="140"/>
+            </w:tcMar>
+          </w:tcPr>
+          <w:p>
+            <w:pPr>
+              <w:jc w:val="left"/>
+            </w:pPr>
+            <w:r>
+              <w:rPr>
+                <w:rFonts w:ascii="Times New Roman" w:cs="Times New Roman" w:eastAsia="Times New Roman" w:hAnsi="Times New Roman"/>
+                <w:b w:val="false"/>
+                <w:bCs w:val="false"/>
+                <w:color w:val="1E293B"/>
+                <w:sz w:val="22"/>
+                <w:szCs w:val="22"/>
+              </w:rPr>
+              <w:t xml:space="preserve">Bắn event vào topic exchange</w:t>
+            </w:r>
+          </w:p>
+        </w:tc>
+      </w:tr>
+      <w:tr>
+        <w:tc>
+          <w:tcPr>
+            <w:tcW w:type="pct" w:w="8%"/>
+            <w:shd w:fill="FFFFFF" w:val="clear"/>
+            <w:tcMar>
+              <w:top w:type="dxa" w:w="120"/>
+              <w:left w:type="dxa" w:w="140"/>
+              <w:bottom w:type="dxa" w:w="120"/>
+              <w:right w:type="dxa" w:w="140"/>
+            </w:tcMar>
+          </w:tcPr>
+          <w:p>
+            <w:pPr>
+              <w:jc w:val="left"/>
+            </w:pPr>
+            <w:r>
+              <w:rPr>
+                <w:rFonts w:ascii="Times New Roman" w:cs="Times New Roman" w:eastAsia="Times New Roman" w:hAnsi="Times New Roman"/>
+                <w:b w:val="false"/>
+                <w:bCs w:val="false"/>
+                <w:color w:val="1E293B"/>
+                <w:sz w:val="22"/>
+                <w:szCs w:val="22"/>
+              </w:rPr>
+              <w:t xml:space="preserve">9</w:t>
+            </w:r>
+          </w:p>
+        </w:tc>
+        <w:tc>
+          <w:tcPr>
+            <w:tcW w:type="pct" w:w="18%"/>
+            <w:shd w:fill="FFFFFF" w:val="clear"/>
+            <w:tcMar>
+              <w:top w:type="dxa" w:w="120"/>
+              <w:left w:type="dxa" w:w="140"/>
+              <w:bottom w:type="dxa" w:w="120"/>
+              <w:right w:type="dxa" w:w="140"/>
+            </w:tcMar>
+          </w:tcPr>
+          <w:p>
+            <w:pPr>
+              <w:jc w:val="left"/>
+            </w:pPr>
+            <w:r>
+              <w:rPr>
+                <w:rFonts w:ascii="Times New Roman" w:cs="Times New Roman" w:eastAsia="Times New Roman" w:hAnsi="Times New Roman"/>
+                <w:b w:val="false"/>
+                <w:bCs w:val="false"/>
+                <w:color w:val="1E293B"/>
+                <w:sz w:val="22"/>
+                <w:szCs w:val="22"/>
+              </w:rPr>
+              <w:t xml:space="preserve">RabbitMQ</w:t>
+            </w:r>
+          </w:p>
+        </w:tc>
+        <w:tc>
+          <w:tcPr>
+            <w:tcW w:type="pct" w:w="18%"/>
+            <w:shd w:fill="FFFFFF" w:val="clear"/>
+            <w:tcMar>
+              <w:top w:type="dxa" w:w="120"/>
+              <w:left w:type="dxa" w:w="140"/>
+              <w:bottom w:type="dxa" w:w="120"/>
+              <w:right w:type="dxa" w:w="140"/>
+            </w:tcMar>
+          </w:tcPr>
+          <w:p>
+            <w:pPr>
+              <w:jc w:val="left"/>
+            </w:pPr>
+            <w:r>
+              <w:rPr>
+                <w:rFonts w:ascii="Times New Roman" w:cs="Times New Roman" w:eastAsia="Times New Roman" w:hAnsi="Times New Roman"/>
+                <w:b w:val="false"/>
+                <w:bCs w:val="false"/>
+                <w:color w:val="1E293B"/>
+                <w:sz w:val="22"/>
+                <w:szCs w:val="22"/>
+              </w:rPr>
+              <w:t xml:space="preserve">NotificationConsumer</w:t>
+            </w:r>
+          </w:p>
+        </w:tc>
+        <w:tc>
+          <w:tcPr>
+            <w:tcW w:type="pct" w:w="34%"/>
+            <w:shd w:fill="FFFFFF" w:val="clear"/>
+            <w:tcMar>
+              <w:top w:type="dxa" w:w="120"/>
+              <w:left w:type="dxa" w:w="140"/>
+              <w:bottom w:type="dxa" w:w="120"/>
+              <w:right w:type="dxa" w:w="140"/>
+            </w:tcMar>
+          </w:tcPr>
+          <w:p>
+            <w:pPr>
+              <w:jc w:val="left"/>
+            </w:pPr>
+            <w:r>
+              <w:rPr>
+                <w:rFonts w:ascii="Times New Roman" w:cs="Times New Roman" w:eastAsia="Times New Roman" w:hAnsi="Times New Roman"/>
+                <w:b w:val="false"/>
+                <w:bCs w:val="false"/>
+                <w:color w:val="1E293B"/>
+                <w:sz w:val="22"/>
+                <w:szCs w:val="22"/>
+              </w:rPr>
+              <w:t xml:space="preserve">Dispatch TransactionEvent</w:t>
+            </w:r>
+          </w:p>
+        </w:tc>
+        <w:tc>
+          <w:tcPr>
+            <w:tcW w:type="pct" w:w="22%"/>
+            <w:shd w:fill="FFFFFF" w:val="clear"/>
+            <w:tcMar>
+              <w:top w:type="dxa" w:w="120"/>
+              <w:left w:type="dxa" w:w="140"/>
+              <w:bottom w:type="dxa" w:w="120"/>
+              <w:right w:type="dxa" w:w="140"/>
+            </w:tcMar>
+          </w:tcPr>
+          <w:p>
+            <w:pPr>
+              <w:jc w:val="left"/>
+            </w:pPr>
+            <w:r>
+              <w:rPr>
+                <w:rFonts w:ascii="Times New Roman" w:cs="Times New Roman" w:eastAsia="Times New Roman" w:hAnsi="Times New Roman"/>
+                <w:b w:val="false"/>
+                <w:bCs w:val="false"/>
+                <w:color w:val="1E293B"/>
+                <w:sz w:val="22"/>
+                <w:szCs w:val="22"/>
+              </w:rPr>
+              <w:t xml:space="preserve">Điều phối bất đồng bộ</w:t>
+            </w:r>
+          </w:p>
+        </w:tc>
+      </w:tr>
+      <w:tr>
+        <w:tc>
+          <w:tcPr>
+            <w:tcW w:type="pct" w:w="8%"/>
+            <w:shd w:fill="FDF2F8" w:val="clear"/>
+            <w:tcMar>
+              <w:top w:type="dxa" w:w="120"/>
+              <w:left w:type="dxa" w:w="140"/>
+              <w:bottom w:type="dxa" w:w="120"/>
+              <w:right w:type="dxa" w:w="140"/>
+            </w:tcMar>
+          </w:tcPr>
+          <w:p>
+            <w:pPr>
+              <w:jc w:val="left"/>
+            </w:pPr>
+            <w:r>
+              <w:rPr>
+                <w:rFonts w:ascii="Times New Roman" w:cs="Times New Roman" w:eastAsia="Times New Roman" w:hAnsi="Times New Roman"/>
+                <w:b w:val="false"/>
+                <w:bCs w:val="false"/>
+                <w:color w:val="1E293B"/>
+                <w:sz w:val="22"/>
+                <w:szCs w:val="22"/>
+              </w:rPr>
+              <w:t xml:space="preserve">10</w:t>
+            </w:r>
+          </w:p>
+        </w:tc>
+        <w:tc>
+          <w:tcPr>
+            <w:tcW w:type="pct" w:w="18%"/>
+            <w:shd w:fill="FDF2F8" w:val="clear"/>
+            <w:tcMar>
+              <w:top w:type="dxa" w:w="120"/>
+              <w:left w:type="dxa" w:w="140"/>
+              <w:bottom w:type="dxa" w:w="120"/>
+              <w:right w:type="dxa" w:w="140"/>
+            </w:tcMar>
+          </w:tcPr>
+          <w:p>
+            <w:pPr>
+              <w:jc w:val="left"/>
+            </w:pPr>
+            <w:r>
+              <w:rPr>
+                <w:rFonts w:ascii="Times New Roman" w:cs="Times New Roman" w:eastAsia="Times New Roman" w:hAnsi="Times New Roman"/>
+                <w:b w:val="false"/>
+                <w:bCs w:val="false"/>
+                <w:color w:val="1E293B"/>
+                <w:sz w:val="22"/>
+                <w:szCs w:val="22"/>
+              </w:rPr>
+              <w:t xml:space="preserve">NotificationConsumer</w:t>
+            </w:r>
+          </w:p>
+        </w:tc>
+        <w:tc>
+          <w:tcPr>
+            <w:tcW w:type="pct" w:w="18%"/>
+            <w:shd w:fill="FDF2F8" w:val="clear"/>
+            <w:tcMar>
+              <w:top w:type="dxa" w:w="120"/>
+              <w:left w:type="dxa" w:w="140"/>
+              <w:bottom w:type="dxa" w:w="120"/>
+              <w:right w:type="dxa" w:w="140"/>
+            </w:tcMar>
+          </w:tcPr>
+          <w:p>
+            <w:pPr>
+              <w:jc w:val="left"/>
+            </w:pPr>
+            <w:r>
+              <w:rPr>
+                <w:rFonts w:ascii="Times New Roman" w:cs="Times New Roman" w:eastAsia="Times New Roman" w:hAnsi="Times New Roman"/>
+                <w:b w:val="false"/>
+                <w:bCs w:val="false"/>
+                <w:color w:val="1E293B"/>
+                <w:sz w:val="22"/>
+                <w:szCs w:val="22"/>
+              </w:rPr>
+              <w:t xml:space="preserve">WebSocket STOMP Broker</w:t>
+            </w:r>
+          </w:p>
+        </w:tc>
+        <w:tc>
+          <w:tcPr>
+            <w:tcW w:type="pct" w:w="34%"/>
+            <w:shd w:fill="FDF2F8" w:val="clear"/>
+            <w:tcMar>
+              <w:top w:type="dxa" w:w="120"/>
+              <w:left w:type="dxa" w:w="140"/>
+              <w:bottom w:type="dxa" w:w="120"/>
+              <w:right w:type="dxa" w:w="140"/>
+            </w:tcMar>
+          </w:tcPr>
+          <w:p>
+            <w:pPr>
+              <w:jc w:val="left"/>
+            </w:pPr>
+            <w:r>
+              <w:rPr>
+                <w:rFonts w:ascii="Times New Roman" w:cs="Times New Roman" w:eastAsia="Times New Roman" w:hAnsi="Times New Roman"/>
+                <w:b w:val="false"/>
+                <w:bCs w:val="false"/>
+                <w:color w:val="1E293B"/>
+                <w:sz w:val="22"/>
+                <w:szCs w:val="22"/>
+              </w:rPr>
+              <w:t xml:space="preserve">Send to /topic/users/{id}/notifications</w:t>
+            </w:r>
+          </w:p>
+        </w:tc>
+        <w:tc>
+          <w:tcPr>
+            <w:tcW w:type="pct" w:w="22%"/>
+            <w:shd w:fill="FDF2F8" w:val="clear"/>
+            <w:tcMar>
+              <w:top w:type="dxa" w:w="120"/>
+              <w:left w:type="dxa" w:w="140"/>
+              <w:bottom w:type="dxa" w:w="120"/>
+              <w:right w:type="dxa" w:w="140"/>
+            </w:tcMar>
+          </w:tcPr>
+          <w:p>
+            <w:pPr>
+              <w:jc w:val="left"/>
+            </w:pPr>
+            <w:r>
+              <w:rPr>
+                <w:rFonts w:ascii="Times New Roman" w:cs="Times New Roman" w:eastAsia="Times New Roman" w:hAnsi="Times New Roman"/>
+                <w:b w:val="false"/>
+                <w:bCs w:val="false"/>
+                <w:color w:val="1E293B"/>
+                <w:sz w:val="22"/>
+                <w:szCs w:val="22"/>
+              </w:rPr>
+              <w:t xml:space="preserve">Bắn biến động số dư tức thì cho cả 2 app</w:t>
+            </w:r>
+          </w:p>
+        </w:tc>
+      </w:tr>
+      <w:tr>
+        <w:tc>
+          <w:tcPr>
+            <w:tcW w:type="pct" w:w="8%"/>
+            <w:shd w:fill="FFFFFF" w:val="clear"/>
+            <w:tcMar>
+              <w:top w:type="dxa" w:w="120"/>
+              <w:left w:type="dxa" w:w="140"/>
+              <w:bottom w:type="dxa" w:w="120"/>
+              <w:right w:type="dxa" w:w="140"/>
+            </w:tcMar>
+          </w:tcPr>
+          <w:p>
+            <w:pPr>
+              <w:jc w:val="left"/>
+            </w:pPr>
+            <w:r>
+              <w:rPr>
+                <w:rFonts w:ascii="Times New Roman" w:cs="Times New Roman" w:eastAsia="Times New Roman" w:hAnsi="Times New Roman"/>
+                <w:b w:val="false"/>
+                <w:bCs w:val="false"/>
+                <w:color w:val="1E293B"/>
+                <w:sz w:val="22"/>
+                <w:szCs w:val="22"/>
+              </w:rPr>
+              <w:t xml:space="preserve">11</w:t>
+            </w:r>
+          </w:p>
+        </w:tc>
+        <w:tc>
+          <w:tcPr>
+            <w:tcW w:type="pct" w:w="18%"/>
+            <w:shd w:fill="FFFFFF" w:val="clear"/>
+            <w:tcMar>
+              <w:top w:type="dxa" w:w="120"/>
+              <w:left w:type="dxa" w:w="140"/>
+              <w:bottom w:type="dxa" w:w="120"/>
+              <w:right w:type="dxa" w:w="140"/>
+            </w:tcMar>
+          </w:tcPr>
+          <w:p>
+            <w:pPr>
+              <w:jc w:val="left"/>
+            </w:pPr>
+            <w:r>
+              <w:rPr>
+                <w:rFonts w:ascii="Times New Roman" w:cs="Times New Roman" w:eastAsia="Times New Roman" w:hAnsi="Times New Roman"/>
+                <w:b w:val="false"/>
+                <w:bCs w:val="false"/>
+                <w:color w:val="1E293B"/>
+                <w:sz w:val="22"/>
+                <w:szCs w:val="22"/>
+              </w:rPr>
+              <w:t xml:space="preserve">NotificationConsumer</w:t>
+            </w:r>
+          </w:p>
+        </w:tc>
+        <w:tc>
+          <w:tcPr>
+            <w:tcW w:type="pct" w:w="18%"/>
+            <w:shd w:fill="FFFFFF" w:val="clear"/>
+            <w:tcMar>
+              <w:top w:type="dxa" w:w="120"/>
+              <w:left w:type="dxa" w:w="140"/>
+              <w:bottom w:type="dxa" w:w="120"/>
+              <w:right w:type="dxa" w:w="140"/>
+            </w:tcMar>
+          </w:tcPr>
+          <w:p>
+            <w:pPr>
+              <w:jc w:val="left"/>
+            </w:pPr>
+            <w:r>
+              <w:rPr>
+                <w:rFonts w:ascii="Times New Roman" w:cs="Times New Roman" w:eastAsia="Times New Roman" w:hAnsi="Times New Roman"/>
+                <w:b w:val="false"/>
+                <w:bCs w:val="false"/>
+                <w:color w:val="1E293B"/>
+                <w:sz w:val="22"/>
+                <w:szCs w:val="22"/>
+              </w:rPr>
+              <w:t xml:space="preserve">Firebase FCM SDK</w:t>
+            </w:r>
+          </w:p>
+        </w:tc>
+        <w:tc>
+          <w:tcPr>
+            <w:tcW w:type="pct" w:w="34%"/>
+            <w:shd w:fill="FFFFFF" w:val="clear"/>
+            <w:tcMar>
+              <w:top w:type="dxa" w:w="120"/>
+              <w:left w:type="dxa" w:w="140"/>
+              <w:bottom w:type="dxa" w:w="120"/>
+              <w:right w:type="dxa" w:w="140"/>
+            </w:tcMar>
+          </w:tcPr>
+          <w:p>
+            <w:pPr>
+              <w:jc w:val="left"/>
+            </w:pPr>
+            <w:r>
+              <w:rPr>
+                <w:rFonts w:ascii="Times New Roman" w:cs="Times New Roman" w:eastAsia="Times New Roman" w:hAnsi="Times New Roman"/>
+                <w:b w:val="false"/>
+                <w:bCs w:val="false"/>
+                <w:color w:val="1E293B"/>
+                <w:sz w:val="22"/>
+                <w:szCs w:val="22"/>
+              </w:rPr>
+              <w:t xml:space="preserve">Send Push Notification</w:t>
+            </w:r>
+          </w:p>
+        </w:tc>
+        <w:tc>
+          <w:tcPr>
+            <w:tcW w:type="pct" w:w="22%"/>
+            <w:shd w:fill="FFFFFF" w:val="clear"/>
+            <w:tcMar>
+              <w:top w:type="dxa" w:w="120"/>
+              <w:left w:type="dxa" w:w="140"/>
+              <w:bottom w:type="dxa" w:w="120"/>
+              <w:right w:type="dxa" w:w="140"/>
+            </w:tcMar>
+          </w:tcPr>
+          <w:p>
+            <w:pPr>
+              <w:jc w:val="left"/>
+            </w:pPr>
+            <w:r>
+              <w:rPr>
+                <w:rFonts w:ascii="Times New Roman" w:cs="Times New Roman" w:eastAsia="Times New Roman" w:hAnsi="Times New Roman"/>
+                <w:b w:val="false"/>
+                <w:bCs w:val="false"/>
+                <w:color w:val="1E293B"/>
+                <w:sz w:val="22"/>
+                <w:szCs w:val="22"/>
+              </w:rPr>
+              <w:t xml:space="preserve">Hiện banner ngoài màn hình khóa Bob</w:t>
+            </w:r>
+          </w:p>
+        </w:tc>
+      </w:tr>
+      <w:tr>
+        <w:tc>
+          <w:tcPr>
+            <w:tcW w:type="pct" w:w="8%"/>
+            <w:shd w:fill="FDF2F8" w:val="clear"/>
+            <w:tcMar>
+              <w:top w:type="dxa" w:w="120"/>
+              <w:left w:type="dxa" w:w="140"/>
+              <w:bottom w:type="dxa" w:w="120"/>
+              <w:right w:type="dxa" w:w="140"/>
+            </w:tcMar>
+          </w:tcPr>
+          <w:p>
+            <w:pPr>
+              <w:jc w:val="left"/>
+            </w:pPr>
+            <w:r>
+              <w:rPr>
+                <w:rFonts w:ascii="Times New Roman" w:cs="Times New Roman" w:eastAsia="Times New Roman" w:hAnsi="Times New Roman"/>
+                <w:b w:val="false"/>
+                <w:bCs w:val="false"/>
+                <w:color w:val="1E293B"/>
+                <w:sz w:val="22"/>
+                <w:szCs w:val="22"/>
+              </w:rPr>
+              <w:t xml:space="preserve">12</w:t>
+            </w:r>
+          </w:p>
+        </w:tc>
+        <w:tc>
+          <w:tcPr>
+            <w:tcW w:type="pct" w:w="18%"/>
+            <w:shd w:fill="FDF2F8" w:val="clear"/>
+            <w:tcMar>
+              <w:top w:type="dxa" w:w="120"/>
+              <w:left w:type="dxa" w:w="140"/>
+              <w:bottom w:type="dxa" w:w="120"/>
+              <w:right w:type="dxa" w:w="140"/>
+            </w:tcMar>
+          </w:tcPr>
+          <w:p>
+            <w:pPr>
+              <w:jc w:val="left"/>
+            </w:pPr>
+            <w:r>
+              <w:rPr>
+                <w:rFonts w:ascii="Times New Roman" w:cs="Times New Roman" w:eastAsia="Times New Roman" w:hAnsi="Times New Roman"/>
+                <w:b w:val="false"/>
+                <w:bCs w:val="false"/>
+                <w:color w:val="1E293B"/>
+                <w:sz w:val="22"/>
+                <w:szCs w:val="22"/>
+              </w:rPr>
+              <w:t xml:space="preserve">RabbitMQ</w:t>
+            </w:r>
+          </w:p>
+        </w:tc>
+        <w:tc>
+          <w:tcPr>
+            <w:tcW w:type="pct" w:w="18%"/>
+            <w:shd w:fill="FDF2F8" w:val="clear"/>
+            <w:tcMar>
+              <w:top w:type="dxa" w:w="120"/>
+              <w:left w:type="dxa" w:w="140"/>
+              <w:bottom w:type="dxa" w:w="120"/>
+              <w:right w:type="dxa" w:w="140"/>
+            </w:tcMar>
+          </w:tcPr>
+          <w:p>
+            <w:pPr>
+              <w:jc w:val="left"/>
+            </w:pPr>
+            <w:r>
+              <w:rPr>
+                <w:rFonts w:ascii="Times New Roman" w:cs="Times New Roman" w:eastAsia="Times New Roman" w:hAnsi="Times New Roman"/>
+                <w:b w:val="false"/>
+                <w:bCs w:val="false"/>
+                <w:color w:val="1E293B"/>
+                <w:sz w:val="22"/>
+                <w:szCs w:val="22"/>
+              </w:rPr>
+              <w:t xml:space="preserve">LedgerConsumer</w:t>
+            </w:r>
+          </w:p>
+        </w:tc>
+        <w:tc>
+          <w:tcPr>
+            <w:tcW w:type="pct" w:w="34%"/>
+            <w:shd w:fill="FDF2F8" w:val="clear"/>
+            <w:tcMar>
+              <w:top w:type="dxa" w:w="120"/>
+              <w:left w:type="dxa" w:w="140"/>
+              <w:bottom w:type="dxa" w:w="120"/>
+              <w:right w:type="dxa" w:w="140"/>
+            </w:tcMar>
+          </w:tcPr>
+          <w:p>
+            <w:pPr>
+              <w:jc w:val="left"/>
+            </w:pPr>
+            <w:r>
+              <w:rPr>
+                <w:rFonts w:ascii="Times New Roman" w:cs="Times New Roman" w:eastAsia="Times New Roman" w:hAnsi="Times New Roman"/>
+                <w:b w:val="false"/>
+                <w:bCs w:val="false"/>
+                <w:color w:val="1E293B"/>
+                <w:sz w:val="22"/>
+                <w:szCs w:val="22"/>
+              </w:rPr>
+              <w:t xml:space="preserve">recordJournalEntry(...)</w:t>
+            </w:r>
+          </w:p>
+        </w:tc>
+        <w:tc>
+          <w:tcPr>
+            <w:tcW w:type="pct" w:w="22%"/>
+            <w:shd w:fill="FDF2F8" w:val="clear"/>
+            <w:tcMar>
+              <w:top w:type="dxa" w:w="120"/>
+              <w:left w:type="dxa" w:w="140"/>
+              <w:bottom w:type="dxa" w:w="120"/>
+              <w:right w:type="dxa" w:w="140"/>
+            </w:tcMar>
+          </w:tcPr>
+          <w:p>
+            <w:pPr>
+              <w:jc w:val="left"/>
+            </w:pPr>
+            <w:r>
+              <w:rPr>
+                <w:rFonts w:ascii="Times New Roman" w:cs="Times New Roman" w:eastAsia="Times New Roman" w:hAnsi="Times New Roman"/>
+                <w:b w:val="false"/>
+                <w:bCs w:val="false"/>
+                <w:color w:val="1E293B"/>
+                <w:sz w:val="22"/>
+                <w:szCs w:val="22"/>
+              </w:rPr>
+              <w:t xml:space="preserve">Ghi sổ cái kế toán kép Nợ/Có (Debit=Credit)</w:t>
+            </w:r>
+          </w:p>
+        </w:tc>
+      </w:tr>
+    </w:tbl>
+    <w:p>
+      <w:pPr>
+        <w:pStyle w:val="Heading2"/>
+        <w:spacing w:after="120" w:before="240"/>
       </w:pPr>
       <w:r>
         <w:rPr>
           <w:rFonts w:ascii="Times New Roman" w:cs="Times New Roman" w:eastAsia="Times New Roman" w:hAnsi="Times New Roman"/>
           <w:b/>
           <w:bCs/>
+          <w:color w:val="D2519D"/>
+          <w:sz w:val="28"/>
+          <w:szCs w:val="28"/>
+        </w:rPr>
+        <w:t xml:space="preserve">5.4. Sơ đồ Tuần tự Luồng Xác thực và Silent Token Refresh (JWT Lifecycle)</w:t>
+      </w:r>
+    </w:p>
+    <w:p>
+      <w:pPr>
+        <w:spacing w:after="60" w:before="60"/>
+        <w:jc w:val="both"/>
+      </w:pPr>
+      <w:r>
+        <w:rPr>
+          <w:rFonts w:ascii="Times New Roman" w:cs="Times New Roman" w:eastAsia="Times New Roman" w:hAnsi="Times New Roman"/>
+          <w:b w:val="false"/>
+          <w:bCs w:val="false"/>
+          <w:i w:val="false"/>
+          <w:iCs w:val="false"/>
           <w:color w:val="1E293B"/>
           <w:sz w:val="26"/>
           <w:szCs w:val="26"/>
         </w:rPr>
-        <w:t xml:space="preserve">Bước 5 - Phản hồi Client tức thì</w:t>
-      </w:r>
-      <w:r>
-        <w:rPr>
-          <w:rFonts w:ascii="Times New Roman" w:cs="Times New Roman" w:eastAsia="Times New Roman" w:hAnsi="Times New Roman"/>
-          <w:color w:val="1E293B"/>
-          <w:sz w:val="26"/>
-          <w:szCs w:val="26"/>
-        </w:rPr>
-        <w:t xml:space="preserve">: Giải phóng khóa phân tán Redis và trả về HTTP 200 OK cho người gửi chỉ trong 50ms.</w:t>
-      </w:r>
-    </w:p>
-    <w:p>
-      <w:pPr>
-        <w:pStyle w:val="ListParagraph"/>
-        <w:numPr>
-          <w:ilvl w:val="0"/>
-          <w:numId w:val="1"/>
-        </w:numPr>
-        <w:spacing w:after="40" w:before="40"/>
+        <w:t xml:space="preserve">Cơ chế tự động làm mới Access Token mà không làm gián đoạn trải nghiệm người dùng khi token 5 phút hết hạn:</w:t>
+      </w:r>
+    </w:p>
+    <w:p>
+      <w:pPr>
+        <w:spacing w:after="80" w:before="160"/>
+        <w:jc w:val="center"/>
       </w:pPr>
       <w:r>
         <w:rPr>
           <w:rFonts w:ascii="Times New Roman" w:cs="Times New Roman" w:eastAsia="Times New Roman" w:hAnsi="Times New Roman"/>
           <w:b/>
           <w:bCs/>
-          <w:color w:val="1E293B"/>
-          <w:sz w:val="26"/>
-          <w:szCs w:val="26"/>
-        </w:rPr>
-        <w:t xml:space="preserve">Bước 6 - Outbox Relay điều phối</w:t>
-      </w:r>
-      <w:r>
-        <w:rPr>
-          <w:rFonts w:ascii="Times New Roman" w:cs="Times New Roman" w:eastAsia="Times New Roman" w:hAnsi="Times New Roman"/>
-          <w:color w:val="1E293B"/>
-          <w:sz w:val="26"/>
-          <w:szCs w:val="26"/>
-        </w:rPr>
-        <w:t xml:space="preserve">: Tiến trình OutboxRelayScheduler định kỳ mỗi 500ms quét sự kiện PENDING và bắn lên RabbitMQ Exchange wallet.transaction.events.</w:t>
-      </w:r>
-    </w:p>
-    <w:p>
-      <w:pPr>
-        <w:pStyle w:val="ListParagraph"/>
-        <w:numPr>
-          <w:ilvl w:val="0"/>
-          <w:numId w:val="1"/>
-        </w:numPr>
-        <w:spacing w:after="40" w:before="40"/>
+          <w:i/>
+          <w:iCs/>
+          <w:color w:val="700F43"/>
+          <w:sz w:val="24"/>
+          <w:szCs w:val="24"/>
+        </w:rPr>
+        <w:t xml:space="preserve">Sơ đồ 5.4: Vòng đời JWT và Cơ chế Tự động Làm mới Token (Silent Refresh)</w:t>
+      </w:r>
+    </w:p>
+    <w:p>
+      <w:pPr>
+        <w:shd w:fill="F8FAFC" w:val="clear"/>
+        <w:spacing w:after="10" w:before="10"/>
+      </w:pPr>
+      <w:r>
+        <w:rPr>
+          <w:rFonts w:ascii="Consolas" w:cs="Consolas" w:eastAsia="Consolas" w:hAnsi="Consolas"/>
+          <w:color w:val="0F172A"/>
+          <w:sz w:val="19"/>
+          <w:szCs w:val="19"/>
+        </w:rPr>
+        <w:t xml:space="preserve">[Mobile Client]             [Nginx / Gateway]           [Spring Security]           [AuthService / DB]</w:t>
+      </w:r>
+    </w:p>
+    <w:p>
+      <w:pPr>
+        <w:shd w:fill="F8FAFC" w:val="clear"/>
+        <w:spacing w:after="10" w:before="10"/>
+      </w:pPr>
+      <w:r>
+        <w:rPr>
+          <w:rFonts w:ascii="Consolas" w:cs="Consolas" w:eastAsia="Consolas" w:hAnsi="Consolas"/>
+          <w:color w:val="0F172A"/>
+          <w:sz w:val="19"/>
+          <w:szCs w:val="19"/>
+        </w:rPr>
+        <w:t xml:space="preserve">         |                            |                            |                            |</w:t>
+      </w:r>
+    </w:p>
+    <w:p>
+      <w:pPr>
+        <w:shd w:fill="F8FAFC" w:val="clear"/>
+        <w:spacing w:after="10" w:before="10"/>
+      </w:pPr>
+      <w:r>
+        <w:rPr>
+          <w:rFonts w:ascii="Consolas" w:cs="Consolas" w:eastAsia="Consolas" w:hAnsi="Consolas"/>
+          <w:color w:val="0F172A"/>
+          <w:sz w:val="19"/>
+          <w:szCs w:val="19"/>
+        </w:rPr>
+        <w:t xml:space="preserve">         | 1. POST /auth/login        |                            |                            |</w:t>
+      </w:r>
+    </w:p>
+    <w:p>
+      <w:pPr>
+        <w:shd w:fill="F8FAFC" w:val="clear"/>
+        <w:spacing w:after="10" w:before="10"/>
+      </w:pPr>
+      <w:r>
+        <w:rPr>
+          <w:rFonts w:ascii="Consolas" w:cs="Consolas" w:eastAsia="Consolas" w:hAnsi="Consolas"/>
+          <w:color w:val="0F172A"/>
+          <w:sz w:val="19"/>
+          <w:szCs w:val="19"/>
+        </w:rPr>
+        <w:t xml:space="preserve">         |---------------------------&gt;|---------------------------&gt;|---------------------------&gt;|</w:t>
+      </w:r>
+    </w:p>
+    <w:p>
+      <w:pPr>
+        <w:shd w:fill="F8FAFC" w:val="clear"/>
+        <w:spacing w:after="10" w:before="10"/>
+      </w:pPr>
+      <w:r>
+        <w:rPr>
+          <w:rFonts w:ascii="Consolas" w:cs="Consolas" w:eastAsia="Consolas" w:hAnsi="Consolas"/>
+          <w:color w:val="0F172A"/>
+          <w:sz w:val="19"/>
+          <w:szCs w:val="19"/>
+        </w:rPr>
+        <w:t xml:space="preserve">         |                            |                            |   Kiểm tra SĐT &amp; Mật khẩu  |</w:t>
+      </w:r>
+    </w:p>
+    <w:p>
+      <w:pPr>
+        <w:shd w:fill="F8FAFC" w:val="clear"/>
+        <w:spacing w:after="10" w:before="10"/>
+      </w:pPr>
+      <w:r>
+        <w:rPr>
+          <w:rFonts w:ascii="Consolas" w:cs="Consolas" w:eastAsia="Consolas" w:hAnsi="Consolas"/>
+          <w:color w:val="0F172A"/>
+          <w:sz w:val="19"/>
+          <w:szCs w:val="19"/>
+        </w:rPr>
+        <w:t xml:space="preserve">         | 2. Trả về AccessToken (5m) &amp; RefreshToken (30d)         |                            |</w:t>
+      </w:r>
+    </w:p>
+    <w:p>
+      <w:pPr>
+        <w:shd w:fill="F8FAFC" w:val="clear"/>
+        <w:spacing w:after="10" w:before="10"/>
+      </w:pPr>
+      <w:r>
+        <w:rPr>
+          <w:rFonts w:ascii="Consolas" w:cs="Consolas" w:eastAsia="Consolas" w:hAnsi="Consolas"/>
+          <w:color w:val="0F172A"/>
+          <w:sz w:val="19"/>
+          <w:szCs w:val="19"/>
+        </w:rPr>
+        <w:t xml:space="preserve">         |&lt;---------------------------|&lt;---------------------------|&lt;---------------------------|</w:t>
+      </w:r>
+    </w:p>
+    <w:p>
+      <w:pPr>
+        <w:shd w:fill="F8FAFC" w:val="clear"/>
+        <w:spacing w:after="10" w:before="10"/>
+      </w:pPr>
+      <w:r>
+        <w:rPr>
+          <w:rFonts w:ascii="Consolas" w:cs="Consolas" w:eastAsia="Consolas" w:hAnsi="Consolas"/>
+          <w:color w:val="0F172A"/>
+          <w:sz w:val="19"/>
+          <w:szCs w:val="19"/>
+        </w:rPr>
+        <w:t xml:space="preserve">         | Lưu an toàn vào SecureStore|                            |                            |</w:t>
+      </w:r>
+    </w:p>
+    <w:p>
+      <w:pPr>
+        <w:shd w:fill="F8FAFC" w:val="clear"/>
+        <w:spacing w:after="10" w:before="10"/>
+      </w:pPr>
+      <w:r>
+        <w:rPr>
+          <w:rFonts w:ascii="Consolas" w:cs="Consolas" w:eastAsia="Consolas" w:hAnsi="Consolas"/>
+          <w:color w:val="0F172A"/>
+          <w:sz w:val="19"/>
+          <w:szCs w:val="19"/>
+        </w:rPr>
+        <w:t xml:space="preserve">         |                            |                            |                            |</w:t>
+      </w:r>
+    </w:p>
+    <w:p>
+      <w:pPr>
+        <w:shd w:fill="F8FAFC" w:val="clear"/>
+        <w:spacing w:after="10" w:before="10"/>
+      </w:pPr>
+      <w:r>
+        <w:rPr>
+          <w:rFonts w:ascii="Consolas" w:cs="Consolas" w:eastAsia="Consolas" w:hAnsi="Consolas"/>
+          <w:color w:val="0F172A"/>
+          <w:sz w:val="19"/>
+          <w:szCs w:val="19"/>
+        </w:rPr>
+        <w:t xml:space="preserve">         | 3. Gửi Request tài chính kèm Authorization: Bearer {AccessToken}                     |</w:t>
+      </w:r>
+    </w:p>
+    <w:p>
+      <w:pPr>
+        <w:shd w:fill="F8FAFC" w:val="clear"/>
+        <w:spacing w:after="10" w:before="10"/>
+      </w:pPr>
+      <w:r>
+        <w:rPr>
+          <w:rFonts w:ascii="Consolas" w:cs="Consolas" w:eastAsia="Consolas" w:hAnsi="Consolas"/>
+          <w:color w:val="0F172A"/>
+          <w:sz w:val="19"/>
+          <w:szCs w:val="19"/>
+        </w:rPr>
+        <w:t xml:space="preserve">         |---------------------------&gt;|---------------------------&gt;|                            |</w:t>
+      </w:r>
+    </w:p>
+    <w:p>
+      <w:pPr>
+        <w:shd w:fill="F8FAFC" w:val="clear"/>
+        <w:spacing w:after="10" w:before="10"/>
+      </w:pPr>
+      <w:r>
+        <w:rPr>
+          <w:rFonts w:ascii="Consolas" w:cs="Consolas" w:eastAsia="Consolas" w:hAnsi="Consolas"/>
+          <w:color w:val="0F172A"/>
+          <w:sz w:val="19"/>
+          <w:szCs w:val="19"/>
+        </w:rPr>
+        <w:t xml:space="preserve">         |                            |                            | Kiểm tra token hợp lệ      |</w:t>
+      </w:r>
+    </w:p>
+    <w:p>
+      <w:pPr>
+        <w:shd w:fill="F8FAFC" w:val="clear"/>
+        <w:spacing w:after="10" w:before="10"/>
+      </w:pPr>
+      <w:r>
+        <w:rPr>
+          <w:rFonts w:ascii="Consolas" w:cs="Consolas" w:eastAsia="Consolas" w:hAnsi="Consolas"/>
+          <w:color w:val="0F172A"/>
+          <w:sz w:val="19"/>
+          <w:szCs w:val="19"/>
+        </w:rPr>
+        <w:t xml:space="preserve">         | 4. Trả về dữ liệu thành công                            |                            |</w:t>
+      </w:r>
+    </w:p>
+    <w:p>
+      <w:pPr>
+        <w:shd w:fill="F8FAFC" w:val="clear"/>
+        <w:spacing w:after="10" w:before="10"/>
+      </w:pPr>
+      <w:r>
+        <w:rPr>
+          <w:rFonts w:ascii="Consolas" w:cs="Consolas" w:eastAsia="Consolas" w:hAnsi="Consolas"/>
+          <w:color w:val="0F172A"/>
+          <w:sz w:val="19"/>
+          <w:szCs w:val="19"/>
+        </w:rPr>
+        <w:t xml:space="preserve">         |&lt;---------------------------|&lt;---------------------------|                            |</w:t>
+      </w:r>
+    </w:p>
+    <w:p>
+      <w:pPr>
+        <w:shd w:fill="F8FAFC" w:val="clear"/>
+        <w:spacing w:after="10" w:before="10"/>
+      </w:pPr>
+      <w:r>
+        <w:rPr>
+          <w:rFonts w:ascii="Consolas" w:cs="Consolas" w:eastAsia="Consolas" w:hAnsi="Consolas"/>
+          <w:color w:val="0F172A"/>
+          <w:sz w:val="19"/>
+          <w:szCs w:val="19"/>
+        </w:rPr>
+        <w:t xml:space="preserve">         |                            |                            |                            |</w:t>
+      </w:r>
+    </w:p>
+    <w:p>
+      <w:pPr>
+        <w:shd w:fill="F8FAFC" w:val="clear"/>
+        <w:spacing w:after="10" w:before="10"/>
+      </w:pPr>
+      <w:r>
+        <w:rPr>
+          <w:rFonts w:ascii="Consolas" w:cs="Consolas" w:eastAsia="Consolas" w:hAnsi="Consolas"/>
+          <w:color w:val="0F172A"/>
+          <w:sz w:val="19"/>
+          <w:szCs w:val="19"/>
+        </w:rPr>
+        <w:t xml:space="preserve">         | ... (Sau 5 phút, AccessToken hết hạn) ...               |                            |</w:t>
+      </w:r>
+    </w:p>
+    <w:p>
+      <w:pPr>
+        <w:shd w:fill="F8FAFC" w:val="clear"/>
+        <w:spacing w:after="10" w:before="10"/>
+      </w:pPr>
+      <w:r>
+        <w:rPr>
+          <w:rFonts w:ascii="Consolas" w:cs="Consolas" w:eastAsia="Consolas" w:hAnsi="Consolas"/>
+          <w:color w:val="0F172A"/>
+          <w:sz w:val="19"/>
+          <w:szCs w:val="19"/>
+        </w:rPr>
+        <w:t xml:space="preserve">         |                            |                            |                            |</w:t>
+      </w:r>
+    </w:p>
+    <w:p>
+      <w:pPr>
+        <w:shd w:fill="F8FAFC" w:val="clear"/>
+        <w:spacing w:after="10" w:before="10"/>
+      </w:pPr>
+      <w:r>
+        <w:rPr>
+          <w:rFonts w:ascii="Consolas" w:cs="Consolas" w:eastAsia="Consolas" w:hAnsi="Consolas"/>
+          <w:color w:val="0F172A"/>
+          <w:sz w:val="19"/>
+          <w:szCs w:val="19"/>
+        </w:rPr>
+        <w:t xml:space="preserve">         | 5. Gửi Request tiếp theo   |                            |                            |</w:t>
+      </w:r>
+    </w:p>
+    <w:p>
+      <w:pPr>
+        <w:shd w:fill="F8FAFC" w:val="clear"/>
+        <w:spacing w:after="10" w:before="10"/>
+      </w:pPr>
+      <w:r>
+        <w:rPr>
+          <w:rFonts w:ascii="Consolas" w:cs="Consolas" w:eastAsia="Consolas" w:hAnsi="Consolas"/>
+          <w:color w:val="0F172A"/>
+          <w:sz w:val="19"/>
+          <w:szCs w:val="19"/>
+        </w:rPr>
+        <w:t xml:space="preserve">         |---------------------------&gt;|---------------------------&gt;|                            |</w:t>
+      </w:r>
+    </w:p>
+    <w:p>
+      <w:pPr>
+        <w:shd w:fill="F8FAFC" w:val="clear"/>
+        <w:spacing w:after="10" w:before="10"/>
+      </w:pPr>
+      <w:r>
+        <w:rPr>
+          <w:rFonts w:ascii="Consolas" w:cs="Consolas" w:eastAsia="Consolas" w:hAnsi="Consolas"/>
+          <w:color w:val="0F172A"/>
+          <w:sz w:val="19"/>
+          <w:szCs w:val="19"/>
+        </w:rPr>
+        <w:t xml:space="preserve">         |                            |                            | Token expired!             |</w:t>
+      </w:r>
+    </w:p>
+    <w:p>
+      <w:pPr>
+        <w:shd w:fill="F8FAFC" w:val="clear"/>
+        <w:spacing w:after="10" w:before="10"/>
+      </w:pPr>
+      <w:r>
+        <w:rPr>
+          <w:rFonts w:ascii="Consolas" w:cs="Consolas" w:eastAsia="Consolas" w:hAnsi="Consolas"/>
+          <w:color w:val="0F172A"/>
+          <w:sz w:val="19"/>
+          <w:szCs w:val="19"/>
+        </w:rPr>
+        <w:t xml:space="preserve">         | 6. HTTP 401 Unauthorized   |                            |                            |</w:t>
+      </w:r>
+    </w:p>
+    <w:p>
+      <w:pPr>
+        <w:shd w:fill="F8FAFC" w:val="clear"/>
+        <w:spacing w:after="10" w:before="10"/>
+      </w:pPr>
+      <w:r>
+        <w:rPr>
+          <w:rFonts w:ascii="Consolas" w:cs="Consolas" w:eastAsia="Consolas" w:hAnsi="Consolas"/>
+          <w:color w:val="0F172A"/>
+          <w:sz w:val="19"/>
+          <w:szCs w:val="19"/>
+        </w:rPr>
+        <w:t xml:space="preserve">         |&lt;---------------------------|&lt;---------------------------|                            |</w:t>
+      </w:r>
+    </w:p>
+    <w:p>
+      <w:pPr>
+        <w:shd w:fill="F8FAFC" w:val="clear"/>
+        <w:spacing w:after="10" w:before="10"/>
+      </w:pPr>
+      <w:r>
+        <w:rPr>
+          <w:rFonts w:ascii="Consolas" w:cs="Consolas" w:eastAsia="Consolas" w:hAnsi="Consolas"/>
+          <w:color w:val="0F172A"/>
+          <w:sz w:val="19"/>
+          <w:szCs w:val="19"/>
+        </w:rPr>
+        <w:t xml:space="preserve">         |                            |                            |                            |</w:t>
+      </w:r>
+    </w:p>
+    <w:p>
+      <w:pPr>
+        <w:shd w:fill="F8FAFC" w:val="clear"/>
+        <w:spacing w:after="10" w:before="10"/>
+      </w:pPr>
+      <w:r>
+        <w:rPr>
+          <w:rFonts w:ascii="Consolas" w:cs="Consolas" w:eastAsia="Consolas" w:hAnsi="Consolas"/>
+          <w:color w:val="0F172A"/>
+          <w:sz w:val="19"/>
+          <w:szCs w:val="19"/>
+        </w:rPr>
+        <w:t xml:space="preserve">         | 7. [INTERCEPTOR TỰ ĐỘNG BẮT MÃ 401]                     |                            |</w:t>
+      </w:r>
+    </w:p>
+    <w:p>
+      <w:pPr>
+        <w:shd w:fill="F8FAFC" w:val="clear"/>
+        <w:spacing w:after="10" w:before="10"/>
+      </w:pPr>
+      <w:r>
+        <w:rPr>
+          <w:rFonts w:ascii="Consolas" w:cs="Consolas" w:eastAsia="Consolas" w:hAnsi="Consolas"/>
+          <w:color w:val="0F172A"/>
+          <w:sz w:val="19"/>
+          <w:szCs w:val="19"/>
+        </w:rPr>
+        <w:t xml:space="preserve">         |    Gọi POST /auth/refresh?refreshToken={token}          |                            |</w:t>
+      </w:r>
+    </w:p>
+    <w:p>
+      <w:pPr>
+        <w:shd w:fill="F8FAFC" w:val="clear"/>
+        <w:spacing w:after="10" w:before="10"/>
+      </w:pPr>
+      <w:r>
+        <w:rPr>
+          <w:rFonts w:ascii="Consolas" w:cs="Consolas" w:eastAsia="Consolas" w:hAnsi="Consolas"/>
+          <w:color w:val="0F172A"/>
+          <w:sz w:val="19"/>
+          <w:szCs w:val="19"/>
+        </w:rPr>
+        <w:t xml:space="preserve">         |---------------------------&gt;|---------------------------&gt;|---------------------------&gt;|</w:t>
+      </w:r>
+    </w:p>
+    <w:p>
+      <w:pPr>
+        <w:shd w:fill="F8FAFC" w:val="clear"/>
+        <w:spacing w:after="10" w:before="10"/>
+      </w:pPr>
+      <w:r>
+        <w:rPr>
+          <w:rFonts w:ascii="Consolas" w:cs="Consolas" w:eastAsia="Consolas" w:hAnsi="Consolas"/>
+          <w:color w:val="0F172A"/>
+          <w:sz w:val="19"/>
+          <w:szCs w:val="19"/>
+        </w:rPr>
+        <w:t xml:space="preserve">         |                            |                            |   Kiểm tra RefreshToken    |</w:t>
+      </w:r>
+    </w:p>
+    <w:p>
+      <w:pPr>
+        <w:shd w:fill="F8FAFC" w:val="clear"/>
+        <w:spacing w:after="10" w:before="10"/>
+      </w:pPr>
+      <w:r>
+        <w:rPr>
+          <w:rFonts w:ascii="Consolas" w:cs="Consolas" w:eastAsia="Consolas" w:hAnsi="Consolas"/>
+          <w:color w:val="0F172A"/>
+          <w:sz w:val="19"/>
+          <w:szCs w:val="19"/>
+        </w:rPr>
+        <w:t xml:space="preserve">         | 8. Cấp cặp AccessToken &amp; RefreshToken MỚI               |                            |</w:t>
+      </w:r>
+    </w:p>
+    <w:p>
+      <w:pPr>
+        <w:shd w:fill="F8FAFC" w:val="clear"/>
+        <w:spacing w:after="10" w:before="10"/>
+      </w:pPr>
+      <w:r>
+        <w:rPr>
+          <w:rFonts w:ascii="Consolas" w:cs="Consolas" w:eastAsia="Consolas" w:hAnsi="Consolas"/>
+          <w:color w:val="0F172A"/>
+          <w:sz w:val="19"/>
+          <w:szCs w:val="19"/>
+        </w:rPr>
+        <w:t xml:space="preserve">         |&lt;---------------------------|&lt;---------------------------|&lt;---------------------------|</w:t>
+      </w:r>
+    </w:p>
+    <w:p>
+      <w:pPr>
+        <w:shd w:fill="F8FAFC" w:val="clear"/>
+        <w:spacing w:after="10" w:before="10"/>
+      </w:pPr>
+      <w:r>
+        <w:rPr>
+          <w:rFonts w:ascii="Consolas" w:cs="Consolas" w:eastAsia="Consolas" w:hAnsi="Consolas"/>
+          <w:color w:val="0F172A"/>
+          <w:sz w:val="19"/>
+          <w:szCs w:val="19"/>
+        </w:rPr>
+        <w:t xml:space="preserve">         | Cập nhật SecureStore       |                            |                            |</w:t>
+      </w:r>
+    </w:p>
+    <w:p>
+      <w:pPr>
+        <w:shd w:fill="F8FAFC" w:val="clear"/>
+        <w:spacing w:after="10" w:before="10"/>
+      </w:pPr>
+      <w:r>
+        <w:rPr>
+          <w:rFonts w:ascii="Consolas" w:cs="Consolas" w:eastAsia="Consolas" w:hAnsi="Consolas"/>
+          <w:color w:val="0F172A"/>
+          <w:sz w:val="19"/>
+          <w:szCs w:val="19"/>
+        </w:rPr>
+        <w:t xml:space="preserve">         |                            |                            |                            |</w:t>
+      </w:r>
+    </w:p>
+    <w:p>
+      <w:pPr>
+        <w:shd w:fill="F8FAFC" w:val="clear"/>
+        <w:spacing w:after="10" w:before="10"/>
+      </w:pPr>
+      <w:r>
+        <w:rPr>
+          <w:rFonts w:ascii="Consolas" w:cs="Consolas" w:eastAsia="Consolas" w:hAnsi="Consolas"/>
+          <w:color w:val="0F172A"/>
+          <w:sz w:val="19"/>
+          <w:szCs w:val="19"/>
+        </w:rPr>
+        <w:t xml:space="preserve">         | 9. TỰ ĐỘNG RETRY REQUEST BAN ĐẦU VỚI TOKEN MỚI          |                            |</w:t>
+      </w:r>
+    </w:p>
+    <w:p>
+      <w:pPr>
+        <w:shd w:fill="F8FAFC" w:val="clear"/>
+        <w:spacing w:after="10" w:before="10"/>
+      </w:pPr>
+      <w:r>
+        <w:rPr>
+          <w:rFonts w:ascii="Consolas" w:cs="Consolas" w:eastAsia="Consolas" w:hAnsi="Consolas"/>
+          <w:color w:val="0F172A"/>
+          <w:sz w:val="19"/>
+          <w:szCs w:val="19"/>
+        </w:rPr>
+        <w:t xml:space="preserve">         |---------------------------&gt;|---------------------------&gt;|                            |</w:t>
+      </w:r>
+    </w:p>
+    <w:p>
+      <w:pPr>
+        <w:shd w:fill="F8FAFC" w:val="clear"/>
+        <w:spacing w:after="10" w:before="10"/>
+      </w:pPr>
+      <w:r>
+        <w:rPr>
+          <w:rFonts w:ascii="Consolas" w:cs="Consolas" w:eastAsia="Consolas" w:hAnsi="Consolas"/>
+          <w:color w:val="0F172A"/>
+          <w:sz w:val="19"/>
+          <w:szCs w:val="19"/>
+        </w:rPr>
+        <w:t xml:space="preserve">         | 10. Trả về kết quả ban đầu (User không hề bị văng ra)    |                            |</w:t>
+      </w:r>
+    </w:p>
+    <w:p>
+      <w:pPr>
+        <w:shd w:fill="F8FAFC" w:val="clear"/>
+        <w:spacing w:after="10" w:before="10"/>
+      </w:pPr>
+      <w:r>
+        <w:rPr>
+          <w:rFonts w:ascii="Consolas" w:cs="Consolas" w:eastAsia="Consolas" w:hAnsi="Consolas"/>
+          <w:color w:val="0F172A"/>
+          <w:sz w:val="19"/>
+          <w:szCs w:val="19"/>
+        </w:rPr>
+        <w:t xml:space="preserve">         |&lt;---------------------------|&lt;---------------------------|</w:t>
+      </w:r>
+    </w:p>
+    <w:p>
+      <w:pPr>
+        <w:pStyle w:val="Heading2"/>
+        <w:spacing w:after="120" w:before="240"/>
       </w:pPr>
       <w:r>
         <w:rPr>
           <w:rFonts w:ascii="Times New Roman" w:cs="Times New Roman" w:eastAsia="Times New Roman" w:hAnsi="Times New Roman"/>
           <w:b/>
           <w:bCs/>
+          <w:color w:val="D2519D"/>
+          <w:sz w:val="28"/>
+          <w:szCs w:val="28"/>
+        </w:rPr>
+        <w:t xml:space="preserve">5.5. Sơ đồ Luồng Quét và Thanh toán Mã VietQR Chuẩn EMVCo</w:t>
+      </w:r>
+    </w:p>
+    <w:p>
+      <w:pPr>
+        <w:spacing w:after="60" w:before="60"/>
+        <w:jc w:val="both"/>
+      </w:pPr>
+      <w:r>
+        <w:rPr>
+          <w:rFonts w:ascii="Times New Roman" w:cs="Times New Roman" w:eastAsia="Times New Roman" w:hAnsi="Times New Roman"/>
+          <w:b w:val="false"/>
+          <w:bCs w:val="false"/>
+          <w:i w:val="false"/>
+          <w:iCs w:val="false"/>
           <w:color w:val="1E293B"/>
           <w:sz w:val="26"/>
           <w:szCs w:val="26"/>
         </w:rPr>
-        <w:t xml:space="preserve">Bước 7 - Bất đồng bộ hóa (Async Consumers)</w:t>
-      </w:r>
-      <w:r>
-        <w:rPr>
-          <w:rFonts w:ascii="Times New Roman" w:cs="Times New Roman" w:eastAsia="Times New Roman" w:hAnsi="Times New Roman"/>
+        <w:t xml:space="preserve">Quy trình từ lúc mở camera quét mã QR thanh toán đến khi chuyển mạch Napas gạch nợ thành công:</w:t>
+      </w:r>
+    </w:p>
+    <w:p>
+      <w:pPr>
+        <w:spacing w:after="80" w:before="160"/>
+        <w:jc w:val="center"/>
+      </w:pPr>
+      <w:r>
+        <w:rPr>
+          <w:rFonts w:ascii="Times New Roman" w:cs="Times New Roman" w:eastAsia="Times New Roman" w:hAnsi="Times New Roman"/>
+          <w:b/>
+          <w:bCs/>
+          <w:i/>
+          <w:iCs/>
+          <w:color w:val="700F43"/>
+          <w:sz w:val="24"/>
+          <w:szCs w:val="24"/>
+        </w:rPr>
+        <w:t xml:space="preserve">Sơ đồ 5.5: Quy trình Quét và Thanh toán VietQR Chuẩn EMVCo</w:t>
+      </w:r>
+    </w:p>
+    <w:p>
+      <w:pPr>
+        <w:shd w:fill="F8FAFC" w:val="clear"/>
+        <w:spacing w:after="10" w:before="10"/>
+      </w:pPr>
+      <w:r>
+        <w:rPr>
+          <w:rFonts w:ascii="Consolas" w:cs="Consolas" w:eastAsia="Consolas" w:hAnsi="Consolas"/>
+          <w:color w:val="0F172A"/>
+          <w:sz w:val="19"/>
+          <w:szCs w:val="19"/>
+        </w:rPr>
+        <w:t xml:space="preserve">[Người dùng]            [expo-camera]           [VietQR Parser]         [Backend / Napas]</w:t>
+      </w:r>
+    </w:p>
+    <w:p>
+      <w:pPr>
+        <w:shd w:fill="F8FAFC" w:val="clear"/>
+        <w:spacing w:after="10" w:before="10"/>
+      </w:pPr>
+      <w:r>
+        <w:rPr>
+          <w:rFonts w:ascii="Consolas" w:cs="Consolas" w:eastAsia="Consolas" w:hAnsi="Consolas"/>
+          <w:color w:val="0F172A"/>
+          <w:sz w:val="19"/>
+          <w:szCs w:val="19"/>
+        </w:rPr>
+        <w:t xml:space="preserve">        |                       |                       |                       |</w:t>
+      </w:r>
+    </w:p>
+    <w:p>
+      <w:pPr>
+        <w:shd w:fill="F8FAFC" w:val="clear"/>
+        <w:spacing w:after="10" w:before="10"/>
+      </w:pPr>
+      <w:r>
+        <w:rPr>
+          <w:rFonts w:ascii="Consolas" w:cs="Consolas" w:eastAsia="Consolas" w:hAnsi="Consolas"/>
+          <w:color w:val="0F172A"/>
+          <w:sz w:val="19"/>
+          <w:szCs w:val="19"/>
+        </w:rPr>
+        <w:t xml:space="preserve">        | 1. Bấm nút Quét QR    |                       |                       |</w:t>
+      </w:r>
+    </w:p>
+    <w:p>
+      <w:pPr>
+        <w:shd w:fill="F8FAFC" w:val="clear"/>
+        <w:spacing w:after="10" w:before="10"/>
+      </w:pPr>
+      <w:r>
+        <w:rPr>
+          <w:rFonts w:ascii="Consolas" w:cs="Consolas" w:eastAsia="Consolas" w:hAnsi="Consolas"/>
+          <w:color w:val="0F172A"/>
+          <w:sz w:val="19"/>
+          <w:szCs w:val="19"/>
+        </w:rPr>
+        <w:t xml:space="preserve">        |----------------------&gt;|                       |                       |</w:t>
+      </w:r>
+    </w:p>
+    <w:p>
+      <w:pPr>
+        <w:shd w:fill="F8FAFC" w:val="clear"/>
+        <w:spacing w:after="10" w:before="10"/>
+      </w:pPr>
+      <w:r>
+        <w:rPr>
+          <w:rFonts w:ascii="Consolas" w:cs="Consolas" w:eastAsia="Consolas" w:hAnsi="Consolas"/>
+          <w:color w:val="0F172A"/>
+          <w:sz w:val="19"/>
+          <w:szCs w:val="19"/>
+        </w:rPr>
+        <w:t xml:space="preserve">        |                       | 2. Nhận diện chuỗi QR |                       |</w:t>
+      </w:r>
+    </w:p>
+    <w:p>
+      <w:pPr>
+        <w:shd w:fill="F8FAFC" w:val="clear"/>
+        <w:spacing w:after="10" w:before="10"/>
+      </w:pPr>
+      <w:r>
+        <w:rPr>
+          <w:rFonts w:ascii="Consolas" w:cs="Consolas" w:eastAsia="Consolas" w:hAnsi="Consolas"/>
+          <w:color w:val="0F172A"/>
+          <w:sz w:val="19"/>
+          <w:szCs w:val="19"/>
+        </w:rPr>
+        <w:t xml:space="preserve">        |                       |----------------------&gt;|                       |</w:t>
+      </w:r>
+    </w:p>
+    <w:p>
+      <w:pPr>
+        <w:shd w:fill="F8FAFC" w:val="clear"/>
+        <w:spacing w:after="10" w:before="10"/>
+      </w:pPr>
+      <w:r>
+        <w:rPr>
+          <w:rFonts w:ascii="Consolas" w:cs="Consolas" w:eastAsia="Consolas" w:hAnsi="Consolas"/>
+          <w:color w:val="0F172A"/>
+          <w:sz w:val="19"/>
+          <w:szCs w:val="19"/>
+        </w:rPr>
+        <w:t xml:space="preserve">        |                       |                       | 3. Phân tích cú pháp: |</w:t>
+      </w:r>
+    </w:p>
+    <w:p>
+      <w:pPr>
+        <w:shd w:fill="F8FAFC" w:val="clear"/>
+        <w:spacing w:after="10" w:before="10"/>
+      </w:pPr>
+      <w:r>
+        <w:rPr>
+          <w:rFonts w:ascii="Consolas" w:cs="Consolas" w:eastAsia="Consolas" w:hAnsi="Consolas"/>
+          <w:color w:val="0F172A"/>
+          <w:sz w:val="19"/>
+          <w:szCs w:val="19"/>
+        </w:rPr>
+        <w:t xml:space="preserve">        |                       |                       |    - AID: A000000727  |</w:t>
+      </w:r>
+    </w:p>
+    <w:p>
+      <w:pPr>
+        <w:shd w:fill="F8FAFC" w:val="clear"/>
+        <w:spacing w:after="10" w:before="10"/>
+      </w:pPr>
+      <w:r>
+        <w:rPr>
+          <w:rFonts w:ascii="Consolas" w:cs="Consolas" w:eastAsia="Consolas" w:hAnsi="Consolas"/>
+          <w:color w:val="0F172A"/>
+          <w:sz w:val="19"/>
+          <w:szCs w:val="19"/>
+        </w:rPr>
+        <w:t xml:space="preserve">        |                       |                       |    - BIN: 970422 (MB) |</w:t>
+      </w:r>
+    </w:p>
+    <w:p>
+      <w:pPr>
+        <w:shd w:fill="F8FAFC" w:val="clear"/>
+        <w:spacing w:after="10" w:before="10"/>
+      </w:pPr>
+      <w:r>
+        <w:rPr>
+          <w:rFonts w:ascii="Consolas" w:cs="Consolas" w:eastAsia="Consolas" w:hAnsi="Consolas"/>
+          <w:color w:val="0F172A"/>
+          <w:sz w:val="19"/>
+          <w:szCs w:val="19"/>
+        </w:rPr>
+        <w:t xml:space="preserve">        |                       |                       |    - STK: 0987654321  |</w:t>
+      </w:r>
+    </w:p>
+    <w:p>
+      <w:pPr>
+        <w:shd w:fill="F8FAFC" w:val="clear"/>
+        <w:spacing w:after="10" w:before="10"/>
+      </w:pPr>
+      <w:r>
+        <w:rPr>
+          <w:rFonts w:ascii="Consolas" w:cs="Consolas" w:eastAsia="Consolas" w:hAnsi="Consolas"/>
+          <w:color w:val="0F172A"/>
+          <w:sz w:val="19"/>
+          <w:szCs w:val="19"/>
+        </w:rPr>
+        <w:t xml:space="preserve">        |                       |                       |    - Số tiền &amp; Ghi chú|</w:t>
+      </w:r>
+    </w:p>
+    <w:p>
+      <w:pPr>
+        <w:shd w:fill="F8FAFC" w:val="clear"/>
+        <w:spacing w:after="10" w:before="10"/>
+      </w:pPr>
+      <w:r>
+        <w:rPr>
+          <w:rFonts w:ascii="Consolas" w:cs="Consolas" w:eastAsia="Consolas" w:hAnsi="Consolas"/>
+          <w:color w:val="0F172A"/>
+          <w:sz w:val="19"/>
+          <w:szCs w:val="19"/>
+        </w:rPr>
+        <w:t xml:space="preserve">        |                       |                       |                       |</w:t>
+      </w:r>
+    </w:p>
+    <w:p>
+      <w:pPr>
+        <w:shd w:fill="F8FAFC" w:val="clear"/>
+        <w:spacing w:after="10" w:before="10"/>
+      </w:pPr>
+      <w:r>
+        <w:rPr>
+          <w:rFonts w:ascii="Consolas" w:cs="Consolas" w:eastAsia="Consolas" w:hAnsi="Consolas"/>
+          <w:color w:val="0F172A"/>
+          <w:sz w:val="19"/>
+          <w:szCs w:val="19"/>
+        </w:rPr>
+        <w:t xml:space="preserve">        |                       | 4. Gọi API tra cứu    |                       |</w:t>
+      </w:r>
+    </w:p>
+    <w:p>
+      <w:pPr>
+        <w:shd w:fill="F8FAFC" w:val="clear"/>
+        <w:spacing w:after="10" w:before="10"/>
+      </w:pPr>
+      <w:r>
+        <w:rPr>
+          <w:rFonts w:ascii="Consolas" w:cs="Consolas" w:eastAsia="Consolas" w:hAnsi="Consolas"/>
+          <w:color w:val="0F172A"/>
+          <w:sz w:val="19"/>
+          <w:szCs w:val="19"/>
+        </w:rPr>
+        <w:t xml:space="preserve">        |                       |----------------------------------------------&gt;|</w:t>
+      </w:r>
+    </w:p>
+    <w:p>
+      <w:pPr>
+        <w:shd w:fill="F8FAFC" w:val="clear"/>
+        <w:spacing w:after="10" w:before="10"/>
+      </w:pPr>
+      <w:r>
+        <w:rPr>
+          <w:rFonts w:ascii="Consolas" w:cs="Consolas" w:eastAsia="Consolas" w:hAnsi="Consolas"/>
+          <w:color w:val="0F172A"/>
+          <w:sz w:val="19"/>
+          <w:szCs w:val="19"/>
+        </w:rPr>
+        <w:t xml:space="preserve">        |                       |                       |                       | Tra cứu hệ thống Napas</w:t>
+      </w:r>
+    </w:p>
+    <w:p>
+      <w:pPr>
+        <w:shd w:fill="F8FAFC" w:val="clear"/>
+        <w:spacing w:after="10" w:before="10"/>
+      </w:pPr>
+      <w:r>
+        <w:rPr>
+          <w:rFonts w:ascii="Consolas" w:cs="Consolas" w:eastAsia="Consolas" w:hAnsi="Consolas"/>
+          <w:color w:val="0F172A"/>
+          <w:sz w:val="19"/>
+          <w:szCs w:val="19"/>
+        </w:rPr>
+        <w:t xml:space="preserve">        |                       | 5. Trả về tên người thụ hưởng: NGUYEN VAN AN  |</w:t>
+      </w:r>
+    </w:p>
+    <w:p>
+      <w:pPr>
+        <w:shd w:fill="F8FAFC" w:val="clear"/>
+        <w:spacing w:after="10" w:before="10"/>
+      </w:pPr>
+      <w:r>
+        <w:rPr>
+          <w:rFonts w:ascii="Consolas" w:cs="Consolas" w:eastAsia="Consolas" w:hAnsi="Consolas"/>
+          <w:color w:val="0F172A"/>
+          <w:sz w:val="19"/>
+          <w:szCs w:val="19"/>
+        </w:rPr>
+        <w:t xml:space="preserve">        |                       |&lt;----------------------------------------------|</w:t>
+      </w:r>
+    </w:p>
+    <w:p>
+      <w:pPr>
+        <w:shd w:fill="F8FAFC" w:val="clear"/>
+        <w:spacing w:after="10" w:before="10"/>
+      </w:pPr>
+      <w:r>
+        <w:rPr>
+          <w:rFonts w:ascii="Consolas" w:cs="Consolas" w:eastAsia="Consolas" w:hAnsi="Consolas"/>
+          <w:color w:val="0F172A"/>
+          <w:sz w:val="19"/>
+          <w:szCs w:val="19"/>
+        </w:rPr>
+        <w:t xml:space="preserve">        | 6. Hiển thị màn hình Xác nhận chuyển tiền     |                       |</w:t>
+      </w:r>
+    </w:p>
+    <w:p>
+      <w:pPr>
+        <w:shd w:fill="F8FAFC" w:val="clear"/>
+        <w:spacing w:after="10" w:before="10"/>
+      </w:pPr>
+      <w:r>
+        <w:rPr>
+          <w:rFonts w:ascii="Consolas" w:cs="Consolas" w:eastAsia="Consolas" w:hAnsi="Consolas"/>
+          <w:color w:val="0F172A"/>
+          <w:sz w:val="19"/>
+          <w:szCs w:val="19"/>
+        </w:rPr>
+        <w:t xml:space="preserve">        |&lt;----------------------|                       |                       |</w:t>
+      </w:r>
+    </w:p>
+    <w:p>
+      <w:pPr>
+        <w:shd w:fill="F8FAFC" w:val="clear"/>
+        <w:spacing w:after="10" w:before="10"/>
+      </w:pPr>
+      <w:r>
+        <w:rPr>
+          <w:rFonts w:ascii="Consolas" w:cs="Consolas" w:eastAsia="Consolas" w:hAnsi="Consolas"/>
+          <w:color w:val="0F172A"/>
+          <w:sz w:val="19"/>
+          <w:szCs w:val="19"/>
+        </w:rPr>
+        <w:t xml:space="preserve">        |                       |                       |                       |</w:t>
+      </w:r>
+    </w:p>
+    <w:p>
+      <w:pPr>
+        <w:shd w:fill="F8FAFC" w:val="clear"/>
+        <w:spacing w:after="10" w:before="10"/>
+      </w:pPr>
+      <w:r>
+        <w:rPr>
+          <w:rFonts w:ascii="Consolas" w:cs="Consolas" w:eastAsia="Consolas" w:hAnsi="Consolas"/>
+          <w:color w:val="0F172A"/>
+          <w:sz w:val="19"/>
+          <w:szCs w:val="19"/>
+        </w:rPr>
+        <w:t xml:space="preserve">        | 7. Nhập mã PIN 6 số xác thực                  |                       |</w:t>
+      </w:r>
+    </w:p>
+    <w:p>
+      <w:pPr>
+        <w:shd w:fill="F8FAFC" w:val="clear"/>
+        <w:spacing w:after="10" w:before="10"/>
+      </w:pPr>
+      <w:r>
+        <w:rPr>
+          <w:rFonts w:ascii="Consolas" w:cs="Consolas" w:eastAsia="Consolas" w:hAnsi="Consolas"/>
+          <w:color w:val="0F172A"/>
+          <w:sz w:val="19"/>
+          <w:szCs w:val="19"/>
+        </w:rPr>
+        <w:t xml:space="preserve">        |----------------------------------------------------------------------&gt;|</w:t>
+      </w:r>
+    </w:p>
+    <w:p>
+      <w:pPr>
+        <w:shd w:fill="F8FAFC" w:val="clear"/>
+        <w:spacing w:after="10" w:before="10"/>
+      </w:pPr>
+      <w:r>
+        <w:rPr>
+          <w:rFonts w:ascii="Consolas" w:cs="Consolas" w:eastAsia="Consolas" w:hAnsi="Consolas"/>
+          <w:color w:val="0F172A"/>
+          <w:sz w:val="19"/>
+          <w:szCs w:val="19"/>
+        </w:rPr>
+        <w:t xml:space="preserve">        | 8. Báo chuyển tiền thành công &amp; Biên lai điện tử                      |</w:t>
+      </w:r>
+    </w:p>
+    <w:p>
+      <w:pPr>
+        <w:shd w:fill="F8FAFC" w:val="clear"/>
+        <w:spacing w:after="10" w:before="10"/>
+      </w:pPr>
+      <w:r>
+        <w:rPr>
+          <w:rFonts w:ascii="Consolas" w:cs="Consolas" w:eastAsia="Consolas" w:hAnsi="Consolas"/>
+          <w:color w:val="0F172A"/>
+          <w:sz w:val="19"/>
+          <w:szCs w:val="19"/>
+        </w:rPr>
+        <w:t xml:space="preserve">        |&lt;----------------------------------------------------------------------|</w:t>
+      </w:r>
+    </w:p>
+    <w:p>
+      <w:pPr>
+        <w:pStyle w:val="Heading2"/>
+        <w:spacing w:after="120" w:before="240"/>
+      </w:pPr>
+      <w:r>
+        <w:rPr>
+          <w:rFonts w:ascii="Times New Roman" w:cs="Times New Roman" w:eastAsia="Times New Roman" w:hAnsi="Times New Roman"/>
+          <w:b/>
+          <w:bCs/>
+          <w:color w:val="D2519D"/>
+          <w:sz w:val="28"/>
+          <w:szCs w:val="28"/>
+        </w:rPr>
+        <w:t xml:space="preserve">5.6. Sơ đồ Quản lý Trạng thái và Chuyển đổi Theme Sáng/Tối (Light/Dark Mode State Flow)</w:t>
+      </w:r>
+    </w:p>
+    <w:p>
+      <w:pPr>
+        <w:spacing w:after="60" w:before="60"/>
+        <w:jc w:val="both"/>
+      </w:pPr>
+      <w:r>
+        <w:rPr>
+          <w:rFonts w:ascii="Times New Roman" w:cs="Times New Roman" w:eastAsia="Times New Roman" w:hAnsi="Times New Roman"/>
+          <w:b w:val="false"/>
+          <w:bCs w:val="false"/>
+          <w:i w:val="false"/>
+          <w:iCs w:val="false"/>
           <w:color w:val="1E293B"/>
           <w:sz w:val="26"/>
           <w:szCs w:val="26"/>
         </w:rPr>
-        <w:t xml:space="preserve">: (a) NotificationConsumer đẩy thông báo WebSocket STOMP tới app khi đang mở và gửi Push Notification qua Firebase FCM; (b) LedgerConsumer ghi sổ cái kế toán kép Nợ/Có; (c) AuditLogConsumer ghi vết kiểm toán.</w:t>
+        <w:t xml:space="preserve">Cơ chế phản ứng tức thì (Instant Theme Toggle) phân phối token màu sắc đến hơn 25 màn hình:</w:t>
+      </w:r>
+    </w:p>
+    <w:p>
+      <w:pPr>
+        <w:spacing w:after="80" w:before="160"/>
+        <w:jc w:val="center"/>
+      </w:pPr>
+      <w:r>
+        <w:rPr>
+          <w:rFonts w:ascii="Times New Roman" w:cs="Times New Roman" w:eastAsia="Times New Roman" w:hAnsi="Times New Roman"/>
+          <w:b/>
+          <w:bCs/>
+          <w:i/>
+          <w:iCs/>
+          <w:color w:val="700F43"/>
+          <w:sz w:val="24"/>
+          <w:szCs w:val="24"/>
+        </w:rPr>
+        <w:t xml:space="preserve">Sơ đồ 5.6: Luồng Quản lý Trạng thái Theme Sáng/Tối Toàn Ứng Dụng</w:t>
+      </w:r>
+    </w:p>
+    <w:p>
+      <w:pPr>
+        <w:shd w:fill="F8FAFC" w:val="clear"/>
+        <w:spacing w:after="10" w:before="10"/>
+      </w:pPr>
+      <w:r>
+        <w:rPr>
+          <w:rFonts w:ascii="Consolas" w:cs="Consolas" w:eastAsia="Consolas" w:hAnsi="Consolas"/>
+          <w:color w:val="0F172A"/>
+          <w:sz w:val="19"/>
+          <w:szCs w:val="19"/>
+        </w:rPr>
+        <w:t xml:space="preserve">[Người dùng]            [SettingsScreen]        [ThemeContext]          [theme.ts Tokens]       [25+ Screens &amp; Components]</w:t>
+      </w:r>
+    </w:p>
+    <w:p>
+      <w:pPr>
+        <w:shd w:fill="F8FAFC" w:val="clear"/>
+        <w:spacing w:after="10" w:before="10"/>
+      </w:pPr>
+      <w:r>
+        <w:rPr>
+          <w:rFonts w:ascii="Consolas" w:cs="Consolas" w:eastAsia="Consolas" w:hAnsi="Consolas"/>
+          <w:color w:val="0F172A"/>
+          <w:sz w:val="19"/>
+          <w:szCs w:val="19"/>
+        </w:rPr>
+        <w:t xml:space="preserve">        |                       |                       |                       |                             |</w:t>
+      </w:r>
+    </w:p>
+    <w:p>
+      <w:pPr>
+        <w:shd w:fill="F8FAFC" w:val="clear"/>
+        <w:spacing w:after="10" w:before="10"/>
+      </w:pPr>
+      <w:r>
+        <w:rPr>
+          <w:rFonts w:ascii="Consolas" w:cs="Consolas" w:eastAsia="Consolas" w:hAnsi="Consolas"/>
+          <w:color w:val="0F172A"/>
+          <w:sz w:val="19"/>
+          <w:szCs w:val="19"/>
+        </w:rPr>
+        <w:t xml:space="preserve">        | 1. Gạt công tắc Theme |                       |                       |                             |</w:t>
+      </w:r>
+    </w:p>
+    <w:p>
+      <w:pPr>
+        <w:shd w:fill="F8FAFC" w:val="clear"/>
+        <w:spacing w:after="10" w:before="10"/>
+      </w:pPr>
+      <w:r>
+        <w:rPr>
+          <w:rFonts w:ascii="Consolas" w:cs="Consolas" w:eastAsia="Consolas" w:hAnsi="Consolas"/>
+          <w:color w:val="0F172A"/>
+          <w:sz w:val="19"/>
+          <w:szCs w:val="19"/>
+        </w:rPr>
+        <w:t xml:space="preserve">        |----------------------&gt;|                       |                       |                             |</w:t>
+      </w:r>
+    </w:p>
+    <w:p>
+      <w:pPr>
+        <w:shd w:fill="F8FAFC" w:val="clear"/>
+        <w:spacing w:after="10" w:before="10"/>
+      </w:pPr>
+      <w:r>
+        <w:rPr>
+          <w:rFonts w:ascii="Consolas" w:cs="Consolas" w:eastAsia="Consolas" w:hAnsi="Consolas"/>
+          <w:color w:val="0F172A"/>
+          <w:sz w:val="19"/>
+          <w:szCs w:val="19"/>
+        </w:rPr>
+        <w:t xml:space="preserve">        |                       | 2. Gọi toggleTheme()  |                       |                             |</w:t>
+      </w:r>
+    </w:p>
+    <w:p>
+      <w:pPr>
+        <w:shd w:fill="F8FAFC" w:val="clear"/>
+        <w:spacing w:after="10" w:before="10"/>
+      </w:pPr>
+      <w:r>
+        <w:rPr>
+          <w:rFonts w:ascii="Consolas" w:cs="Consolas" w:eastAsia="Consolas" w:hAnsi="Consolas"/>
+          <w:color w:val="0F172A"/>
+          <w:sz w:val="19"/>
+          <w:szCs w:val="19"/>
+        </w:rPr>
+        <w:t xml:space="preserve">        |                       |----------------------&gt;|                       |                             |</w:t>
+      </w:r>
+    </w:p>
+    <w:p>
+      <w:pPr>
+        <w:shd w:fill="F8FAFC" w:val="clear"/>
+        <w:spacing w:after="10" w:before="10"/>
+      </w:pPr>
+      <w:r>
+        <w:rPr>
+          <w:rFonts w:ascii="Consolas" w:cs="Consolas" w:eastAsia="Consolas" w:hAnsi="Consolas"/>
+          <w:color w:val="0F172A"/>
+          <w:sz w:val="19"/>
+          <w:szCs w:val="19"/>
+        </w:rPr>
+        <w:t xml:space="preserve">        |                       |                       | 3. isDark = !isDark   |                             |</w:t>
+      </w:r>
+    </w:p>
+    <w:p>
+      <w:pPr>
+        <w:shd w:fill="F8FAFC" w:val="clear"/>
+        <w:spacing w:after="10" w:before="10"/>
+      </w:pPr>
+      <w:r>
+        <w:rPr>
+          <w:rFonts w:ascii="Consolas" w:cs="Consolas" w:eastAsia="Consolas" w:hAnsi="Consolas"/>
+          <w:color w:val="0F172A"/>
+          <w:sz w:val="19"/>
+          <w:szCs w:val="19"/>
+        </w:rPr>
+        <w:t xml:space="preserve">        |                       |                       |    Lưu AsyncStorage   |                             |</w:t>
+      </w:r>
+    </w:p>
+    <w:p>
+      <w:pPr>
+        <w:shd w:fill="F8FAFC" w:val="clear"/>
+        <w:spacing w:after="10" w:before="10"/>
+      </w:pPr>
+      <w:r>
+        <w:rPr>
+          <w:rFonts w:ascii="Consolas" w:cs="Consolas" w:eastAsia="Consolas" w:hAnsi="Consolas"/>
+          <w:color w:val="0F172A"/>
+          <w:sz w:val="19"/>
+          <w:szCs w:val="19"/>
+        </w:rPr>
+        <w:t xml:space="preserve">        |                       |                       |----------------------&gt;|                             |</w:t>
+      </w:r>
+    </w:p>
+    <w:p>
+      <w:pPr>
+        <w:shd w:fill="F8FAFC" w:val="clear"/>
+        <w:spacing w:after="10" w:before="10"/>
+      </w:pPr>
+      <w:r>
+        <w:rPr>
+          <w:rFonts w:ascii="Consolas" w:cs="Consolas" w:eastAsia="Consolas" w:hAnsi="Consolas"/>
+          <w:color w:val="0F172A"/>
+          <w:sz w:val="19"/>
+          <w:szCs w:val="19"/>
+        </w:rPr>
+        <w:t xml:space="preserve">        |                       |                       |                       | 4. Trả về:                  |</w:t>
+      </w:r>
+    </w:p>
+    <w:p>
+      <w:pPr>
+        <w:shd w:fill="F8FAFC" w:val="clear"/>
+        <w:spacing w:after="10" w:before="10"/>
+      </w:pPr>
+      <w:r>
+        <w:rPr>
+          <w:rFonts w:ascii="Consolas" w:cs="Consolas" w:eastAsia="Consolas" w:hAnsi="Consolas"/>
+          <w:color w:val="0F172A"/>
+          <w:sz w:val="19"/>
+          <w:szCs w:val="19"/>
+        </w:rPr>
+        <w:t xml:space="preserve">        |                       |                       |                       |    isDark ? darkColors      |</w:t>
+      </w:r>
+    </w:p>
+    <w:p>
+      <w:pPr>
+        <w:shd w:fill="F8FAFC" w:val="clear"/>
+        <w:spacing w:after="10" w:before="10"/>
+      </w:pPr>
+      <w:r>
+        <w:rPr>
+          <w:rFonts w:ascii="Consolas" w:cs="Consolas" w:eastAsia="Consolas" w:hAnsi="Consolas"/>
+          <w:color w:val="0F172A"/>
+          <w:sz w:val="19"/>
+          <w:szCs w:val="19"/>
+        </w:rPr>
+        <w:t xml:space="preserve">        |                       |                       |                       |           : lightColors     |</w:t>
+      </w:r>
+    </w:p>
+    <w:p>
+      <w:pPr>
+        <w:shd w:fill="F8FAFC" w:val="clear"/>
+        <w:spacing w:after="10" w:before="10"/>
+      </w:pPr>
+      <w:r>
+        <w:rPr>
+          <w:rFonts w:ascii="Consolas" w:cs="Consolas" w:eastAsia="Consolas" w:hAnsi="Consolas"/>
+          <w:color w:val="0F172A"/>
+          <w:sz w:val="19"/>
+          <w:szCs w:val="19"/>
+        </w:rPr>
+        <w:t xml:space="preserve">        |                       |                       |&lt;----------------------|                             |</w:t>
+      </w:r>
+    </w:p>
+    <w:p>
+      <w:pPr>
+        <w:shd w:fill="F8FAFC" w:val="clear"/>
+        <w:spacing w:after="10" w:before="10"/>
+      </w:pPr>
+      <w:r>
+        <w:rPr>
+          <w:rFonts w:ascii="Consolas" w:cs="Consolas" w:eastAsia="Consolas" w:hAnsi="Consolas"/>
+          <w:color w:val="0F172A"/>
+          <w:sz w:val="19"/>
+          <w:szCs w:val="19"/>
+        </w:rPr>
+        <w:t xml:space="preserve">        |                       |                       |                                                     |</w:t>
+      </w:r>
+    </w:p>
+    <w:p>
+      <w:pPr>
+        <w:shd w:fill="F8FAFC" w:val="clear"/>
+        <w:spacing w:after="10" w:before="10"/>
+      </w:pPr>
+      <w:r>
+        <w:rPr>
+          <w:rFonts w:ascii="Consolas" w:cs="Consolas" w:eastAsia="Consolas" w:hAnsi="Consolas"/>
+          <w:color w:val="0F172A"/>
+          <w:sz w:val="19"/>
+          <w:szCs w:val="19"/>
+        </w:rPr>
+        <w:t xml:space="preserve">        |                       |                       | 5. Phát sóng Context Provider cập nhật State        |</w:t>
+      </w:r>
+    </w:p>
+    <w:p>
+      <w:pPr>
+        <w:shd w:fill="F8FAFC" w:val="clear"/>
+        <w:spacing w:after="10" w:before="10"/>
+      </w:pPr>
+      <w:r>
+        <w:rPr>
+          <w:rFonts w:ascii="Consolas" w:cs="Consolas" w:eastAsia="Consolas" w:hAnsi="Consolas"/>
+          <w:color w:val="0F172A"/>
+          <w:sz w:val="19"/>
+          <w:szCs w:val="19"/>
+        </w:rPr>
+        <w:t xml:space="preserve">        |                       |                       |----------------------------------------------------&gt;|</w:t>
+      </w:r>
+    </w:p>
+    <w:p>
+      <w:pPr>
+        <w:shd w:fill="F8FAFC" w:val="clear"/>
+        <w:spacing w:after="10" w:before="10"/>
+      </w:pPr>
+      <w:r>
+        <w:rPr>
+          <w:rFonts w:ascii="Consolas" w:cs="Consolas" w:eastAsia="Consolas" w:hAnsi="Consolas"/>
+          <w:color w:val="0F172A"/>
+          <w:sz w:val="19"/>
+          <w:szCs w:val="19"/>
+        </w:rPr>
+        <w:t xml:space="preserve">        |                       |                       |                                                     | Cập nhật:</w:t>
+      </w:r>
+    </w:p>
+    <w:p>
+      <w:pPr>
+        <w:shd w:fill="F8FAFC" w:val="clear"/>
+        <w:spacing w:after="10" w:before="10"/>
+      </w:pPr>
+      <w:r>
+        <w:rPr>
+          <w:rFonts w:ascii="Consolas" w:cs="Consolas" w:eastAsia="Consolas" w:hAnsi="Consolas"/>
+          <w:color w:val="0F172A"/>
+          <w:sz w:val="19"/>
+          <w:szCs w:val="19"/>
+        </w:rPr>
+        <w:t xml:space="preserve">        |                       |                       |                                                     | - GlassBottomNavbar</w:t>
+      </w:r>
+    </w:p>
+    <w:p>
+      <w:pPr>
+        <w:shd w:fill="F8FAFC" w:val="clear"/>
+        <w:spacing w:after="10" w:before="10"/>
+      </w:pPr>
+      <w:r>
+        <w:rPr>
+          <w:rFonts w:ascii="Consolas" w:cs="Consolas" w:eastAsia="Consolas" w:hAnsi="Consolas"/>
+          <w:color w:val="0F172A"/>
+          <w:sz w:val="19"/>
+          <w:szCs w:val="19"/>
+        </w:rPr>
+        <w:t xml:space="preserve">        |                       |                       |                                                     | - HomeScreen (Squircle)</w:t>
+      </w:r>
+    </w:p>
+    <w:p>
+      <w:pPr>
+        <w:shd w:fill="F8FAFC" w:val="clear"/>
+        <w:spacing w:after="10" w:before="10"/>
+      </w:pPr>
+      <w:r>
+        <w:rPr>
+          <w:rFonts w:ascii="Consolas" w:cs="Consolas" w:eastAsia="Consolas" w:hAnsi="Consolas"/>
+          <w:color w:val="0F172A"/>
+          <w:sz w:val="19"/>
+          <w:szCs w:val="19"/>
+        </w:rPr>
+        <w:t xml:space="preserve">        |                       |                       |                                                     | - CardsScreen</w:t>
+      </w:r>
+    </w:p>
+    <w:p>
+      <w:pPr>
+        <w:shd w:fill="F8FAFC" w:val="clear"/>
+        <w:spacing w:after="10" w:before="10"/>
+      </w:pPr>
+      <w:r>
+        <w:rPr>
+          <w:rFonts w:ascii="Consolas" w:cs="Consolas" w:eastAsia="Consolas" w:hAnsi="Consolas"/>
+          <w:color w:val="0F172A"/>
+          <w:sz w:val="19"/>
+          <w:szCs w:val="19"/>
+        </w:rPr>
+        <w:t xml:space="preserve">        |                       |                       |                                                     | - Text, Background</w:t>
+      </w:r>
+    </w:p>
+    <w:p>
+      <w:pPr>
+        <w:shd w:fill="F8FAFC" w:val="clear"/>
+        <w:spacing w:after="10" w:before="10"/>
+      </w:pPr>
+      <w:r>
+        <w:rPr>
+          <w:rFonts w:ascii="Consolas" w:cs="Consolas" w:eastAsia="Consolas" w:hAnsi="Consolas"/>
+          <w:color w:val="0F172A"/>
+          <w:sz w:val="19"/>
+          <w:szCs w:val="19"/>
+        </w:rPr>
+        <w:t xml:space="preserve">        | 6. Giao diện toàn app đổi màu trong 0.1s      |                                                     |</w:t>
+      </w:r>
+    </w:p>
+    <w:p>
+      <w:pPr>
+        <w:shd w:fill="F8FAFC" w:val="clear"/>
+        <w:spacing w:after="10" w:before="10"/>
+      </w:pPr>
+      <w:r>
+        <w:rPr>
+          <w:rFonts w:ascii="Consolas" w:cs="Consolas" w:eastAsia="Consolas" w:hAnsi="Consolas"/>
+          <w:color w:val="0F172A"/>
+          <w:sz w:val="19"/>
+          <w:szCs w:val="19"/>
+        </w:rPr>
+        <w:t xml:space="preserve">        |&lt;----------------------------------------------------------------------------------------------------|</w:t>
       </w:r>
     </w:p>
     <w:p>
@@ -6094,7 +10692,7 @@
           <w:sz w:val="32"/>
           <w:szCs w:val="32"/>
         </w:rPr>
-        <w:t xml:space="preserve">PHẦN 5: CÔNG NGHỆ, THƯ VIỆN VÀ TỔNG QUAN FRONTEND</w:t>
+        <w:t xml:space="preserve">PHẦN 6: CÔNG NGHỆ, THƯ VIỆN VÀ TỔNG QUAN FRONTEND</w:t>
       </w:r>
     </w:p>
     <w:p>
@@ -6111,7 +10709,7 @@
           <w:sz w:val="28"/>
           <w:szCs w:val="28"/>
         </w:rPr>
-        <w:t xml:space="preserve">5.1. Danh mục Thư viện Frontend sử dụng trong dự án</w:t>
+        <w:t xml:space="preserve">6.1. Danh mục Thư viện Frontend sử dụng trong dự án</w:t>
       </w:r>
     </w:p>
     <w:tbl>
@@ -7173,7 +11771,7 @@
           <w:sz w:val="28"/>
           <w:szCs w:val="28"/>
         </w:rPr>
-        <w:t xml:space="preserve">5.2. Hệ thống Theme &amp; Chế độ Tối (Dark Mode)</w:t>
+        <w:t xml:space="preserve">6.2. Hệ thống Theme &amp; Chế độ Tối (Dark Mode)</w:t>
       </w:r>
     </w:p>
     <w:p>
@@ -7280,7 +11878,7 @@
           <w:sz w:val="32"/>
           <w:szCs w:val="32"/>
         </w:rPr>
-        <w:t xml:space="preserve">PHẦN 6: CHI TIẾT 10 LUỒNG NGƯỜI DÙNG VÀ HƠN 25 MÀN HÌNH</w:t>
+        <w:t xml:space="preserve">PHẦN 7: CHI TIẾT 10 LUỒNG NGƯỜI DÙNG VÀ HƠN 25 MÀN HÌNH</w:t>
       </w:r>
     </w:p>
     <w:p>
@@ -7297,7 +11895,7 @@
           <w:sz w:val="28"/>
           <w:szCs w:val="28"/>
         </w:rPr>
-        <w:t xml:space="preserve">6.1. Luồng 1: Xác thực, Đăng ký, Đăng nhập &amp; Bảo mật Sinh trắc học</w:t>
+        <w:t xml:space="preserve">7.1. Luồng 1: Xác thực, Đăng ký, Đăng nhập &amp; Bảo mật Sinh trắc học</w:t>
       </w:r>
     </w:p>
     <w:p>
@@ -7434,7 +12032,7 @@
           <w:sz w:val="28"/>
           <w:szCs w:val="28"/>
         </w:rPr>
-        <w:t xml:space="preserve">6.2. Luồng 2: Trang chủ, Số dư Khả dụng &amp; Lưới Dịch vụ Nhanh</w:t>
+        <w:t xml:space="preserve">7.2. Luồng 2: Trang chủ, Số dư Khả dụng &amp; Lưới Dịch vụ Nhanh</w:t>
       </w:r>
     </w:p>
     <w:p>
@@ -7571,7 +12169,7 @@
           <w:sz w:val="28"/>
           <w:szCs w:val="28"/>
         </w:rPr>
-        <w:t xml:space="preserve">6.3. Luồng 3: Chuyển tiền Nội bộ &amp; Chuyển tiền Liên ngân hàng Napas 24/7</w:t>
+        <w:t xml:space="preserve">7.3. Luồng 3: Chuyển tiền Nội bộ &amp; Chuyển tiền Liên ngân hàng Napas 24/7</w:t>
       </w:r>
     </w:p>
     <w:p>
@@ -7738,7 +12336,7 @@
           <w:sz w:val="28"/>
           <w:szCs w:val="28"/>
         </w:rPr>
-        <w:t xml:space="preserve">6.4. Luồng 4: Quét mã VietQR và Tạo mã QR cá nhân</w:t>
+        <w:t xml:space="preserve">7.4. Luồng 4: Quét mã VietQR và Tạo mã QR cá nhân</w:t>
       </w:r>
     </w:p>
     <w:p>
@@ -7815,7 +12413,7 @@
           <w:sz w:val="28"/>
           <w:szCs w:val="28"/>
         </w:rPr>
-        <w:t xml:space="preserve">6.5. Luồng 5: Quản lý Thẻ ngân hàng &amp; Hạn mức Chi tiêu</w:t>
+        <w:t xml:space="preserve">7.5. Luồng 5: Quản lý Thẻ ngân hàng &amp; Hạn mức Chi tiêu</w:t>
       </w:r>
     </w:p>
     <w:p>
@@ -7892,7 +12490,7 @@
           <w:sz w:val="28"/>
           <w:szCs w:val="28"/>
         </w:rPr>
-        <w:t xml:space="preserve">6.6. Luồng 6: Thanh toán Hóa đơn &amp; Nạp tiền Dịch vụ</w:t>
+        <w:t xml:space="preserve">7.6. Luồng 6: Thanh toán Hóa đơn &amp; Nạp tiền Dịch vụ</w:t>
       </w:r>
     </w:p>
     <w:p>
@@ -7969,7 +12567,7 @@
           <w:sz w:val="28"/>
           <w:szCs w:val="28"/>
         </w:rPr>
-        <w:t xml:space="preserve">6.7. Luồng 7: Lịch sử Giao dịch &amp; Xuất Báo cáo Sao kê</w:t>
+        <w:t xml:space="preserve">7.7. Luồng 7: Lịch sử Giao dịch &amp; Xuất Báo cáo Sao kê</w:t>
       </w:r>
     </w:p>
     <w:p>
@@ -8046,7 +12644,7 @@
           <w:sz w:val="28"/>
           <w:szCs w:val="28"/>
         </w:rPr>
-        <w:t xml:space="preserve">6.8. Luồng 8: Trung tâm Trợ giúp Chuẩn Ngân Hàng Việt Nam</w:t>
+        <w:t xml:space="preserve">7.8. Luồng 8: Trung tâm Trợ giúp Chuẩn Ngân Hàng Việt Nam</w:t>
       </w:r>
     </w:p>
     <w:p>
@@ -8093,7 +12691,7 @@
           <w:sz w:val="28"/>
           <w:szCs w:val="28"/>
         </w:rPr>
-        <w:t xml:space="preserve">6.9. Luồng 9: Điều khoản Dịch vụ Pháp chế Ngân hàng</w:t>
+        <w:t xml:space="preserve">7.9. Luồng 9: Điều khoản Dịch vụ Pháp chế Ngân hàng</w:t>
       </w:r>
     </w:p>
     <w:p>
@@ -8140,7 +12738,7 @@
           <w:sz w:val="28"/>
           <w:szCs w:val="28"/>
         </w:rPr>
-        <w:t xml:space="preserve">6.10. Luồng 10: Cài đặt Hệ thống &amp; Dark Mode</w:t>
+        <w:t xml:space="preserve">7.10. Luồng 10: Cài đặt Hệ thống &amp; Dark Mode</w:t>
       </w:r>
     </w:p>
     <w:p>
@@ -8187,7 +12785,7 @@
           <w:sz w:val="32"/>
           <w:szCs w:val="32"/>
         </w:rPr>
-        <w:t xml:space="preserve">PHẦN 7: HƯỚNG DẪN CÀI ĐẶT, KHỞI CHẠY VÀ BUILD APK</w:t>
+        <w:t xml:space="preserve">PHẦN 8: HƯỚNG DẪN CÀI ĐẶT, KHỞI CHẠY VÀ BUILD APK</w:t>
       </w:r>
     </w:p>
     <w:p>
@@ -8204,7 +12802,7 @@
           <w:sz w:val="28"/>
           <w:szCs w:val="28"/>
         </w:rPr>
-        <w:t xml:space="preserve">7.1. Hướng dẫn khởi chạy ứng dụng Frontend</w:t>
+        <w:t xml:space="preserve">8.1. Hướng dẫn khởi chạy ứng dụng Frontend</w:t>
       </w:r>
     </w:p>
     <w:p>
@@ -8228,15 +12826,34 @@
     </w:p>
     <w:p>
       <w:pPr>
-        <w:shd w:fill="F1F5F9" w:val="clear"/>
-        <w:spacing w:after="20" w:before="20"/>
-      </w:pPr>
-      <w:r>
-        <w:rPr>
-          <w:rFonts w:ascii="Consolas" w:cs="Consolas" w:eastAsia="Consolas" w:hAnsi="Consolas"/>
-          <w:color w:val="0F172A"/>
-          <w:sz w:val="20"/>
-          <w:szCs w:val="20"/>
+        <w:spacing w:after="80" w:before="160"/>
+        <w:jc w:val="center"/>
+      </w:pPr>
+      <w:r>
+        <w:rPr>
+          <w:rFonts w:ascii="Times New Roman" w:cs="Times New Roman" w:eastAsia="Times New Roman" w:hAnsi="Times New Roman"/>
+          <w:b/>
+          <w:bCs/>
+          <w:i/>
+          <w:iCs/>
+          <w:color w:val="700F43"/>
+          <w:sz w:val="24"/>
+          <w:szCs w:val="24"/>
+        </w:rPr>
+        <w:t xml:space="preserve">Lệnh cài đặt thư viện</w:t>
+      </w:r>
+    </w:p>
+    <w:p>
+      <w:pPr>
+        <w:shd w:fill="F8FAFC" w:val="clear"/>
+        <w:spacing w:after="10" w:before="10"/>
+      </w:pPr>
+      <w:r>
+        <w:rPr>
+          <w:rFonts w:ascii="Consolas" w:cs="Consolas" w:eastAsia="Consolas" w:hAnsi="Consolas"/>
+          <w:color w:val="0F172A"/>
+          <w:sz w:val="19"/>
+          <w:szCs w:val="19"/>
         </w:rPr>
         <w:t xml:space="preserve">npm install --legacy-peer-deps</w:t>
       </w:r>
@@ -8262,15 +12879,34 @@
     </w:p>
     <w:p>
       <w:pPr>
-        <w:shd w:fill="F1F5F9" w:val="clear"/>
-        <w:spacing w:after="20" w:before="20"/>
-      </w:pPr>
-      <w:r>
-        <w:rPr>
-          <w:rFonts w:ascii="Consolas" w:cs="Consolas" w:eastAsia="Consolas" w:hAnsi="Consolas"/>
-          <w:color w:val="0F172A"/>
-          <w:sz w:val="20"/>
-          <w:szCs w:val="20"/>
+        <w:spacing w:after="80" w:before="160"/>
+        <w:jc w:val="center"/>
+      </w:pPr>
+      <w:r>
+        <w:rPr>
+          <w:rFonts w:ascii="Times New Roman" w:cs="Times New Roman" w:eastAsia="Times New Roman" w:hAnsi="Times New Roman"/>
+          <w:b/>
+          <w:bCs/>
+          <w:i/>
+          <w:iCs/>
+          <w:color w:val="700F43"/>
+          <w:sz w:val="24"/>
+          <w:szCs w:val="24"/>
+        </w:rPr>
+        <w:t xml:space="preserve">Lệnh Reverse Port Android</w:t>
+      </w:r>
+    </w:p>
+    <w:p>
+      <w:pPr>
+        <w:shd w:fill="F8FAFC" w:val="clear"/>
+        <w:spacing w:after="10" w:before="10"/>
+      </w:pPr>
+      <w:r>
+        <w:rPr>
+          <w:rFonts w:ascii="Consolas" w:cs="Consolas" w:eastAsia="Consolas" w:hAnsi="Consolas"/>
+          <w:color w:val="0F172A"/>
+          <w:sz w:val="19"/>
+          <w:szCs w:val="19"/>
         </w:rPr>
         <w:t xml:space="preserve">adb reverse tcp:8080 tcp:8080</w:t>
       </w:r>
@@ -8296,15 +12932,34 @@
     </w:p>
     <w:p>
       <w:pPr>
-        <w:shd w:fill="F1F5F9" w:val="clear"/>
-        <w:spacing w:after="20" w:before="20"/>
-      </w:pPr>
-      <w:r>
-        <w:rPr>
-          <w:rFonts w:ascii="Consolas" w:cs="Consolas" w:eastAsia="Consolas" w:hAnsi="Consolas"/>
-          <w:color w:val="0F172A"/>
-          <w:sz w:val="20"/>
-          <w:szCs w:val="20"/>
+        <w:spacing w:after="80" w:before="160"/>
+        <w:jc w:val="center"/>
+      </w:pPr>
+      <w:r>
+        <w:rPr>
+          <w:rFonts w:ascii="Times New Roman" w:cs="Times New Roman" w:eastAsia="Times New Roman" w:hAnsi="Times New Roman"/>
+          <w:b/>
+          <w:bCs/>
+          <w:i/>
+          <w:iCs/>
+          <w:color w:val="700F43"/>
+          <w:sz w:val="24"/>
+          <w:szCs w:val="24"/>
+        </w:rPr>
+        <w:t xml:space="preserve">Lệnh khởi chạy ứng dụng Expo</w:t>
+      </w:r>
+    </w:p>
+    <w:p>
+      <w:pPr>
+        <w:shd w:fill="F8FAFC" w:val="clear"/>
+        <w:spacing w:after="10" w:before="10"/>
+      </w:pPr>
+      <w:r>
+        <w:rPr>
+          <w:rFonts w:ascii="Consolas" w:cs="Consolas" w:eastAsia="Consolas" w:hAnsi="Consolas"/>
+          <w:color w:val="0F172A"/>
+          <w:sz w:val="19"/>
+          <w:szCs w:val="19"/>
         </w:rPr>
         <w:t xml:space="preserve">npx expo run:android</w:t>
       </w:r>
@@ -8323,7 +12978,7 @@
           <w:sz w:val="28"/>
           <w:szCs w:val="28"/>
         </w:rPr>
-        <w:t xml:space="preserve">7.2. Hướng dẫn đóng gói Release APK cục bộ (100% Offline)</w:t>
+        <w:t xml:space="preserve">8.2. Hướng dẫn đóng gói Release APK cục bộ (100% Offline)</w:t>
       </w:r>
     </w:p>
     <w:p>
@@ -8347,30 +13002,49 @@
     </w:p>
     <w:p>
       <w:pPr>
-        <w:shd w:fill="F1F5F9" w:val="clear"/>
-        <w:spacing w:after="20" w:before="20"/>
-      </w:pPr>
-      <w:r>
-        <w:rPr>
-          <w:rFonts w:ascii="Consolas" w:cs="Consolas" w:eastAsia="Consolas" w:hAnsi="Consolas"/>
-          <w:color w:val="0F172A"/>
-          <w:sz w:val="20"/>
-          <w:szCs w:val="20"/>
+        <w:spacing w:after="80" w:before="160"/>
+        <w:jc w:val="center"/>
+      </w:pPr>
+      <w:r>
+        <w:rPr>
+          <w:rFonts w:ascii="Times New Roman" w:cs="Times New Roman" w:eastAsia="Times New Roman" w:hAnsi="Times New Roman"/>
+          <w:b/>
+          <w:bCs/>
+          <w:i/>
+          <w:iCs/>
+          <w:color w:val="700F43"/>
+          <w:sz w:val="24"/>
+          <w:szCs w:val="24"/>
+        </w:rPr>
+        <w:t xml:space="preserve">Lệnh đóng gói Gradle Release APK</w:t>
+      </w:r>
+    </w:p>
+    <w:p>
+      <w:pPr>
+        <w:shd w:fill="F8FAFC" w:val="clear"/>
+        <w:spacing w:after="10" w:before="10"/>
+      </w:pPr>
+      <w:r>
+        <w:rPr>
+          <w:rFonts w:ascii="Consolas" w:cs="Consolas" w:eastAsia="Consolas" w:hAnsi="Consolas"/>
+          <w:color w:val="0F172A"/>
+          <w:sz w:val="19"/>
+          <w:szCs w:val="19"/>
         </w:rPr>
         <w:t xml:space="preserve">cd android</w:t>
       </w:r>
     </w:p>
     <w:p>
       <w:pPr>
-        <w:shd w:fill="F1F5F9" w:val="clear"/>
-        <w:spacing w:after="20" w:before="20"/>
-      </w:pPr>
-      <w:r>
-        <w:rPr>
-          <w:rFonts w:ascii="Consolas" w:cs="Consolas" w:eastAsia="Consolas" w:hAnsi="Consolas"/>
-          <w:color w:val="0F172A"/>
-          <w:sz w:val="20"/>
-          <w:szCs w:val="20"/>
+        <w:shd w:fill="F8FAFC" w:val="clear"/>
+        <w:spacing w:after="10" w:before="10"/>
+      </w:pPr>
+      <w:r>
+        <w:rPr>
+          <w:rFonts w:ascii="Consolas" w:cs="Consolas" w:eastAsia="Consolas" w:hAnsi="Consolas"/>
+          <w:color w:val="0F172A"/>
+          <w:sz w:val="19"/>
+          <w:szCs w:val="19"/>
         </w:rPr>
         <w:t xml:space="preserve">.\gradlew assembleRelease</w:t>
       </w:r>
@@ -8408,7 +13082,7 @@
           <w:sz w:val="32"/>
           <w:szCs w:val="32"/>
         </w:rPr>
-        <w:t xml:space="preserve">PHẦN 8: KẾT LUẬN VÀ BẢNG TỰ ĐÁNH GIÁ ĐIỂM 10</w:t>
+        <w:t xml:space="preserve">PHẦN 9: KẾT LUẬN VÀ BẢNG TỰ ĐÁNH GIÁ ĐIỂM 10</w:t>
       </w:r>
     </w:p>
     <w:p>
@@ -8427,7 +13101,7 @@
           <w:sz w:val="26"/>
           <w:szCs w:val="26"/>
         </w:rPr>
-        <w:t xml:space="preserve">Dự án "Sen Hồng Bank (SenBank)" của Nhóm 6 đã đạt đến độ hoàn thiện cao nhất, đáp ứng xuất sắc toàn diện mọi tiêu chí đề bài của Giảng viên về công nghệ, điều hướng, quy mô màn hình, validation, kiến trúc backend Core Banking chuẩn mực và nhận diện thương hiệu.</w:t>
+        <w:t xml:space="preserve">Dự án "Sen Hồng Bank (SenBank)" của Nhóm 6 đã đạt đến độ hoàn thiện cao nhất, đáp ứng xuất sắc toàn diện mọi tiêu chí đề bài của Giảng viên về công nghệ, điều hướng, quy mô màn hình, validation, kiến trúc backend Core Banking chuẩn mực, hệ thống sơ đồ trực quan và nhận diện thương hiệu.</w:t>
       </w:r>
     </w:p>
     <w:p>
@@ -8518,6 +13192,36 @@
           <w:szCs w:val="26"/>
         </w:rPr>
         <w:t xml:space="preserve">: Hỗ trợ đầy đủ REST API, Hexagonal Core Banking, Outbox Pattern và WebSocket realtime.</w:t>
+      </w:r>
+    </w:p>
+    <w:p>
+      <w:pPr>
+        <w:pStyle w:val="ListParagraph"/>
+        <w:numPr>
+          <w:ilvl w:val="0"/>
+          <w:numId w:val="1"/>
+        </w:numPr>
+        <w:spacing w:after="40" w:before="40"/>
+      </w:pPr>
+      <w:r>
+        <w:rPr>
+          <w:rFonts w:ascii="Times New Roman" w:cs="Times New Roman" w:eastAsia="Times New Roman" w:hAnsi="Times New Roman"/>
+          <w:b/>
+          <w:bCs/>
+          <w:color w:val="1E293B"/>
+          <w:sz w:val="26"/>
+          <w:szCs w:val="26"/>
+        </w:rPr>
+        <w:t xml:space="preserve">Sơ đồ kiến trúc &amp; luồng dữ liệu</w:t>
+      </w:r>
+      <w:r>
+        <w:rPr>
+          <w:rFonts w:ascii="Times New Roman" w:cs="Times New Roman" w:eastAsia="Times New Roman" w:hAnsi="Times New Roman"/>
+          <w:color w:val="1E293B"/>
+          <w:sz w:val="26"/>
+          <w:szCs w:val="26"/>
+        </w:rPr>
+        <w:t xml:space="preserve">: Trang bị trọn bộ 6 sơ đồ kiến trúc và tuần tự chuẩn mực.</w:t>
       </w:r>
     </w:p>
     <w:p>

--- a/BAO CAO NHOM 6 new.docx
+++ b/BAO CAO NHOM 6 new.docx
@@ -306,7 +306,7 @@
           <w:sz w:val="26"/>
           <w:szCs w:val="26"/>
         </w:rPr>
-        <w:t xml:space="preserve">Báo cáo này trình bày chi tiết toàn bộ quá trình nghiên cứu tiền khả thi, kế hoạch triển khai dự án, thiết kế kiến trúc, công nghệ và thư viện áp dụng, phân tích 10 luồng người dùng (User Flows) qua hơn 25 màn hình chức năng, cơ chế kết nối với hệ thống máy chủ Backend Spring Boot thiết kế theo chuẩn Core Banking quốc tế, cùng hệ thống sơ đồ kiến trúc và luồng dữ liệu trực quan.</w:t>
+        <w:t xml:space="preserve">Báo cáo này trình bày chi tiết toàn bộ quá trình nghiên cứu tiền khả thi, kế hoạch triển khai dự án, phân tích yêu cầu phần mềm (SRS), thiết kế chi tiết cơ sở dữ liệu và kiến trúc phân lớp (SDD), các sơ đồ tuần tự và kiến trúc, cùng chi tiết 10 luồng người dùng (User Flows) qua hơn 25 màn hình chức năng.</w:t>
       </w:r>
     </w:p>
     <w:p>
@@ -1708,7 +1708,7 @@
           <w:sz w:val="26"/>
           <w:szCs w:val="26"/>
         </w:rPr>
-        <w:t xml:space="preserve">: Không bao giờ lưu mật khẩu hoặc mã PIN 6 số dưới dạng văn bản thô (Plain text). Sử dụng expo-secure-store để mã hóa khóa truy cập bằng phần cứng Android KeyStore / iOS Keychain.</w:t>
+        <w:t xml:space="preserve">: Không bao giờ lưu mật khẩu hoặc mã PIN 6 số dưới dạng văn bản thô. Sử dụng expo-secure-store mã hóa phần cứng Android KeyStore / iOS Keychain.</w:t>
       </w:r>
     </w:p>
     <w:p>
@@ -1768,7 +1768,7 @@
           <w:sz w:val="26"/>
           <w:szCs w:val="26"/>
         </w:rPr>
-        <w:t xml:space="preserve">: Sử dụng thuật toán sinh chuỗi ngẫu nhiên RFC4122 UUID gắn vào header Idempotency-Key. Nếu đường truyền mạng lag người dùng bấm nút 2 lần, máy chủ Spring Boot sẽ nhận diện khóa giao dịch duy nhất và ngăn chặn tuyệt đối tình trạng trừ tiền kép.</w:t>
+        <w:t xml:space="preserve">: Sử dụng thuật toán sinh chuỗi ngẫu nhiên RFC4122 UUID gắn vào header Idempotency-Key ngăn chặn tuyệt đối tình trạng trừ tiền kép.</w:t>
       </w:r>
     </w:p>
     <w:p>
@@ -3183,7 +3183,7 @@
           <w:sz w:val="32"/>
           <w:szCs w:val="32"/>
         </w:rPr>
-        <w:t xml:space="preserve">PHẦN 3: ĐỐI CHIẾU TIÊU CHÍ KỸ THUẬT VÀ SỰ TƯƠNG THÍCH ĐỀ TÀI</w:t>
+        <w:t xml:space="preserve">PHẦN 3: PHÂN TÍCH VÀ THIẾT KẾ HỆ THỐNG CHI TIẾT (SRS &amp; SDD)</w:t>
       </w:r>
     </w:p>
     <w:p>
@@ -3200,7 +3200,420 @@
           <w:sz w:val="28"/>
           <w:szCs w:val="28"/>
         </w:rPr>
-        <w:t xml:space="preserve">3.1. Bảng đối chiếu yêu cầu kỹ thuật của đề bài với dự án thực tế</w:t>
+        <w:t xml:space="preserve">3.1. Phân tích Yêu cầu Chức năng (Functional Requirements - FR)</w:t>
+      </w:r>
+    </w:p>
+    <w:p>
+      <w:pPr>
+        <w:pStyle w:val="ListParagraph"/>
+        <w:numPr>
+          <w:ilvl w:val="0"/>
+          <w:numId w:val="1"/>
+        </w:numPr>
+        <w:spacing w:after="40" w:before="40"/>
+      </w:pPr>
+      <w:r>
+        <w:rPr>
+          <w:rFonts w:ascii="Times New Roman" w:cs="Times New Roman" w:eastAsia="Times New Roman" w:hAnsi="Times New Roman"/>
+          <w:b/>
+          <w:bCs/>
+          <w:color w:val="1E293B"/>
+          <w:sz w:val="26"/>
+          <w:szCs w:val="26"/>
+        </w:rPr>
+        <w:t xml:space="preserve">FR1 - Quản lý Định danh &amp; Xác thực (IAM &amp; eKYC)</w:t>
+      </w:r>
+      <w:r>
+        <w:rPr>
+          <w:rFonts w:ascii="Times New Roman" w:cs="Times New Roman" w:eastAsia="Times New Roman" w:hAnsi="Times New Roman"/>
+          <w:color w:val="1E293B"/>
+          <w:sz w:val="26"/>
+          <w:szCs w:val="26"/>
+        </w:rPr>
+        <w:t xml:space="preserve">: Đăng ký số điện thoại, xác thực mã OTP SMS 6 số; đăng nhập mật khẩu kết hợp sinh trắc học vân tay/FaceID; cập nhật hồ sơ cá nhân và xác thực căn cước công dân eKYC.</w:t>
+      </w:r>
+    </w:p>
+    <w:p>
+      <w:pPr>
+        <w:pStyle w:val="ListParagraph"/>
+        <w:numPr>
+          <w:ilvl w:val="0"/>
+          <w:numId w:val="1"/>
+        </w:numPr>
+        <w:spacing w:after="40" w:before="40"/>
+      </w:pPr>
+      <w:r>
+        <w:rPr>
+          <w:rFonts w:ascii="Times New Roman" w:cs="Times New Roman" w:eastAsia="Times New Roman" w:hAnsi="Times New Roman"/>
+          <w:b/>
+          <w:bCs/>
+          <w:color w:val="1E293B"/>
+          <w:sz w:val="26"/>
+          <w:szCs w:val="26"/>
+        </w:rPr>
+        <w:t xml:space="preserve">FR2 - Quản trị Số dư &amp; Ví điện tử (Wallet Management)</w:t>
+      </w:r>
+      <w:r>
+        <w:rPr>
+          <w:rFonts w:ascii="Times New Roman" w:cs="Times New Roman" w:eastAsia="Times New Roman" w:hAnsi="Times New Roman"/>
+          <w:color w:val="1E293B"/>
+          <w:sz w:val="26"/>
+          <w:szCs w:val="26"/>
+        </w:rPr>
+        <w:t xml:space="preserve">: Truy vấn số dư khả dụng, hỗ trợ tính năng ẩn số dư bảo vệ quyền riêng tư, quản lý ví thanh toán VND và ví thẻ liên kết.</w:t>
+      </w:r>
+    </w:p>
+    <w:p>
+      <w:pPr>
+        <w:pStyle w:val="ListParagraph"/>
+        <w:numPr>
+          <w:ilvl w:val="0"/>
+          <w:numId w:val="1"/>
+        </w:numPr>
+        <w:spacing w:after="40" w:before="40"/>
+      </w:pPr>
+      <w:r>
+        <w:rPr>
+          <w:rFonts w:ascii="Times New Roman" w:cs="Times New Roman" w:eastAsia="Times New Roman" w:hAnsi="Times New Roman"/>
+          <w:b/>
+          <w:bCs/>
+          <w:color w:val="1E293B"/>
+          <w:sz w:val="26"/>
+          <w:szCs w:val="26"/>
+        </w:rPr>
+        <w:t xml:space="preserve">FR3 - Dịch vụ Chuyển tiền Đa kênh (P2P &amp; Napas 24/7)</w:t>
+      </w:r>
+      <w:r>
+        <w:rPr>
+          <w:rFonts w:ascii="Times New Roman" w:cs="Times New Roman" w:eastAsia="Times New Roman" w:hAnsi="Times New Roman"/>
+          <w:color w:val="1E293B"/>
+          <w:sz w:val="26"/>
+          <w:szCs w:val="26"/>
+        </w:rPr>
+        <w:t xml:space="preserve">: Tra cứu tên người nhận tự động (Napas), chuyển tiền nội bộ ví SenBank 0đ, chuyển tiền liên ngân hàng, quét mã QR camera, sinh mã QR EMVCo cá nhân.</w:t>
+      </w:r>
+    </w:p>
+    <w:p>
+      <w:pPr>
+        <w:pStyle w:val="ListParagraph"/>
+        <w:numPr>
+          <w:ilvl w:val="0"/>
+          <w:numId w:val="1"/>
+        </w:numPr>
+        <w:spacing w:after="40" w:before="40"/>
+      </w:pPr>
+      <w:r>
+        <w:rPr>
+          <w:rFonts w:ascii="Times New Roman" w:cs="Times New Roman" w:eastAsia="Times New Roman" w:hAnsi="Times New Roman"/>
+          <w:b/>
+          <w:bCs/>
+          <w:color w:val="1E293B"/>
+          <w:sz w:val="26"/>
+          <w:szCs w:val="26"/>
+        </w:rPr>
+        <w:t xml:space="preserve">FR4 - Quản lý Danh mục Thẻ quốc tế (Card Center)</w:t>
+      </w:r>
+      <w:r>
+        <w:rPr>
+          <w:rFonts w:ascii="Times New Roman" w:cs="Times New Roman" w:eastAsia="Times New Roman" w:hAnsi="Times New Roman"/>
+          <w:color w:val="1E293B"/>
+          <w:sz w:val="26"/>
+          <w:szCs w:val="26"/>
+        </w:rPr>
+        <w:t xml:space="preserve">: Phát hành thẻ ảo MB Hi Visa/Platinum/Sakura, khóa thẻ khẩn cấp 1 chạm, thay đổi hạn mức chi tiêu trực tuyến, quản lý trả góp.</w:t>
+      </w:r>
+    </w:p>
+    <w:p>
+      <w:pPr>
+        <w:pStyle w:val="ListParagraph"/>
+        <w:numPr>
+          <w:ilvl w:val="0"/>
+          <w:numId w:val="1"/>
+        </w:numPr>
+        <w:spacing w:after="40" w:before="40"/>
+      </w:pPr>
+      <w:r>
+        <w:rPr>
+          <w:rFonts w:ascii="Times New Roman" w:cs="Times New Roman" w:eastAsia="Times New Roman" w:hAnsi="Times New Roman"/>
+          <w:b/>
+          <w:bCs/>
+          <w:color w:val="1E293B"/>
+          <w:sz w:val="26"/>
+          <w:szCs w:val="26"/>
+        </w:rPr>
+        <w:t xml:space="preserve">FR5 - Thanh toán Hóa đơn &amp; Nạp/Rút ví (Billing &amp; Topup)</w:t>
+      </w:r>
+      <w:r>
+        <w:rPr>
+          <w:rFonts w:ascii="Times New Roman" w:cs="Times New Roman" w:eastAsia="Times New Roman" w:hAnsi="Times New Roman"/>
+          <w:color w:val="1E293B"/>
+          <w:sz w:val="26"/>
+          <w:szCs w:val="26"/>
+        </w:rPr>
+        <w:t xml:space="preserve">: Tra cứu nợ cước tự động 8 nhóm dịch vụ công (Điện EVN, Nước sạch, Cước Internet Viettel/VNPT/FPT, Học phí, Chung cư), gạch nợ tự động; nạp tiền từ thẻ ATM và rút tiền về ngân hàng.</w:t>
+      </w:r>
+    </w:p>
+    <w:p>
+      <w:pPr>
+        <w:pStyle w:val="ListParagraph"/>
+        <w:numPr>
+          <w:ilvl w:val="0"/>
+          <w:numId w:val="1"/>
+        </w:numPr>
+        <w:spacing w:after="40" w:before="40"/>
+      </w:pPr>
+      <w:r>
+        <w:rPr>
+          <w:rFonts w:ascii="Times New Roman" w:cs="Times New Roman" w:eastAsia="Times New Roman" w:hAnsi="Times New Roman"/>
+          <w:b/>
+          <w:bCs/>
+          <w:color w:val="1E293B"/>
+          <w:sz w:val="26"/>
+          <w:szCs w:val="26"/>
+        </w:rPr>
+        <w:t xml:space="preserve">FR6 - Quản lý Dòng tiền &amp; Báo cáo Sao kê (Ledger &amp; Reporting)</w:t>
+      </w:r>
+      <w:r>
+        <w:rPr>
+          <w:rFonts w:ascii="Times New Roman" w:cs="Times New Roman" w:eastAsia="Times New Roman" w:hAnsi="Times New Roman"/>
+          <w:color w:val="1E293B"/>
+          <w:sz w:val="26"/>
+          <w:szCs w:val="26"/>
+        </w:rPr>
+        <w:t xml:space="preserve">: Lịch sử giao dịch phân trang, bộ lọc đa tiêu chí, xuất sao kê chi tiêu định dạng chuẩn PDF, Microsoft Excel (.xlsx), và CSV.</w:t>
+      </w:r>
+    </w:p>
+    <w:p>
+      <w:pPr>
+        <w:pStyle w:val="ListParagraph"/>
+        <w:numPr>
+          <w:ilvl w:val="0"/>
+          <w:numId w:val="1"/>
+        </w:numPr>
+        <w:spacing w:after="40" w:before="40"/>
+      </w:pPr>
+      <w:r>
+        <w:rPr>
+          <w:rFonts w:ascii="Times New Roman" w:cs="Times New Roman" w:eastAsia="Times New Roman" w:hAnsi="Times New Roman"/>
+          <w:b/>
+          <w:bCs/>
+          <w:color w:val="1E293B"/>
+          <w:sz w:val="26"/>
+          <w:szCs w:val="26"/>
+        </w:rPr>
+        <w:t xml:space="preserve">FR7 - Trung tâm Trợ giúp &amp; Pháp lý (Support &amp; Legal)</w:t>
+      </w:r>
+      <w:r>
+        <w:rPr>
+          <w:rFonts w:ascii="Times New Roman" w:cs="Times New Roman" w:eastAsia="Times New Roman" w:hAnsi="Times New Roman"/>
+          <w:color w:val="1E293B"/>
+          <w:sz w:val="26"/>
+          <w:szCs w:val="26"/>
+        </w:rPr>
+        <w:t xml:space="preserve">: Tổng đài Hotline 24/7, FAQ tương tác, Live Chat Trợ lý AI SenBot, tra cứu mạng lưới SmartBank và điều khoản dịch vụ 8 Chương 18 Điều.</w:t>
+      </w:r>
+    </w:p>
+    <w:p>
+      <w:pPr>
+        <w:pStyle w:val="Heading2"/>
+        <w:spacing w:after="120" w:before="240"/>
+      </w:pPr>
+      <w:r>
+        <w:rPr>
+          <w:rFonts w:ascii="Times New Roman" w:cs="Times New Roman" w:eastAsia="Times New Roman" w:hAnsi="Times New Roman"/>
+          <w:b/>
+          <w:bCs/>
+          <w:color w:val="D2519D"/>
+          <w:sz w:val="28"/>
+          <w:szCs w:val="28"/>
+        </w:rPr>
+        <w:t xml:space="preserve">3.2. Phân tích Yêu cầu Phi chức năng (Non-Functional Requirements - NFR)</w:t>
+      </w:r>
+    </w:p>
+    <w:p>
+      <w:pPr>
+        <w:pStyle w:val="ListParagraph"/>
+        <w:numPr>
+          <w:ilvl w:val="0"/>
+          <w:numId w:val="1"/>
+        </w:numPr>
+        <w:spacing w:after="40" w:before="40"/>
+      </w:pPr>
+      <w:r>
+        <w:rPr>
+          <w:rFonts w:ascii="Times New Roman" w:cs="Times New Roman" w:eastAsia="Times New Roman" w:hAnsi="Times New Roman"/>
+          <w:b/>
+          <w:bCs/>
+          <w:color w:val="1E293B"/>
+          <w:sz w:val="26"/>
+          <w:szCs w:val="26"/>
+        </w:rPr>
+        <w:t xml:space="preserve">NFR1 - Hiệu năng (Performance)</w:t>
+      </w:r>
+      <w:r>
+        <w:rPr>
+          <w:rFonts w:ascii="Times New Roman" w:cs="Times New Roman" w:eastAsia="Times New Roman" w:hAnsi="Times New Roman"/>
+          <w:color w:val="1E293B"/>
+          <w:sz w:val="26"/>
+          <w:szCs w:val="26"/>
+        </w:rPr>
+        <w:t xml:space="preserve">: Thời gian phản hồi API chuyển tiền P2P nội bộ &lt; 100ms; thời gian khởi động app &lt; 1.5s; tốc độ khung hình hiển thị luôn duy trì 60 - 120 fps mượt mà nhờ React Native Reanimated worklets.</w:t>
+      </w:r>
+    </w:p>
+    <w:p>
+      <w:pPr>
+        <w:pStyle w:val="ListParagraph"/>
+        <w:numPr>
+          <w:ilvl w:val="0"/>
+          <w:numId w:val="1"/>
+        </w:numPr>
+        <w:spacing w:after="40" w:before="40"/>
+      </w:pPr>
+      <w:r>
+        <w:rPr>
+          <w:rFonts w:ascii="Times New Roman" w:cs="Times New Roman" w:eastAsia="Times New Roman" w:hAnsi="Times New Roman"/>
+          <w:b/>
+          <w:bCs/>
+          <w:color w:val="1E293B"/>
+          <w:sz w:val="26"/>
+          <w:szCs w:val="26"/>
+        </w:rPr>
+        <w:t xml:space="preserve">NFR2 - Tính sẵn sàng cao (High Availability)</w:t>
+      </w:r>
+      <w:r>
+        <w:rPr>
+          <w:rFonts w:ascii="Times New Roman" w:cs="Times New Roman" w:eastAsia="Times New Roman" w:hAnsi="Times New Roman"/>
+          <w:color w:val="1E293B"/>
+          <w:sz w:val="26"/>
+          <w:szCs w:val="26"/>
+        </w:rPr>
+        <w:t xml:space="preserve">: Hệ thống vận hành liên tục 24/7/365 với độ sẵn sàng đạt 99.9% uptime, tự động phục hồi khi mất kết nối mạng.</w:t>
+      </w:r>
+    </w:p>
+    <w:p>
+      <w:pPr>
+        <w:pStyle w:val="ListParagraph"/>
+        <w:numPr>
+          <w:ilvl w:val="0"/>
+          <w:numId w:val="1"/>
+        </w:numPr>
+        <w:spacing w:after="40" w:before="40"/>
+      </w:pPr>
+      <w:r>
+        <w:rPr>
+          <w:rFonts w:ascii="Times New Roman" w:cs="Times New Roman" w:eastAsia="Times New Roman" w:hAnsi="Times New Roman"/>
+          <w:b/>
+          <w:bCs/>
+          <w:color w:val="1E293B"/>
+          <w:sz w:val="26"/>
+          <w:szCs w:val="26"/>
+        </w:rPr>
+        <w:t xml:space="preserve">NFR3 - Khả năng mở rộng (Scalability)</w:t>
+      </w:r>
+      <w:r>
+        <w:rPr>
+          <w:rFonts w:ascii="Times New Roman" w:cs="Times New Roman" w:eastAsia="Times New Roman" w:hAnsi="Times New Roman"/>
+          <w:color w:val="1E293B"/>
+          <w:sz w:val="26"/>
+          <w:szCs w:val="26"/>
+        </w:rPr>
+        <w:t xml:space="preserve">: Kiến trúc máy chủ Stateless cho phép mở rộng quy mô theo chiều ngang (Horizontal Pod Autoscaling) kết hợp cụm Redis Cluster và RabbitMQ Cluster.</w:t>
+      </w:r>
+    </w:p>
+    <w:p>
+      <w:pPr>
+        <w:pStyle w:val="ListParagraph"/>
+        <w:numPr>
+          <w:ilvl w:val="0"/>
+          <w:numId w:val="1"/>
+        </w:numPr>
+        <w:spacing w:after="40" w:before="40"/>
+      </w:pPr>
+      <w:r>
+        <w:rPr>
+          <w:rFonts w:ascii="Times New Roman" w:cs="Times New Roman" w:eastAsia="Times New Roman" w:hAnsi="Times New Roman"/>
+          <w:b/>
+          <w:bCs/>
+          <w:color w:val="1E293B"/>
+          <w:sz w:val="26"/>
+          <w:szCs w:val="26"/>
+        </w:rPr>
+        <w:t xml:space="preserve">NFR4 - An toàn &amp; Tuân thủ (Security &amp; Compliance)</w:t>
+      </w:r>
+      <w:r>
+        <w:rPr>
+          <w:rFonts w:ascii="Times New Roman" w:cs="Times New Roman" w:eastAsia="Times New Roman" w:hAnsi="Times New Roman"/>
+          <w:color w:val="1E293B"/>
+          <w:sz w:val="26"/>
+          <w:szCs w:val="26"/>
+        </w:rPr>
+        <w:t xml:space="preserve">: Tuân thủ các nguyên tắc bảo mật ngân hàng OWASP Mobile Top 10 và PCI-DSS: không lưu trữ PIN/CVV dạng thô; chống tấn công replay attack bằng Idempotency Key UUID.</w:t>
+      </w:r>
+    </w:p>
+    <w:p>
+      <w:pPr>
+        <w:pStyle w:val="ListParagraph"/>
+        <w:numPr>
+          <w:ilvl w:val="0"/>
+          <w:numId w:val="1"/>
+        </w:numPr>
+        <w:spacing w:after="40" w:before="40"/>
+      </w:pPr>
+      <w:r>
+        <w:rPr>
+          <w:rFonts w:ascii="Times New Roman" w:cs="Times New Roman" w:eastAsia="Times New Roman" w:hAnsi="Times New Roman"/>
+          <w:b/>
+          <w:bCs/>
+          <w:color w:val="1E293B"/>
+          <w:sz w:val="26"/>
+          <w:szCs w:val="26"/>
+        </w:rPr>
+        <w:t xml:space="preserve">NFR5 - Tính khả dụng &amp; Thẩm mỹ (Usability &amp; Design)</w:t>
+      </w:r>
+      <w:r>
+        <w:rPr>
+          <w:rFonts w:ascii="Times New Roman" w:cs="Times New Roman" w:eastAsia="Times New Roman" w:hAnsi="Times New Roman"/>
+          <w:color w:val="1E293B"/>
+          <w:sz w:val="26"/>
+          <w:szCs w:val="26"/>
+        </w:rPr>
+        <w:t xml:space="preserve">: Giao diện đạt chuẩn nhận diện thương hiệu Private Banking, hỗ trợ chuyển đổi Chế độ Tối (Dark Mode) tức thì bảo vệ thị lực ban đêm.</w:t>
+      </w:r>
+    </w:p>
+    <w:p>
+      <w:pPr>
+        <w:pStyle w:val="Heading2"/>
+        <w:spacing w:after="120" w:before="240"/>
+      </w:pPr>
+      <w:r>
+        <w:rPr>
+          <w:rFonts w:ascii="Times New Roman" w:cs="Times New Roman" w:eastAsia="Times New Roman" w:hAnsi="Times New Roman"/>
+          <w:b/>
+          <w:bCs/>
+          <w:color w:val="D2519D"/>
+          <w:sz w:val="28"/>
+          <w:szCs w:val="28"/>
+        </w:rPr>
+        <w:t xml:space="preserve">3.3. Thiết kế Cơ sở Dữ liệu Chi tiết (Database Schema / ERD Design)</w:t>
+      </w:r>
+    </w:p>
+    <w:p>
+      <w:pPr>
+        <w:spacing w:after="60" w:before="60"/>
+        <w:jc w:val="both"/>
+      </w:pPr>
+      <w:r>
+        <w:rPr>
+          <w:rFonts w:ascii="Times New Roman" w:cs="Times New Roman" w:eastAsia="Times New Roman" w:hAnsi="Times New Roman"/>
+          <w:b w:val="false"/>
+          <w:bCs w:val="false"/>
+          <w:i w:val="false"/>
+          <w:iCs w:val="false"/>
+          <w:color w:val="1E293B"/>
+          <w:sz w:val="26"/>
+          <w:szCs w:val="26"/>
+        </w:rPr>
+        <w:t xml:space="preserve">Hệ thống cơ sở dữ liệu quan hệ PostgreSQL 15 được thiết kế chuẩn hóa bậc 3 (3NF) với các ràng buộc toàn vẹn khóa ngoại và chỉ mục B-Tree tối ưu truy vấn:</w:t>
       </w:r>
     </w:p>
     <w:tbl>
@@ -3224,7 +3637,7 @@
       <w:tr>
         <w:tc>
           <w:tcPr>
-            <w:tcW w:type="pct" w:w="20%"/>
+            <w:tcW w:type="pct" w:w="18%"/>
             <w:shd w:fill="FCE7F3" w:val="clear"/>
             <w:tcMar>
               <w:top w:type="dxa" w:w="120"/>
@@ -3246,13 +3659,13 @@
                 <w:sz w:val="24"/>
                 <w:szCs w:val="24"/>
               </w:rPr>
-              <w:t xml:space="preserve">Tiêu chí đề bài</w:t>
-            </w:r>
-          </w:p>
-        </w:tc>
-        <w:tc>
-          <w:tcPr>
-            <w:tcW w:type="pct" w:w="22%"/>
+              <w:t xml:space="preserve">Tên bảng (Table)</w:t>
+            </w:r>
+          </w:p>
+        </w:tc>
+        <w:tc>
+          <w:tcPr>
+            <w:tcW w:type="pct" w:w="18%"/>
             <w:shd w:fill="FCE7F3" w:val="clear"/>
             <w:tcMar>
               <w:top w:type="dxa" w:w="120"/>
@@ -3274,13 +3687,13 @@
                 <w:sz w:val="24"/>
                 <w:szCs w:val="24"/>
               </w:rPr>
-              <w:t xml:space="preserve">Yêu cầu tối thiểu</w:t>
-            </w:r>
-          </w:p>
-        </w:tc>
-        <w:tc>
-          <w:tcPr>
-            <w:tcW w:type="pct" w:w="46%"/>
+              <w:t xml:space="preserve">Khóa chính (PK)</w:t>
+            </w:r>
+          </w:p>
+        </w:tc>
+        <w:tc>
+          <w:tcPr>
+            <w:tcW w:type="pct" w:w="22%"/>
             <w:shd w:fill="FCE7F3" w:val="clear"/>
             <w:tcMar>
               <w:top w:type="dxa" w:w="120"/>
@@ -3302,13 +3715,13 @@
                 <w:sz w:val="24"/>
                 <w:szCs w:val="24"/>
               </w:rPr>
-              <w:t xml:space="preserve">Hiện trạng Sen Hồng Bank đạt được</w:t>
-            </w:r>
-          </w:p>
-        </w:tc>
-        <w:tc>
-          <w:tcPr>
-            <w:tcW w:type="pct" w:w="12%"/>
+              <w:t xml:space="preserve">Khóa ngoại (FK)</w:t>
+            </w:r>
+          </w:p>
+        </w:tc>
+        <w:tc>
+          <w:tcPr>
+            <w:tcW w:type="pct" w:w="42%"/>
             <w:shd w:fill="FCE7F3" w:val="clear"/>
             <w:tcMar>
               <w:top w:type="dxa" w:w="120"/>
@@ -3330,7 +3743,7 @@
                 <w:sz w:val="24"/>
                 <w:szCs w:val="24"/>
               </w:rPr>
-              <w:t xml:space="preserve">Đánh giá</w:t>
+              <w:t xml:space="preserve">Các trường dữ liệu quan trọng</w:t>
             </w:r>
           </w:p>
         </w:tc>
@@ -3338,7 +3751,7 @@
       <w:tr>
         <w:tc>
           <w:tcPr>
-            <w:tcW w:type="pct" w:w="20%"/>
+            <w:tcW w:type="pct" w:w="18%"/>
             <w:shd w:fill="FFFFFF" w:val="clear"/>
             <w:tcMar>
               <w:top w:type="dxa" w:w="120"/>
@@ -3360,7 +3773,35 @@
                 <w:sz w:val="22"/>
                 <w:szCs w:val="22"/>
               </w:rPr>
-              <w:t xml:space="preserve">1. Công nghệ &amp; Framework</w:t>
+              <w:t xml:space="preserve">users</w:t>
+            </w:r>
+          </w:p>
+        </w:tc>
+        <w:tc>
+          <w:tcPr>
+            <w:tcW w:type="pct" w:w="18%"/>
+            <w:shd w:fill="FFFFFF" w:val="clear"/>
+            <w:tcMar>
+              <w:top w:type="dxa" w:w="120"/>
+              <w:left w:type="dxa" w:w="140"/>
+              <w:bottom w:type="dxa" w:w="120"/>
+              <w:right w:type="dxa" w:w="140"/>
+            </w:tcMar>
+          </w:tcPr>
+          <w:p>
+            <w:pPr>
+              <w:jc w:val="left"/>
+            </w:pPr>
+            <w:r>
+              <w:rPr>
+                <w:rFonts w:ascii="Times New Roman" w:cs="Times New Roman" w:eastAsia="Times New Roman" w:hAnsi="Times New Roman"/>
+                <w:b w:val="false"/>
+                <w:bCs w:val="false"/>
+                <w:color w:val="1E293B"/>
+                <w:sz w:val="22"/>
+                <w:szCs w:val="22"/>
+              </w:rPr>
+              <w:t xml:space="preserve">id (UUID)</w:t>
             </w:r>
           </w:p>
         </w:tc>
@@ -3388,13 +3829,13 @@
                 <w:sz w:val="22"/>
                 <w:szCs w:val="22"/>
               </w:rPr>
-              <w:t xml:space="preserve">React Native (Expo hoặc CLI)</w:t>
-            </w:r>
-          </w:p>
-        </w:tc>
-        <w:tc>
-          <w:tcPr>
-            <w:tcW w:type="pct" w:w="46%"/>
+              <w:t xml:space="preserve">—</w:t>
+            </w:r>
+          </w:p>
+        </w:tc>
+        <w:tc>
+          <w:tcPr>
+            <w:tcW w:type="pct" w:w="42%"/>
             <w:shd w:fill="FFFFFF" w:val="clear"/>
             <w:tcMar>
               <w:top w:type="dxa" w:w="120"/>
@@ -3416,35 +3857,7 @@
                 <w:sz w:val="22"/>
                 <w:szCs w:val="22"/>
               </w:rPr>
-              <w:t xml:space="preserve">React Native 0.81, Expo SDK 52, TypeScript nghiêm ngặt, Reanimated 3, SVG Vector, Native Turbo Modules</w:t>
-            </w:r>
-          </w:p>
-        </w:tc>
-        <w:tc>
-          <w:tcPr>
-            <w:tcW w:type="pct" w:w="12%"/>
-            <w:shd w:fill="FFFFFF" w:val="clear"/>
-            <w:tcMar>
-              <w:top w:type="dxa" w:w="120"/>
-              <w:left w:type="dxa" w:w="140"/>
-              <w:bottom w:type="dxa" w:w="120"/>
-              <w:right w:type="dxa" w:w="140"/>
-            </w:tcMar>
-          </w:tcPr>
-          <w:p>
-            <w:pPr>
-              <w:jc w:val="left"/>
-            </w:pPr>
-            <w:r>
-              <w:rPr>
-                <w:rFonts w:ascii="Times New Roman" w:cs="Times New Roman" w:eastAsia="Times New Roman" w:hAnsi="Times New Roman"/>
-                <w:b w:val="false"/>
-                <w:bCs w:val="false"/>
-                <w:color w:val="1E293B"/>
-                <w:sz w:val="22"/>
-                <w:szCs w:val="22"/>
-              </w:rPr>
-              <w:t xml:space="preserve">ĐẠT (10/10)</w:t>
+              <w:t xml:space="preserve">phone_number (VARCHAR UNIQUE), full_name, password_hash, pin_hash, kyc_status, created_at</w:t>
             </w:r>
           </w:p>
         </w:tc>
@@ -3452,7 +3865,7 @@
       <w:tr>
         <w:tc>
           <w:tcPr>
-            <w:tcW w:type="pct" w:w="20%"/>
+            <w:tcW w:type="pct" w:w="18%"/>
             <w:shd w:fill="FDF2F8" w:val="clear"/>
             <w:tcMar>
               <w:top w:type="dxa" w:w="120"/>
@@ -3474,7 +3887,35 @@
                 <w:sz w:val="22"/>
                 <w:szCs w:val="22"/>
               </w:rPr>
-              <w:t xml:space="preserve">2. Cấu trúc Điều hướng</w:t>
+              <w:t xml:space="preserve">wallets</w:t>
+            </w:r>
+          </w:p>
+        </w:tc>
+        <w:tc>
+          <w:tcPr>
+            <w:tcW w:type="pct" w:w="18%"/>
+            <w:shd w:fill="FDF2F8" w:val="clear"/>
+            <w:tcMar>
+              <w:top w:type="dxa" w:w="120"/>
+              <w:left w:type="dxa" w:w="140"/>
+              <w:bottom w:type="dxa" w:w="120"/>
+              <w:right w:type="dxa" w:w="140"/>
+            </w:tcMar>
+          </w:tcPr>
+          <w:p>
+            <w:pPr>
+              <w:jc w:val="left"/>
+            </w:pPr>
+            <w:r>
+              <w:rPr>
+                <w:rFonts w:ascii="Times New Roman" w:cs="Times New Roman" w:eastAsia="Times New Roman" w:hAnsi="Times New Roman"/>
+                <w:b w:val="false"/>
+                <w:bCs w:val="false"/>
+                <w:color w:val="1E293B"/>
+                <w:sz w:val="22"/>
+                <w:szCs w:val="22"/>
+              </w:rPr>
+              <w:t xml:space="preserve">id (UUID)</w:t>
             </w:r>
           </w:p>
         </w:tc>
@@ -3502,13 +3943,13 @@
                 <w:sz w:val="22"/>
                 <w:szCs w:val="22"/>
               </w:rPr>
-              <w:t xml:space="preserve">Đa màn hình (Stack / Tab / Drawer)</w:t>
-            </w:r>
-          </w:p>
-        </w:tc>
-        <w:tc>
-          <w:tcPr>
-            <w:tcW w:type="pct" w:w="46%"/>
+              <w:t xml:space="preserve">owner_id -&gt; users(id)</w:t>
+            </w:r>
+          </w:p>
+        </w:tc>
+        <w:tc>
+          <w:tcPr>
+            <w:tcW w:type="pct" w:w="42%"/>
             <w:shd w:fill="FDF2F8" w:val="clear"/>
             <w:tcMar>
               <w:top w:type="dxa" w:w="120"/>
@@ -3530,35 +3971,7 @@
                 <w:sz w:val="22"/>
                 <w:szCs w:val="22"/>
               </w:rPr>
-              <w:t xml:space="preserve">Kiến trúc phối hợp hoàn hảo: Native Stack Navigator lồng Bottom Tabs Glassmorphism cao cấp, Dynamic Header tự ẩn khi cuộn, Side Drawer Menu</w:t>
-            </w:r>
-          </w:p>
-        </w:tc>
-        <w:tc>
-          <w:tcPr>
-            <w:tcW w:type="pct" w:w="12%"/>
-            <w:shd w:fill="FDF2F8" w:val="clear"/>
-            <w:tcMar>
-              <w:top w:type="dxa" w:w="120"/>
-              <w:left w:type="dxa" w:w="140"/>
-              <w:bottom w:type="dxa" w:w="120"/>
-              <w:right w:type="dxa" w:w="140"/>
-            </w:tcMar>
-          </w:tcPr>
-          <w:p>
-            <w:pPr>
-              <w:jc w:val="left"/>
-            </w:pPr>
-            <w:r>
-              <w:rPr>
-                <w:rFonts w:ascii="Times New Roman" w:cs="Times New Roman" w:eastAsia="Times New Roman" w:hAnsi="Times New Roman"/>
-                <w:b w:val="false"/>
-                <w:bCs w:val="false"/>
-                <w:color w:val="1E293B"/>
-                <w:sz w:val="22"/>
-                <w:szCs w:val="22"/>
-              </w:rPr>
-              <w:t xml:space="preserve">XUẤT SẮC</w:t>
+              <w:t xml:space="preserve">balance (NUMERIC 19,4), currency (VND), status (ACTIVE), version (Optimistic Lock)</w:t>
             </w:r>
           </w:p>
         </w:tc>
@@ -3566,7 +3979,7 @@
       <w:tr>
         <w:tc>
           <w:tcPr>
-            <w:tcW w:type="pct" w:w="20%"/>
+            <w:tcW w:type="pct" w:w="18%"/>
             <w:shd w:fill="FFFFFF" w:val="clear"/>
             <w:tcMar>
               <w:top w:type="dxa" w:w="120"/>
@@ -3588,7 +4001,35 @@
                 <w:sz w:val="22"/>
                 <w:szCs w:val="22"/>
               </w:rPr>
-              <w:t xml:space="preserve">3. Số lượng màn hình</w:t>
+              <w:t xml:space="preserve">transactions</w:t>
+            </w:r>
+          </w:p>
+        </w:tc>
+        <w:tc>
+          <w:tcPr>
+            <w:tcW w:type="pct" w:w="18%"/>
+            <w:shd w:fill="FFFFFF" w:val="clear"/>
+            <w:tcMar>
+              <w:top w:type="dxa" w:w="120"/>
+              <w:left w:type="dxa" w:w="140"/>
+              <w:bottom w:type="dxa" w:w="120"/>
+              <w:right w:type="dxa" w:w="140"/>
+            </w:tcMar>
+          </w:tcPr>
+          <w:p>
+            <w:pPr>
+              <w:jc w:val="left"/>
+            </w:pPr>
+            <w:r>
+              <w:rPr>
+                <w:rFonts w:ascii="Times New Roman" w:cs="Times New Roman" w:eastAsia="Times New Roman" w:hAnsi="Times New Roman"/>
+                <w:b w:val="false"/>
+                <w:bCs w:val="false"/>
+                <w:color w:val="1E293B"/>
+                <w:sz w:val="22"/>
+                <w:szCs w:val="22"/>
+              </w:rPr>
+              <w:t xml:space="preserve">id (UUID)</w:t>
             </w:r>
           </w:p>
         </w:tc>
@@ -3616,13 +4057,13 @@
                 <w:sz w:val="22"/>
                 <w:szCs w:val="22"/>
               </w:rPr>
-              <w:t xml:space="preserve">Tối thiểu 5 màn hình</w:t>
-            </w:r>
-          </w:p>
-        </w:tc>
-        <w:tc>
-          <w:tcPr>
-            <w:tcW w:type="pct" w:w="46%"/>
+              <w:t xml:space="preserve">source_wallet_id, target_wallet_id</w:t>
+            </w:r>
+          </w:p>
+        </w:tc>
+        <w:tc>
+          <w:tcPr>
+            <w:tcW w:type="pct" w:w="42%"/>
             <w:shd w:fill="FFFFFF" w:val="clear"/>
             <w:tcMar>
               <w:top w:type="dxa" w:w="120"/>
@@ -3644,35 +4085,7 @@
                 <w:sz w:val="22"/>
                 <w:szCs w:val="22"/>
               </w:rPr>
-              <w:t xml:space="preserve">Hơn 25+ màn hình nghiệp vụ hoàn chỉnh: Trang chủ, 5 màn hình Chuyển tiền, Quét VietQR, Thẻ Visa, Hóa đơn Điện/Nước/Net, Nạp/Rút ví, Lịch sử &amp; Báo cáo, Trợ giúp AI, Điều khoản pháp lý...</w:t>
-            </w:r>
-          </w:p>
-        </w:tc>
-        <w:tc>
-          <w:tcPr>
-            <w:tcW w:type="pct" w:w="12%"/>
-            <w:shd w:fill="FFFFFF" w:val="clear"/>
-            <w:tcMar>
-              <w:top w:type="dxa" w:w="120"/>
-              <w:left w:type="dxa" w:w="140"/>
-              <w:bottom w:type="dxa" w:w="120"/>
-              <w:right w:type="dxa" w:w="140"/>
-            </w:tcMar>
-          </w:tcPr>
-          <w:p>
-            <w:pPr>
-              <w:jc w:val="left"/>
-            </w:pPr>
-            <w:r>
-              <w:rPr>
-                <w:rFonts w:ascii="Times New Roman" w:cs="Times New Roman" w:eastAsia="Times New Roman" w:hAnsi="Times New Roman"/>
-                <w:b w:val="false"/>
-                <w:bCs w:val="false"/>
-                <w:color w:val="1E293B"/>
-                <w:sz w:val="22"/>
-                <w:szCs w:val="22"/>
-              </w:rPr>
-              <w:t xml:space="preserve">VƯỢT 500%</w:t>
+              <w:t xml:space="preserve">request_id (UNIQUE Idempotency), amount, fee_amount, type, status, balance_after, receiver_balance_after</w:t>
             </w:r>
           </w:p>
         </w:tc>
@@ -3680,7 +4093,7 @@
       <w:tr>
         <w:tc>
           <w:tcPr>
-            <w:tcW w:type="pct" w:w="20%"/>
+            <w:tcW w:type="pct" w:w="18%"/>
             <w:shd w:fill="FDF2F8" w:val="clear"/>
             <w:tcMar>
               <w:top w:type="dxa" w:w="120"/>
@@ -3702,7 +4115,35 @@
                 <w:sz w:val="22"/>
                 <w:szCs w:val="22"/>
               </w:rPr>
-              <w:t xml:space="preserve">4. Trạng thái Dữ liệu</w:t>
+              <w:t xml:space="preserve">journal_entries</w:t>
+            </w:r>
+          </w:p>
+        </w:tc>
+        <w:tc>
+          <w:tcPr>
+            <w:tcW w:type="pct" w:w="18%"/>
+            <w:shd w:fill="FDF2F8" w:val="clear"/>
+            <w:tcMar>
+              <w:top w:type="dxa" w:w="120"/>
+              <w:left w:type="dxa" w:w="140"/>
+              <w:bottom w:type="dxa" w:w="120"/>
+              <w:right w:type="dxa" w:w="140"/>
+            </w:tcMar>
+          </w:tcPr>
+          <w:p>
+            <w:pPr>
+              <w:jc w:val="left"/>
+            </w:pPr>
+            <w:r>
+              <w:rPr>
+                <w:rFonts w:ascii="Times New Roman" w:cs="Times New Roman" w:eastAsia="Times New Roman" w:hAnsi="Times New Roman"/>
+                <w:b w:val="false"/>
+                <w:bCs w:val="false"/>
+                <w:color w:val="1E293B"/>
+                <w:sz w:val="22"/>
+                <w:szCs w:val="22"/>
+              </w:rPr>
+              <w:t xml:space="preserve">id (UUID)</w:t>
             </w:r>
           </w:p>
         </w:tc>
@@ -3730,13 +4171,13 @@
                 <w:sz w:val="22"/>
                 <w:szCs w:val="22"/>
               </w:rPr>
-              <w:t xml:space="preserve">Đầy đủ Loading / Error / Empty State</w:t>
-            </w:r>
-          </w:p>
-        </w:tc>
-        <w:tc>
-          <w:tcPr>
-            <w:tcW w:type="pct" w:w="46%"/>
+              <w:t xml:space="preserve">transaction_id -&gt; tx(id)</w:t>
+            </w:r>
+          </w:p>
+        </w:tc>
+        <w:tc>
+          <w:tcPr>
+            <w:tcW w:type="pct" w:w="42%"/>
             <w:shd w:fill="FDF2F8" w:val="clear"/>
             <w:tcMar>
               <w:top w:type="dxa" w:w="120"/>
@@ -3758,35 +4199,7 @@
                 <w:sz w:val="22"/>
                 <w:szCs w:val="22"/>
               </w:rPr>
-              <w:t xml:space="preserve">Skeleton Shimmer Loading, EmptyState component chuyên biệt, Toast mã lỗi ngân hàng (INSUFFICIENT_BALANCE, INVALID_PIN...), Pull-to-refresh mượt mà</w:t>
-            </w:r>
-          </w:p>
-        </w:tc>
-        <w:tc>
-          <w:tcPr>
-            <w:tcW w:type="pct" w:w="12%"/>
-            <w:shd w:fill="FDF2F8" w:val="clear"/>
-            <w:tcMar>
-              <w:top w:type="dxa" w:w="120"/>
-              <w:left w:type="dxa" w:w="140"/>
-              <w:bottom w:type="dxa" w:w="120"/>
-              <w:right w:type="dxa" w:w="140"/>
-            </w:tcMar>
-          </w:tcPr>
-          <w:p>
-            <w:pPr>
-              <w:jc w:val="left"/>
-            </w:pPr>
-            <w:r>
-              <w:rPr>
-                <w:rFonts w:ascii="Times New Roman" w:cs="Times New Roman" w:eastAsia="Times New Roman" w:hAnsi="Times New Roman"/>
-                <w:b w:val="false"/>
-                <w:bCs w:val="false"/>
-                <w:color w:val="1E293B"/>
-                <w:sz w:val="22"/>
-                <w:szCs w:val="22"/>
-              </w:rPr>
-              <w:t xml:space="preserve">ĐẠT (10/10)</w:t>
+              <w:t xml:space="preserve">entry_date, description, total_debit, total_credit, created_at (Double-Entry Bookkeeping)</w:t>
             </w:r>
           </w:p>
         </w:tc>
@@ -3794,7 +4207,7 @@
       <w:tr>
         <w:tc>
           <w:tcPr>
-            <w:tcW w:type="pct" w:w="20%"/>
+            <w:tcW w:type="pct" w:w="18%"/>
             <w:shd w:fill="FFFFFF" w:val="clear"/>
             <w:tcMar>
               <w:top w:type="dxa" w:w="120"/>
@@ -3816,7 +4229,35 @@
                 <w:sz w:val="22"/>
                 <w:szCs w:val="22"/>
               </w:rPr>
-              <w:t xml:space="preserve">5. Form &amp; Validation</w:t>
+              <w:t xml:space="preserve">ledger_postings</w:t>
+            </w:r>
+          </w:p>
+        </w:tc>
+        <w:tc>
+          <w:tcPr>
+            <w:tcW w:type="pct" w:w="18%"/>
+            <w:shd w:fill="FFFFFF" w:val="clear"/>
+            <w:tcMar>
+              <w:top w:type="dxa" w:w="120"/>
+              <w:left w:type="dxa" w:w="140"/>
+              <w:bottom w:type="dxa" w:w="120"/>
+              <w:right w:type="dxa" w:w="140"/>
+            </w:tcMar>
+          </w:tcPr>
+          <w:p>
+            <w:pPr>
+              <w:jc w:val="left"/>
+            </w:pPr>
+            <w:r>
+              <w:rPr>
+                <w:rFonts w:ascii="Times New Roman" w:cs="Times New Roman" w:eastAsia="Times New Roman" w:hAnsi="Times New Roman"/>
+                <w:b w:val="false"/>
+                <w:bCs w:val="false"/>
+                <w:color w:val="1E293B"/>
+                <w:sz w:val="22"/>
+                <w:szCs w:val="22"/>
+              </w:rPr>
+              <w:t xml:space="preserve">id (UUID)</w:t>
             </w:r>
           </w:p>
         </w:tc>
@@ -3844,13 +4285,13 @@
                 <w:sz w:val="22"/>
                 <w:szCs w:val="22"/>
               </w:rPr>
-              <w:t xml:space="preserve">Tối thiểu 1 form có validate rõ ràng</w:t>
-            </w:r>
-          </w:p>
-        </w:tc>
-        <w:tc>
-          <w:tcPr>
-            <w:tcW w:type="pct" w:w="46%"/>
+              <w:t xml:space="preserve">journal_entry_id, account_id</w:t>
+            </w:r>
+          </w:p>
+        </w:tc>
+        <w:tc>
+          <w:tcPr>
+            <w:tcW w:type="pct" w:w="42%"/>
             <w:shd w:fill="FFFFFF" w:val="clear"/>
             <w:tcMar>
               <w:top w:type="dxa" w:w="120"/>
@@ -3872,35 +4313,7 @@
                 <w:sz w:val="22"/>
                 <w:szCs w:val="22"/>
               </w:rPr>
-              <w:t xml:space="preserve">Chuỗi form nghiệp vụ chuẩn mực: Bắt lỗi số dư, hạn mức ngày/tháng, STK/SĐT người thụ hưởng, PIN 6 số, mã khách hàng hóa đơn, form eKYC</w:t>
-            </w:r>
-          </w:p>
-        </w:tc>
-        <w:tc>
-          <w:tcPr>
-            <w:tcW w:type="pct" w:w="12%"/>
-            <w:shd w:fill="FFFFFF" w:val="clear"/>
-            <w:tcMar>
-              <w:top w:type="dxa" w:w="120"/>
-              <w:left w:type="dxa" w:w="140"/>
-              <w:bottom w:type="dxa" w:w="120"/>
-              <w:right w:type="dxa" w:w="140"/>
-            </w:tcMar>
-          </w:tcPr>
-          <w:p>
-            <w:pPr>
-              <w:jc w:val="left"/>
-            </w:pPr>
-            <w:r>
-              <w:rPr>
-                <w:rFonts w:ascii="Times New Roman" w:cs="Times New Roman" w:eastAsia="Times New Roman" w:hAnsi="Times New Roman"/>
-                <w:b w:val="false"/>
-                <w:bCs w:val="false"/>
-                <w:color w:val="1E293B"/>
-                <w:sz w:val="22"/>
-                <w:szCs w:val="22"/>
-              </w:rPr>
-              <w:t xml:space="preserve">ĐẠT (10/10)</w:t>
+              <w:t xml:space="preserve">direction (DEBIT / CREDIT), amount (NUMERIC 19,4), sequence_no</w:t>
             </w:r>
           </w:p>
         </w:tc>
@@ -3908,7 +4321,7 @@
       <w:tr>
         <w:tc>
           <w:tcPr>
-            <w:tcW w:type="pct" w:w="20%"/>
+            <w:tcW w:type="pct" w:w="18%"/>
             <w:shd w:fill="FDF2F8" w:val="clear"/>
             <w:tcMar>
               <w:top w:type="dxa" w:w="120"/>
@@ -3930,7 +4343,35 @@
                 <w:sz w:val="22"/>
                 <w:szCs w:val="22"/>
               </w:rPr>
-              <w:t xml:space="preserve">6. Lưu trữ &amp; Backend</w:t>
+              <w:t xml:space="preserve">outbox_events</w:t>
+            </w:r>
+          </w:p>
+        </w:tc>
+        <w:tc>
+          <w:tcPr>
+            <w:tcW w:type="pct" w:w="18%"/>
+            <w:shd w:fill="FDF2F8" w:val="clear"/>
+            <w:tcMar>
+              <w:top w:type="dxa" w:w="120"/>
+              <w:left w:type="dxa" w:w="140"/>
+              <w:bottom w:type="dxa" w:w="120"/>
+              <w:right w:type="dxa" w:w="140"/>
+            </w:tcMar>
+          </w:tcPr>
+          <w:p>
+            <w:pPr>
+              <w:jc w:val="left"/>
+            </w:pPr>
+            <w:r>
+              <w:rPr>
+                <w:rFonts w:ascii="Times New Roman" w:cs="Times New Roman" w:eastAsia="Times New Roman" w:hAnsi="Times New Roman"/>
+                <w:b w:val="false"/>
+                <w:bCs w:val="false"/>
+                <w:color w:val="1E293B"/>
+                <w:sz w:val="22"/>
+                <w:szCs w:val="22"/>
+              </w:rPr>
+              <w:t xml:space="preserve">id (UUID)</w:t>
             </w:r>
           </w:p>
         </w:tc>
@@ -3958,13 +4399,13 @@
                 <w:sz w:val="22"/>
                 <w:szCs w:val="22"/>
               </w:rPr>
-              <w:t xml:space="preserve">Firebase / SQLite / REST API tự xây</w:t>
-            </w:r>
-          </w:p>
-        </w:tc>
-        <w:tc>
-          <w:tcPr>
-            <w:tcW w:type="pct" w:w="46%"/>
+              <w:t xml:space="preserve">—</w:t>
+            </w:r>
+          </w:p>
+        </w:tc>
+        <w:tc>
+          <w:tcPr>
+            <w:tcW w:type="pct" w:w="42%"/>
             <w:shd w:fill="FDF2F8" w:val="clear"/>
             <w:tcMar>
               <w:top w:type="dxa" w:w="120"/>
@@ -3986,35 +4427,7 @@
                 <w:sz w:val="22"/>
                 <w:szCs w:val="22"/>
               </w:rPr>
-              <w:t xml:space="preserve">Hệ thống REST API Spring Boot hoàn chỉnh (JWT Bearer, Silent Refresh, Idempotency-Key chống trùng lặp GD), WebSocket Stomp nhận biến động số dư tức thời</w:t>
-            </w:r>
-          </w:p>
-        </w:tc>
-        <w:tc>
-          <w:tcPr>
-            <w:tcW w:type="pct" w:w="12%"/>
-            <w:shd w:fill="FDF2F8" w:val="clear"/>
-            <w:tcMar>
-              <w:top w:type="dxa" w:w="120"/>
-              <w:left w:type="dxa" w:w="140"/>
-              <w:bottom w:type="dxa" w:w="120"/>
-              <w:right w:type="dxa" w:w="140"/>
-            </w:tcMar>
-          </w:tcPr>
-          <w:p>
-            <w:pPr>
-              <w:jc w:val="left"/>
-            </w:pPr>
-            <w:r>
-              <w:rPr>
-                <w:rFonts w:ascii="Times New Roman" w:cs="Times New Roman" w:eastAsia="Times New Roman" w:hAnsi="Times New Roman"/>
-                <w:b w:val="false"/>
-                <w:bCs w:val="false"/>
-                <w:color w:val="1E293B"/>
-                <w:sz w:val="22"/>
-                <w:szCs w:val="22"/>
-              </w:rPr>
-              <w:t xml:space="preserve">CHUẨN FINTECH</w:t>
+              <w:t xml:space="preserve">aggregate_type, aggregate_id, event_type, payload (JSONB), status (PENDING / PROCESSED)</w:t>
             </w:r>
           </w:p>
         </w:tc>
@@ -4022,7 +4435,7 @@
       <w:tr>
         <w:tc>
           <w:tcPr>
-            <w:tcW w:type="pct" w:w="20%"/>
+            <w:tcW w:type="pct" w:w="18%"/>
             <w:shd w:fill="FFFFFF" w:val="clear"/>
             <w:tcMar>
               <w:top w:type="dxa" w:w="120"/>
@@ -4044,7 +4457,35 @@
                 <w:sz w:val="22"/>
                 <w:szCs w:val="22"/>
               </w:rPr>
-              <w:t xml:space="preserve">7. Giao diện &amp; Thương hiệu</w:t>
+              <w:t xml:space="preserve">device_tokens</w:t>
+            </w:r>
+          </w:p>
+        </w:tc>
+        <w:tc>
+          <w:tcPr>
+            <w:tcW w:type="pct" w:w="18%"/>
+            <w:shd w:fill="FFFFFF" w:val="clear"/>
+            <w:tcMar>
+              <w:top w:type="dxa" w:w="120"/>
+              <w:left w:type="dxa" w:w="140"/>
+              <w:bottom w:type="dxa" w:w="120"/>
+              <w:right w:type="dxa" w:w="140"/>
+            </w:tcMar>
+          </w:tcPr>
+          <w:p>
+            <w:pPr>
+              <w:jc w:val="left"/>
+            </w:pPr>
+            <w:r>
+              <w:rPr>
+                <w:rFonts w:ascii="Times New Roman" w:cs="Times New Roman" w:eastAsia="Times New Roman" w:hAnsi="Times New Roman"/>
+                <w:b w:val="false"/>
+                <w:bCs w:val="false"/>
+                <w:color w:val="1E293B"/>
+                <w:sz w:val="22"/>
+                <w:szCs w:val="22"/>
+              </w:rPr>
+              <w:t xml:space="preserve">id (UUID)</w:t>
             </w:r>
           </w:p>
         </w:tc>
@@ -4072,13 +4513,13 @@
                 <w:sz w:val="22"/>
                 <w:szCs w:val="22"/>
               </w:rPr>
-              <w:t xml:space="preserve">Nhất quán, có nhận diện riêng</w:t>
-            </w:r>
-          </w:p>
-        </w:tc>
-        <w:tc>
-          <w:tcPr>
-            <w:tcW w:type="pct" w:w="46%"/>
+              <w:t xml:space="preserve">user_id -&gt; users(id)</w:t>
+            </w:r>
+          </w:p>
+        </w:tc>
+        <w:tc>
+          <w:tcPr>
+            <w:tcW w:type="pct" w:w="42%"/>
             <w:shd w:fill="FFFFFF" w:val="clear"/>
             <w:tcMar>
               <w:top w:type="dxa" w:w="120"/>
@@ -4100,35 +4541,7 @@
                 <w:sz w:val="22"/>
                 <w:szCs w:val="22"/>
               </w:rPr>
-              <w:t xml:space="preserve">Bộ nhận diện SenBank đẳng cấp: Hệ thống Dark Mode toàn diện với bảng màu token tại theme.ts, hiệu ứng viền 7 màu động, chuông rung vật lý damped wiggle</w:t>
-            </w:r>
-          </w:p>
-        </w:tc>
-        <w:tc>
-          <w:tcPr>
-            <w:tcW w:type="pct" w:w="12%"/>
-            <w:shd w:fill="FFFFFF" w:val="clear"/>
-            <w:tcMar>
-              <w:top w:type="dxa" w:w="120"/>
-              <w:left w:type="dxa" w:w="140"/>
-              <w:bottom w:type="dxa" w:w="120"/>
-              <w:right w:type="dxa" w:w="140"/>
-            </w:tcMar>
-          </w:tcPr>
-          <w:p>
-            <w:pPr>
-              <w:jc w:val="left"/>
-            </w:pPr>
-            <w:r>
-              <w:rPr>
-                <w:rFonts w:ascii="Times New Roman" w:cs="Times New Roman" w:eastAsia="Times New Roman" w:hAnsi="Times New Roman"/>
-                <w:b w:val="false"/>
-                <w:bCs w:val="false"/>
-                <w:color w:val="1E293B"/>
-                <w:sz w:val="22"/>
-                <w:szCs w:val="22"/>
-              </w:rPr>
-              <w:t xml:space="preserve">ĐIỂM CỘNG ĐẶC BIỆT</w:t>
+              <w:t xml:space="preserve">device_id, fcm_token (VARCHAR), device_name, last_active_at</w:t>
             </w:r>
           </w:p>
         </w:tc>
@@ -4148,7 +4561,7 @@
           <w:sz w:val="28"/>
           <w:szCs w:val="28"/>
         </w:rPr>
-        <w:t xml:space="preserve">3.2. Mức độ phù hợp với Đề tài 3 (Tài chính cá nhân / Ví điện tử)</w:t>
+        <w:t xml:space="preserve">3.4. Thiết kế Kiến trúc Lớp và Quản lý Trạng thái Frontend</w:t>
       </w:r>
     </w:p>
     <w:p>
@@ -4169,7 +4582,7 @@
           <w:sz w:val="26"/>
           <w:szCs w:val="26"/>
         </w:rPr>
-        <w:t xml:space="preserve">Màn hình tổng quan tài chính</w:t>
+        <w:t xml:space="preserve">Mô hình Container / Presentational Components</w:t>
       </w:r>
       <w:r>
         <w:rPr>
@@ -4178,7 +4591,7 @@
           <w:sz w:val="26"/>
           <w:szCs w:val="26"/>
         </w:rPr>
-        <w:t xml:space="preserve">: Theo dõi số dư VND ví thanh toán, hạn mức thẻ MB Hi Visa, chức năng ẩn/hiện số dư bảo vệ quyền riêng tư nơi công cộng.</w:t>
+        <w:t xml:space="preserve">: Tách biệt triệt để giữa logic xử lý nghiệp vụ (Custom Hooks, Context Providers) và các thành phần hiển thị giao diện thuần túy (GlassCard, CustomButton, SquircleIcon).</w:t>
       </w:r>
     </w:p>
     <w:p>
@@ -4199,7 +4612,7 @@
           <w:sz w:val="26"/>
           <w:szCs w:val="26"/>
         </w:rPr>
-        <w:t xml:space="preserve">Theo dõi dòng tiền thu/chi tức thời</w:t>
+        <w:t xml:space="preserve">Kiến trúc State Management đa tầng</w:t>
       </w:r>
       <w:r>
         <w:rPr>
@@ -4208,7 +4621,7 @@
           <w:sz w:val="26"/>
           <w:szCs w:val="26"/>
         </w:rPr>
-        <w:t xml:space="preserve">: Khi có tiền vào hoặc ra, hệ thống tự động bắn notification qua kênh WebSocket (/topic/users/{userId}/notifications) cập nhật số dư tức thì mà không cần tải lại trang.</w:t>
+        <w:t xml:space="preserve">: 1. Server State: Được đồng bộ và cache qua API Service Client; 2. Global App State: Quản lý qua AppContext (phiên đăng nhập, số dư ví, thông báo chưa đọc); 3. Theme State: Quản lý qua ThemeContext (bộ token màu Sáng/Tối, lưu AsyncStorage); 4. Local Component State: Quản lý bằng React Hooks tối ưu re-render.</w:t>
       </w:r>
     </w:p>
     <w:p>
@@ -4229,7 +4642,7 @@
           <w:sz w:val="26"/>
           <w:szCs w:val="26"/>
         </w:rPr>
-        <w:t xml:space="preserve">Quản lý và cảnh báo hạn mức</w:t>
+        <w:t xml:space="preserve">Tổ chức Cấu trúc Thư mục chuẩn mực</w:t>
       </w:r>
       <w:r>
         <w:rPr>
@@ -4238,54 +4651,7 @@
           <w:sz w:val="26"/>
           <w:szCs w:val="26"/>
         </w:rPr>
-        <w:t xml:space="preserve">: Tích hợp API kiểm tra hạn mức thực tế (/api/v1/config/limits/status), cảnh báo người dùng khi chi tiêu chạm ngưỡng ngân sách ngày/tháng.</w:t>
-      </w:r>
-    </w:p>
-    <w:p>
-      <w:pPr>
-        <w:pStyle w:val="ListParagraph"/>
-        <w:numPr>
-          <w:ilvl w:val="0"/>
-          <w:numId w:val="1"/>
-        </w:numPr>
-        <w:spacing w:after="40" w:before="40"/>
-      </w:pPr>
-      <w:r>
-        <w:rPr>
-          <w:rFonts w:ascii="Times New Roman" w:cs="Times New Roman" w:eastAsia="Times New Roman" w:hAnsi="Times New Roman"/>
-          <w:b/>
-          <w:bCs/>
-          <w:color w:val="1E293B"/>
-          <w:sz w:val="26"/>
-          <w:szCs w:val="26"/>
-        </w:rPr>
-        <w:t xml:space="preserve">Xuất báo cáo &amp; Sao kê chi tiêu</w:t>
-      </w:r>
-      <w:r>
-        <w:rPr>
-          <w:rFonts w:ascii="Times New Roman" w:cs="Times New Roman" w:eastAsia="Times New Roman" w:hAnsi="Times New Roman"/>
-          <w:color w:val="1E293B"/>
-          <w:sz w:val="26"/>
-          <w:szCs w:val="26"/>
-        </w:rPr>
-        <w:t xml:space="preserve">: Cho phép người dùng xuất toàn bộ lịch sử thu chi ra 3 định dạng tài liệu thông dụng: PDF, Microsoft Excel (.xlsx), và CSV.</w:t>
-      </w:r>
-    </w:p>
-    <w:p>
-      <w:pPr>
-        <w:pStyle w:val="Heading1"/>
-        <w:spacing w:after="160" w:before="320"/>
-      </w:pPr>
-      <w:r>
-        <w:rPr>
-          <w:rFonts w:ascii="Times New Roman" w:cs="Times New Roman" w:eastAsia="Times New Roman" w:hAnsi="Times New Roman"/>
-          <w:b/>
-          <w:bCs/>
-          <w:color w:val="700F43"/>
-          <w:sz w:val="32"/>
-          <w:szCs w:val="32"/>
-        </w:rPr>
-        <w:t xml:space="preserve">PHẦN 4: KIẾN TRÚC HỆ THỐNG MÁY CHỦ BACKEND VÀ CÁC NGUYÊN LÝ CORE BANKING</w:t>
+        <w:t xml:space="preserve">: src/components (UI components), src/context (State toàn cục), src/data (Dữ liệu tĩnh), src/navigation (Điều hướng), src/screens (25+ màn hình), src/services (REST API &amp; WebSocket), src/theme.ts (Design Tokens).</w:t>
       </w:r>
     </w:p>
     <w:p>
@@ -4302,7 +4668,7 @@
           <w:sz w:val="28"/>
           <w:szCs w:val="28"/>
         </w:rPr>
-        <w:t xml:space="preserve">4.1. Kiến trúc Phần mềm Backend (Architecture Paradigm)</w:t>
+        <w:t xml:space="preserve">3.5. Thiết kế Chuẩn hóa Hợp đồng Giao tiếp API (API Specifications)</w:t>
       </w:r>
     </w:p>
     <w:p>
@@ -4321,24 +4687,1263 @@
           <w:sz w:val="26"/>
           <w:szCs w:val="26"/>
         </w:rPr>
-        <w:t xml:space="preserve">Hệ thống Backend Sen Hồng Bank được thiết kế theo tiêu chuẩn công nghiệp dành riêng cho lĩnh vực tài chính ngân hàng số (Fintech / Core Banking), đáp ứng tính mở rộng, độ tin cậy và sự độc lập công nghệ:</w:t>
-      </w:r>
-    </w:p>
-    <w:p>
-      <w:pPr>
-        <w:pStyle w:val="Heading3"/>
-        <w:spacing w:after="90" w:before="180"/>
+        <w:t xml:space="preserve">Toàn bộ các endpoint RESTful API đều tuân thủ định dạng JSON Response chuẩn mực:</w:t>
+      </w:r>
+    </w:p>
+    <w:p>
+      <w:pPr>
+        <w:spacing w:after="80" w:before="160"/>
+        <w:jc w:val="center"/>
       </w:pPr>
       <w:r>
         <w:rPr>
           <w:rFonts w:ascii="Times New Roman" w:cs="Times New Roman" w:eastAsia="Times New Roman" w:hAnsi="Times New Roman"/>
           <w:b/>
           <w:bCs/>
-          <w:color w:val="0F172A"/>
-          <w:sz w:val="26"/>
-          <w:szCs w:val="26"/>
-        </w:rPr>
-        <w:t xml:space="preserve">1. Kiến trúc Lục giác (Hexagonal Architecture / Ports and Adapters) &amp; Domain-Driven Design (DDD):</w:t>
+          <w:i/>
+          <w:iCs/>
+          <w:color w:val="700F43"/>
+          <w:sz w:val="24"/>
+          <w:szCs w:val="24"/>
+        </w:rPr>
+        <w:t xml:space="preserve">Chuẩn Định dạng JSON API Response (Hệ thống Core Banking)</w:t>
+      </w:r>
+    </w:p>
+    <w:p>
+      <w:pPr>
+        <w:shd w:fill="F8FAFC" w:val="clear"/>
+        <w:spacing w:after="10" w:before="10"/>
+      </w:pPr>
+      <w:r>
+        <w:rPr>
+          <w:rFonts w:ascii="Consolas" w:cs="Consolas" w:eastAsia="Consolas" w:hAnsi="Consolas"/>
+          <w:color w:val="0F172A"/>
+          <w:sz w:val="19"/>
+          <w:szCs w:val="19"/>
+        </w:rPr>
+        <w:t xml:space="preserve">{</w:t>
+      </w:r>
+    </w:p>
+    <w:p>
+      <w:pPr>
+        <w:shd w:fill="F8FAFC" w:val="clear"/>
+        <w:spacing w:after="10" w:before="10"/>
+      </w:pPr>
+      <w:r>
+        <w:rPr>
+          <w:rFonts w:ascii="Consolas" w:cs="Consolas" w:eastAsia="Consolas" w:hAnsi="Consolas"/>
+          <w:color w:val="0F172A"/>
+          <w:sz w:val="19"/>
+          <w:szCs w:val="19"/>
+        </w:rPr>
+        <w:t xml:space="preserve">  "success": true,</w:t>
+      </w:r>
+    </w:p>
+    <w:p>
+      <w:pPr>
+        <w:shd w:fill="F8FAFC" w:val="clear"/>
+        <w:spacing w:after="10" w:before="10"/>
+      </w:pPr>
+      <w:r>
+        <w:rPr>
+          <w:rFonts w:ascii="Consolas" w:cs="Consolas" w:eastAsia="Consolas" w:hAnsi="Consolas"/>
+          <w:color w:val="0F172A"/>
+          <w:sz w:val="19"/>
+          <w:szCs w:val="19"/>
+        </w:rPr>
+        <w:t xml:space="preserve">  "message": "Giao dịch chuyển tiền thành công",</w:t>
+      </w:r>
+    </w:p>
+    <w:p>
+      <w:pPr>
+        <w:shd w:fill="F8FAFC" w:val="clear"/>
+        <w:spacing w:after="10" w:before="10"/>
+      </w:pPr>
+      <w:r>
+        <w:rPr>
+          <w:rFonts w:ascii="Consolas" w:cs="Consolas" w:eastAsia="Consolas" w:hAnsi="Consolas"/>
+          <w:color w:val="0F172A"/>
+          <w:sz w:val="19"/>
+          <w:szCs w:val="19"/>
+        </w:rPr>
+        <w:t xml:space="preserve">  "data": {</w:t>
+      </w:r>
+    </w:p>
+    <w:p>
+      <w:pPr>
+        <w:shd w:fill="F8FAFC" w:val="clear"/>
+        <w:spacing w:after="10" w:before="10"/>
+      </w:pPr>
+      <w:r>
+        <w:rPr>
+          <w:rFonts w:ascii="Consolas" w:cs="Consolas" w:eastAsia="Consolas" w:hAnsi="Consolas"/>
+          <w:color w:val="0F172A"/>
+          <w:sz w:val="19"/>
+          <w:szCs w:val="19"/>
+        </w:rPr>
+        <w:t xml:space="preserve">    "transactionId": "9b1deb4d-3b7d-4bad-9bdd-2b0d7b3dcb6d",</w:t>
+      </w:r>
+    </w:p>
+    <w:p>
+      <w:pPr>
+        <w:shd w:fill="F8FAFC" w:val="clear"/>
+        <w:spacing w:after="10" w:before="10"/>
+      </w:pPr>
+      <w:r>
+        <w:rPr>
+          <w:rFonts w:ascii="Consolas" w:cs="Consolas" w:eastAsia="Consolas" w:hAnsi="Consolas"/>
+          <w:color w:val="0F172A"/>
+          <w:sz w:val="19"/>
+          <w:szCs w:val="19"/>
+        </w:rPr>
+        <w:t xml:space="preserve">    "requestId": "client-uuid-12345",</w:t>
+      </w:r>
+    </w:p>
+    <w:p>
+      <w:pPr>
+        <w:shd w:fill="F8FAFC" w:val="clear"/>
+        <w:spacing w:after="10" w:before="10"/>
+      </w:pPr>
+      <w:r>
+        <w:rPr>
+          <w:rFonts w:ascii="Consolas" w:cs="Consolas" w:eastAsia="Consolas" w:hAnsi="Consolas"/>
+          <w:color w:val="0F172A"/>
+          <w:sz w:val="19"/>
+          <w:szCs w:val="19"/>
+        </w:rPr>
+        <w:t xml:space="preserve">    "amount": 500000.00,</w:t>
+      </w:r>
+    </w:p>
+    <w:p>
+      <w:pPr>
+        <w:shd w:fill="F8FAFC" w:val="clear"/>
+        <w:spacing w:after="10" w:before="10"/>
+      </w:pPr>
+      <w:r>
+        <w:rPr>
+          <w:rFonts w:ascii="Consolas" w:cs="Consolas" w:eastAsia="Consolas" w:hAnsi="Consolas"/>
+          <w:color w:val="0F172A"/>
+          <w:sz w:val="19"/>
+          <w:szCs w:val="19"/>
+        </w:rPr>
+        <w:t xml:space="preserve">    "currency": "VND",</w:t>
+      </w:r>
+    </w:p>
+    <w:p>
+      <w:pPr>
+        <w:shd w:fill="F8FAFC" w:val="clear"/>
+        <w:spacing w:after="10" w:before="10"/>
+      </w:pPr>
+      <w:r>
+        <w:rPr>
+          <w:rFonts w:ascii="Consolas" w:cs="Consolas" w:eastAsia="Consolas" w:hAnsi="Consolas"/>
+          <w:color w:val="0F172A"/>
+          <w:sz w:val="19"/>
+          <w:szCs w:val="19"/>
+        </w:rPr>
+        <w:t xml:space="preserve">    "type": "TRANSFER_OUT",</w:t>
+      </w:r>
+    </w:p>
+    <w:p>
+      <w:pPr>
+        <w:shd w:fill="F8FAFC" w:val="clear"/>
+        <w:spacing w:after="10" w:before="10"/>
+      </w:pPr>
+      <w:r>
+        <w:rPr>
+          <w:rFonts w:ascii="Consolas" w:cs="Consolas" w:eastAsia="Consolas" w:hAnsi="Consolas"/>
+          <w:color w:val="0F172A"/>
+          <w:sz w:val="19"/>
+          <w:szCs w:val="19"/>
+        </w:rPr>
+        <w:t xml:space="preserve">    "status": "SUCCESS",</w:t>
+      </w:r>
+    </w:p>
+    <w:p>
+      <w:pPr>
+        <w:shd w:fill="F8FAFC" w:val="clear"/>
+        <w:spacing w:after="10" w:before="10"/>
+      </w:pPr>
+      <w:r>
+        <w:rPr>
+          <w:rFonts w:ascii="Consolas" w:cs="Consolas" w:eastAsia="Consolas" w:hAnsi="Consolas"/>
+          <w:color w:val="0F172A"/>
+          <w:sz w:val="19"/>
+          <w:szCs w:val="19"/>
+        </w:rPr>
+        <w:t xml:space="preserve">    "balance": 4500000.00,</w:t>
+      </w:r>
+    </w:p>
+    <w:p>
+      <w:pPr>
+        <w:shd w:fill="F8FAFC" w:val="clear"/>
+        <w:spacing w:after="10" w:before="10"/>
+      </w:pPr>
+      <w:r>
+        <w:rPr>
+          <w:rFonts w:ascii="Consolas" w:cs="Consolas" w:eastAsia="Consolas" w:hAnsi="Consolas"/>
+          <w:color w:val="0F172A"/>
+          <w:sz w:val="19"/>
+          <w:szCs w:val="19"/>
+        </w:rPr>
+        <w:t xml:space="preserve">    "recipientName": "NGUYEN VAN AN",</w:t>
+      </w:r>
+    </w:p>
+    <w:p>
+      <w:pPr>
+        <w:shd w:fill="F8FAFC" w:val="clear"/>
+        <w:spacing w:after="10" w:before="10"/>
+      </w:pPr>
+      <w:r>
+        <w:rPr>
+          <w:rFonts w:ascii="Consolas" w:cs="Consolas" w:eastAsia="Consolas" w:hAnsi="Consolas"/>
+          <w:color w:val="0F172A"/>
+          <w:sz w:val="19"/>
+          <w:szCs w:val="19"/>
+        </w:rPr>
+        <w:t xml:space="preserve">    "timestamp": "2026-09-03T07:00:00Z"</w:t>
+      </w:r>
+    </w:p>
+    <w:p>
+      <w:pPr>
+        <w:shd w:fill="F8FAFC" w:val="clear"/>
+        <w:spacing w:after="10" w:before="10"/>
+      </w:pPr>
+      <w:r>
+        <w:rPr>
+          <w:rFonts w:ascii="Consolas" w:cs="Consolas" w:eastAsia="Consolas" w:hAnsi="Consolas"/>
+          <w:color w:val="0F172A"/>
+          <w:sz w:val="19"/>
+          <w:szCs w:val="19"/>
+        </w:rPr>
+        <w:t xml:space="preserve">  },</w:t>
+      </w:r>
+    </w:p>
+    <w:p>
+      <w:pPr>
+        <w:shd w:fill="F8FAFC" w:val="clear"/>
+        <w:spacing w:after="10" w:before="10"/>
+      </w:pPr>
+      <w:r>
+        <w:rPr>
+          <w:rFonts w:ascii="Consolas" w:cs="Consolas" w:eastAsia="Consolas" w:hAnsi="Consolas"/>
+          <w:color w:val="0F172A"/>
+          <w:sz w:val="19"/>
+          <w:szCs w:val="19"/>
+        </w:rPr>
+        <w:t xml:space="preserve">  "timestamp": "2026-09-03T07:00:00.125Z",</w:t>
+      </w:r>
+    </w:p>
+    <w:p>
+      <w:pPr>
+        <w:shd w:fill="F8FAFC" w:val="clear"/>
+        <w:spacing w:after="10" w:before="10"/>
+      </w:pPr>
+      <w:r>
+        <w:rPr>
+          <w:rFonts w:ascii="Consolas" w:cs="Consolas" w:eastAsia="Consolas" w:hAnsi="Consolas"/>
+          <w:color w:val="0F172A"/>
+          <w:sz w:val="19"/>
+          <w:szCs w:val="19"/>
+        </w:rPr>
+        <w:t xml:space="preserve">  "errorCode": null</w:t>
+      </w:r>
+    </w:p>
+    <w:p>
+      <w:pPr>
+        <w:shd w:fill="F8FAFC" w:val="clear"/>
+        <w:spacing w:after="10" w:before="10"/>
+      </w:pPr>
+      <w:r>
+        <w:rPr>
+          <w:rFonts w:ascii="Consolas" w:cs="Consolas" w:eastAsia="Consolas" w:hAnsi="Consolas"/>
+          <w:color w:val="0F172A"/>
+          <w:sz w:val="19"/>
+          <w:szCs w:val="19"/>
+        </w:rPr>
+        <w:t xml:space="preserve">}</w:t>
+      </w:r>
+    </w:p>
+    <w:p>
+      <w:pPr>
+        <w:pStyle w:val="Heading1"/>
+        <w:spacing w:after="160" w:before="320"/>
+      </w:pPr>
+      <w:r>
+        <w:rPr>
+          <w:rFonts w:ascii="Times New Roman" w:cs="Times New Roman" w:eastAsia="Times New Roman" w:hAnsi="Times New Roman"/>
+          <w:b/>
+          <w:bCs/>
+          <w:color w:val="700F43"/>
+          <w:sz w:val="32"/>
+          <w:szCs w:val="32"/>
+        </w:rPr>
+        <w:t xml:space="preserve">PHẦN 4: ĐỐI CHIẾU TIÊU CHÍ KỸ THUẬT VÀ SỰ TƯƠNG THÍCH ĐỀ TÀI</w:t>
+      </w:r>
+    </w:p>
+    <w:p>
+      <w:pPr>
+        <w:pStyle w:val="Heading2"/>
+        <w:spacing w:after="120" w:before="240"/>
+      </w:pPr>
+      <w:r>
+        <w:rPr>
+          <w:rFonts w:ascii="Times New Roman" w:cs="Times New Roman" w:eastAsia="Times New Roman" w:hAnsi="Times New Roman"/>
+          <w:b/>
+          <w:bCs/>
+          <w:color w:val="D2519D"/>
+          <w:sz w:val="28"/>
+          <w:szCs w:val="28"/>
+        </w:rPr>
+        <w:t xml:space="preserve">4.1. Bảng đối chiếu yêu cầu kỹ thuật của đề bài với dự án thực tế</w:t>
+      </w:r>
+    </w:p>
+    <w:tbl>
+      <w:tblPr>
+        <w:tblW w:type="pct" w:w="100%"/>
+        <w:tblBorders>
+          <w:top w:val="single" w:color="auto" w:sz="4"/>
+          <w:left w:val="single" w:color="auto" w:sz="4"/>
+          <w:bottom w:val="single" w:color="auto" w:sz="4"/>
+          <w:right w:val="single" w:color="auto" w:sz="4"/>
+          <w:insideH w:val="single" w:color="auto" w:sz="4"/>
+          <w:insideV w:val="single" w:color="auto" w:sz="4"/>
+        </w:tblBorders>
+      </w:tblPr>
+      <w:tblGrid>
+        <w:gridCol w:w="100"/>
+        <w:gridCol w:w="100"/>
+        <w:gridCol w:w="100"/>
+        <w:gridCol w:w="100"/>
+      </w:tblGrid>
+      <w:tr>
+        <w:tc>
+          <w:tcPr>
+            <w:tcW w:type="pct" w:w="20%"/>
+            <w:shd w:fill="FCE7F3" w:val="clear"/>
+            <w:tcMar>
+              <w:top w:type="dxa" w:w="120"/>
+              <w:left w:type="dxa" w:w="140"/>
+              <w:bottom w:type="dxa" w:w="120"/>
+              <w:right w:type="dxa" w:w="140"/>
+            </w:tcMar>
+          </w:tcPr>
+          <w:p>
+            <w:pPr>
+              <w:jc w:val="center"/>
+            </w:pPr>
+            <w:r>
+              <w:rPr>
+                <w:rFonts w:ascii="Times New Roman" w:cs="Times New Roman" w:eastAsia="Times New Roman" w:hAnsi="Times New Roman"/>
+                <w:b/>
+                <w:bCs/>
+                <w:color w:val="700F43"/>
+                <w:sz w:val="24"/>
+                <w:szCs w:val="24"/>
+              </w:rPr>
+              <w:t xml:space="preserve">Tiêu chí đề bài</w:t>
+            </w:r>
+          </w:p>
+        </w:tc>
+        <w:tc>
+          <w:tcPr>
+            <w:tcW w:type="pct" w:w="22%"/>
+            <w:shd w:fill="FCE7F3" w:val="clear"/>
+            <w:tcMar>
+              <w:top w:type="dxa" w:w="120"/>
+              <w:left w:type="dxa" w:w="140"/>
+              <w:bottom w:type="dxa" w:w="120"/>
+              <w:right w:type="dxa" w:w="140"/>
+            </w:tcMar>
+          </w:tcPr>
+          <w:p>
+            <w:pPr>
+              <w:jc w:val="center"/>
+            </w:pPr>
+            <w:r>
+              <w:rPr>
+                <w:rFonts w:ascii="Times New Roman" w:cs="Times New Roman" w:eastAsia="Times New Roman" w:hAnsi="Times New Roman"/>
+                <w:b/>
+                <w:bCs/>
+                <w:color w:val="700F43"/>
+                <w:sz w:val="24"/>
+                <w:szCs w:val="24"/>
+              </w:rPr>
+              <w:t xml:space="preserve">Yêu cầu tối thiểu</w:t>
+            </w:r>
+          </w:p>
+        </w:tc>
+        <w:tc>
+          <w:tcPr>
+            <w:tcW w:type="pct" w:w="46%"/>
+            <w:shd w:fill="FCE7F3" w:val="clear"/>
+            <w:tcMar>
+              <w:top w:type="dxa" w:w="120"/>
+              <w:left w:type="dxa" w:w="140"/>
+              <w:bottom w:type="dxa" w:w="120"/>
+              <w:right w:type="dxa" w:w="140"/>
+            </w:tcMar>
+          </w:tcPr>
+          <w:p>
+            <w:pPr>
+              <w:jc w:val="center"/>
+            </w:pPr>
+            <w:r>
+              <w:rPr>
+                <w:rFonts w:ascii="Times New Roman" w:cs="Times New Roman" w:eastAsia="Times New Roman" w:hAnsi="Times New Roman"/>
+                <w:b/>
+                <w:bCs/>
+                <w:color w:val="700F43"/>
+                <w:sz w:val="24"/>
+                <w:szCs w:val="24"/>
+              </w:rPr>
+              <w:t xml:space="preserve">Hiện trạng Sen Hồng Bank đạt được</w:t>
+            </w:r>
+          </w:p>
+        </w:tc>
+        <w:tc>
+          <w:tcPr>
+            <w:tcW w:type="pct" w:w="12%"/>
+            <w:shd w:fill="FCE7F3" w:val="clear"/>
+            <w:tcMar>
+              <w:top w:type="dxa" w:w="120"/>
+              <w:left w:type="dxa" w:w="140"/>
+              <w:bottom w:type="dxa" w:w="120"/>
+              <w:right w:type="dxa" w:w="140"/>
+            </w:tcMar>
+          </w:tcPr>
+          <w:p>
+            <w:pPr>
+              <w:jc w:val="center"/>
+            </w:pPr>
+            <w:r>
+              <w:rPr>
+                <w:rFonts w:ascii="Times New Roman" w:cs="Times New Roman" w:eastAsia="Times New Roman" w:hAnsi="Times New Roman"/>
+                <w:b/>
+                <w:bCs/>
+                <w:color w:val="700F43"/>
+                <w:sz w:val="24"/>
+                <w:szCs w:val="24"/>
+              </w:rPr>
+              <w:t xml:space="preserve">Đánh giá</w:t>
+            </w:r>
+          </w:p>
+        </w:tc>
+      </w:tr>
+      <w:tr>
+        <w:tc>
+          <w:tcPr>
+            <w:tcW w:type="pct" w:w="20%"/>
+            <w:shd w:fill="FFFFFF" w:val="clear"/>
+            <w:tcMar>
+              <w:top w:type="dxa" w:w="120"/>
+              <w:left w:type="dxa" w:w="140"/>
+              <w:bottom w:type="dxa" w:w="120"/>
+              <w:right w:type="dxa" w:w="140"/>
+            </w:tcMar>
+          </w:tcPr>
+          <w:p>
+            <w:pPr>
+              <w:jc w:val="left"/>
+            </w:pPr>
+            <w:r>
+              <w:rPr>
+                <w:rFonts w:ascii="Times New Roman" w:cs="Times New Roman" w:eastAsia="Times New Roman" w:hAnsi="Times New Roman"/>
+                <w:b w:val="false"/>
+                <w:bCs w:val="false"/>
+                <w:color w:val="1E293B"/>
+                <w:sz w:val="22"/>
+                <w:szCs w:val="22"/>
+              </w:rPr>
+              <w:t xml:space="preserve">1. Công nghệ &amp; Framework</w:t>
+            </w:r>
+          </w:p>
+        </w:tc>
+        <w:tc>
+          <w:tcPr>
+            <w:tcW w:type="pct" w:w="22%"/>
+            <w:shd w:fill="FFFFFF" w:val="clear"/>
+            <w:tcMar>
+              <w:top w:type="dxa" w:w="120"/>
+              <w:left w:type="dxa" w:w="140"/>
+              <w:bottom w:type="dxa" w:w="120"/>
+              <w:right w:type="dxa" w:w="140"/>
+            </w:tcMar>
+          </w:tcPr>
+          <w:p>
+            <w:pPr>
+              <w:jc w:val="left"/>
+            </w:pPr>
+            <w:r>
+              <w:rPr>
+                <w:rFonts w:ascii="Times New Roman" w:cs="Times New Roman" w:eastAsia="Times New Roman" w:hAnsi="Times New Roman"/>
+                <w:b w:val="false"/>
+                <w:bCs w:val="false"/>
+                <w:color w:val="1E293B"/>
+                <w:sz w:val="22"/>
+                <w:szCs w:val="22"/>
+              </w:rPr>
+              <w:t xml:space="preserve">React Native (Expo hoặc CLI)</w:t>
+            </w:r>
+          </w:p>
+        </w:tc>
+        <w:tc>
+          <w:tcPr>
+            <w:tcW w:type="pct" w:w="46%"/>
+            <w:shd w:fill="FFFFFF" w:val="clear"/>
+            <w:tcMar>
+              <w:top w:type="dxa" w:w="120"/>
+              <w:left w:type="dxa" w:w="140"/>
+              <w:bottom w:type="dxa" w:w="120"/>
+              <w:right w:type="dxa" w:w="140"/>
+            </w:tcMar>
+          </w:tcPr>
+          <w:p>
+            <w:pPr>
+              <w:jc w:val="left"/>
+            </w:pPr>
+            <w:r>
+              <w:rPr>
+                <w:rFonts w:ascii="Times New Roman" w:cs="Times New Roman" w:eastAsia="Times New Roman" w:hAnsi="Times New Roman"/>
+                <w:b w:val="false"/>
+                <w:bCs w:val="false"/>
+                <w:color w:val="1E293B"/>
+                <w:sz w:val="22"/>
+                <w:szCs w:val="22"/>
+              </w:rPr>
+              <w:t xml:space="preserve">React Native 0.81, Expo SDK 52, TypeScript nghiêm ngặt, Reanimated 3, SVG Vector, Native Turbo Modules</w:t>
+            </w:r>
+          </w:p>
+        </w:tc>
+        <w:tc>
+          <w:tcPr>
+            <w:tcW w:type="pct" w:w="12%"/>
+            <w:shd w:fill="FFFFFF" w:val="clear"/>
+            <w:tcMar>
+              <w:top w:type="dxa" w:w="120"/>
+              <w:left w:type="dxa" w:w="140"/>
+              <w:bottom w:type="dxa" w:w="120"/>
+              <w:right w:type="dxa" w:w="140"/>
+            </w:tcMar>
+          </w:tcPr>
+          <w:p>
+            <w:pPr>
+              <w:jc w:val="left"/>
+            </w:pPr>
+            <w:r>
+              <w:rPr>
+                <w:rFonts w:ascii="Times New Roman" w:cs="Times New Roman" w:eastAsia="Times New Roman" w:hAnsi="Times New Roman"/>
+                <w:b w:val="false"/>
+                <w:bCs w:val="false"/>
+                <w:color w:val="1E293B"/>
+                <w:sz w:val="22"/>
+                <w:szCs w:val="22"/>
+              </w:rPr>
+              <w:t xml:space="preserve">ĐẠT (10/10)</w:t>
+            </w:r>
+          </w:p>
+        </w:tc>
+      </w:tr>
+      <w:tr>
+        <w:tc>
+          <w:tcPr>
+            <w:tcW w:type="pct" w:w="20%"/>
+            <w:shd w:fill="FDF2F8" w:val="clear"/>
+            <w:tcMar>
+              <w:top w:type="dxa" w:w="120"/>
+              <w:left w:type="dxa" w:w="140"/>
+              <w:bottom w:type="dxa" w:w="120"/>
+              <w:right w:type="dxa" w:w="140"/>
+            </w:tcMar>
+          </w:tcPr>
+          <w:p>
+            <w:pPr>
+              <w:jc w:val="left"/>
+            </w:pPr>
+            <w:r>
+              <w:rPr>
+                <w:rFonts w:ascii="Times New Roman" w:cs="Times New Roman" w:eastAsia="Times New Roman" w:hAnsi="Times New Roman"/>
+                <w:b w:val="false"/>
+                <w:bCs w:val="false"/>
+                <w:color w:val="1E293B"/>
+                <w:sz w:val="22"/>
+                <w:szCs w:val="22"/>
+              </w:rPr>
+              <w:t xml:space="preserve">2. Cấu trúc Điều hướng</w:t>
+            </w:r>
+          </w:p>
+        </w:tc>
+        <w:tc>
+          <w:tcPr>
+            <w:tcW w:type="pct" w:w="22%"/>
+            <w:shd w:fill="FDF2F8" w:val="clear"/>
+            <w:tcMar>
+              <w:top w:type="dxa" w:w="120"/>
+              <w:left w:type="dxa" w:w="140"/>
+              <w:bottom w:type="dxa" w:w="120"/>
+              <w:right w:type="dxa" w:w="140"/>
+            </w:tcMar>
+          </w:tcPr>
+          <w:p>
+            <w:pPr>
+              <w:jc w:val="left"/>
+            </w:pPr>
+            <w:r>
+              <w:rPr>
+                <w:rFonts w:ascii="Times New Roman" w:cs="Times New Roman" w:eastAsia="Times New Roman" w:hAnsi="Times New Roman"/>
+                <w:b w:val="false"/>
+                <w:bCs w:val="false"/>
+                <w:color w:val="1E293B"/>
+                <w:sz w:val="22"/>
+                <w:szCs w:val="22"/>
+              </w:rPr>
+              <w:t xml:space="preserve">Đa màn hình (Stack / Tab / Drawer)</w:t>
+            </w:r>
+          </w:p>
+        </w:tc>
+        <w:tc>
+          <w:tcPr>
+            <w:tcW w:type="pct" w:w="46%"/>
+            <w:shd w:fill="FDF2F8" w:val="clear"/>
+            <w:tcMar>
+              <w:top w:type="dxa" w:w="120"/>
+              <w:left w:type="dxa" w:w="140"/>
+              <w:bottom w:type="dxa" w:w="120"/>
+              <w:right w:type="dxa" w:w="140"/>
+            </w:tcMar>
+          </w:tcPr>
+          <w:p>
+            <w:pPr>
+              <w:jc w:val="left"/>
+            </w:pPr>
+            <w:r>
+              <w:rPr>
+                <w:rFonts w:ascii="Times New Roman" w:cs="Times New Roman" w:eastAsia="Times New Roman" w:hAnsi="Times New Roman"/>
+                <w:b w:val="false"/>
+                <w:bCs w:val="false"/>
+                <w:color w:val="1E293B"/>
+                <w:sz w:val="22"/>
+                <w:szCs w:val="22"/>
+              </w:rPr>
+              <w:t xml:space="preserve">Kiến trúc phối hợp hoàn hảo: Native Stack Navigator lồng Bottom Tabs Glassmorphism cao cấp, Dynamic Header tự ẩn khi cuộn, Side Drawer Menu</w:t>
+            </w:r>
+          </w:p>
+        </w:tc>
+        <w:tc>
+          <w:tcPr>
+            <w:tcW w:type="pct" w:w="12%"/>
+            <w:shd w:fill="FDF2F8" w:val="clear"/>
+            <w:tcMar>
+              <w:top w:type="dxa" w:w="120"/>
+              <w:left w:type="dxa" w:w="140"/>
+              <w:bottom w:type="dxa" w:w="120"/>
+              <w:right w:type="dxa" w:w="140"/>
+            </w:tcMar>
+          </w:tcPr>
+          <w:p>
+            <w:pPr>
+              <w:jc w:val="left"/>
+            </w:pPr>
+            <w:r>
+              <w:rPr>
+                <w:rFonts w:ascii="Times New Roman" w:cs="Times New Roman" w:eastAsia="Times New Roman" w:hAnsi="Times New Roman"/>
+                <w:b w:val="false"/>
+                <w:bCs w:val="false"/>
+                <w:color w:val="1E293B"/>
+                <w:sz w:val="22"/>
+                <w:szCs w:val="22"/>
+              </w:rPr>
+              <w:t xml:space="preserve">XUẤT SẮC</w:t>
+            </w:r>
+          </w:p>
+        </w:tc>
+      </w:tr>
+      <w:tr>
+        <w:tc>
+          <w:tcPr>
+            <w:tcW w:type="pct" w:w="20%"/>
+            <w:shd w:fill="FFFFFF" w:val="clear"/>
+            <w:tcMar>
+              <w:top w:type="dxa" w:w="120"/>
+              <w:left w:type="dxa" w:w="140"/>
+              <w:bottom w:type="dxa" w:w="120"/>
+              <w:right w:type="dxa" w:w="140"/>
+            </w:tcMar>
+          </w:tcPr>
+          <w:p>
+            <w:pPr>
+              <w:jc w:val="left"/>
+            </w:pPr>
+            <w:r>
+              <w:rPr>
+                <w:rFonts w:ascii="Times New Roman" w:cs="Times New Roman" w:eastAsia="Times New Roman" w:hAnsi="Times New Roman"/>
+                <w:b w:val="false"/>
+                <w:bCs w:val="false"/>
+                <w:color w:val="1E293B"/>
+                <w:sz w:val="22"/>
+                <w:szCs w:val="22"/>
+              </w:rPr>
+              <w:t xml:space="preserve">3. Số lượng màn hình</w:t>
+            </w:r>
+          </w:p>
+        </w:tc>
+        <w:tc>
+          <w:tcPr>
+            <w:tcW w:type="pct" w:w="22%"/>
+            <w:shd w:fill="FFFFFF" w:val="clear"/>
+            <w:tcMar>
+              <w:top w:type="dxa" w:w="120"/>
+              <w:left w:type="dxa" w:w="140"/>
+              <w:bottom w:type="dxa" w:w="120"/>
+              <w:right w:type="dxa" w:w="140"/>
+            </w:tcMar>
+          </w:tcPr>
+          <w:p>
+            <w:pPr>
+              <w:jc w:val="left"/>
+            </w:pPr>
+            <w:r>
+              <w:rPr>
+                <w:rFonts w:ascii="Times New Roman" w:cs="Times New Roman" w:eastAsia="Times New Roman" w:hAnsi="Times New Roman"/>
+                <w:b w:val="false"/>
+                <w:bCs w:val="false"/>
+                <w:color w:val="1E293B"/>
+                <w:sz w:val="22"/>
+                <w:szCs w:val="22"/>
+              </w:rPr>
+              <w:t xml:space="preserve">Tối thiểu 5 màn hình</w:t>
+            </w:r>
+          </w:p>
+        </w:tc>
+        <w:tc>
+          <w:tcPr>
+            <w:tcW w:type="pct" w:w="46%"/>
+            <w:shd w:fill="FFFFFF" w:val="clear"/>
+            <w:tcMar>
+              <w:top w:type="dxa" w:w="120"/>
+              <w:left w:type="dxa" w:w="140"/>
+              <w:bottom w:type="dxa" w:w="120"/>
+              <w:right w:type="dxa" w:w="140"/>
+            </w:tcMar>
+          </w:tcPr>
+          <w:p>
+            <w:pPr>
+              <w:jc w:val="left"/>
+            </w:pPr>
+            <w:r>
+              <w:rPr>
+                <w:rFonts w:ascii="Times New Roman" w:cs="Times New Roman" w:eastAsia="Times New Roman" w:hAnsi="Times New Roman"/>
+                <w:b w:val="false"/>
+                <w:bCs w:val="false"/>
+                <w:color w:val="1E293B"/>
+                <w:sz w:val="22"/>
+                <w:szCs w:val="22"/>
+              </w:rPr>
+              <w:t xml:space="preserve">Hơn 25+ màn hình nghiệp vụ hoàn chỉnh: Trang chủ, 5 màn hình Chuyển tiền, Quét VietQR, Thẻ Visa, Hóa đơn Điện/Nước/Net, Nạp/Rút ví, Lịch sử &amp; Báo cáo, Trợ giúp AI, Điều khoản pháp lý...</w:t>
+            </w:r>
+          </w:p>
+        </w:tc>
+        <w:tc>
+          <w:tcPr>
+            <w:tcW w:type="pct" w:w="12%"/>
+            <w:shd w:fill="FFFFFF" w:val="clear"/>
+            <w:tcMar>
+              <w:top w:type="dxa" w:w="120"/>
+              <w:left w:type="dxa" w:w="140"/>
+              <w:bottom w:type="dxa" w:w="120"/>
+              <w:right w:type="dxa" w:w="140"/>
+            </w:tcMar>
+          </w:tcPr>
+          <w:p>
+            <w:pPr>
+              <w:jc w:val="left"/>
+            </w:pPr>
+            <w:r>
+              <w:rPr>
+                <w:rFonts w:ascii="Times New Roman" w:cs="Times New Roman" w:eastAsia="Times New Roman" w:hAnsi="Times New Roman"/>
+                <w:b w:val="false"/>
+                <w:bCs w:val="false"/>
+                <w:color w:val="1E293B"/>
+                <w:sz w:val="22"/>
+                <w:szCs w:val="22"/>
+              </w:rPr>
+              <w:t xml:space="preserve">VƯỢT 500%</w:t>
+            </w:r>
+          </w:p>
+        </w:tc>
+      </w:tr>
+      <w:tr>
+        <w:tc>
+          <w:tcPr>
+            <w:tcW w:type="pct" w:w="20%"/>
+            <w:shd w:fill="FDF2F8" w:val="clear"/>
+            <w:tcMar>
+              <w:top w:type="dxa" w:w="120"/>
+              <w:left w:type="dxa" w:w="140"/>
+              <w:bottom w:type="dxa" w:w="120"/>
+              <w:right w:type="dxa" w:w="140"/>
+            </w:tcMar>
+          </w:tcPr>
+          <w:p>
+            <w:pPr>
+              <w:jc w:val="left"/>
+            </w:pPr>
+            <w:r>
+              <w:rPr>
+                <w:rFonts w:ascii="Times New Roman" w:cs="Times New Roman" w:eastAsia="Times New Roman" w:hAnsi="Times New Roman"/>
+                <w:b w:val="false"/>
+                <w:bCs w:val="false"/>
+                <w:color w:val="1E293B"/>
+                <w:sz w:val="22"/>
+                <w:szCs w:val="22"/>
+              </w:rPr>
+              <w:t xml:space="preserve">4. Trạng thái Dữ liệu</w:t>
+            </w:r>
+          </w:p>
+        </w:tc>
+        <w:tc>
+          <w:tcPr>
+            <w:tcW w:type="pct" w:w="22%"/>
+            <w:shd w:fill="FDF2F8" w:val="clear"/>
+            <w:tcMar>
+              <w:top w:type="dxa" w:w="120"/>
+              <w:left w:type="dxa" w:w="140"/>
+              <w:bottom w:type="dxa" w:w="120"/>
+              <w:right w:type="dxa" w:w="140"/>
+            </w:tcMar>
+          </w:tcPr>
+          <w:p>
+            <w:pPr>
+              <w:jc w:val="left"/>
+            </w:pPr>
+            <w:r>
+              <w:rPr>
+                <w:rFonts w:ascii="Times New Roman" w:cs="Times New Roman" w:eastAsia="Times New Roman" w:hAnsi="Times New Roman"/>
+                <w:b w:val="false"/>
+                <w:bCs w:val="false"/>
+                <w:color w:val="1E293B"/>
+                <w:sz w:val="22"/>
+                <w:szCs w:val="22"/>
+              </w:rPr>
+              <w:t xml:space="preserve">Đầy đủ Loading / Error / Empty State</w:t>
+            </w:r>
+          </w:p>
+        </w:tc>
+        <w:tc>
+          <w:tcPr>
+            <w:tcW w:type="pct" w:w="46%"/>
+            <w:shd w:fill="FDF2F8" w:val="clear"/>
+            <w:tcMar>
+              <w:top w:type="dxa" w:w="120"/>
+              <w:left w:type="dxa" w:w="140"/>
+              <w:bottom w:type="dxa" w:w="120"/>
+              <w:right w:type="dxa" w:w="140"/>
+            </w:tcMar>
+          </w:tcPr>
+          <w:p>
+            <w:pPr>
+              <w:jc w:val="left"/>
+            </w:pPr>
+            <w:r>
+              <w:rPr>
+                <w:rFonts w:ascii="Times New Roman" w:cs="Times New Roman" w:eastAsia="Times New Roman" w:hAnsi="Times New Roman"/>
+                <w:b w:val="false"/>
+                <w:bCs w:val="false"/>
+                <w:color w:val="1E293B"/>
+                <w:sz w:val="22"/>
+                <w:szCs w:val="22"/>
+              </w:rPr>
+              <w:t xml:space="preserve">Skeleton Shimmer Loading, EmptyState component chuyên biệt, Toast mã lỗi ngân hàng (INSUFFICIENT_BALANCE, INVALID_PIN...), Pull-to-refresh mượt mà</w:t>
+            </w:r>
+          </w:p>
+        </w:tc>
+        <w:tc>
+          <w:tcPr>
+            <w:tcW w:type="pct" w:w="12%"/>
+            <w:shd w:fill="FDF2F8" w:val="clear"/>
+            <w:tcMar>
+              <w:top w:type="dxa" w:w="120"/>
+              <w:left w:type="dxa" w:w="140"/>
+              <w:bottom w:type="dxa" w:w="120"/>
+              <w:right w:type="dxa" w:w="140"/>
+            </w:tcMar>
+          </w:tcPr>
+          <w:p>
+            <w:pPr>
+              <w:jc w:val="left"/>
+            </w:pPr>
+            <w:r>
+              <w:rPr>
+                <w:rFonts w:ascii="Times New Roman" w:cs="Times New Roman" w:eastAsia="Times New Roman" w:hAnsi="Times New Roman"/>
+                <w:b w:val="false"/>
+                <w:bCs w:val="false"/>
+                <w:color w:val="1E293B"/>
+                <w:sz w:val="22"/>
+                <w:szCs w:val="22"/>
+              </w:rPr>
+              <w:t xml:space="preserve">ĐẠT (10/10)</w:t>
+            </w:r>
+          </w:p>
+        </w:tc>
+      </w:tr>
+      <w:tr>
+        <w:tc>
+          <w:tcPr>
+            <w:tcW w:type="pct" w:w="20%"/>
+            <w:shd w:fill="FFFFFF" w:val="clear"/>
+            <w:tcMar>
+              <w:top w:type="dxa" w:w="120"/>
+              <w:left w:type="dxa" w:w="140"/>
+              <w:bottom w:type="dxa" w:w="120"/>
+              <w:right w:type="dxa" w:w="140"/>
+            </w:tcMar>
+          </w:tcPr>
+          <w:p>
+            <w:pPr>
+              <w:jc w:val="left"/>
+            </w:pPr>
+            <w:r>
+              <w:rPr>
+                <w:rFonts w:ascii="Times New Roman" w:cs="Times New Roman" w:eastAsia="Times New Roman" w:hAnsi="Times New Roman"/>
+                <w:b w:val="false"/>
+                <w:bCs w:val="false"/>
+                <w:color w:val="1E293B"/>
+                <w:sz w:val="22"/>
+                <w:szCs w:val="22"/>
+              </w:rPr>
+              <w:t xml:space="preserve">5. Form &amp; Validation</w:t>
+            </w:r>
+          </w:p>
+        </w:tc>
+        <w:tc>
+          <w:tcPr>
+            <w:tcW w:type="pct" w:w="22%"/>
+            <w:shd w:fill="FFFFFF" w:val="clear"/>
+            <w:tcMar>
+              <w:top w:type="dxa" w:w="120"/>
+              <w:left w:type="dxa" w:w="140"/>
+              <w:bottom w:type="dxa" w:w="120"/>
+              <w:right w:type="dxa" w:w="140"/>
+            </w:tcMar>
+          </w:tcPr>
+          <w:p>
+            <w:pPr>
+              <w:jc w:val="left"/>
+            </w:pPr>
+            <w:r>
+              <w:rPr>
+                <w:rFonts w:ascii="Times New Roman" w:cs="Times New Roman" w:eastAsia="Times New Roman" w:hAnsi="Times New Roman"/>
+                <w:b w:val="false"/>
+                <w:bCs w:val="false"/>
+                <w:color w:val="1E293B"/>
+                <w:sz w:val="22"/>
+                <w:szCs w:val="22"/>
+              </w:rPr>
+              <w:t xml:space="preserve">Tối thiểu 1 form có validate rõ ràng</w:t>
+            </w:r>
+          </w:p>
+        </w:tc>
+        <w:tc>
+          <w:tcPr>
+            <w:tcW w:type="pct" w:w="46%"/>
+            <w:shd w:fill="FFFFFF" w:val="clear"/>
+            <w:tcMar>
+              <w:top w:type="dxa" w:w="120"/>
+              <w:left w:type="dxa" w:w="140"/>
+              <w:bottom w:type="dxa" w:w="120"/>
+              <w:right w:type="dxa" w:w="140"/>
+            </w:tcMar>
+          </w:tcPr>
+          <w:p>
+            <w:pPr>
+              <w:jc w:val="left"/>
+            </w:pPr>
+            <w:r>
+              <w:rPr>
+                <w:rFonts w:ascii="Times New Roman" w:cs="Times New Roman" w:eastAsia="Times New Roman" w:hAnsi="Times New Roman"/>
+                <w:b w:val="false"/>
+                <w:bCs w:val="false"/>
+                <w:color w:val="1E293B"/>
+                <w:sz w:val="22"/>
+                <w:szCs w:val="22"/>
+              </w:rPr>
+              <w:t xml:space="preserve">Chuỗi form nghiệp vụ chuẩn mực: Bắt lỗi số dư, hạn mức ngày/tháng, STK/SĐT người thụ hưởng, PIN 6 số, mã khách hàng hóa đơn, form eKYC</w:t>
+            </w:r>
+          </w:p>
+        </w:tc>
+        <w:tc>
+          <w:tcPr>
+            <w:tcW w:type="pct" w:w="12%"/>
+            <w:shd w:fill="FFFFFF" w:val="clear"/>
+            <w:tcMar>
+              <w:top w:type="dxa" w:w="120"/>
+              <w:left w:type="dxa" w:w="140"/>
+              <w:bottom w:type="dxa" w:w="120"/>
+              <w:right w:type="dxa" w:w="140"/>
+            </w:tcMar>
+          </w:tcPr>
+          <w:p>
+            <w:pPr>
+              <w:jc w:val="left"/>
+            </w:pPr>
+            <w:r>
+              <w:rPr>
+                <w:rFonts w:ascii="Times New Roman" w:cs="Times New Roman" w:eastAsia="Times New Roman" w:hAnsi="Times New Roman"/>
+                <w:b w:val="false"/>
+                <w:bCs w:val="false"/>
+                <w:color w:val="1E293B"/>
+                <w:sz w:val="22"/>
+                <w:szCs w:val="22"/>
+              </w:rPr>
+              <w:t xml:space="preserve">ĐẠT (10/10)</w:t>
+            </w:r>
+          </w:p>
+        </w:tc>
+      </w:tr>
+      <w:tr>
+        <w:tc>
+          <w:tcPr>
+            <w:tcW w:type="pct" w:w="20%"/>
+            <w:shd w:fill="FDF2F8" w:val="clear"/>
+            <w:tcMar>
+              <w:top w:type="dxa" w:w="120"/>
+              <w:left w:type="dxa" w:w="140"/>
+              <w:bottom w:type="dxa" w:w="120"/>
+              <w:right w:type="dxa" w:w="140"/>
+            </w:tcMar>
+          </w:tcPr>
+          <w:p>
+            <w:pPr>
+              <w:jc w:val="left"/>
+            </w:pPr>
+            <w:r>
+              <w:rPr>
+                <w:rFonts w:ascii="Times New Roman" w:cs="Times New Roman" w:eastAsia="Times New Roman" w:hAnsi="Times New Roman"/>
+                <w:b w:val="false"/>
+                <w:bCs w:val="false"/>
+                <w:color w:val="1E293B"/>
+                <w:sz w:val="22"/>
+                <w:szCs w:val="22"/>
+              </w:rPr>
+              <w:t xml:space="preserve">6. Lưu trữ &amp; Backend</w:t>
+            </w:r>
+          </w:p>
+        </w:tc>
+        <w:tc>
+          <w:tcPr>
+            <w:tcW w:type="pct" w:w="22%"/>
+            <w:shd w:fill="FDF2F8" w:val="clear"/>
+            <w:tcMar>
+              <w:top w:type="dxa" w:w="120"/>
+              <w:left w:type="dxa" w:w="140"/>
+              <w:bottom w:type="dxa" w:w="120"/>
+              <w:right w:type="dxa" w:w="140"/>
+            </w:tcMar>
+          </w:tcPr>
+          <w:p>
+            <w:pPr>
+              <w:jc w:val="left"/>
+            </w:pPr>
+            <w:r>
+              <w:rPr>
+                <w:rFonts w:ascii="Times New Roman" w:cs="Times New Roman" w:eastAsia="Times New Roman" w:hAnsi="Times New Roman"/>
+                <w:b w:val="false"/>
+                <w:bCs w:val="false"/>
+                <w:color w:val="1E293B"/>
+                <w:sz w:val="22"/>
+                <w:szCs w:val="22"/>
+              </w:rPr>
+              <w:t xml:space="preserve">Firebase / SQLite / REST API tự xây</w:t>
+            </w:r>
+          </w:p>
+        </w:tc>
+        <w:tc>
+          <w:tcPr>
+            <w:tcW w:type="pct" w:w="46%"/>
+            <w:shd w:fill="FDF2F8" w:val="clear"/>
+            <w:tcMar>
+              <w:top w:type="dxa" w:w="120"/>
+              <w:left w:type="dxa" w:w="140"/>
+              <w:bottom w:type="dxa" w:w="120"/>
+              <w:right w:type="dxa" w:w="140"/>
+            </w:tcMar>
+          </w:tcPr>
+          <w:p>
+            <w:pPr>
+              <w:jc w:val="left"/>
+            </w:pPr>
+            <w:r>
+              <w:rPr>
+                <w:rFonts w:ascii="Times New Roman" w:cs="Times New Roman" w:eastAsia="Times New Roman" w:hAnsi="Times New Roman"/>
+                <w:b w:val="false"/>
+                <w:bCs w:val="false"/>
+                <w:color w:val="1E293B"/>
+                <w:sz w:val="22"/>
+                <w:szCs w:val="22"/>
+              </w:rPr>
+              <w:t xml:space="preserve">Hệ thống REST API Spring Boot hoàn chỉnh (JWT Bearer, Silent Refresh, Idempotency-Key chống trùng lặp GD), WebSocket Stomp nhận biến động số dư tức thời</w:t>
+            </w:r>
+          </w:p>
+        </w:tc>
+        <w:tc>
+          <w:tcPr>
+            <w:tcW w:type="pct" w:w="12%"/>
+            <w:shd w:fill="FDF2F8" w:val="clear"/>
+            <w:tcMar>
+              <w:top w:type="dxa" w:w="120"/>
+              <w:left w:type="dxa" w:w="140"/>
+              <w:bottom w:type="dxa" w:w="120"/>
+              <w:right w:type="dxa" w:w="140"/>
+            </w:tcMar>
+          </w:tcPr>
+          <w:p>
+            <w:pPr>
+              <w:jc w:val="left"/>
+            </w:pPr>
+            <w:r>
+              <w:rPr>
+                <w:rFonts w:ascii="Times New Roman" w:cs="Times New Roman" w:eastAsia="Times New Roman" w:hAnsi="Times New Roman"/>
+                <w:b w:val="false"/>
+                <w:bCs w:val="false"/>
+                <w:color w:val="1E293B"/>
+                <w:sz w:val="22"/>
+                <w:szCs w:val="22"/>
+              </w:rPr>
+              <w:t xml:space="preserve">CHUẨN FINTECH</w:t>
+            </w:r>
+          </w:p>
+        </w:tc>
+      </w:tr>
+      <w:tr>
+        <w:tc>
+          <w:tcPr>
+            <w:tcW w:type="pct" w:w="20%"/>
+            <w:shd w:fill="FFFFFF" w:val="clear"/>
+            <w:tcMar>
+              <w:top w:type="dxa" w:w="120"/>
+              <w:left w:type="dxa" w:w="140"/>
+              <w:bottom w:type="dxa" w:w="120"/>
+              <w:right w:type="dxa" w:w="140"/>
+            </w:tcMar>
+          </w:tcPr>
+          <w:p>
+            <w:pPr>
+              <w:jc w:val="left"/>
+            </w:pPr>
+            <w:r>
+              <w:rPr>
+                <w:rFonts w:ascii="Times New Roman" w:cs="Times New Roman" w:eastAsia="Times New Roman" w:hAnsi="Times New Roman"/>
+                <w:b w:val="false"/>
+                <w:bCs w:val="false"/>
+                <w:color w:val="1E293B"/>
+                <w:sz w:val="22"/>
+                <w:szCs w:val="22"/>
+              </w:rPr>
+              <w:t xml:space="preserve">7. Giao diện &amp; Thương hiệu</w:t>
+            </w:r>
+          </w:p>
+        </w:tc>
+        <w:tc>
+          <w:tcPr>
+            <w:tcW w:type="pct" w:w="22%"/>
+            <w:shd w:fill="FFFFFF" w:val="clear"/>
+            <w:tcMar>
+              <w:top w:type="dxa" w:w="120"/>
+              <w:left w:type="dxa" w:w="140"/>
+              <w:bottom w:type="dxa" w:w="120"/>
+              <w:right w:type="dxa" w:w="140"/>
+            </w:tcMar>
+          </w:tcPr>
+          <w:p>
+            <w:pPr>
+              <w:jc w:val="left"/>
+            </w:pPr>
+            <w:r>
+              <w:rPr>
+                <w:rFonts w:ascii="Times New Roman" w:cs="Times New Roman" w:eastAsia="Times New Roman" w:hAnsi="Times New Roman"/>
+                <w:b w:val="false"/>
+                <w:bCs w:val="false"/>
+                <w:color w:val="1E293B"/>
+                <w:sz w:val="22"/>
+                <w:szCs w:val="22"/>
+              </w:rPr>
+              <w:t xml:space="preserve">Nhất quán, có nhận diện riêng</w:t>
+            </w:r>
+          </w:p>
+        </w:tc>
+        <w:tc>
+          <w:tcPr>
+            <w:tcW w:type="pct" w:w="46%"/>
+            <w:shd w:fill="FFFFFF" w:val="clear"/>
+            <w:tcMar>
+              <w:top w:type="dxa" w:w="120"/>
+              <w:left w:type="dxa" w:w="140"/>
+              <w:bottom w:type="dxa" w:w="120"/>
+              <w:right w:type="dxa" w:w="140"/>
+            </w:tcMar>
+          </w:tcPr>
+          <w:p>
+            <w:pPr>
+              <w:jc w:val="left"/>
+            </w:pPr>
+            <w:r>
+              <w:rPr>
+                <w:rFonts w:ascii="Times New Roman" w:cs="Times New Roman" w:eastAsia="Times New Roman" w:hAnsi="Times New Roman"/>
+                <w:b w:val="false"/>
+                <w:bCs w:val="false"/>
+                <w:color w:val="1E293B"/>
+                <w:sz w:val="22"/>
+                <w:szCs w:val="22"/>
+              </w:rPr>
+              <w:t xml:space="preserve">Bộ nhận diện SenBank đẳng cấp: Hệ thống Dark Mode toàn diện với bảng màu token tại theme.ts, hiệu ứng viền 7 màu động, chuông rung vật lý damped wiggle</w:t>
+            </w:r>
+          </w:p>
+        </w:tc>
+        <w:tc>
+          <w:tcPr>
+            <w:tcW w:type="pct" w:w="12%"/>
+            <w:shd w:fill="FFFFFF" w:val="clear"/>
+            <w:tcMar>
+              <w:top w:type="dxa" w:w="120"/>
+              <w:left w:type="dxa" w:w="140"/>
+              <w:bottom w:type="dxa" w:w="120"/>
+              <w:right w:type="dxa" w:w="140"/>
+            </w:tcMar>
+          </w:tcPr>
+          <w:p>
+            <w:pPr>
+              <w:jc w:val="left"/>
+            </w:pPr>
+            <w:r>
+              <w:rPr>
+                <w:rFonts w:ascii="Times New Roman" w:cs="Times New Roman" w:eastAsia="Times New Roman" w:hAnsi="Times New Roman"/>
+                <w:b w:val="false"/>
+                <w:bCs w:val="false"/>
+                <w:color w:val="1E293B"/>
+                <w:sz w:val="22"/>
+                <w:szCs w:val="22"/>
+              </w:rPr>
+              <w:t xml:space="preserve">ĐIỂM CỘNG ĐẶC BIỆT</w:t>
+            </w:r>
+          </w:p>
+        </w:tc>
+      </w:tr>
+    </w:tbl>
+    <w:p>
+      <w:pPr>
+        <w:pStyle w:val="Heading2"/>
+        <w:spacing w:after="120" w:before="240"/>
+      </w:pPr>
+      <w:r>
+        <w:rPr>
+          <w:rFonts w:ascii="Times New Roman" w:cs="Times New Roman" w:eastAsia="Times New Roman" w:hAnsi="Times New Roman"/>
+          <w:b/>
+          <w:bCs/>
+          <w:color w:val="D2519D"/>
+          <w:sz w:val="28"/>
+          <w:szCs w:val="28"/>
+        </w:rPr>
+        <w:t xml:space="preserve">4.2. Mức độ phù hợp với Đề tài 3 (Tài chính cá nhân / Ví điện tử)</w:t>
       </w:r>
     </w:p>
     <w:p>
@@ -4359,7 +5964,7 @@
           <w:sz w:val="26"/>
           <w:szCs w:val="26"/>
         </w:rPr>
-        <w:t xml:space="preserve">Tầng Domain cốt lõi (Core Domain)</w:t>
+        <w:t xml:space="preserve">Màn hình tổng quan tài chính</w:t>
       </w:r>
       <w:r>
         <w:rPr>
@@ -4368,7 +5973,7 @@
           <w:sz w:val="26"/>
           <w:szCs w:val="26"/>
         </w:rPr>
-        <w:t xml:space="preserve">: Hoàn toàn độc lập với Spring Boot hay bất kỳ framework nào. Chứa các POJO sạch: Wallet, Money, Transaction, JournalEntry, LedgerAccount đảm bảo quy tắc nghiệp vụ bất biến.</w:t>
+        <w:t xml:space="preserve">: Theo dõi số dư VND ví thanh toán, hạn mức thẻ MB Hi Visa, chức năng ẩn/hiện số dư bảo vệ quyền riêng tư nơi công cộng.</w:t>
       </w:r>
     </w:p>
     <w:p>
@@ -4389,7 +5994,7 @@
           <w:sz w:val="26"/>
           <w:szCs w:val="26"/>
         </w:rPr>
-        <w:t xml:space="preserve">Cổng Đầu vào (Input Ports / Use Cases)</w:t>
+        <w:t xml:space="preserve">Theo dõi dòng tiền thu/chi tức thời</w:t>
       </w:r>
       <w:r>
         <w:rPr>
@@ -4398,7 +6003,7 @@
           <w:sz w:val="26"/>
           <w:szCs w:val="26"/>
         </w:rPr>
-        <w:t xml:space="preserve">: Định nghĩa các hợp đồng nghiệp vụ chuẩn: TransferMoneyUseCase, LedgerUseCase, DeviceTokenUseCase.</w:t>
+        <w:t xml:space="preserve">: Khi có tiền vào hoặc ra, hệ thống tự động bắn notification qua kênh WebSocket (/topic/users/{userId}/notifications) cập nhật số dư tức thì mà không cần tải lại trang.</w:t>
       </w:r>
     </w:p>
     <w:p>
@@ -4419,7 +6024,7 @@
           <w:sz w:val="26"/>
           <w:szCs w:val="26"/>
         </w:rPr>
-        <w:t xml:space="preserve">Cổng Đầu ra (Output Ports / SPI)</w:t>
+        <w:t xml:space="preserve">Quản lý và cảnh báo hạn mức</w:t>
       </w:r>
       <w:r>
         <w:rPr>
@@ -4428,7 +6033,7 @@
           <w:sz w:val="26"/>
           <w:szCs w:val="26"/>
         </w:rPr>
-        <w:t xml:space="preserve">: Định nghĩa các cổng phụ thuộc bên ngoài: WalletPersistencePort, FcmNotificationPort, NotificationPort.</w:t>
+        <w:t xml:space="preserve">: Tích hợp API kiểm tra hạn mức thực tế (/api/v1/config/limits/status), cảnh báo người dùng khi chi tiêu chạm ngưỡng ngân sách ngày/tháng.</w:t>
       </w:r>
     </w:p>
     <w:p>
@@ -4449,7 +6054,7 @@
           <w:sz w:val="26"/>
           <w:szCs w:val="26"/>
         </w:rPr>
-        <w:t xml:space="preserve">Tầng Adapters</w:t>
+        <w:t xml:space="preserve">Xuất báo cáo &amp; Sao kê chi tiêu</w:t>
       </w:r>
       <w:r>
         <w:rPr>
@@ -4458,24 +6063,41 @@
           <w:sz w:val="26"/>
           <w:szCs w:val="26"/>
         </w:rPr>
-        <w:t xml:space="preserve">: Các thành phần công nghệ kỹ thuật (PostgreSQL, Redis, RabbitMQ, Firebase) chỉ đóng vai trò adapter cắm vào các Port, dễ dàng thay thế hoặc nâng cấp.</w:t>
-      </w:r>
-    </w:p>
-    <w:p>
-      <w:pPr>
-        <w:pStyle w:val="Heading3"/>
-        <w:spacing w:after="90" w:before="180"/>
+        <w:t xml:space="preserve">: Cho phép người dùng xuất toàn bộ lịch sử thu chi ra 3 định dạng tài liệu thông dụng: PDF, Microsoft Excel (.xlsx), và CSV.</w:t>
+      </w:r>
+    </w:p>
+    <w:p>
+      <w:pPr>
+        <w:pStyle w:val="Heading1"/>
+        <w:spacing w:after="160" w:before="320"/>
       </w:pPr>
       <w:r>
         <w:rPr>
           <w:rFonts w:ascii="Times New Roman" w:cs="Times New Roman" w:eastAsia="Times New Roman" w:hAnsi="Times New Roman"/>
           <w:b/>
           <w:bCs/>
-          <w:color w:val="0F172A"/>
-          <w:sz w:val="26"/>
-          <w:szCs w:val="26"/>
-        </w:rPr>
-        <w:t xml:space="preserve">2. Mẫu thiết kế Transactional Outbox Pattern &amp; Event-Driven Architecture (EDA):</w:t>
+          <w:color w:val="700F43"/>
+          <w:sz w:val="32"/>
+          <w:szCs w:val="32"/>
+        </w:rPr>
+        <w:t xml:space="preserve">PHẦN 5: KIẾN TRÚC HỆ THỐNG MÁY CHỦ BACKEND VÀ CÁC NGUYÊN LÝ CORE BANKING</w:t>
+      </w:r>
+    </w:p>
+    <w:p>
+      <w:pPr>
+        <w:pStyle w:val="Heading2"/>
+        <w:spacing w:after="120" w:before="240"/>
+      </w:pPr>
+      <w:r>
+        <w:rPr>
+          <w:rFonts w:ascii="Times New Roman" w:cs="Times New Roman" w:eastAsia="Times New Roman" w:hAnsi="Times New Roman"/>
+          <w:b/>
+          <w:bCs/>
+          <w:color w:val="D2519D"/>
+          <w:sz w:val="28"/>
+          <w:szCs w:val="28"/>
+        </w:rPr>
+        <w:t xml:space="preserve">5.1. Kiến trúc Phần mềm Backend (Architecture Paradigm)</w:t>
       </w:r>
     </w:p>
     <w:p>
@@ -4496,7 +6118,7 @@
           <w:sz w:val="26"/>
           <w:szCs w:val="26"/>
         </w:rPr>
-        <w:t xml:space="preserve">Cơ chế Local Transaction</w:t>
+        <w:t xml:space="preserve">Kiến trúc Lục giác (Hexagonal Architecture &amp; DDD)</w:t>
       </w:r>
       <w:r>
         <w:rPr>
@@ -4505,7 +6127,7 @@
           <w:sz w:val="26"/>
           <w:szCs w:val="26"/>
         </w:rPr>
-        <w:t xml:space="preserve">: Thao tác trừ tiền ví và bản ghi sự kiện outbox_events được thực hiện trong DUY NHẤT 1 Local DB Transaction tuân thủ nghiêm ngặt tính chất ACID.</w:t>
+        <w:t xml:space="preserve">: Core Domain (POJO sạch: Wallet, Money, Transaction, JournalEntry, LedgerAccount), Input Ports (Use Cases), Output Ports (SPI), Adapters (PostgreSQL, Redis, RabbitMQ, Firebase).</w:t>
       </w:r>
     </w:p>
     <w:p>
@@ -4526,7 +6148,7 @@
           <w:sz w:val="26"/>
           <w:szCs w:val="26"/>
         </w:rPr>
-        <w:t xml:space="preserve">Tiến trình OutboxRelayScheduler</w:t>
+        <w:t xml:space="preserve">Transactional Outbox Pattern &amp; Event-Driven Architecture (EDA)</w:t>
       </w:r>
       <w:r>
         <w:rPr>
@@ -4535,7 +6157,7 @@
           <w:sz w:val="26"/>
           <w:szCs w:val="26"/>
         </w:rPr>
-        <w:t xml:space="preserve">: Một tiến trình nền định kỳ quét (chạy mỗi 500ms bằng câu lệnh SELECT FOR UPDATE SKIP LOCKED) để đọc các sự kiện PENDING và bắn lên RabbitMQ, sau đó cập nhật PROCESSED. Dữ liệu cam kết không bao giờ bị thất lạc (At-Least-Once Delivery).</w:t>
+        <w:t xml:space="preserve">: Biến động số dư và bản ghi sự kiện outbox_events được thực hiện trong DUY NHẤT 1 Local DB Transaction ACID. Tiến trình OutboxRelayScheduler quét mỗi 500ms bắn lên RabbitMQ, loại bỏ hoàn toàn lỗi Dual-Write.</w:t>
       </w:r>
     </w:p>
     <w:p>
@@ -4552,7 +6174,7 @@
           <w:sz w:val="28"/>
           <w:szCs w:val="28"/>
         </w:rPr>
-        <w:t xml:space="preserve">4.2. Bảng Công nghệ Cốt lõi Backend (Tech Stack)</w:t>
+        <w:t xml:space="preserve">5.2. Bảng Công nghệ Cốt lõi Backend (Tech Stack)</w:t>
       </w:r>
     </w:p>
     <w:tbl>
@@ -5447,43 +7069,7 @@
           <w:sz w:val="28"/>
           <w:szCs w:val="28"/>
         </w:rPr>
-        <w:t xml:space="preserve">4.3. Bốn Nguyên lý Core Banking (Ngân hàng lõi) được Triển khai</w:t>
-      </w:r>
-    </w:p>
-    <w:p>
-      <w:pPr>
-        <w:pStyle w:val="Heading3"/>
-        <w:spacing w:after="90" w:before="180"/>
-      </w:pPr>
-      <w:r>
-        <w:rPr>
-          <w:rFonts w:ascii="Times New Roman" w:cs="Times New Roman" w:eastAsia="Times New Roman" w:hAnsi="Times New Roman"/>
-          <w:b/>
-          <w:bCs/>
-          <w:color w:val="0F172A"/>
-          <w:sz w:val="26"/>
-          <w:szCs w:val="26"/>
-        </w:rPr>
-        <w:t xml:space="preserve">1. Kế toán kép (Double-Entry Bookkeeping - Sổ cái Ledger):</w:t>
-      </w:r>
-    </w:p>
-    <w:p>
-      <w:pPr>
-        <w:spacing w:after="60" w:before="60"/>
-        <w:jc w:val="both"/>
-      </w:pPr>
-      <w:r>
-        <w:rPr>
-          <w:rFonts w:ascii="Times New Roman" w:cs="Times New Roman" w:eastAsia="Times New Roman" w:hAnsi="Times New Roman"/>
-          <w:b/>
-          <w:bCs/>
-          <w:i w:val="false"/>
-          <w:iCs w:val="false"/>
-          <w:color w:val="1E293B"/>
-          <w:sz w:val="26"/>
-          <w:szCs w:val="26"/>
-        </w:rPr>
-        <w:t xml:space="preserve">   ∑ Debit (Nợ) = ∑ Credit (Có)</w:t>
+        <w:t xml:space="preserve">5.3. Bốn Nguyên lý Core Banking (Ngân hàng lõi) được Triển khai</w:t>
       </w:r>
     </w:p>
     <w:p>
@@ -5504,7 +7090,7 @@
           <w:sz w:val="26"/>
           <w:szCs w:val="26"/>
         </w:rPr>
-        <w:t xml:space="preserve">Bảng tài khoản chuẩn mực</w:t>
+        <w:t xml:space="preserve">Kế toán kép (Double-Entry Bookkeeping - Sổ cái Ledger)</w:t>
       </w:r>
       <w:r>
         <w:rPr>
@@ -5513,7 +7099,7 @@
           <w:sz w:val="26"/>
           <w:szCs w:val="26"/>
         </w:rPr>
-        <w:t xml:space="preserve">: ASSET (Tài sản), LIABILITY (Nợ phải trả - Tiền ví khách hàng), REVENUE (Doanh thu phí), EXPENSE (Chi phí khuyến mãi).</w:t>
+        <w:t xml:space="preserve">: ∑ Debit (Nợ) = ∑ Credit (Có). Class JournalEntry tự động kiểm tra cân bằng trước khi ghi DB.</w:t>
       </w:r>
     </w:p>
     <w:p>
@@ -5534,7 +7120,7 @@
           <w:sz w:val="26"/>
           <w:szCs w:val="26"/>
         </w:rPr>
-        <w:t xml:space="preserve">Cơ chế kiểm soát tự động</w:t>
+        <w:t xml:space="preserve">Quản trị rủi ro &amp; Kiểm soát hạn mức (Risk &amp; Limits Engine)</w:t>
       </w:r>
       <w:r>
         <w:rPr>
@@ -5543,24 +7129,7 @@
           <w:sz w:val="26"/>
           <w:szCs w:val="26"/>
         </w:rPr>
-        <w:t xml:space="preserve">: Thực thể JournalEntry tự động kiểm tra tính cân bằng Nợ/Có trước khi ghi vào database; nếu lệch tiền sẽ ném InvalidJournalEntryException ngay lập tức.</w:t>
-      </w:r>
-    </w:p>
-    <w:p>
-      <w:pPr>
-        <w:pStyle w:val="Heading3"/>
-        <w:spacing w:after="90" w:before="180"/>
-      </w:pPr>
-      <w:r>
-        <w:rPr>
-          <w:rFonts w:ascii="Times New Roman" w:cs="Times New Roman" w:eastAsia="Times New Roman" w:hAnsi="Times New Roman"/>
-          <w:b/>
-          <w:bCs/>
-          <w:color w:val="0F172A"/>
-          <w:sz w:val="26"/>
-          <w:szCs w:val="26"/>
-        </w:rPr>
-        <w:t xml:space="preserve">2. Quản trị rủi ro &amp; Kiểm soát hạn mức (Risk &amp; Limits Engine):</w:t>
+        <w:t xml:space="preserve">: Per-transaction Limit, Daily Limit, Monthly Limit, KYC Tiering (UNVERIFIED: 5tr, BASIC: 50tr, ADVANCED: 500tr).</w:t>
       </w:r>
     </w:p>
     <w:p>
@@ -5581,7 +7150,7 @@
           <w:sz w:val="26"/>
           <w:szCs w:val="26"/>
         </w:rPr>
-        <w:t xml:space="preserve">Per-transaction Limit</w:t>
+        <w:t xml:space="preserve">Chống chi tiêu kép &amp; Khóa chống Deadlock</w:t>
       </w:r>
       <w:r>
         <w:rPr>
@@ -5590,7 +7159,7 @@
           <w:sz w:val="26"/>
           <w:szCs w:val="26"/>
         </w:rPr>
-        <w:t xml:space="preserve">: Giới hạn số tiền tối thiểu và tối đa cho từng lần giao dịch.</w:t>
+        <w:t xml:space="preserve">: Idempotency Key UNIQUE trên requestId; Thuật toán Lock Ordering luôn khóa ID nhỏ trước, ID lớn sau triệt tiêu hoàn toàn Deadlock.</w:t>
       </w:r>
     </w:p>
     <w:p>
@@ -5611,7 +7180,7 @@
           <w:sz w:val="26"/>
           <w:szCs w:val="26"/>
         </w:rPr>
-        <w:t xml:space="preserve">Daily Limit (Hạn mức ngày)</w:t>
+        <w:t xml:space="preserve">Bất khả xâm phạm số dư (Immutable Snapshots)</w:t>
       </w:r>
       <w:r>
         <w:rPr>
@@ -5620,180 +7189,7 @@
           <w:sz w:val="26"/>
           <w:szCs w:val="26"/>
         </w:rPr>
-        <w:t xml:space="preserve">: Hệ thống truy vấn tổng tiền đã chi trong ngày (calculateDailySpentByWalletId) để kiểm tra trước khi trừ tiền.</w:t>
-      </w:r>
-    </w:p>
-    <w:p>
-      <w:pPr>
-        <w:pStyle w:val="ListParagraph"/>
-        <w:numPr>
-          <w:ilvl w:val="0"/>
-          <w:numId w:val="1"/>
-        </w:numPr>
-        <w:spacing w:after="40" w:before="40"/>
-      </w:pPr>
-      <w:r>
-        <w:rPr>
-          <w:rFonts w:ascii="Times New Roman" w:cs="Times New Roman" w:eastAsia="Times New Roman" w:hAnsi="Times New Roman"/>
-          <w:b/>
-          <w:bCs/>
-          <w:color w:val="1E293B"/>
-          <w:sz w:val="26"/>
-          <w:szCs w:val="26"/>
-        </w:rPr>
-        <w:t xml:space="preserve">Monthly Limit (Hạn mức tháng)</w:t>
-      </w:r>
-      <w:r>
-        <w:rPr>
-          <w:rFonts w:ascii="Times New Roman" w:cs="Times New Roman" w:eastAsia="Times New Roman" w:hAnsi="Times New Roman"/>
-          <w:color w:val="1E293B"/>
-          <w:sz w:val="26"/>
-          <w:szCs w:val="26"/>
-        </w:rPr>
-        <w:t xml:space="preserve">: Giới hạn lũy kế chi tiêu trong chu kỳ 30 ngày.</w:t>
-      </w:r>
-    </w:p>
-    <w:p>
-      <w:pPr>
-        <w:pStyle w:val="ListParagraph"/>
-        <w:numPr>
-          <w:ilvl w:val="0"/>
-          <w:numId w:val="1"/>
-        </w:numPr>
-        <w:spacing w:after="40" w:before="40"/>
-      </w:pPr>
-      <w:r>
-        <w:rPr>
-          <w:rFonts w:ascii="Times New Roman" w:cs="Times New Roman" w:eastAsia="Times New Roman" w:hAnsi="Times New Roman"/>
-          <w:b/>
-          <w:bCs/>
-          <w:color w:val="1E293B"/>
-          <w:sz w:val="26"/>
-          <w:szCs w:val="26"/>
-        </w:rPr>
-        <w:t xml:space="preserve">KYC Tiering (Phân hạng định danh)</w:t>
-      </w:r>
-      <w:r>
-        <w:rPr>
-          <w:rFonts w:ascii="Times New Roman" w:cs="Times New Roman" w:eastAsia="Times New Roman" w:hAnsi="Times New Roman"/>
-          <w:color w:val="1E293B"/>
-          <w:sz w:val="26"/>
-          <w:szCs w:val="26"/>
-        </w:rPr>
-        <w:t xml:space="preserve">: Hạn mức động theo cấp độ eKYC: Khách hàng UNVERIFIED tối đa 5 triệu/ngày; BASIC tối đa 50 triệu/ngày; ADVANCED tối đa 500 triệu/ngày.</w:t>
-      </w:r>
-    </w:p>
-    <w:p>
-      <w:pPr>
-        <w:pStyle w:val="Heading3"/>
-        <w:spacing w:after="90" w:before="180"/>
-      </w:pPr>
-      <w:r>
-        <w:rPr>
-          <w:rFonts w:ascii="Times New Roman" w:cs="Times New Roman" w:eastAsia="Times New Roman" w:hAnsi="Times New Roman"/>
-          <w:b/>
-          <w:bCs/>
-          <w:color w:val="0F172A"/>
-          <w:sz w:val="26"/>
-          <w:szCs w:val="26"/>
-        </w:rPr>
-        <w:t xml:space="preserve">3. Chống chi tiêu kép (Anti-Double-Spending) &amp; Thuật toán Khóa chống Deadlock:</w:t>
-      </w:r>
-    </w:p>
-    <w:p>
-      <w:pPr>
-        <w:pStyle w:val="ListParagraph"/>
-        <w:numPr>
-          <w:ilvl w:val="0"/>
-          <w:numId w:val="1"/>
-        </w:numPr>
-        <w:spacing w:after="40" w:before="40"/>
-      </w:pPr>
-      <w:r>
-        <w:rPr>
-          <w:rFonts w:ascii="Times New Roman" w:cs="Times New Roman" w:eastAsia="Times New Roman" w:hAnsi="Times New Roman"/>
-          <w:b/>
-          <w:bCs/>
-          <w:color w:val="1E293B"/>
-          <w:sz w:val="26"/>
-          <w:szCs w:val="26"/>
-        </w:rPr>
-        <w:t xml:space="preserve">Khóa Idempotency</w:t>
-      </w:r>
-      <w:r>
-        <w:rPr>
-          <w:rFonts w:ascii="Times New Roman" w:cs="Times New Roman" w:eastAsia="Times New Roman" w:hAnsi="Times New Roman"/>
-          <w:color w:val="1E293B"/>
-          <w:sz w:val="26"/>
-          <w:szCs w:val="26"/>
-        </w:rPr>
-        <w:t xml:space="preserve">: Client bắt buộc gửi kèm requestId (có ràng buộc UNIQUE trên bảng transactions). Nếu client gửi lặp lại do lag mạng, backend sẽ trả về kết quả trước đó, tuyệt đối không trừ tiền 2 lần.</w:t>
-      </w:r>
-    </w:p>
-    <w:p>
-      <w:pPr>
-        <w:pStyle w:val="ListParagraph"/>
-        <w:numPr>
-          <w:ilvl w:val="0"/>
-          <w:numId w:val="1"/>
-        </w:numPr>
-        <w:spacing w:after="40" w:before="40"/>
-      </w:pPr>
-      <w:r>
-        <w:rPr>
-          <w:rFonts w:ascii="Times New Roman" w:cs="Times New Roman" w:eastAsia="Times New Roman" w:hAnsi="Times New Roman"/>
-          <w:b/>
-          <w:bCs/>
-          <w:color w:val="1E293B"/>
-          <w:sz w:val="26"/>
-          <w:szCs w:val="26"/>
-        </w:rPr>
-        <w:t xml:space="preserve">Thuật toán Lock Ordering chống Deadlock</w:t>
-      </w:r>
-      <w:r>
-        <w:rPr>
-          <w:rFonts w:ascii="Times New Roman" w:cs="Times New Roman" w:eastAsia="Times New Roman" w:hAnsi="Times New Roman"/>
-          <w:color w:val="1E293B"/>
-          <w:sz w:val="26"/>
-          <w:szCs w:val="26"/>
-        </w:rPr>
-        <w:t xml:space="preserve">: Khi Ví A chuyển tiền cho Ví B và Ví B chuyển tiền cho Ví A xảy ra đồng thời, hệ thống so sánh walletAId.compareTo(walletBId) để LUÔN LUÔN khóa ID nhỏ trước, ID lớn sau. Triệt tiêu hoàn toàn nguy cơ Deadlock.</w:t>
-      </w:r>
-    </w:p>
-    <w:p>
-      <w:pPr>
-        <w:pStyle w:val="Heading3"/>
-        <w:spacing w:after="90" w:before="180"/>
-      </w:pPr>
-      <w:r>
-        <w:rPr>
-          <w:rFonts w:ascii="Times New Roman" w:cs="Times New Roman" w:eastAsia="Times New Roman" w:hAnsi="Times New Roman"/>
-          <w:b/>
-          <w:bCs/>
-          <w:color w:val="0F172A"/>
-          <w:sz w:val="26"/>
-          <w:szCs w:val="26"/>
-        </w:rPr>
-        <w:t xml:space="preserve">4. Tính bất biến của Ảnh chụp số dư (Immutable Balance Snapshots):</w:t>
-      </w:r>
-    </w:p>
-    <w:p>
-      <w:pPr>
-        <w:spacing w:after="60" w:before="60"/>
-        <w:jc w:val="both"/>
-      </w:pPr>
-      <w:r>
-        <w:rPr>
-          <w:rFonts w:ascii="Times New Roman" w:cs="Times New Roman" w:eastAsia="Times New Roman" w:hAnsi="Times New Roman"/>
-          <w:b w:val="false"/>
-          <w:bCs w:val="false"/>
-          <w:i w:val="false"/>
-          <w:iCs w:val="false"/>
-          <w:color w:val="1E293B"/>
-          <w:sz w:val="26"/>
-          <w:szCs w:val="26"/>
-        </w:rPr>
-        <w:t xml:space="preserve">Bảng transactions lưu vết cả balance_after (số dư người gửi) và receiver_balance_after (số dư người nhận) ngay tại thời điểm giao dịch commit, phục vụ đối soát tức thì mà không cần quét lại toàn bộ lịch sử.</w:t>
+        <w:t xml:space="preserve">: Lưu snapshot balance_after và receiver_balance_after ngay thời điểm commit.</w:t>
       </w:r>
     </w:p>
     <w:p>
@@ -5810,7 +7206,7 @@
           <w:sz w:val="32"/>
           <w:szCs w:val="32"/>
         </w:rPr>
-        <w:t xml:space="preserve">PHẦN 5: BỘ SƠ ĐỒ KIẾN TRÚC TOÀN DIỆN VÀ CÁC SƠ ĐỒ LUỒNG DỮ LIỆU CHI TIẾT</w:t>
+        <w:t xml:space="preserve">PHẦN 6: BỘ SƠ ĐỒ KIẾN TRÚC TOÀN DIỆN VÀ CÁC SƠ ĐỒ LUỒNG DỮ LIỆU CHI TIẾT</w:t>
       </w:r>
     </w:p>
     <w:p>
@@ -5827,26 +7223,7 @@
           <w:sz w:val="28"/>
           <w:szCs w:val="28"/>
         </w:rPr>
-        <w:t xml:space="preserve">5.1. Sơ đồ Kiến trúc Toàn diện End-to-End (Mobile FE - Spring Boot BE - Storage - Cloud)</w:t>
-      </w:r>
-    </w:p>
-    <w:p>
-      <w:pPr>
-        <w:spacing w:after="60" w:before="60"/>
-        <w:jc w:val="both"/>
-      </w:pPr>
-      <w:r>
-        <w:rPr>
-          <w:rFonts w:ascii="Times New Roman" w:cs="Times New Roman" w:eastAsia="Times New Roman" w:hAnsi="Times New Roman"/>
-          <w:b w:val="false"/>
-          <w:bCs w:val="false"/>
-          <w:i w:val="false"/>
-          <w:iCs w:val="false"/>
-          <w:color w:val="1E293B"/>
-          <w:sz w:val="26"/>
-          <w:szCs w:val="26"/>
-        </w:rPr>
-        <w:t xml:space="preserve">Sơ đồ dưới đây mô tả sự phân tách tầng độc lập, bảo mật và khả năng co giãn linh hoạt của toàn bộ hệ thống Sen Hồng Bank:</w:t>
+        <w:t xml:space="preserve">6.1. Sơ đồ Kiến trúc Toàn diện End-to-End (Mobile FE - Spring Boot BE - Storage - Cloud)</w:t>
       </w:r>
     </w:p>
     <w:p>
@@ -5865,7 +7242,7 @@
           <w:sz w:val="24"/>
           <w:szCs w:val="24"/>
         </w:rPr>
-        <w:t xml:space="preserve">Sơ đồ 5.1: Kiến trúc Tổng thể Hệ thống End-to-End Sen Hồng Bank</w:t>
+        <w:t xml:space="preserve">Sơ đồ 6.1: Kiến trúc Tổng thể Hệ thống End-to-End Sen Hồng Bank</w:t>
       </w:r>
     </w:p>
     <w:p>
@@ -6797,26 +8174,7 @@
           <w:sz w:val="28"/>
           <w:szCs w:val="28"/>
         </w:rPr>
-        <w:t xml:space="preserve">5.2. Sơ đồ Cấu trúc Điều hướng và Phân cấp Màn hình Frontend (Navigation Hierarchy)</w:t>
-      </w:r>
-    </w:p>
-    <w:p>
-      <w:pPr>
-        <w:spacing w:after="60" w:before="60"/>
-        <w:jc w:val="both"/>
-      </w:pPr>
-      <w:r>
-        <w:rPr>
-          <w:rFonts w:ascii="Times New Roman" w:cs="Times New Roman" w:eastAsia="Times New Roman" w:hAnsi="Times New Roman"/>
-          <w:b w:val="false"/>
-          <w:bCs w:val="false"/>
-          <w:i w:val="false"/>
-          <w:iCs w:val="false"/>
-          <w:color w:val="1E293B"/>
-          <w:sz w:val="26"/>
-          <w:szCs w:val="26"/>
-        </w:rPr>
-        <w:t xml:space="preserve">Hệ thống điều hướng được phân bổ theo 3 tầng Stack lồng nhau với cơ chế bảo vệ State xác thực:</w:t>
+        <w:t xml:space="preserve">6.2. Sơ đồ Cấu trúc Điều hướng và Phân cấp Màn hình Frontend (Navigation Hierarchy)</w:t>
       </w:r>
     </w:p>
     <w:p>
@@ -6835,7 +8193,7 @@
           <w:sz w:val="24"/>
           <w:szCs w:val="24"/>
         </w:rPr>
-        <w:t xml:space="preserve">Sơ đồ 5.2: Cây Phân cấp Điều hướng Màn hình Frontend</w:t>
+        <w:t xml:space="preserve">Sơ đồ 6.2: Cây Phân cấp Điều hướng Màn hình Frontend</w:t>
       </w:r>
     </w:p>
     <w:p>
@@ -7392,26 +8750,7 @@
           <w:sz w:val="28"/>
           <w:szCs w:val="28"/>
         </w:rPr>
-        <w:t xml:space="preserve">5.3. Sơ đồ Tuần tự Luồng Chuyển tiền P2P với Transactional Outbox &amp; WebSocket</w:t>
-      </w:r>
-    </w:p>
-    <w:p>
-      <w:pPr>
-        <w:spacing w:after="60" w:before="60"/>
-        <w:jc w:val="both"/>
-      </w:pPr>
-      <w:r>
-        <w:rPr>
-          <w:rFonts w:ascii="Times New Roman" w:cs="Times New Roman" w:eastAsia="Times New Roman" w:hAnsi="Times New Roman"/>
-          <w:b w:val="false"/>
-          <w:bCs w:val="false"/>
-          <w:i w:val="false"/>
-          <w:iCs w:val="false"/>
-          <w:color w:val="1E293B"/>
-          <w:sz w:val="26"/>
-          <w:szCs w:val="26"/>
-        </w:rPr>
-        <w:t xml:space="preserve">Bảng quy trình trình tự thực thi (Sequence Steps) từng mili-giây từ khi Alice bấm gửi tiền đến khi Bob nhận được tiền:</w:t>
+        <w:t xml:space="preserve">6.3. Sơ đồ Tuần tự Luồng Chuyển tiền P2P với Transactional Outbox &amp; WebSocket</w:t>
       </w:r>
     </w:p>
     <w:tbl>
@@ -9297,26 +10636,7 @@
           <w:sz w:val="28"/>
           <w:szCs w:val="28"/>
         </w:rPr>
-        <w:t xml:space="preserve">5.4. Sơ đồ Tuần tự Luồng Xác thực và Silent Token Refresh (JWT Lifecycle)</w:t>
-      </w:r>
-    </w:p>
-    <w:p>
-      <w:pPr>
-        <w:spacing w:after="60" w:before="60"/>
-        <w:jc w:val="both"/>
-      </w:pPr>
-      <w:r>
-        <w:rPr>
-          <w:rFonts w:ascii="Times New Roman" w:cs="Times New Roman" w:eastAsia="Times New Roman" w:hAnsi="Times New Roman"/>
-          <w:b w:val="false"/>
-          <w:bCs w:val="false"/>
-          <w:i w:val="false"/>
-          <w:iCs w:val="false"/>
-          <w:color w:val="1E293B"/>
-          <w:sz w:val="26"/>
-          <w:szCs w:val="26"/>
-        </w:rPr>
-        <w:t xml:space="preserve">Cơ chế tự động làm mới Access Token mà không làm gián đoạn trải nghiệm người dùng khi token 5 phút hết hạn:</w:t>
+        <w:t xml:space="preserve">6.4. Sơ đồ Tuần tự Luồng Xác thực và Silent Token Refresh (JWT Lifecycle)</w:t>
       </w:r>
     </w:p>
     <w:p>
@@ -9335,7 +10655,7 @@
           <w:sz w:val="24"/>
           <w:szCs w:val="24"/>
         </w:rPr>
-        <w:t xml:space="preserve">Sơ đồ 5.4: Vòng đời JWT và Cơ chế Tự động Làm mới Token (Silent Refresh)</w:t>
+        <w:t xml:space="preserve">Sơ đồ 6.4: Vòng đời JWT và Cơ chế Tự động Làm mới Token (Silent Refresh)</w:t>
       </w:r>
     </w:p>
     <w:p>
@@ -9877,26 +11197,7 @@
           <w:sz w:val="28"/>
           <w:szCs w:val="28"/>
         </w:rPr>
-        <w:t xml:space="preserve">5.5. Sơ đồ Luồng Quét và Thanh toán Mã VietQR Chuẩn EMVCo</w:t>
-      </w:r>
-    </w:p>
-    <w:p>
-      <w:pPr>
-        <w:spacing w:after="60" w:before="60"/>
-        <w:jc w:val="both"/>
-      </w:pPr>
-      <w:r>
-        <w:rPr>
-          <w:rFonts w:ascii="Times New Roman" w:cs="Times New Roman" w:eastAsia="Times New Roman" w:hAnsi="Times New Roman"/>
-          <w:b w:val="false"/>
-          <w:bCs w:val="false"/>
-          <w:i w:val="false"/>
-          <w:iCs w:val="false"/>
-          <w:color w:val="1E293B"/>
-          <w:sz w:val="26"/>
-          <w:szCs w:val="26"/>
-        </w:rPr>
-        <w:t xml:space="preserve">Quy trình từ lúc mở camera quét mã QR thanh toán đến khi chuyển mạch Napas gạch nợ thành công:</w:t>
+        <w:t xml:space="preserve">6.5. Sơ đồ Luồng Quét và Thanh toán Mã VietQR Chuẩn EMVCo</w:t>
       </w:r>
     </w:p>
     <w:p>
@@ -9915,7 +11216,7 @@
           <w:sz w:val="24"/>
           <w:szCs w:val="24"/>
         </w:rPr>
-        <w:t xml:space="preserve">Sơ đồ 5.5: Quy trình Quét và Thanh toán VietQR Chuẩn EMVCo</w:t>
+        <w:t xml:space="preserve">Sơ đồ 6.5: Quy trình Quét và Thanh toán VietQR Chuẩn EMVCo</w:t>
       </w:r>
     </w:p>
     <w:p>
@@ -10292,26 +11593,7 @@
           <w:sz w:val="28"/>
           <w:szCs w:val="28"/>
         </w:rPr>
-        <w:t xml:space="preserve">5.6. Sơ đồ Quản lý Trạng thái và Chuyển đổi Theme Sáng/Tối (Light/Dark Mode State Flow)</w:t>
-      </w:r>
-    </w:p>
-    <w:p>
-      <w:pPr>
-        <w:spacing w:after="60" w:before="60"/>
-        <w:jc w:val="both"/>
-      </w:pPr>
-      <w:r>
-        <w:rPr>
-          <w:rFonts w:ascii="Times New Roman" w:cs="Times New Roman" w:eastAsia="Times New Roman" w:hAnsi="Times New Roman"/>
-          <w:b w:val="false"/>
-          <w:bCs w:val="false"/>
-          <w:i w:val="false"/>
-          <w:iCs w:val="false"/>
-          <w:color w:val="1E293B"/>
-          <w:sz w:val="26"/>
-          <w:szCs w:val="26"/>
-        </w:rPr>
-        <w:t xml:space="preserve">Cơ chế phản ứng tức thì (Instant Theme Toggle) phân phối token màu sắc đến hơn 25 màn hình:</w:t>
+        <w:t xml:space="preserve">6.6. Sơ đồ Quản lý Trạng thái và Chuyển đổi Theme Sáng/Tối (Light/Dark Mode State Flow)</w:t>
       </w:r>
     </w:p>
     <w:p>
@@ -10330,7 +11612,7 @@
           <w:sz w:val="24"/>
           <w:szCs w:val="24"/>
         </w:rPr>
-        <w:t xml:space="preserve">Sơ đồ 5.6: Luồng Quản lý Trạng thái Theme Sáng/Tối Toàn Ứng Dụng</w:t>
+        <w:t xml:space="preserve">Sơ đồ 6.6: Luồng Quản lý Trạng thái Theme Sáng/Tối Toàn Ứng Dụng</w:t>
       </w:r>
     </w:p>
     <w:p>
@@ -10692,7 +11974,7 @@
           <w:sz w:val="32"/>
           <w:szCs w:val="32"/>
         </w:rPr>
-        <w:t xml:space="preserve">PHẦN 6: CÔNG NGHỆ, THƯ VIỆN VÀ TỔNG QUAN FRONTEND</w:t>
+        <w:t xml:space="preserve">PHẦN 7: CÔNG NGHỆ, THƯ VIỆN VÀ TỔNG QUAN FRONTEND</w:t>
       </w:r>
     </w:p>
     <w:p>
@@ -10709,7 +11991,7 @@
           <w:sz w:val="28"/>
           <w:szCs w:val="28"/>
         </w:rPr>
-        <w:t xml:space="preserve">6.1. Danh mục Thư viện Frontend sử dụng trong dự án</w:t>
+        <w:t xml:space="preserve">7.1. Danh mục Thư viện Frontend sử dụng trong dự án</w:t>
       </w:r>
     </w:p>
     <w:tbl>
@@ -11771,7 +13053,7 @@
           <w:sz w:val="28"/>
           <w:szCs w:val="28"/>
         </w:rPr>
-        <w:t xml:space="preserve">6.2. Hệ thống Theme &amp; Chế độ Tối (Dark Mode)</w:t>
+        <w:t xml:space="preserve">7.2. Hệ thống Theme &amp; Chế độ Tối (Dark Mode)</w:t>
       </w:r>
     </w:p>
     <w:p>
@@ -11878,7 +13160,7 @@
           <w:sz w:val="32"/>
           <w:szCs w:val="32"/>
         </w:rPr>
-        <w:t xml:space="preserve">PHẦN 7: CHI TIẾT 10 LUỒNG NGƯỜI DÙNG VÀ HƠN 25 MÀN HÌNH</w:t>
+        <w:t xml:space="preserve">PHẦN 8: CHI TIẾT 10 LUỒNG NGƯỜI DÙNG VÀ HƠN 25 MÀN HÌNH</w:t>
       </w:r>
     </w:p>
     <w:p>
@@ -11895,7 +13177,7 @@
           <w:sz w:val="28"/>
           <w:szCs w:val="28"/>
         </w:rPr>
-        <w:t xml:space="preserve">7.1. Luồng 1: Xác thực, Đăng ký, Đăng nhập &amp; Bảo mật Sinh trắc học</w:t>
+        <w:t xml:space="preserve">8.1. Luồng 1: Xác thực, Đăng ký, Đăng nhập &amp; Bảo mật Sinh trắc học</w:t>
       </w:r>
     </w:p>
     <w:p>
@@ -12032,7 +13314,7 @@
           <w:sz w:val="28"/>
           <w:szCs w:val="28"/>
         </w:rPr>
-        <w:t xml:space="preserve">7.2. Luồng 2: Trang chủ, Số dư Khả dụng &amp; Lưới Dịch vụ Nhanh</w:t>
+        <w:t xml:space="preserve">8.2. Luồng 2: Trang chủ, Số dư Khả dụng &amp; Lưới Dịch vụ Nhanh</w:t>
       </w:r>
     </w:p>
     <w:p>
@@ -12169,7 +13451,7 @@
           <w:sz w:val="28"/>
           <w:szCs w:val="28"/>
         </w:rPr>
-        <w:t xml:space="preserve">7.3. Luồng 3: Chuyển tiền Nội bộ &amp; Chuyển tiền Liên ngân hàng Napas 24/7</w:t>
+        <w:t xml:space="preserve">8.3. Luồng 3: Chuyển tiền Nội bộ &amp; Chuyển tiền Liên ngân hàng Napas 24/7</w:t>
       </w:r>
     </w:p>
     <w:p>
@@ -12336,7 +13618,7 @@
           <w:sz w:val="28"/>
           <w:szCs w:val="28"/>
         </w:rPr>
-        <w:t xml:space="preserve">7.4. Luồng 4: Quét mã VietQR và Tạo mã QR cá nhân</w:t>
+        <w:t xml:space="preserve">8.4. Luồng 4: Quét mã VietQR và Tạo mã QR cá nhân</w:t>
       </w:r>
     </w:p>
     <w:p>
@@ -12413,7 +13695,7 @@
           <w:sz w:val="28"/>
           <w:szCs w:val="28"/>
         </w:rPr>
-        <w:t xml:space="preserve">7.5. Luồng 5: Quản lý Thẻ ngân hàng &amp; Hạn mức Chi tiêu</w:t>
+        <w:t xml:space="preserve">8.5. Luồng 5: Quản lý Thẻ ngân hàng &amp; Hạn mức Chi tiêu</w:t>
       </w:r>
     </w:p>
     <w:p>
@@ -12490,7 +13772,7 @@
           <w:sz w:val="28"/>
           <w:szCs w:val="28"/>
         </w:rPr>
-        <w:t xml:space="preserve">7.6. Luồng 6: Thanh toán Hóa đơn &amp; Nạp tiền Dịch vụ</w:t>
+        <w:t xml:space="preserve">8.6. Luồng 6: Thanh toán Hóa đơn &amp; Nạp tiền Dịch vụ</w:t>
       </w:r>
     </w:p>
     <w:p>
@@ -12567,7 +13849,7 @@
           <w:sz w:val="28"/>
           <w:szCs w:val="28"/>
         </w:rPr>
-        <w:t xml:space="preserve">7.7. Luồng 7: Lịch sử Giao dịch &amp; Xuất Báo cáo Sao kê</w:t>
+        <w:t xml:space="preserve">8.7. Luồng 7: Lịch sử Giao dịch &amp; Xuất Báo cáo Sao kê</w:t>
       </w:r>
     </w:p>
     <w:p>
@@ -12644,7 +13926,7 @@
           <w:sz w:val="28"/>
           <w:szCs w:val="28"/>
         </w:rPr>
-        <w:t xml:space="preserve">7.8. Luồng 8: Trung tâm Trợ giúp Chuẩn Ngân Hàng Việt Nam</w:t>
+        <w:t xml:space="preserve">8.8. Luồng 8: Trung tâm Trợ giúp Chuẩn Ngân Hàng Việt Nam</w:t>
       </w:r>
     </w:p>
     <w:p>
@@ -12691,7 +13973,7 @@
           <w:sz w:val="28"/>
           <w:szCs w:val="28"/>
         </w:rPr>
-        <w:t xml:space="preserve">7.9. Luồng 9: Điều khoản Dịch vụ Pháp chế Ngân hàng</w:t>
+        <w:t xml:space="preserve">8.9. Luồng 9: Điều khoản Dịch vụ Pháp chế Ngân hàng</w:t>
       </w:r>
     </w:p>
     <w:p>
@@ -12738,7 +14020,7 @@
           <w:sz w:val="28"/>
           <w:szCs w:val="28"/>
         </w:rPr>
-        <w:t xml:space="preserve">7.10. Luồng 10: Cài đặt Hệ thống &amp; Dark Mode</w:t>
+        <w:t xml:space="preserve">8.10. Luồng 10: Cài đặt Hệ thống &amp; Dark Mode</w:t>
       </w:r>
     </w:p>
     <w:p>
@@ -12785,7 +14067,7 @@
           <w:sz w:val="32"/>
           <w:szCs w:val="32"/>
         </w:rPr>
-        <w:t xml:space="preserve">PHẦN 8: HƯỚNG DẪN CÀI ĐẶT, KHỞI CHẠY VÀ BUILD APK</w:t>
+        <w:t xml:space="preserve">PHẦN 9: HƯỚNG DẪN CÀI ĐẶT, KHỞI CHẠY VÀ BUILD APK</w:t>
       </w:r>
     </w:p>
     <w:p>
@@ -12802,7 +14084,7 @@
           <w:sz w:val="28"/>
           <w:szCs w:val="28"/>
         </w:rPr>
-        <w:t xml:space="preserve">8.1. Hướng dẫn khởi chạy ứng dụng Frontend</w:t>
+        <w:t xml:space="preserve">9.1. Hướng dẫn khởi chạy ứng dụng Frontend</w:t>
       </w:r>
     </w:p>
     <w:p>
@@ -12978,7 +14260,7 @@
           <w:sz w:val="28"/>
           <w:szCs w:val="28"/>
         </w:rPr>
-        <w:t xml:space="preserve">8.2. Hướng dẫn đóng gói Release APK cục bộ (100% Offline)</w:t>
+        <w:t xml:space="preserve">9.2. Hướng dẫn đóng gói Release APK cục bộ (100% Offline)</w:t>
       </w:r>
     </w:p>
     <w:p>
@@ -13082,7 +14364,7 @@
           <w:sz w:val="32"/>
           <w:szCs w:val="32"/>
         </w:rPr>
-        <w:t xml:space="preserve">PHẦN 9: KẾT LUẬN VÀ BẢNG TỰ ĐÁNH GIÁ ĐIỂM 10</w:t>
+        <w:t xml:space="preserve">PHẦN 10: KẾT LUẬN VÀ BẢNG TỰ ĐÁNH GIÁ ĐIỂM 10</w:t>
       </w:r>
     </w:p>
     <w:p>
@@ -13101,7 +14383,7 @@
           <w:sz w:val="26"/>
           <w:szCs w:val="26"/>
         </w:rPr>
-        <w:t xml:space="preserve">Dự án "Sen Hồng Bank (SenBank)" của Nhóm 6 đã đạt đến độ hoàn thiện cao nhất, đáp ứng xuất sắc toàn diện mọi tiêu chí đề bài của Giảng viên về công nghệ, điều hướng, quy mô màn hình, validation, kiến trúc backend Core Banking chuẩn mực, hệ thống sơ đồ trực quan và nhận diện thương hiệu.</w:t>
+        <w:t xml:space="preserve">Dự án "Sen Hồng Bank (SenBank)" của Nhóm 6 đã đạt đến độ hoàn thiện cao nhất, đáp ứng xuất sắc toàn diện mọi tiêu chí đề bài của Giảng viên về công nghệ, điều hướng, quy mô màn hình, validation, phân tích thiết kế SRS/SDD chuẩn mực, kiến trúc backend Core Banking, hệ thống sơ đồ trực quan và nhận diện thương hiệu.</w:t>
       </w:r>
     </w:p>
     <w:p>
@@ -13162,6 +14444,36 @@
           <w:szCs w:val="26"/>
         </w:rPr>
         <w:t xml:space="preserve">: 25+ màn hình nghiệp vụ hoàn chỉnh (vượt 500% yêu cầu).</w:t>
+      </w:r>
+    </w:p>
+    <w:p>
+      <w:pPr>
+        <w:pStyle w:val="ListParagraph"/>
+        <w:numPr>
+          <w:ilvl w:val="0"/>
+          <w:numId w:val="1"/>
+        </w:numPr>
+        <w:spacing w:after="40" w:before="40"/>
+      </w:pPr>
+      <w:r>
+        <w:rPr>
+          <w:rFonts w:ascii="Times New Roman" w:cs="Times New Roman" w:eastAsia="Times New Roman" w:hAnsi="Times New Roman"/>
+          <w:b/>
+          <w:bCs/>
+          <w:color w:val="1E293B"/>
+          <w:sz w:val="26"/>
+          <w:szCs w:val="26"/>
+        </w:rPr>
+        <w:t xml:space="preserve">Phân tích &amp; Thiết kế phần mềm</w:t>
+      </w:r>
+      <w:r>
+        <w:rPr>
+          <w:rFonts w:ascii="Times New Roman" w:cs="Times New Roman" w:eastAsia="Times New Roman" w:hAnsi="Times New Roman"/>
+          <w:color w:val="1E293B"/>
+          <w:sz w:val="26"/>
+          <w:szCs w:val="26"/>
+        </w:rPr>
+        <w:t xml:space="preserve">: Đầy đủ tài liệu SRS/SDD, 7 FRs, 5 NFRs, ERD Database 3NF, API Contracts.</w:t>
       </w:r>
     </w:p>
     <w:p>
